--- a/docs/Life_Pilot_使用者操作說明.docx
+++ b/docs/Life_Pilot_使用者操作說明.docx
@@ -43,7 +43,7 @@
         <w:t>文件版本：</w:t>
       </w:r>
       <w:r>
-        <w:t>2026-09-08</w:t>
+        <w:t>2026-09-14</w:t>
       </w:r>
       <w:r>
         <w:br/>
@@ -5300,6 +5300,216 @@
       <w:r>
         <w:t>邀請或分享異動完成後會顯示成功訊息；失敗時會保留資料並顯示錯誤訊息。</w:t>
       </w:r>
+      <w:r>
+        <w:br w:type="page"/>
+      </w:r>
+    </w:p>
+    <w:p>
+      <w:pPr>
+        <w:pStyle w:val="1"/>
+      </w:pPr>
+      <w:r>
+        <w:t>2026 年 9 月 14 日首頁回憶與資料同步修正</w:t>
+      </w:r>
+    </w:p>
+    <w:p>
+      <w:pPr>
+        <w:pStyle w:val="21"/>
+      </w:pPr>
+      <w:r>
+        <w:t>從首頁加入回憶</w:t>
+      </w:r>
+    </w:p>
+    <w:p>
+      <w:r>
+        <w:t>在首頁的今日行程完成操作中勾選加入回憶後，系統會將該行程複製到回憶走廊。雲端模式寫入 Supabase，本機模式寫入目前瀏覽器、手機、平板或電腦的本機資料庫。</w:t>
+      </w:r>
+    </w:p>
+    <w:p>
+      <w:pPr>
+        <w:pStyle w:val="a0"/>
+      </w:pPr>
+      <w:r>
+        <w:t>行程已有國家代碼時會沿用；舊行程沒有國家資料時會自動使用 TW，避免因必填欄位缺少而儲存失敗。</w:t>
+      </w:r>
+    </w:p>
+    <w:p>
+      <w:pPr>
+        <w:pStyle w:val="a0"/>
+      </w:pPr>
+      <w:r>
+        <w:t>成功後會顯示加入回憶成功；再次加入同一筆資料時仍依既有重複資料規則處理。</w:t>
+      </w:r>
+    </w:p>
+    <w:p>
+      <w:pPr>
+        <w:pStyle w:val="a0"/>
+      </w:pPr>
+      <w:r>
+        <w:t>本機模式的回憶只會出現在同一裝置與同一瀏覽器資料中；清除網站資料後無法自動復原。</w:t>
+      </w:r>
+    </w:p>
+    <w:p>
+      <w:pPr>
+        <w:pStyle w:val="21"/>
+      </w:pPr>
+      <w:r>
+        <w:t>方案與版本文字</w:t>
+      </w:r>
+    </w:p>
+    <w:p>
+      <w:pPr>
+        <w:pStyle w:val="a0"/>
+      </w:pPr>
+      <w:r>
+        <w:t>目前是免費雲端方案且沒有到期日時，才顯示免費帳戶三個月無活動的提醒。</w:t>
+      </w:r>
+    </w:p>
+    <w:p>
+      <w:pPr>
+        <w:pStyle w:val="a0"/>
+      </w:pPr>
+      <w:r>
+        <w:t>目前是雲端付費或本機付費方案時，不再顯示免費帳戶提醒，避免誤認方案已降級。</w:t>
+      </w:r>
+    </w:p>
+    <w:p>
+      <w:pPr>
+        <w:pStyle w:val="a0"/>
+      </w:pPr>
+      <w:r>
+        <w:t>付費方案名稱會直接包含版本，例如雲端 2026-Q3或本機 2026-Q3，不再只顯示容易混淆的 Plus。</w:t>
+      </w:r>
+    </w:p>
+    <w:p>
+      <w:pPr>
+        <w:pStyle w:val="a0"/>
+      </w:pPr>
+      <w:r>
+        <w:t>下次付款適用版本會分別顯示為下次付款適用：雲端 版本號與下次付款適用：本機 版本號。</w:t>
+      </w:r>
+    </w:p>
+    <w:p>
+      <w:pPr>
+        <w:pStyle w:val="21"/>
+      </w:pPr>
+      <w:r>
+        <w:t>共用行事曆操作</w:t>
+      </w:r>
+    </w:p>
+    <w:p>
+      <w:r>
+        <w:t>共用行事曆視窗只保留最外層的一個捲動區。三個清單依序為邀請區塊、接收區塊、選擇要分享的事件，預設全部收合；需要時按右側箭頭展開。</w:t>
+      </w:r>
+    </w:p>
+    <w:p>
+      <w:pPr>
+        <w:pStyle w:val="a0"/>
+      </w:pPr>
+      <w:r>
+        <w:t>按可分享事件的箭頭後選取事件，再輸入對方帳號並送出邀請。</w:t>
+      </w:r>
+    </w:p>
+    <w:p>
+      <w:pPr>
+        <w:pStyle w:val="a0"/>
+      </w:pPr>
+      <w:r>
+        <w:t>按已送出邀請的箭頭可查看對象；有效邀請可再展開個別事件並逐筆取消分享。</w:t>
+      </w:r>
+    </w:p>
+    <w:p>
+      <w:pPr>
+        <w:pStyle w:val="a0"/>
+      </w:pPr>
+      <w:r>
+        <w:t>對方拒絕或停止接收後，該邀請不再顯示事件明細箭頭；原本綁定的分享明細會清除。</w:t>
+      </w:r>
+    </w:p>
+    <w:p>
+      <w:pPr>
+        <w:pStyle w:val="a0"/>
+      </w:pPr>
+      <w:r>
+        <w:t>已收到邀請可在區塊展開後接受、拒絕或停止接收。</w:t>
+      </w:r>
+    </w:p>
+    <w:p>
+      <w:pPr>
+        <w:pStyle w:val="21"/>
+      </w:pPr>
+      <w:r>
+        <w:t>清除資料後的畫面更新</w:t>
+      </w:r>
+    </w:p>
+    <w:p>
+      <w:r>
+        <w:t>執行清除超額資料或清空全部資料並確認成功後，系統會立即重新計算額度，清除首頁與行事曆快取，並讓記帳與積分帳戶重新依目前的雲端或本機模式讀取。</w:t>
+      </w:r>
+    </w:p>
+    <w:p>
+      <w:pPr>
+        <w:pStyle w:val="a0"/>
+      </w:pPr>
+      <w:r>
+        <w:t>清空本機資料後再切回雲端，不會暫時顯示已刪除的本機記帳或積分帳戶。</w:t>
+      </w:r>
+    </w:p>
+    <w:p>
+      <w:pPr>
+        <w:pStyle w:val="a0"/>
+      </w:pPr>
+      <w:r>
+        <w:t>清除完成後不需要先進入帳戶明細再返回，帳戶清單就會反映最新資料。</w:t>
+      </w:r>
+    </w:p>
+    <w:p>
+      <w:pPr>
+        <w:pStyle w:val="a0"/>
+      </w:pPr>
+      <w:r>
+        <w:t>若重新載入過程遇到網路錯誤，已完成的刪除不會復原；可稍後重新整理畫面。</w:t>
+      </w:r>
+    </w:p>
+    <w:p>
+      <w:pPr>
+        <w:pStyle w:val="21"/>
+      </w:pPr>
+      <w:r>
+        <w:t>共用行事曆區塊順序與關鍵字搜尋</w:t>
+      </w:r>
+    </w:p>
+    <w:p>
+      <w:pPr>
+        <w:pStyle w:val="a0"/>
+      </w:pPr>
+      <w:r>
+        <w:t>邀請區塊可輸入關鍵字搜尋已邀請的帳號；接收區塊可搜尋分享者帳號。</w:t>
+      </w:r>
+    </w:p>
+    <w:p>
+      <w:pPr>
+        <w:pStyle w:val="a0"/>
+      </w:pPr>
+      <w:r>
+        <w:t>選擇要分享的事件可用事件名稱或日期搜尋；搜尋後的全選只影響目前篩選結果，不會取消先前在其他搜尋結果中已選的事件。</w:t>
+      </w:r>
+    </w:p>
+    <w:p>
+      <w:pPr>
+        <w:pStyle w:val="a0"/>
+      </w:pPr>
+      <w:r>
+        <w:t>每個搜尋欄位右側提供清除按鈕。清除後立即恢復該區塊全部資料。</w:t>
+      </w:r>
+    </w:p>
+    <w:p>
+      <w:pPr>
+        <w:pStyle w:val="a0"/>
+      </w:pPr>
+      <w:r>
+        <w:t>三個區塊的筆數會隨搜尋結果更新，整個視窗仍只有最外層一個捲動區。</w:t>
+      </w:r>
     </w:p>
     <w:sectPr>
       <w:footerReference w:type="default" r:id="rId8"/>

--- a/docs/Life_Pilot_使用者操作說明.docx
+++ b/docs/Life_Pilot_使用者操作說明.docx
@@ -5511,6 +5511,64 @@
         <w:t>三個區塊的筆數會隨搜尋結果更新，整個視窗仍只有最外層一個捲動區。</w:t>
       </w:r>
     </w:p>
+    <w:p>
+      <w:pPr>
+        <w:pStyle w:val="21"/>
+      </w:pPr>
+      <w:r>
+        <w:t>行事曆事件與記帳帳戶連結</w:t>
+      </w:r>
+    </w:p>
+    <w:p>
+      <w:r>
+        <w:t>從首頁或行事曆完成事件並記帳後，Life Pilot 會記住該筆事件最近一次使用的記帳帳戶。之後在行事曆再次點選事件旁的 Coin 圖示，會直接開啟該帳戶的新增明細畫面，不必重新選擇帳戶。</w:t>
+      </w:r>
+    </w:p>
+    <w:p>
+      <w:pPr>
+        <w:pStyle w:val="a0"/>
+      </w:pPr>
+      <w:r>
+        <w:t>同一事件若曾記到不同帳戶，系統會開啟最近一次使用的帳戶。</w:t>
+      </w:r>
+    </w:p>
+    <w:p>
+      <w:pPr>
+        <w:pStyle w:val="a0"/>
+      </w:pPr>
+      <w:r>
+        <w:t>本機模式與雲端模式都適用；關聯會跟著記帳明細儲存在目前選用的位置。</w:t>
+      </w:r>
+    </w:p>
+    <w:p>
+      <w:pPr>
+        <w:pStyle w:val="a0"/>
+      </w:pPr>
+      <w:r>
+        <w:t>若事件從未記帳、舊明細沒有事件關聯，或原帳戶已刪除，系統才會再次要求選擇帳戶。</w:t>
+      </w:r>
+    </w:p>
+    <w:p>
+      <w:pPr>
+        <w:pStyle w:val="a0"/>
+      </w:pPr>
+      <w:r>
+        <w:t>從首頁把推薦活動或推薦景點加入行事曆時，第一次加入也會先顯示確認視窗；按取消不會新增。</w:t>
+      </w:r>
+    </w:p>
+    <w:p>
+      <w:pPr>
+        <w:pStyle w:val="21"/>
+      </w:pPr>
+      <w:r>
+        <w:t>首頁帳戶選單顯示</w:t>
+      </w:r>
+    </w:p>
+    <w:p>
+      <w:r>
+        <w:t>首頁記帳與積分卡片會依實際可用寬度排列標題、加號與帳戶選單。放得下時維持同一列；放不下時才把操作列移到標題下方。帳戶名稱可辨識至少約八個英文字母，標題會完整顯示，不使用刪節號。推薦活動與推薦景點的標題和城市選擇也採用相同規則，手機與 Web 行為一致。</w:t>
+      </w:r>
+    </w:p>
     <w:sectPr>
       <w:footerReference w:type="default" r:id="rId8"/>
       <w:pgSz w:w="12240" w:h="15840"/>

--- a/docs/Life_Pilot_使用者操作說明.docx
+++ b/docs/Life_Pilot_使用者操作說明.docx
@@ -5568,6 +5568,573 @@
       <w:r>
         <w:t>首頁記帳與積分卡片會依實際可用寬度排列標題、加號與帳戶選單。放得下時維持同一列；放不下時才把操作列移到標題下方。帳戶名稱可辨識至少約八個英文字母，標題會完整顯示，不使用刪節號。推薦活動與推薦景點的標題和城市選擇也採用相同規則，手機與 Web 行為一致。</w:t>
       </w:r>
+      <w:r>
+        <w:br w:type="page"/>
+      </w:r>
+    </w:p>
+    <w:p>
+      <w:pPr>
+        <w:pStyle w:val="1"/>
+      </w:pPr>
+      <w:r>
+        <w:t>2026 年 9 月推薦內容與行程串接更新</w:t>
+      </w:r>
+    </w:p>
+    <w:p>
+      <w:pPr>
+        <w:spacing w:after="160"/>
+      </w:pPr>
+      <w:r>
+        <w:t>本章說明如何從首頁、推薦活動與推薦景點加入單日行程，以及完成行程時一併建立回憶、收支與積分紀錄。</w:t>
+      </w:r>
+    </w:p>
+    <w:p>
+      <w:pPr>
+        <w:pStyle w:val="21"/>
+      </w:pPr>
+      <w:r>
+        <w:t>從推薦內容加入行事曆</w:t>
+      </w:r>
+    </w:p>
+    <w:p>
+      <w:pPr>
+        <w:pStyle w:val="a0"/>
+        <w:spacing w:after="80"/>
+      </w:pPr>
+      <w:r>
+        <w:t>首頁、推薦活動頁與推薦景點頁都會在加入前顯示確認視窗，不會只因勾選或點擊就直接建立行程。</w:t>
+      </w:r>
+    </w:p>
+    <w:p>
+      <w:pPr>
+        <w:pStyle w:val="a0"/>
+        <w:spacing w:after="80"/>
+      </w:pPr>
+      <w:r>
+        <w:t>在確認視窗中可修改日期與時間；按下確認後，行事曆會使用畫面上最後選定的日期與時間。</w:t>
+      </w:r>
+    </w:p>
+    <w:p>
+      <w:pPr>
+        <w:pStyle w:val="a0"/>
+        <w:spacing w:after="80"/>
+      </w:pPr>
+      <w:r>
+        <w:t>從推薦活動或推薦景點建立的行程一律視為單日行程，不另存結束日期。若活動本身跨日，原始推薦資料仍會保留，只有新增到個人行事曆的副本採單日方式。</w:t>
+      </w:r>
+    </w:p>
+    <w:p>
+      <w:pPr>
+        <w:pStyle w:val="a0"/>
+        <w:spacing w:after="80"/>
+      </w:pPr>
+      <w:r>
+        <w:t>若相同內容已存在行事曆，系統會先提示，再由使用者決定是否重複加入。</w:t>
+      </w:r>
+    </w:p>
+    <w:p>
+      <w:pPr>
+        <w:pStyle w:val="a0"/>
+        <w:spacing w:after="80"/>
+      </w:pPr>
+      <w:r>
+        <w:t>加入成功後會同步更新行事曆快取；首頁只顯示今天起三天內的近期行程，較晚日期的行程請到行事曆查看。</w:t>
+      </w:r>
+    </w:p>
+    <w:p>
+      <w:pPr>
+        <w:pStyle w:val="21"/>
+      </w:pPr>
+      <w:r>
+        <w:t>完成行程並建立相關紀錄</w:t>
+      </w:r>
+    </w:p>
+    <w:p>
+      <w:pPr>
+        <w:pStyle w:val="a0"/>
+        <w:spacing w:after="80"/>
+      </w:pPr>
+      <w:r>
+        <w:t>完成行程時可自行勾選是否建立回憶、收支與積分；預設不勾選加入回憶。</w:t>
+      </w:r>
+    </w:p>
+    <w:p>
+      <w:pPr>
+        <w:pStyle w:val="a0"/>
+        <w:spacing w:after="80"/>
+      </w:pPr>
+      <w:r>
+        <w:t>同時建立收支與積分時，兩筆紀錄共用同一組日期與時間，方便日後對照同一趟行程。</w:t>
+      </w:r>
+    </w:p>
+    <w:p>
+      <w:pPr>
+        <w:pStyle w:val="a0"/>
+        <w:spacing w:after="80"/>
+      </w:pPr>
+      <w:r>
+        <w:t>建立收支時可選帳戶、收入或支出、金額與分類；建立積分時可選帳戶、加分或減分、分數與分類。</w:t>
+      </w:r>
+    </w:p>
+    <w:p>
+      <w:pPr>
+        <w:pStyle w:val="a0"/>
+        <w:spacing w:after="80"/>
+      </w:pPr>
+      <w:r>
+        <w:t>送出前的確認視窗會列出名稱、數值、分類、日期與時間。確認資料正確後再儲存。</w:t>
+      </w:r>
+    </w:p>
+    <w:p>
+      <w:pPr>
+        <w:pStyle w:val="21"/>
+      </w:pPr>
+      <w:r>
+        <w:t>日期時間與畫面更新檢查</w:t>
+      </w:r>
+      <w:r>
+        <w:br w:type="page"/>
+      </w:r>
+    </w:p>
+    <w:tbl>
+      <w:tblPr>
+        <w:tblStyle w:val="aff2"/>
+        <w:tblW w:type="auto" w:w="0"/>
+        <w:tblLayout w:type="autofit"/>
+        <w:tblLook w:firstColumn="1" w:firstRow="1" w:lastColumn="0" w:lastRow="0" w:noHBand="0" w:noVBand="1" w:val="04A0"/>
+      </w:tblPr>
+      <w:tblGrid>
+        <w:gridCol w:w="3324"/>
+        <w:gridCol w:w="3324"/>
+        <w:gridCol w:w="3324"/>
+      </w:tblGrid>
+      <w:tr>
+        <w:trPr>
+          <w:tblHeader w:val="true"/>
+        </w:trPr>
+        <w:tc>
+          <w:tcPr>
+            <w:tcW w:type="dxa" w:w="3324"/>
+            <w:vAlign w:val="center"/>
+            <w:tcMar>
+              <w:top w:w="90" w:type="dxa"/>
+              <w:left w:w="110" w:type="dxa"/>
+              <w:bottom w:w="90" w:type="dxa"/>
+              <w:right w:w="110" w:type="dxa"/>
+            </w:tcMar>
+            <w:shd w:fill="D9EAF7"/>
+          </w:tcPr>
+          <w:p>
+            <w:pPr>
+              <w:spacing w:after="40" w:line="259" w:lineRule="auto"/>
+            </w:pPr>
+            <w:r>
+              <w:rPr>
+                <w:b/>
+                <w:sz w:val="21"/>
+              </w:rPr>
+              <w:t>情境</w:t>
+            </w:r>
+          </w:p>
+        </w:tc>
+        <w:tc>
+          <w:tcPr>
+            <w:tcW w:type="dxa" w:w="3324"/>
+            <w:vAlign w:val="center"/>
+            <w:tcMar>
+              <w:top w:w="90" w:type="dxa"/>
+              <w:left w:w="110" w:type="dxa"/>
+              <w:bottom w:w="90" w:type="dxa"/>
+              <w:right w:w="110" w:type="dxa"/>
+            </w:tcMar>
+            <w:shd w:fill="D9EAF7"/>
+          </w:tcPr>
+          <w:p>
+            <w:pPr>
+              <w:spacing w:after="40" w:line="259" w:lineRule="auto"/>
+            </w:pPr>
+            <w:r>
+              <w:rPr>
+                <w:b/>
+                <w:sz w:val="21"/>
+              </w:rPr>
+              <w:t>應看到的結果</w:t>
+            </w:r>
+          </w:p>
+        </w:tc>
+        <w:tc>
+          <w:tcPr>
+            <w:tcW w:type="dxa" w:w="3324"/>
+            <w:vAlign w:val="center"/>
+            <w:tcMar>
+              <w:top w:w="90" w:type="dxa"/>
+              <w:left w:w="110" w:type="dxa"/>
+              <w:bottom w:w="90" w:type="dxa"/>
+              <w:right w:w="110" w:type="dxa"/>
+            </w:tcMar>
+            <w:shd w:fill="D9EAF7"/>
+          </w:tcPr>
+          <w:p>
+            <w:pPr>
+              <w:spacing w:after="40" w:line="259" w:lineRule="auto"/>
+            </w:pPr>
+            <w:r>
+              <w:rPr>
+                <w:b/>
+                <w:sz w:val="21"/>
+              </w:rPr>
+              <w:t>需要注意</w:t>
+            </w:r>
+          </w:p>
+        </w:tc>
+      </w:tr>
+      <w:tr>
+        <w:tc>
+          <w:tcPr>
+            <w:tcW w:type="dxa" w:w="3324"/>
+            <w:vAlign w:val="center"/>
+            <w:tcMar>
+              <w:top w:w="90" w:type="dxa"/>
+              <w:left w:w="110" w:type="dxa"/>
+              <w:bottom w:w="90" w:type="dxa"/>
+              <w:right w:w="110" w:type="dxa"/>
+            </w:tcMar>
+          </w:tcPr>
+          <w:p>
+            <w:pPr>
+              <w:spacing w:after="40" w:line="259" w:lineRule="auto"/>
+            </w:pPr>
+            <w:r>
+              <w:rPr>
+                <w:sz w:val="21"/>
+              </w:rPr>
+              <w:t>加入今天或未來三天的行程</w:t>
+            </w:r>
+          </w:p>
+        </w:tc>
+        <w:tc>
+          <w:tcPr>
+            <w:tcW w:type="dxa" w:w="3324"/>
+            <w:vAlign w:val="center"/>
+            <w:tcMar>
+              <w:top w:w="90" w:type="dxa"/>
+              <w:left w:w="110" w:type="dxa"/>
+              <w:bottom w:w="90" w:type="dxa"/>
+              <w:right w:w="110" w:type="dxa"/>
+            </w:tcMar>
+          </w:tcPr>
+          <w:p>
+            <w:pPr>
+              <w:spacing w:after="40" w:line="259" w:lineRule="auto"/>
+            </w:pPr>
+            <w:r>
+              <w:rPr>
+                <w:sz w:val="21"/>
+              </w:rPr>
+              <w:t>首頁近期行程立即出現</w:t>
+            </w:r>
+          </w:p>
+        </w:tc>
+        <w:tc>
+          <w:tcPr>
+            <w:tcW w:type="dxa" w:w="3324"/>
+            <w:vAlign w:val="center"/>
+            <w:tcMar>
+              <w:top w:w="90" w:type="dxa"/>
+              <w:left w:w="110" w:type="dxa"/>
+              <w:bottom w:w="90" w:type="dxa"/>
+              <w:right w:w="110" w:type="dxa"/>
+            </w:tcMar>
+          </w:tcPr>
+          <w:p>
+            <w:pPr>
+              <w:spacing w:after="40" w:line="259" w:lineRule="auto"/>
+            </w:pPr>
+            <w:r>
+              <w:rPr>
+                <w:sz w:val="21"/>
+              </w:rPr>
+              <w:t>若未出現，可切換頁面再回首頁確認。</w:t>
+            </w:r>
+          </w:p>
+        </w:tc>
+      </w:tr>
+      <w:tr>
+        <w:tc>
+          <w:tcPr>
+            <w:tcW w:type="dxa" w:w="3324"/>
+            <w:vAlign w:val="center"/>
+            <w:tcMar>
+              <w:top w:w="90" w:type="dxa"/>
+              <w:left w:w="110" w:type="dxa"/>
+              <w:bottom w:w="90" w:type="dxa"/>
+              <w:right w:w="110" w:type="dxa"/>
+            </w:tcMar>
+            <w:shd w:fill="F7FAFC"/>
+          </w:tcPr>
+          <w:p>
+            <w:pPr>
+              <w:spacing w:after="40" w:line="259" w:lineRule="auto"/>
+            </w:pPr>
+            <w:r>
+              <w:rPr>
+                <w:sz w:val="21"/>
+              </w:rPr>
+              <w:t>加入三天以後的行程</w:t>
+            </w:r>
+          </w:p>
+        </w:tc>
+        <w:tc>
+          <w:tcPr>
+            <w:tcW w:type="dxa" w:w="3324"/>
+            <w:vAlign w:val="center"/>
+            <w:tcMar>
+              <w:top w:w="90" w:type="dxa"/>
+              <w:left w:w="110" w:type="dxa"/>
+              <w:bottom w:w="90" w:type="dxa"/>
+              <w:right w:w="110" w:type="dxa"/>
+            </w:tcMar>
+            <w:shd w:fill="F7FAFC"/>
+          </w:tcPr>
+          <w:p>
+            <w:pPr>
+              <w:spacing w:after="40" w:line="259" w:lineRule="auto"/>
+            </w:pPr>
+            <w:r>
+              <w:rPr>
+                <w:sz w:val="21"/>
+              </w:rPr>
+              <w:t>行事曆中可找到，首頁近期區塊不顯示</w:t>
+            </w:r>
+          </w:p>
+        </w:tc>
+        <w:tc>
+          <w:tcPr>
+            <w:tcW w:type="dxa" w:w="3324"/>
+            <w:vAlign w:val="center"/>
+            <w:tcMar>
+              <w:top w:w="90" w:type="dxa"/>
+              <w:left w:w="110" w:type="dxa"/>
+              <w:bottom w:w="90" w:type="dxa"/>
+              <w:right w:w="110" w:type="dxa"/>
+            </w:tcMar>
+            <w:shd w:fill="F7FAFC"/>
+          </w:tcPr>
+          <w:p>
+            <w:pPr>
+              <w:spacing w:after="40" w:line="259" w:lineRule="auto"/>
+            </w:pPr>
+            <w:r>
+              <w:rPr>
+                <w:sz w:val="21"/>
+              </w:rPr>
+              <w:t>這是首頁顯示範圍，不代表新增失敗。</w:t>
+            </w:r>
+          </w:p>
+        </w:tc>
+      </w:tr>
+      <w:tr>
+        <w:tc>
+          <w:tcPr>
+            <w:tcW w:type="dxa" w:w="3324"/>
+            <w:vAlign w:val="center"/>
+            <w:tcMar>
+              <w:top w:w="90" w:type="dxa"/>
+              <w:left w:w="110" w:type="dxa"/>
+              <w:bottom w:w="90" w:type="dxa"/>
+              <w:right w:w="110" w:type="dxa"/>
+            </w:tcMar>
+          </w:tcPr>
+          <w:p>
+            <w:pPr>
+              <w:spacing w:after="40" w:line="259" w:lineRule="auto"/>
+            </w:pPr>
+            <w:r>
+              <w:rPr>
+                <w:sz w:val="21"/>
+              </w:rPr>
+              <w:t>選定日期與時間後建立收支或積分</w:t>
+            </w:r>
+          </w:p>
+        </w:tc>
+        <w:tc>
+          <w:tcPr>
+            <w:tcW w:type="dxa" w:w="3324"/>
+            <w:vAlign w:val="center"/>
+            <w:tcMar>
+              <w:top w:w="90" w:type="dxa"/>
+              <w:left w:w="110" w:type="dxa"/>
+              <w:bottom w:w="90" w:type="dxa"/>
+              <w:right w:w="110" w:type="dxa"/>
+            </w:tcMar>
+          </w:tcPr>
+          <w:p>
+            <w:pPr>
+              <w:spacing w:after="40" w:line="259" w:lineRule="auto"/>
+            </w:pPr>
+            <w:r>
+              <w:rPr>
+                <w:sz w:val="21"/>
+              </w:rPr>
+              <w:t>明細以選定的時間儲存並排序</w:t>
+            </w:r>
+          </w:p>
+        </w:tc>
+        <w:tc>
+          <w:tcPr>
+            <w:tcW w:type="dxa" w:w="3324"/>
+            <w:vAlign w:val="center"/>
+            <w:tcMar>
+              <w:top w:w="90" w:type="dxa"/>
+              <w:left w:w="110" w:type="dxa"/>
+              <w:bottom w:w="90" w:type="dxa"/>
+              <w:right w:w="110" w:type="dxa"/>
+            </w:tcMar>
+          </w:tcPr>
+          <w:p>
+            <w:pPr>
+              <w:spacing w:after="40" w:line="259" w:lineRule="auto"/>
+            </w:pPr>
+            <w:r>
+              <w:rPr>
+                <w:sz w:val="21"/>
+              </w:rPr>
+              <w:t>確認視窗中的日期時間應與明細一致。</w:t>
+            </w:r>
+          </w:p>
+        </w:tc>
+      </w:tr>
+      <w:tr>
+        <w:tc>
+          <w:tcPr>
+            <w:tcW w:type="dxa" w:w="3324"/>
+            <w:vAlign w:val="center"/>
+            <w:tcMar>
+              <w:top w:w="90" w:type="dxa"/>
+              <w:left w:w="110" w:type="dxa"/>
+              <w:bottom w:w="90" w:type="dxa"/>
+              <w:right w:w="110" w:type="dxa"/>
+            </w:tcMar>
+            <w:shd w:fill="F7FAFC"/>
+          </w:tcPr>
+          <w:p>
+            <w:pPr>
+              <w:spacing w:after="40" w:line="259" w:lineRule="auto"/>
+            </w:pPr>
+            <w:r>
+              <w:rPr>
+                <w:sz w:val="21"/>
+              </w:rPr>
+              <w:t>取消確認視窗</w:t>
+            </w:r>
+          </w:p>
+        </w:tc>
+        <w:tc>
+          <w:tcPr>
+            <w:tcW w:type="dxa" w:w="3324"/>
+            <w:vAlign w:val="center"/>
+            <w:tcMar>
+              <w:top w:w="90" w:type="dxa"/>
+              <w:left w:w="110" w:type="dxa"/>
+              <w:bottom w:w="90" w:type="dxa"/>
+              <w:right w:w="110" w:type="dxa"/>
+            </w:tcMar>
+            <w:shd w:fill="F7FAFC"/>
+          </w:tcPr>
+          <w:p>
+            <w:pPr>
+              <w:spacing w:after="40" w:line="259" w:lineRule="auto"/>
+            </w:pPr>
+            <w:r>
+              <w:rPr>
+                <w:sz w:val="21"/>
+              </w:rPr>
+              <w:t>不建立行程或明細</w:t>
+            </w:r>
+          </w:p>
+        </w:tc>
+        <w:tc>
+          <w:tcPr>
+            <w:tcW w:type="dxa" w:w="3324"/>
+            <w:vAlign w:val="center"/>
+            <w:tcMar>
+              <w:top w:w="90" w:type="dxa"/>
+              <w:left w:w="110" w:type="dxa"/>
+              <w:bottom w:w="90" w:type="dxa"/>
+              <w:right w:w="110" w:type="dxa"/>
+            </w:tcMar>
+            <w:shd w:fill="F7FAFC"/>
+          </w:tcPr>
+          <w:p>
+            <w:pPr>
+              <w:spacing w:after="40" w:line="259" w:lineRule="auto"/>
+            </w:pPr>
+            <w:r>
+              <w:rPr>
+                <w:sz w:val="21"/>
+              </w:rPr>
+              <w:t>取消後原始推薦內容與行程狀態不變。</w:t>
+            </w:r>
+          </w:p>
+        </w:tc>
+      </w:tr>
+    </w:tbl>
+    <w:p>
+      <w:pPr>
+        <w:pStyle w:val="1"/>
+      </w:pPr>
+      <w:r>
+        <w:t>2026 年 9 月首頁資訊收合更新</w:t>
+      </w:r>
+    </w:p>
+    <w:p>
+      <w:r>
+        <w:t>首頁將常用摘要整理成可收合區塊，先呈現近期行程與清楚的功能入口，讓手機首屏更容易閱讀。</w:t>
+      </w:r>
+    </w:p>
+    <w:p>
+      <w:pPr>
+        <w:pStyle w:val="21"/>
+      </w:pPr>
+      <w:r>
+        <w:t>展開首頁摘要</w:t>
+      </w:r>
+    </w:p>
+    <w:p>
+      <w:pPr>
+        <w:pStyle w:val="a0"/>
+        <w:spacing w:after="80"/>
+      </w:pPr>
+      <w:r>
+        <w:t>推薦活動、推薦景點、記帳與積分預設收合，只顯示標題與向下箭頭。</w:t>
+      </w:r>
+    </w:p>
+    <w:p>
+      <w:pPr>
+        <w:pStyle w:val="a0"/>
+        <w:spacing w:after="80"/>
+      </w:pPr>
+      <w:r>
+        <w:t>按下箭頭後才顯示城市、帳戶、新增按鈕、摘要與明細；再次按下箭頭可收合。</w:t>
+      </w:r>
+    </w:p>
+    <w:p>
+      <w:pPr>
+        <w:pStyle w:val="a0"/>
+        <w:spacing w:after="80"/>
+      </w:pPr>
+      <w:r>
+        <w:t>完成行程與建立回憶、收支或積分是獨立流程，即使四個摘要都收合，仍可正常使用。</w:t>
+      </w:r>
+    </w:p>
+    <w:p>
+      <w:pPr>
+        <w:pStyle w:val="a0"/>
+        <w:spacing w:after="80"/>
+      </w:pPr>
+      <w:r>
+        <w:t>下拉重新整理仍會更新首頁資料；展開區塊時會看到最新已載入的內容。</w:t>
+      </w:r>
     </w:p>
     <w:sectPr>
       <w:footerReference w:type="default" r:id="rId8"/>

--- a/docs/Life_Pilot_使用者操作說明.docx
+++ b/docs/Life_Pilot_使用者操作說明.docx
@@ -2,22 +2,12 @@
 <file path=word/document.xml><?xml version="1.0" encoding="utf-8"?>
 <w:document xmlns:wpc="http://schemas.microsoft.com/office/word/2010/wordprocessingCanvas" xmlns:mo="http://schemas.microsoft.com/office/mac/office/2008/main" xmlns:mc="http://schemas.openxmlformats.org/markup-compatibility/2006" xmlns:mv="urn:schemas-microsoft-com:mac:vml" xmlns:o="urn:schemas-microsoft-com:office:office" xmlns:r="http://schemas.openxmlformats.org/officeDocument/2006/relationships" xmlns:m="http://schemas.openxmlformats.org/officeDocument/2006/math" xmlns:v="urn:schemas-microsoft-com:vml" xmlns:wp14="http://schemas.microsoft.com/office/word/2010/wordprocessingDrawing" xmlns:wp="http://schemas.openxmlformats.org/drawingml/2006/wordprocessingDrawing" xmlns:w10="urn:schemas-microsoft-com:office:word" xmlns:w="http://schemas.openxmlformats.org/wordprocessingml/2006/main" xmlns:w14="http://schemas.microsoft.com/office/word/2010/wordml" xmlns:wpg="http://schemas.microsoft.com/office/word/2010/wordprocessingGroup" xmlns:wpi="http://schemas.microsoft.com/office/word/2010/wordprocessingInk" xmlns:wne="http://schemas.microsoft.com/office/word/2006/wordml" xmlns:wps="http://schemas.microsoft.com/office/word/2010/wordprocessingShape" mc:Ignorable="w14 wp14">
   <w:body>
-    <w:p/>
-    <w:p/>
-    <w:p/>
-    <w:p/>
     <w:p>
       <w:pPr>
         <w:pStyle w:val="Title"/>
       </w:pPr>
       <w:r>
-        <w:rPr>
-          <w:rFonts w:ascii="Noto Sans CJK TC" w:hAnsi="Noto Sans CJK TC" w:eastAsia="Noto Sans CJK TC"/>
-          <w:b/>
-          <w:color w:val="000000"/>
-          <w:sz w:val="50"/>
-        </w:rPr>
-        <w:t>Life Pilot 使用者操作說明</w:t>
+        <w:t>LIFE PILOT</w:t>
       </w:r>
     </w:p>
     <w:p>
@@ -26,25 +16,12 @@
       </w:pPr>
       <w:r>
         <w:rPr>
-          <w:rFonts w:ascii="Noto Sans CJK TC" w:hAnsi="Noto Sans CJK TC" w:eastAsia="Noto Sans CJK TC"/>
-          <w:b w:val="0"/>
-          <w:color w:val="373737"/>
-          <w:sz w:val="26"/>
+          <w:rFonts w:ascii="Microsoft JhengHei" w:hAnsi="Microsoft JhengHei" w:eastAsia="Microsoft JhengHei"/>
+          <w:b/>
+          <w:color w:val="24496B"/>
+          <w:sz w:val="44"/>
         </w:rPr>
-        <w:t>完整功能 操作流程 資料安全與常見問題</w:t>
-      </w:r>
-    </w:p>
-    <w:p/>
-    <w:p>
-      <w:pPr>
-        <w:jc w:val="center"/>
-      </w:pPr>
-      <w:r>
-        <w:rPr>
-          <w:rFonts w:ascii="Noto Sans CJK TC" w:hAnsi="Noto Sans CJK TC" w:eastAsia="Noto Sans CJK TC"/>
-          <w:sz w:val="21"/>
-        </w:rPr>
-        <w:t>適用對象  一般使用者與管理者</w:t>
+        <w:t>使用者操作說明</w:t>
       </w:r>
     </w:p>
     <w:p>
@@ -53,12 +30,132 @@
       </w:pPr>
       <w:r>
         <w:rPr>
-          <w:rFonts w:ascii="Noto Sans CJK TC" w:hAnsi="Noto Sans CJK TC" w:eastAsia="Noto Sans CJK TC"/>
-          <w:sz w:val="21"/>
+          <w:rFonts w:ascii="Microsoft JhengHei" w:hAnsi="Microsoft JhengHei" w:eastAsia="Microsoft JhengHei"/>
+          <w:b w:val="0"/>
+          <w:color w:val="505050"/>
+          <w:sz w:val="24"/>
         </w:rPr>
-        <w:t>內容基準日  2026 年 9 月 22 日</w:t>
+        <w:t>從登入、日常紀錄到本機／雲端資料管理的完整指南</w:t>
       </w:r>
     </w:p>
+    <w:p/>
+    <w:tbl>
+      <w:tblPr>
+        <w:tblStyle w:val="TableGrid"/>
+        <w:tblW w:type="auto" w:w="0"/>
+        <w:jc w:val="center"/>
+        <w:tblLook w:firstColumn="1" w:firstRow="1" w:lastColumn="0" w:lastRow="0" w:noHBand="0" w:noVBand="1" w:val="04A0"/>
+      </w:tblPr>
+      <w:tblGrid>
+        <w:gridCol w:w="4917"/>
+        <w:gridCol w:w="4917"/>
+      </w:tblGrid>
+      <w:tr>
+        <w:tc>
+          <w:tcPr>
+            <w:tcW w:type="dxa" w:w="4917"/>
+            <w:tcMar>
+              <w:top w:w="100" w:type="dxa"/>
+              <w:left w:w="100" w:type="dxa"/>
+              <w:bottom w:w="100" w:type="dxa"/>
+              <w:right w:w="100" w:type="dxa"/>
+            </w:tcMar>
+            <w:shd w:fill="EAF2F8"/>
+          </w:tcPr>
+          <w:p>
+            <w:r>
+              <w:t>版本</w:t>
+            </w:r>
+          </w:p>
+        </w:tc>
+        <w:tc>
+          <w:tcPr>
+            <w:tcW w:type="dxa" w:w="4917"/>
+            <w:tcMar>
+              <w:top w:w="100" w:type="dxa"/>
+              <w:left w:w="100" w:type="dxa"/>
+              <w:bottom w:w="100" w:type="dxa"/>
+              <w:right w:w="100" w:type="dxa"/>
+            </w:tcMar>
+          </w:tcPr>
+          <w:p>
+            <w:r>
+              <w:t>1.0</w:t>
+            </w:r>
+          </w:p>
+        </w:tc>
+      </w:tr>
+      <w:tr>
+        <w:tc>
+          <w:tcPr>
+            <w:tcW w:type="dxa" w:w="4917"/>
+            <w:tcMar>
+              <w:top w:w="100" w:type="dxa"/>
+              <w:left w:w="100" w:type="dxa"/>
+              <w:bottom w:w="100" w:type="dxa"/>
+              <w:right w:w="100" w:type="dxa"/>
+            </w:tcMar>
+            <w:shd w:fill="EAF2F8"/>
+          </w:tcPr>
+          <w:p>
+            <w:r>
+              <w:t>更新日期</w:t>
+            </w:r>
+          </w:p>
+        </w:tc>
+        <w:tc>
+          <w:tcPr>
+            <w:tcW w:type="dxa" w:w="4917"/>
+            <w:tcMar>
+              <w:top w:w="100" w:type="dxa"/>
+              <w:left w:w="100" w:type="dxa"/>
+              <w:bottom w:w="100" w:type="dxa"/>
+              <w:right w:w="100" w:type="dxa"/>
+            </w:tcMar>
+          </w:tcPr>
+          <w:p>
+            <w:r>
+              <w:t>2026 年 9 月 29 日</w:t>
+            </w:r>
+          </w:p>
+        </w:tc>
+      </w:tr>
+      <w:tr>
+        <w:tc>
+          <w:tcPr>
+            <w:tcW w:type="dxa" w:w="4917"/>
+            <w:tcMar>
+              <w:top w:w="100" w:type="dxa"/>
+              <w:left w:w="100" w:type="dxa"/>
+              <w:bottom w:w="100" w:type="dxa"/>
+              <w:right w:w="100" w:type="dxa"/>
+            </w:tcMar>
+            <w:shd w:fill="EAF2F8"/>
+          </w:tcPr>
+          <w:p>
+            <w:r>
+              <w:t>適用平台</w:t>
+            </w:r>
+          </w:p>
+        </w:tc>
+        <w:tc>
+          <w:tcPr>
+            <w:tcW w:type="dxa" w:w="4917"/>
+            <w:tcMar>
+              <w:top w:w="100" w:type="dxa"/>
+              <w:left w:w="100" w:type="dxa"/>
+              <w:bottom w:w="100" w:type="dxa"/>
+              <w:right w:w="100" w:type="dxa"/>
+            </w:tcMar>
+          </w:tcPr>
+          <w:p>
+            <w:r>
+              <w:t>Android、iOS、Web、Windows、macOS</w:t>
+            </w:r>
+          </w:p>
+        </w:tc>
+      </w:tr>
+    </w:tbl>
     <w:p>
       <w:r>
         <w:br w:type="page"/>
@@ -74,10 +171,161 @@
     </w:p>
     <w:p>
       <w:r>
-        <w:rPr>
-          <w:rFonts w:ascii="Noto Sans CJK TC" w:hAnsi="Noto Sans CJK TC" w:eastAsia="Noto Sans CJK TC"/>
-        </w:rPr>
-        <w:t>本頁列出主要章節與使用方式。可依目前工作直接跳到相關章節，不必依序閱讀。</w:t>
+        <w:t>1. 開始使用</w:t>
+      </w:r>
+    </w:p>
+    <w:p>
+      <w:r>
+        <w:t>2. 首頁</w:t>
+      </w:r>
+    </w:p>
+    <w:p>
+      <w:r>
+        <w:t>3. 行事曆與共用行事曆</w:t>
+      </w:r>
+    </w:p>
+    <w:p>
+      <w:r>
+        <w:t>4. 推薦活動與景點</w:t>
+      </w:r>
+    </w:p>
+    <w:p>
+      <w:r>
+        <w:t>5. 回憶走廊</w:t>
+      </w:r>
+    </w:p>
+    <w:p>
+      <w:r>
+        <w:t>6. 記帳與積分</w:t>
+      </w:r>
+    </w:p>
+    <w:p>
+      <w:r>
+        <w:t>7. 遊戲</w:t>
+      </w:r>
+    </w:p>
+    <w:p>
+      <w:r>
+        <w:t>8. 資料儲存位置</w:t>
+      </w:r>
+    </w:p>
+    <w:p>
+      <w:r>
+        <w:t>9. 方案與訂閱</w:t>
+      </w:r>
+    </w:p>
+    <w:p>
+      <w:r>
+        <w:t>10. 資料匯出與帳號刪除</w:t>
+      </w:r>
+    </w:p>
+    <w:p>
+      <w:r>
+        <w:t>11. 常見問題</w:t>
+      </w:r>
+    </w:p>
+    <w:p>
+      <w:r>
+        <w:br w:type="page"/>
+      </w:r>
+    </w:p>
+    <w:p>
+      <w:pPr>
+        <w:pStyle w:val="Heading1"/>
+      </w:pPr>
+      <w:r>
+        <w:t>1. 開始使用</w:t>
+      </w:r>
+    </w:p>
+    <w:p>
+      <w:pPr>
+        <w:pStyle w:val="Heading2"/>
+      </w:pPr>
+      <w:r>
+        <w:t>1.1 登入與註冊</w:t>
+      </w:r>
+    </w:p>
+    <w:p>
+      <w:pPr>
+        <w:ind w:left="346" w:hanging="346"/>
+      </w:pPr>
+      <w:r>
+        <w:t>1. 開啟 Life Pilot，選擇登入或註冊。</w:t>
+      </w:r>
+    </w:p>
+    <w:p>
+      <w:pPr>
+        <w:ind w:left="346" w:hanging="346"/>
+      </w:pPr>
+      <w:r>
+        <w:t>2. 輸入 Email 與密碼；註冊時閱讀並同意服務條款與隱私權政策。</w:t>
+      </w:r>
+    </w:p>
+    <w:p>
+      <w:pPr>
+        <w:ind w:left="346" w:hanging="346"/>
+      </w:pPr>
+      <w:r>
+        <w:t>3. 登入完成後，系統會讀取此帳號先前選擇的資料儲存位置。</w:t>
+      </w:r>
+    </w:p>
+    <w:p>
+      <w:pPr>
+        <w:ind w:left="346" w:hanging="346"/>
+      </w:pPr>
+      <w:r>
+        <w:t>4. 若忘記密碼，使用重設密碼信件中的連結返回 App 或 Web 完成設定。</w:t>
+      </w:r>
+    </w:p>
+    <w:tbl>
+      <w:tblPr>
+        <w:tblStyle w:val="TableGrid"/>
+        <w:tblW w:type="auto" w:w="0"/>
+        <w:tblLook w:firstColumn="1" w:firstRow="1" w:lastColumn="0" w:lastRow="0" w:noHBand="0" w:noVBand="1" w:val="04A0"/>
+      </w:tblPr>
+      <w:tblGrid>
+        <w:gridCol w:w="9835"/>
+      </w:tblGrid>
+      <w:tr>
+        <w:tc>
+          <w:tcPr>
+            <w:tcW w:type="dxa" w:w="9835"/>
+            <w:shd w:fill="EAF2F8"/>
+            <w:tcMar>
+              <w:top w:w="100" w:type="dxa"/>
+              <w:left w:w="100" w:type="dxa"/>
+              <w:bottom w:w="100" w:type="dxa"/>
+              <w:right w:w="100" w:type="dxa"/>
+            </w:tcMar>
+          </w:tcPr>
+          <w:p>
+            <w:r>
+              <w:rPr>
+                <w:rFonts w:ascii="Microsoft JhengHei" w:hAnsi="Microsoft JhengHei" w:eastAsia="Microsoft JhengHei"/>
+                <w:b/>
+                <w:color w:val="24496B"/>
+                <w:sz w:val="20"/>
+              </w:rPr>
+              <w:t>帳號切換｜</w:t>
+            </w:r>
+            <w:r>
+              <w:rPr>
+                <w:rFonts w:ascii="Microsoft JhengHei" w:hAnsi="Microsoft JhengHei" w:eastAsia="Microsoft JhengHei"/>
+                <w:sz w:val="20"/>
+              </w:rPr>
+              <w:t>登出後，前一個帳號的首頁、行事曆、記帳、積分與快取會清除；新帳號不會看到前一個帳號的資料。</w:t>
+            </w:r>
+          </w:p>
+        </w:tc>
+      </w:tr>
+    </w:tbl>
+    <w:p/>
+    <w:p>
+      <w:pPr>
+        <w:pStyle w:val="Heading2"/>
+      </w:pPr>
+      <w:r>
+        <w:t>1.2 功能權限</w:t>
       </w:r>
     </w:p>
     <w:tbl>
@@ -85,12 +333,12 @@
         <w:tblStyle w:val="TableGrid"/>
         <w:tblW w:type="auto" w:w="0"/>
         <w:jc w:val="center"/>
-        <w:tblLayout w:type="fixed"/>
         <w:tblLook w:firstColumn="1" w:firstRow="1" w:lastColumn="0" w:lastRow="0" w:noHBand="0" w:noVBand="1" w:val="04A0"/>
       </w:tblPr>
       <w:tblGrid>
-        <w:gridCol w:w="4997"/>
-        <w:gridCol w:w="4997"/>
+        <w:gridCol w:w="3278"/>
+        <w:gridCol w:w="3278"/>
+        <w:gridCol w:w="3278"/>
       </w:tblGrid>
       <w:tr>
         <w:trPr>
@@ -98,321 +346,664 @@
         </w:trPr>
         <w:tc>
           <w:tcPr>
-            <w:tcW w:type="dxa" w:w="2520"/>
+            <w:tcW w:type="dxa" w:w="1728"/>
             <w:shd w:fill="24496B"/>
+            <w:vAlign w:val="center"/>
             <w:tcMar>
-              <w:top w:w="110" w:type="dxa"/>
-              <w:left w:w="120" w:type="dxa"/>
-              <w:bottom w:w="110" w:type="dxa"/>
-              <w:right w:w="120" w:type="dxa"/>
+              <w:top w:w="100" w:type="dxa"/>
+              <w:left w:w="100" w:type="dxa"/>
+              <w:bottom w:w="100" w:type="dxa"/>
+              <w:right w:w="100" w:type="dxa"/>
             </w:tcMar>
-            <w:vAlign w:val="center"/>
           </w:tcPr>
           <w:p>
-            <w:pPr>
-              <w:jc w:val="center"/>
-            </w:pPr>
-            <w:r/>
             <w:r>
               <w:rPr>
-                <w:rFonts w:ascii="Noto Sans CJK TC" w:hAnsi="Noto Sans CJK TC" w:eastAsia="Noto Sans CJK TC"/>
+                <w:rFonts w:ascii="Microsoft JhengHei" w:hAnsi="Microsoft JhengHei" w:eastAsia="Microsoft JhengHei"/>
                 <w:b/>
                 <w:color w:val="FFFFFF"/>
                 <w:sz w:val="19"/>
               </w:rPr>
-              <w:t>章節</w:t>
+              <w:t>使用者類型</w:t>
             </w:r>
           </w:p>
         </w:tc>
         <w:tc>
           <w:tcPr>
-            <w:tcW w:type="dxa" w:w="7200"/>
+            <w:tcW w:type="dxa" w:w="4464"/>
             <w:shd w:fill="24496B"/>
+            <w:vAlign w:val="center"/>
             <w:tcMar>
-              <w:top w:w="110" w:type="dxa"/>
-              <w:left w:w="120" w:type="dxa"/>
-              <w:bottom w:w="110" w:type="dxa"/>
-              <w:right w:w="120" w:type="dxa"/>
+              <w:top w:w="100" w:type="dxa"/>
+              <w:left w:w="100" w:type="dxa"/>
+              <w:bottom w:w="100" w:type="dxa"/>
+              <w:right w:w="100" w:type="dxa"/>
             </w:tcMar>
-            <w:vAlign w:val="center"/>
           </w:tcPr>
           <w:p>
-            <w:pPr>
-              <w:jc w:val="center"/>
-            </w:pPr>
-            <w:r/>
             <w:r>
               <w:rPr>
-                <w:rFonts w:ascii="Noto Sans CJK TC" w:hAnsi="Noto Sans CJK TC" w:eastAsia="Noto Sans CJK TC"/>
+                <w:rFonts w:ascii="Microsoft JhengHei" w:hAnsi="Microsoft JhengHei" w:eastAsia="Microsoft JhengHei"/>
                 <w:b/>
                 <w:color w:val="FFFFFF"/>
                 <w:sz w:val="19"/>
               </w:rPr>
-              <w:t>內容</w:t>
+              <w:t>預設可用功能</w:t>
+            </w:r>
+          </w:p>
+        </w:tc>
+        <w:tc>
+          <w:tcPr>
+            <w:tcW w:type="dxa" w:w="3600"/>
+            <w:shd w:fill="24496B"/>
+            <w:vAlign w:val="center"/>
+            <w:tcMar>
+              <w:top w:w="100" w:type="dxa"/>
+              <w:left w:w="100" w:type="dxa"/>
+              <w:bottom w:w="100" w:type="dxa"/>
+              <w:right w:w="100" w:type="dxa"/>
+            </w:tcMar>
+          </w:tcPr>
+          <w:p>
+            <w:r>
+              <w:rPr>
+                <w:rFonts w:ascii="Microsoft JhengHei" w:hAnsi="Microsoft JhengHei" w:eastAsia="Microsoft JhengHei"/>
+                <w:b/>
+                <w:color w:val="FFFFFF"/>
+                <w:sz w:val="19"/>
+              </w:rPr>
+              <w:t>額外功能</w:t>
             </w:r>
           </w:p>
         </w:tc>
       </w:tr>
       <w:tr>
+        <w:trPr>
+          <w:cantSplit w:val="true"/>
+        </w:trPr>
         <w:tc>
           <w:tcPr>
-            <w:tcW w:type="dxa" w:w="2520"/>
+            <w:tcW w:type="dxa" w:w="1728"/>
+            <w:vAlign w:val="top"/>
             <w:tcMar>
-              <w:top w:w="110" w:type="dxa"/>
-              <w:left w:w="120" w:type="dxa"/>
-              <w:bottom w:w="110" w:type="dxa"/>
-              <w:right w:w="120" w:type="dxa"/>
+              <w:top w:w="100" w:type="dxa"/>
+              <w:left w:w="100" w:type="dxa"/>
+              <w:bottom w:w="100" w:type="dxa"/>
+              <w:right w:w="100" w:type="dxa"/>
             </w:tcMar>
-            <w:vAlign w:val="center"/>
           </w:tcPr>
           <w:p>
-            <w:pPr>
-              <w:jc w:val="left"/>
-            </w:pPr>
-            <w:r/>
             <w:r>
               <w:rPr>
-                <w:rFonts w:ascii="Noto Sans CJK TC" w:hAnsi="Noto Sans CJK TC" w:eastAsia="Noto Sans CJK TC"/>
+                <w:rFonts w:ascii="Microsoft JhengHei" w:hAnsi="Microsoft JhengHei" w:eastAsia="Microsoft JhengHei"/>
                 <w:sz w:val="18"/>
               </w:rPr>
-              <w:t>快速開始</w:t>
+              <w:t>一般使用者</w:t>
             </w:r>
           </w:p>
         </w:tc>
         <w:tc>
           <w:tcPr>
-            <w:tcW w:type="dxa" w:w="7200"/>
+            <w:tcW w:type="dxa" w:w="4464"/>
+            <w:vAlign w:val="top"/>
             <w:tcMar>
-              <w:top w:w="110" w:type="dxa"/>
-              <w:left w:w="120" w:type="dxa"/>
-              <w:bottom w:w="110" w:type="dxa"/>
-              <w:right w:w="120" w:type="dxa"/>
+              <w:top w:w="100" w:type="dxa"/>
+              <w:left w:w="100" w:type="dxa"/>
+              <w:bottom w:w="100" w:type="dxa"/>
+              <w:right w:w="100" w:type="dxa"/>
             </w:tcMar>
-            <w:vAlign w:val="center"/>
           </w:tcPr>
           <w:p>
-            <w:pPr>
-              <w:jc w:val="left"/>
-            </w:pPr>
-            <w:r/>
             <w:r>
               <w:rPr>
-                <w:rFonts w:ascii="Noto Sans CJK TC" w:hAnsi="Noto Sans CJK TC" w:eastAsia="Noto Sans CJK TC"/>
+                <w:rFonts w:ascii="Microsoft JhengHei" w:hAnsi="Microsoft JhengHei" w:eastAsia="Microsoft JhengHei"/>
                 <w:sz w:val="18"/>
               </w:rPr>
-              <w:t>註冊、登入、選擇儲存位置與首頁導覽</w:t>
+              <w:t>首頁、行事曆、推薦活動、推薦景點、回憶走廊、記帳</w:t>
+            </w:r>
+          </w:p>
+        </w:tc>
+        <w:tc>
+          <w:tcPr>
+            <w:tcW w:type="dxa" w:w="3600"/>
+            <w:vAlign w:val="top"/>
+            <w:tcMar>
+              <w:top w:w="100" w:type="dxa"/>
+              <w:left w:w="100" w:type="dxa"/>
+              <w:bottom w:w="100" w:type="dxa"/>
+              <w:right w:w="100" w:type="dxa"/>
+            </w:tcMar>
+          </w:tcPr>
+          <w:p>
+            <w:r>
+              <w:rPr>
+                <w:rFonts w:ascii="Microsoft JhengHei" w:hAnsi="Microsoft JhengHei" w:eastAsia="Microsoft JhengHei"/>
+                <w:sz w:val="18"/>
+              </w:rPr>
+              <w:t>積分、遊戲、AI、股票、Business Plan、意見回饋須由管理者授權</w:t>
             </w:r>
           </w:p>
         </w:tc>
       </w:tr>
       <w:tr>
+        <w:trPr>
+          <w:cantSplit w:val="true"/>
+        </w:trPr>
         <w:tc>
           <w:tcPr>
-            <w:tcW w:type="dxa" w:w="2520"/>
+            <w:tcW w:type="dxa" w:w="1728"/>
+            <w:vAlign w:val="top"/>
             <w:tcMar>
-              <w:top w:w="110" w:type="dxa"/>
-              <w:left w:w="120" w:type="dxa"/>
-              <w:bottom w:w="110" w:type="dxa"/>
-              <w:right w:w="120" w:type="dxa"/>
+              <w:top w:w="100" w:type="dxa"/>
+              <w:left w:w="100" w:type="dxa"/>
+              <w:bottom w:w="100" w:type="dxa"/>
+              <w:right w:w="100" w:type="dxa"/>
             </w:tcMar>
-            <w:vAlign w:val="center"/>
-            <w:shd w:fill="EAF2F8"/>
+            <w:shd w:fill="F2F4F6"/>
           </w:tcPr>
           <w:p>
-            <w:pPr>
-              <w:jc w:val="left"/>
-            </w:pPr>
-            <w:r/>
             <w:r>
               <w:rPr>
-                <w:rFonts w:ascii="Noto Sans CJK TC" w:hAnsi="Noto Sans CJK TC" w:eastAsia="Noto Sans CJK TC"/>
+                <w:rFonts w:ascii="Microsoft JhengHei" w:hAnsi="Microsoft JhengHei" w:eastAsia="Microsoft JhengHei"/>
                 <w:sz w:val="18"/>
               </w:rPr>
-              <w:t>個人管理</w:t>
+              <w:t>管理者</w:t>
             </w:r>
           </w:p>
         </w:tc>
         <w:tc>
           <w:tcPr>
-            <w:tcW w:type="dxa" w:w="7200"/>
+            <w:tcW w:type="dxa" w:w="4464"/>
+            <w:vAlign w:val="top"/>
             <w:tcMar>
-              <w:top w:w="110" w:type="dxa"/>
-              <w:left w:w="120" w:type="dxa"/>
-              <w:bottom w:w="110" w:type="dxa"/>
-              <w:right w:w="120" w:type="dxa"/>
+              <w:top w:w="100" w:type="dxa"/>
+              <w:left w:w="100" w:type="dxa"/>
+              <w:bottom w:w="100" w:type="dxa"/>
+              <w:right w:w="100" w:type="dxa"/>
             </w:tcMar>
-            <w:vAlign w:val="center"/>
-            <w:shd w:fill="EAF2F8"/>
+            <w:shd w:fill="F2F4F6"/>
           </w:tcPr>
           <w:p>
-            <w:pPr>
-              <w:jc w:val="left"/>
-            </w:pPr>
-            <w:r/>
             <w:r>
               <w:rPr>
-                <w:rFonts w:ascii="Noto Sans CJK TC" w:hAnsi="Noto Sans CJK TC" w:eastAsia="Noto Sans CJK TC"/>
+                <w:rFonts w:ascii="Microsoft JhengHei" w:hAnsi="Microsoft JhengHei" w:eastAsia="Microsoft JhengHei"/>
                 <w:sz w:val="18"/>
               </w:rPr>
-              <w:t>行事曆、記帳、積分、回憶與資料匯出</w:t>
+              <w:t>所有一般功能</w:t>
+            </w:r>
+          </w:p>
+        </w:tc>
+        <w:tc>
+          <w:tcPr>
+            <w:tcW w:type="dxa" w:w="3600"/>
+            <w:vAlign w:val="top"/>
+            <w:tcMar>
+              <w:top w:w="100" w:type="dxa"/>
+              <w:left w:w="100" w:type="dxa"/>
+              <w:bottom w:w="100" w:type="dxa"/>
+              <w:right w:w="100" w:type="dxa"/>
+            </w:tcMar>
+            <w:shd w:fill="F2F4F6"/>
+          </w:tcPr>
+          <w:p>
+            <w:r>
+              <w:rPr>
+                <w:rFonts w:ascii="Microsoft JhengHei" w:hAnsi="Microsoft JhengHei" w:eastAsia="Microsoft JhengHei"/>
+                <w:sz w:val="18"/>
+              </w:rPr>
+              <w:t>可使用全部模組與『模組授權』頁</w:t>
+            </w:r>
+          </w:p>
+        </w:tc>
+      </w:tr>
+    </w:tbl>
+    <w:p/>
+    <w:p>
+      <w:pPr>
+        <w:pStyle w:val="ListBullet"/>
+      </w:pPr>
+      <w:r>
+        <w:t>未授權的模組不會出現在功能選單。</w:t>
+      </w:r>
+    </w:p>
+    <w:p>
+      <w:pPr>
+        <w:pStyle w:val="ListBullet"/>
+      </w:pPr>
+      <w:r>
+        <w:t>首頁也不會查詢或顯示未授權的積分內容。</w:t>
+      </w:r>
+    </w:p>
+    <w:p>
+      <w:pPr>
+        <w:pStyle w:val="ListBullet"/>
+      </w:pPr>
+      <w:r>
+        <w:t>方案說明不會列出尚未授權的積分或遊戲額度。</w:t>
+      </w:r>
+    </w:p>
+    <w:p>
+      <w:pPr>
+        <w:pStyle w:val="ListBullet"/>
+      </w:pPr>
+      <w:r>
+        <w:t>管理者更新權限後，使用者重新登入或重新載入即可套用。</w:t>
+      </w:r>
+    </w:p>
+    <w:p>
+      <w:pPr>
+        <w:pStyle w:val="Heading1"/>
+      </w:pPr>
+      <w:r>
+        <w:t>2. 首頁</w:t>
+      </w:r>
+    </w:p>
+    <w:tbl>
+      <w:tblPr>
+        <w:tblStyle w:val="TableGrid"/>
+        <w:tblW w:type="auto" w:w="0"/>
+        <w:jc w:val="center"/>
+        <w:tblLook w:firstColumn="1" w:firstRow="1" w:lastColumn="0" w:lastRow="0" w:noHBand="0" w:noVBand="1" w:val="04A0"/>
+      </w:tblPr>
+      <w:tblGrid>
+        <w:gridCol w:w="3278"/>
+        <w:gridCol w:w="3278"/>
+        <w:gridCol w:w="3278"/>
+      </w:tblGrid>
+      <w:tr>
+        <w:trPr>
+          <w:tblHeader w:val="true"/>
+        </w:trPr>
+        <w:tc>
+          <w:tcPr>
+            <w:tcW w:type="dxa" w:w="3278"/>
+            <w:shd w:fill="24496B"/>
+            <w:vAlign w:val="center"/>
+            <w:tcMar>
+              <w:top w:w="100" w:type="dxa"/>
+              <w:left w:w="100" w:type="dxa"/>
+              <w:bottom w:w="100" w:type="dxa"/>
+              <w:right w:w="100" w:type="dxa"/>
+            </w:tcMar>
+          </w:tcPr>
+          <w:p>
+            <w:r>
+              <w:rPr>
+                <w:rFonts w:ascii="Microsoft JhengHei" w:hAnsi="Microsoft JhengHei" w:eastAsia="Microsoft JhengHei"/>
+                <w:b/>
+                <w:color w:val="FFFFFF"/>
+                <w:sz w:val="19"/>
+              </w:rPr>
+              <w:t>區塊</w:t>
+            </w:r>
+          </w:p>
+        </w:tc>
+        <w:tc>
+          <w:tcPr>
+            <w:tcW w:type="dxa" w:w="3278"/>
+            <w:shd w:fill="24496B"/>
+            <w:vAlign w:val="center"/>
+            <w:tcMar>
+              <w:top w:w="100" w:type="dxa"/>
+              <w:left w:w="100" w:type="dxa"/>
+              <w:bottom w:w="100" w:type="dxa"/>
+              <w:right w:w="100" w:type="dxa"/>
+            </w:tcMar>
+          </w:tcPr>
+          <w:p>
+            <w:r>
+              <w:rPr>
+                <w:rFonts w:ascii="Microsoft JhengHei" w:hAnsi="Microsoft JhengHei" w:eastAsia="Microsoft JhengHei"/>
+                <w:b/>
+                <w:color w:val="FFFFFF"/>
+                <w:sz w:val="19"/>
+              </w:rPr>
+              <w:t>用途</w:t>
+            </w:r>
+          </w:p>
+        </w:tc>
+        <w:tc>
+          <w:tcPr>
+            <w:tcW w:type="dxa" w:w="3278"/>
+            <w:shd w:fill="24496B"/>
+            <w:vAlign w:val="center"/>
+            <w:tcMar>
+              <w:top w:w="100" w:type="dxa"/>
+              <w:left w:w="100" w:type="dxa"/>
+              <w:bottom w:w="100" w:type="dxa"/>
+              <w:right w:w="100" w:type="dxa"/>
+            </w:tcMar>
+          </w:tcPr>
+          <w:p>
+            <w:r>
+              <w:rPr>
+                <w:rFonts w:ascii="Microsoft JhengHei" w:hAnsi="Microsoft JhengHei" w:eastAsia="Microsoft JhengHei"/>
+                <w:b/>
+                <w:color w:val="FFFFFF"/>
+                <w:sz w:val="19"/>
+              </w:rPr>
+              <w:t>操作</w:t>
             </w:r>
           </w:p>
         </w:tc>
       </w:tr>
       <w:tr>
+        <w:trPr>
+          <w:cantSplit w:val="true"/>
+        </w:trPr>
         <w:tc>
           <w:tcPr>
-            <w:tcW w:type="dxa" w:w="2520"/>
+            <w:tcW w:type="dxa" w:w="3278"/>
+            <w:vAlign w:val="top"/>
             <w:tcMar>
-              <w:top w:w="110" w:type="dxa"/>
-              <w:left w:w="120" w:type="dxa"/>
-              <w:bottom w:w="110" w:type="dxa"/>
-              <w:right w:w="120" w:type="dxa"/>
+              <w:top w:w="100" w:type="dxa"/>
+              <w:left w:w="100" w:type="dxa"/>
+              <w:bottom w:w="100" w:type="dxa"/>
+              <w:right w:w="100" w:type="dxa"/>
             </w:tcMar>
-            <w:vAlign w:val="center"/>
           </w:tcPr>
           <w:p>
-            <w:pPr>
-              <w:jc w:val="left"/>
-            </w:pPr>
-            <w:r/>
             <w:r>
               <w:rPr>
-                <w:rFonts w:ascii="Noto Sans CJK TC" w:hAnsi="Noto Sans CJK TC" w:eastAsia="Noto Sans CJK TC"/>
+                <w:rFonts w:ascii="Microsoft JhengHei" w:hAnsi="Microsoft JhengHei" w:eastAsia="Microsoft JhengHei"/>
                 <w:sz w:val="18"/>
               </w:rPr>
-              <w:t>探索與學習</w:t>
+              <w:t>今日生活摘要</w:t>
             </w:r>
           </w:p>
         </w:tc>
         <w:tc>
           <w:tcPr>
-            <w:tcW w:type="dxa" w:w="7200"/>
+            <w:tcW w:type="dxa" w:w="3278"/>
+            <w:vAlign w:val="top"/>
             <w:tcMar>
-              <w:top w:w="110" w:type="dxa"/>
-              <w:left w:w="120" w:type="dxa"/>
-              <w:bottom w:w="110" w:type="dxa"/>
-              <w:right w:w="120" w:type="dxa"/>
+              <w:top w:w="100" w:type="dxa"/>
+              <w:left w:w="100" w:type="dxa"/>
+              <w:bottom w:w="100" w:type="dxa"/>
+              <w:right w:w="100" w:type="dxa"/>
             </w:tcMar>
-            <w:vAlign w:val="center"/>
           </w:tcPr>
           <w:p>
-            <w:pPr>
-              <w:jc w:val="left"/>
-            </w:pPr>
-            <w:r/>
             <w:r>
               <w:rPr>
-                <w:rFonts w:ascii="Noto Sans CJK TC" w:hAnsi="Noto Sans CJK TC" w:eastAsia="Noto Sans CJK TC"/>
+                <w:rFonts w:ascii="Microsoft JhengHei" w:hAnsi="Microsoft JhengHei" w:eastAsia="Microsoft JhengHei"/>
                 <w:sz w:val="18"/>
               </w:rPr>
-              <w:t>推薦活動、推薦景點、地圖與遊戲題庫</w:t>
+              <w:t>集中查看近日行程、今日收支，以及已授權時的積分</w:t>
+            </w:r>
+          </w:p>
+        </w:tc>
+        <w:tc>
+          <w:tcPr>
+            <w:tcW w:type="dxa" w:w="3278"/>
+            <w:vAlign w:val="top"/>
+            <w:tcMar>
+              <w:top w:w="100" w:type="dxa"/>
+              <w:left w:w="100" w:type="dxa"/>
+              <w:bottom w:w="100" w:type="dxa"/>
+              <w:right w:w="100" w:type="dxa"/>
+            </w:tcMar>
+          </w:tcPr>
+          <w:p>
+            <w:r>
+              <w:rPr>
+                <w:rFonts w:ascii="Microsoft JhengHei" w:hAnsi="Microsoft JhengHei" w:eastAsia="Microsoft JhengHei"/>
+                <w:sz w:val="18"/>
+              </w:rPr>
+              <w:t>點摘要可展開對應區塊</w:t>
             </w:r>
           </w:p>
         </w:tc>
       </w:tr>
       <w:tr>
+        <w:trPr>
+          <w:cantSplit w:val="true"/>
+        </w:trPr>
         <w:tc>
           <w:tcPr>
-            <w:tcW w:type="dxa" w:w="2520"/>
+            <w:tcW w:type="dxa" w:w="3278"/>
+            <w:vAlign w:val="top"/>
             <w:tcMar>
-              <w:top w:w="110" w:type="dxa"/>
-              <w:left w:w="120" w:type="dxa"/>
-              <w:bottom w:w="110" w:type="dxa"/>
-              <w:right w:w="120" w:type="dxa"/>
+              <w:top w:w="100" w:type="dxa"/>
+              <w:left w:w="100" w:type="dxa"/>
+              <w:bottom w:w="100" w:type="dxa"/>
+              <w:right w:w="100" w:type="dxa"/>
             </w:tcMar>
-            <w:vAlign w:val="center"/>
-            <w:shd w:fill="EAF2F8"/>
+            <w:shd w:fill="F2F4F6"/>
           </w:tcPr>
           <w:p>
-            <w:pPr>
-              <w:jc w:val="left"/>
-            </w:pPr>
-            <w:r/>
             <w:r>
               <w:rPr>
-                <w:rFonts w:ascii="Noto Sans CJK TC" w:hAnsi="Noto Sans CJK TC" w:eastAsia="Noto Sans CJK TC"/>
+                <w:rFonts w:ascii="Microsoft JhengHei" w:hAnsi="Microsoft JhengHei" w:eastAsia="Microsoft JhengHei"/>
                 <w:sz w:val="18"/>
               </w:rPr>
-              <w:t>方案與額度</w:t>
+              <w:t>近日行程</w:t>
             </w:r>
           </w:p>
         </w:tc>
         <w:tc>
           <w:tcPr>
-            <w:tcW w:type="dxa" w:w="7200"/>
+            <w:tcW w:type="dxa" w:w="3278"/>
+            <w:vAlign w:val="top"/>
             <w:tcMar>
-              <w:top w:w="110" w:type="dxa"/>
-              <w:left w:w="120" w:type="dxa"/>
-              <w:bottom w:w="110" w:type="dxa"/>
-              <w:right w:w="120" w:type="dxa"/>
+              <w:top w:w="100" w:type="dxa"/>
+              <w:left w:w="100" w:type="dxa"/>
+              <w:bottom w:w="100" w:type="dxa"/>
+              <w:right w:w="100" w:type="dxa"/>
             </w:tcMar>
-            <w:vAlign w:val="center"/>
-            <w:shd w:fill="EAF2F8"/>
+            <w:shd w:fill="F2F4F6"/>
           </w:tcPr>
           <w:p>
-            <w:pPr>
-              <w:jc w:val="left"/>
-            </w:pPr>
-            <w:r/>
             <w:r>
               <w:rPr>
-                <w:rFonts w:ascii="Noto Sans CJK TC" w:hAnsi="Noto Sans CJK TC" w:eastAsia="Noto Sans CJK TC"/>
+                <w:rFonts w:ascii="Microsoft JhengHei" w:hAnsi="Microsoft JhengHei" w:eastAsia="Microsoft JhengHei"/>
                 <w:sz w:val="18"/>
               </w:rPr>
-              <w:t>免費雲端、雲端版本、此裝置版本、到期與搬移</w:t>
+              <w:t>查看近期未完成行程與時間衝突</w:t>
+            </w:r>
+          </w:p>
+        </w:tc>
+        <w:tc>
+          <w:tcPr>
+            <w:tcW w:type="dxa" w:w="3278"/>
+            <w:vAlign w:val="top"/>
+            <w:tcMar>
+              <w:top w:w="100" w:type="dxa"/>
+              <w:left w:w="100" w:type="dxa"/>
+              <w:bottom w:w="100" w:type="dxa"/>
+              <w:right w:w="100" w:type="dxa"/>
+            </w:tcMar>
+            <w:shd w:fill="F2F4F6"/>
+          </w:tcPr>
+          <w:p>
+            <w:r>
+              <w:rPr>
+                <w:rFonts w:ascii="Microsoft JhengHei" w:hAnsi="Microsoft JhengHei" w:eastAsia="Microsoft JhengHei"/>
+                <w:sz w:val="18"/>
+              </w:rPr>
+              <w:t>完成後可同時建立回憶、收入、支出與積分</w:t>
             </w:r>
           </w:p>
         </w:tc>
       </w:tr>
       <w:tr>
+        <w:trPr>
+          <w:cantSplit w:val="true"/>
+        </w:trPr>
         <w:tc>
           <w:tcPr>
-            <w:tcW w:type="dxa" w:w="2520"/>
+            <w:tcW w:type="dxa" w:w="3278"/>
+            <w:vAlign w:val="top"/>
             <w:tcMar>
-              <w:top w:w="110" w:type="dxa"/>
-              <w:left w:w="120" w:type="dxa"/>
-              <w:bottom w:w="110" w:type="dxa"/>
-              <w:right w:w="120" w:type="dxa"/>
+              <w:top w:w="100" w:type="dxa"/>
+              <w:left w:w="100" w:type="dxa"/>
+              <w:bottom w:w="100" w:type="dxa"/>
+              <w:right w:w="100" w:type="dxa"/>
             </w:tcMar>
-            <w:vAlign w:val="center"/>
           </w:tcPr>
           <w:p>
-            <w:pPr>
-              <w:jc w:val="left"/>
-            </w:pPr>
-            <w:r/>
             <w:r>
               <w:rPr>
-                <w:rFonts w:ascii="Noto Sans CJK TC" w:hAnsi="Noto Sans CJK TC" w:eastAsia="Noto Sans CJK TC"/>
+                <w:rFonts w:ascii="Microsoft JhengHei" w:hAnsi="Microsoft JhengHei" w:eastAsia="Microsoft JhengHei"/>
                 <w:sz w:val="18"/>
               </w:rPr>
-              <w:t>問題處理</w:t>
+              <w:t>推薦活動／景點</w:t>
             </w:r>
           </w:p>
         </w:tc>
         <w:tc>
           <w:tcPr>
-            <w:tcW w:type="dxa" w:w="7200"/>
+            <w:tcW w:type="dxa" w:w="3278"/>
+            <w:vAlign w:val="top"/>
             <w:tcMar>
-              <w:top w:w="110" w:type="dxa"/>
-              <w:left w:w="120" w:type="dxa"/>
-              <w:bottom w:w="110" w:type="dxa"/>
-              <w:right w:w="120" w:type="dxa"/>
+              <w:top w:w="100" w:type="dxa"/>
+              <w:left w:w="100" w:type="dxa"/>
+              <w:bottom w:w="100" w:type="dxa"/>
+              <w:right w:w="100" w:type="dxa"/>
             </w:tcMar>
-            <w:vAlign w:val="center"/>
           </w:tcPr>
           <w:p>
-            <w:pPr>
-              <w:jc w:val="left"/>
-            </w:pPr>
-            <w:r/>
             <w:r>
               <w:rPr>
-                <w:rFonts w:ascii="Noto Sans CJK TC" w:hAnsi="Noto Sans CJK TC" w:eastAsia="Noto Sans CJK TC"/>
+                <w:rFonts w:ascii="Microsoft JhengHei" w:hAnsi="Microsoft JhengHei" w:eastAsia="Microsoft JhengHei"/>
                 <w:sz w:val="18"/>
               </w:rPr>
-              <w:t>載入、同步、瀏覽器資料、額度與通知排查</w:t>
+              <w:t>快速探索並加入單日行程</w:t>
+            </w:r>
+          </w:p>
+        </w:tc>
+        <w:tc>
+          <w:tcPr>
+            <w:tcW w:type="dxa" w:w="3278"/>
+            <w:vAlign w:val="top"/>
+            <w:tcMar>
+              <w:top w:w="100" w:type="dxa"/>
+              <w:left w:w="100" w:type="dxa"/>
+              <w:bottom w:w="100" w:type="dxa"/>
+              <w:right w:w="100" w:type="dxa"/>
+            </w:tcMar>
+          </w:tcPr>
+          <w:p>
+            <w:r>
+              <w:rPr>
+                <w:rFonts w:ascii="Microsoft JhengHei" w:hAnsi="Microsoft JhengHei" w:eastAsia="Microsoft JhengHei"/>
+                <w:sz w:val="18"/>
+              </w:rPr>
+              <w:t>勾選後先確認日期與時間再加入</w:t>
+            </w:r>
+          </w:p>
+        </w:tc>
+      </w:tr>
+      <w:tr>
+        <w:trPr>
+          <w:cantSplit w:val="true"/>
+        </w:trPr>
+        <w:tc>
+          <w:tcPr>
+            <w:tcW w:type="dxa" w:w="3278"/>
+            <w:vAlign w:val="top"/>
+            <w:tcMar>
+              <w:top w:w="100" w:type="dxa"/>
+              <w:left w:w="100" w:type="dxa"/>
+              <w:bottom w:w="100" w:type="dxa"/>
+              <w:right w:w="100" w:type="dxa"/>
+            </w:tcMar>
+            <w:shd w:fill="F2F4F6"/>
+          </w:tcPr>
+          <w:p>
+            <w:r>
+              <w:rPr>
+                <w:rFonts w:ascii="Microsoft JhengHei" w:hAnsi="Microsoft JhengHei" w:eastAsia="Microsoft JhengHei"/>
+                <w:sz w:val="18"/>
+              </w:rPr>
+              <w:t>記帳／積分</w:t>
+            </w:r>
+          </w:p>
+        </w:tc>
+        <w:tc>
+          <w:tcPr>
+            <w:tcW w:type="dxa" w:w="3278"/>
+            <w:vAlign w:val="top"/>
+            <w:tcMar>
+              <w:top w:w="100" w:type="dxa"/>
+              <w:left w:w="100" w:type="dxa"/>
+              <w:bottom w:w="100" w:type="dxa"/>
+              <w:right w:w="100" w:type="dxa"/>
+            </w:tcMar>
+            <w:shd w:fill="F2F4F6"/>
+          </w:tcPr>
+          <w:p>
+            <w:r>
+              <w:rPr>
+                <w:rFonts w:ascii="Microsoft JhengHei" w:hAnsi="Microsoft JhengHei" w:eastAsia="Microsoft JhengHei"/>
+                <w:sz w:val="18"/>
+              </w:rPr>
+              <w:t>快速新增或前往已選帳戶明細</w:t>
+            </w:r>
+          </w:p>
+        </w:tc>
+        <w:tc>
+          <w:tcPr>
+            <w:tcW w:type="dxa" w:w="3278"/>
+            <w:vAlign w:val="top"/>
+            <w:tcMar>
+              <w:top w:w="100" w:type="dxa"/>
+              <w:left w:w="100" w:type="dxa"/>
+              <w:bottom w:w="100" w:type="dxa"/>
+              <w:right w:w="100" w:type="dxa"/>
+            </w:tcMar>
+            <w:shd w:fill="F2F4F6"/>
+          </w:tcPr>
+          <w:p>
+            <w:r>
+              <w:rPr>
+                <w:rFonts w:ascii="Microsoft JhengHei" w:hAnsi="Microsoft JhengHei" w:eastAsia="Microsoft JhengHei"/>
+                <w:sz w:val="18"/>
+              </w:rPr>
+              <w:t>選擇器可切換帳戶；看更多進入明細</w:t>
+            </w:r>
+          </w:p>
+        </w:tc>
+      </w:tr>
+    </w:tbl>
+    <w:p/>
+    <w:tbl>
+      <w:tblPr>
+        <w:tblStyle w:val="TableGrid"/>
+        <w:tblW w:type="auto" w:w="0"/>
+        <w:tblLook w:firstColumn="1" w:firstRow="1" w:lastColumn="0" w:lastRow="0" w:noHBand="0" w:noVBand="1" w:val="04A0"/>
+      </w:tblPr>
+      <w:tblGrid>
+        <w:gridCol w:w="9835"/>
+      </w:tblGrid>
+      <w:tr>
+        <w:tc>
+          <w:tcPr>
+            <w:tcW w:type="dxa" w:w="9835"/>
+            <w:shd w:fill="EAF2F8"/>
+            <w:tcMar>
+              <w:top w:w="100" w:type="dxa"/>
+              <w:left w:w="100" w:type="dxa"/>
+              <w:bottom w:w="100" w:type="dxa"/>
+              <w:right w:w="100" w:type="dxa"/>
+            </w:tcMar>
+          </w:tcPr>
+          <w:p>
+            <w:r>
+              <w:rPr>
+                <w:rFonts w:ascii="Microsoft JhengHei" w:hAnsi="Microsoft JhengHei" w:eastAsia="Microsoft JhengHei"/>
+                <w:b/>
+                <w:color w:val="24496B"/>
+                <w:sz w:val="20"/>
+              </w:rPr>
+              <w:t>日期與時間｜</w:t>
+            </w:r>
+            <w:r>
+              <w:rPr>
+                <w:rFonts w:ascii="Microsoft JhengHei" w:hAnsi="Microsoft JhengHei" w:eastAsia="Microsoft JhengHei"/>
+                <w:sz w:val="20"/>
+              </w:rPr>
+              <w:t>推薦活動或景點加入行事曆時，系統以裝置當地日期建立單日行程，不會因 UTC 時差變成前一天。若加入今天，來源開始時間晚於目前時間就保留來源時間，否則預設為目前時間；使用者仍可在確認視窗調整。</w:t>
             </w:r>
           </w:p>
         </w:tc>
@@ -424,506 +1015,142 @@
         <w:pStyle w:val="Heading1"/>
       </w:pPr>
       <w:r>
-        <w:t>1 產品與資料使用原則</w:t>
+        <w:t>3. 行事曆與共用行事曆</w:t>
       </w:r>
     </w:p>
     <w:p>
+      <w:pPr>
+        <w:pStyle w:val="Heading2"/>
+      </w:pPr>
       <w:r>
-        <w:rPr>
-          <w:rFonts w:ascii="Noto Sans CJK TC" w:hAnsi="Noto Sans CJK TC" w:eastAsia="Noto Sans CJK TC"/>
-        </w:rPr>
-        <w:t>Life Pilot 將行程、收支、積分、回憶、推薦內容與學習遊戲整合在同一個帳號中。使用者可以選擇把個人資料保存在雲端或目前裝置；兩種模式一次只使用其中一種，避免同一筆資料在兩邊出現不同版本。</w:t>
+        <w:t>3.1 新增與管理行程</w:t>
+      </w:r>
+    </w:p>
+    <w:p>
+      <w:pPr>
+        <w:ind w:left="346" w:hanging="346"/>
+      </w:pPr>
+      <w:r>
+        <w:t>1. 切換到行事曆並選擇日期。</w:t>
+      </w:r>
+    </w:p>
+    <w:p>
+      <w:pPr>
+        <w:ind w:left="346" w:hanging="346"/>
+      </w:pPr>
+      <w:r>
+        <w:t>2. 新增活動名稱、國家、城市、地點、日期、時間、描述與提醒。</w:t>
+      </w:r>
+    </w:p>
+    <w:p>
+      <w:pPr>
+        <w:ind w:left="346" w:hanging="346"/>
+      </w:pPr>
+      <w:r>
+        <w:t>3. 若與今天或明天尚未完成的活動重疊，確認警告後再決定是否儲存。</w:t>
+      </w:r>
+    </w:p>
+    <w:p>
+      <w:pPr>
+        <w:ind w:left="346" w:hanging="346"/>
+      </w:pPr>
+      <w:r>
+        <w:t>4. 編輯日期或時間後，手機通知會重新排程；完成的事件不再提醒。</w:t>
+      </w:r>
+    </w:p>
+    <w:p>
+      <w:pPr>
+        <w:ind w:left="346" w:hanging="346"/>
+      </w:pPr>
+      <w:r>
+        <w:t>5. 刪除事件會同步清除相關提醒。</w:t>
+      </w:r>
+    </w:p>
+    <w:p>
+      <w:pPr>
+        <w:pStyle w:val="Heading2"/>
+      </w:pPr>
+      <w:r>
+        <w:t>3.2 分享行事曆</w:t>
+      </w:r>
+    </w:p>
+    <w:p>
+      <w:pPr>
+        <w:ind w:left="346" w:hanging="346"/>
+      </w:pPr>
+      <w:r>
+        <w:t>1. 在共用行事曆的邀請區塊輸入對方 Email。</w:t>
+      </w:r>
+    </w:p>
+    <w:p>
+      <w:pPr>
+        <w:ind w:left="346" w:hanging="346"/>
+      </w:pPr>
+      <w:r>
+        <w:t>2. 展開事件選擇區塊，搜尋並勾選要分享的未來或過去事件，也可全部選擇。</w:t>
+      </w:r>
+    </w:p>
+    <w:p>
+      <w:pPr>
+        <w:ind w:left="346" w:hanging="346"/>
+      </w:pPr>
+      <w:r>
+        <w:t>3. 送出後等待對方接受；重複邀請、額度已滿會顯示明確原因。</w:t>
+      </w:r>
+    </w:p>
+    <w:p>
+      <w:pPr>
+        <w:ind w:left="346" w:hanging="346"/>
+      </w:pPr>
+      <w:r>
+        <w:t>4. 接收者接受後，可在自己的行事曆同時看到雙方資料；顏色會區分擁有者。</w:t>
+      </w:r>
+    </w:p>
+    <w:p>
+      <w:pPr>
+        <w:ind w:left="346" w:hanging="346"/>
+      </w:pPr>
+      <w:r>
+        <w:t>5. 分享者可逐筆取消事件或全部停止分享；接收者也可停止查看。拒絕或停止後會釋放分享額度。</w:t>
       </w:r>
     </w:p>
     <w:tbl>
       <w:tblPr>
         <w:tblStyle w:val="TableGrid"/>
         <w:tblW w:type="auto" w:w="0"/>
-        <w:jc w:val="center"/>
-        <w:tblLayout w:type="fixed"/>
         <w:tblLook w:firstColumn="1" w:firstRow="1" w:lastColumn="0" w:lastRow="0" w:noHBand="0" w:noVBand="1" w:val="04A0"/>
       </w:tblPr>
       <w:tblGrid>
-        <w:gridCol w:w="3331"/>
-        <w:gridCol w:w="3331"/>
-        <w:gridCol w:w="3331"/>
+        <w:gridCol w:w="9835"/>
       </w:tblGrid>
-      <w:tr>
-        <w:trPr>
-          <w:tblHeader w:val="true"/>
-        </w:trPr>
-        <w:tc>
-          <w:tcPr>
-            <w:tcW w:type="dxa" w:w="1728"/>
-            <w:shd w:fill="24496B"/>
-            <w:tcMar>
-              <w:top w:w="110" w:type="dxa"/>
-              <w:left w:w="120" w:type="dxa"/>
-              <w:bottom w:w="110" w:type="dxa"/>
-              <w:right w:w="120" w:type="dxa"/>
-            </w:tcMar>
-            <w:vAlign w:val="center"/>
-          </w:tcPr>
-          <w:p>
-            <w:pPr>
-              <w:jc w:val="center"/>
-            </w:pPr>
-            <w:r/>
-            <w:r>
-              <w:rPr>
-                <w:rFonts w:ascii="Noto Sans CJK TC" w:hAnsi="Noto Sans CJK TC" w:eastAsia="Noto Sans CJK TC"/>
-                <w:b/>
-                <w:color w:val="FFFFFF"/>
-                <w:sz w:val="19"/>
-              </w:rPr>
-              <w:t>功能</w:t>
-            </w:r>
-          </w:p>
-        </w:tc>
-        <w:tc>
-          <w:tcPr>
-            <w:tcW w:type="dxa" w:w="4464"/>
-            <w:shd w:fill="24496B"/>
-            <w:tcMar>
-              <w:top w:w="110" w:type="dxa"/>
-              <w:left w:w="120" w:type="dxa"/>
-              <w:bottom w:w="110" w:type="dxa"/>
-              <w:right w:w="120" w:type="dxa"/>
-            </w:tcMar>
-            <w:vAlign w:val="center"/>
-          </w:tcPr>
-          <w:p>
-            <w:pPr>
-              <w:jc w:val="center"/>
-            </w:pPr>
-            <w:r/>
-            <w:r>
-              <w:rPr>
-                <w:rFonts w:ascii="Noto Sans CJK TC" w:hAnsi="Noto Sans CJK TC" w:eastAsia="Noto Sans CJK TC"/>
-                <w:b/>
-                <w:color w:val="FFFFFF"/>
-                <w:sz w:val="19"/>
-              </w:rPr>
-              <w:t>可完成的工作</w:t>
-            </w:r>
-          </w:p>
-        </w:tc>
-        <w:tc>
-          <w:tcPr>
-            <w:tcW w:type="dxa" w:w="3528"/>
-            <w:shd w:fill="24496B"/>
-            <w:tcMar>
-              <w:top w:w="110" w:type="dxa"/>
-              <w:left w:w="120" w:type="dxa"/>
-              <w:bottom w:w="110" w:type="dxa"/>
-              <w:right w:w="120" w:type="dxa"/>
-            </w:tcMar>
-            <w:vAlign w:val="center"/>
-          </w:tcPr>
-          <w:p>
-            <w:pPr>
-              <w:jc w:val="center"/>
-            </w:pPr>
-            <w:r/>
-            <w:r>
-              <w:rPr>
-                <w:rFonts w:ascii="Noto Sans CJK TC" w:hAnsi="Noto Sans CJK TC" w:eastAsia="Noto Sans CJK TC"/>
-                <w:b/>
-                <w:color w:val="FFFFFF"/>
-                <w:sz w:val="19"/>
-              </w:rPr>
-              <w:t>重要提醒</w:t>
-            </w:r>
-          </w:p>
-        </w:tc>
-      </w:tr>
       <w:tr>
         <w:tc>
           <w:tcPr>
-            <w:tcW w:type="dxa" w:w="1728"/>
+            <w:tcW w:type="dxa" w:w="9835"/>
+            <w:shd w:fill="EAF2F8"/>
             <w:tcMar>
-              <w:top w:w="110" w:type="dxa"/>
-              <w:left w:w="120" w:type="dxa"/>
-              <w:bottom w:w="110" w:type="dxa"/>
-              <w:right w:w="120" w:type="dxa"/>
+              <w:top w:w="100" w:type="dxa"/>
+              <w:left w:w="100" w:type="dxa"/>
+              <w:bottom w:w="100" w:type="dxa"/>
+              <w:right w:w="100" w:type="dxa"/>
             </w:tcMar>
-            <w:vAlign w:val="center"/>
           </w:tcPr>
           <w:p>
-            <w:pPr>
-              <w:jc w:val="left"/>
-            </w:pPr>
-            <w:r/>
             <w:r>
               <w:rPr>
-                <w:rFonts w:ascii="Noto Sans CJK TC" w:hAnsi="Noto Sans CJK TC" w:eastAsia="Noto Sans CJK TC"/>
-                <w:sz w:val="18"/>
+                <w:rFonts w:ascii="Microsoft JhengHei" w:hAnsi="Microsoft JhengHei" w:eastAsia="Microsoft JhengHei"/>
+                <w:b/>
+                <w:color w:val="24496B"/>
+                <w:sz w:val="20"/>
               </w:rPr>
-              <w:t>首頁</w:t>
+              <w:t>本機模式｜</w:t>
             </w:r>
-          </w:p>
-        </w:tc>
-        <w:tc>
-          <w:tcPr>
-            <w:tcW w:type="dxa" w:w="4464"/>
-            <w:tcMar>
-              <w:top w:w="110" w:type="dxa"/>
-              <w:left w:w="120" w:type="dxa"/>
-              <w:bottom w:w="110" w:type="dxa"/>
-              <w:right w:w="120" w:type="dxa"/>
-            </w:tcMar>
-            <w:vAlign w:val="center"/>
-          </w:tcPr>
-          <w:p>
-            <w:pPr>
-              <w:jc w:val="left"/>
-            </w:pPr>
-            <w:r/>
             <w:r>
               <w:rPr>
-                <w:rFonts w:ascii="Noto Sans CJK TC" w:hAnsi="Noto Sans CJK TC" w:eastAsia="Noto Sans CJK TC"/>
-                <w:sz w:val="18"/>
+                <w:rFonts w:ascii="Microsoft JhengHei" w:hAnsi="Microsoft JhengHei" w:eastAsia="Microsoft JhengHei"/>
+                <w:sz w:val="20"/>
               </w:rPr>
-              <w:t>查看近日行程、今日與總計、推薦內容，以及快速新增記帳或積分</w:t>
-            </w:r>
-          </w:p>
-        </w:tc>
-        <w:tc>
-          <w:tcPr>
-            <w:tcW w:type="dxa" w:w="3528"/>
-            <w:tcMar>
-              <w:top w:w="110" w:type="dxa"/>
-              <w:left w:w="120" w:type="dxa"/>
-              <w:bottom w:w="110" w:type="dxa"/>
-              <w:right w:w="120" w:type="dxa"/>
-            </w:tcMar>
-            <w:vAlign w:val="center"/>
-          </w:tcPr>
-          <w:p>
-            <w:pPr>
-              <w:jc w:val="left"/>
-            </w:pPr>
-            <w:r/>
-            <w:r>
-              <w:rPr>
-                <w:rFonts w:ascii="Noto Sans CJK TC" w:hAnsi="Noto Sans CJK TC" w:eastAsia="Noto Sans CJK TC"/>
-                <w:sz w:val="18"/>
-              </w:rPr>
-              <w:t>各區塊可展開或收合；新增完成後首頁會刷新</w:t>
-            </w:r>
-          </w:p>
-        </w:tc>
-      </w:tr>
-      <w:tr>
-        <w:tc>
-          <w:tcPr>
-            <w:tcW w:type="dxa" w:w="1728"/>
-            <w:tcMar>
-              <w:top w:w="110" w:type="dxa"/>
-              <w:left w:w="120" w:type="dxa"/>
-              <w:bottom w:w="110" w:type="dxa"/>
-              <w:right w:w="120" w:type="dxa"/>
-            </w:tcMar>
-            <w:vAlign w:val="center"/>
-            <w:shd w:fill="EAF2F8"/>
-          </w:tcPr>
-          <w:p>
-            <w:pPr>
-              <w:jc w:val="left"/>
-            </w:pPr>
-            <w:r/>
-            <w:r>
-              <w:rPr>
-                <w:rFonts w:ascii="Noto Sans CJK TC" w:hAnsi="Noto Sans CJK TC" w:eastAsia="Noto Sans CJK TC"/>
-                <w:sz w:val="18"/>
-              </w:rPr>
-              <w:t>行事曆</w:t>
-            </w:r>
-          </w:p>
-        </w:tc>
-        <w:tc>
-          <w:tcPr>
-            <w:tcW w:type="dxa" w:w="4464"/>
-            <w:tcMar>
-              <w:top w:w="110" w:type="dxa"/>
-              <w:left w:w="120" w:type="dxa"/>
-              <w:bottom w:w="110" w:type="dxa"/>
-              <w:right w:w="120" w:type="dxa"/>
-            </w:tcMar>
-            <w:vAlign w:val="center"/>
-            <w:shd w:fill="EAF2F8"/>
-          </w:tcPr>
-          <w:p>
-            <w:pPr>
-              <w:jc w:val="left"/>
-            </w:pPr>
-            <w:r/>
-            <w:r>
-              <w:rPr>
-                <w:rFonts w:ascii="Noto Sans CJK TC" w:hAnsi="Noto Sans CJK TC" w:eastAsia="Noto Sans CJK TC"/>
-                <w:sz w:val="18"/>
-              </w:rPr>
-              <w:t>新增、編輯、完成、刪除、提醒與指定事件分享</w:t>
-            </w:r>
-          </w:p>
-        </w:tc>
-        <w:tc>
-          <w:tcPr>
-            <w:tcW w:type="dxa" w:w="3528"/>
-            <w:tcMar>
-              <w:top w:w="110" w:type="dxa"/>
-              <w:left w:w="120" w:type="dxa"/>
-              <w:bottom w:w="110" w:type="dxa"/>
-              <w:right w:w="120" w:type="dxa"/>
-            </w:tcMar>
-            <w:vAlign w:val="center"/>
-            <w:shd w:fill="EAF2F8"/>
-          </w:tcPr>
-          <w:p>
-            <w:pPr>
-              <w:jc w:val="left"/>
-            </w:pPr>
-            <w:r/>
-            <w:r>
-              <w:rPr>
-                <w:rFonts w:ascii="Noto Sans CJK TC" w:hAnsi="Noto Sans CJK TC" w:eastAsia="Noto Sans CJK TC"/>
-                <w:sz w:val="18"/>
-              </w:rPr>
-              <w:t>完成事件不再提醒；分享只提供唯讀</w:t>
-            </w:r>
-          </w:p>
-        </w:tc>
-      </w:tr>
-      <w:tr>
-        <w:tc>
-          <w:tcPr>
-            <w:tcW w:type="dxa" w:w="1728"/>
-            <w:tcMar>
-              <w:top w:w="110" w:type="dxa"/>
-              <w:left w:w="120" w:type="dxa"/>
-              <w:bottom w:w="110" w:type="dxa"/>
-              <w:right w:w="120" w:type="dxa"/>
-            </w:tcMar>
-            <w:vAlign w:val="center"/>
-          </w:tcPr>
-          <w:p>
-            <w:pPr>
-              <w:jc w:val="left"/>
-            </w:pPr>
-            <w:r/>
-            <w:r>
-              <w:rPr>
-                <w:rFonts w:ascii="Noto Sans CJK TC" w:hAnsi="Noto Sans CJK TC" w:eastAsia="Noto Sans CJK TC"/>
-                <w:sz w:val="18"/>
-              </w:rPr>
-              <w:t>記帳與積分</w:t>
-            </w:r>
-          </w:p>
-        </w:tc>
-        <w:tc>
-          <w:tcPr>
-            <w:tcW w:type="dxa" w:w="4464"/>
-            <w:tcMar>
-              <w:top w:w="110" w:type="dxa"/>
-              <w:left w:w="120" w:type="dxa"/>
-              <w:bottom w:w="110" w:type="dxa"/>
-              <w:right w:w="120" w:type="dxa"/>
-            </w:tcMar>
-            <w:vAlign w:val="center"/>
-          </w:tcPr>
-          <w:p>
-            <w:pPr>
-              <w:jc w:val="left"/>
-            </w:pPr>
-            <w:r/>
-            <w:r>
-              <w:rPr>
-                <w:rFonts w:ascii="Noto Sans CJK TC" w:hAnsi="Noto Sans CJK TC" w:eastAsia="Noto Sans CJK TC"/>
-                <w:sz w:val="18"/>
-              </w:rPr>
-              <w:t>多帳戶、分類、日期時間、小數、編輯與刪除</w:t>
-            </w:r>
-          </w:p>
-        </w:tc>
-        <w:tc>
-          <w:tcPr>
-            <w:tcW w:type="dxa" w:w="3528"/>
-            <w:tcMar>
-              <w:top w:w="110" w:type="dxa"/>
-              <w:left w:w="120" w:type="dxa"/>
-              <w:bottom w:w="110" w:type="dxa"/>
-              <w:right w:w="120" w:type="dxa"/>
-            </w:tcMar>
-            <w:vAlign w:val="center"/>
-          </w:tcPr>
-          <w:p>
-            <w:pPr>
-              <w:jc w:val="left"/>
-            </w:pPr>
-            <w:r/>
-            <w:r>
-              <w:rPr>
-                <w:rFonts w:ascii="Noto Sans CJK TC" w:hAnsi="Noto Sans CJK TC" w:eastAsia="Noto Sans CJK TC"/>
-                <w:sz w:val="18"/>
-              </w:rPr>
-              <w:t>刪除明細會重新計算今日與總計</w:t>
-            </w:r>
-          </w:p>
-        </w:tc>
-      </w:tr>
-      <w:tr>
-        <w:tc>
-          <w:tcPr>
-            <w:tcW w:type="dxa" w:w="1728"/>
-            <w:tcMar>
-              <w:top w:w="110" w:type="dxa"/>
-              <w:left w:w="120" w:type="dxa"/>
-              <w:bottom w:w="110" w:type="dxa"/>
-              <w:right w:w="120" w:type="dxa"/>
-            </w:tcMar>
-            <w:vAlign w:val="center"/>
-            <w:shd w:fill="EAF2F8"/>
-          </w:tcPr>
-          <w:p>
-            <w:pPr>
-              <w:jc w:val="left"/>
-            </w:pPr>
-            <w:r/>
-            <w:r>
-              <w:rPr>
-                <w:rFonts w:ascii="Noto Sans CJK TC" w:hAnsi="Noto Sans CJK TC" w:eastAsia="Noto Sans CJK TC"/>
-                <w:sz w:val="18"/>
-              </w:rPr>
-              <w:t>推薦與回憶</w:t>
-            </w:r>
-          </w:p>
-        </w:tc>
-        <w:tc>
-          <w:tcPr>
-            <w:tcW w:type="dxa" w:w="4464"/>
-            <w:tcMar>
-              <w:top w:w="110" w:type="dxa"/>
-              <w:left w:w="120" w:type="dxa"/>
-              <w:bottom w:w="110" w:type="dxa"/>
-              <w:right w:w="120" w:type="dxa"/>
-            </w:tcMar>
-            <w:vAlign w:val="center"/>
-            <w:shd w:fill="EAF2F8"/>
-          </w:tcPr>
-          <w:p>
-            <w:pPr>
-              <w:jc w:val="left"/>
-            </w:pPr>
-            <w:r/>
-            <w:r>
-              <w:rPr>
-                <w:rFonts w:ascii="Noto Sans CJK TC" w:hAnsi="Noto Sans CJK TC" w:eastAsia="Noto Sans CJK TC"/>
-                <w:sz w:val="18"/>
-              </w:rPr>
-              <w:t>城市篩選、地圖數量、圖片、天氣、加入行程與時間軸</w:t>
-            </w:r>
-          </w:p>
-        </w:tc>
-        <w:tc>
-          <w:tcPr>
-            <w:tcW w:type="dxa" w:w="3528"/>
-            <w:tcMar>
-              <w:top w:w="110" w:type="dxa"/>
-              <w:left w:w="120" w:type="dxa"/>
-              <w:bottom w:w="110" w:type="dxa"/>
-              <w:right w:w="120" w:type="dxa"/>
-            </w:tcMar>
-            <w:vAlign w:val="center"/>
-            <w:shd w:fill="EAF2F8"/>
-          </w:tcPr>
-          <w:p>
-            <w:pPr>
-              <w:jc w:val="left"/>
-            </w:pPr>
-            <w:r/>
-            <w:r>
-              <w:rPr>
-                <w:rFonts w:ascii="Noto Sans CJK TC" w:hAnsi="Noto Sans CJK TC" w:eastAsia="Noto Sans CJK TC"/>
-                <w:sz w:val="18"/>
-              </w:rPr>
-              <w:t>加入行事曆一律建立單日行程</w:t>
-            </w:r>
-          </w:p>
-        </w:tc>
-      </w:tr>
-      <w:tr>
-        <w:tc>
-          <w:tcPr>
-            <w:tcW w:type="dxa" w:w="1728"/>
-            <w:tcMar>
-              <w:top w:w="110" w:type="dxa"/>
-              <w:left w:w="120" w:type="dxa"/>
-              <w:bottom w:w="110" w:type="dxa"/>
-              <w:right w:w="120" w:type="dxa"/>
-            </w:tcMar>
-            <w:vAlign w:val="center"/>
-          </w:tcPr>
-          <w:p>
-            <w:pPr>
-              <w:jc w:val="left"/>
-            </w:pPr>
-            <w:r/>
-            <w:r>
-              <w:rPr>
-                <w:rFonts w:ascii="Noto Sans CJK TC" w:hAnsi="Noto Sans CJK TC" w:eastAsia="Noto Sans CJK TC"/>
-                <w:sz w:val="18"/>
-              </w:rPr>
-              <w:t>遊戲</w:t>
-            </w:r>
-          </w:p>
-        </w:tc>
-        <w:tc>
-          <w:tcPr>
-            <w:tcW w:type="dxa" w:w="4464"/>
-            <w:tcMar>
-              <w:top w:w="110" w:type="dxa"/>
-              <w:left w:w="120" w:type="dxa"/>
-              <w:bottom w:w="110" w:type="dxa"/>
-              <w:right w:w="120" w:type="dxa"/>
-            </w:tcMar>
-            <w:vAlign w:val="center"/>
-          </w:tcPr>
-          <w:p>
-            <w:pPr>
-              <w:jc w:val="left"/>
-            </w:pPr>
-            <w:r/>
-            <w:r>
-              <w:rPr>
-                <w:rFonts w:ascii="Noto Sans CJK TC" w:hAnsi="Noto Sans CJK TC" w:eastAsia="Noto Sans CJK TC"/>
-                <w:sz w:val="18"/>
-              </w:rPr>
-              <w:t>管理者題庫、自建題庫、答題歷程與關卡進度</w:t>
-            </w:r>
-          </w:p>
-        </w:tc>
-        <w:tc>
-          <w:tcPr>
-            <w:tcW w:type="dxa" w:w="3528"/>
-            <w:tcMar>
-              <w:top w:w="110" w:type="dxa"/>
-              <w:left w:w="120" w:type="dxa"/>
-              <w:bottom w:w="110" w:type="dxa"/>
-              <w:right w:w="120" w:type="dxa"/>
-            </w:tcMar>
-            <w:vAlign w:val="center"/>
-          </w:tcPr>
-          <w:p>
-            <w:pPr>
-              <w:jc w:val="left"/>
-            </w:pPr>
-            <w:r/>
-            <w:r>
-              <w:rPr>
-                <w:rFonts w:ascii="Noto Sans CJK TC" w:hAnsi="Noto Sans CJK TC" w:eastAsia="Noto Sans CJK TC"/>
-                <w:sz w:val="18"/>
-              </w:rPr>
-              <w:t>此裝置模式只能使用本機題庫</w:t>
+              <w:t>共用行事曆只適用雲端模式。本機模式下分享功能會停用，切到本機前會取消既有分享，避免資料不一致。</w:t>
             </w:r>
           </w:p>
         </w:tc>
@@ -935,100 +1162,55 @@
         <w:pStyle w:val="Heading1"/>
       </w:pPr>
       <w:r>
-        <w:t>2 註冊 登入與密碼重設</w:t>
+        <w:t>4. 推薦活動與景點</w:t>
       </w:r>
     </w:p>
     <w:p>
       <w:pPr>
-        <w:pStyle w:val="Heading2"/>
+        <w:pStyle w:val="ListBullet"/>
       </w:pPr>
       <w:r>
-        <w:t>2.1 註冊</w:t>
+        <w:t>清單可依城市與關鍵字篩選；若目前城市沒有關鍵字結果，系統可切換到符合資料的城市。</w:t>
       </w:r>
     </w:p>
     <w:p>
       <w:pPr>
-        <w:pStyle w:val="ListNumber"/>
+        <w:pStyle w:val="ListBullet"/>
       </w:pPr>
       <w:r>
-        <w:rPr>
-          <w:rFonts w:ascii="Noto Sans CJK TC" w:hAnsi="Noto Sans CJK TC" w:eastAsia="Noto Sans CJK TC"/>
-        </w:rPr>
-        <w:t>在登入頁選擇註冊，輸入有效 Email 與符合畫面規則的密碼。</w:t>
+        <w:t>可在清單／地圖統計模式間切換；點城市名稱或數字會回到該城市清單。</w:t>
       </w:r>
     </w:p>
     <w:p>
       <w:pPr>
-        <w:pStyle w:val="ListNumber"/>
+        <w:pStyle w:val="ListBullet"/>
       </w:pPr>
       <w:r>
-        <w:rPr>
-          <w:rFonts w:ascii="Noto Sans CJK TC" w:hAnsi="Noto Sans CJK TC" w:eastAsia="Noto Sans CJK TC"/>
-        </w:rPr>
-        <w:t>閱讀並同意服務條款與隱私政策；完成信箱驗證後再登入。</w:t>
+        <w:t>活動依喜歡、一般、不喜歡分組，再依日期、時間、國家、城市與地點排序。</w:t>
       </w:r>
     </w:p>
     <w:p>
       <w:pPr>
-        <w:pStyle w:val="ListNumber"/>
+        <w:pStyle w:val="ListBullet"/>
       </w:pPr>
       <w:r>
-        <w:rPr>
-          <w:rFonts w:ascii="Noto Sans CJK TC" w:hAnsi="Noto Sans CJK TC" w:eastAsia="Noto Sans CJK TC"/>
-        </w:rPr>
-        <w:t>首次登入若尚未選擇儲存位置，系統預設使用雲端。儲存位置不應在未登入時顯示。</w:t>
+        <w:t>只有存在細項時才開啟預覽；沒有細項時直接使用卡片資訊。</w:t>
       </w:r>
     </w:p>
     <w:p>
       <w:pPr>
-        <w:pStyle w:val="ListNumber"/>
+        <w:pStyle w:val="ListBullet"/>
       </w:pPr>
       <w:r>
-        <w:rPr>
-          <w:rFonts w:ascii="Noto Sans CJK TC" w:hAnsi="Noto Sans CJK TC" w:eastAsia="Noto Sans CJK TC"/>
-        </w:rPr>
-        <w:t>同一台裝置切換不同帳號時，前一帳號的行事曆、帳戶、積分、回憶與快取都應清除後再載入。</w:t>
+        <w:t>加入行事曆前可調整日期與時間，活動與景點皆建立為單日行程。</w:t>
       </w:r>
     </w:p>
     <w:p>
       <w:pPr>
-        <w:pStyle w:val="Heading2"/>
+        <w:pStyle w:val="ListBullet"/>
       </w:pPr>
       <w:r>
-        <w:t>2.2 密碼重設</w:t>
-      </w:r>
-    </w:p>
-    <w:p>
-      <w:pPr>
-        <w:pStyle w:val="ListNumber"/>
-      </w:pPr>
-      <w:r>
-        <w:rPr>
-          <w:rFonts w:ascii="Noto Sans CJK TC" w:hAnsi="Noto Sans CJK TC" w:eastAsia="Noto Sans CJK TC"/>
-        </w:rPr>
-        <w:t>選擇忘記密碼並輸入註冊 Email。</w:t>
-      </w:r>
-    </w:p>
-    <w:p>
-      <w:pPr>
-        <w:pStyle w:val="ListNumber"/>
-      </w:pPr>
-      <w:r>
-        <w:rPr>
-          <w:rFonts w:ascii="Noto Sans CJK TC" w:hAnsi="Noto Sans CJK TC" w:eastAsia="Noto Sans CJK TC"/>
-        </w:rPr>
-        <w:t>使用最新收到的郵件連結；Web 會直接進入重設頁，Android 與 iOS 透過 App Links 開啟。</w:t>
-      </w:r>
-    </w:p>
-    <w:p>
-      <w:pPr>
-        <w:pStyle w:val="ListNumber"/>
-      </w:pPr>
-      <w:r>
-        <w:rPr>
-          <w:rFonts w:ascii="Noto Sans CJK TC" w:hAnsi="Noto Sans CJK TC" w:eastAsia="Noto Sans CJK TC"/>
-        </w:rPr>
-        <w:t>設定新密碼後重新登入。若仍回到登入頁，先關閉舊頁籤，再從最新郵件開啟。</w:t>
+        <w:t>圖片只有在有資料時顯示，縮圖採延遲載入，降低初始等待。</w:t>
       </w:r>
     </w:p>
     <w:p>
@@ -1036,7 +1218,68 @@
         <w:pStyle w:val="Heading1"/>
       </w:pPr>
       <w:r>
-        <w:t>3 儲存位置</w:t>
+        <w:t>5. 回憶走廊</w:t>
+      </w:r>
+    </w:p>
+    <w:p>
+      <w:pPr>
+        <w:pStyle w:val="ListBullet"/>
+      </w:pPr>
+      <w:r>
+        <w:t>預設載入近 30 天；點『載入更多』每次再往前 30 天。</w:t>
+      </w:r>
+    </w:p>
+    <w:p>
+      <w:pPr>
+        <w:pStyle w:val="ListBullet"/>
+      </w:pPr>
+      <w:r>
+        <w:t>可用時間軸、城市與地圖統計查看足跡。</w:t>
+      </w:r>
+    </w:p>
+    <w:p>
+      <w:pPr>
+        <w:pStyle w:val="ListBullet"/>
+      </w:pPr>
+      <w:r>
+        <w:t>回憶若有當日細項才開啟預覽。</w:t>
+      </w:r>
+    </w:p>
+    <w:p>
+      <w:pPr>
+        <w:pStyle w:val="ListBullet"/>
+      </w:pPr>
+      <w:r>
+        <w:t>從行程建立回憶時，只帶入所選日期的 subEvents。</w:t>
+      </w:r>
+    </w:p>
+    <w:p>
+      <w:pPr>
+        <w:pStyle w:val="ListBullet"/>
+      </w:pPr>
+      <w:r>
+        <w:t>記帳與積分快捷入口會進入與該回憶關聯的帳戶明細。</w:t>
+      </w:r>
+    </w:p>
+    <w:p>
+      <w:pPr>
+        <w:pStyle w:val="ListBullet"/>
+      </w:pPr>
+      <w:r>
+        <w:t>未來日期的回憶仍會顯示，不會因尚未發生而被隱藏。</w:t>
+      </w:r>
+    </w:p>
+    <w:p>
+      <w:r>
+        <w:br w:type="page"/>
+      </w:r>
+    </w:p>
+    <w:p>
+      <w:pPr>
+        <w:pStyle w:val="Heading1"/>
+      </w:pPr>
+      <w:r>
+        <w:t>6. 記帳與積分</w:t>
       </w:r>
     </w:p>
     <w:tbl>
@@ -1044,13 +1287,12 @@
         <w:tblStyle w:val="TableGrid"/>
         <w:tblW w:type="auto" w:w="0"/>
         <w:jc w:val="center"/>
-        <w:tblLayout w:type="fixed"/>
         <w:tblLook w:firstColumn="1" w:firstRow="1" w:lastColumn="0" w:lastRow="0" w:noHBand="0" w:noVBand="1" w:val="04A0"/>
       </w:tblPr>
       <w:tblGrid>
-        <w:gridCol w:w="3331"/>
-        <w:gridCol w:w="3331"/>
-        <w:gridCol w:w="3331"/>
+        <w:gridCol w:w="3278"/>
+        <w:gridCol w:w="3278"/>
+        <w:gridCol w:w="3278"/>
       </w:tblGrid>
       <w:tr>
         <w:trPr>
@@ -1058,2021 +1300,20 @@
         </w:trPr>
         <w:tc>
           <w:tcPr>
-            <w:tcW w:type="dxa" w:w="2088"/>
+            <w:tcW w:type="dxa" w:w="3278"/>
             <w:shd w:fill="24496B"/>
+            <w:vAlign w:val="center"/>
             <w:tcMar>
-              <w:top w:w="110" w:type="dxa"/>
-              <w:left w:w="120" w:type="dxa"/>
-              <w:bottom w:w="110" w:type="dxa"/>
-              <w:right w:w="120" w:type="dxa"/>
+              <w:top w:w="100" w:type="dxa"/>
+              <w:left w:w="100" w:type="dxa"/>
+              <w:bottom w:w="100" w:type="dxa"/>
+              <w:right w:w="100" w:type="dxa"/>
             </w:tcMar>
-            <w:vAlign w:val="center"/>
           </w:tcPr>
           <w:p>
-            <w:pPr>
-              <w:jc w:val="center"/>
-            </w:pPr>
-            <w:r/>
             <w:r>
               <w:rPr>
-                <w:rFonts w:ascii="Noto Sans CJK TC" w:hAnsi="Noto Sans CJK TC" w:eastAsia="Noto Sans CJK TC"/>
-                <w:b/>
-                <w:color w:val="FFFFFF"/>
-                <w:sz w:val="19"/>
-              </w:rPr>
-              <w:t>比較項目</w:t>
-            </w:r>
-          </w:p>
-        </w:tc>
-        <w:tc>
-          <w:tcPr>
-            <w:tcW w:type="dxa" w:w="3888"/>
-            <w:shd w:fill="24496B"/>
-            <w:tcMar>
-              <w:top w:w="110" w:type="dxa"/>
-              <w:left w:w="120" w:type="dxa"/>
-              <w:bottom w:w="110" w:type="dxa"/>
-              <w:right w:w="120" w:type="dxa"/>
-            </w:tcMar>
-            <w:vAlign w:val="center"/>
-          </w:tcPr>
-          <w:p>
-            <w:pPr>
-              <w:jc w:val="center"/>
-            </w:pPr>
-            <w:r/>
-            <w:r>
-              <w:rPr>
-                <w:rFonts w:ascii="Noto Sans CJK TC" w:hAnsi="Noto Sans CJK TC" w:eastAsia="Noto Sans CJK TC"/>
-                <w:b/>
-                <w:color w:val="FFFFFF"/>
-                <w:sz w:val="19"/>
-              </w:rPr>
-              <w:t>雲端</w:t>
-            </w:r>
-          </w:p>
-        </w:tc>
-        <w:tc>
-          <w:tcPr>
-            <w:tcW w:type="dxa" w:w="3888"/>
-            <w:shd w:fill="24496B"/>
-            <w:tcMar>
-              <w:top w:w="110" w:type="dxa"/>
-              <w:left w:w="120" w:type="dxa"/>
-              <w:bottom w:w="110" w:type="dxa"/>
-              <w:right w:w="120" w:type="dxa"/>
-            </w:tcMar>
-            <w:vAlign w:val="center"/>
-          </w:tcPr>
-          <w:p>
-            <w:pPr>
-              <w:jc w:val="center"/>
-            </w:pPr>
-            <w:r/>
-            <w:r>
-              <w:rPr>
-                <w:rFonts w:ascii="Noto Sans CJK TC" w:hAnsi="Noto Sans CJK TC" w:eastAsia="Noto Sans CJK TC"/>
-                <w:b/>
-                <w:color w:val="FFFFFF"/>
-                <w:sz w:val="19"/>
-              </w:rPr>
-              <w:t>此裝置</w:t>
-            </w:r>
-          </w:p>
-        </w:tc>
-      </w:tr>
-      <w:tr>
-        <w:tc>
-          <w:tcPr>
-            <w:tcW w:type="dxa" w:w="2088"/>
-            <w:tcMar>
-              <w:top w:w="110" w:type="dxa"/>
-              <w:left w:w="120" w:type="dxa"/>
-              <w:bottom w:w="110" w:type="dxa"/>
-              <w:right w:w="120" w:type="dxa"/>
-            </w:tcMar>
-            <w:vAlign w:val="center"/>
-          </w:tcPr>
-          <w:p>
-            <w:pPr>
-              <w:jc w:val="left"/>
-            </w:pPr>
-            <w:r/>
-            <w:r>
-              <w:rPr>
-                <w:rFonts w:ascii="Noto Sans CJK TC" w:hAnsi="Noto Sans CJK TC" w:eastAsia="Noto Sans CJK TC"/>
-                <w:sz w:val="18"/>
-              </w:rPr>
-              <w:t>可使用裝置</w:t>
-            </w:r>
-          </w:p>
-        </w:tc>
-        <w:tc>
-          <w:tcPr>
-            <w:tcW w:type="dxa" w:w="3888"/>
-            <w:tcMar>
-              <w:top w:w="110" w:type="dxa"/>
-              <w:left w:w="120" w:type="dxa"/>
-              <w:bottom w:w="110" w:type="dxa"/>
-              <w:right w:w="120" w:type="dxa"/>
-            </w:tcMar>
-            <w:vAlign w:val="center"/>
-          </w:tcPr>
-          <w:p>
-            <w:pPr>
-              <w:jc w:val="left"/>
-            </w:pPr>
-            <w:r/>
-            <w:r>
-              <w:rPr>
-                <w:rFonts w:ascii="Noto Sans CJK TC" w:hAnsi="Noto Sans CJK TC" w:eastAsia="Noto Sans CJK TC"/>
-                <w:sz w:val="18"/>
-              </w:rPr>
-              <w:t>登入同一帳號即可跨裝置讀取</w:t>
-            </w:r>
-          </w:p>
-        </w:tc>
-        <w:tc>
-          <w:tcPr>
-            <w:tcW w:type="dxa" w:w="3888"/>
-            <w:tcMar>
-              <w:top w:w="110" w:type="dxa"/>
-              <w:left w:w="120" w:type="dxa"/>
-              <w:bottom w:w="110" w:type="dxa"/>
-              <w:right w:w="120" w:type="dxa"/>
-            </w:tcMar>
-            <w:vAlign w:val="center"/>
-          </w:tcPr>
-          <w:p>
-            <w:pPr>
-              <w:jc w:val="left"/>
-            </w:pPr>
-            <w:r/>
-            <w:r>
-              <w:rPr>
-                <w:rFonts w:ascii="Noto Sans CJK TC" w:hAnsi="Noto Sans CJK TC" w:eastAsia="Noto Sans CJK TC"/>
-                <w:sz w:val="18"/>
-              </w:rPr>
-              <w:t>只在目前手機、平板、電腦或瀏覽器</w:t>
-            </w:r>
-          </w:p>
-        </w:tc>
-      </w:tr>
-      <w:tr>
-        <w:tc>
-          <w:tcPr>
-            <w:tcW w:type="dxa" w:w="2088"/>
-            <w:tcMar>
-              <w:top w:w="110" w:type="dxa"/>
-              <w:left w:w="120" w:type="dxa"/>
-              <w:bottom w:w="110" w:type="dxa"/>
-              <w:right w:w="120" w:type="dxa"/>
-            </w:tcMar>
-            <w:vAlign w:val="center"/>
-            <w:shd w:fill="EAF2F8"/>
-          </w:tcPr>
-          <w:p>
-            <w:pPr>
-              <w:jc w:val="left"/>
-            </w:pPr>
-            <w:r/>
-            <w:r>
-              <w:rPr>
-                <w:rFonts w:ascii="Noto Sans CJK TC" w:hAnsi="Noto Sans CJK TC" w:eastAsia="Noto Sans CJK TC"/>
-                <w:sz w:val="18"/>
-              </w:rPr>
-              <w:t>網路需求</w:t>
-            </w:r>
-          </w:p>
-        </w:tc>
-        <w:tc>
-          <w:tcPr>
-            <w:tcW w:type="dxa" w:w="3888"/>
-            <w:tcMar>
-              <w:top w:w="110" w:type="dxa"/>
-              <w:left w:w="120" w:type="dxa"/>
-              <w:bottom w:w="110" w:type="dxa"/>
-              <w:right w:w="120" w:type="dxa"/>
-            </w:tcMar>
-            <w:vAlign w:val="center"/>
-            <w:shd w:fill="EAF2F8"/>
-          </w:tcPr>
-          <w:p>
-            <w:pPr>
-              <w:jc w:val="left"/>
-            </w:pPr>
-            <w:r/>
-            <w:r>
-              <w:rPr>
-                <w:rFonts w:ascii="Noto Sans CJK TC" w:hAnsi="Noto Sans CJK TC" w:eastAsia="Noto Sans CJK TC"/>
-                <w:sz w:val="18"/>
-              </w:rPr>
-              <w:t>讀寫時需要網路</w:t>
-            </w:r>
-          </w:p>
-        </w:tc>
-        <w:tc>
-          <w:tcPr>
-            <w:tcW w:type="dxa" w:w="3888"/>
-            <w:tcMar>
-              <w:top w:w="110" w:type="dxa"/>
-              <w:left w:w="120" w:type="dxa"/>
-              <w:bottom w:w="110" w:type="dxa"/>
-              <w:right w:w="120" w:type="dxa"/>
-            </w:tcMar>
-            <w:vAlign w:val="center"/>
-            <w:shd w:fill="EAF2F8"/>
-          </w:tcPr>
-          <w:p>
-            <w:pPr>
-              <w:jc w:val="left"/>
-            </w:pPr>
-            <w:r/>
-            <w:r>
-              <w:rPr>
-                <w:rFonts w:ascii="Noto Sans CJK TC" w:hAnsi="Noto Sans CJK TC" w:eastAsia="Noto Sans CJK TC"/>
-                <w:sz w:val="18"/>
-              </w:rPr>
-              <w:t>登入與部分共用服務仍可能需要網路；個人資料讀寫以本機為主</w:t>
-            </w:r>
-          </w:p>
-        </w:tc>
-      </w:tr>
-      <w:tr>
-        <w:tc>
-          <w:tcPr>
-            <w:tcW w:type="dxa" w:w="2088"/>
-            <w:tcMar>
-              <w:top w:w="110" w:type="dxa"/>
-              <w:left w:w="120" w:type="dxa"/>
-              <w:bottom w:w="110" w:type="dxa"/>
-              <w:right w:w="120" w:type="dxa"/>
-            </w:tcMar>
-            <w:vAlign w:val="center"/>
-          </w:tcPr>
-          <w:p>
-            <w:pPr>
-              <w:jc w:val="left"/>
-            </w:pPr>
-            <w:r/>
-            <w:r>
-              <w:rPr>
-                <w:rFonts w:ascii="Noto Sans CJK TC" w:hAnsi="Noto Sans CJK TC" w:eastAsia="Noto Sans CJK TC"/>
-                <w:sz w:val="18"/>
-              </w:rPr>
-              <w:t>資料上限</w:t>
-            </w:r>
-          </w:p>
-        </w:tc>
-        <w:tc>
-          <w:tcPr>
-            <w:tcW w:type="dxa" w:w="3888"/>
-            <w:tcMar>
-              <w:top w:w="110" w:type="dxa"/>
-              <w:left w:w="120" w:type="dxa"/>
-              <w:bottom w:w="110" w:type="dxa"/>
-              <w:right w:w="120" w:type="dxa"/>
-            </w:tcMar>
-            <w:vAlign w:val="center"/>
-          </w:tcPr>
-          <w:p>
-            <w:pPr>
-              <w:jc w:val="left"/>
-            </w:pPr>
-            <w:r/>
-            <w:r>
-              <w:rPr>
-                <w:rFonts w:ascii="Noto Sans CJK TC" w:hAnsi="Noto Sans CJK TC" w:eastAsia="Noto Sans CJK TC"/>
-                <w:sz w:val="18"/>
-              </w:rPr>
-              <w:t>依目前有效版本額度</w:t>
-            </w:r>
-          </w:p>
-        </w:tc>
-        <w:tc>
-          <w:tcPr>
-            <w:tcW w:type="dxa" w:w="3888"/>
-            <w:tcMar>
-              <w:top w:w="110" w:type="dxa"/>
-              <w:left w:w="120" w:type="dxa"/>
-              <w:bottom w:w="110" w:type="dxa"/>
-              <w:right w:w="120" w:type="dxa"/>
-            </w:tcMar>
-            <w:vAlign w:val="center"/>
-          </w:tcPr>
-          <w:p>
-            <w:pPr>
-              <w:jc w:val="left"/>
-            </w:pPr>
-            <w:r/>
-            <w:r>
-              <w:rPr>
-                <w:rFonts w:ascii="Noto Sans CJK TC" w:hAnsi="Noto Sans CJK TC" w:eastAsia="Noto Sans CJK TC"/>
-                <w:sz w:val="18"/>
-              </w:rPr>
-              <w:t>有效此裝置版本期間不限筆數；到期後不可新增</w:t>
-            </w:r>
-          </w:p>
-        </w:tc>
-      </w:tr>
-      <w:tr>
-        <w:tc>
-          <w:tcPr>
-            <w:tcW w:type="dxa" w:w="2088"/>
-            <w:tcMar>
-              <w:top w:w="110" w:type="dxa"/>
-              <w:left w:w="120" w:type="dxa"/>
-              <w:bottom w:w="110" w:type="dxa"/>
-              <w:right w:w="120" w:type="dxa"/>
-            </w:tcMar>
-            <w:vAlign w:val="center"/>
-            <w:shd w:fill="EAF2F8"/>
-          </w:tcPr>
-          <w:p>
-            <w:pPr>
-              <w:jc w:val="left"/>
-            </w:pPr>
-            <w:r/>
-            <w:r>
-              <w:rPr>
-                <w:rFonts w:ascii="Noto Sans CJK TC" w:hAnsi="Noto Sans CJK TC" w:eastAsia="Noto Sans CJK TC"/>
-                <w:sz w:val="18"/>
-              </w:rPr>
-              <w:t>圖片</w:t>
-            </w:r>
-          </w:p>
-        </w:tc>
-        <w:tc>
-          <w:tcPr>
-            <w:tcW w:type="dxa" w:w="3888"/>
-            <w:tcMar>
-              <w:top w:w="110" w:type="dxa"/>
-              <w:left w:w="120" w:type="dxa"/>
-              <w:bottom w:w="110" w:type="dxa"/>
-              <w:right w:w="120" w:type="dxa"/>
-            </w:tcMar>
-            <w:vAlign w:val="center"/>
-            <w:shd w:fill="EAF2F8"/>
-          </w:tcPr>
-          <w:p>
-            <w:pPr>
-              <w:jc w:val="left"/>
-            </w:pPr>
-            <w:r/>
-            <w:r>
-              <w:rPr>
-                <w:rFonts w:ascii="Noto Sans CJK TC" w:hAnsi="Noto Sans CJK TC" w:eastAsia="Noto Sans CJK TC"/>
-                <w:sz w:val="18"/>
-              </w:rPr>
-              <w:t>依版本容量</w:t>
-            </w:r>
-          </w:p>
-        </w:tc>
-        <w:tc>
-          <w:tcPr>
-            <w:tcW w:type="dxa" w:w="3888"/>
-            <w:tcMar>
-              <w:top w:w="110" w:type="dxa"/>
-              <w:left w:w="120" w:type="dxa"/>
-              <w:bottom w:w="110" w:type="dxa"/>
-              <w:right w:w="120" w:type="dxa"/>
-            </w:tcMar>
-            <w:vAlign w:val="center"/>
-            <w:shd w:fill="EAF2F8"/>
-          </w:tcPr>
-          <w:p>
-            <w:pPr>
-              <w:jc w:val="left"/>
-            </w:pPr>
-            <w:r/>
-            <w:r>
-              <w:rPr>
-                <w:rFonts w:ascii="Noto Sans CJK TC" w:hAnsi="Noto Sans CJK TC" w:eastAsia="Noto Sans CJK TC"/>
-                <w:sz w:val="18"/>
-              </w:rPr>
-              <w:t>可保存在本機，不占雲端容量</w:t>
-            </w:r>
-          </w:p>
-        </w:tc>
-      </w:tr>
-      <w:tr>
-        <w:tc>
-          <w:tcPr>
-            <w:tcW w:type="dxa" w:w="2088"/>
-            <w:tcMar>
-              <w:top w:w="110" w:type="dxa"/>
-              <w:left w:w="120" w:type="dxa"/>
-              <w:bottom w:w="110" w:type="dxa"/>
-              <w:right w:w="120" w:type="dxa"/>
-            </w:tcMar>
-            <w:vAlign w:val="center"/>
-          </w:tcPr>
-          <w:p>
-            <w:pPr>
-              <w:jc w:val="left"/>
-            </w:pPr>
-            <w:r/>
-            <w:r>
-              <w:rPr>
-                <w:rFonts w:ascii="Noto Sans CJK TC" w:hAnsi="Noto Sans CJK TC" w:eastAsia="Noto Sans CJK TC"/>
-                <w:sz w:val="18"/>
-              </w:rPr>
-              <w:t>行事曆分享</w:t>
-            </w:r>
-          </w:p>
-        </w:tc>
-        <w:tc>
-          <w:tcPr>
-            <w:tcW w:type="dxa" w:w="3888"/>
-            <w:tcMar>
-              <w:top w:w="110" w:type="dxa"/>
-              <w:left w:w="120" w:type="dxa"/>
-              <w:bottom w:w="110" w:type="dxa"/>
-              <w:right w:w="120" w:type="dxa"/>
-            </w:tcMar>
-            <w:vAlign w:val="center"/>
-          </w:tcPr>
-          <w:p>
-            <w:pPr>
-              <w:jc w:val="left"/>
-            </w:pPr>
-            <w:r/>
-            <w:r>
-              <w:rPr>
-                <w:rFonts w:ascii="Noto Sans CJK TC" w:hAnsi="Noto Sans CJK TC" w:eastAsia="Noto Sans CJK TC"/>
-                <w:sz w:val="18"/>
-              </w:rPr>
-              <w:t>可用，依額度限制</w:t>
-            </w:r>
-          </w:p>
-        </w:tc>
-        <w:tc>
-          <w:tcPr>
-            <w:tcW w:type="dxa" w:w="3888"/>
-            <w:tcMar>
-              <w:top w:w="110" w:type="dxa"/>
-              <w:left w:w="120" w:type="dxa"/>
-              <w:bottom w:w="110" w:type="dxa"/>
-              <w:right w:w="120" w:type="dxa"/>
-            </w:tcMar>
-            <w:vAlign w:val="center"/>
-          </w:tcPr>
-          <w:p>
-            <w:pPr>
-              <w:jc w:val="left"/>
-            </w:pPr>
-            <w:r/>
-            <w:r>
-              <w:rPr>
-                <w:rFonts w:ascii="Noto Sans CJK TC" w:hAnsi="Noto Sans CJK TC" w:eastAsia="Noto Sans CJK TC"/>
-                <w:sz w:val="18"/>
-              </w:rPr>
-              <w:t>停用，且切換前會停止現有分享</w:t>
-            </w:r>
-          </w:p>
-        </w:tc>
-      </w:tr>
-      <w:tr>
-        <w:tc>
-          <w:tcPr>
-            <w:tcW w:type="dxa" w:w="2088"/>
-            <w:tcMar>
-              <w:top w:w="110" w:type="dxa"/>
-              <w:left w:w="120" w:type="dxa"/>
-              <w:bottom w:w="110" w:type="dxa"/>
-              <w:right w:w="120" w:type="dxa"/>
-            </w:tcMar>
-            <w:vAlign w:val="center"/>
-            <w:shd w:fill="EAF2F8"/>
-          </w:tcPr>
-          <w:p>
-            <w:pPr>
-              <w:jc w:val="left"/>
-            </w:pPr>
-            <w:r/>
-            <w:r>
-              <w:rPr>
-                <w:rFonts w:ascii="Noto Sans CJK TC" w:hAnsi="Noto Sans CJK TC" w:eastAsia="Noto Sans CJK TC"/>
-                <w:sz w:val="18"/>
-              </w:rPr>
-              <w:t>管理者遊戲題庫</w:t>
-            </w:r>
-          </w:p>
-        </w:tc>
-        <w:tc>
-          <w:tcPr>
-            <w:tcW w:type="dxa" w:w="3888"/>
-            <w:tcMar>
-              <w:top w:w="110" w:type="dxa"/>
-              <w:left w:w="120" w:type="dxa"/>
-              <w:bottom w:w="110" w:type="dxa"/>
-              <w:right w:w="120" w:type="dxa"/>
-            </w:tcMar>
-            <w:vAlign w:val="center"/>
-            <w:shd w:fill="EAF2F8"/>
-          </w:tcPr>
-          <w:p>
-            <w:pPr>
-              <w:jc w:val="left"/>
-            </w:pPr>
-            <w:r/>
-            <w:r>
-              <w:rPr>
-                <w:rFonts w:ascii="Noto Sans CJK TC" w:hAnsi="Noto Sans CJK TC" w:eastAsia="Noto Sans CJK TC"/>
-                <w:sz w:val="18"/>
-              </w:rPr>
-              <w:t>可依權限選用</w:t>
-            </w:r>
-          </w:p>
-        </w:tc>
-        <w:tc>
-          <w:tcPr>
-            <w:tcW w:type="dxa" w:w="3888"/>
-            <w:tcMar>
-              <w:top w:w="110" w:type="dxa"/>
-              <w:left w:w="120" w:type="dxa"/>
-              <w:bottom w:w="110" w:type="dxa"/>
-              <w:right w:w="120" w:type="dxa"/>
-            </w:tcMar>
-            <w:vAlign w:val="center"/>
-            <w:shd w:fill="EAF2F8"/>
-          </w:tcPr>
-          <w:p>
-            <w:pPr>
-              <w:jc w:val="left"/>
-            </w:pPr>
-            <w:r/>
-            <w:r>
-              <w:rPr>
-                <w:rFonts w:ascii="Noto Sans CJK TC" w:hAnsi="Noto Sans CJK TC" w:eastAsia="Noto Sans CJK TC"/>
-                <w:sz w:val="18"/>
-              </w:rPr>
-              <w:t>不可讀取，只能使用本機自建題庫</w:t>
-            </w:r>
-          </w:p>
-        </w:tc>
-      </w:tr>
-      <w:tr>
-        <w:tc>
-          <w:tcPr>
-            <w:tcW w:type="dxa" w:w="2088"/>
-            <w:tcMar>
-              <w:top w:w="110" w:type="dxa"/>
-              <w:left w:w="120" w:type="dxa"/>
-              <w:bottom w:w="110" w:type="dxa"/>
-              <w:right w:w="120" w:type="dxa"/>
-            </w:tcMar>
-            <w:vAlign w:val="center"/>
-          </w:tcPr>
-          <w:p>
-            <w:pPr>
-              <w:jc w:val="left"/>
-            </w:pPr>
-            <w:r/>
-            <w:r>
-              <w:rPr>
-                <w:rFonts w:ascii="Noto Sans CJK TC" w:hAnsi="Noto Sans CJK TC" w:eastAsia="Noto Sans CJK TC"/>
-                <w:sz w:val="18"/>
-              </w:rPr>
-              <w:t>備份風險</w:t>
-            </w:r>
-          </w:p>
-        </w:tc>
-        <w:tc>
-          <w:tcPr>
-            <w:tcW w:type="dxa" w:w="3888"/>
-            <w:tcMar>
-              <w:top w:w="110" w:type="dxa"/>
-              <w:left w:w="120" w:type="dxa"/>
-              <w:bottom w:w="110" w:type="dxa"/>
-              <w:right w:w="120" w:type="dxa"/>
-            </w:tcMar>
-            <w:vAlign w:val="center"/>
-          </w:tcPr>
-          <w:p>
-            <w:pPr>
-              <w:jc w:val="left"/>
-            </w:pPr>
-            <w:r/>
-            <w:r>
-              <w:rPr>
-                <w:rFonts w:ascii="Noto Sans CJK TC" w:hAnsi="Noto Sans CJK TC" w:eastAsia="Noto Sans CJK TC"/>
-                <w:sz w:val="18"/>
-              </w:rPr>
-              <w:t>由雲端帳號存取</w:t>
-            </w:r>
-          </w:p>
-        </w:tc>
-        <w:tc>
-          <w:tcPr>
-            <w:tcW w:type="dxa" w:w="3888"/>
-            <w:tcMar>
-              <w:top w:w="110" w:type="dxa"/>
-              <w:left w:w="120" w:type="dxa"/>
-              <w:bottom w:w="110" w:type="dxa"/>
-              <w:right w:w="120" w:type="dxa"/>
-            </w:tcMar>
-            <w:vAlign w:val="center"/>
-          </w:tcPr>
-          <w:p>
-            <w:pPr>
-              <w:jc w:val="left"/>
-            </w:pPr>
-            <w:r/>
-            <w:r>
-              <w:rPr>
-                <w:rFonts w:ascii="Noto Sans CJK TC" w:hAnsi="Noto Sans CJK TC" w:eastAsia="Noto Sans CJK TC"/>
-                <w:sz w:val="18"/>
-              </w:rPr>
-              <w:t>清除網站資料、移除 App、換裝置或換瀏覽器後不會自動出現</w:t>
-            </w:r>
-          </w:p>
-        </w:tc>
-      </w:tr>
-    </w:tbl>
-    <w:p/>
-    <w:p>
-      <w:pPr>
-        <w:pStyle w:val="Heading2"/>
-      </w:pPr>
-      <w:r>
-        <w:t>3.1 切換流程</w:t>
-      </w:r>
-    </w:p>
-    <w:p>
-      <w:pPr>
-        <w:pStyle w:val="ListBullet"/>
-      </w:pPr>
-      <w:r>
-        <w:rPr>
-          <w:rFonts w:ascii="Noto Sans CJK TC" w:hAnsi="Noto Sans CJK TC" w:eastAsia="Noto Sans CJK TC"/>
-        </w:rPr>
-        <w:t>雲端轉此裝置：先下載完整個人資料，寫入本機並驗證筆數，再刪除雲端來源。</w:t>
-      </w:r>
-    </w:p>
-    <w:p>
-      <w:pPr>
-        <w:pStyle w:val="ListBullet"/>
-      </w:pPr>
-      <w:r>
-        <w:rPr>
-          <w:rFonts w:ascii="Noto Sans CJK TC" w:hAnsi="Noto Sans CJK TC" w:eastAsia="Noto Sans CJK TC"/>
-        </w:rPr>
-        <w:t>此裝置轉雲端：先預檢目前方案額度；任何一項超額時整批取消，不會只上傳一部分。</w:t>
-      </w:r>
-    </w:p>
-    <w:p>
-      <w:pPr>
-        <w:pStyle w:val="ListBullet"/>
-      </w:pPr>
-      <w:r>
-        <w:rPr>
-          <w:rFonts w:ascii="Noto Sans CJK TC" w:hAnsi="Noto Sans CJK TC" w:eastAsia="Noto Sans CJK TC"/>
-        </w:rPr>
-        <w:t>切換成功後，另一個儲存位置的個人資料會被清除；確認視窗會明確說明影響。</w:t>
-      </w:r>
-    </w:p>
-    <w:p>
-      <w:pPr>
-        <w:pStyle w:val="ListBullet"/>
-      </w:pPr>
-      <w:r>
-        <w:rPr>
-          <w:rFonts w:ascii="Noto Sans CJK TC" w:hAnsi="Noto Sans CJK TC" w:eastAsia="Noto Sans CJK TC"/>
-        </w:rPr>
-        <w:t>Web 本機資料位於該網站的 IndexedDB。Hot Reload 不會清除；清除網站資料或改用另一瀏覽器會看不到。</w:t>
-      </w:r>
-    </w:p>
-    <w:p>
-      <w:pPr>
-        <w:pStyle w:val="ListBullet"/>
-      </w:pPr>
-      <w:r>
-        <w:rPr>
-          <w:rFonts w:ascii="Noto Sans CJK TC" w:hAnsi="Noto Sans CJK TC" w:eastAsia="Noto Sans CJK TC"/>
-        </w:rPr>
-        <w:t>未來若需再次搬移，請從設定中的儲存位置功能操作，不要自行修改瀏覽器資料庫。</w:t>
-      </w:r>
-    </w:p>
-    <w:p>
-      <w:pPr>
-        <w:pStyle w:val="Heading1"/>
-      </w:pPr>
-      <w:r>
-        <w:t>4 方案 訂閱與額度</w:t>
-      </w:r>
-    </w:p>
-    <w:p>
-      <w:r>
-        <w:rPr>
-          <w:rFonts w:ascii="Noto Sans CJK TC" w:hAnsi="Noto Sans CJK TC" w:eastAsia="Noto Sans CJK TC"/>
-        </w:rPr>
-        <w:t>方案頁最上方顯示目前儲存位置所適用的方案與實際額度。版本說明依目前方案優先排列，再依費用由低到高排列。舊版尚未到期且另購新版額度時，兩筆權益會分開列出並在有效期間加總。</w:t>
-      </w:r>
-    </w:p>
-    <w:tbl>
-      <w:tblPr>
-        <w:tblStyle w:val="TableGrid"/>
-        <w:tblW w:type="auto" w:w="0"/>
-        <w:jc w:val="center"/>
-        <w:tblLayout w:type="fixed"/>
-        <w:tblLook w:firstColumn="1" w:firstRow="1" w:lastColumn="0" w:lastRow="0" w:noHBand="0" w:noVBand="1" w:val="04A0"/>
-      </w:tblPr>
-      <w:tblGrid>
-        <w:gridCol w:w="2498"/>
-        <w:gridCol w:w="2498"/>
-        <w:gridCol w:w="2498"/>
-        <w:gridCol w:w="2498"/>
-      </w:tblGrid>
-      <w:tr>
-        <w:trPr>
-          <w:tblHeader w:val="true"/>
-        </w:trPr>
-        <w:tc>
-          <w:tcPr>
-            <w:tcW w:type="dxa" w:w="2232"/>
-            <w:shd w:fill="24496B"/>
-            <w:tcMar>
-              <w:top w:w="110" w:type="dxa"/>
-              <w:left w:w="120" w:type="dxa"/>
-              <w:bottom w:w="110" w:type="dxa"/>
-              <w:right w:w="120" w:type="dxa"/>
-            </w:tcMar>
-            <w:vAlign w:val="center"/>
-          </w:tcPr>
-          <w:p>
-            <w:pPr>
-              <w:jc w:val="center"/>
-            </w:pPr>
-            <w:r/>
-            <w:r>
-              <w:rPr>
-                <w:rFonts w:ascii="Noto Sans CJK TC" w:hAnsi="Noto Sans CJK TC" w:eastAsia="Noto Sans CJK TC"/>
-                <w:b/>
-                <w:color w:val="FFFFFF"/>
-                <w:sz w:val="19"/>
-              </w:rPr>
-              <w:t>資源</w:t>
-            </w:r>
-          </w:p>
-        </w:tc>
-        <w:tc>
-          <w:tcPr>
-            <w:tcW w:type="dxa" w:w="2088"/>
-            <w:shd w:fill="24496B"/>
-            <w:tcMar>
-              <w:top w:w="110" w:type="dxa"/>
-              <w:left w:w="120" w:type="dxa"/>
-              <w:bottom w:w="110" w:type="dxa"/>
-              <w:right w:w="120" w:type="dxa"/>
-            </w:tcMar>
-            <w:vAlign w:val="center"/>
-          </w:tcPr>
-          <w:p>
-            <w:pPr>
-              <w:jc w:val="center"/>
-            </w:pPr>
-            <w:r/>
-            <w:r>
-              <w:rPr>
-                <w:rFonts w:ascii="Noto Sans CJK TC" w:hAnsi="Noto Sans CJK TC" w:eastAsia="Noto Sans CJK TC"/>
-                <w:b/>
-                <w:color w:val="FFFFFF"/>
-                <w:sz w:val="19"/>
-              </w:rPr>
-              <w:t>免費雲端</w:t>
-            </w:r>
-          </w:p>
-        </w:tc>
-        <w:tc>
-          <w:tcPr>
-            <w:tcW w:type="dxa" w:w="2592"/>
-            <w:shd w:fill="24496B"/>
-            <w:tcMar>
-              <w:top w:w="110" w:type="dxa"/>
-              <w:left w:w="120" w:type="dxa"/>
-              <w:bottom w:w="110" w:type="dxa"/>
-              <w:right w:w="120" w:type="dxa"/>
-            </w:tcMar>
-            <w:vAlign w:val="center"/>
-          </w:tcPr>
-          <w:p>
-            <w:pPr>
-              <w:jc w:val="center"/>
-            </w:pPr>
-            <w:r/>
-            <w:r>
-              <w:rPr>
-                <w:rFonts w:ascii="Noto Sans CJK TC" w:hAnsi="Noto Sans CJK TC" w:eastAsia="Noto Sans CJK TC"/>
-                <w:b/>
-                <w:color w:val="FFFFFF"/>
-                <w:sz w:val="19"/>
-              </w:rPr>
-              <w:t>雲端付費基準</w:t>
-            </w:r>
-          </w:p>
-        </w:tc>
-        <w:tc>
-          <w:tcPr>
-            <w:tcW w:type="dxa" w:w="2592"/>
-            <w:shd w:fill="24496B"/>
-            <w:tcMar>
-              <w:top w:w="110" w:type="dxa"/>
-              <w:left w:w="120" w:type="dxa"/>
-              <w:bottom w:w="110" w:type="dxa"/>
-              <w:right w:w="120" w:type="dxa"/>
-            </w:tcMar>
-            <w:vAlign w:val="center"/>
-          </w:tcPr>
-          <w:p>
-            <w:pPr>
-              <w:jc w:val="center"/>
-            </w:pPr>
-            <w:r/>
-            <w:r>
-              <w:rPr>
-                <w:rFonts w:ascii="Noto Sans CJK TC" w:hAnsi="Noto Sans CJK TC" w:eastAsia="Noto Sans CJK TC"/>
-                <w:b/>
-                <w:color w:val="FFFFFF"/>
-                <w:sz w:val="19"/>
-              </w:rPr>
-              <w:t>此裝置付費</w:t>
-            </w:r>
-          </w:p>
-        </w:tc>
-      </w:tr>
-      <w:tr>
-        <w:tc>
-          <w:tcPr>
-            <w:tcW w:type="dxa" w:w="2232"/>
-            <w:tcMar>
-              <w:top w:w="110" w:type="dxa"/>
-              <w:left w:w="120" w:type="dxa"/>
-              <w:bottom w:w="110" w:type="dxa"/>
-              <w:right w:w="120" w:type="dxa"/>
-            </w:tcMar>
-            <w:vAlign w:val="center"/>
-          </w:tcPr>
-          <w:p>
-            <w:pPr>
-              <w:jc w:val="left"/>
-            </w:pPr>
-            <w:r/>
-            <w:r>
-              <w:rPr>
-                <w:rFonts w:ascii="Noto Sans CJK TC" w:hAnsi="Noto Sans CJK TC" w:eastAsia="Noto Sans CJK TC"/>
-                <w:sz w:val="18"/>
-              </w:rPr>
-              <w:t>行事曆</w:t>
-            </w:r>
-          </w:p>
-        </w:tc>
-        <w:tc>
-          <w:tcPr>
-            <w:tcW w:type="dxa" w:w="2088"/>
-            <w:tcMar>
-              <w:top w:w="110" w:type="dxa"/>
-              <w:left w:w="120" w:type="dxa"/>
-              <w:bottom w:w="110" w:type="dxa"/>
-              <w:right w:w="120" w:type="dxa"/>
-            </w:tcMar>
-            <w:vAlign w:val="center"/>
-          </w:tcPr>
-          <w:p>
-            <w:pPr>
-              <w:jc w:val="left"/>
-            </w:pPr>
-            <w:r/>
-            <w:r>
-              <w:rPr>
-                <w:rFonts w:ascii="Noto Sans CJK TC" w:hAnsi="Noto Sans CJK TC" w:eastAsia="Noto Sans CJK TC"/>
-                <w:sz w:val="18"/>
-              </w:rPr>
-              <w:t>30 筆</w:t>
-            </w:r>
-          </w:p>
-        </w:tc>
-        <w:tc>
-          <w:tcPr>
-            <w:tcW w:type="dxa" w:w="2592"/>
-            <w:tcMar>
-              <w:top w:w="110" w:type="dxa"/>
-              <w:left w:w="120" w:type="dxa"/>
-              <w:bottom w:w="110" w:type="dxa"/>
-              <w:right w:w="120" w:type="dxa"/>
-            </w:tcMar>
-            <w:vAlign w:val="center"/>
-          </w:tcPr>
-          <w:p>
-            <w:pPr>
-              <w:jc w:val="left"/>
-            </w:pPr>
-            <w:r/>
-            <w:r>
-              <w:rPr>
-                <w:rFonts w:ascii="Noto Sans CJK TC" w:hAnsi="Noto Sans CJK TC" w:eastAsia="Noto Sans CJK TC"/>
-                <w:sz w:val="18"/>
-              </w:rPr>
-              <w:t>300 筆 × 倍率</w:t>
-            </w:r>
-          </w:p>
-        </w:tc>
-        <w:tc>
-          <w:tcPr>
-            <w:tcW w:type="dxa" w:w="2592"/>
-            <w:tcMar>
-              <w:top w:w="110" w:type="dxa"/>
-              <w:left w:w="120" w:type="dxa"/>
-              <w:bottom w:w="110" w:type="dxa"/>
-              <w:right w:w="120" w:type="dxa"/>
-            </w:tcMar>
-            <w:vAlign w:val="center"/>
-          </w:tcPr>
-          <w:p>
-            <w:pPr>
-              <w:jc w:val="left"/>
-            </w:pPr>
-            <w:r/>
-            <w:r>
-              <w:rPr>
-                <w:rFonts w:ascii="Noto Sans CJK TC" w:hAnsi="Noto Sans CJK TC" w:eastAsia="Noto Sans CJK TC"/>
-                <w:sz w:val="18"/>
-              </w:rPr>
-              <w:t>不限筆數</w:t>
-            </w:r>
-          </w:p>
-        </w:tc>
-      </w:tr>
-      <w:tr>
-        <w:tc>
-          <w:tcPr>
-            <w:tcW w:type="dxa" w:w="2232"/>
-            <w:tcMar>
-              <w:top w:w="110" w:type="dxa"/>
-              <w:left w:w="120" w:type="dxa"/>
-              <w:bottom w:w="110" w:type="dxa"/>
-              <w:right w:w="120" w:type="dxa"/>
-            </w:tcMar>
-            <w:vAlign w:val="center"/>
-            <w:shd w:fill="EAF2F8"/>
-          </w:tcPr>
-          <w:p>
-            <w:pPr>
-              <w:jc w:val="left"/>
-            </w:pPr>
-            <w:r/>
-            <w:r>
-              <w:rPr>
-                <w:rFonts w:ascii="Noto Sans CJK TC" w:hAnsi="Noto Sans CJK TC" w:eastAsia="Noto Sans CJK TC"/>
-                <w:sz w:val="18"/>
-              </w:rPr>
-              <w:t>記帳明細</w:t>
-            </w:r>
-          </w:p>
-        </w:tc>
-        <w:tc>
-          <w:tcPr>
-            <w:tcW w:type="dxa" w:w="2088"/>
-            <w:tcMar>
-              <w:top w:w="110" w:type="dxa"/>
-              <w:left w:w="120" w:type="dxa"/>
-              <w:bottom w:w="110" w:type="dxa"/>
-              <w:right w:w="120" w:type="dxa"/>
-            </w:tcMar>
-            <w:vAlign w:val="center"/>
-            <w:shd w:fill="EAF2F8"/>
-          </w:tcPr>
-          <w:p>
-            <w:pPr>
-              <w:jc w:val="left"/>
-            </w:pPr>
-            <w:r/>
-            <w:r>
-              <w:rPr>
-                <w:rFonts w:ascii="Noto Sans CJK TC" w:hAnsi="Noto Sans CJK TC" w:eastAsia="Noto Sans CJK TC"/>
-                <w:sz w:val="18"/>
-              </w:rPr>
-              <w:t>30 筆</w:t>
-            </w:r>
-          </w:p>
-        </w:tc>
-        <w:tc>
-          <w:tcPr>
-            <w:tcW w:type="dxa" w:w="2592"/>
-            <w:tcMar>
-              <w:top w:w="110" w:type="dxa"/>
-              <w:left w:w="120" w:type="dxa"/>
-              <w:bottom w:w="110" w:type="dxa"/>
-              <w:right w:w="120" w:type="dxa"/>
-            </w:tcMar>
-            <w:vAlign w:val="center"/>
-            <w:shd w:fill="EAF2F8"/>
-          </w:tcPr>
-          <w:p>
-            <w:pPr>
-              <w:jc w:val="left"/>
-            </w:pPr>
-            <w:r/>
-            <w:r>
-              <w:rPr>
-                <w:rFonts w:ascii="Noto Sans CJK TC" w:hAnsi="Noto Sans CJK TC" w:eastAsia="Noto Sans CJK TC"/>
-                <w:sz w:val="18"/>
-              </w:rPr>
-              <w:t>300 筆 × 倍率</w:t>
-            </w:r>
-          </w:p>
-        </w:tc>
-        <w:tc>
-          <w:tcPr>
-            <w:tcW w:type="dxa" w:w="2592"/>
-            <w:tcMar>
-              <w:top w:w="110" w:type="dxa"/>
-              <w:left w:w="120" w:type="dxa"/>
-              <w:bottom w:w="110" w:type="dxa"/>
-              <w:right w:w="120" w:type="dxa"/>
-            </w:tcMar>
-            <w:vAlign w:val="center"/>
-            <w:shd w:fill="EAF2F8"/>
-          </w:tcPr>
-          <w:p>
-            <w:pPr>
-              <w:jc w:val="left"/>
-            </w:pPr>
-            <w:r/>
-            <w:r>
-              <w:rPr>
-                <w:rFonts w:ascii="Noto Sans CJK TC" w:hAnsi="Noto Sans CJK TC" w:eastAsia="Noto Sans CJK TC"/>
-                <w:sz w:val="18"/>
-              </w:rPr>
-              <w:t>不限筆數</w:t>
-            </w:r>
-          </w:p>
-        </w:tc>
-      </w:tr>
-      <w:tr>
-        <w:tc>
-          <w:tcPr>
-            <w:tcW w:type="dxa" w:w="2232"/>
-            <w:tcMar>
-              <w:top w:w="110" w:type="dxa"/>
-              <w:left w:w="120" w:type="dxa"/>
-              <w:bottom w:w="110" w:type="dxa"/>
-              <w:right w:w="120" w:type="dxa"/>
-            </w:tcMar>
-            <w:vAlign w:val="center"/>
-          </w:tcPr>
-          <w:p>
-            <w:pPr>
-              <w:jc w:val="left"/>
-            </w:pPr>
-            <w:r/>
-            <w:r>
-              <w:rPr>
-                <w:rFonts w:ascii="Noto Sans CJK TC" w:hAnsi="Noto Sans CJK TC" w:eastAsia="Noto Sans CJK TC"/>
-                <w:sz w:val="18"/>
-              </w:rPr>
-              <w:t>積分明細</w:t>
-            </w:r>
-          </w:p>
-        </w:tc>
-        <w:tc>
-          <w:tcPr>
-            <w:tcW w:type="dxa" w:w="2088"/>
-            <w:tcMar>
-              <w:top w:w="110" w:type="dxa"/>
-              <w:left w:w="120" w:type="dxa"/>
-              <w:bottom w:w="110" w:type="dxa"/>
-              <w:right w:w="120" w:type="dxa"/>
-            </w:tcMar>
-            <w:vAlign w:val="center"/>
-          </w:tcPr>
-          <w:p>
-            <w:pPr>
-              <w:jc w:val="left"/>
-            </w:pPr>
-            <w:r/>
-            <w:r>
-              <w:rPr>
-                <w:rFonts w:ascii="Noto Sans CJK TC" w:hAnsi="Noto Sans CJK TC" w:eastAsia="Noto Sans CJK TC"/>
-                <w:sz w:val="18"/>
-              </w:rPr>
-              <w:t>30 筆</w:t>
-            </w:r>
-          </w:p>
-        </w:tc>
-        <w:tc>
-          <w:tcPr>
-            <w:tcW w:type="dxa" w:w="2592"/>
-            <w:tcMar>
-              <w:top w:w="110" w:type="dxa"/>
-              <w:left w:w="120" w:type="dxa"/>
-              <w:bottom w:w="110" w:type="dxa"/>
-              <w:right w:w="120" w:type="dxa"/>
-            </w:tcMar>
-            <w:vAlign w:val="center"/>
-          </w:tcPr>
-          <w:p>
-            <w:pPr>
-              <w:jc w:val="left"/>
-            </w:pPr>
-            <w:r/>
-            <w:r>
-              <w:rPr>
-                <w:rFonts w:ascii="Noto Sans CJK TC" w:hAnsi="Noto Sans CJK TC" w:eastAsia="Noto Sans CJK TC"/>
-                <w:sz w:val="18"/>
-              </w:rPr>
-              <w:t>300 筆 × 倍率</w:t>
-            </w:r>
-          </w:p>
-        </w:tc>
-        <w:tc>
-          <w:tcPr>
-            <w:tcW w:type="dxa" w:w="2592"/>
-            <w:tcMar>
-              <w:top w:w="110" w:type="dxa"/>
-              <w:left w:w="120" w:type="dxa"/>
-              <w:bottom w:w="110" w:type="dxa"/>
-              <w:right w:w="120" w:type="dxa"/>
-            </w:tcMar>
-            <w:vAlign w:val="center"/>
-          </w:tcPr>
-          <w:p>
-            <w:pPr>
-              <w:jc w:val="left"/>
-            </w:pPr>
-            <w:r/>
-            <w:r>
-              <w:rPr>
-                <w:rFonts w:ascii="Noto Sans CJK TC" w:hAnsi="Noto Sans CJK TC" w:eastAsia="Noto Sans CJK TC"/>
-                <w:sz w:val="18"/>
-              </w:rPr>
-              <w:t>不限筆數</w:t>
-            </w:r>
-          </w:p>
-        </w:tc>
-      </w:tr>
-      <w:tr>
-        <w:tc>
-          <w:tcPr>
-            <w:tcW w:type="dxa" w:w="2232"/>
-            <w:tcMar>
-              <w:top w:w="110" w:type="dxa"/>
-              <w:left w:w="120" w:type="dxa"/>
-              <w:bottom w:w="110" w:type="dxa"/>
-              <w:right w:w="120" w:type="dxa"/>
-            </w:tcMar>
-            <w:vAlign w:val="center"/>
-            <w:shd w:fill="EAF2F8"/>
-          </w:tcPr>
-          <w:p>
-            <w:pPr>
-              <w:jc w:val="left"/>
-            </w:pPr>
-            <w:r/>
-            <w:r>
-              <w:rPr>
-                <w:rFonts w:ascii="Noto Sans CJK TC" w:hAnsi="Noto Sans CJK TC" w:eastAsia="Noto Sans CJK TC"/>
-                <w:sz w:val="18"/>
-              </w:rPr>
-              <w:t>回憶</w:t>
-            </w:r>
-          </w:p>
-        </w:tc>
-        <w:tc>
-          <w:tcPr>
-            <w:tcW w:type="dxa" w:w="2088"/>
-            <w:tcMar>
-              <w:top w:w="110" w:type="dxa"/>
-              <w:left w:w="120" w:type="dxa"/>
-              <w:bottom w:w="110" w:type="dxa"/>
-              <w:right w:w="120" w:type="dxa"/>
-            </w:tcMar>
-            <w:vAlign w:val="center"/>
-            <w:shd w:fill="EAF2F8"/>
-          </w:tcPr>
-          <w:p>
-            <w:pPr>
-              <w:jc w:val="left"/>
-            </w:pPr>
-            <w:r/>
-            <w:r>
-              <w:rPr>
-                <w:rFonts w:ascii="Noto Sans CJK TC" w:hAnsi="Noto Sans CJK TC" w:eastAsia="Noto Sans CJK TC"/>
-                <w:sz w:val="18"/>
-              </w:rPr>
-              <w:t>30 筆</w:t>
-            </w:r>
-          </w:p>
-        </w:tc>
-        <w:tc>
-          <w:tcPr>
-            <w:tcW w:type="dxa" w:w="2592"/>
-            <w:tcMar>
-              <w:top w:w="110" w:type="dxa"/>
-              <w:left w:w="120" w:type="dxa"/>
-              <w:bottom w:w="110" w:type="dxa"/>
-              <w:right w:w="120" w:type="dxa"/>
-            </w:tcMar>
-            <w:vAlign w:val="center"/>
-            <w:shd w:fill="EAF2F8"/>
-          </w:tcPr>
-          <w:p>
-            <w:pPr>
-              <w:jc w:val="left"/>
-            </w:pPr>
-            <w:r/>
-            <w:r>
-              <w:rPr>
-                <w:rFonts w:ascii="Noto Sans CJK TC" w:hAnsi="Noto Sans CJK TC" w:eastAsia="Noto Sans CJK TC"/>
-                <w:sz w:val="18"/>
-              </w:rPr>
-              <w:t>300 筆 × 倍率</w:t>
-            </w:r>
-          </w:p>
-        </w:tc>
-        <w:tc>
-          <w:tcPr>
-            <w:tcW w:type="dxa" w:w="2592"/>
-            <w:tcMar>
-              <w:top w:w="110" w:type="dxa"/>
-              <w:left w:w="120" w:type="dxa"/>
-              <w:bottom w:w="110" w:type="dxa"/>
-              <w:right w:w="120" w:type="dxa"/>
-            </w:tcMar>
-            <w:vAlign w:val="center"/>
-            <w:shd w:fill="EAF2F8"/>
-          </w:tcPr>
-          <w:p>
-            <w:pPr>
-              <w:jc w:val="left"/>
-            </w:pPr>
-            <w:r/>
-            <w:r>
-              <w:rPr>
-                <w:rFonts w:ascii="Noto Sans CJK TC" w:hAnsi="Noto Sans CJK TC" w:eastAsia="Noto Sans CJK TC"/>
-                <w:sz w:val="18"/>
-              </w:rPr>
-              <w:t>不限筆數</w:t>
-            </w:r>
-          </w:p>
-        </w:tc>
-      </w:tr>
-      <w:tr>
-        <w:tc>
-          <w:tcPr>
-            <w:tcW w:type="dxa" w:w="2232"/>
-            <w:tcMar>
-              <w:top w:w="110" w:type="dxa"/>
-              <w:left w:w="120" w:type="dxa"/>
-              <w:bottom w:w="110" w:type="dxa"/>
-              <w:right w:w="120" w:type="dxa"/>
-            </w:tcMar>
-            <w:vAlign w:val="center"/>
-          </w:tcPr>
-          <w:p>
-            <w:pPr>
-              <w:jc w:val="left"/>
-            </w:pPr>
-            <w:r/>
-            <w:r>
-              <w:rPr>
-                <w:rFonts w:ascii="Noto Sans CJK TC" w:hAnsi="Noto Sans CJK TC" w:eastAsia="Noto Sans CJK TC"/>
-                <w:sz w:val="18"/>
-              </w:rPr>
-              <w:t>自建題目</w:t>
-            </w:r>
-          </w:p>
-        </w:tc>
-        <w:tc>
-          <w:tcPr>
-            <w:tcW w:type="dxa" w:w="2088"/>
-            <w:tcMar>
-              <w:top w:w="110" w:type="dxa"/>
-              <w:left w:w="120" w:type="dxa"/>
-              <w:bottom w:w="110" w:type="dxa"/>
-              <w:right w:w="120" w:type="dxa"/>
-            </w:tcMar>
-            <w:vAlign w:val="center"/>
-          </w:tcPr>
-          <w:p>
-            <w:pPr>
-              <w:jc w:val="left"/>
-            </w:pPr>
-            <w:r/>
-            <w:r>
-              <w:rPr>
-                <w:rFonts w:ascii="Noto Sans CJK TC" w:hAnsi="Noto Sans CJK TC" w:eastAsia="Noto Sans CJK TC"/>
-                <w:sz w:val="18"/>
-              </w:rPr>
-              <w:t>50 題</w:t>
-            </w:r>
-          </w:p>
-        </w:tc>
-        <w:tc>
-          <w:tcPr>
-            <w:tcW w:type="dxa" w:w="2592"/>
-            <w:tcMar>
-              <w:top w:w="110" w:type="dxa"/>
-              <w:left w:w="120" w:type="dxa"/>
-              <w:bottom w:w="110" w:type="dxa"/>
-              <w:right w:w="120" w:type="dxa"/>
-            </w:tcMar>
-            <w:vAlign w:val="center"/>
-          </w:tcPr>
-          <w:p>
-            <w:pPr>
-              <w:jc w:val="left"/>
-            </w:pPr>
-            <w:r/>
-            <w:r>
-              <w:rPr>
-                <w:rFonts w:ascii="Noto Sans CJK TC" w:hAnsi="Noto Sans CJK TC" w:eastAsia="Noto Sans CJK TC"/>
-                <w:sz w:val="18"/>
-              </w:rPr>
-              <w:t>500 題 × 倍率</w:t>
-            </w:r>
-          </w:p>
-        </w:tc>
-        <w:tc>
-          <w:tcPr>
-            <w:tcW w:type="dxa" w:w="2592"/>
-            <w:tcMar>
-              <w:top w:w="110" w:type="dxa"/>
-              <w:left w:w="120" w:type="dxa"/>
-              <w:bottom w:w="110" w:type="dxa"/>
-              <w:right w:w="120" w:type="dxa"/>
-            </w:tcMar>
-            <w:vAlign w:val="center"/>
-          </w:tcPr>
-          <w:p>
-            <w:pPr>
-              <w:jc w:val="left"/>
-            </w:pPr>
-            <w:r/>
-            <w:r>
-              <w:rPr>
-                <w:rFonts w:ascii="Noto Sans CJK TC" w:hAnsi="Noto Sans CJK TC" w:eastAsia="Noto Sans CJK TC"/>
-                <w:sz w:val="18"/>
-              </w:rPr>
-              <w:t>不限題數</w:t>
-            </w:r>
-          </w:p>
-        </w:tc>
-      </w:tr>
-      <w:tr>
-        <w:tc>
-          <w:tcPr>
-            <w:tcW w:type="dxa" w:w="2232"/>
-            <w:tcMar>
-              <w:top w:w="110" w:type="dxa"/>
-              <w:left w:w="120" w:type="dxa"/>
-              <w:bottom w:w="110" w:type="dxa"/>
-              <w:right w:w="120" w:type="dxa"/>
-            </w:tcMar>
-            <w:vAlign w:val="center"/>
-            <w:shd w:fill="EAF2F8"/>
-          </w:tcPr>
-          <w:p>
-            <w:pPr>
-              <w:jc w:val="left"/>
-            </w:pPr>
-            <w:r/>
-            <w:r>
-              <w:rPr>
-                <w:rFonts w:ascii="Noto Sans CJK TC" w:hAnsi="Noto Sans CJK TC" w:eastAsia="Noto Sans CJK TC"/>
-                <w:sz w:val="18"/>
-              </w:rPr>
-              <w:t>行事曆分享</w:t>
-            </w:r>
-          </w:p>
-        </w:tc>
-        <w:tc>
-          <w:tcPr>
-            <w:tcW w:type="dxa" w:w="2088"/>
-            <w:tcMar>
-              <w:top w:w="110" w:type="dxa"/>
-              <w:left w:w="120" w:type="dxa"/>
-              <w:bottom w:w="110" w:type="dxa"/>
-              <w:right w:w="120" w:type="dxa"/>
-            </w:tcMar>
-            <w:vAlign w:val="center"/>
-            <w:shd w:fill="EAF2F8"/>
-          </w:tcPr>
-          <w:p>
-            <w:pPr>
-              <w:jc w:val="left"/>
-            </w:pPr>
-            <w:r/>
-            <w:r>
-              <w:rPr>
-                <w:rFonts w:ascii="Noto Sans CJK TC" w:hAnsi="Noto Sans CJK TC" w:eastAsia="Noto Sans CJK TC"/>
-                <w:sz w:val="18"/>
-              </w:rPr>
-              <w:t>2 人</w:t>
-            </w:r>
-          </w:p>
-        </w:tc>
-        <w:tc>
-          <w:tcPr>
-            <w:tcW w:type="dxa" w:w="2592"/>
-            <w:tcMar>
-              <w:top w:w="110" w:type="dxa"/>
-              <w:left w:w="120" w:type="dxa"/>
-              <w:bottom w:w="110" w:type="dxa"/>
-              <w:right w:w="120" w:type="dxa"/>
-            </w:tcMar>
-            <w:vAlign w:val="center"/>
-            <w:shd w:fill="EAF2F8"/>
-          </w:tcPr>
-          <w:p>
-            <w:pPr>
-              <w:jc w:val="left"/>
-            </w:pPr>
-            <w:r/>
-            <w:r>
-              <w:rPr>
-                <w:rFonts w:ascii="Noto Sans CJK TC" w:hAnsi="Noto Sans CJK TC" w:eastAsia="Noto Sans CJK TC"/>
-                <w:sz w:val="18"/>
-              </w:rPr>
-              <w:t>5 人 × 倍率</w:t>
-            </w:r>
-          </w:p>
-        </w:tc>
-        <w:tc>
-          <w:tcPr>
-            <w:tcW w:type="dxa" w:w="2592"/>
-            <w:tcMar>
-              <w:top w:w="110" w:type="dxa"/>
-              <w:left w:w="120" w:type="dxa"/>
-              <w:bottom w:w="110" w:type="dxa"/>
-              <w:right w:w="120" w:type="dxa"/>
-            </w:tcMar>
-            <w:vAlign w:val="center"/>
-            <w:shd w:fill="EAF2F8"/>
-          </w:tcPr>
-          <w:p>
-            <w:pPr>
-              <w:jc w:val="left"/>
-            </w:pPr>
-            <w:r/>
-            <w:r>
-              <w:rPr>
-                <w:rFonts w:ascii="Noto Sans CJK TC" w:hAnsi="Noto Sans CJK TC" w:eastAsia="Noto Sans CJK TC"/>
-                <w:sz w:val="18"/>
-              </w:rPr>
-              <w:t>不提供</w:t>
-            </w:r>
-          </w:p>
-        </w:tc>
-      </w:tr>
-      <w:tr>
-        <w:tc>
-          <w:tcPr>
-            <w:tcW w:type="dxa" w:w="2232"/>
-            <w:tcMar>
-              <w:top w:w="110" w:type="dxa"/>
-              <w:left w:w="120" w:type="dxa"/>
-              <w:bottom w:w="110" w:type="dxa"/>
-              <w:right w:w="120" w:type="dxa"/>
-            </w:tcMar>
-            <w:vAlign w:val="center"/>
-          </w:tcPr>
-          <w:p>
-            <w:pPr>
-              <w:jc w:val="left"/>
-            </w:pPr>
-            <w:r/>
-            <w:r>
-              <w:rPr>
-                <w:rFonts w:ascii="Noto Sans CJK TC" w:hAnsi="Noto Sans CJK TC" w:eastAsia="Noto Sans CJK TC"/>
-                <w:sz w:val="18"/>
-              </w:rPr>
-              <w:t>圖片</w:t>
-            </w:r>
-          </w:p>
-        </w:tc>
-        <w:tc>
-          <w:tcPr>
-            <w:tcW w:type="dxa" w:w="2088"/>
-            <w:tcMar>
-              <w:top w:w="110" w:type="dxa"/>
-              <w:left w:w="120" w:type="dxa"/>
-              <w:bottom w:w="110" w:type="dxa"/>
-              <w:right w:w="120" w:type="dxa"/>
-            </w:tcMar>
-            <w:vAlign w:val="center"/>
-          </w:tcPr>
-          <w:p>
-            <w:pPr>
-              <w:jc w:val="left"/>
-            </w:pPr>
-            <w:r/>
-            <w:r>
-              <w:rPr>
-                <w:rFonts w:ascii="Noto Sans CJK TC" w:hAnsi="Noto Sans CJK TC" w:eastAsia="Noto Sans CJK TC"/>
-                <w:sz w:val="18"/>
-              </w:rPr>
-              <w:t>不提供</w:t>
-            </w:r>
-          </w:p>
-        </w:tc>
-        <w:tc>
-          <w:tcPr>
-            <w:tcW w:type="dxa" w:w="2592"/>
-            <w:tcMar>
-              <w:top w:w="110" w:type="dxa"/>
-              <w:left w:w="120" w:type="dxa"/>
-              <w:bottom w:w="110" w:type="dxa"/>
-              <w:right w:w="120" w:type="dxa"/>
-            </w:tcMar>
-            <w:vAlign w:val="center"/>
-          </w:tcPr>
-          <w:p>
-            <w:pPr>
-              <w:jc w:val="left"/>
-            </w:pPr>
-            <w:r/>
-            <w:r>
-              <w:rPr>
-                <w:rFonts w:ascii="Noto Sans CJK TC" w:hAnsi="Noto Sans CJK TC" w:eastAsia="Noto Sans CJK TC"/>
-                <w:sz w:val="18"/>
-              </w:rPr>
-              <w:t>300 MB × 倍率</w:t>
-            </w:r>
-          </w:p>
-        </w:tc>
-        <w:tc>
-          <w:tcPr>
-            <w:tcW w:type="dxa" w:w="2592"/>
-            <w:tcMar>
-              <w:top w:w="110" w:type="dxa"/>
-              <w:left w:w="120" w:type="dxa"/>
-              <w:bottom w:w="110" w:type="dxa"/>
-              <w:right w:w="120" w:type="dxa"/>
-            </w:tcMar>
-            <w:vAlign w:val="center"/>
-          </w:tcPr>
-          <w:p>
-            <w:pPr>
-              <w:jc w:val="left"/>
-            </w:pPr>
-            <w:r/>
-            <w:r>
-              <w:rPr>
-                <w:rFonts w:ascii="Noto Sans CJK TC" w:hAnsi="Noto Sans CJK TC" w:eastAsia="Noto Sans CJK TC"/>
-                <w:sz w:val="18"/>
-              </w:rPr>
-              <w:t>保存在本機</w:t>
-            </w:r>
-          </w:p>
-        </w:tc>
-      </w:tr>
-      <w:tr>
-        <w:tc>
-          <w:tcPr>
-            <w:tcW w:type="dxa" w:w="2232"/>
-            <w:tcMar>
-              <w:top w:w="110" w:type="dxa"/>
-              <w:left w:w="120" w:type="dxa"/>
-              <w:bottom w:w="110" w:type="dxa"/>
-              <w:right w:w="120" w:type="dxa"/>
-            </w:tcMar>
-            <w:vAlign w:val="center"/>
-            <w:shd w:fill="EAF2F8"/>
-          </w:tcPr>
-          <w:p>
-            <w:pPr>
-              <w:jc w:val="left"/>
-            </w:pPr>
-            <w:r/>
-            <w:r>
-              <w:rPr>
-                <w:rFonts w:ascii="Noto Sans CJK TC" w:hAnsi="Noto Sans CJK TC" w:eastAsia="Noto Sans CJK TC"/>
-                <w:sz w:val="18"/>
-              </w:rPr>
-              <w:t>詳細答題紀錄</w:t>
-            </w:r>
-          </w:p>
-        </w:tc>
-        <w:tc>
-          <w:tcPr>
-            <w:tcW w:type="dxa" w:w="2088"/>
-            <w:tcMar>
-              <w:top w:w="110" w:type="dxa"/>
-              <w:left w:w="120" w:type="dxa"/>
-              <w:bottom w:w="110" w:type="dxa"/>
-              <w:right w:w="120" w:type="dxa"/>
-            </w:tcMar>
-            <w:vAlign w:val="center"/>
-            <w:shd w:fill="EAF2F8"/>
-          </w:tcPr>
-          <w:p>
-            <w:pPr>
-              <w:jc w:val="left"/>
-            </w:pPr>
-            <w:r/>
-            <w:r>
-              <w:rPr>
-                <w:rFonts w:ascii="Noto Sans CJK TC" w:hAnsi="Noto Sans CJK TC" w:eastAsia="Noto Sans CJK TC"/>
-                <w:sz w:val="18"/>
-              </w:rPr>
-              <w:t>近 30 天</w:t>
-            </w:r>
-          </w:p>
-        </w:tc>
-        <w:tc>
-          <w:tcPr>
-            <w:tcW w:type="dxa" w:w="2592"/>
-            <w:tcMar>
-              <w:top w:w="110" w:type="dxa"/>
-              <w:left w:w="120" w:type="dxa"/>
-              <w:bottom w:w="110" w:type="dxa"/>
-              <w:right w:w="120" w:type="dxa"/>
-            </w:tcMar>
-            <w:vAlign w:val="center"/>
-            <w:shd w:fill="EAF2F8"/>
-          </w:tcPr>
-          <w:p>
-            <w:pPr>
-              <w:jc w:val="left"/>
-            </w:pPr>
-            <w:r/>
-            <w:r>
-              <w:rPr>
-                <w:rFonts w:ascii="Noto Sans CJK TC" w:hAnsi="Noto Sans CJK TC" w:eastAsia="Noto Sans CJK TC"/>
-                <w:sz w:val="18"/>
-              </w:rPr>
-              <w:t>近 1 年</w:t>
-            </w:r>
-          </w:p>
-        </w:tc>
-        <w:tc>
-          <w:tcPr>
-            <w:tcW w:type="dxa" w:w="2592"/>
-            <w:tcMar>
-              <w:top w:w="110" w:type="dxa"/>
-              <w:left w:w="120" w:type="dxa"/>
-              <w:bottom w:w="110" w:type="dxa"/>
-              <w:right w:w="120" w:type="dxa"/>
-            </w:tcMar>
-            <w:vAlign w:val="center"/>
-            <w:shd w:fill="EAF2F8"/>
-          </w:tcPr>
-          <w:p>
-            <w:pPr>
-              <w:jc w:val="left"/>
-            </w:pPr>
-            <w:r/>
-            <w:r>
-              <w:rPr>
-                <w:rFonts w:ascii="Noto Sans CJK TC" w:hAnsi="Noto Sans CJK TC" w:eastAsia="Noto Sans CJK TC"/>
-                <w:sz w:val="18"/>
-              </w:rPr>
-              <w:t>不限保留天數</w:t>
-            </w:r>
-          </w:p>
-        </w:tc>
-      </w:tr>
-    </w:tbl>
-    <w:p/>
-    <w:p>
-      <w:pPr>
-        <w:pStyle w:val="Heading2"/>
-      </w:pPr>
-      <w:r>
-        <w:t>4.1 到期與超額</w:t>
-      </w:r>
-    </w:p>
-    <w:p>
-      <w:pPr>
-        <w:pStyle w:val="ListBullet"/>
-      </w:pPr>
-      <w:r>
-        <w:rPr>
-          <w:rFonts w:ascii="Noto Sans CJK TC" w:hAnsi="Noto Sans CJK TC" w:eastAsia="Noto Sans CJK TC"/>
-        </w:rPr>
-        <w:t>取消續訂後仍可使用到已付款期間結束。</w:t>
-      </w:r>
-    </w:p>
-    <w:p>
-      <w:pPr>
-        <w:pStyle w:val="ListBullet"/>
-      </w:pPr>
-      <w:r>
-        <w:rPr>
-          <w:rFonts w:ascii="Noto Sans CJK TC" w:hAnsi="Noto Sans CJK TC" w:eastAsia="Noto Sans CJK TC"/>
-        </w:rPr>
-        <w:t>雲端付費到期後降為免費雲端；若資料仍在免費額度內，可繼續使用。</w:t>
-      </w:r>
-    </w:p>
-    <w:p>
-      <w:pPr>
-        <w:pStyle w:val="ListBullet"/>
-      </w:pPr>
-      <w:r>
-        <w:rPr>
-          <w:rFonts w:ascii="Noto Sans CJK TC" w:hAnsi="Noto Sans CJK TC" w:eastAsia="Noto Sans CJK TC"/>
-        </w:rPr>
-        <w:t>超出免費額度時進入 30 天寬限期，雲端資料唯讀，可查看、匯出、搬到本機或續訂，但不可新增。</w:t>
-      </w:r>
-    </w:p>
-    <w:p>
-      <w:pPr>
-        <w:pStyle w:val="ListBullet"/>
-      </w:pPr>
-      <w:r>
-        <w:rPr>
-          <w:rFonts w:ascii="Noto Sans CJK TC" w:hAnsi="Noto Sans CJK TC" w:eastAsia="Noto Sans CJK TC"/>
-        </w:rPr>
-        <w:t>寬限期結束仍未處理時，系統按目前有效額度刪除超額部分，優先保留最新資料與保留項。</w:t>
-      </w:r>
-    </w:p>
-    <w:p>
-      <w:pPr>
-        <w:pStyle w:val="ListBullet"/>
-      </w:pPr>
-      <w:r>
-        <w:rPr>
-          <w:rFonts w:ascii="Noto Sans CJK TC" w:hAnsi="Noto Sans CJK TC" w:eastAsia="Noto Sans CJK TC"/>
-        </w:rPr>
-        <w:t>此裝置版本到期後，本機資料不會被系統刪除，但不能新增；續訂後恢復新增。</w:t>
-      </w:r>
-    </w:p>
-    <w:p>
-      <w:pPr>
-        <w:pStyle w:val="ListBullet"/>
-      </w:pPr>
-      <w:r>
-        <w:rPr>
-          <w:rFonts w:ascii="Noto Sans CJK TC" w:hAnsi="Noto Sans CJK TC" w:eastAsia="Noto Sans CJK TC"/>
-        </w:rPr>
-        <w:t>管理者建立多筆額度時，各筆可分別刪除。只有明確按下刪除全部訂閱與額度設定，才會移除全部額度設定。</w:t>
-      </w:r>
-    </w:p>
-    <w:p>
-      <w:pPr>
-        <w:pStyle w:val="Heading1"/>
-      </w:pPr>
-      <w:r>
-        <w:t>5 首頁</w:t>
-      </w:r>
-    </w:p>
-    <w:p>
-      <w:pPr>
-        <w:pStyle w:val="ListBullet"/>
-      </w:pPr>
-      <w:r>
-        <w:rPr>
-          <w:rFonts w:ascii="Noto Sans CJK TC" w:hAnsi="Noto Sans CJK TC" w:eastAsia="Noto Sans CJK TC"/>
-        </w:rPr>
-        <w:t>近日行程預設展開；推薦活動、推薦景點、記帳與積分預設收合。</w:t>
-      </w:r>
-    </w:p>
-    <w:p>
-      <w:pPr>
-        <w:pStyle w:val="ListBullet"/>
-      </w:pPr>
-      <w:r>
-        <w:rPr>
-          <w:rFonts w:ascii="Noto Sans CJK TC" w:hAnsi="Noto Sans CJK TC" w:eastAsia="Noto Sans CJK TC"/>
-        </w:rPr>
-        <w:t>帳戶或積分選擇器用來切換帳戶；點我看更多在已選帳戶時直接進入該帳戶明細，未選時進入帳戶首頁。</w:t>
-      </w:r>
-    </w:p>
-    <w:p>
-      <w:pPr>
-        <w:pStyle w:val="ListBullet"/>
-      </w:pPr>
-      <w:r>
-        <w:rPr>
-          <w:rFonts w:ascii="Noto Sans CJK TC" w:hAnsi="Noto Sans CJK TC" w:eastAsia="Noto Sans CJK TC"/>
-        </w:rPr>
-        <w:t>記帳與積分可直接新增明細，並選擇日期、時間、分類與數值。確認視窗會顯示選定日期時間。</w:t>
-      </w:r>
-    </w:p>
-    <w:p>
-      <w:pPr>
-        <w:pStyle w:val="ListBullet"/>
-      </w:pPr>
-      <w:r>
-        <w:rPr>
-          <w:rFonts w:ascii="Noto Sans CJK TC" w:hAnsi="Noto Sans CJK TC" w:eastAsia="Noto Sans CJK TC"/>
-        </w:rPr>
-        <w:t>推薦活動或景點加入行事曆前會先顯示勾選與確認視窗，可調整日期時間；確認後建立單日行程。</w:t>
-      </w:r>
-    </w:p>
-    <w:p>
-      <w:pPr>
-        <w:pStyle w:val="ListBullet"/>
-      </w:pPr>
-      <w:r>
-        <w:rPr>
-          <w:rFonts w:ascii="Noto Sans CJK TC" w:hAnsi="Noto Sans CJK TC" w:eastAsia="Noto Sans CJK TC"/>
-        </w:rPr>
-        <w:t>完成行程時可同時建立回憶、收入、支出、加分或減分；收支與積分共用選定的日期時間。</w:t>
-      </w:r>
-    </w:p>
-    <w:p>
-      <w:pPr>
-        <w:pStyle w:val="ListBullet"/>
-      </w:pPr>
-      <w:r>
-        <w:rPr>
-          <w:rFonts w:ascii="Noto Sans CJK TC" w:hAnsi="Noto Sans CJK TC" w:eastAsia="Noto Sans CJK TC"/>
-        </w:rPr>
-        <w:t>加入行程、完成行程或新增明細後，首頁與行事曆相關月份快取會立即更新。</w:t>
-      </w:r>
-    </w:p>
-    <w:p>
-      <w:pPr>
-        <w:pStyle w:val="Heading1"/>
-      </w:pPr>
-      <w:r>
-        <w:t>6 行事曆與提醒</w:t>
-      </w:r>
-    </w:p>
-    <w:p>
-      <w:pPr>
-        <w:pStyle w:val="Heading2"/>
-      </w:pPr>
-      <w:r>
-        <w:t>6.1 事件操作</w:t>
-      </w:r>
-    </w:p>
-    <w:p>
-      <w:pPr>
-        <w:pStyle w:val="ListBullet"/>
-      </w:pPr>
-      <w:r>
-        <w:rPr>
-          <w:rFonts w:ascii="Noto Sans CJK TC" w:hAnsi="Noto Sans CJK TC" w:eastAsia="Noto Sans CJK TC"/>
-        </w:rPr>
-        <w:t>事件可輸入名稱、描述、國家、城市、地點、開始與結束日期時間、提醒及圖片。</w:t>
-      </w:r>
-    </w:p>
-    <w:p>
-      <w:pPr>
-        <w:pStyle w:val="ListBullet"/>
-      </w:pPr>
-      <w:r>
-        <w:rPr>
-          <w:rFonts w:ascii="Noto Sans CJK TC" w:hAnsi="Noto Sans CJK TC" w:eastAsia="Noto Sans CJK TC"/>
-        </w:rPr>
-        <w:t>編輯日期時間後，手機排程通知會同步取消舊時間並建立新時間。</w:t>
-      </w:r>
-    </w:p>
-    <w:p>
-      <w:pPr>
-        <w:pStyle w:val="ListBullet"/>
-      </w:pPr>
-      <w:r>
-        <w:rPr>
-          <w:rFonts w:ascii="Noto Sans CJK TC" w:hAnsi="Noto Sans CJK TC" w:eastAsia="Noto Sans CJK TC"/>
-        </w:rPr>
-        <w:t>完成事件後，Web 與手機都不應再次提醒；跨裝置完成狀態會由行事曆查詢一併取得。</w:t>
-      </w:r>
-    </w:p>
-    <w:p>
-      <w:pPr>
-        <w:pStyle w:val="ListBullet"/>
-      </w:pPr>
-      <w:r>
-        <w:rPr>
-          <w:rFonts w:ascii="Noto Sans CJK TC" w:hAnsi="Noto Sans CJK TC" w:eastAsia="Noto Sans CJK TC"/>
-        </w:rPr>
-        <w:t>事件關聯記帳或積分後，行事曆與回憶走廊的快捷圖示會直接進入對應帳戶明細。</w:t>
-      </w:r>
-    </w:p>
-    <w:p>
-      <w:pPr>
-        <w:pStyle w:val="ListBullet"/>
-      </w:pPr>
-      <w:r>
-        <w:rPr>
-          <w:rFonts w:ascii="Noto Sans CJK TC" w:hAnsi="Noto Sans CJK TC" w:eastAsia="Noto Sans CJK TC"/>
-        </w:rPr>
-        <w:t>月份畫面會包含第一列與最後一列跨月日期；相關月份異動時會一起清除快取。</w:t>
-      </w:r>
-    </w:p>
-    <w:p>
-      <w:pPr>
-        <w:pStyle w:val="Heading2"/>
-      </w:pPr>
-      <w:r>
-        <w:t>6.2 共用行事曆</w:t>
-      </w:r>
-    </w:p>
-    <w:p>
-      <w:pPr>
-        <w:pStyle w:val="ListBullet"/>
-      </w:pPr>
-      <w:r>
-        <w:rPr>
-          <w:rFonts w:ascii="Noto Sans CJK TC" w:hAnsi="Noto Sans CJK TC" w:eastAsia="Noto Sans CJK TC"/>
-        </w:rPr>
-        <w:t>邀請區塊、接收區塊與分享事件區塊預設收合，使用同一層外部捲動。</w:t>
-      </w:r>
-    </w:p>
-    <w:p>
-      <w:pPr>
-        <w:pStyle w:val="ListBullet"/>
-      </w:pPr>
-      <w:r>
-        <w:rPr>
-          <w:rFonts w:ascii="Noto Sans CJK TC" w:hAnsi="Noto Sans CJK TC" w:eastAsia="Noto Sans CJK TC"/>
-        </w:rPr>
-        <w:t>邀請者輸入 Email，選擇全部事件或指定事件；過去與未來事件均可分享。</w:t>
-      </w:r>
-    </w:p>
-    <w:p>
-      <w:pPr>
-        <w:pStyle w:val="ListBullet"/>
-      </w:pPr>
-      <w:r>
-        <w:rPr>
-          <w:rFonts w:ascii="Noto Sans CJK TC" w:hAnsi="Noto Sans CJK TC" w:eastAsia="Noto Sans CJK TC"/>
-        </w:rPr>
-        <w:t>受邀者接受後，只能查看事件，不能修改或刪除分享者資料。</w:t>
-      </w:r>
-    </w:p>
-    <w:p>
-      <w:pPr>
-        <w:pStyle w:val="ListBullet"/>
-      </w:pPr>
-      <w:r>
-        <w:rPr>
-          <w:rFonts w:ascii="Noto Sans CJK TC" w:hAnsi="Noto Sans CJK TC" w:eastAsia="Noto Sans CJK TC"/>
-        </w:rPr>
-        <w:t>接受後仍可停止查看；分享者可逐筆取消事件或全部停止分享。</w:t>
-      </w:r>
-    </w:p>
-    <w:p>
-      <w:pPr>
-        <w:pStyle w:val="ListBullet"/>
-      </w:pPr>
-      <w:r>
-        <w:rPr>
-          <w:rFonts w:ascii="Noto Sans CJK TC" w:hAnsi="Noto Sans CJK TC" w:eastAsia="Noto Sans CJK TC"/>
-        </w:rPr>
-        <w:t>已拒絕、已停止分享與已停止查看的紀錄不顯示，且立即釋放分享額度。</w:t>
-      </w:r>
-    </w:p>
-    <w:p>
-      <w:pPr>
-        <w:pStyle w:val="ListBullet"/>
-      </w:pPr>
-      <w:r>
-        <w:rPr>
-          <w:rFonts w:ascii="Noto Sans CJK TC" w:hAnsi="Noto Sans CJK TC" w:eastAsia="Noto Sans CJK TC"/>
-        </w:rPr>
-        <w:t>重複邀請、額度已滿、已存在待接受邀請等狀態會顯示明確原因。</w:t>
-      </w:r>
-    </w:p>
-    <w:p>
-      <w:pPr>
-        <w:pStyle w:val="Heading1"/>
-      </w:pPr>
-      <w:r>
-        <w:t>7 記帳與積分</w:t>
-      </w:r>
-    </w:p>
-    <w:tbl>
-      <w:tblPr>
-        <w:tblStyle w:val="TableGrid"/>
-        <w:tblW w:type="auto" w:w="0"/>
-        <w:jc w:val="center"/>
-        <w:tblLayout w:type="fixed"/>
-        <w:tblLook w:firstColumn="1" w:firstRow="1" w:lastColumn="0" w:lastRow="0" w:noHBand="0" w:noVBand="1" w:val="04A0"/>
-      </w:tblPr>
-      <w:tblGrid>
-        <w:gridCol w:w="3331"/>
-        <w:gridCol w:w="3331"/>
-        <w:gridCol w:w="3331"/>
-      </w:tblGrid>
-      <w:tr>
-        <w:trPr>
-          <w:tblHeader w:val="true"/>
-        </w:trPr>
-        <w:tc>
-          <w:tcPr>
-            <w:tcW w:type="dxa" w:w="1800"/>
-            <w:shd w:fill="24496B"/>
-            <w:tcMar>
-              <w:top w:w="110" w:type="dxa"/>
-              <w:left w:w="120" w:type="dxa"/>
-              <w:bottom w:w="110" w:type="dxa"/>
-              <w:right w:w="120" w:type="dxa"/>
-            </w:tcMar>
-            <w:vAlign w:val="center"/>
-          </w:tcPr>
-          <w:p>
-            <w:pPr>
-              <w:jc w:val="center"/>
-            </w:pPr>
-            <w:r/>
-            <w:r>
-              <w:rPr>
-                <w:rFonts w:ascii="Noto Sans CJK TC" w:hAnsi="Noto Sans CJK TC" w:eastAsia="Noto Sans CJK TC"/>
+                <w:rFonts w:ascii="Microsoft JhengHei" w:hAnsi="Microsoft JhengHei" w:eastAsia="Microsoft JhengHei"/>
                 <w:b/>
                 <w:color w:val="FFFFFF"/>
                 <w:sz w:val="19"/>
@@ -3083,24 +1324,20 @@
         </w:tc>
         <w:tc>
           <w:tcPr>
-            <w:tcW w:type="dxa" w:w="4032"/>
+            <w:tcW w:type="dxa" w:w="3278"/>
             <w:shd w:fill="24496B"/>
+            <w:vAlign w:val="center"/>
             <w:tcMar>
-              <w:top w:w="110" w:type="dxa"/>
-              <w:left w:w="120" w:type="dxa"/>
-              <w:bottom w:w="110" w:type="dxa"/>
-              <w:right w:w="120" w:type="dxa"/>
+              <w:top w:w="100" w:type="dxa"/>
+              <w:left w:w="100" w:type="dxa"/>
+              <w:bottom w:w="100" w:type="dxa"/>
+              <w:right w:w="100" w:type="dxa"/>
             </w:tcMar>
-            <w:vAlign w:val="center"/>
           </w:tcPr>
           <w:p>
-            <w:pPr>
-              <w:jc w:val="center"/>
-            </w:pPr>
-            <w:r/>
             <w:r>
               <w:rPr>
-                <w:rFonts w:ascii="Noto Sans CJK TC" w:hAnsi="Noto Sans CJK TC" w:eastAsia="Noto Sans CJK TC"/>
+                <w:rFonts w:ascii="Microsoft JhengHei" w:hAnsi="Microsoft JhengHei" w:eastAsia="Microsoft JhengHei"/>
                 <w:b/>
                 <w:color w:val="FFFFFF"/>
                 <w:sz w:val="19"/>
@@ -3111,24 +1348,20 @@
         </w:tc>
         <w:tc>
           <w:tcPr>
-            <w:tcW w:type="dxa" w:w="4032"/>
+            <w:tcW w:type="dxa" w:w="3278"/>
             <w:shd w:fill="24496B"/>
+            <w:vAlign w:val="center"/>
             <w:tcMar>
-              <w:top w:w="110" w:type="dxa"/>
-              <w:left w:w="120" w:type="dxa"/>
-              <w:bottom w:w="110" w:type="dxa"/>
-              <w:right w:w="120" w:type="dxa"/>
+              <w:top w:w="100" w:type="dxa"/>
+              <w:left w:w="100" w:type="dxa"/>
+              <w:bottom w:w="100" w:type="dxa"/>
+              <w:right w:w="100" w:type="dxa"/>
             </w:tcMar>
-            <w:vAlign w:val="center"/>
           </w:tcPr>
           <w:p>
-            <w:pPr>
-              <w:jc w:val="center"/>
-            </w:pPr>
-            <w:r/>
             <w:r>
               <w:rPr>
-                <w:rFonts w:ascii="Noto Sans CJK TC" w:hAnsi="Noto Sans CJK TC" w:eastAsia="Noto Sans CJK TC"/>
+                <w:rFonts w:ascii="Microsoft JhengHei" w:hAnsi="Microsoft JhengHei" w:eastAsia="Microsoft JhengHei"/>
                 <w:b/>
                 <w:color w:val="FFFFFF"/>
                 <w:sz w:val="19"/>
@@ -3139,25 +1372,24 @@
         </w:tc>
       </w:tr>
       <w:tr>
+        <w:trPr>
+          <w:cantSplit w:val="true"/>
+        </w:trPr>
         <w:tc>
           <w:tcPr>
-            <w:tcW w:type="dxa" w:w="1800"/>
+            <w:tcW w:type="dxa" w:w="3278"/>
+            <w:vAlign w:val="top"/>
             <w:tcMar>
-              <w:top w:w="110" w:type="dxa"/>
-              <w:left w:w="120" w:type="dxa"/>
-              <w:bottom w:w="110" w:type="dxa"/>
-              <w:right w:w="120" w:type="dxa"/>
+              <w:top w:w="100" w:type="dxa"/>
+              <w:left w:w="100" w:type="dxa"/>
+              <w:bottom w:w="100" w:type="dxa"/>
+              <w:right w:w="100" w:type="dxa"/>
             </w:tcMar>
-            <w:vAlign w:val="center"/>
           </w:tcPr>
           <w:p>
-            <w:pPr>
-              <w:jc w:val="left"/>
-            </w:pPr>
-            <w:r/>
             <w:r>
               <w:rPr>
-                <w:rFonts w:ascii="Noto Sans CJK TC" w:hAnsi="Noto Sans CJK TC" w:eastAsia="Noto Sans CJK TC"/>
+                <w:rFonts w:ascii="Microsoft JhengHei" w:hAnsi="Microsoft JhengHei" w:eastAsia="Microsoft JhengHei"/>
                 <w:sz w:val="18"/>
               </w:rPr>
               <w:t>一級分類</w:t>
@@ -3166,76 +1398,67 @@
         </w:tc>
         <w:tc>
           <w:tcPr>
-            <w:tcW w:type="dxa" w:w="4032"/>
+            <w:tcW w:type="dxa" w:w="3278"/>
+            <w:vAlign w:val="top"/>
             <w:tcMar>
-              <w:top w:w="110" w:type="dxa"/>
-              <w:left w:w="120" w:type="dxa"/>
-              <w:bottom w:w="110" w:type="dxa"/>
-              <w:right w:w="120" w:type="dxa"/>
+              <w:top w:w="100" w:type="dxa"/>
+              <w:left w:w="100" w:type="dxa"/>
+              <w:bottom w:w="100" w:type="dxa"/>
+              <w:right w:w="100" w:type="dxa"/>
             </w:tcMar>
-            <w:vAlign w:val="center"/>
           </w:tcPr>
           <w:p>
-            <w:pPr>
-              <w:jc w:val="left"/>
-            </w:pPr>
-            <w:r/>
             <w:r>
               <w:rPr>
-                <w:rFonts w:ascii="Noto Sans CJK TC" w:hAnsi="Noto Sans CJK TC" w:eastAsia="Noto Sans CJK TC"/>
+                <w:rFonts w:ascii="Microsoft JhengHei" w:hAnsi="Microsoft JhengHei" w:eastAsia="Microsoft JhengHei"/>
                 <w:sz w:val="18"/>
               </w:rPr>
-              <w:t>食 衣 住 行 育 樂 保留項 未分類</w:t>
+              <w:t>食、衣、住、行、育、樂、保留項、未分類</w:t>
             </w:r>
           </w:p>
         </w:tc>
         <w:tc>
           <w:tcPr>
-            <w:tcW w:type="dxa" w:w="4032"/>
+            <w:tcW w:type="dxa" w:w="3278"/>
+            <w:vAlign w:val="top"/>
             <w:tcMar>
-              <w:top w:w="110" w:type="dxa"/>
-              <w:left w:w="120" w:type="dxa"/>
-              <w:bottom w:w="110" w:type="dxa"/>
-              <w:right w:w="120" w:type="dxa"/>
+              <w:top w:w="100" w:type="dxa"/>
+              <w:left w:w="100" w:type="dxa"/>
+              <w:bottom w:w="100" w:type="dxa"/>
+              <w:right w:w="100" w:type="dxa"/>
             </w:tcMar>
-            <w:vAlign w:val="center"/>
           </w:tcPr>
           <w:p>
-            <w:pPr>
-              <w:jc w:val="left"/>
-            </w:pPr>
-            <w:r/>
             <w:r>
               <w:rPr>
-                <w:rFonts w:ascii="Noto Sans CJK TC" w:hAnsi="Noto Sans CJK TC" w:eastAsia="Noto Sans CJK TC"/>
+                <w:rFonts w:ascii="Microsoft JhengHei" w:hAnsi="Microsoft JhengHei" w:eastAsia="Microsoft JhengHei"/>
                 <w:sz w:val="18"/>
               </w:rPr>
-              <w:t>德 智 體 群 美 保留項 未分類</w:t>
+              <w:t>德、智、體、群、美、保留項、未分類</w:t>
             </w:r>
           </w:p>
         </w:tc>
       </w:tr>
       <w:tr>
+        <w:trPr>
+          <w:cantSplit w:val="true"/>
+        </w:trPr>
         <w:tc>
           <w:tcPr>
-            <w:tcW w:type="dxa" w:w="1800"/>
+            <w:tcW w:type="dxa" w:w="3278"/>
+            <w:vAlign w:val="top"/>
             <w:tcMar>
-              <w:top w:w="110" w:type="dxa"/>
-              <w:left w:w="120" w:type="dxa"/>
-              <w:bottom w:w="110" w:type="dxa"/>
-              <w:right w:w="120" w:type="dxa"/>
+              <w:top w:w="100" w:type="dxa"/>
+              <w:left w:w="100" w:type="dxa"/>
+              <w:bottom w:w="100" w:type="dxa"/>
+              <w:right w:w="100" w:type="dxa"/>
             </w:tcMar>
-            <w:vAlign w:val="center"/>
-            <w:shd w:fill="EAF2F8"/>
+            <w:shd w:fill="F2F4F6"/>
           </w:tcPr>
           <w:p>
-            <w:pPr>
-              <w:jc w:val="left"/>
-            </w:pPr>
-            <w:r/>
             <w:r>
               <w:rPr>
-                <w:rFonts w:ascii="Noto Sans CJK TC" w:hAnsi="Noto Sans CJK TC" w:eastAsia="Noto Sans CJK TC"/>
+                <w:rFonts w:ascii="Microsoft JhengHei" w:hAnsi="Microsoft JhengHei" w:eastAsia="Microsoft JhengHei"/>
                 <w:sz w:val="18"/>
               </w:rPr>
               <w:t>二級分類</w:t>
@@ -3244,155 +1467,68 @@
         </w:tc>
         <w:tc>
           <w:tcPr>
-            <w:tcW w:type="dxa" w:w="4032"/>
+            <w:tcW w:type="dxa" w:w="3278"/>
+            <w:vAlign w:val="top"/>
             <w:tcMar>
-              <w:top w:w="110" w:type="dxa"/>
-              <w:left w:w="120" w:type="dxa"/>
-              <w:bottom w:w="110" w:type="dxa"/>
-              <w:right w:w="120" w:type="dxa"/>
+              <w:top w:w="100" w:type="dxa"/>
+              <w:left w:w="100" w:type="dxa"/>
+              <w:bottom w:w="100" w:type="dxa"/>
+              <w:right w:w="100" w:type="dxa"/>
             </w:tcMar>
-            <w:vAlign w:val="center"/>
-            <w:shd w:fill="EAF2F8"/>
+            <w:shd w:fill="F2F4F6"/>
           </w:tcPr>
           <w:p>
-            <w:pPr>
-              <w:jc w:val="left"/>
-            </w:pPr>
-            <w:r/>
             <w:r>
               <w:rPr>
-                <w:rFonts w:ascii="Noto Sans CJK TC" w:hAnsi="Noto Sans CJK TC" w:eastAsia="Noto Sans CJK TC"/>
+                <w:rFonts w:ascii="Microsoft JhengHei" w:hAnsi="Microsoft JhengHei" w:eastAsia="Microsoft JhengHei"/>
                 <w:sz w:val="18"/>
               </w:rPr>
-              <w:t>可選填，只在編輯或匯出時顯示</w:t>
+              <w:t>可自行輸入，也可留白</w:t>
             </w:r>
           </w:p>
         </w:tc>
         <w:tc>
           <w:tcPr>
-            <w:tcW w:type="dxa" w:w="4032"/>
+            <w:tcW w:type="dxa" w:w="3278"/>
+            <w:vAlign w:val="top"/>
             <w:tcMar>
-              <w:top w:w="110" w:type="dxa"/>
-              <w:left w:w="120" w:type="dxa"/>
-              <w:bottom w:w="110" w:type="dxa"/>
-              <w:right w:w="120" w:type="dxa"/>
+              <w:top w:w="100" w:type="dxa"/>
+              <w:left w:w="100" w:type="dxa"/>
+              <w:bottom w:w="100" w:type="dxa"/>
+              <w:right w:w="100" w:type="dxa"/>
             </w:tcMar>
-            <w:vAlign w:val="center"/>
-            <w:shd w:fill="EAF2F8"/>
+            <w:shd w:fill="F2F4F6"/>
           </w:tcPr>
           <w:p>
-            <w:pPr>
-              <w:jc w:val="left"/>
-            </w:pPr>
-            <w:r/>
             <w:r>
               <w:rPr>
-                <w:rFonts w:ascii="Noto Sans CJK TC" w:hAnsi="Noto Sans CJK TC" w:eastAsia="Noto Sans CJK TC"/>
+                <w:rFonts w:ascii="Microsoft JhengHei" w:hAnsi="Microsoft JhengHei" w:eastAsia="Microsoft JhengHei"/>
                 <w:sz w:val="18"/>
               </w:rPr>
-              <w:t>可選填，只在編輯或匯出時顯示</w:t>
+              <w:t>可自行輸入，也可留白</w:t>
             </w:r>
           </w:p>
         </w:tc>
       </w:tr>
       <w:tr>
+        <w:trPr>
+          <w:cantSplit w:val="true"/>
+        </w:trPr>
         <w:tc>
           <w:tcPr>
-            <w:tcW w:type="dxa" w:w="1800"/>
+            <w:tcW w:type="dxa" w:w="3278"/>
+            <w:vAlign w:val="top"/>
             <w:tcMar>
-              <w:top w:w="110" w:type="dxa"/>
-              <w:left w:w="120" w:type="dxa"/>
-              <w:bottom w:w="110" w:type="dxa"/>
-              <w:right w:w="120" w:type="dxa"/>
+              <w:top w:w="100" w:type="dxa"/>
+              <w:left w:w="100" w:type="dxa"/>
+              <w:bottom w:w="100" w:type="dxa"/>
+              <w:right w:w="100" w:type="dxa"/>
             </w:tcMar>
-            <w:vAlign w:val="center"/>
           </w:tcPr>
           <w:p>
-            <w:pPr>
-              <w:jc w:val="left"/>
-            </w:pPr>
-            <w:r/>
             <w:r>
               <w:rPr>
-                <w:rFonts w:ascii="Noto Sans CJK TC" w:hAnsi="Noto Sans CJK TC" w:eastAsia="Noto Sans CJK TC"/>
-                <w:sz w:val="18"/>
-              </w:rPr>
-              <w:t>數值</w:t>
-            </w:r>
-          </w:p>
-        </w:tc>
-        <w:tc>
-          <w:tcPr>
-            <w:tcW w:type="dxa" w:w="4032"/>
-            <w:tcMar>
-              <w:top w:w="110" w:type="dxa"/>
-              <w:left w:w="120" w:type="dxa"/>
-              <w:bottom w:w="110" w:type="dxa"/>
-              <w:right w:w="120" w:type="dxa"/>
-            </w:tcMar>
-            <w:vAlign w:val="center"/>
-          </w:tcPr>
-          <w:p>
-            <w:pPr>
-              <w:jc w:val="left"/>
-            </w:pPr>
-            <w:r/>
-            <w:r>
-              <w:rPr>
-                <w:rFonts w:ascii="Noto Sans CJK TC" w:hAnsi="Noto Sans CJK TC" w:eastAsia="Noto Sans CJK TC"/>
-                <w:sz w:val="18"/>
-              </w:rPr>
-              <w:t>收入或支出，最多四位小數並顯示千分位</w:t>
-            </w:r>
-          </w:p>
-        </w:tc>
-        <w:tc>
-          <w:tcPr>
-            <w:tcW w:type="dxa" w:w="4032"/>
-            <w:tcMar>
-              <w:top w:w="110" w:type="dxa"/>
-              <w:left w:w="120" w:type="dxa"/>
-              <w:bottom w:w="110" w:type="dxa"/>
-              <w:right w:w="120" w:type="dxa"/>
-            </w:tcMar>
-            <w:vAlign w:val="center"/>
-          </w:tcPr>
-          <w:p>
-            <w:pPr>
-              <w:jc w:val="left"/>
-            </w:pPr>
-            <w:r/>
-            <w:r>
-              <w:rPr>
-                <w:rFonts w:ascii="Noto Sans CJK TC" w:hAnsi="Noto Sans CJK TC" w:eastAsia="Noto Sans CJK TC"/>
-                <w:sz w:val="18"/>
-              </w:rPr>
-              <w:t>加分或減分，最多四位小數並顯示千分位</w:t>
-            </w:r>
-          </w:p>
-        </w:tc>
-      </w:tr>
-      <w:tr>
-        <w:tc>
-          <w:tcPr>
-            <w:tcW w:type="dxa" w:w="1800"/>
-            <w:tcMar>
-              <w:top w:w="110" w:type="dxa"/>
-              <w:left w:w="120" w:type="dxa"/>
-              <w:bottom w:w="110" w:type="dxa"/>
-              <w:right w:w="120" w:type="dxa"/>
-            </w:tcMar>
-            <w:vAlign w:val="center"/>
-            <w:shd w:fill="EAF2F8"/>
-          </w:tcPr>
-          <w:p>
-            <w:pPr>
-              <w:jc w:val="left"/>
-            </w:pPr>
-            <w:r/>
-            <w:r>
-              <w:rPr>
-                <w:rFonts w:ascii="Noto Sans CJK TC" w:hAnsi="Noto Sans CJK TC" w:eastAsia="Noto Sans CJK TC"/>
+                <w:rFonts w:ascii="Microsoft JhengHei" w:hAnsi="Microsoft JhengHei" w:eastAsia="Microsoft JhengHei"/>
                 <w:sz w:val="18"/>
               </w:rPr>
               <w:t>日期時間</w:t>
@@ -3401,130 +1537,182 @@
         </w:tc>
         <w:tc>
           <w:tcPr>
-            <w:tcW w:type="dxa" w:w="4032"/>
+            <w:tcW w:type="dxa" w:w="3278"/>
+            <w:vAlign w:val="top"/>
             <w:tcMar>
-              <w:top w:w="110" w:type="dxa"/>
-              <w:left w:w="120" w:type="dxa"/>
-              <w:bottom w:w="110" w:type="dxa"/>
-              <w:right w:w="120" w:type="dxa"/>
+              <w:top w:w="100" w:type="dxa"/>
+              <w:left w:w="100" w:type="dxa"/>
+              <w:bottom w:w="100" w:type="dxa"/>
+              <w:right w:w="100" w:type="dxa"/>
             </w:tcMar>
-            <w:vAlign w:val="center"/>
-            <w:shd w:fill="EAF2F8"/>
           </w:tcPr>
           <w:p>
-            <w:pPr>
-              <w:jc w:val="left"/>
-            </w:pPr>
-            <w:r/>
             <w:r>
               <w:rPr>
-                <w:rFonts w:ascii="Noto Sans CJK TC" w:hAnsi="Noto Sans CJK TC" w:eastAsia="Noto Sans CJK TC"/>
+                <w:rFonts w:ascii="Microsoft JhengHei" w:hAnsi="Microsoft JhengHei" w:eastAsia="Microsoft JhengHei"/>
                 <w:sz w:val="18"/>
               </w:rPr>
-              <w:t>新增與編輯都可修改</w:t>
+              <w:t>新增與編輯皆可選日期、時、分</w:t>
             </w:r>
           </w:p>
         </w:tc>
         <w:tc>
           <w:tcPr>
-            <w:tcW w:type="dxa" w:w="4032"/>
+            <w:tcW w:type="dxa" w:w="3278"/>
+            <w:vAlign w:val="top"/>
             <w:tcMar>
-              <w:top w:w="110" w:type="dxa"/>
-              <w:left w:w="120" w:type="dxa"/>
-              <w:bottom w:w="110" w:type="dxa"/>
-              <w:right w:w="120" w:type="dxa"/>
+              <w:top w:w="100" w:type="dxa"/>
+              <w:left w:w="100" w:type="dxa"/>
+              <w:bottom w:w="100" w:type="dxa"/>
+              <w:right w:w="100" w:type="dxa"/>
             </w:tcMar>
-            <w:vAlign w:val="center"/>
-            <w:shd w:fill="EAF2F8"/>
           </w:tcPr>
           <w:p>
-            <w:pPr>
-              <w:jc w:val="left"/>
-            </w:pPr>
-            <w:r/>
             <w:r>
               <w:rPr>
-                <w:rFonts w:ascii="Noto Sans CJK TC" w:hAnsi="Noto Sans CJK TC" w:eastAsia="Noto Sans CJK TC"/>
+                <w:rFonts w:ascii="Microsoft JhengHei" w:hAnsi="Microsoft JhengHei" w:eastAsia="Microsoft JhengHei"/>
                 <w:sz w:val="18"/>
               </w:rPr>
-              <w:t>新增與編輯都可修改</w:t>
+              <w:t>新增與編輯皆可選日期、時、分</w:t>
             </w:r>
           </w:p>
         </w:tc>
       </w:tr>
       <w:tr>
+        <w:trPr>
+          <w:cantSplit w:val="true"/>
+        </w:trPr>
         <w:tc>
           <w:tcPr>
-            <w:tcW w:type="dxa" w:w="1800"/>
+            <w:tcW w:type="dxa" w:w="3278"/>
+            <w:vAlign w:val="top"/>
             <w:tcMar>
-              <w:top w:w="110" w:type="dxa"/>
-              <w:left w:w="120" w:type="dxa"/>
-              <w:bottom w:w="110" w:type="dxa"/>
-              <w:right w:w="120" w:type="dxa"/>
+              <w:top w:w="100" w:type="dxa"/>
+              <w:left w:w="100" w:type="dxa"/>
+              <w:bottom w:w="100" w:type="dxa"/>
+              <w:right w:w="100" w:type="dxa"/>
             </w:tcMar>
-            <w:vAlign w:val="center"/>
+            <w:shd w:fill="F2F4F6"/>
           </w:tcPr>
           <w:p>
-            <w:pPr>
-              <w:jc w:val="left"/>
-            </w:pPr>
-            <w:r/>
             <w:r>
               <w:rPr>
-                <w:rFonts w:ascii="Noto Sans CJK TC" w:hAnsi="Noto Sans CJK TC" w:eastAsia="Noto Sans CJK TC"/>
+                <w:rFonts w:ascii="Microsoft JhengHei" w:hAnsi="Microsoft JhengHei" w:eastAsia="Microsoft JhengHei"/>
                 <w:sz w:val="18"/>
               </w:rPr>
-              <w:t>刪除影響</w:t>
+              <w:t>小數</w:t>
             </w:r>
           </w:p>
         </w:tc>
         <w:tc>
           <w:tcPr>
-            <w:tcW w:type="dxa" w:w="4032"/>
+            <w:tcW w:type="dxa" w:w="3278"/>
+            <w:vAlign w:val="top"/>
             <w:tcMar>
-              <w:top w:w="110" w:type="dxa"/>
-              <w:left w:w="120" w:type="dxa"/>
-              <w:bottom w:w="110" w:type="dxa"/>
-              <w:right w:w="120" w:type="dxa"/>
+              <w:top w:w="100" w:type="dxa"/>
+              <w:left w:w="100" w:type="dxa"/>
+              <w:bottom w:w="100" w:type="dxa"/>
+              <w:right w:w="100" w:type="dxa"/>
             </w:tcMar>
-            <w:vAlign w:val="center"/>
+            <w:shd w:fill="F2F4F6"/>
           </w:tcPr>
           <w:p>
-            <w:pPr>
-              <w:jc w:val="left"/>
-            </w:pPr>
-            <w:r/>
             <w:r>
               <w:rPr>
-                <w:rFonts w:ascii="Noto Sans CJK TC" w:hAnsi="Noto Sans CJK TC" w:eastAsia="Noto Sans CJK TC"/>
+                <w:rFonts w:ascii="Microsoft JhengHei" w:hAnsi="Microsoft JhengHei" w:eastAsia="Microsoft JhengHei"/>
                 <w:sz w:val="18"/>
               </w:rPr>
-              <w:t>重算帳戶金額、今日與總計</w:t>
+              <w:t>最多 4 位小數並顯示千分位</w:t>
             </w:r>
           </w:p>
         </w:tc>
         <w:tc>
           <w:tcPr>
-            <w:tcW w:type="dxa" w:w="4032"/>
+            <w:tcW w:type="dxa" w:w="3278"/>
+            <w:vAlign w:val="top"/>
             <w:tcMar>
-              <w:top w:w="110" w:type="dxa"/>
-              <w:left w:w="120" w:type="dxa"/>
-              <w:bottom w:w="110" w:type="dxa"/>
-              <w:right w:w="120" w:type="dxa"/>
+              <w:top w:w="100" w:type="dxa"/>
+              <w:left w:w="100" w:type="dxa"/>
+              <w:bottom w:w="100" w:type="dxa"/>
+              <w:right w:w="100" w:type="dxa"/>
             </w:tcMar>
-            <w:vAlign w:val="center"/>
+            <w:shd w:fill="F2F4F6"/>
           </w:tcPr>
           <w:p>
-            <w:pPr>
-              <w:jc w:val="left"/>
-            </w:pPr>
-            <w:r/>
             <w:r>
               <w:rPr>
-                <w:rFonts w:ascii="Noto Sans CJK TC" w:hAnsi="Noto Sans CJK TC" w:eastAsia="Noto Sans CJK TC"/>
+                <w:rFonts w:ascii="Microsoft JhengHei" w:hAnsi="Microsoft JhengHei" w:eastAsia="Microsoft JhengHei"/>
                 <w:sz w:val="18"/>
               </w:rPr>
-              <w:t>重算帳戶點數、今日與總計</w:t>
+              <w:t>整數點數並顯示千分位</w:t>
+            </w:r>
+          </w:p>
+        </w:tc>
+      </w:tr>
+      <w:tr>
+        <w:trPr>
+          <w:cantSplit w:val="true"/>
+        </w:trPr>
+        <w:tc>
+          <w:tcPr>
+            <w:tcW w:type="dxa" w:w="3278"/>
+            <w:vAlign w:val="top"/>
+            <w:tcMar>
+              <w:top w:w="100" w:type="dxa"/>
+              <w:left w:w="100" w:type="dxa"/>
+              <w:bottom w:w="100" w:type="dxa"/>
+              <w:right w:w="100" w:type="dxa"/>
+            </w:tcMar>
+          </w:tcPr>
+          <w:p>
+            <w:r>
+              <w:rPr>
+                <w:rFonts w:ascii="Microsoft JhengHei" w:hAnsi="Microsoft JhengHei" w:eastAsia="Microsoft JhengHei"/>
+                <w:sz w:val="18"/>
+              </w:rPr>
+              <w:t>載入範圍</w:t>
+            </w:r>
+          </w:p>
+        </w:tc>
+        <w:tc>
+          <w:tcPr>
+            <w:tcW w:type="dxa" w:w="3278"/>
+            <w:vAlign w:val="top"/>
+            <w:tcMar>
+              <w:top w:w="100" w:type="dxa"/>
+              <w:left w:w="100" w:type="dxa"/>
+              <w:bottom w:w="100" w:type="dxa"/>
+              <w:right w:w="100" w:type="dxa"/>
+            </w:tcMar>
+          </w:tcPr>
+          <w:p>
+            <w:r>
+              <w:rPr>
+                <w:rFonts w:ascii="Microsoft JhengHei" w:hAnsi="Microsoft JhengHei" w:eastAsia="Microsoft JhengHei"/>
+                <w:sz w:val="18"/>
+              </w:rPr>
+              <w:t>個人近 30 天；旅程顯示全部；保留項永遠載入</w:t>
+            </w:r>
+          </w:p>
+        </w:tc>
+        <w:tc>
+          <w:tcPr>
+            <w:tcW w:type="dxa" w:w="3278"/>
+            <w:vAlign w:val="top"/>
+            <w:tcMar>
+              <w:top w:w="100" w:type="dxa"/>
+              <w:left w:w="100" w:type="dxa"/>
+              <w:bottom w:w="100" w:type="dxa"/>
+              <w:right w:w="100" w:type="dxa"/>
+            </w:tcMar>
+          </w:tcPr>
+          <w:p>
+            <w:r>
+              <w:rPr>
+                <w:rFonts w:ascii="Microsoft JhengHei" w:hAnsi="Microsoft JhengHei" w:eastAsia="Microsoft JhengHei"/>
+                <w:sz w:val="18"/>
+              </w:rPr>
+              <w:t>近 30 天；無資料時顯示最新一筆；保留項永遠載入</w:t>
             </w:r>
           </w:p>
         </w:tc>
@@ -3532,11 +1720,27 @@
     </w:tbl>
     <w:p/>
     <w:p>
+      <w:pPr>
+        <w:pStyle w:val="ListBullet"/>
+      </w:pPr>
       <w:r>
-        <w:rPr>
-          <w:rFonts w:ascii="Noto Sans CJK TC" w:hAnsi="Noto Sans CJK TC" w:eastAsia="Noto Sans CJK TC"/>
-        </w:rPr>
-        <w:t>一般帳戶預設載入近 30 天；近 30 天沒有資料時顯示最新一筆。點選載入更多會每次再往前載入 30 天並去除重複。旅程記帳顯示全部紀錄；團體積分仍使用 30 天分批載入。保留項不受日期範圍限制。</w:t>
+        <w:t>刪除明細後，今日小計與總金額／總積分會立即重算。</w:t>
+      </w:r>
+    </w:p>
+    <w:p>
+      <w:pPr>
+        <w:pStyle w:val="ListBullet"/>
+      </w:pPr>
+      <w:r>
+        <w:t>含『餘』的舊記帳資料已改為保留項，不再依文字關鍵字判斷。</w:t>
+      </w:r>
+    </w:p>
+    <w:p>
+      <w:pPr>
+        <w:pStyle w:val="ListBullet"/>
+      </w:pPr>
+      <w:r>
+        <w:t>首頁已選帳戶時，『看更多』直接進入該帳戶明細；點帳戶選擇器仍可換帳戶。</w:t>
       </w:r>
     </w:p>
     <w:p>
@@ -3544,7 +1748,7 @@
         <w:pStyle w:val="Heading1"/>
       </w:pPr>
       <w:r>
-        <w:t>8 推薦活動 推薦景點與回憶走廊</w:t>
+        <w:t>7. 遊戲</w:t>
       </w:r>
     </w:p>
     <w:p>
@@ -3552,10 +1756,7 @@
         <w:pStyle w:val="ListBullet"/>
       </w:pPr>
       <w:r>
-        <w:rPr>
-          <w:rFonts w:ascii="Noto Sans CJK TC" w:hAnsi="Noto Sans CJK TC" w:eastAsia="Noto Sans CJK TC"/>
-        </w:rPr>
-        <w:t>清單可依文字與城市篩選；文字符合其他城市而目前城市沒有結果時，可自動切換到符合城市。</w:t>
+        <w:t>遊戲需管理者授權才會出現在功能選單。</w:t>
       </w:r>
     </w:p>
     <w:p>
@@ -3563,10 +1764,7 @@
         <w:pStyle w:val="ListBullet"/>
       </w:pPr>
       <w:r>
-        <w:rPr>
-          <w:rFonts w:ascii="Noto Sans CJK TC" w:hAnsi="Noto Sans CJK TC" w:eastAsia="Noto Sans CJK TC"/>
-        </w:rPr>
-        <w:t>地圖模式以國家與縣市統計數量，不直接把天氣用的近似座標當成活動精確位置。點城市名稱或數字都會切回該城市清單。</w:t>
+        <w:t>雲端模式可依選擇使用管理者題庫或自己的題庫；本機模式只使用本機題庫。</w:t>
       </w:r>
     </w:p>
     <w:p>
@@ -3574,10 +1772,7 @@
         <w:pStyle w:val="ListBullet"/>
       </w:pPr>
       <w:r>
-        <w:rPr>
-          <w:rFonts w:ascii="Noto Sans CJK TC" w:hAnsi="Noto Sans CJK TC" w:eastAsia="Noto Sans CJK TC"/>
-        </w:rPr>
-        <w:t>推薦活動先依喜歡、一般、不喜歡分組，再依日期時間、國家、城市與地點排序；不喜歡不會消失。</w:t>
+        <w:t>可用題目總數未達遊戲最低題數時不能開始，畫面會提示需要的題數。</w:t>
       </w:r>
     </w:p>
     <w:p>
@@ -3585,10 +1780,7 @@
         <w:pStyle w:val="ListBullet"/>
       </w:pPr>
       <w:r>
-        <w:rPr>
-          <w:rFonts w:ascii="Noto Sans CJK TC" w:hAnsi="Noto Sans CJK TC" w:eastAsia="Noto Sans CJK TC"/>
-        </w:rPr>
-        <w:t>天氣只預抓畫面可見、近期且八天內的內容；往下滑時再載入新的可見項目。</w:t>
+        <w:t>自建題庫支援搜尋、分類、啟用、停用、編輯與刪除。</w:t>
       </w:r>
     </w:p>
     <w:p>
@@ -3596,10 +1788,293 @@
         <w:pStyle w:val="ListBullet"/>
       </w:pPr>
       <w:r>
-        <w:rPr>
-          <w:rFonts w:ascii="Noto Sans CJK TC" w:hAnsi="Noto Sans CJK TC" w:eastAsia="Noto Sans CJK TC"/>
-        </w:rPr>
-        <w:t>只有存在子活動時才顯示預覽。從首頁或行事曆建立回憶時，只帶入當日子活動。</w:t>
+        <w:t>雲端答題紀錄依方案保留 30 天或 1 年；本機答題紀錄不限量且不套用保留天數。</w:t>
+      </w:r>
+    </w:p>
+    <w:p>
+      <w:pPr>
+        <w:pStyle w:val="Heading1"/>
+      </w:pPr>
+      <w:r>
+        <w:t>8. 資料儲存位置</w:t>
+      </w:r>
+    </w:p>
+    <w:tbl>
+      <w:tblPr>
+        <w:tblStyle w:val="TableGrid"/>
+        <w:tblW w:type="auto" w:w="0"/>
+        <w:jc w:val="center"/>
+        <w:tblLook w:firstColumn="1" w:firstRow="1" w:lastColumn="0" w:lastRow="0" w:noHBand="0" w:noVBand="1" w:val="04A0"/>
+      </w:tblPr>
+      <w:tblGrid>
+        <w:gridCol w:w="3278"/>
+        <w:gridCol w:w="3278"/>
+        <w:gridCol w:w="3278"/>
+      </w:tblGrid>
+      <w:tr>
+        <w:trPr>
+          <w:tblHeader w:val="true"/>
+        </w:trPr>
+        <w:tc>
+          <w:tcPr>
+            <w:tcW w:type="dxa" w:w="3278"/>
+            <w:shd w:fill="24496B"/>
+            <w:vAlign w:val="center"/>
+            <w:tcMar>
+              <w:top w:w="100" w:type="dxa"/>
+              <w:left w:w="100" w:type="dxa"/>
+              <w:bottom w:w="100" w:type="dxa"/>
+              <w:right w:w="100" w:type="dxa"/>
+            </w:tcMar>
+          </w:tcPr>
+          <w:p>
+            <w:r>
+              <w:rPr>
+                <w:rFonts w:ascii="Microsoft JhengHei" w:hAnsi="Microsoft JhengHei" w:eastAsia="Microsoft JhengHei"/>
+                <w:b/>
+                <w:color w:val="FFFFFF"/>
+                <w:sz w:val="19"/>
+              </w:rPr>
+              <w:t>模式</w:t>
+            </w:r>
+          </w:p>
+        </w:tc>
+        <w:tc>
+          <w:tcPr>
+            <w:tcW w:type="dxa" w:w="3278"/>
+            <w:shd w:fill="24496B"/>
+            <w:vAlign w:val="center"/>
+            <w:tcMar>
+              <w:top w:w="100" w:type="dxa"/>
+              <w:left w:w="100" w:type="dxa"/>
+              <w:bottom w:w="100" w:type="dxa"/>
+              <w:right w:w="100" w:type="dxa"/>
+            </w:tcMar>
+          </w:tcPr>
+          <w:p>
+            <w:r>
+              <w:rPr>
+                <w:rFonts w:ascii="Microsoft JhengHei" w:hAnsi="Microsoft JhengHei" w:eastAsia="Microsoft JhengHei"/>
+                <w:b/>
+                <w:color w:val="FFFFFF"/>
+                <w:sz w:val="19"/>
+              </w:rPr>
+              <w:t>特性</w:t>
+            </w:r>
+          </w:p>
+        </w:tc>
+        <w:tc>
+          <w:tcPr>
+            <w:tcW w:type="dxa" w:w="3278"/>
+            <w:shd w:fill="24496B"/>
+            <w:vAlign w:val="center"/>
+            <w:tcMar>
+              <w:top w:w="100" w:type="dxa"/>
+              <w:left w:w="100" w:type="dxa"/>
+              <w:bottom w:w="100" w:type="dxa"/>
+              <w:right w:w="100" w:type="dxa"/>
+            </w:tcMar>
+          </w:tcPr>
+          <w:p>
+            <w:r>
+              <w:rPr>
+                <w:rFonts w:ascii="Microsoft JhengHei" w:hAnsi="Microsoft JhengHei" w:eastAsia="Microsoft JhengHei"/>
+                <w:b/>
+                <w:color w:val="FFFFFF"/>
+                <w:sz w:val="19"/>
+              </w:rPr>
+              <w:t>注意事項</w:t>
+            </w:r>
+          </w:p>
+        </w:tc>
+      </w:tr>
+      <w:tr>
+        <w:trPr>
+          <w:cantSplit w:val="true"/>
+        </w:trPr>
+        <w:tc>
+          <w:tcPr>
+            <w:tcW w:type="dxa" w:w="3278"/>
+            <w:vAlign w:val="top"/>
+            <w:tcMar>
+              <w:top w:w="100" w:type="dxa"/>
+              <w:left w:w="100" w:type="dxa"/>
+              <w:bottom w:w="100" w:type="dxa"/>
+              <w:right w:w="100" w:type="dxa"/>
+            </w:tcMar>
+          </w:tcPr>
+          <w:p>
+            <w:r>
+              <w:rPr>
+                <w:rFonts w:ascii="Microsoft JhengHei" w:hAnsi="Microsoft JhengHei" w:eastAsia="Microsoft JhengHei"/>
+                <w:sz w:val="18"/>
+              </w:rPr>
+              <w:t>雲端</w:t>
+            </w:r>
+          </w:p>
+        </w:tc>
+        <w:tc>
+          <w:tcPr>
+            <w:tcW w:type="dxa" w:w="3278"/>
+            <w:vAlign w:val="top"/>
+            <w:tcMar>
+              <w:top w:w="100" w:type="dxa"/>
+              <w:left w:w="100" w:type="dxa"/>
+              <w:bottom w:w="100" w:type="dxa"/>
+              <w:right w:w="100" w:type="dxa"/>
+            </w:tcMar>
+          </w:tcPr>
+          <w:p>
+            <w:r>
+              <w:rPr>
+                <w:rFonts w:ascii="Microsoft JhengHei" w:hAnsi="Microsoft JhengHei" w:eastAsia="Microsoft JhengHei"/>
+                <w:sz w:val="18"/>
+              </w:rPr>
+              <w:t>跨裝置登入可見；可用分享功能</w:t>
+            </w:r>
+          </w:p>
+        </w:tc>
+        <w:tc>
+          <w:tcPr>
+            <w:tcW w:type="dxa" w:w="3278"/>
+            <w:vAlign w:val="top"/>
+            <w:tcMar>
+              <w:top w:w="100" w:type="dxa"/>
+              <w:left w:w="100" w:type="dxa"/>
+              <w:bottom w:w="100" w:type="dxa"/>
+              <w:right w:w="100" w:type="dxa"/>
+            </w:tcMar>
+          </w:tcPr>
+          <w:p>
+            <w:r>
+              <w:rPr>
+                <w:rFonts w:ascii="Microsoft JhengHei" w:hAnsi="Microsoft JhengHei" w:eastAsia="Microsoft JhengHei"/>
+                <w:sz w:val="18"/>
+              </w:rPr>
+              <w:t>依方案額度限制；到期可能進入唯讀與寬限期</w:t>
+            </w:r>
+          </w:p>
+        </w:tc>
+      </w:tr>
+      <w:tr>
+        <w:trPr>
+          <w:cantSplit w:val="true"/>
+        </w:trPr>
+        <w:tc>
+          <w:tcPr>
+            <w:tcW w:type="dxa" w:w="3278"/>
+            <w:vAlign w:val="top"/>
+            <w:tcMar>
+              <w:top w:w="100" w:type="dxa"/>
+              <w:left w:w="100" w:type="dxa"/>
+              <w:bottom w:w="100" w:type="dxa"/>
+              <w:right w:w="100" w:type="dxa"/>
+            </w:tcMar>
+            <w:shd w:fill="F2F4F6"/>
+          </w:tcPr>
+          <w:p>
+            <w:r>
+              <w:rPr>
+                <w:rFonts w:ascii="Microsoft JhengHei" w:hAnsi="Microsoft JhengHei" w:eastAsia="Microsoft JhengHei"/>
+                <w:sz w:val="18"/>
+              </w:rPr>
+              <w:t>此裝置</w:t>
+            </w:r>
+          </w:p>
+        </w:tc>
+        <w:tc>
+          <w:tcPr>
+            <w:tcW w:type="dxa" w:w="3278"/>
+            <w:vAlign w:val="top"/>
+            <w:tcMar>
+              <w:top w:w="100" w:type="dxa"/>
+              <w:left w:w="100" w:type="dxa"/>
+              <w:bottom w:w="100" w:type="dxa"/>
+              <w:right w:w="100" w:type="dxa"/>
+            </w:tcMar>
+            <w:shd w:fill="F2F4F6"/>
+          </w:tcPr>
+          <w:p>
+            <w:r>
+              <w:rPr>
+                <w:rFonts w:ascii="Microsoft JhengHei" w:hAnsi="Microsoft JhengHei" w:eastAsia="Microsoft JhengHei"/>
+                <w:sz w:val="18"/>
+              </w:rPr>
+              <w:t>資料保存在手機、平板、電腦或瀏覽器；本機資料量不限</w:t>
+            </w:r>
+          </w:p>
+        </w:tc>
+        <w:tc>
+          <w:tcPr>
+            <w:tcW w:type="dxa" w:w="3278"/>
+            <w:vAlign w:val="top"/>
+            <w:tcMar>
+              <w:top w:w="100" w:type="dxa"/>
+              <w:left w:w="100" w:type="dxa"/>
+              <w:bottom w:w="100" w:type="dxa"/>
+              <w:right w:w="100" w:type="dxa"/>
+            </w:tcMar>
+            <w:shd w:fill="F2F4F6"/>
+          </w:tcPr>
+          <w:p>
+            <w:r>
+              <w:rPr>
+                <w:rFonts w:ascii="Microsoft JhengHei" w:hAnsi="Microsoft JhengHei" w:eastAsia="Microsoft JhengHei"/>
+                <w:sz w:val="18"/>
+              </w:rPr>
+              <w:t>換裝置、清除網站資料或瀏覽器資料後不會自動出現；需有效本機方案才能新增</w:t>
+            </w:r>
+          </w:p>
+        </w:tc>
+      </w:tr>
+    </w:tbl>
+    <w:p/>
+    <w:p>
+      <w:pPr>
+        <w:ind w:left="346" w:hanging="346"/>
+      </w:pPr>
+      <w:r>
+        <w:t>1. 開啟『儲存位置』。</w:t>
+      </w:r>
+    </w:p>
+    <w:p>
+      <w:pPr>
+        <w:ind w:left="346" w:hanging="346"/>
+      </w:pPr>
+      <w:r>
+        <w:t>2. 選擇目標模式並閱讀差異、刪除來源資料的提醒。</w:t>
+      </w:r>
+    </w:p>
+    <w:p>
+      <w:pPr>
+        <w:ind w:left="346" w:hanging="346"/>
+      </w:pPr>
+      <w:r>
+        <w:t>3. 系統先檢查目標方案額度；超額會取消整批搬移且保留原資料。</w:t>
+      </w:r>
+    </w:p>
+    <w:p>
+      <w:pPr>
+        <w:ind w:left="346" w:hanging="346"/>
+      </w:pPr>
+      <w:r>
+        <w:t>4. 確認後才搬移；成功後會刪除來源模式資料並關閉設定畫面。</w:t>
+      </w:r>
+    </w:p>
+    <w:p>
+      <w:pPr>
+        <w:ind w:left="346" w:hanging="346"/>
+      </w:pPr>
+      <w:r>
+        <w:t>5. 搬移失敗時會顯示具體資料表或欄位原因，未成功資料不會刪除。</w:t>
+      </w:r>
+    </w:p>
+    <w:p>
+      <w:pPr>
+        <w:pStyle w:val="Heading1"/>
+      </w:pPr>
+      <w:r>
+        <w:t>9. 方案與訂閱</w:t>
       </w:r>
     </w:p>
     <w:p>
@@ -3607,10 +2082,47 @@
         <w:pStyle w:val="ListBullet"/>
       </w:pPr>
       <w:r>
-        <w:rPr>
-          <w:rFonts w:ascii="Noto Sans CJK TC" w:hAnsi="Noto Sans CJK TC" w:eastAsia="Noto Sans CJK TC"/>
-        </w:rPr>
-        <w:t>回憶預設載入近 30 天；未來回憶也會顯示。每次載入更多再往前 30 天。</w:t>
+        <w:t>畫面最上方顯示目前儲存模式對應的方案與實際額度。</w:t>
+      </w:r>
+    </w:p>
+    <w:p>
+      <w:pPr>
+        <w:pStyle w:val="ListBullet"/>
+      </w:pPr>
+      <w:r>
+        <w:t>只有已授權模組才會出現在方案額度說明。</w:t>
+      </w:r>
+    </w:p>
+    <w:p>
+      <w:pPr>
+        <w:pStyle w:val="ListBullet"/>
+      </w:pPr>
+      <w:r>
+        <w:t>雲端免費版與雲端付費版本分開顯示；本機版本顯示自己的版本、生效日與每季費用。</w:t>
+      </w:r>
+    </w:p>
+    <w:p>
+      <w:pPr>
+        <w:pStyle w:val="ListBullet"/>
+      </w:pPr>
+      <w:r>
+        <w:t>舊版尚未到期又加購新版時，畫面會同時列出舊版與新增額度。</w:t>
+      </w:r>
+    </w:p>
+    <w:p>
+      <w:pPr>
+        <w:pStyle w:val="ListBullet"/>
+      </w:pPr>
+      <w:r>
+        <w:t>雲端 Plus 到期後降為免費版；超額資料有 30 天搬移或續訂寬限。</w:t>
+      </w:r>
+    </w:p>
+    <w:p>
+      <w:pPr>
+        <w:pStyle w:val="ListBullet"/>
+      </w:pPr>
+      <w:r>
+        <w:t>本機方案到期後資料仍可查看，但不能新增；續訂後恢復寫入。</w:t>
       </w:r>
     </w:p>
     <w:p>
@@ -3618,7 +2130,7 @@
         <w:pStyle w:val="Heading1"/>
       </w:pPr>
       <w:r>
-        <w:t>9 遊戲與自建題庫</w:t>
+        <w:t>10. 資料匯出與帳號刪除</w:t>
       </w:r>
     </w:p>
     <w:p>
@@ -3626,10 +2138,7 @@
         <w:pStyle w:val="ListBullet"/>
       </w:pPr>
       <w:r>
-        <w:rPr>
-          <w:rFonts w:ascii="Noto Sans CJK TC" w:hAnsi="Noto Sans CJK TC" w:eastAsia="Noto Sans CJK TC"/>
-        </w:rPr>
-        <w:t>雲端模式可依權限選擇管理者題庫或自己的題庫；此裝置模式只能使用本機題庫。</w:t>
+        <w:t>資料匯出會下載 Excel，頁簽與欄位依當時畫面語言顯示。</w:t>
       </w:r>
     </w:p>
     <w:p>
@@ -3637,10 +2146,7 @@
         <w:pStyle w:val="ListBullet"/>
       </w:pPr>
       <w:r>
-        <w:rPr>
-          <w:rFonts w:ascii="Noto Sans CJK TC" w:hAnsi="Noto Sans CJK TC" w:eastAsia="Noto Sans CJK TC"/>
-        </w:rPr>
-        <w:t>進入遊戲前會檢查目前題庫可用題數。需要選項的遊戲以可用題目合計至少三題為原則；Social 至少要有一個啟用情境且具備三個選項。</w:t>
+        <w:t>匯出內容正向表列為：行事曆、回憶走廊、記帳、積分；不因日期截斷。</w:t>
       </w:r>
     </w:p>
     <w:p>
@@ -3648,10 +2154,7 @@
         <w:pStyle w:val="ListBullet"/>
       </w:pPr>
       <w:r>
-        <w:rPr>
-          <w:rFonts w:ascii="Noto Sans CJK TC" w:hAnsi="Noto Sans CJK TC" w:eastAsia="Noto Sans CJK TC"/>
-        </w:rPr>
-        <w:t>題庫管理提供搜尋、分類、啟用、停用、編輯與刪除；篩選選單變更後立即查詢。</w:t>
+        <w:t>申請刪除帳號只會通知管理者，不會立即刪除。</w:t>
       </w:r>
     </w:p>
     <w:p>
@@ -3659,10 +2162,7 @@
         <w:pStyle w:val="ListBullet"/>
       </w:pPr>
       <w:r>
-        <w:rPr>
-          <w:rFonts w:ascii="Noto Sans CJK TC" w:hAnsi="Noto Sans CJK TC" w:eastAsia="Noto Sans CJK TC"/>
-        </w:rPr>
-        <w:t>題目、描述、答案選項與回饋均支援多行輸入。</w:t>
+        <w:t>申請中可取消；管理者確認後才刪除帳號與相關資料。</w:t>
       </w:r>
     </w:p>
     <w:p>
@@ -3670,21 +2170,7 @@
         <w:pStyle w:val="ListBullet"/>
       </w:pPr>
       <w:r>
-        <w:rPr>
-          <w:rFonts w:ascii="Noto Sans CJK TC" w:hAnsi="Noto Sans CJK TC" w:eastAsia="Noto Sans CJK TC"/>
-        </w:rPr>
-        <w:t>遊戲首頁只載入解鎖關卡摘要、最近紀錄與是否還有更早資料，不再下載完整答題歷程。</w:t>
-      </w:r>
-    </w:p>
-    <w:p>
-      <w:pPr>
-        <w:pStyle w:val="ListBullet"/>
-      </w:pPr>
-      <w:r>
-        <w:rPr>
-          <w:rFonts w:ascii="Noto Sans CJK TC" w:hAnsi="Noto Sans CJK TC" w:eastAsia="Noto Sans CJK TC"/>
-        </w:rPr>
-        <w:t>本機答題紀錄保存在目前裝置，不套用雲端 30 天或 1 年清理規則。</w:t>
+        <w:t>『查看與清理資料』用於配額整理；『刪除帳號』則連同登入身分一併處理。</w:t>
       </w:r>
     </w:p>
     <w:p>
@@ -3692,59 +2178,7 @@
         <w:pStyle w:val="Heading1"/>
       </w:pPr>
       <w:r>
-        <w:t>10 個人資料匯出與帳號刪除</w:t>
-      </w:r>
-    </w:p>
-    <w:p>
-      <w:pPr>
-        <w:pStyle w:val="ListBullet"/>
-      </w:pPr>
-      <w:r>
-        <w:rPr>
-          <w:rFonts w:ascii="Noto Sans CJK TC" w:hAnsi="Noto Sans CJK TC" w:eastAsia="Noto Sans CJK TC"/>
-        </w:rPr>
-        <w:t>資料匯出會下載 Excel，內容只包含行事曆、回憶走廊、記帳與積分。頁籤及欄位名稱使用當下畫面語言。</w:t>
-      </w:r>
-    </w:p>
-    <w:p>
-      <w:pPr>
-        <w:pStyle w:val="ListBullet"/>
-      </w:pPr>
-      <w:r>
-        <w:rPr>
-          <w:rFonts w:ascii="Noto Sans CJK TC" w:hAnsi="Noto Sans CJK TC" w:eastAsia="Noto Sans CJK TC"/>
-        </w:rPr>
-        <w:t>匯出不會刪除任何資料。行事曆與回憶依日期時間、城市、地點與名稱排序；記帳與積分包含帳戶、分類、次分類與完整日期範圍。</w:t>
-      </w:r>
-    </w:p>
-    <w:p>
-      <w:pPr>
-        <w:pStyle w:val="ListBullet"/>
-      </w:pPr>
-      <w:r>
-        <w:rPr>
-          <w:rFonts w:ascii="Noto Sans CJK TC" w:hAnsi="Noto Sans CJK TC" w:eastAsia="Noto Sans CJK TC"/>
-        </w:rPr>
-        <w:t>刪除帳號採申請制。送出後顯示申請中，使用者可撤銷；管理者確認後才真正刪除帳號與資料。</w:t>
-      </w:r>
-    </w:p>
-    <w:p>
-      <w:pPr>
-        <w:pStyle w:val="ListBullet"/>
-      </w:pPr>
-      <w:r>
-        <w:rPr>
-          <w:rFonts w:ascii="Noto Sans CJK TC" w:hAnsi="Noto Sans CJK TC" w:eastAsia="Noto Sans CJK TC"/>
-        </w:rPr>
-        <w:t>儲存位置中的清理只處理個人資料或超額資料，不等同刪除登入帳號。</w:t>
-      </w:r>
-    </w:p>
-    <w:p>
-      <w:pPr>
-        <w:pStyle w:val="Heading1"/>
-      </w:pPr>
-      <w:r>
-        <w:t>11 常見問題</w:t>
+        <w:t>11. 常見問題</w:t>
       </w:r>
     </w:p>
     <w:tbl>
@@ -3752,12 +2186,11 @@
         <w:tblStyle w:val="TableGrid"/>
         <w:tblW w:type="auto" w:w="0"/>
         <w:jc w:val="center"/>
-        <w:tblLayout w:type="fixed"/>
         <w:tblLook w:firstColumn="1" w:firstRow="1" w:lastColumn="0" w:lastRow="0" w:noHBand="0" w:noVBand="1" w:val="04A0"/>
       </w:tblPr>
       <w:tblGrid>
-        <w:gridCol w:w="4997"/>
-        <w:gridCol w:w="4997"/>
+        <w:gridCol w:w="4917"/>
+        <w:gridCol w:w="4917"/>
       </w:tblGrid>
       <w:tr>
         <w:trPr>
@@ -3765,52 +2198,44 @@
         </w:trPr>
         <w:tc>
           <w:tcPr>
-            <w:tcW w:type="dxa" w:w="2880"/>
+            <w:tcW w:type="dxa" w:w="4917"/>
             <w:shd w:fill="24496B"/>
+            <w:vAlign w:val="center"/>
             <w:tcMar>
-              <w:top w:w="110" w:type="dxa"/>
-              <w:left w:w="120" w:type="dxa"/>
-              <w:bottom w:w="110" w:type="dxa"/>
-              <w:right w:w="120" w:type="dxa"/>
+              <w:top w:w="100" w:type="dxa"/>
+              <w:left w:w="100" w:type="dxa"/>
+              <w:bottom w:w="100" w:type="dxa"/>
+              <w:right w:w="100" w:type="dxa"/>
             </w:tcMar>
-            <w:vAlign w:val="center"/>
           </w:tcPr>
           <w:p>
-            <w:pPr>
-              <w:jc w:val="center"/>
-            </w:pPr>
-            <w:r/>
             <w:r>
               <w:rPr>
-                <w:rFonts w:ascii="Noto Sans CJK TC" w:hAnsi="Noto Sans CJK TC" w:eastAsia="Noto Sans CJK TC"/>
+                <w:rFonts w:ascii="Microsoft JhengHei" w:hAnsi="Microsoft JhengHei" w:eastAsia="Microsoft JhengHei"/>
                 <w:b/>
                 <w:color w:val="FFFFFF"/>
                 <w:sz w:val="19"/>
               </w:rPr>
-              <w:t>狀況</w:t>
+              <w:t>問題</w:t>
             </w:r>
           </w:p>
         </w:tc>
         <w:tc>
           <w:tcPr>
-            <w:tcW w:type="dxa" w:w="6840"/>
+            <w:tcW w:type="dxa" w:w="4917"/>
             <w:shd w:fill="24496B"/>
+            <w:vAlign w:val="center"/>
             <w:tcMar>
-              <w:top w:w="110" w:type="dxa"/>
-              <w:left w:w="120" w:type="dxa"/>
-              <w:bottom w:w="110" w:type="dxa"/>
-              <w:right w:w="120" w:type="dxa"/>
+              <w:top w:w="100" w:type="dxa"/>
+              <w:left w:w="100" w:type="dxa"/>
+              <w:bottom w:w="100" w:type="dxa"/>
+              <w:right w:w="100" w:type="dxa"/>
             </w:tcMar>
-            <w:vAlign w:val="center"/>
           </w:tcPr>
           <w:p>
-            <w:pPr>
-              <w:jc w:val="center"/>
-            </w:pPr>
-            <w:r/>
             <w:r>
               <w:rPr>
-                <w:rFonts w:ascii="Noto Sans CJK TC" w:hAnsi="Noto Sans CJK TC" w:eastAsia="Noto Sans CJK TC"/>
+                <w:rFonts w:ascii="Microsoft JhengHei" w:hAnsi="Microsoft JhengHei" w:eastAsia="Microsoft JhengHei"/>
                 <w:b/>
                 <w:color w:val="FFFFFF"/>
                 <w:sz w:val="19"/>
@@ -3821,319 +2246,240 @@
         </w:tc>
       </w:tr>
       <w:tr>
+        <w:trPr>
+          <w:cantSplit w:val="true"/>
+        </w:trPr>
         <w:tc>
           <w:tcPr>
-            <w:tcW w:type="dxa" w:w="2880"/>
+            <w:tcW w:type="dxa" w:w="4917"/>
+            <w:vAlign w:val="top"/>
             <w:tcMar>
-              <w:top w:w="110" w:type="dxa"/>
-              <w:left w:w="120" w:type="dxa"/>
-              <w:bottom w:w="110" w:type="dxa"/>
-              <w:right w:w="120" w:type="dxa"/>
+              <w:top w:w="100" w:type="dxa"/>
+              <w:left w:w="100" w:type="dxa"/>
+              <w:bottom w:w="100" w:type="dxa"/>
+              <w:right w:w="100" w:type="dxa"/>
             </w:tcMar>
-            <w:vAlign w:val="center"/>
           </w:tcPr>
           <w:p>
-            <w:pPr>
-              <w:jc w:val="left"/>
-            </w:pPr>
-            <w:r/>
             <w:r>
               <w:rPr>
-                <w:rFonts w:ascii="Noto Sans CJK TC" w:hAnsi="Noto Sans CJK TC" w:eastAsia="Noto Sans CJK TC"/>
+                <w:rFonts w:ascii="Microsoft JhengHei" w:hAnsi="Microsoft JhengHei" w:eastAsia="Microsoft JhengHei"/>
                 <w:sz w:val="18"/>
               </w:rPr>
-              <w:t>遊戲頁載入較久</w:t>
+              <w:t>看不到積分、遊戲或股票</w:t>
             </w:r>
           </w:p>
         </w:tc>
         <w:tc>
           <w:tcPr>
-            <w:tcW w:type="dxa" w:w="6840"/>
+            <w:tcW w:type="dxa" w:w="4917"/>
+            <w:vAlign w:val="top"/>
             <w:tcMar>
-              <w:top w:w="110" w:type="dxa"/>
-              <w:left w:w="120" w:type="dxa"/>
-              <w:bottom w:w="110" w:type="dxa"/>
-              <w:right w:w="120" w:type="dxa"/>
+              <w:top w:w="100" w:type="dxa"/>
+              <w:left w:w="100" w:type="dxa"/>
+              <w:bottom w:w="100" w:type="dxa"/>
+              <w:right w:w="100" w:type="dxa"/>
             </w:tcMar>
-            <w:vAlign w:val="center"/>
           </w:tcPr>
           <w:p>
-            <w:pPr>
-              <w:jc w:val="left"/>
-            </w:pPr>
-            <w:r/>
             <w:r>
               <w:rPr>
-                <w:rFonts w:ascii="Noto Sans CJK TC" w:hAnsi="Noto Sans CJK TC" w:eastAsia="Noto Sans CJK TC"/>
+                <w:rFonts w:ascii="Microsoft JhengHei" w:hAnsi="Microsoft JhengHei" w:eastAsia="Microsoft JhengHei"/>
                 <w:sz w:val="18"/>
               </w:rPr>
-              <w:t>確認網路與 migration 已更新。新版只查最高通關摘要；首次讀取題庫後再次進入應更快。</w:t>
+              <w:t>這些是額外模組，請由管理者在模組授權頁開放後重新登入。</w:t>
             </w:r>
           </w:p>
         </w:tc>
       </w:tr>
       <w:tr>
+        <w:trPr>
+          <w:cantSplit w:val="true"/>
+        </w:trPr>
         <w:tc>
           <w:tcPr>
-            <w:tcW w:type="dxa" w:w="2880"/>
+            <w:tcW w:type="dxa" w:w="4917"/>
+            <w:vAlign w:val="top"/>
             <w:tcMar>
-              <w:top w:w="110" w:type="dxa"/>
-              <w:left w:w="120" w:type="dxa"/>
-              <w:bottom w:w="110" w:type="dxa"/>
-              <w:right w:w="120" w:type="dxa"/>
+              <w:top w:w="100" w:type="dxa"/>
+              <w:left w:w="100" w:type="dxa"/>
+              <w:bottom w:w="100" w:type="dxa"/>
+              <w:right w:w="100" w:type="dxa"/>
             </w:tcMar>
-            <w:vAlign w:val="center"/>
-            <w:shd w:fill="EAF2F8"/>
+            <w:shd w:fill="F2F4F6"/>
           </w:tcPr>
           <w:p>
-            <w:pPr>
-              <w:jc w:val="left"/>
-            </w:pPr>
-            <w:r/>
             <w:r>
               <w:rPr>
-                <w:rFonts w:ascii="Noto Sans CJK TC" w:hAnsi="Noto Sans CJK TC" w:eastAsia="Noto Sans CJK TC"/>
+                <w:rFonts w:ascii="Microsoft JhengHei" w:hAnsi="Microsoft JhengHei" w:eastAsia="Microsoft JhengHei"/>
                 <w:sz w:val="18"/>
               </w:rPr>
-              <w:t>本機資料看不到</w:t>
+              <w:t>加入景點後日期變成前一天</w:t>
             </w:r>
           </w:p>
         </w:tc>
         <w:tc>
           <w:tcPr>
-            <w:tcW w:type="dxa" w:w="6840"/>
+            <w:tcW w:type="dxa" w:w="4917"/>
+            <w:vAlign w:val="top"/>
             <w:tcMar>
-              <w:top w:w="110" w:type="dxa"/>
-              <w:left w:w="120" w:type="dxa"/>
-              <w:bottom w:w="110" w:type="dxa"/>
-              <w:right w:w="120" w:type="dxa"/>
+              <w:top w:w="100" w:type="dxa"/>
+              <w:left w:w="100" w:type="dxa"/>
+              <w:bottom w:w="100" w:type="dxa"/>
+              <w:right w:w="100" w:type="dxa"/>
             </w:tcMar>
-            <w:vAlign w:val="center"/>
-            <w:shd w:fill="EAF2F8"/>
+            <w:shd w:fill="F2F4F6"/>
           </w:tcPr>
           <w:p>
-            <w:pPr>
-              <w:jc w:val="left"/>
-            </w:pPr>
-            <w:r/>
             <w:r>
               <w:rPr>
-                <w:rFonts w:ascii="Noto Sans CJK TC" w:hAnsi="Noto Sans CJK TC" w:eastAsia="Noto Sans CJK TC"/>
+                <w:rFonts w:ascii="Microsoft JhengHei" w:hAnsi="Microsoft JhengHei" w:eastAsia="Microsoft JhengHei"/>
                 <w:sz w:val="18"/>
               </w:rPr>
-              <w:t>確認使用同一裝置、同一瀏覽器與同一網站網址，且未清除網站資料。</w:t>
+              <w:t>新版已依裝置當地日期建立；更新 App 後重新建立該行程。</w:t>
             </w:r>
           </w:p>
         </w:tc>
       </w:tr>
       <w:tr>
+        <w:trPr>
+          <w:cantSplit w:val="true"/>
+        </w:trPr>
         <w:tc>
           <w:tcPr>
-            <w:tcW w:type="dxa" w:w="2880"/>
+            <w:tcW w:type="dxa" w:w="4917"/>
+            <w:vAlign w:val="top"/>
             <w:tcMar>
-              <w:top w:w="110" w:type="dxa"/>
-              <w:left w:w="120" w:type="dxa"/>
-              <w:bottom w:w="110" w:type="dxa"/>
-              <w:right w:w="120" w:type="dxa"/>
+              <w:top w:w="100" w:type="dxa"/>
+              <w:left w:w="100" w:type="dxa"/>
+              <w:bottom w:w="100" w:type="dxa"/>
+              <w:right w:w="100" w:type="dxa"/>
             </w:tcMar>
-            <w:vAlign w:val="center"/>
           </w:tcPr>
           <w:p>
-            <w:pPr>
-              <w:jc w:val="left"/>
-            </w:pPr>
-            <w:r/>
             <w:r>
               <w:rPr>
-                <w:rFonts w:ascii="Noto Sans CJK TC" w:hAnsi="Noto Sans CJK TC" w:eastAsia="Noto Sans CJK TC"/>
+                <w:rFonts w:ascii="Microsoft JhengHei" w:hAnsi="Microsoft JhengHei" w:eastAsia="Microsoft JhengHei"/>
                 <w:sz w:val="18"/>
               </w:rPr>
-              <w:t>行事曆仍顯示舊資料</w:t>
+              <w:t>本機資料在另一台裝置看不到</w:t>
             </w:r>
           </w:p>
         </w:tc>
         <w:tc>
           <w:tcPr>
-            <w:tcW w:type="dxa" w:w="6840"/>
+            <w:tcW w:type="dxa" w:w="4917"/>
+            <w:vAlign w:val="top"/>
             <w:tcMar>
-              <w:top w:w="110" w:type="dxa"/>
-              <w:left w:w="120" w:type="dxa"/>
-              <w:bottom w:w="110" w:type="dxa"/>
-              <w:right w:w="120" w:type="dxa"/>
+              <w:top w:w="100" w:type="dxa"/>
+              <w:left w:w="100" w:type="dxa"/>
+              <w:bottom w:w="100" w:type="dxa"/>
+              <w:right w:w="100" w:type="dxa"/>
             </w:tcMar>
-            <w:vAlign w:val="center"/>
           </w:tcPr>
           <w:p>
-            <w:pPr>
-              <w:jc w:val="left"/>
-            </w:pPr>
-            <w:r/>
             <w:r>
               <w:rPr>
-                <w:rFonts w:ascii="Noto Sans CJK TC" w:hAnsi="Noto Sans CJK TC" w:eastAsia="Noto Sans CJK TC"/>
+                <w:rFonts w:ascii="Microsoft JhengHei" w:hAnsi="Microsoft JhengHei" w:eastAsia="Microsoft JhengHei"/>
                 <w:sz w:val="18"/>
               </w:rPr>
-              <w:t>重新進入月份；若剛從首頁加入，新版會同步清除受影響月份快取。</w:t>
+              <w:t>本機資料不跨裝置同步；請在原裝置操作，或在額度內切回雲端。</w:t>
             </w:r>
           </w:p>
         </w:tc>
       </w:tr>
       <w:tr>
+        <w:trPr>
+          <w:cantSplit w:val="true"/>
+        </w:trPr>
         <w:tc>
           <w:tcPr>
-            <w:tcW w:type="dxa" w:w="2880"/>
+            <w:tcW w:type="dxa" w:w="4917"/>
+            <w:vAlign w:val="top"/>
             <w:tcMar>
-              <w:top w:w="110" w:type="dxa"/>
-              <w:left w:w="120" w:type="dxa"/>
-              <w:bottom w:w="110" w:type="dxa"/>
-              <w:right w:w="120" w:type="dxa"/>
+              <w:top w:w="100" w:type="dxa"/>
+              <w:left w:w="100" w:type="dxa"/>
+              <w:bottom w:w="100" w:type="dxa"/>
+              <w:right w:w="100" w:type="dxa"/>
             </w:tcMar>
-            <w:vAlign w:val="center"/>
-            <w:shd w:fill="EAF2F8"/>
+            <w:shd w:fill="F2F4F6"/>
           </w:tcPr>
           <w:p>
-            <w:pPr>
-              <w:jc w:val="left"/>
-            </w:pPr>
-            <w:r/>
             <w:r>
               <w:rPr>
-                <w:rFonts w:ascii="Noto Sans CJK TC" w:hAnsi="Noto Sans CJK TC" w:eastAsia="Noto Sans CJK TC"/>
+                <w:rFonts w:ascii="Microsoft JhengHei" w:hAnsi="Microsoft JhengHei" w:eastAsia="Microsoft JhengHei"/>
                 <w:sz w:val="18"/>
               </w:rPr>
-              <w:t>分享額度沒有釋放</w:t>
+              <w:t>行事曆分享額度沒有釋放</w:t>
             </w:r>
           </w:p>
         </w:tc>
         <w:tc>
           <w:tcPr>
-            <w:tcW w:type="dxa" w:w="6840"/>
+            <w:tcW w:type="dxa" w:w="4917"/>
+            <w:vAlign w:val="top"/>
             <w:tcMar>
-              <w:top w:w="110" w:type="dxa"/>
-              <w:left w:w="120" w:type="dxa"/>
-              <w:bottom w:w="110" w:type="dxa"/>
-              <w:right w:w="120" w:type="dxa"/>
+              <w:top w:w="100" w:type="dxa"/>
+              <w:left w:w="100" w:type="dxa"/>
+              <w:bottom w:w="100" w:type="dxa"/>
+              <w:right w:w="100" w:type="dxa"/>
             </w:tcMar>
-            <w:vAlign w:val="center"/>
-            <w:shd w:fill="EAF2F8"/>
+            <w:shd w:fill="F2F4F6"/>
           </w:tcPr>
           <w:p>
-            <w:pPr>
-              <w:jc w:val="left"/>
-            </w:pPr>
-            <w:r/>
             <w:r>
               <w:rPr>
-                <w:rFonts w:ascii="Noto Sans CJK TC" w:hAnsi="Noto Sans CJK TC" w:eastAsia="Noto Sans CJK TC"/>
+                <w:rFonts w:ascii="Microsoft JhengHei" w:hAnsi="Microsoft JhengHei" w:eastAsia="Microsoft JhengHei"/>
                 <w:sz w:val="18"/>
               </w:rPr>
-              <w:t>在分享視窗手動重新整理；拒絕、停止查看或停止分享後應立即釋放。</w:t>
+              <w:t>重新開啟分享視窗；拒絕、停止查看或停止分享後應立即釋放。</w:t>
             </w:r>
           </w:p>
         </w:tc>
       </w:tr>
       <w:tr>
+        <w:trPr>
+          <w:cantSplit w:val="true"/>
+        </w:trPr>
         <w:tc>
           <w:tcPr>
-            <w:tcW w:type="dxa" w:w="2880"/>
+            <w:tcW w:type="dxa" w:w="4917"/>
+            <w:vAlign w:val="top"/>
             <w:tcMar>
-              <w:top w:w="110" w:type="dxa"/>
-              <w:left w:w="120" w:type="dxa"/>
-              <w:bottom w:w="110" w:type="dxa"/>
-              <w:right w:w="120" w:type="dxa"/>
+              <w:top w:w="100" w:type="dxa"/>
+              <w:left w:w="100" w:type="dxa"/>
+              <w:bottom w:w="100" w:type="dxa"/>
+              <w:right w:w="100" w:type="dxa"/>
             </w:tcMar>
-            <w:vAlign w:val="center"/>
           </w:tcPr>
           <w:p>
-            <w:pPr>
-              <w:jc w:val="left"/>
-            </w:pPr>
-            <w:r/>
             <w:r>
               <w:rPr>
-                <w:rFonts w:ascii="Noto Sans CJK TC" w:hAnsi="Noto Sans CJK TC" w:eastAsia="Noto Sans CJK TC"/>
+                <w:rFonts w:ascii="Microsoft JhengHei" w:hAnsi="Microsoft JhengHei" w:eastAsia="Microsoft JhengHei"/>
                 <w:sz w:val="18"/>
               </w:rPr>
-              <w:t>額度誤建</w:t>
+              <w:t>頁面持續載入</w:t>
             </w:r>
           </w:p>
         </w:tc>
         <w:tc>
           <w:tcPr>
-            <w:tcW w:type="dxa" w:w="6840"/>
+            <w:tcW w:type="dxa" w:w="4917"/>
+            <w:vAlign w:val="top"/>
             <w:tcMar>
-              <w:top w:w="110" w:type="dxa"/>
-              <w:left w:w="120" w:type="dxa"/>
-              <w:bottom w:w="110" w:type="dxa"/>
-              <w:right w:w="120" w:type="dxa"/>
+              <w:top w:w="100" w:type="dxa"/>
+              <w:left w:w="100" w:type="dxa"/>
+              <w:bottom w:w="100" w:type="dxa"/>
+              <w:right w:w="100" w:type="dxa"/>
             </w:tcMar>
-            <w:vAlign w:val="center"/>
           </w:tcPr>
           <w:p>
-            <w:pPr>
-              <w:jc w:val="left"/>
-            </w:pPr>
-            <w:r/>
             <w:r>
               <w:rPr>
-                <w:rFonts w:ascii="Noto Sans CJK TC" w:hAnsi="Noto Sans CJK TC" w:eastAsia="Noto Sans CJK TC"/>
+                <w:rFonts w:ascii="Microsoft JhengHei" w:hAnsi="Microsoft JhengHei" w:eastAsia="Microsoft JhengHei"/>
                 <w:sz w:val="18"/>
               </w:rPr>
-              <w:t>管理者查詢使用者後，在已建立的額度清單刪除指定一筆。不要按刪除全部訂閱與額度設定。</w:t>
-            </w:r>
-          </w:p>
-        </w:tc>
-      </w:tr>
-      <w:tr>
-        <w:tc>
-          <w:tcPr>
-            <w:tcW w:type="dxa" w:w="2880"/>
-            <w:tcMar>
-              <w:top w:w="110" w:type="dxa"/>
-              <w:left w:w="120" w:type="dxa"/>
-              <w:bottom w:w="110" w:type="dxa"/>
-              <w:right w:w="120" w:type="dxa"/>
-            </w:tcMar>
-            <w:vAlign w:val="center"/>
-            <w:shd w:fill="EAF2F8"/>
-          </w:tcPr>
-          <w:p>
-            <w:pPr>
-              <w:jc w:val="left"/>
-            </w:pPr>
-            <w:r/>
-            <w:r>
-              <w:rPr>
-                <w:rFonts w:ascii="Noto Sans CJK TC" w:hAnsi="Noto Sans CJK TC" w:eastAsia="Noto Sans CJK TC"/>
-                <w:sz w:val="18"/>
-              </w:rPr>
-              <w:t>無法切換到雲端</w:t>
-            </w:r>
-          </w:p>
-        </w:tc>
-        <w:tc>
-          <w:tcPr>
-            <w:tcW w:type="dxa" w:w="6840"/>
-            <w:tcMar>
-              <w:top w:w="110" w:type="dxa"/>
-              <w:left w:w="120" w:type="dxa"/>
-              <w:bottom w:w="110" w:type="dxa"/>
-              <w:right w:w="120" w:type="dxa"/>
-            </w:tcMar>
-            <w:vAlign w:val="center"/>
-            <w:shd w:fill="EAF2F8"/>
-          </w:tcPr>
-          <w:p>
-            <w:pPr>
-              <w:jc w:val="left"/>
-            </w:pPr>
-            <w:r/>
-            <w:r>
-              <w:rPr>
-                <w:rFonts w:ascii="Noto Sans CJK TC" w:hAnsi="Noto Sans CJK TC" w:eastAsia="Noto Sans CJK TC"/>
-                <w:sz w:val="18"/>
-              </w:rPr>
-              <w:t>檢查是否有有效雲端方案，以及本機資料是否超出該方案任何一項額度。</w:t>
+              <w:t>先確認網路與登入狀態；本機模式仍需登入驗證，必要時重新啟動 App。</w:t>
             </w:r>
           </w:p>
         </w:tc>
@@ -4143,8 +2489,8 @@
     <w:sectPr>
       <w:headerReference w:type="default" r:id="rId9"/>
       <w:footerReference w:type="default" r:id="rId10"/>
-      <w:pgSz w:w="12240" w:h="15840"/>
-      <w:pgMar w:top="1037" w:right="1123" w:bottom="979" w:left="1123" w:header="720" w:footer="720" w:gutter="0"/>
+      <w:pgSz w:w="11909" w:h="16834"/>
+      <w:pgMar w:top="936" w:right="1037" w:bottom="936" w:left="1037" w:header="720" w:footer="720" w:gutter="0"/>
       <w:cols w:space="720"/>
       <w:docGrid w:linePitch="360"/>
     </w:sectPr>
@@ -4161,7 +2507,7 @@
     </w:pPr>
     <w:r>
       <w:rPr>
-        <w:rFonts w:ascii="Noto Sans CJK TC" w:hAnsi="Noto Sans CJK TC" w:eastAsia="Noto Sans CJK TC"/>
+        <w:rFonts w:ascii="Microsoft JhengHei" w:hAnsi="Microsoft JhengHei" w:eastAsia="Microsoft JhengHei"/>
         <w:sz w:val="18"/>
       </w:rPr>
       <w:t xml:space="preserve">第 </w:t>
@@ -4173,7 +2519,7 @@
     </w:r>
     <w:r>
       <w:rPr>
-        <w:rFonts w:ascii="Noto Sans CJK TC" w:hAnsi="Noto Sans CJK TC" w:eastAsia="Noto Sans CJK TC"/>
+        <w:rFonts w:ascii="Microsoft JhengHei" w:hAnsi="Microsoft JhengHei" w:eastAsia="Microsoft JhengHei"/>
         <w:sz w:val="18"/>
       </w:rPr>
       <w:t xml:space="preserve"> 頁</w:t>
@@ -4191,7 +2537,7 @@
     </w:pPr>
     <w:r>
       <w:rPr>
-        <w:rFonts w:ascii="Noto Sans CJK TC" w:hAnsi="Noto Sans CJK TC" w:eastAsia="Noto Sans CJK TC"/>
+        <w:rFonts w:ascii="Microsoft JhengHei" w:hAnsi="Microsoft JhengHei" w:eastAsia="Microsoft JhengHei"/>
         <w:color w:val="5A5A5A"/>
         <w:sz w:val="17"/>
       </w:rPr>
@@ -4565,10 +2911,10 @@
     <w:qFormat/>
     <w:rsid w:val="00FC693F"/>
     <w:pPr>
-      <w:spacing w:after="100" w:line="283" w:lineRule="auto"/>
+      <w:spacing w:after="100" w:line="276" w:lineRule="auto"/>
     </w:pPr>
     <w:rPr>
-      <w:rFonts w:ascii="Noto Sans CJK TC" w:hAnsi="Noto Sans CJK TC" w:eastAsia="Noto Sans CJK TC"/>
+      <w:rFonts w:ascii="Microsoft JhengHei" w:hAnsi="Microsoft JhengHei" w:eastAsia="Microsoft JhengHei"/>
       <w:sz w:val="21"/>
     </w:rPr>
   </w:style>
@@ -4627,14 +2973,14 @@
     <w:pPr>
       <w:keepNext/>
       <w:keepLines/>
-      <w:spacing w:before="200" w:after="100"/>
+      <w:spacing w:before="480" w:after="100" w:line="276" w:lineRule="auto"/>
       <w:outlineLvl w:val="0"/>
     </w:pPr>
     <w:rPr>
-      <w:rFonts w:asciiTheme="majorHAnsi" w:eastAsiaTheme="majorEastAsia" w:hAnsiTheme="majorHAnsi" w:cstheme="majorBidi" w:ascii="Noto Sans CJK TC" w:hAnsi="Noto Sans CJK TC" w:eastAsia="Noto Sans CJK TC"/>
+      <w:rFonts w:asciiTheme="majorHAnsi" w:eastAsiaTheme="majorEastAsia" w:hAnsiTheme="majorHAnsi" w:cstheme="majorBidi" w:ascii="Microsoft JhengHei" w:hAnsi="Microsoft JhengHei" w:eastAsia="Microsoft JhengHei"/>
       <w:b/>
       <w:bCs/>
-      <w:color w:val="000000"/>
+      <w:color w:val="24496B"/>
       <w:sz w:val="34"/>
       <w:szCs w:val="28"/>
     </w:rPr>
@@ -4651,14 +2997,14 @@
     <w:pPr>
       <w:keepNext/>
       <w:keepLines/>
-      <w:spacing w:before="200" w:after="100"/>
+      <w:spacing w:before="200" w:after="100" w:line="276" w:lineRule="auto"/>
       <w:outlineLvl w:val="1"/>
     </w:pPr>
     <w:rPr>
-      <w:rFonts w:asciiTheme="majorHAnsi" w:eastAsiaTheme="majorEastAsia" w:hAnsiTheme="majorHAnsi" w:cstheme="majorBidi" w:ascii="Noto Sans CJK TC" w:hAnsi="Noto Sans CJK TC" w:eastAsia="Noto Sans CJK TC"/>
+      <w:rFonts w:asciiTheme="majorHAnsi" w:eastAsiaTheme="majorEastAsia" w:hAnsiTheme="majorHAnsi" w:cstheme="majorBidi" w:ascii="Microsoft JhengHei" w:hAnsi="Microsoft JhengHei" w:eastAsia="Microsoft JhengHei"/>
       <w:b/>
       <w:bCs/>
-      <w:color w:val="000000"/>
+      <w:color w:val="24496B"/>
       <w:sz w:val="27"/>
       <w:szCs w:val="26"/>
     </w:rPr>
@@ -4675,14 +3021,14 @@
     <w:pPr>
       <w:keepNext/>
       <w:keepLines/>
-      <w:spacing w:before="200" w:after="100"/>
+      <w:spacing w:before="200" w:after="100" w:line="276" w:lineRule="auto"/>
       <w:outlineLvl w:val="2"/>
     </w:pPr>
     <w:rPr>
-      <w:rFonts w:asciiTheme="majorHAnsi" w:eastAsiaTheme="majorEastAsia" w:hAnsiTheme="majorHAnsi" w:cstheme="majorBidi" w:ascii="Noto Sans CJK TC" w:hAnsi="Noto Sans CJK TC" w:eastAsia="Noto Sans CJK TC"/>
+      <w:rFonts w:asciiTheme="majorHAnsi" w:eastAsiaTheme="majorEastAsia" w:hAnsiTheme="majorHAnsi" w:cstheme="majorBidi" w:ascii="Microsoft JhengHei" w:hAnsi="Microsoft JhengHei" w:eastAsia="Microsoft JhengHei"/>
       <w:b/>
       <w:bCs/>
-      <w:color w:val="000000"/>
+      <w:color w:val="24496B"/>
       <w:sz w:val="23"/>
     </w:rPr>
   </w:style>
@@ -4918,14 +3264,13 @@
       <w:pBdr>
         <w:bottom w:val="single" w:sz="8" w:space="4" w:color="4F81BD" w:themeColor="accent1"/>
       </w:pBdr>
-      <w:spacing w:after="100" w:line="240" w:lineRule="auto" w:before="0"/>
+      <w:spacing w:after="100" w:line="276" w:lineRule="auto"/>
       <w:contextualSpacing/>
-      <w:jc w:val="center"/>
     </w:pPr>
     <w:rPr>
-      <w:rFonts w:asciiTheme="majorHAnsi" w:eastAsiaTheme="majorEastAsia" w:hAnsiTheme="majorHAnsi" w:cstheme="majorBidi" w:ascii="Noto Sans CJK TC" w:hAnsi="Noto Sans CJK TC" w:eastAsia="Noto Sans CJK TC"/>
+      <w:rFonts w:asciiTheme="majorHAnsi" w:eastAsiaTheme="majorEastAsia" w:hAnsiTheme="majorHAnsi" w:cstheme="majorBidi" w:ascii="Microsoft JhengHei" w:hAnsi="Microsoft JhengHei" w:eastAsia="Microsoft JhengHei"/>
       <w:b/>
-      <w:color w:val="000000"/>
+      <w:color w:val="24496B"/>
       <w:spacing w:val="5"/>
       <w:kern w:val="28"/>
       <w:sz w:val="50"/>

--- a/docs/Life_Pilot_使用者操作說明.docx
+++ b/docs/Life_Pilot_使用者操作說明.docx
@@ -2,12 +2,49 @@
 <file path=word/document.xml><?xml version="1.0" encoding="utf-8"?>
 <w:document xmlns:wpc="http://schemas.microsoft.com/office/word/2010/wordprocessingCanvas" xmlns:mo="http://schemas.microsoft.com/office/mac/office/2008/main" xmlns:mc="http://schemas.openxmlformats.org/markup-compatibility/2006" xmlns:mv="urn:schemas-microsoft-com:mac:vml" xmlns:o="urn:schemas-microsoft-com:office:office" xmlns:r="http://schemas.openxmlformats.org/officeDocument/2006/relationships" xmlns:m="http://schemas.openxmlformats.org/officeDocument/2006/math" xmlns:v="urn:schemas-microsoft-com:vml" xmlns:wp14="http://schemas.microsoft.com/office/word/2010/wordprocessingDrawing" xmlns:wp="http://schemas.openxmlformats.org/drawingml/2006/wordprocessingDrawing" xmlns:w10="urn:schemas-microsoft-com:office:word" xmlns:w="http://schemas.openxmlformats.org/wordprocessingml/2006/main" xmlns:w14="http://schemas.microsoft.com/office/word/2010/wordml" xmlns:wpg="http://schemas.microsoft.com/office/word/2010/wordprocessingGroup" xmlns:wpi="http://schemas.microsoft.com/office/word/2010/wordprocessingInk" xmlns:wne="http://schemas.microsoft.com/office/word/2006/wordml" xmlns:wps="http://schemas.microsoft.com/office/word/2010/wordprocessingShape" mc:Ignorable="w14 wp14">
   <w:body>
+    <w:p/>
     <w:p>
       <w:pPr>
         <w:pStyle w:val="Title"/>
+        <w:jc w:val="center"/>
       </w:pPr>
       <w:r>
-        <w:t>LIFE PILOT</w:t>
+        <w:rPr>
+          <w:rFonts w:ascii="Arial" w:hAnsi="Arial" w:eastAsia="Microsoft JhengHei"/>
+          <w:b/>
+          <w:color w:val="000000"/>
+          <w:sz w:val="50"/>
+        </w:rPr>
+        <w:t>Life Pilot 使用者操作說明</w:t>
+      </w:r>
+    </w:p>
+    <w:p>
+      <w:pPr>
+        <w:pStyle w:val="Subtitle"/>
+        <w:jc w:val="center"/>
+      </w:pPr>
+      <w:r>
+        <w:rPr>
+          <w:rFonts w:ascii="Arial" w:hAnsi="Arial" w:eastAsia="Microsoft JhengHei"/>
+          <w:color w:val="000000"/>
+          <w:sz w:val="24"/>
+        </w:rPr>
+        <w:t>雲端與此裝置模式的完整操作手冊</w:t>
+      </w:r>
+    </w:p>
+    <w:p/>
+    <w:p>
+      <w:pPr>
+        <w:jc w:val="center"/>
+      </w:pPr>
+      <w:r>
+        <w:rPr>
+          <w:rFonts w:ascii="Arial" w:hAnsi="Arial" w:eastAsia="Microsoft JhengHei"/>
+          <w:b w:val="0"/>
+          <w:color w:val="000000"/>
+          <w:sz w:val="21"/>
+        </w:rPr>
+        <w:t>適用對象　一般使用者、合作廠商與管理員</w:t>
       </w:r>
     </w:p>
     <w:p>
@@ -16,12 +53,12 @@
       </w:pPr>
       <w:r>
         <w:rPr>
-          <w:rFonts w:ascii="Microsoft JhengHei" w:hAnsi="Microsoft JhengHei" w:eastAsia="Microsoft JhengHei"/>
+          <w:rFonts w:ascii="Arial" w:hAnsi="Arial" w:eastAsia="Microsoft JhengHei"/>
           <w:b/>
-          <w:color w:val="24496B"/>
-          <w:sz w:val="44"/>
+          <w:color w:val="000000"/>
+          <w:sz w:val="21"/>
         </w:rPr>
-        <w:t>使用者操作說明</w:t>
+        <w:t>文件版本　2026.10 完整重寫版</w:t>
       </w:r>
     </w:p>
     <w:p>
@@ -30,132 +67,28 @@
       </w:pPr>
       <w:r>
         <w:rPr>
-          <w:rFonts w:ascii="Microsoft JhengHei" w:hAnsi="Microsoft JhengHei" w:eastAsia="Microsoft JhengHei"/>
+          <w:rFonts w:ascii="Arial" w:hAnsi="Arial" w:eastAsia="Microsoft JhengHei"/>
           <w:b w:val="0"/>
-          <w:color w:val="505050"/>
-          <w:sz w:val="24"/>
+          <w:color w:val="000000"/>
+          <w:sz w:val="21"/>
         </w:rPr>
-        <w:t>從登入、日常紀錄到本機／雲端資料管理的完整指南</w:t>
+        <w:t>更新日期　2026年10月1日</w:t>
       </w:r>
     </w:p>
     <w:p/>
-    <w:tbl>
-      <w:tblPr>
-        <w:tblStyle w:val="TableGrid"/>
-        <w:tblW w:type="auto" w:w="0"/>
-        <w:jc w:val="center"/>
-        <w:tblLook w:firstColumn="1" w:firstRow="1" w:lastColumn="0" w:lastRow="0" w:noHBand="0" w:noVBand="1" w:val="04A0"/>
-      </w:tblPr>
-      <w:tblGrid>
-        <w:gridCol w:w="4917"/>
-        <w:gridCol w:w="4917"/>
-      </w:tblGrid>
-      <w:tr>
-        <w:tc>
-          <w:tcPr>
-            <w:tcW w:type="dxa" w:w="4917"/>
-            <w:tcMar>
-              <w:top w:w="100" w:type="dxa"/>
-              <w:left w:w="100" w:type="dxa"/>
-              <w:bottom w:w="100" w:type="dxa"/>
-              <w:right w:w="100" w:type="dxa"/>
-            </w:tcMar>
-            <w:shd w:fill="EAF2F8"/>
-          </w:tcPr>
-          <w:p>
-            <w:r>
-              <w:t>版本</w:t>
-            </w:r>
-          </w:p>
-        </w:tc>
-        <w:tc>
-          <w:tcPr>
-            <w:tcW w:type="dxa" w:w="4917"/>
-            <w:tcMar>
-              <w:top w:w="100" w:type="dxa"/>
-              <w:left w:w="100" w:type="dxa"/>
-              <w:bottom w:w="100" w:type="dxa"/>
-              <w:right w:w="100" w:type="dxa"/>
-            </w:tcMar>
-          </w:tcPr>
-          <w:p>
-            <w:r>
-              <w:t>1.0</w:t>
-            </w:r>
-          </w:p>
-        </w:tc>
-      </w:tr>
-      <w:tr>
-        <w:tc>
-          <w:tcPr>
-            <w:tcW w:type="dxa" w:w="4917"/>
-            <w:tcMar>
-              <w:top w:w="100" w:type="dxa"/>
-              <w:left w:w="100" w:type="dxa"/>
-              <w:bottom w:w="100" w:type="dxa"/>
-              <w:right w:w="100" w:type="dxa"/>
-            </w:tcMar>
-            <w:shd w:fill="EAF2F8"/>
-          </w:tcPr>
-          <w:p>
-            <w:r>
-              <w:t>更新日期</w:t>
-            </w:r>
-          </w:p>
-        </w:tc>
-        <w:tc>
-          <w:tcPr>
-            <w:tcW w:type="dxa" w:w="4917"/>
-            <w:tcMar>
-              <w:top w:w="100" w:type="dxa"/>
-              <w:left w:w="100" w:type="dxa"/>
-              <w:bottom w:w="100" w:type="dxa"/>
-              <w:right w:w="100" w:type="dxa"/>
-            </w:tcMar>
-          </w:tcPr>
-          <w:p>
-            <w:r>
-              <w:t>2026 年 9 月 29 日</w:t>
-            </w:r>
-          </w:p>
-        </w:tc>
-      </w:tr>
-      <w:tr>
-        <w:tc>
-          <w:tcPr>
-            <w:tcW w:type="dxa" w:w="4917"/>
-            <w:tcMar>
-              <w:top w:w="100" w:type="dxa"/>
-              <w:left w:w="100" w:type="dxa"/>
-              <w:bottom w:w="100" w:type="dxa"/>
-              <w:right w:w="100" w:type="dxa"/>
-            </w:tcMar>
-            <w:shd w:fill="EAF2F8"/>
-          </w:tcPr>
-          <w:p>
-            <w:r>
-              <w:t>適用平台</w:t>
-            </w:r>
-          </w:p>
-        </w:tc>
-        <w:tc>
-          <w:tcPr>
-            <w:tcW w:type="dxa" w:w="4917"/>
-            <w:tcMar>
-              <w:top w:w="100" w:type="dxa"/>
-              <w:left w:w="100" w:type="dxa"/>
-              <w:bottom w:w="100" w:type="dxa"/>
-              <w:right w:w="100" w:type="dxa"/>
-            </w:tcMar>
-          </w:tcPr>
-          <w:p>
-            <w:r>
-              <w:t>Android、iOS、Web、Windows、macOS</w:t>
-            </w:r>
-          </w:p>
-        </w:tc>
-      </w:tr>
-    </w:tbl>
+    <w:p>
+      <w:pPr>
+        <w:jc w:val="both"/>
+      </w:pPr>
+      <w:r>
+        <w:rPr>
+          <w:rFonts w:ascii="Arial" w:hAnsi="Arial" w:eastAsia="Microsoft JhengHei"/>
+          <w:color w:val="000000"/>
+          <w:sz w:val="22"/>
+        </w:rPr>
+        <w:t>本文件依目前 Life Pilot 程式、Supabase 權限與管理流程重新編寫，內容以實際操作及可驗證行為為準。</w:t>
+      </w:r>
+    </w:p>
     <w:p>
       <w:r>
         <w:br w:type="page"/>
@@ -169,60 +102,549 @@
         <w:t>文件導覽</w:t>
       </w:r>
     </w:p>
+    <w:tbl>
+      <w:tblPr>
+        <w:tblW w:type="auto" w:w="0"/>
+        <w:jc w:val="center"/>
+        <w:tblLayout w:type="fixed"/>
+        <w:tblLook w:firstColumn="1" w:firstRow="1" w:lastColumn="0" w:lastRow="0" w:noHBand="0" w:noVBand="1" w:val="04A0"/>
+      </w:tblPr>
+      <w:tblGrid>
+        <w:gridCol w:w="4997"/>
+        <w:gridCol w:w="4997"/>
+      </w:tblGrid>
+      <w:tr>
+        <w:trPr>
+          <w:tblHeader w:val="true"/>
+        </w:trPr>
+        <w:tc>
+          <w:tcPr>
+            <w:tcW w:type="dxa" w:w="936"/>
+            <w:shd w:fill="1F4E78"/>
+            <w:tcBorders>
+              <w:top w:val="single" w:sz="4" w:color="D9D9D9"/>
+              <w:left w:val="single" w:sz="4" w:color="D9D9D9"/>
+              <w:bottom w:val="single" w:sz="4" w:color="D9D9D9"/>
+              <w:right w:val="single" w:sz="4" w:color="D9D9D9"/>
+              <w:insideH w:val="single" w:sz="4" w:color="D9D9D9"/>
+              <w:insideV w:val="single" w:sz="4" w:color="D9D9D9"/>
+            </w:tcBorders>
+            <w:vAlign w:val="center"/>
+          </w:tcPr>
+          <w:p>
+            <w:pPr>
+              <w:jc w:val="center"/>
+            </w:pPr>
+            <w:r>
+              <w:rPr>
+                <w:rFonts w:ascii="Arial" w:hAnsi="Arial" w:eastAsia="Microsoft JhengHei"/>
+                <w:b/>
+                <w:color w:val="FFFFFF"/>
+                <w:sz w:val="18"/>
+              </w:rPr>
+              <w:t>章節</w:t>
+            </w:r>
+          </w:p>
+        </w:tc>
+        <w:tc>
+          <w:tcPr>
+            <w:tcW w:type="dxa" w:w="8568"/>
+            <w:shd w:fill="1F4E78"/>
+            <w:tcBorders>
+              <w:top w:val="single" w:sz="4" w:color="D9D9D9"/>
+              <w:left w:val="single" w:sz="4" w:color="D9D9D9"/>
+              <w:bottom w:val="single" w:sz="4" w:color="D9D9D9"/>
+              <w:right w:val="single" w:sz="4" w:color="D9D9D9"/>
+              <w:insideH w:val="single" w:sz="4" w:color="D9D9D9"/>
+              <w:insideV w:val="single" w:sz="4" w:color="D9D9D9"/>
+            </w:tcBorders>
+            <w:vAlign w:val="center"/>
+          </w:tcPr>
+          <w:p>
+            <w:pPr>
+              <w:jc w:val="center"/>
+            </w:pPr>
+            <w:r>
+              <w:rPr>
+                <w:rFonts w:ascii="Arial" w:hAnsi="Arial" w:eastAsia="Microsoft JhengHei"/>
+                <w:b/>
+                <w:color w:val="FFFFFF"/>
+                <w:sz w:val="18"/>
+              </w:rPr>
+              <w:t>重點</w:t>
+            </w:r>
+          </w:p>
+        </w:tc>
+      </w:tr>
+      <w:tr>
+        <w:tc>
+          <w:tcPr>
+            <w:tcW w:type="dxa" w:w="936"/>
+            <w:vAlign w:val="center"/>
+            <w:tcBorders>
+              <w:top w:val="single" w:sz="4" w:color="D9D9D9"/>
+              <w:left w:val="single" w:sz="4" w:color="D9D9D9"/>
+              <w:bottom w:val="single" w:sz="4" w:color="D9D9D9"/>
+              <w:right w:val="single" w:sz="4" w:color="D9D9D9"/>
+              <w:insideH w:val="single" w:sz="4" w:color="D9D9D9"/>
+              <w:insideV w:val="single" w:sz="4" w:color="D9D9D9"/>
+            </w:tcBorders>
+          </w:tcPr>
+          <w:p>
+            <w:pPr>
+              <w:spacing w:after="40" w:line="252" w:lineRule="auto"/>
+              <w:jc w:val="center"/>
+            </w:pPr>
+            <w:r>
+              <w:rPr>
+                <w:rFonts w:ascii="Arial" w:hAnsi="Arial" w:eastAsia="Microsoft JhengHei"/>
+                <w:color w:val="000000"/>
+                <w:sz w:val="18"/>
+              </w:rPr>
+              <w:t>1</w:t>
+            </w:r>
+          </w:p>
+        </w:tc>
+        <w:tc>
+          <w:tcPr>
+            <w:tcW w:type="dxa" w:w="8568"/>
+            <w:vAlign w:val="center"/>
+            <w:tcBorders>
+              <w:top w:val="single" w:sz="4" w:color="D9D9D9"/>
+              <w:left w:val="single" w:sz="4" w:color="D9D9D9"/>
+              <w:bottom w:val="single" w:sz="4" w:color="D9D9D9"/>
+              <w:right w:val="single" w:sz="4" w:color="D9D9D9"/>
+              <w:insideH w:val="single" w:sz="4" w:color="D9D9D9"/>
+              <w:insideV w:val="single" w:sz="4" w:color="D9D9D9"/>
+            </w:tcBorders>
+          </w:tcPr>
+          <w:p>
+            <w:pPr>
+              <w:spacing w:after="40" w:line="252" w:lineRule="auto"/>
+            </w:pPr>
+            <w:r>
+              <w:rPr>
+                <w:rFonts w:ascii="Arial" w:hAnsi="Arial" w:eastAsia="Microsoft JhengHei"/>
+                <w:color w:val="000000"/>
+                <w:sz w:val="18"/>
+              </w:rPr>
+              <w:t>開始使用與帳號安全</w:t>
+            </w:r>
+          </w:p>
+        </w:tc>
+      </w:tr>
+      <w:tr>
+        <w:tc>
+          <w:tcPr>
+            <w:tcW w:type="dxa" w:w="936"/>
+            <w:shd w:fill="F5F7F9"/>
+            <w:vAlign w:val="center"/>
+            <w:tcBorders>
+              <w:top w:val="single" w:sz="4" w:color="D9D9D9"/>
+              <w:left w:val="single" w:sz="4" w:color="D9D9D9"/>
+              <w:bottom w:val="single" w:sz="4" w:color="D9D9D9"/>
+              <w:right w:val="single" w:sz="4" w:color="D9D9D9"/>
+              <w:insideH w:val="single" w:sz="4" w:color="D9D9D9"/>
+              <w:insideV w:val="single" w:sz="4" w:color="D9D9D9"/>
+            </w:tcBorders>
+          </w:tcPr>
+          <w:p>
+            <w:pPr>
+              <w:spacing w:after="40" w:line="252" w:lineRule="auto"/>
+              <w:jc w:val="center"/>
+            </w:pPr>
+            <w:r>
+              <w:rPr>
+                <w:rFonts w:ascii="Arial" w:hAnsi="Arial" w:eastAsia="Microsoft JhengHei"/>
+                <w:color w:val="000000"/>
+                <w:sz w:val="18"/>
+              </w:rPr>
+              <w:t>2</w:t>
+            </w:r>
+          </w:p>
+        </w:tc>
+        <w:tc>
+          <w:tcPr>
+            <w:tcW w:type="dxa" w:w="8568"/>
+            <w:shd w:fill="F5F7F9"/>
+            <w:vAlign w:val="center"/>
+            <w:tcBorders>
+              <w:top w:val="single" w:sz="4" w:color="D9D9D9"/>
+              <w:left w:val="single" w:sz="4" w:color="D9D9D9"/>
+              <w:bottom w:val="single" w:sz="4" w:color="D9D9D9"/>
+              <w:right w:val="single" w:sz="4" w:color="D9D9D9"/>
+              <w:insideH w:val="single" w:sz="4" w:color="D9D9D9"/>
+              <w:insideV w:val="single" w:sz="4" w:color="D9D9D9"/>
+            </w:tcBorders>
+          </w:tcPr>
+          <w:p>
+            <w:pPr>
+              <w:spacing w:after="40" w:line="252" w:lineRule="auto"/>
+            </w:pPr>
+            <w:r>
+              <w:rPr>
+                <w:rFonts w:ascii="Arial" w:hAnsi="Arial" w:eastAsia="Microsoft JhengHei"/>
+                <w:color w:val="000000"/>
+                <w:sz w:val="18"/>
+              </w:rPr>
+              <w:t>儲存位置與資料搬移</w:t>
+            </w:r>
+          </w:p>
+        </w:tc>
+      </w:tr>
+      <w:tr>
+        <w:tc>
+          <w:tcPr>
+            <w:tcW w:type="dxa" w:w="936"/>
+            <w:vAlign w:val="center"/>
+            <w:tcBorders>
+              <w:top w:val="single" w:sz="4" w:color="D9D9D9"/>
+              <w:left w:val="single" w:sz="4" w:color="D9D9D9"/>
+              <w:bottom w:val="single" w:sz="4" w:color="D9D9D9"/>
+              <w:right w:val="single" w:sz="4" w:color="D9D9D9"/>
+              <w:insideH w:val="single" w:sz="4" w:color="D9D9D9"/>
+              <w:insideV w:val="single" w:sz="4" w:color="D9D9D9"/>
+            </w:tcBorders>
+          </w:tcPr>
+          <w:p>
+            <w:pPr>
+              <w:spacing w:after="40" w:line="252" w:lineRule="auto"/>
+              <w:jc w:val="center"/>
+            </w:pPr>
+            <w:r>
+              <w:rPr>
+                <w:rFonts w:ascii="Arial" w:hAnsi="Arial" w:eastAsia="Microsoft JhengHei"/>
+                <w:color w:val="000000"/>
+                <w:sz w:val="18"/>
+              </w:rPr>
+              <w:t>3</w:t>
+            </w:r>
+          </w:p>
+        </w:tc>
+        <w:tc>
+          <w:tcPr>
+            <w:tcW w:type="dxa" w:w="8568"/>
+            <w:vAlign w:val="center"/>
+            <w:tcBorders>
+              <w:top w:val="single" w:sz="4" w:color="D9D9D9"/>
+              <w:left w:val="single" w:sz="4" w:color="D9D9D9"/>
+              <w:bottom w:val="single" w:sz="4" w:color="D9D9D9"/>
+              <w:right w:val="single" w:sz="4" w:color="D9D9D9"/>
+              <w:insideH w:val="single" w:sz="4" w:color="D9D9D9"/>
+              <w:insideV w:val="single" w:sz="4" w:color="D9D9D9"/>
+            </w:tcBorders>
+          </w:tcPr>
+          <w:p>
+            <w:pPr>
+              <w:spacing w:after="40" w:line="252" w:lineRule="auto"/>
+            </w:pPr>
+            <w:r>
+              <w:rPr>
+                <w:rFonts w:ascii="Arial" w:hAnsi="Arial" w:eastAsia="Microsoft JhengHei"/>
+                <w:color w:val="000000"/>
+                <w:sz w:val="18"/>
+              </w:rPr>
+              <w:t>首頁與行程管理</w:t>
+            </w:r>
+          </w:p>
+        </w:tc>
+      </w:tr>
+      <w:tr>
+        <w:tc>
+          <w:tcPr>
+            <w:tcW w:type="dxa" w:w="936"/>
+            <w:shd w:fill="F5F7F9"/>
+            <w:vAlign w:val="center"/>
+            <w:tcBorders>
+              <w:top w:val="single" w:sz="4" w:color="D9D9D9"/>
+              <w:left w:val="single" w:sz="4" w:color="D9D9D9"/>
+              <w:bottom w:val="single" w:sz="4" w:color="D9D9D9"/>
+              <w:right w:val="single" w:sz="4" w:color="D9D9D9"/>
+              <w:insideH w:val="single" w:sz="4" w:color="D9D9D9"/>
+              <w:insideV w:val="single" w:sz="4" w:color="D9D9D9"/>
+            </w:tcBorders>
+          </w:tcPr>
+          <w:p>
+            <w:pPr>
+              <w:spacing w:after="40" w:line="252" w:lineRule="auto"/>
+              <w:jc w:val="center"/>
+            </w:pPr>
+            <w:r>
+              <w:rPr>
+                <w:rFonts w:ascii="Arial" w:hAnsi="Arial" w:eastAsia="Microsoft JhengHei"/>
+                <w:color w:val="000000"/>
+                <w:sz w:val="18"/>
+              </w:rPr>
+              <w:t>4</w:t>
+            </w:r>
+          </w:p>
+        </w:tc>
+        <w:tc>
+          <w:tcPr>
+            <w:tcW w:type="dxa" w:w="8568"/>
+            <w:shd w:fill="F5F7F9"/>
+            <w:vAlign w:val="center"/>
+            <w:tcBorders>
+              <w:top w:val="single" w:sz="4" w:color="D9D9D9"/>
+              <w:left w:val="single" w:sz="4" w:color="D9D9D9"/>
+              <w:bottom w:val="single" w:sz="4" w:color="D9D9D9"/>
+              <w:right w:val="single" w:sz="4" w:color="D9D9D9"/>
+              <w:insideH w:val="single" w:sz="4" w:color="D9D9D9"/>
+              <w:insideV w:val="single" w:sz="4" w:color="D9D9D9"/>
+            </w:tcBorders>
+          </w:tcPr>
+          <w:p>
+            <w:pPr>
+              <w:spacing w:after="40" w:line="252" w:lineRule="auto"/>
+            </w:pPr>
+            <w:r>
+              <w:rPr>
+                <w:rFonts w:ascii="Arial" w:hAnsi="Arial" w:eastAsia="Microsoft JhengHei"/>
+                <w:color w:val="000000"/>
+                <w:sz w:val="18"/>
+              </w:rPr>
+              <w:t>推薦活動、景點與回憶</w:t>
+            </w:r>
+          </w:p>
+        </w:tc>
+      </w:tr>
+      <w:tr>
+        <w:tc>
+          <w:tcPr>
+            <w:tcW w:type="dxa" w:w="936"/>
+            <w:vAlign w:val="center"/>
+            <w:tcBorders>
+              <w:top w:val="single" w:sz="4" w:color="D9D9D9"/>
+              <w:left w:val="single" w:sz="4" w:color="D9D9D9"/>
+              <w:bottom w:val="single" w:sz="4" w:color="D9D9D9"/>
+              <w:right w:val="single" w:sz="4" w:color="D9D9D9"/>
+              <w:insideH w:val="single" w:sz="4" w:color="D9D9D9"/>
+              <w:insideV w:val="single" w:sz="4" w:color="D9D9D9"/>
+            </w:tcBorders>
+          </w:tcPr>
+          <w:p>
+            <w:pPr>
+              <w:spacing w:after="40" w:line="252" w:lineRule="auto"/>
+              <w:jc w:val="center"/>
+            </w:pPr>
+            <w:r>
+              <w:rPr>
+                <w:rFonts w:ascii="Arial" w:hAnsi="Arial" w:eastAsia="Microsoft JhengHei"/>
+                <w:color w:val="000000"/>
+                <w:sz w:val="18"/>
+              </w:rPr>
+              <w:t>5</w:t>
+            </w:r>
+          </w:p>
+        </w:tc>
+        <w:tc>
+          <w:tcPr>
+            <w:tcW w:type="dxa" w:w="8568"/>
+            <w:vAlign w:val="center"/>
+            <w:tcBorders>
+              <w:top w:val="single" w:sz="4" w:color="D9D9D9"/>
+              <w:left w:val="single" w:sz="4" w:color="D9D9D9"/>
+              <w:bottom w:val="single" w:sz="4" w:color="D9D9D9"/>
+              <w:right w:val="single" w:sz="4" w:color="D9D9D9"/>
+              <w:insideH w:val="single" w:sz="4" w:color="D9D9D9"/>
+              <w:insideV w:val="single" w:sz="4" w:color="D9D9D9"/>
+            </w:tcBorders>
+          </w:tcPr>
+          <w:p>
+            <w:pPr>
+              <w:spacing w:after="40" w:line="252" w:lineRule="auto"/>
+            </w:pPr>
+            <w:r>
+              <w:rPr>
+                <w:rFonts w:ascii="Arial" w:hAnsi="Arial" w:eastAsia="Microsoft JhengHei"/>
+                <w:color w:val="000000"/>
+                <w:sz w:val="18"/>
+              </w:rPr>
+              <w:t>記帳與積分</w:t>
+            </w:r>
+          </w:p>
+        </w:tc>
+      </w:tr>
+      <w:tr>
+        <w:tc>
+          <w:tcPr>
+            <w:tcW w:type="dxa" w:w="936"/>
+            <w:shd w:fill="F5F7F9"/>
+            <w:vAlign w:val="center"/>
+            <w:tcBorders>
+              <w:top w:val="single" w:sz="4" w:color="D9D9D9"/>
+              <w:left w:val="single" w:sz="4" w:color="D9D9D9"/>
+              <w:bottom w:val="single" w:sz="4" w:color="D9D9D9"/>
+              <w:right w:val="single" w:sz="4" w:color="D9D9D9"/>
+              <w:insideH w:val="single" w:sz="4" w:color="D9D9D9"/>
+              <w:insideV w:val="single" w:sz="4" w:color="D9D9D9"/>
+            </w:tcBorders>
+          </w:tcPr>
+          <w:p>
+            <w:pPr>
+              <w:spacing w:after="40" w:line="252" w:lineRule="auto"/>
+              <w:jc w:val="center"/>
+            </w:pPr>
+            <w:r>
+              <w:rPr>
+                <w:rFonts w:ascii="Arial" w:hAnsi="Arial" w:eastAsia="Microsoft JhengHei"/>
+                <w:color w:val="000000"/>
+                <w:sz w:val="18"/>
+              </w:rPr>
+              <w:t>6</w:t>
+            </w:r>
+          </w:p>
+        </w:tc>
+        <w:tc>
+          <w:tcPr>
+            <w:tcW w:type="dxa" w:w="8568"/>
+            <w:shd w:fill="F5F7F9"/>
+            <w:vAlign w:val="center"/>
+            <w:tcBorders>
+              <w:top w:val="single" w:sz="4" w:color="D9D9D9"/>
+              <w:left w:val="single" w:sz="4" w:color="D9D9D9"/>
+              <w:bottom w:val="single" w:sz="4" w:color="D9D9D9"/>
+              <w:right w:val="single" w:sz="4" w:color="D9D9D9"/>
+              <w:insideH w:val="single" w:sz="4" w:color="D9D9D9"/>
+              <w:insideV w:val="single" w:sz="4" w:color="D9D9D9"/>
+            </w:tcBorders>
+          </w:tcPr>
+          <w:p>
+            <w:pPr>
+              <w:spacing w:after="40" w:line="252" w:lineRule="auto"/>
+            </w:pPr>
+            <w:r>
+              <w:rPr>
+                <w:rFonts w:ascii="Arial" w:hAnsi="Arial" w:eastAsia="Microsoft JhengHei"/>
+                <w:color w:val="000000"/>
+                <w:sz w:val="18"/>
+              </w:rPr>
+              <w:t>遊戲與題庫</w:t>
+            </w:r>
+          </w:p>
+        </w:tc>
+      </w:tr>
+      <w:tr>
+        <w:tc>
+          <w:tcPr>
+            <w:tcW w:type="dxa" w:w="936"/>
+            <w:vAlign w:val="center"/>
+            <w:tcBorders>
+              <w:top w:val="single" w:sz="4" w:color="D9D9D9"/>
+              <w:left w:val="single" w:sz="4" w:color="D9D9D9"/>
+              <w:bottom w:val="single" w:sz="4" w:color="D9D9D9"/>
+              <w:right w:val="single" w:sz="4" w:color="D9D9D9"/>
+              <w:insideH w:val="single" w:sz="4" w:color="D9D9D9"/>
+              <w:insideV w:val="single" w:sz="4" w:color="D9D9D9"/>
+            </w:tcBorders>
+          </w:tcPr>
+          <w:p>
+            <w:pPr>
+              <w:spacing w:after="40" w:line="252" w:lineRule="auto"/>
+              <w:jc w:val="center"/>
+            </w:pPr>
+            <w:r>
+              <w:rPr>
+                <w:rFonts w:ascii="Arial" w:hAnsi="Arial" w:eastAsia="Microsoft JhengHei"/>
+                <w:color w:val="000000"/>
+                <w:sz w:val="18"/>
+              </w:rPr>
+              <w:t>7</w:t>
+            </w:r>
+          </w:p>
+        </w:tc>
+        <w:tc>
+          <w:tcPr>
+            <w:tcW w:type="dxa" w:w="8568"/>
+            <w:vAlign w:val="center"/>
+            <w:tcBorders>
+              <w:top w:val="single" w:sz="4" w:color="D9D9D9"/>
+              <w:left w:val="single" w:sz="4" w:color="D9D9D9"/>
+              <w:bottom w:val="single" w:sz="4" w:color="D9D9D9"/>
+              <w:right w:val="single" w:sz="4" w:color="D9D9D9"/>
+              <w:insideH w:val="single" w:sz="4" w:color="D9D9D9"/>
+              <w:insideV w:val="single" w:sz="4" w:color="D9D9D9"/>
+            </w:tcBorders>
+          </w:tcPr>
+          <w:p>
+            <w:pPr>
+              <w:spacing w:after="40" w:line="252" w:lineRule="auto"/>
+            </w:pPr>
+            <w:r>
+              <w:rPr>
+                <w:rFonts w:ascii="Arial" w:hAnsi="Arial" w:eastAsia="Microsoft JhengHei"/>
+                <w:color w:val="000000"/>
+                <w:sz w:val="18"/>
+              </w:rPr>
+              <w:t>方案、額度與投稿</w:t>
+            </w:r>
+          </w:p>
+        </w:tc>
+      </w:tr>
+      <w:tr>
+        <w:tc>
+          <w:tcPr>
+            <w:tcW w:type="dxa" w:w="936"/>
+            <w:shd w:fill="F5F7F9"/>
+            <w:vAlign w:val="center"/>
+            <w:tcBorders>
+              <w:top w:val="single" w:sz="4" w:color="D9D9D9"/>
+              <w:left w:val="single" w:sz="4" w:color="D9D9D9"/>
+              <w:bottom w:val="single" w:sz="4" w:color="D9D9D9"/>
+              <w:right w:val="single" w:sz="4" w:color="D9D9D9"/>
+              <w:insideH w:val="single" w:sz="4" w:color="D9D9D9"/>
+              <w:insideV w:val="single" w:sz="4" w:color="D9D9D9"/>
+            </w:tcBorders>
+          </w:tcPr>
+          <w:p>
+            <w:pPr>
+              <w:spacing w:after="40" w:line="252" w:lineRule="auto"/>
+              <w:jc w:val="center"/>
+            </w:pPr>
+            <w:r>
+              <w:rPr>
+                <w:rFonts w:ascii="Arial" w:hAnsi="Arial" w:eastAsia="Microsoft JhengHei"/>
+                <w:color w:val="000000"/>
+                <w:sz w:val="18"/>
+              </w:rPr>
+              <w:t>8</w:t>
+            </w:r>
+          </w:p>
+        </w:tc>
+        <w:tc>
+          <w:tcPr>
+            <w:tcW w:type="dxa" w:w="8568"/>
+            <w:shd w:fill="F5F7F9"/>
+            <w:vAlign w:val="center"/>
+            <w:tcBorders>
+              <w:top w:val="single" w:sz="4" w:color="D9D9D9"/>
+              <w:left w:val="single" w:sz="4" w:color="D9D9D9"/>
+              <w:bottom w:val="single" w:sz="4" w:color="D9D9D9"/>
+              <w:right w:val="single" w:sz="4" w:color="D9D9D9"/>
+              <w:insideH w:val="single" w:sz="4" w:color="D9D9D9"/>
+              <w:insideV w:val="single" w:sz="4" w:color="D9D9D9"/>
+            </w:tcBorders>
+          </w:tcPr>
+          <w:p>
+            <w:pPr>
+              <w:spacing w:after="40" w:line="252" w:lineRule="auto"/>
+            </w:pPr>
+            <w:r>
+              <w:rPr>
+                <w:rFonts w:ascii="Arial" w:hAnsi="Arial" w:eastAsia="Microsoft JhengHei"/>
+                <w:color w:val="000000"/>
+                <w:sz w:val="18"/>
+              </w:rPr>
+              <w:t>資料匯出、刪除與疑難排解</w:t>
+            </w:r>
+          </w:p>
+        </w:tc>
+      </w:tr>
+    </w:tbl>
     <w:p>
-      <w:r>
-        <w:t>1. 開始使用</w:t>
-      </w:r>
-    </w:p>
-    <w:p>
-      <w:r>
-        <w:t>2. 首頁</w:t>
-      </w:r>
-    </w:p>
-    <w:p>
-      <w:r>
-        <w:t>3. 行事曆與共用行事曆</w:t>
-      </w:r>
-    </w:p>
-    <w:p>
-      <w:r>
-        <w:t>4. 推薦活動與景點</w:t>
-      </w:r>
-    </w:p>
-    <w:p>
-      <w:r>
-        <w:t>5. 回憶走廊</w:t>
-      </w:r>
-    </w:p>
-    <w:p>
-      <w:r>
-        <w:t>6. 記帳與積分</w:t>
-      </w:r>
-    </w:p>
-    <w:p>
-      <w:r>
-        <w:t>7. 遊戲</w:t>
-      </w:r>
-    </w:p>
-    <w:p>
-      <w:r>
-        <w:t>8. 資料儲存位置</w:t>
-      </w:r>
-    </w:p>
-    <w:p>
-      <w:r>
-        <w:t>9. 方案與訂閱</w:t>
-      </w:r>
-    </w:p>
-    <w:p>
-      <w:r>
-        <w:t>10. 資料匯出與帳號刪除</w:t>
-      </w:r>
-    </w:p>
-    <w:p>
-      <w:r>
-        <w:t>11. 常見問題</w:t>
-      </w:r>
+      <w:pPr>
+        <w:spacing w:after="20"/>
+      </w:pPr>
     </w:p>
     <w:p>
       <w:r>
@@ -234,7 +656,16 @@
         <w:pStyle w:val="Heading1"/>
       </w:pPr>
       <w:r>
-        <w:t>1. 開始使用</w:t>
+        <w:t>1 開始使用與帳號安全</w:t>
+      </w:r>
+    </w:p>
+    <w:p>
+      <w:r>
+        <w:rPr>
+          <w:rFonts w:ascii="Arial" w:hAnsi="Arial" w:eastAsia="Microsoft JhengHei"/>
+          <w:color w:val="000000"/>
+        </w:rPr>
+        <w:t>Life Pilot 將行事曆、生活紀錄、記帳、積分、推薦內容與學習遊戲整合在同一個帳號中。登入後，畫面會依管理員授權、帳號類型、訂閱方案及儲存位置顯示可用模組。</w:t>
       </w:r>
     </w:p>
     <w:p>
@@ -242,103 +673,1688 @@
         <w:pStyle w:val="Heading2"/>
       </w:pPr>
       <w:r>
-        <w:t>1.1 登入與註冊</w:t>
+        <w:t>1.1 註冊與登入</w:t>
       </w:r>
     </w:p>
     <w:p>
       <w:pPr>
-        <w:ind w:left="346" w:hanging="346"/>
+        <w:pStyle w:val="ListBullet"/>
       </w:pPr>
       <w:r>
-        <w:t>1. 開啟 Life Pilot，選擇登入或註冊。</w:t>
+        <w:rPr>
+          <w:rFonts w:ascii="Arial" w:hAnsi="Arial" w:eastAsia="Microsoft JhengHei"/>
+          <w:color w:val="000000"/>
+        </w:rPr>
+        <w:t>註冊時輸入可收信的電子郵件、密碼，並同意隱私權政策及服務條款。</w:t>
       </w:r>
     </w:p>
     <w:p>
       <w:pPr>
-        <w:ind w:left="346" w:hanging="346"/>
+        <w:pStyle w:val="ListBullet"/>
       </w:pPr>
       <w:r>
-        <w:t>2. 輸入 Email 與密碼；註冊時閱讀並同意服務條款與隱私權政策。</w:t>
+        <w:rPr>
+          <w:rFonts w:ascii="Arial" w:hAnsi="Arial" w:eastAsia="Microsoft JhengHei"/>
+          <w:color w:val="000000"/>
+        </w:rPr>
+        <w:t>登入前不顯示儲存位置選擇；登入後讀取上次選擇，未選過時預設使用雲端。</w:t>
       </w:r>
     </w:p>
     <w:p>
       <w:pPr>
-        <w:ind w:left="346" w:hanging="346"/>
+        <w:pStyle w:val="ListBullet"/>
       </w:pPr>
       <w:r>
-        <w:t>3. 登入完成後，系統會讀取此帳號先前選擇的資料儲存位置。</w:t>
+        <w:rPr>
+          <w:rFonts w:ascii="Arial" w:hAnsi="Arial" w:eastAsia="Microsoft JhengHei"/>
+          <w:color w:val="000000"/>
+        </w:rPr>
+        <w:t>登出或切換帳號時，首頁、行事曆、記帳、積分與推薦內容會清除上一帳號的快取，再載入新帳號資料。</w:t>
       </w:r>
     </w:p>
     <w:p>
       <w:pPr>
-        <w:ind w:left="346" w:hanging="346"/>
+        <w:pStyle w:val="ListBullet"/>
       </w:pPr>
       <w:r>
-        <w:t>4. 若忘記密碼，使用重設密碼信件中的連結返回 App 或 Web 完成設定。</w:t>
+        <w:rPr>
+          <w:rFonts w:ascii="Arial" w:hAnsi="Arial" w:eastAsia="Microsoft JhengHei"/>
+          <w:color w:val="000000"/>
+        </w:rPr>
+        <w:t>若頁面仍顯示舊帳號內容，先登出、關閉頁面後重新登入；不要在同一個瀏覽器分頁混用不同帳號。</w:t>
+      </w:r>
+    </w:p>
+    <w:p>
+      <w:pPr>
+        <w:pStyle w:val="Heading2"/>
+      </w:pPr>
+      <w:r>
+        <w:t>1.2 修改與重設密碼</w:t>
+      </w:r>
+    </w:p>
+    <w:p>
+      <w:pPr>
+        <w:pStyle w:val="ListBullet"/>
+      </w:pPr>
+      <w:r>
+        <w:rPr>
+          <w:rFonts w:ascii="Arial" w:hAnsi="Arial" w:eastAsia="Microsoft JhengHei"/>
+          <w:color w:val="000000"/>
+        </w:rPr>
+        <w:t>已登入時可在帳號選單選擇修改密碼，先驗證目前密碼，再輸入新密碼。</w:t>
+      </w:r>
+    </w:p>
+    <w:p>
+      <w:pPr>
+        <w:pStyle w:val="ListBullet"/>
+      </w:pPr>
+      <w:r>
+        <w:rPr>
+          <w:rFonts w:ascii="Arial" w:hAnsi="Arial" w:eastAsia="Microsoft JhengHei"/>
+          <w:color w:val="000000"/>
+        </w:rPr>
+        <w:t>忘記密碼時可使用信箱驗證連結；Web 應進入重設密碼頁，而不是回到一般登入頁。</w:t>
+      </w:r>
+    </w:p>
+    <w:p>
+      <w:pPr>
+        <w:pStyle w:val="ListBullet"/>
+      </w:pPr>
+      <w:r>
+        <w:rPr>
+          <w:rFonts w:ascii="Arial" w:hAnsi="Arial" w:eastAsia="Microsoft JhengHei"/>
+          <w:color w:val="000000"/>
+        </w:rPr>
+        <w:t>也可送出管理員協助申請。管理員以後台流程重設臨時密碼並通知使用者，使用者登入後應立即改成自己的密碼。</w:t>
+      </w:r>
+    </w:p>
+    <w:p>
+      <w:pPr>
+        <w:pStyle w:val="Heading2"/>
+      </w:pPr>
+      <w:r>
+        <w:t>1.3 模組授權</w:t>
+      </w:r>
+    </w:p>
+    <w:p>
+      <w:r>
+        <w:rPr>
+          <w:rFonts w:ascii="Arial" w:hAnsi="Arial" w:eastAsia="Microsoft JhengHei"/>
+          <w:color w:val="000000"/>
+        </w:rPr>
+        <w:t>一般帳號預設可使用首頁、行事曆、推薦活動、推薦景點、回憶走廊及記帳。積分、遊戲、商業企劃書、意見回饋與股票等模組須由管理員授權後才會出現在功能選單及首頁。管理員帳號可使用全部模組。</w:t>
       </w:r>
     </w:p>
     <w:tbl>
       <w:tblPr>
-        <w:tblStyle w:val="TableGrid"/>
         <w:tblW w:type="auto" w:w="0"/>
+        <w:jc w:val="center"/>
+        <w:tblLayout w:type="fixed"/>
         <w:tblLook w:firstColumn="1" w:firstRow="1" w:lastColumn="0" w:lastRow="0" w:noHBand="0" w:noVBand="1" w:val="04A0"/>
       </w:tblPr>
       <w:tblGrid>
-        <w:gridCol w:w="9835"/>
+        <w:gridCol w:w="3331"/>
+        <w:gridCol w:w="3331"/>
+        <w:gridCol w:w="3331"/>
       </w:tblGrid>
+      <w:tr>
+        <w:trPr>
+          <w:tblHeader w:val="true"/>
+        </w:trPr>
+        <w:tc>
+          <w:tcPr>
+            <w:tcW w:type="dxa" w:w="1584"/>
+            <w:shd w:fill="1F4E78"/>
+            <w:tcBorders>
+              <w:top w:val="single" w:sz="4" w:color="D9D9D9"/>
+              <w:left w:val="single" w:sz="4" w:color="D9D9D9"/>
+              <w:bottom w:val="single" w:sz="4" w:color="D9D9D9"/>
+              <w:right w:val="single" w:sz="4" w:color="D9D9D9"/>
+              <w:insideH w:val="single" w:sz="4" w:color="D9D9D9"/>
+              <w:insideV w:val="single" w:sz="4" w:color="D9D9D9"/>
+            </w:tcBorders>
+            <w:vAlign w:val="center"/>
+          </w:tcPr>
+          <w:p>
+            <w:pPr>
+              <w:jc w:val="center"/>
+            </w:pPr>
+            <w:r>
+              <w:rPr>
+                <w:rFonts w:ascii="Arial" w:hAnsi="Arial" w:eastAsia="Microsoft JhengHei"/>
+                <w:b/>
+                <w:color w:val="FFFFFF"/>
+                <w:sz w:val="18"/>
+              </w:rPr>
+              <w:t>身分</w:t>
+            </w:r>
+          </w:p>
+        </w:tc>
+        <w:tc>
+          <w:tcPr>
+            <w:tcW w:type="dxa" w:w="2880"/>
+            <w:shd w:fill="1F4E78"/>
+            <w:tcBorders>
+              <w:top w:val="single" w:sz="4" w:color="D9D9D9"/>
+              <w:left w:val="single" w:sz="4" w:color="D9D9D9"/>
+              <w:bottom w:val="single" w:sz="4" w:color="D9D9D9"/>
+              <w:right w:val="single" w:sz="4" w:color="D9D9D9"/>
+              <w:insideH w:val="single" w:sz="4" w:color="D9D9D9"/>
+              <w:insideV w:val="single" w:sz="4" w:color="D9D9D9"/>
+            </w:tcBorders>
+            <w:vAlign w:val="center"/>
+          </w:tcPr>
+          <w:p>
+            <w:pPr>
+              <w:jc w:val="center"/>
+            </w:pPr>
+            <w:r>
+              <w:rPr>
+                <w:rFonts w:ascii="Arial" w:hAnsi="Arial" w:eastAsia="Microsoft JhengHei"/>
+                <w:b/>
+                <w:color w:val="FFFFFF"/>
+                <w:sz w:val="18"/>
+              </w:rPr>
+              <w:t>主要用途</w:t>
+            </w:r>
+          </w:p>
+        </w:tc>
+        <w:tc>
+          <w:tcPr>
+            <w:tcW w:type="dxa" w:w="5040"/>
+            <w:shd w:fill="1F4E78"/>
+            <w:tcBorders>
+              <w:top w:val="single" w:sz="4" w:color="D9D9D9"/>
+              <w:left w:val="single" w:sz="4" w:color="D9D9D9"/>
+              <w:bottom w:val="single" w:sz="4" w:color="D9D9D9"/>
+              <w:right w:val="single" w:sz="4" w:color="D9D9D9"/>
+              <w:insideH w:val="single" w:sz="4" w:color="D9D9D9"/>
+              <w:insideV w:val="single" w:sz="4" w:color="D9D9D9"/>
+            </w:tcBorders>
+            <w:vAlign w:val="center"/>
+          </w:tcPr>
+          <w:p>
+            <w:pPr>
+              <w:jc w:val="center"/>
+            </w:pPr>
+            <w:r>
+              <w:rPr>
+                <w:rFonts w:ascii="Arial" w:hAnsi="Arial" w:eastAsia="Microsoft JhengHei"/>
+                <w:b/>
+                <w:color w:val="FFFFFF"/>
+                <w:sz w:val="18"/>
+              </w:rPr>
+              <w:t>權限重點</w:t>
+            </w:r>
+          </w:p>
+        </w:tc>
+      </w:tr>
       <w:tr>
         <w:tc>
           <w:tcPr>
-            <w:tcW w:type="dxa" w:w="9835"/>
-            <w:shd w:fill="EAF2F8"/>
-            <w:tcMar>
-              <w:top w:w="100" w:type="dxa"/>
-              <w:left w:w="100" w:type="dxa"/>
-              <w:bottom w:w="100" w:type="dxa"/>
-              <w:right w:w="100" w:type="dxa"/>
-            </w:tcMar>
+            <w:tcW w:type="dxa" w:w="1584"/>
+            <w:vAlign w:val="center"/>
+            <w:tcBorders>
+              <w:top w:val="single" w:sz="4" w:color="D9D9D9"/>
+              <w:left w:val="single" w:sz="4" w:color="D9D9D9"/>
+              <w:bottom w:val="single" w:sz="4" w:color="D9D9D9"/>
+              <w:right w:val="single" w:sz="4" w:color="D9D9D9"/>
+              <w:insideH w:val="single" w:sz="4" w:color="D9D9D9"/>
+              <w:insideV w:val="single" w:sz="4" w:color="D9D9D9"/>
+            </w:tcBorders>
           </w:tcPr>
           <w:p>
+            <w:pPr>
+              <w:spacing w:after="40" w:line="252" w:lineRule="auto"/>
+              <w:jc w:val="center"/>
+            </w:pPr>
             <w:r>
               <w:rPr>
-                <w:rFonts w:ascii="Microsoft JhengHei" w:hAnsi="Microsoft JhengHei" w:eastAsia="Microsoft JhengHei"/>
-                <w:b/>
-                <w:color w:val="24496B"/>
-                <w:sz w:val="20"/>
+                <w:rFonts w:ascii="Arial" w:hAnsi="Arial" w:eastAsia="Microsoft JhengHei"/>
+                <w:color w:val="000000"/>
+                <w:sz w:val="18"/>
               </w:rPr>
-              <w:t>帳號切換｜</w:t>
+              <w:t>一般使用者</w:t>
             </w:r>
+          </w:p>
+        </w:tc>
+        <w:tc>
+          <w:tcPr>
+            <w:tcW w:type="dxa" w:w="2880"/>
+            <w:vAlign w:val="center"/>
+            <w:tcBorders>
+              <w:top w:val="single" w:sz="4" w:color="D9D9D9"/>
+              <w:left w:val="single" w:sz="4" w:color="D9D9D9"/>
+              <w:bottom w:val="single" w:sz="4" w:color="D9D9D9"/>
+              <w:right w:val="single" w:sz="4" w:color="D9D9D9"/>
+              <w:insideH w:val="single" w:sz="4" w:color="D9D9D9"/>
+              <w:insideV w:val="single" w:sz="4" w:color="D9D9D9"/>
+            </w:tcBorders>
+          </w:tcPr>
+          <w:p>
+            <w:pPr>
+              <w:spacing w:after="40" w:line="252" w:lineRule="auto"/>
+              <w:jc w:val="center"/>
+            </w:pPr>
             <w:r>
               <w:rPr>
-                <w:rFonts w:ascii="Microsoft JhengHei" w:hAnsi="Microsoft JhengHei" w:eastAsia="Microsoft JhengHei"/>
-                <w:sz w:val="20"/>
+                <w:rFonts w:ascii="Arial" w:hAnsi="Arial" w:eastAsia="Microsoft JhengHei"/>
+                <w:color w:val="000000"/>
+                <w:sz w:val="18"/>
               </w:rPr>
-              <w:t>登出後，前一個帳號的首頁、行事曆、記帳、積分與快取會清除；新帳號不會看到前一個帳號的資料。</w:t>
+              <w:t>日常生活管理</w:t>
+            </w:r>
+          </w:p>
+        </w:tc>
+        <w:tc>
+          <w:tcPr>
+            <w:tcW w:type="dxa" w:w="5040"/>
+            <w:vAlign w:val="center"/>
+            <w:tcBorders>
+              <w:top w:val="single" w:sz="4" w:color="D9D9D9"/>
+              <w:left w:val="single" w:sz="4" w:color="D9D9D9"/>
+              <w:bottom w:val="single" w:sz="4" w:color="D9D9D9"/>
+              <w:right w:val="single" w:sz="4" w:color="D9D9D9"/>
+              <w:insideH w:val="single" w:sz="4" w:color="D9D9D9"/>
+              <w:insideV w:val="single" w:sz="4" w:color="D9D9D9"/>
+            </w:tcBorders>
+          </w:tcPr>
+          <w:p>
+            <w:pPr>
+              <w:spacing w:after="40" w:line="252" w:lineRule="auto"/>
+            </w:pPr>
+            <w:r>
+              <w:rPr>
+                <w:rFonts w:ascii="Arial" w:hAnsi="Arial" w:eastAsia="Microsoft JhengHei"/>
+                <w:color w:val="000000"/>
+                <w:sz w:val="18"/>
+              </w:rPr>
+              <w:t>依授權顯示模組；只能管理自己的非公開投稿</w:t>
+            </w:r>
+          </w:p>
+        </w:tc>
+      </w:tr>
+      <w:tr>
+        <w:tc>
+          <w:tcPr>
+            <w:tcW w:type="dxa" w:w="1584"/>
+            <w:shd w:fill="F5F7F9"/>
+            <w:vAlign w:val="center"/>
+            <w:tcBorders>
+              <w:top w:val="single" w:sz="4" w:color="D9D9D9"/>
+              <w:left w:val="single" w:sz="4" w:color="D9D9D9"/>
+              <w:bottom w:val="single" w:sz="4" w:color="D9D9D9"/>
+              <w:right w:val="single" w:sz="4" w:color="D9D9D9"/>
+              <w:insideH w:val="single" w:sz="4" w:color="D9D9D9"/>
+              <w:insideV w:val="single" w:sz="4" w:color="D9D9D9"/>
+            </w:tcBorders>
+          </w:tcPr>
+          <w:p>
+            <w:pPr>
+              <w:spacing w:after="40" w:line="252" w:lineRule="auto"/>
+              <w:jc w:val="center"/>
+            </w:pPr>
+            <w:r>
+              <w:rPr>
+                <w:rFonts w:ascii="Arial" w:hAnsi="Arial" w:eastAsia="Microsoft JhengHei"/>
+                <w:color w:val="000000"/>
+                <w:sz w:val="18"/>
+              </w:rPr>
+              <w:t>合作廠商</w:t>
+            </w:r>
+          </w:p>
+        </w:tc>
+        <w:tc>
+          <w:tcPr>
+            <w:tcW w:type="dxa" w:w="2880"/>
+            <w:shd w:fill="F5F7F9"/>
+            <w:vAlign w:val="center"/>
+            <w:tcBorders>
+              <w:top w:val="single" w:sz="4" w:color="D9D9D9"/>
+              <w:left w:val="single" w:sz="4" w:color="D9D9D9"/>
+              <w:bottom w:val="single" w:sz="4" w:color="D9D9D9"/>
+              <w:right w:val="single" w:sz="4" w:color="D9D9D9"/>
+              <w:insideH w:val="single" w:sz="4" w:color="D9D9D9"/>
+              <w:insideV w:val="single" w:sz="4" w:color="D9D9D9"/>
+            </w:tcBorders>
+          </w:tcPr>
+          <w:p>
+            <w:pPr>
+              <w:spacing w:after="40" w:line="252" w:lineRule="auto"/>
+              <w:jc w:val="center"/>
+            </w:pPr>
+            <w:r>
+              <w:rPr>
+                <w:rFonts w:ascii="Arial" w:hAnsi="Arial" w:eastAsia="Microsoft JhengHei"/>
+                <w:color w:val="000000"/>
+                <w:sz w:val="18"/>
+              </w:rPr>
+              <w:t>投稿活動與景點</w:t>
+            </w:r>
+          </w:p>
+        </w:tc>
+        <w:tc>
+          <w:tcPr>
+            <w:tcW w:type="dxa" w:w="5040"/>
+            <w:shd w:fill="F5F7F9"/>
+            <w:vAlign w:val="center"/>
+            <w:tcBorders>
+              <w:top w:val="single" w:sz="4" w:color="D9D9D9"/>
+              <w:left w:val="single" w:sz="4" w:color="D9D9D9"/>
+              <w:bottom w:val="single" w:sz="4" w:color="D9D9D9"/>
+              <w:right w:val="single" w:sz="4" w:color="D9D9D9"/>
+              <w:insideH w:val="single" w:sz="4" w:color="D9D9D9"/>
+              <w:insideV w:val="single" w:sz="4" w:color="D9D9D9"/>
+            </w:tcBorders>
+          </w:tcPr>
+          <w:p>
+            <w:pPr>
+              <w:spacing w:after="40" w:line="252" w:lineRule="auto"/>
+            </w:pPr>
+            <w:r>
+              <w:rPr>
+                <w:rFonts w:ascii="Arial" w:hAnsi="Arial" w:eastAsia="Microsoft JhengHei"/>
+                <w:color w:val="000000"/>
+                <w:sz w:val="18"/>
+              </w:rPr>
+              <w:t>可查看方案、投稿狀態與成效統計</w:t>
+            </w:r>
+          </w:p>
+        </w:tc>
+      </w:tr>
+      <w:tr>
+        <w:tc>
+          <w:tcPr>
+            <w:tcW w:type="dxa" w:w="1584"/>
+            <w:vAlign w:val="center"/>
+            <w:tcBorders>
+              <w:top w:val="single" w:sz="4" w:color="D9D9D9"/>
+              <w:left w:val="single" w:sz="4" w:color="D9D9D9"/>
+              <w:bottom w:val="single" w:sz="4" w:color="D9D9D9"/>
+              <w:right w:val="single" w:sz="4" w:color="D9D9D9"/>
+              <w:insideH w:val="single" w:sz="4" w:color="D9D9D9"/>
+              <w:insideV w:val="single" w:sz="4" w:color="D9D9D9"/>
+            </w:tcBorders>
+          </w:tcPr>
+          <w:p>
+            <w:pPr>
+              <w:spacing w:after="40" w:line="252" w:lineRule="auto"/>
+              <w:jc w:val="center"/>
+            </w:pPr>
+            <w:r>
+              <w:rPr>
+                <w:rFonts w:ascii="Arial" w:hAnsi="Arial" w:eastAsia="Microsoft JhengHei"/>
+                <w:color w:val="000000"/>
+                <w:sz w:val="18"/>
+              </w:rPr>
+              <w:t>管理員</w:t>
+            </w:r>
+          </w:p>
+        </w:tc>
+        <w:tc>
+          <w:tcPr>
+            <w:tcW w:type="dxa" w:w="2880"/>
+            <w:vAlign w:val="center"/>
+            <w:tcBorders>
+              <w:top w:val="single" w:sz="4" w:color="D9D9D9"/>
+              <w:left w:val="single" w:sz="4" w:color="D9D9D9"/>
+              <w:bottom w:val="single" w:sz="4" w:color="D9D9D9"/>
+              <w:right w:val="single" w:sz="4" w:color="D9D9D9"/>
+              <w:insideH w:val="single" w:sz="4" w:color="D9D9D9"/>
+              <w:insideV w:val="single" w:sz="4" w:color="D9D9D9"/>
+            </w:tcBorders>
+          </w:tcPr>
+          <w:p>
+            <w:pPr>
+              <w:spacing w:after="40" w:line="252" w:lineRule="auto"/>
+              <w:jc w:val="center"/>
+            </w:pPr>
+            <w:r>
+              <w:rPr>
+                <w:rFonts w:ascii="Arial" w:hAnsi="Arial" w:eastAsia="Microsoft JhengHei"/>
+                <w:color w:val="000000"/>
+                <w:sz w:val="18"/>
+              </w:rPr>
+              <w:t>審核、授權與維運</w:t>
+            </w:r>
+          </w:p>
+        </w:tc>
+        <w:tc>
+          <w:tcPr>
+            <w:tcW w:type="dxa" w:w="5040"/>
+            <w:vAlign w:val="center"/>
+            <w:tcBorders>
+              <w:top w:val="single" w:sz="4" w:color="D9D9D9"/>
+              <w:left w:val="single" w:sz="4" w:color="D9D9D9"/>
+              <w:bottom w:val="single" w:sz="4" w:color="D9D9D9"/>
+              <w:right w:val="single" w:sz="4" w:color="D9D9D9"/>
+              <w:insideH w:val="single" w:sz="4" w:color="D9D9D9"/>
+              <w:insideV w:val="single" w:sz="4" w:color="D9D9D9"/>
+            </w:tcBorders>
+          </w:tcPr>
+          <w:p>
+            <w:pPr>
+              <w:spacing w:after="40" w:line="252" w:lineRule="auto"/>
+            </w:pPr>
+            <w:r>
+              <w:rPr>
+                <w:rFonts w:ascii="Arial" w:hAnsi="Arial" w:eastAsia="Microsoft JhengHei"/>
+                <w:color w:val="000000"/>
+                <w:sz w:val="18"/>
+              </w:rPr>
+              <w:t>全部模組、方案、額度、清理及審核功能</w:t>
             </w:r>
           </w:p>
         </w:tc>
       </w:tr>
     </w:tbl>
-    <w:p/>
+    <w:p>
+      <w:pPr>
+        <w:spacing w:after="20"/>
+      </w:pPr>
+    </w:p>
+    <w:p>
+      <w:pPr>
+        <w:pStyle w:val="Heading1"/>
+      </w:pPr>
+      <w:r>
+        <w:t>2 儲存位置與資料搬移</w:t>
+      </w:r>
+    </w:p>
     <w:p>
       <w:pPr>
         <w:pStyle w:val="Heading2"/>
       </w:pPr>
       <w:r>
-        <w:t>1.2 功能權限</w:t>
+        <w:t>2.1 雲端與此裝置</w:t>
       </w:r>
     </w:p>
     <w:tbl>
       <w:tblPr>
-        <w:tblStyle w:val="TableGrid"/>
         <w:tblW w:type="auto" w:w="0"/>
         <w:jc w:val="center"/>
+        <w:tblLayout w:type="fixed"/>
         <w:tblLook w:firstColumn="1" w:firstRow="1" w:lastColumn="0" w:lastRow="0" w:noHBand="0" w:noVBand="1" w:val="04A0"/>
       </w:tblPr>
       <w:tblGrid>
-        <w:gridCol w:w="3278"/>
-        <w:gridCol w:w="3278"/>
-        <w:gridCol w:w="3278"/>
+        <w:gridCol w:w="3331"/>
+        <w:gridCol w:w="3331"/>
+        <w:gridCol w:w="3331"/>
+      </w:tblGrid>
+      <w:tr>
+        <w:trPr>
+          <w:tblHeader w:val="true"/>
+        </w:trPr>
+        <w:tc>
+          <w:tcPr>
+            <w:tcW w:type="dxa" w:w="1656"/>
+            <w:shd w:fill="1F4E78"/>
+            <w:tcBorders>
+              <w:top w:val="single" w:sz="4" w:color="D9D9D9"/>
+              <w:left w:val="single" w:sz="4" w:color="D9D9D9"/>
+              <w:bottom w:val="single" w:sz="4" w:color="D9D9D9"/>
+              <w:right w:val="single" w:sz="4" w:color="D9D9D9"/>
+              <w:insideH w:val="single" w:sz="4" w:color="D9D9D9"/>
+              <w:insideV w:val="single" w:sz="4" w:color="D9D9D9"/>
+            </w:tcBorders>
+            <w:vAlign w:val="center"/>
+          </w:tcPr>
+          <w:p>
+            <w:pPr>
+              <w:jc w:val="center"/>
+            </w:pPr>
+            <w:r>
+              <w:rPr>
+                <w:rFonts w:ascii="Arial" w:hAnsi="Arial" w:eastAsia="Microsoft JhengHei"/>
+                <w:b/>
+                <w:color w:val="FFFFFF"/>
+                <w:sz w:val="18"/>
+              </w:rPr>
+              <w:t>項目</w:t>
+            </w:r>
+          </w:p>
+        </w:tc>
+        <w:tc>
+          <w:tcPr>
+            <w:tcW w:type="dxa" w:w="3960"/>
+            <w:shd w:fill="1F4E78"/>
+            <w:tcBorders>
+              <w:top w:val="single" w:sz="4" w:color="D9D9D9"/>
+              <w:left w:val="single" w:sz="4" w:color="D9D9D9"/>
+              <w:bottom w:val="single" w:sz="4" w:color="D9D9D9"/>
+              <w:right w:val="single" w:sz="4" w:color="D9D9D9"/>
+              <w:insideH w:val="single" w:sz="4" w:color="D9D9D9"/>
+              <w:insideV w:val="single" w:sz="4" w:color="D9D9D9"/>
+            </w:tcBorders>
+            <w:vAlign w:val="center"/>
+          </w:tcPr>
+          <w:p>
+            <w:pPr>
+              <w:jc w:val="center"/>
+            </w:pPr>
+            <w:r>
+              <w:rPr>
+                <w:rFonts w:ascii="Arial" w:hAnsi="Arial" w:eastAsia="Microsoft JhengHei"/>
+                <w:b/>
+                <w:color w:val="FFFFFF"/>
+                <w:sz w:val="18"/>
+              </w:rPr>
+              <w:t>雲端</w:t>
+            </w:r>
+          </w:p>
+        </w:tc>
+        <w:tc>
+          <w:tcPr>
+            <w:tcW w:type="dxa" w:w="3960"/>
+            <w:shd w:fill="1F4E78"/>
+            <w:tcBorders>
+              <w:top w:val="single" w:sz="4" w:color="D9D9D9"/>
+              <w:left w:val="single" w:sz="4" w:color="D9D9D9"/>
+              <w:bottom w:val="single" w:sz="4" w:color="D9D9D9"/>
+              <w:right w:val="single" w:sz="4" w:color="D9D9D9"/>
+              <w:insideH w:val="single" w:sz="4" w:color="D9D9D9"/>
+              <w:insideV w:val="single" w:sz="4" w:color="D9D9D9"/>
+            </w:tcBorders>
+            <w:vAlign w:val="center"/>
+          </w:tcPr>
+          <w:p>
+            <w:pPr>
+              <w:jc w:val="center"/>
+            </w:pPr>
+            <w:r>
+              <w:rPr>
+                <w:rFonts w:ascii="Arial" w:hAnsi="Arial" w:eastAsia="Microsoft JhengHei"/>
+                <w:b/>
+                <w:color w:val="FFFFFF"/>
+                <w:sz w:val="18"/>
+              </w:rPr>
+              <w:t>此裝置</w:t>
+            </w:r>
+          </w:p>
+        </w:tc>
+      </w:tr>
+      <w:tr>
+        <w:tc>
+          <w:tcPr>
+            <w:tcW w:type="dxa" w:w="1656"/>
+            <w:vAlign w:val="center"/>
+            <w:tcBorders>
+              <w:top w:val="single" w:sz="4" w:color="D9D9D9"/>
+              <w:left w:val="single" w:sz="4" w:color="D9D9D9"/>
+              <w:bottom w:val="single" w:sz="4" w:color="D9D9D9"/>
+              <w:right w:val="single" w:sz="4" w:color="D9D9D9"/>
+              <w:insideH w:val="single" w:sz="4" w:color="D9D9D9"/>
+              <w:insideV w:val="single" w:sz="4" w:color="D9D9D9"/>
+            </w:tcBorders>
+          </w:tcPr>
+          <w:p>
+            <w:pPr>
+              <w:spacing w:after="40" w:line="252" w:lineRule="auto"/>
+              <w:jc w:val="center"/>
+            </w:pPr>
+            <w:r>
+              <w:rPr>
+                <w:rFonts w:ascii="Arial" w:hAnsi="Arial" w:eastAsia="Microsoft JhengHei"/>
+                <w:color w:val="000000"/>
+                <w:sz w:val="18"/>
+              </w:rPr>
+              <w:t>可使用裝置</w:t>
+            </w:r>
+          </w:p>
+        </w:tc>
+        <w:tc>
+          <w:tcPr>
+            <w:tcW w:type="dxa" w:w="3960"/>
+            <w:vAlign w:val="center"/>
+            <w:tcBorders>
+              <w:top w:val="single" w:sz="4" w:color="D9D9D9"/>
+              <w:left w:val="single" w:sz="4" w:color="D9D9D9"/>
+              <w:bottom w:val="single" w:sz="4" w:color="D9D9D9"/>
+              <w:right w:val="single" w:sz="4" w:color="D9D9D9"/>
+              <w:insideH w:val="single" w:sz="4" w:color="D9D9D9"/>
+              <w:insideV w:val="single" w:sz="4" w:color="D9D9D9"/>
+            </w:tcBorders>
+          </w:tcPr>
+          <w:p>
+            <w:pPr>
+              <w:spacing w:after="40" w:line="252" w:lineRule="auto"/>
+              <w:jc w:val="center"/>
+            </w:pPr>
+            <w:r>
+              <w:rPr>
+                <w:rFonts w:ascii="Arial" w:hAnsi="Arial" w:eastAsia="Microsoft JhengHei"/>
+                <w:color w:val="000000"/>
+                <w:sz w:val="18"/>
+              </w:rPr>
+              <w:t>登入同一帳號可跨裝置</w:t>
+            </w:r>
+          </w:p>
+        </w:tc>
+        <w:tc>
+          <w:tcPr>
+            <w:tcW w:type="dxa" w:w="3960"/>
+            <w:vAlign w:val="center"/>
+            <w:tcBorders>
+              <w:top w:val="single" w:sz="4" w:color="D9D9D9"/>
+              <w:left w:val="single" w:sz="4" w:color="D9D9D9"/>
+              <w:bottom w:val="single" w:sz="4" w:color="D9D9D9"/>
+              <w:right w:val="single" w:sz="4" w:color="D9D9D9"/>
+              <w:insideH w:val="single" w:sz="4" w:color="D9D9D9"/>
+              <w:insideV w:val="single" w:sz="4" w:color="D9D9D9"/>
+            </w:tcBorders>
+          </w:tcPr>
+          <w:p>
+            <w:pPr>
+              <w:spacing w:after="40" w:line="252" w:lineRule="auto"/>
+            </w:pPr>
+            <w:r>
+              <w:rPr>
+                <w:rFonts w:ascii="Arial" w:hAnsi="Arial" w:eastAsia="Microsoft JhengHei"/>
+                <w:color w:val="000000"/>
+                <w:sz w:val="18"/>
+              </w:rPr>
+              <w:t>僅目前手機、平板、電腦或瀏覽器</w:t>
+            </w:r>
+          </w:p>
+        </w:tc>
+      </w:tr>
+      <w:tr>
+        <w:tc>
+          <w:tcPr>
+            <w:tcW w:type="dxa" w:w="1656"/>
+            <w:shd w:fill="F5F7F9"/>
+            <w:vAlign w:val="center"/>
+            <w:tcBorders>
+              <w:top w:val="single" w:sz="4" w:color="D9D9D9"/>
+              <w:left w:val="single" w:sz="4" w:color="D9D9D9"/>
+              <w:bottom w:val="single" w:sz="4" w:color="D9D9D9"/>
+              <w:right w:val="single" w:sz="4" w:color="D9D9D9"/>
+              <w:insideH w:val="single" w:sz="4" w:color="D9D9D9"/>
+              <w:insideV w:val="single" w:sz="4" w:color="D9D9D9"/>
+            </w:tcBorders>
+          </w:tcPr>
+          <w:p>
+            <w:pPr>
+              <w:spacing w:after="40" w:line="252" w:lineRule="auto"/>
+              <w:jc w:val="center"/>
+            </w:pPr>
+            <w:r>
+              <w:rPr>
+                <w:rFonts w:ascii="Arial" w:hAnsi="Arial" w:eastAsia="Microsoft JhengHei"/>
+                <w:color w:val="000000"/>
+                <w:sz w:val="18"/>
+              </w:rPr>
+              <w:t>容量</w:t>
+            </w:r>
+          </w:p>
+        </w:tc>
+        <w:tc>
+          <w:tcPr>
+            <w:tcW w:type="dxa" w:w="3960"/>
+            <w:shd w:fill="F5F7F9"/>
+            <w:vAlign w:val="center"/>
+            <w:tcBorders>
+              <w:top w:val="single" w:sz="4" w:color="D9D9D9"/>
+              <w:left w:val="single" w:sz="4" w:color="D9D9D9"/>
+              <w:bottom w:val="single" w:sz="4" w:color="D9D9D9"/>
+              <w:right w:val="single" w:sz="4" w:color="D9D9D9"/>
+              <w:insideH w:val="single" w:sz="4" w:color="D9D9D9"/>
+              <w:insideV w:val="single" w:sz="4" w:color="D9D9D9"/>
+            </w:tcBorders>
+          </w:tcPr>
+          <w:p>
+            <w:pPr>
+              <w:spacing w:after="40" w:line="252" w:lineRule="auto"/>
+              <w:jc w:val="center"/>
+            </w:pPr>
+            <w:r>
+              <w:rPr>
+                <w:rFonts w:ascii="Arial" w:hAnsi="Arial" w:eastAsia="Microsoft JhengHei"/>
+                <w:color w:val="000000"/>
+                <w:sz w:val="18"/>
+              </w:rPr>
+              <w:t>依當下有效版本額度</w:t>
+            </w:r>
+          </w:p>
+        </w:tc>
+        <w:tc>
+          <w:tcPr>
+            <w:tcW w:type="dxa" w:w="3960"/>
+            <w:shd w:fill="F5F7F9"/>
+            <w:vAlign w:val="center"/>
+            <w:tcBorders>
+              <w:top w:val="single" w:sz="4" w:color="D9D9D9"/>
+              <w:left w:val="single" w:sz="4" w:color="D9D9D9"/>
+              <w:bottom w:val="single" w:sz="4" w:color="D9D9D9"/>
+              <w:right w:val="single" w:sz="4" w:color="D9D9D9"/>
+              <w:insideH w:val="single" w:sz="4" w:color="D9D9D9"/>
+              <w:insideV w:val="single" w:sz="4" w:color="D9D9D9"/>
+            </w:tcBorders>
+          </w:tcPr>
+          <w:p>
+            <w:pPr>
+              <w:spacing w:after="40" w:line="252" w:lineRule="auto"/>
+            </w:pPr>
+            <w:r>
+              <w:rPr>
+                <w:rFonts w:ascii="Arial" w:hAnsi="Arial" w:eastAsia="Microsoft JhengHei"/>
+                <w:color w:val="000000"/>
+                <w:sz w:val="18"/>
+              </w:rPr>
+              <w:t>有效本機方案期間內不限筆數</w:t>
+            </w:r>
+          </w:p>
+        </w:tc>
+      </w:tr>
+      <w:tr>
+        <w:tc>
+          <w:tcPr>
+            <w:tcW w:type="dxa" w:w="1656"/>
+            <w:vAlign w:val="center"/>
+            <w:tcBorders>
+              <w:top w:val="single" w:sz="4" w:color="D9D9D9"/>
+              <w:left w:val="single" w:sz="4" w:color="D9D9D9"/>
+              <w:bottom w:val="single" w:sz="4" w:color="D9D9D9"/>
+              <w:right w:val="single" w:sz="4" w:color="D9D9D9"/>
+              <w:insideH w:val="single" w:sz="4" w:color="D9D9D9"/>
+              <w:insideV w:val="single" w:sz="4" w:color="D9D9D9"/>
+            </w:tcBorders>
+          </w:tcPr>
+          <w:p>
+            <w:pPr>
+              <w:spacing w:after="40" w:line="252" w:lineRule="auto"/>
+              <w:jc w:val="center"/>
+            </w:pPr>
+            <w:r>
+              <w:rPr>
+                <w:rFonts w:ascii="Arial" w:hAnsi="Arial" w:eastAsia="Microsoft JhengHei"/>
+                <w:color w:val="000000"/>
+                <w:sz w:val="18"/>
+              </w:rPr>
+              <w:t>分享</w:t>
+            </w:r>
+          </w:p>
+        </w:tc>
+        <w:tc>
+          <w:tcPr>
+            <w:tcW w:type="dxa" w:w="3960"/>
+            <w:vAlign w:val="center"/>
+            <w:tcBorders>
+              <w:top w:val="single" w:sz="4" w:color="D9D9D9"/>
+              <w:left w:val="single" w:sz="4" w:color="D9D9D9"/>
+              <w:bottom w:val="single" w:sz="4" w:color="D9D9D9"/>
+              <w:right w:val="single" w:sz="4" w:color="D9D9D9"/>
+              <w:insideH w:val="single" w:sz="4" w:color="D9D9D9"/>
+              <w:insideV w:val="single" w:sz="4" w:color="D9D9D9"/>
+            </w:tcBorders>
+          </w:tcPr>
+          <w:p>
+            <w:pPr>
+              <w:spacing w:after="40" w:line="252" w:lineRule="auto"/>
+              <w:jc w:val="center"/>
+            </w:pPr>
+            <w:r>
+              <w:rPr>
+                <w:rFonts w:ascii="Arial" w:hAnsi="Arial" w:eastAsia="Microsoft JhengHei"/>
+                <w:color w:val="000000"/>
+                <w:sz w:val="18"/>
+              </w:rPr>
+              <w:t>可使用行事曆分享</w:t>
+            </w:r>
+          </w:p>
+        </w:tc>
+        <w:tc>
+          <w:tcPr>
+            <w:tcW w:type="dxa" w:w="3960"/>
+            <w:vAlign w:val="center"/>
+            <w:tcBorders>
+              <w:top w:val="single" w:sz="4" w:color="D9D9D9"/>
+              <w:left w:val="single" w:sz="4" w:color="D9D9D9"/>
+              <w:bottom w:val="single" w:sz="4" w:color="D9D9D9"/>
+              <w:right w:val="single" w:sz="4" w:color="D9D9D9"/>
+              <w:insideH w:val="single" w:sz="4" w:color="D9D9D9"/>
+              <w:insideV w:val="single" w:sz="4" w:color="D9D9D9"/>
+            </w:tcBorders>
+          </w:tcPr>
+          <w:p>
+            <w:pPr>
+              <w:spacing w:after="40" w:line="252" w:lineRule="auto"/>
+            </w:pPr>
+            <w:r>
+              <w:rPr>
+                <w:rFonts w:ascii="Arial" w:hAnsi="Arial" w:eastAsia="Microsoft JhengHei"/>
+                <w:color w:val="000000"/>
+                <w:sz w:val="18"/>
+              </w:rPr>
+              <w:t>不提供分享；切換時會停止既有分享</w:t>
+            </w:r>
+          </w:p>
+        </w:tc>
+      </w:tr>
+      <w:tr>
+        <w:tc>
+          <w:tcPr>
+            <w:tcW w:type="dxa" w:w="1656"/>
+            <w:shd w:fill="F5F7F9"/>
+            <w:vAlign w:val="center"/>
+            <w:tcBorders>
+              <w:top w:val="single" w:sz="4" w:color="D9D9D9"/>
+              <w:left w:val="single" w:sz="4" w:color="D9D9D9"/>
+              <w:bottom w:val="single" w:sz="4" w:color="D9D9D9"/>
+              <w:right w:val="single" w:sz="4" w:color="D9D9D9"/>
+              <w:insideH w:val="single" w:sz="4" w:color="D9D9D9"/>
+              <w:insideV w:val="single" w:sz="4" w:color="D9D9D9"/>
+            </w:tcBorders>
+          </w:tcPr>
+          <w:p>
+            <w:pPr>
+              <w:spacing w:after="40" w:line="252" w:lineRule="auto"/>
+              <w:jc w:val="center"/>
+            </w:pPr>
+            <w:r>
+              <w:rPr>
+                <w:rFonts w:ascii="Arial" w:hAnsi="Arial" w:eastAsia="Microsoft JhengHei"/>
+                <w:color w:val="000000"/>
+                <w:sz w:val="18"/>
+              </w:rPr>
+              <w:t>題庫</w:t>
+            </w:r>
+          </w:p>
+        </w:tc>
+        <w:tc>
+          <w:tcPr>
+            <w:tcW w:type="dxa" w:w="3960"/>
+            <w:shd w:fill="F5F7F9"/>
+            <w:vAlign w:val="center"/>
+            <w:tcBorders>
+              <w:top w:val="single" w:sz="4" w:color="D9D9D9"/>
+              <w:left w:val="single" w:sz="4" w:color="D9D9D9"/>
+              <w:bottom w:val="single" w:sz="4" w:color="D9D9D9"/>
+              <w:right w:val="single" w:sz="4" w:color="D9D9D9"/>
+              <w:insideH w:val="single" w:sz="4" w:color="D9D9D9"/>
+              <w:insideV w:val="single" w:sz="4" w:color="D9D9D9"/>
+            </w:tcBorders>
+          </w:tcPr>
+          <w:p>
+            <w:pPr>
+              <w:spacing w:after="40" w:line="252" w:lineRule="auto"/>
+              <w:jc w:val="center"/>
+            </w:pPr>
+            <w:r>
+              <w:rPr>
+                <w:rFonts w:ascii="Arial" w:hAnsi="Arial" w:eastAsia="Microsoft JhengHei"/>
+                <w:color w:val="000000"/>
+                <w:sz w:val="18"/>
+              </w:rPr>
+              <w:t>可依授權使用管理者或自己的題庫</w:t>
+            </w:r>
+          </w:p>
+        </w:tc>
+        <w:tc>
+          <w:tcPr>
+            <w:tcW w:type="dxa" w:w="3960"/>
+            <w:shd w:fill="F5F7F9"/>
+            <w:vAlign w:val="center"/>
+            <w:tcBorders>
+              <w:top w:val="single" w:sz="4" w:color="D9D9D9"/>
+              <w:left w:val="single" w:sz="4" w:color="D9D9D9"/>
+              <w:bottom w:val="single" w:sz="4" w:color="D9D9D9"/>
+              <w:right w:val="single" w:sz="4" w:color="D9D9D9"/>
+              <w:insideH w:val="single" w:sz="4" w:color="D9D9D9"/>
+              <w:insideV w:val="single" w:sz="4" w:color="D9D9D9"/>
+            </w:tcBorders>
+          </w:tcPr>
+          <w:p>
+            <w:pPr>
+              <w:spacing w:after="40" w:line="252" w:lineRule="auto"/>
+            </w:pPr>
+            <w:r>
+              <w:rPr>
+                <w:rFonts w:ascii="Arial" w:hAnsi="Arial" w:eastAsia="Microsoft JhengHei"/>
+                <w:color w:val="000000"/>
+                <w:sz w:val="18"/>
+              </w:rPr>
+              <w:t>只使用本機題庫，不能讀管理者題庫</w:t>
+            </w:r>
+          </w:p>
+        </w:tc>
+      </w:tr>
+      <w:tr>
+        <w:tc>
+          <w:tcPr>
+            <w:tcW w:type="dxa" w:w="1656"/>
+            <w:vAlign w:val="center"/>
+            <w:tcBorders>
+              <w:top w:val="single" w:sz="4" w:color="D9D9D9"/>
+              <w:left w:val="single" w:sz="4" w:color="D9D9D9"/>
+              <w:bottom w:val="single" w:sz="4" w:color="D9D9D9"/>
+              <w:right w:val="single" w:sz="4" w:color="D9D9D9"/>
+              <w:insideH w:val="single" w:sz="4" w:color="D9D9D9"/>
+              <w:insideV w:val="single" w:sz="4" w:color="D9D9D9"/>
+            </w:tcBorders>
+          </w:tcPr>
+          <w:p>
+            <w:pPr>
+              <w:spacing w:after="40" w:line="252" w:lineRule="auto"/>
+              <w:jc w:val="center"/>
+            </w:pPr>
+            <w:r>
+              <w:rPr>
+                <w:rFonts w:ascii="Arial" w:hAnsi="Arial" w:eastAsia="Microsoft JhengHei"/>
+                <w:color w:val="000000"/>
+                <w:sz w:val="18"/>
+              </w:rPr>
+              <w:t>風險</w:t>
+            </w:r>
+          </w:p>
+        </w:tc>
+        <w:tc>
+          <w:tcPr>
+            <w:tcW w:type="dxa" w:w="3960"/>
+            <w:vAlign w:val="center"/>
+            <w:tcBorders>
+              <w:top w:val="single" w:sz="4" w:color="D9D9D9"/>
+              <w:left w:val="single" w:sz="4" w:color="D9D9D9"/>
+              <w:bottom w:val="single" w:sz="4" w:color="D9D9D9"/>
+              <w:right w:val="single" w:sz="4" w:color="D9D9D9"/>
+              <w:insideH w:val="single" w:sz="4" w:color="D9D9D9"/>
+              <w:insideV w:val="single" w:sz="4" w:color="D9D9D9"/>
+            </w:tcBorders>
+          </w:tcPr>
+          <w:p>
+            <w:pPr>
+              <w:spacing w:after="40" w:line="252" w:lineRule="auto"/>
+              <w:jc w:val="center"/>
+            </w:pPr>
+            <w:r>
+              <w:rPr>
+                <w:rFonts w:ascii="Arial" w:hAnsi="Arial" w:eastAsia="Microsoft JhengHei"/>
+                <w:color w:val="000000"/>
+                <w:sz w:val="18"/>
+              </w:rPr>
+              <w:t>需網路與服務可用</w:t>
+            </w:r>
+          </w:p>
+        </w:tc>
+        <w:tc>
+          <w:tcPr>
+            <w:tcW w:type="dxa" w:w="3960"/>
+            <w:vAlign w:val="center"/>
+            <w:tcBorders>
+              <w:top w:val="single" w:sz="4" w:color="D9D9D9"/>
+              <w:left w:val="single" w:sz="4" w:color="D9D9D9"/>
+              <w:bottom w:val="single" w:sz="4" w:color="D9D9D9"/>
+              <w:right w:val="single" w:sz="4" w:color="D9D9D9"/>
+              <w:insideH w:val="single" w:sz="4" w:color="D9D9D9"/>
+              <w:insideV w:val="single" w:sz="4" w:color="D9D9D9"/>
+            </w:tcBorders>
+          </w:tcPr>
+          <w:p>
+            <w:pPr>
+              <w:spacing w:after="40" w:line="252" w:lineRule="auto"/>
+            </w:pPr>
+            <w:r>
+              <w:rPr>
+                <w:rFonts w:ascii="Arial" w:hAnsi="Arial" w:eastAsia="Microsoft JhengHei"/>
+                <w:color w:val="000000"/>
+                <w:sz w:val="18"/>
+              </w:rPr>
+              <w:t>清除網站資料、移除 App 或換裝置後不會自動出現</w:t>
+            </w:r>
+          </w:p>
+        </w:tc>
+      </w:tr>
+    </w:tbl>
+    <w:p>
+      <w:pPr>
+        <w:spacing w:after="20"/>
+      </w:pPr>
+    </w:p>
+    <w:p>
+      <w:pPr>
+        <w:pStyle w:val="Heading2"/>
+      </w:pPr>
+      <w:r>
+        <w:t>2.2 切換流程</w:t>
+      </w:r>
+    </w:p>
+    <w:p>
+      <w:pPr>
+        <w:pStyle w:val="ListBullet"/>
+      </w:pPr>
+      <w:r>
+        <w:rPr>
+          <w:rFonts w:ascii="Arial" w:hAnsi="Arial" w:eastAsia="Microsoft JhengHei"/>
+          <w:color w:val="000000"/>
+        </w:rPr>
+        <w:t>雲端轉此裝置：先確認提示，完整下載個人資料，確認本機寫入成功後才刪除雲端來源；成功後畫面自動關閉並重新載入。</w:t>
+      </w:r>
+    </w:p>
+    <w:p>
+      <w:pPr>
+        <w:pStyle w:val="ListBullet"/>
+      </w:pPr>
+      <w:r>
+        <w:rPr>
+          <w:rFonts w:ascii="Arial" w:hAnsi="Arial" w:eastAsia="Microsoft JhengHei"/>
+          <w:color w:val="000000"/>
+        </w:rPr>
+        <w:t>此裝置轉雲端：先檢查目前方案額度。任一資源超額時整批取消，不刪本機資料；額度內才上傳，確認雲端成功後再清除本機資料。</w:t>
+      </w:r>
+    </w:p>
+    <w:p>
+      <w:pPr>
+        <w:pStyle w:val="ListBullet"/>
+      </w:pPr>
+      <w:r>
+        <w:rPr>
+          <w:rFonts w:ascii="Arial" w:hAnsi="Arial" w:eastAsia="Microsoft JhengHei"/>
+          <w:color w:val="000000"/>
+        </w:rPr>
+        <w:t>切換後雲端與本機只擇一作為主要資料來源，避免同一筆資料同時存在兩處造成不同步。</w:t>
+      </w:r>
+    </w:p>
+    <w:p>
+      <w:pPr>
+        <w:pStyle w:val="ListBullet"/>
+      </w:pPr>
+      <w:r>
+        <w:rPr>
+          <w:rFonts w:ascii="Arial" w:hAnsi="Arial" w:eastAsia="Microsoft JhengHei"/>
+          <w:color w:val="000000"/>
+        </w:rPr>
+        <w:t>本機資料未來可透過管理員開放的搬移功能轉雲端，但免費帳號仍須符合免費版本額度。</w:t>
+      </w:r>
+    </w:p>
+    <w:p>
+      <w:r>
+        <w:rPr>
+          <w:rFonts w:ascii="Arial" w:hAnsi="Arial" w:eastAsia="Microsoft JhengHei"/>
+          <w:color w:val="000000"/>
+        </w:rPr>
+        <w:t>重要提醒：Web 的本機資料儲存在該網站的瀏覽器 IndexedDB。Hot Reload 通常不會清除資料，但清除網站資料、無痕模式結束、換瀏覽器或換電腦後，原資料不會自動出現。</w:t>
+      </w:r>
+    </w:p>
+    <w:p>
+      <w:pPr>
+        <w:pStyle w:val="Heading1"/>
+      </w:pPr>
+      <w:r>
+        <w:t>3 首頁與行程管理</w:t>
+      </w:r>
+    </w:p>
+    <w:p>
+      <w:pPr>
+        <w:pStyle w:val="Heading2"/>
+      </w:pPr>
+      <w:r>
+        <w:t>3.1 首頁</w:t>
+      </w:r>
+    </w:p>
+    <w:p>
+      <w:pPr>
+        <w:pStyle w:val="ListBullet"/>
+      </w:pPr>
+      <w:r>
+        <w:rPr>
+          <w:rFonts w:ascii="Arial" w:hAnsi="Arial" w:eastAsia="Microsoft JhengHei"/>
+          <w:color w:val="000000"/>
+        </w:rPr>
+        <w:t>今日生活總覽先列今日行程或空檔，再顯示時間重疊警告與明日行程數。已完成事件不列入重疊判斷。</w:t>
+      </w:r>
+    </w:p>
+    <w:p>
+      <w:pPr>
+        <w:pStyle w:val="ListBullet"/>
+      </w:pPr>
+      <w:r>
+        <w:rPr>
+          <w:rFonts w:ascii="Arial" w:hAnsi="Arial" w:eastAsia="Microsoft JhengHei"/>
+          <w:color w:val="000000"/>
+        </w:rPr>
+        <w:t>近日行程預設展開；推薦活動、推薦景點、快速記帳與快速積分預設收合，可用箭頭展開。</w:t>
+      </w:r>
+    </w:p>
+    <w:p>
+      <w:pPr>
+        <w:pStyle w:val="ListBullet"/>
+      </w:pPr>
+      <w:r>
+        <w:rPr>
+          <w:rFonts w:ascii="Arial" w:hAnsi="Arial" w:eastAsia="Microsoft JhengHei"/>
+          <w:color w:val="000000"/>
+        </w:rPr>
+        <w:t>有選定記帳或積分帳戶時，點『看更多』直接進入該帳戶明細；點帳戶選擇器可更換帳戶。</w:t>
+      </w:r>
+    </w:p>
+    <w:p>
+      <w:pPr>
+        <w:pStyle w:val="ListBullet"/>
+      </w:pPr>
+      <w:r>
+        <w:rPr>
+          <w:rFonts w:ascii="Arial" w:hAnsi="Arial" w:eastAsia="Microsoft JhengHei"/>
+          <w:color w:val="000000"/>
+        </w:rPr>
+        <w:t>從首頁把推薦活動或景點加入行事曆時，會先開啟確認視窗，可調整日期與時間；儲存後首頁與行事曆快取同步更新。</w:t>
+      </w:r>
+    </w:p>
+    <w:p>
+      <w:pPr>
+        <w:pStyle w:val="Heading2"/>
+      </w:pPr>
+      <w:r>
+        <w:t>3.2 行事曆事件</w:t>
+      </w:r>
+    </w:p>
+    <w:p>
+      <w:pPr>
+        <w:pStyle w:val="ListBullet"/>
+      </w:pPr>
+      <w:r>
+        <w:rPr>
+          <w:rFonts w:ascii="Arial" w:hAnsi="Arial" w:eastAsia="Microsoft JhengHei"/>
+          <w:color w:val="000000"/>
+        </w:rPr>
+        <w:t>新增或編輯名稱、國家、縣市、地點、日期、時間、描述、提醒及圖片。跨日事件可保留結束日；由推薦內容加入時一律建立為單日事件。</w:t>
+      </w:r>
+    </w:p>
+    <w:p>
+      <w:pPr>
+        <w:pStyle w:val="ListBullet"/>
+      </w:pPr>
+      <w:r>
+        <w:rPr>
+          <w:rFonts w:ascii="Arial" w:hAnsi="Arial" w:eastAsia="Microsoft JhengHei"/>
+          <w:color w:val="000000"/>
+        </w:rPr>
+        <w:t>新增前若與今天或明天尚未完成的事件時間重疊，系統會先提醒；使用者確認後仍可儲存。</w:t>
+      </w:r>
+    </w:p>
+    <w:p>
+      <w:pPr>
+        <w:pStyle w:val="ListBullet"/>
+      </w:pPr>
+      <w:r>
+        <w:rPr>
+          <w:rFonts w:ascii="Arial" w:hAnsi="Arial" w:eastAsia="Microsoft JhengHei"/>
+          <w:color w:val="000000"/>
+        </w:rPr>
+        <w:t>變更日期或提醒後，手機通知會重新排程；已完成的事件不再提醒。Web 完成事件後，手機重新同步時會取消對應通知。</w:t>
+      </w:r>
+    </w:p>
+    <w:p>
+      <w:pPr>
+        <w:pStyle w:val="ListBullet"/>
+      </w:pPr>
+      <w:r>
+        <w:rPr>
+          <w:rFonts w:ascii="Arial" w:hAnsi="Arial" w:eastAsia="Microsoft JhengHei"/>
+          <w:color w:val="000000"/>
+        </w:rPr>
+        <w:t>完成行程時可選擇建立回憶、記帳及積分；只有已授權積分模組的帳號才會看到積分選項。記帳與積分共用選定的日期時間。</w:t>
+      </w:r>
+    </w:p>
+    <w:p>
+      <w:pPr>
+        <w:pStyle w:val="Heading2"/>
+      </w:pPr>
+      <w:r>
+        <w:t>3.3 共用行事曆</w:t>
+      </w:r>
+    </w:p>
+    <w:p>
+      <w:pPr>
+        <w:pStyle w:val="ListBullet"/>
+      </w:pPr>
+      <w:r>
+        <w:rPr>
+          <w:rFonts w:ascii="Arial" w:hAnsi="Arial" w:eastAsia="Microsoft JhengHei"/>
+          <w:color w:val="000000"/>
+        </w:rPr>
+        <w:t>視窗依序為邀請、接收、選擇分享事件；區塊預設收合，可依 Email 或事件關鍵字篩選。</w:t>
+      </w:r>
+    </w:p>
+    <w:p>
+      <w:pPr>
+        <w:pStyle w:val="ListBullet"/>
+      </w:pPr>
+      <w:r>
+        <w:rPr>
+          <w:rFonts w:ascii="Arial" w:hAnsi="Arial" w:eastAsia="Microsoft JhengHei"/>
+          <w:color w:val="000000"/>
+        </w:rPr>
+        <w:t>分享者可選全部或指定事件，包含過去事件；受邀者接受後可與自己的事件同時查看，但不能修改對方事件。</w:t>
+      </w:r>
+    </w:p>
+    <w:p>
+      <w:pPr>
+        <w:pStyle w:val="ListBullet"/>
+      </w:pPr>
+      <w:r>
+        <w:rPr>
+          <w:rFonts w:ascii="Arial" w:hAnsi="Arial" w:eastAsia="Microsoft JhengHei"/>
+          <w:color w:val="000000"/>
+        </w:rPr>
+        <w:t>已拒絕、停止查看或停止分享的紀錄不顯示，且立即釋放分享額度。重複邀請或超額時會顯示明確原因。</w:t>
+      </w:r>
+    </w:p>
+    <w:p>
+      <w:pPr>
+        <w:pStyle w:val="ListBullet"/>
+      </w:pPr>
+      <w:r>
+        <w:rPr>
+          <w:rFonts w:ascii="Arial" w:hAnsi="Arial" w:eastAsia="Microsoft JhengHei"/>
+          <w:color w:val="000000"/>
+        </w:rPr>
+        <w:t>分享者可在管理已分享事件中逐筆取消，或全部停止分享；受邀者也可停止查看。</w:t>
+      </w:r>
+    </w:p>
+    <w:p>
+      <w:pPr>
+        <w:pStyle w:val="Heading1"/>
+      </w:pPr>
+      <w:r>
+        <w:t>4 推薦活動、推薦景點與回憶</w:t>
+      </w:r>
+    </w:p>
+    <w:p>
+      <w:pPr>
+        <w:pStyle w:val="Heading2"/>
+      </w:pPr>
+      <w:r>
+        <w:t>4.1 推薦活動與景點</w:t>
+      </w:r>
+    </w:p>
+    <w:p>
+      <w:pPr>
+        <w:pStyle w:val="ListBullet"/>
+      </w:pPr>
+      <w:r>
+        <w:rPr>
+          <w:rFonts w:ascii="Arial" w:hAnsi="Arial" w:eastAsia="Microsoft JhengHei"/>
+          <w:color w:val="000000"/>
+        </w:rPr>
+        <w:t>可用關鍵字、國家與城市篩選，並在清單與地圖統計模式切換；點城市名稱或數字都會回到該城市清單。</w:t>
+      </w:r>
+    </w:p>
+    <w:p>
+      <w:pPr>
+        <w:pStyle w:val="ListBullet"/>
+      </w:pPr>
+      <w:r>
+        <w:rPr>
+          <w:rFonts w:ascii="Arial" w:hAnsi="Arial" w:eastAsia="Microsoft JhengHei"/>
+          <w:color w:val="000000"/>
+        </w:rPr>
+        <w:t>活動依喜歡、一般、不喜歡分組，再依有效開始日期、開始時間、結束日期、國家、城市與地點排序；景點依城市、地點與名稱排序。</w:t>
+      </w:r>
+    </w:p>
+    <w:p>
+      <w:pPr>
+        <w:pStyle w:val="ListBullet"/>
+      </w:pPr>
+      <w:r>
+        <w:rPr>
+          <w:rFonts w:ascii="Arial" w:hAnsi="Arial" w:eastAsia="Microsoft JhengHei"/>
+          <w:color w:val="000000"/>
+        </w:rPr>
+        <w:t>只有存在細項資料時才開啟預覽。圖片存在才占版面；未來八天以外的活動不載入天氣。</w:t>
+      </w:r>
+    </w:p>
+    <w:p>
+      <w:pPr>
+        <w:pStyle w:val="ListBullet"/>
+      </w:pPr>
+      <w:r>
+        <w:rPr>
+          <w:rFonts w:ascii="Arial" w:hAnsi="Arial" w:eastAsia="Microsoft JhengHei"/>
+          <w:color w:val="000000"/>
+        </w:rPr>
+        <w:t>新增到行事曆時可改日期與時間。若是今天，原開始時間已過則使用目前時間；景點與活動都以單日事件儲存。</w:t>
+      </w:r>
+    </w:p>
+    <w:p>
+      <w:pPr>
+        <w:pStyle w:val="Heading2"/>
+      </w:pPr>
+      <w:r>
+        <w:t>4.2 投稿與公開狀態</w:t>
+      </w:r>
+    </w:p>
+    <w:p>
+      <w:pPr>
+        <w:pStyle w:val="ListBullet"/>
+      </w:pPr>
+      <w:r>
+        <w:rPr>
+          <w:rFonts w:ascii="Arial" w:hAnsi="Arial" w:eastAsia="Microsoft JhengHei"/>
+          <w:color w:val="000000"/>
+        </w:rPr>
+        <w:t>一般使用者與合作廠商可從投稿中心新增活動或景點。未公開投稿可自行修改或刪除。</w:t>
+      </w:r>
+    </w:p>
+    <w:p>
+      <w:pPr>
+        <w:pStyle w:val="ListBullet"/>
+      </w:pPr>
+      <w:r>
+        <w:rPr>
+          <w:rFonts w:ascii="Arial" w:hAnsi="Arial" w:eastAsia="Microsoft JhengHei"/>
+          <w:color w:val="000000"/>
+        </w:rPr>
+        <w:t>管理員審核通過後，原作者不變，內容開放所有可見使用者閱讀，畫面顯示已公開。</w:t>
+      </w:r>
+    </w:p>
+    <w:p>
+      <w:pPr>
+        <w:pStyle w:val="ListBullet"/>
+      </w:pPr>
+      <w:r>
+        <w:rPr>
+          <w:rFonts w:ascii="Arial" w:hAnsi="Arial" w:eastAsia="Microsoft JhengHei"/>
+          <w:color w:val="000000"/>
+        </w:rPr>
+        <w:t>非管理員修改已公開內容後會轉回待重新審核並停止公開；待重新審核或已公開資料只能由管理員刪除。</w:t>
+      </w:r>
+    </w:p>
+    <w:p>
+      <w:pPr>
+        <w:pStyle w:val="ListBullet"/>
+      </w:pPr>
+      <w:r>
+        <w:rPr>
+          <w:rFonts w:ascii="Arial" w:hAnsi="Arial" w:eastAsia="Microsoft JhengHei"/>
+          <w:color w:val="000000"/>
+        </w:rPr>
+        <w:t>合作廠商可查看有效活動、有效景點、圖片容量與成效統計；方案額度以資料庫版本為準。</w:t>
+      </w:r>
+    </w:p>
+    <w:p>
+      <w:pPr>
+        <w:pStyle w:val="Heading2"/>
+      </w:pPr>
+      <w:r>
+        <w:t>4.3 回憶走廊</w:t>
+      </w:r>
+    </w:p>
+    <w:p>
+      <w:pPr>
+        <w:pStyle w:val="ListBullet"/>
+      </w:pPr>
+      <w:r>
+        <w:rPr>
+          <w:rFonts w:ascii="Arial" w:hAnsi="Arial" w:eastAsia="Microsoft JhengHei"/>
+          <w:color w:val="000000"/>
+        </w:rPr>
+        <w:t>可新增文字、地點、日期時間、圖片與當日細項。首頁或行事曆建立回憶時，只帶入該日的 subEvents。</w:t>
+      </w:r>
+    </w:p>
+    <w:p>
+      <w:pPr>
+        <w:pStyle w:val="ListBullet"/>
+      </w:pPr>
+      <w:r>
+        <w:rPr>
+          <w:rFonts w:ascii="Arial" w:hAnsi="Arial" w:eastAsia="Microsoft JhengHei"/>
+          <w:color w:val="000000"/>
+        </w:rPr>
+        <w:t>有 subEvents 時可開啟預覽；記帳與積分快捷入口會進入已關聯帳戶的明細。</w:t>
+      </w:r>
+    </w:p>
+    <w:p>
+      <w:pPr>
+        <w:pStyle w:val="ListBullet"/>
+      </w:pPr>
+      <w:r>
+        <w:rPr>
+          <w:rFonts w:ascii="Arial" w:hAnsi="Arial" w:eastAsia="Microsoft JhengHei"/>
+          <w:color w:val="000000"/>
+        </w:rPr>
+        <w:t>預設載入最近 30 天，也顯示未來回憶；每次按『載入更多』再向前 30 天，重複資料會去除。</w:t>
+      </w:r>
+    </w:p>
+    <w:p>
+      <w:pPr>
+        <w:pStyle w:val="ListBullet"/>
+      </w:pPr>
+      <w:r>
+        <w:rPr>
+          <w:rFonts w:ascii="Arial" w:hAnsi="Arial" w:eastAsia="Microsoft JhengHei"/>
+          <w:color w:val="000000"/>
+        </w:rPr>
+        <w:t>本機模式的回憶只從本機讀取；雲端轉本機後應立即顯示，不應持續轉圈。</w:t>
+      </w:r>
+    </w:p>
+    <w:p>
+      <w:pPr>
+        <w:pStyle w:val="Heading1"/>
+      </w:pPr>
+      <w:r>
+        <w:t>5 記帳與積分</w:t>
+      </w:r>
+    </w:p>
+    <w:p>
+      <w:pPr>
+        <w:pStyle w:val="Heading2"/>
+      </w:pPr>
+      <w:r>
+        <w:t>5.1 記帳</w:t>
+      </w:r>
+    </w:p>
+    <w:p>
+      <w:pPr>
+        <w:pStyle w:val="ListBullet"/>
+      </w:pPr>
+      <w:r>
+        <w:rPr>
+          <w:rFonts w:ascii="Arial" w:hAnsi="Arial" w:eastAsia="Microsoft JhengHei"/>
+          <w:color w:val="000000"/>
+        </w:rPr>
+        <w:t>先建立帳戶並指定主要幣別。首頁顯示 TODAY 與 TOTAL；旅程帳戶顯示全部紀錄，個人明細預設近 30 天。</w:t>
+      </w:r>
+    </w:p>
+    <w:p>
+      <w:pPr>
+        <w:pStyle w:val="ListBullet"/>
+      </w:pPr>
+      <w:r>
+        <w:rPr>
+          <w:rFonts w:ascii="Arial" w:hAnsi="Arial" w:eastAsia="Microsoft JhengHei"/>
+          <w:color w:val="000000"/>
+        </w:rPr>
+        <w:t>新增明細可選手動或語音。手動可設定收入或支出、日期、時間、數值、一級分類、次分類、描述與幣別。</w:t>
+      </w:r>
+    </w:p>
+    <w:p>
+      <w:pPr>
+        <w:pStyle w:val="ListBullet"/>
+      </w:pPr>
+      <w:r>
+        <w:rPr>
+          <w:rFonts w:ascii="Arial" w:hAnsi="Arial" w:eastAsia="Microsoft JhengHei"/>
+          <w:color w:val="000000"/>
+        </w:rPr>
+        <w:t>收入或支出及分類預設沿用最近一筆明細；沒有資料時為支出、未分類。輸入可含最多四位小數，超過的字元會修正而不是清空整欄。</w:t>
+      </w:r>
+    </w:p>
+    <w:p>
+      <w:pPr>
+        <w:pStyle w:val="ListBullet"/>
+      </w:pPr>
+      <w:r>
+        <w:rPr>
+          <w:rFonts w:ascii="Arial" w:hAnsi="Arial" w:eastAsia="Microsoft JhengHei"/>
+          <w:color w:val="000000"/>
+        </w:rPr>
+        <w:t>一級分類包含食、衣、住、行、育、樂、未分類及保留項；收入使用薪資、獎金、投資收入、零用金、退款、其他收入及未分類。次分類可留空。</w:t>
+      </w:r>
+    </w:p>
+    <w:p>
+      <w:pPr>
+        <w:pStyle w:val="ListBullet"/>
+      </w:pPr>
+      <w:r>
+        <w:rPr>
+          <w:rFonts w:ascii="Arial" w:hAnsi="Arial" w:eastAsia="Microsoft JhengHei"/>
+          <w:color w:val="000000"/>
+        </w:rPr>
+        <w:t>刪除明細後今日小計與總金額立即重算。保留項不受 30 天查詢範圍影響。</w:t>
+      </w:r>
+    </w:p>
+    <w:p>
+      <w:pPr>
+        <w:pStyle w:val="Heading2"/>
+      </w:pPr>
+      <w:r>
+        <w:t>5.2 積分</w:t>
+      </w:r>
+    </w:p>
+    <w:p>
+      <w:pPr>
+        <w:pStyle w:val="ListBullet"/>
+      </w:pPr>
+      <w:r>
+        <w:rPr>
+          <w:rFonts w:ascii="Arial" w:hAnsi="Arial" w:eastAsia="Microsoft JhengHei"/>
+          <w:color w:val="000000"/>
+        </w:rPr>
+        <w:t>帳戶與明細流程比照記帳；團體帳戶取代旅程用語。新增時可選加分或減分。</w:t>
+      </w:r>
+    </w:p>
+    <w:p>
+      <w:pPr>
+        <w:pStyle w:val="ListBullet"/>
+      </w:pPr>
+      <w:r>
+        <w:rPr>
+          <w:rFonts w:ascii="Arial" w:hAnsi="Arial" w:eastAsia="Microsoft JhengHei"/>
+          <w:color w:val="000000"/>
+        </w:rPr>
+        <w:t>分類包含德、智、體、群、美、未分類及保留項；類型與分類沿用最近一筆，沒有資料時為加分、未分類。</w:t>
+      </w:r>
+    </w:p>
+    <w:p>
+      <w:pPr>
+        <w:pStyle w:val="ListBullet"/>
+      </w:pPr>
+      <w:r>
+        <w:rPr>
+          <w:rFonts w:ascii="Arial" w:hAnsi="Arial" w:eastAsia="Microsoft JhengHei"/>
+          <w:color w:val="000000"/>
+        </w:rPr>
+        <w:t>日期、時間、描述、數值、一級及次分類均可編輯；刪除後今日與總積分立即重算。</w:t>
+      </w:r>
+    </w:p>
+    <w:p>
+      <w:pPr>
+        <w:pStyle w:val="ListBullet"/>
+      </w:pPr>
+      <w:r>
+        <w:rPr>
+          <w:rFonts w:ascii="Arial" w:hAnsi="Arial" w:eastAsia="Microsoft JhengHei"/>
+          <w:color w:val="000000"/>
+        </w:rPr>
+        <w:t>首頁未獲積分模組授權時，不顯示積分卡片、快捷入口，也不在完成行程流程查詢或寫入積分。</w:t>
+      </w:r>
+    </w:p>
+    <w:p>
+      <w:pPr>
+        <w:pStyle w:val="Heading1"/>
+      </w:pPr>
+      <w:r>
+        <w:t>6 遊戲與題庫</w:t>
+      </w:r>
+    </w:p>
+    <w:p>
+      <w:pPr>
+        <w:pStyle w:val="ListBullet"/>
+      </w:pPr>
+      <w:r>
+        <w:rPr>
+          <w:rFonts w:ascii="Arial" w:hAnsi="Arial" w:eastAsia="Microsoft JhengHei"/>
+          <w:color w:val="000000"/>
+        </w:rPr>
+        <w:t>遊戲頁會先確認模組授權、題庫來源及可用題目數；未建立本機題庫時不能直接進入遊戲。</w:t>
+      </w:r>
+    </w:p>
+    <w:p>
+      <w:pPr>
+        <w:pStyle w:val="ListBullet"/>
+      </w:pPr>
+      <w:r>
+        <w:rPr>
+          <w:rFonts w:ascii="Arial" w:hAnsi="Arial" w:eastAsia="Microsoft JhengHei"/>
+          <w:color w:val="000000"/>
+        </w:rPr>
+        <w:t>不論管理者題庫、雲端個人題庫或本機題庫，都以可用題目合計至少三題作為最低條件；個別遊戲若有更高最低題數，依該遊戲規則。</w:t>
+      </w:r>
+    </w:p>
+    <w:p>
+      <w:pPr>
+        <w:pStyle w:val="ListBullet"/>
+      </w:pPr>
+      <w:r>
+        <w:rPr>
+          <w:rFonts w:ascii="Arial" w:hAnsi="Arial" w:eastAsia="Microsoft JhengHei"/>
+          <w:color w:val="000000"/>
+        </w:rPr>
+        <w:t>題庫支援搜尋、分類、狀態、編輯、啟用、停用與刪除；Social 題目關卡固定為 1。</w:t>
+      </w:r>
+    </w:p>
+    <w:p>
+      <w:pPr>
+        <w:pStyle w:val="ListBullet"/>
+      </w:pPr>
+      <w:r>
+        <w:rPr>
+          <w:rFonts w:ascii="Arial" w:hAnsi="Arial" w:eastAsia="Microsoft JhengHei"/>
+          <w:color w:val="000000"/>
+        </w:rPr>
+        <w:t>翻譯遊戲名稱為 Translation (CH-EN)、Translation (CH-JP) 與 Translation (CH-KR)。</w:t>
+      </w:r>
+    </w:p>
+    <w:p>
+      <w:pPr>
+        <w:pStyle w:val="ListBullet"/>
+      </w:pPr>
+      <w:r>
+        <w:rPr>
+          <w:rFonts w:ascii="Arial" w:hAnsi="Arial" w:eastAsia="Microsoft JhengHei"/>
+          <w:color w:val="000000"/>
+        </w:rPr>
+        <w:t>本機答題紀錄存在本機且不限天數；雲端免費版保留 30 天，雲端付費版保留 1 年。關卡最高分與進度永久保留。</w:t>
+      </w:r>
+    </w:p>
+    <w:p>
+      <w:pPr>
+        <w:pStyle w:val="Heading1"/>
+      </w:pPr>
+      <w:r>
+        <w:t>7 方案、額度與投稿</w:t>
+      </w:r>
+    </w:p>
+    <w:p>
+      <w:r>
+        <w:rPr>
+          <w:rFonts w:ascii="Arial" w:hAnsi="Arial" w:eastAsia="Microsoft JhengHei"/>
+          <w:color w:val="000000"/>
+        </w:rPr>
+        <w:t>方案畫面先顯示目前儲存位置及實際額度，再依價格由低到高列出可購買版本。額度、價格與生效日由管理員建立的版本決定，不應寫死在 App。管理員為不限額度。</w:t>
+      </w:r>
+    </w:p>
+    <w:tbl>
+      <w:tblPr>
+        <w:tblW w:type="auto" w:w="0"/>
+        <w:jc w:val="center"/>
+        <w:tblLayout w:type="fixed"/>
+        <w:tblLook w:firstColumn="1" w:firstRow="1" w:lastColumn="0" w:lastRow="0" w:noHBand="0" w:noVBand="1" w:val="04A0"/>
+      </w:tblPr>
+      <w:tblGrid>
+        <w:gridCol w:w="3331"/>
+        <w:gridCol w:w="3331"/>
+        <w:gridCol w:w="3331"/>
       </w:tblGrid>
       <w:tr>
         <w:trPr>
@@ -347,223 +2363,452 @@
         <w:tc>
           <w:tcPr>
             <w:tcW w:type="dxa" w:w="1728"/>
-            <w:shd w:fill="24496B"/>
+            <w:shd w:fill="1F4E78"/>
+            <w:tcBorders>
+              <w:top w:val="single" w:sz="4" w:color="D9D9D9"/>
+              <w:left w:val="single" w:sz="4" w:color="D9D9D9"/>
+              <w:bottom w:val="single" w:sz="4" w:color="D9D9D9"/>
+              <w:right w:val="single" w:sz="4" w:color="D9D9D9"/>
+              <w:insideH w:val="single" w:sz="4" w:color="D9D9D9"/>
+              <w:insideV w:val="single" w:sz="4" w:color="D9D9D9"/>
+            </w:tcBorders>
             <w:vAlign w:val="center"/>
-            <w:tcMar>
-              <w:top w:w="100" w:type="dxa"/>
-              <w:left w:w="100" w:type="dxa"/>
-              <w:bottom w:w="100" w:type="dxa"/>
-              <w:right w:w="100" w:type="dxa"/>
-            </w:tcMar>
           </w:tcPr>
           <w:p>
+            <w:pPr>
+              <w:jc w:val="center"/>
+            </w:pPr>
             <w:r>
               <w:rPr>
-                <w:rFonts w:ascii="Microsoft JhengHei" w:hAnsi="Microsoft JhengHei" w:eastAsia="Microsoft JhengHei"/>
+                <w:rFonts w:ascii="Arial" w:hAnsi="Arial" w:eastAsia="Microsoft JhengHei"/>
                 <w:b/>
                 <w:color w:val="FFFFFF"/>
-                <w:sz w:val="19"/>
+                <w:sz w:val="18"/>
               </w:rPr>
-              <w:t>使用者類型</w:t>
+              <w:t>方案類型</w:t>
             </w:r>
           </w:p>
         </w:tc>
         <w:tc>
           <w:tcPr>
-            <w:tcW w:type="dxa" w:w="4464"/>
-            <w:shd w:fill="24496B"/>
+            <w:tcW w:type="dxa" w:w="4320"/>
+            <w:shd w:fill="1F4E78"/>
+            <w:tcBorders>
+              <w:top w:val="single" w:sz="4" w:color="D9D9D9"/>
+              <w:left w:val="single" w:sz="4" w:color="D9D9D9"/>
+              <w:bottom w:val="single" w:sz="4" w:color="D9D9D9"/>
+              <w:right w:val="single" w:sz="4" w:color="D9D9D9"/>
+              <w:insideH w:val="single" w:sz="4" w:color="D9D9D9"/>
+              <w:insideV w:val="single" w:sz="4" w:color="D9D9D9"/>
+            </w:tcBorders>
             <w:vAlign w:val="center"/>
-            <w:tcMar>
-              <w:top w:w="100" w:type="dxa"/>
-              <w:left w:w="100" w:type="dxa"/>
-              <w:bottom w:w="100" w:type="dxa"/>
-              <w:right w:w="100" w:type="dxa"/>
-            </w:tcMar>
           </w:tcPr>
           <w:p>
+            <w:pPr>
+              <w:jc w:val="center"/>
+            </w:pPr>
             <w:r>
               <w:rPr>
-                <w:rFonts w:ascii="Microsoft JhengHei" w:hAnsi="Microsoft JhengHei" w:eastAsia="Microsoft JhengHei"/>
+                <w:rFonts w:ascii="Arial" w:hAnsi="Arial" w:eastAsia="Microsoft JhengHei"/>
                 <w:b/>
                 <w:color w:val="FFFFFF"/>
-                <w:sz w:val="19"/>
+                <w:sz w:val="18"/>
               </w:rPr>
-              <w:t>預設可用功能</w:t>
+              <w:t>使用方式</w:t>
             </w:r>
           </w:p>
         </w:tc>
         <w:tc>
           <w:tcPr>
-            <w:tcW w:type="dxa" w:w="3600"/>
-            <w:shd w:fill="24496B"/>
+            <w:tcW w:type="dxa" w:w="3240"/>
+            <w:shd w:fill="1F4E78"/>
+            <w:tcBorders>
+              <w:top w:val="single" w:sz="4" w:color="D9D9D9"/>
+              <w:left w:val="single" w:sz="4" w:color="D9D9D9"/>
+              <w:bottom w:val="single" w:sz="4" w:color="D9D9D9"/>
+              <w:right w:val="single" w:sz="4" w:color="D9D9D9"/>
+              <w:insideH w:val="single" w:sz="4" w:color="D9D9D9"/>
+              <w:insideV w:val="single" w:sz="4" w:color="D9D9D9"/>
+            </w:tcBorders>
             <w:vAlign w:val="center"/>
-            <w:tcMar>
-              <w:top w:w="100" w:type="dxa"/>
-              <w:left w:w="100" w:type="dxa"/>
-              <w:bottom w:w="100" w:type="dxa"/>
-              <w:right w:w="100" w:type="dxa"/>
-            </w:tcMar>
           </w:tcPr>
           <w:p>
+            <w:pPr>
+              <w:jc w:val="center"/>
+            </w:pPr>
             <w:r>
               <w:rPr>
-                <w:rFonts w:ascii="Microsoft JhengHei" w:hAnsi="Microsoft JhengHei" w:eastAsia="Microsoft JhengHei"/>
+                <w:rFonts w:ascii="Arial" w:hAnsi="Arial" w:eastAsia="Microsoft JhengHei"/>
                 <w:b/>
                 <w:color w:val="FFFFFF"/>
-                <w:sz w:val="19"/>
+                <w:sz w:val="18"/>
               </w:rPr>
-              <w:t>額外功能</w:t>
+              <w:t>到期後</w:t>
             </w:r>
           </w:p>
         </w:tc>
       </w:tr>
       <w:tr>
-        <w:trPr>
-          <w:cantSplit w:val="true"/>
-        </w:trPr>
         <w:tc>
           <w:tcPr>
             <w:tcW w:type="dxa" w:w="1728"/>
-            <w:vAlign w:val="top"/>
-            <w:tcMar>
-              <w:top w:w="100" w:type="dxa"/>
-              <w:left w:w="100" w:type="dxa"/>
-              <w:bottom w:w="100" w:type="dxa"/>
-              <w:right w:w="100" w:type="dxa"/>
-            </w:tcMar>
+            <w:vAlign w:val="center"/>
+            <w:tcBorders>
+              <w:top w:val="single" w:sz="4" w:color="D9D9D9"/>
+              <w:left w:val="single" w:sz="4" w:color="D9D9D9"/>
+              <w:bottom w:val="single" w:sz="4" w:color="D9D9D9"/>
+              <w:right w:val="single" w:sz="4" w:color="D9D9D9"/>
+              <w:insideH w:val="single" w:sz="4" w:color="D9D9D9"/>
+              <w:insideV w:val="single" w:sz="4" w:color="D9D9D9"/>
+            </w:tcBorders>
           </w:tcPr>
           <w:p>
+            <w:pPr>
+              <w:spacing w:after="40" w:line="252" w:lineRule="auto"/>
+              <w:jc w:val="center"/>
+            </w:pPr>
             <w:r>
               <w:rPr>
-                <w:rFonts w:ascii="Microsoft JhengHei" w:hAnsi="Microsoft JhengHei" w:eastAsia="Microsoft JhengHei"/>
+                <w:rFonts w:ascii="Arial" w:hAnsi="Arial" w:eastAsia="Microsoft JhengHei"/>
+                <w:color w:val="000000"/>
                 <w:sz w:val="18"/>
               </w:rPr>
-              <w:t>一般使用者</w:t>
+              <w:t>雲端免費</w:t>
             </w:r>
           </w:p>
         </w:tc>
         <w:tc>
           <w:tcPr>
-            <w:tcW w:type="dxa" w:w="4464"/>
-            <w:vAlign w:val="top"/>
-            <w:tcMar>
-              <w:top w:w="100" w:type="dxa"/>
-              <w:left w:w="100" w:type="dxa"/>
-              <w:bottom w:w="100" w:type="dxa"/>
-              <w:right w:w="100" w:type="dxa"/>
-            </w:tcMar>
+            <w:tcW w:type="dxa" w:w="4320"/>
+            <w:vAlign w:val="center"/>
+            <w:tcBorders>
+              <w:top w:val="single" w:sz="4" w:color="D9D9D9"/>
+              <w:left w:val="single" w:sz="4" w:color="D9D9D9"/>
+              <w:bottom w:val="single" w:sz="4" w:color="D9D9D9"/>
+              <w:right w:val="single" w:sz="4" w:color="D9D9D9"/>
+              <w:insideH w:val="single" w:sz="4" w:color="D9D9D9"/>
+              <w:insideV w:val="single" w:sz="4" w:color="D9D9D9"/>
+            </w:tcBorders>
           </w:tcPr>
           <w:p>
+            <w:pPr>
+              <w:spacing w:after="40" w:line="252" w:lineRule="auto"/>
+              <w:jc w:val="center"/>
+            </w:pPr>
             <w:r>
               <w:rPr>
-                <w:rFonts w:ascii="Microsoft JhengHei" w:hAnsi="Microsoft JhengHei" w:eastAsia="Microsoft JhengHei"/>
+                <w:rFonts w:ascii="Arial" w:hAnsi="Arial" w:eastAsia="Microsoft JhengHei"/>
+                <w:color w:val="000000"/>
                 <w:sz w:val="18"/>
               </w:rPr>
-              <w:t>首頁、行事曆、推薦活動、推薦景點、回憶走廊、記帳</w:t>
+              <w:t>依有效免費版本限制筆數與投稿數</w:t>
             </w:r>
           </w:p>
         </w:tc>
         <w:tc>
           <w:tcPr>
-            <w:tcW w:type="dxa" w:w="3600"/>
-            <w:vAlign w:val="top"/>
-            <w:tcMar>
-              <w:top w:w="100" w:type="dxa"/>
-              <w:left w:w="100" w:type="dxa"/>
-              <w:bottom w:w="100" w:type="dxa"/>
-              <w:right w:w="100" w:type="dxa"/>
-            </w:tcMar>
+            <w:tcW w:type="dxa" w:w="3240"/>
+            <w:vAlign w:val="center"/>
+            <w:tcBorders>
+              <w:top w:val="single" w:sz="4" w:color="D9D9D9"/>
+              <w:left w:val="single" w:sz="4" w:color="D9D9D9"/>
+              <w:bottom w:val="single" w:sz="4" w:color="D9D9D9"/>
+              <w:right w:val="single" w:sz="4" w:color="D9D9D9"/>
+              <w:insideH w:val="single" w:sz="4" w:color="D9D9D9"/>
+              <w:insideV w:val="single" w:sz="4" w:color="D9D9D9"/>
+            </w:tcBorders>
           </w:tcPr>
           <w:p>
+            <w:pPr>
+              <w:spacing w:after="40" w:line="252" w:lineRule="auto"/>
+            </w:pPr>
             <w:r>
               <w:rPr>
-                <w:rFonts w:ascii="Microsoft JhengHei" w:hAnsi="Microsoft JhengHei" w:eastAsia="Microsoft JhengHei"/>
+                <w:rFonts w:ascii="Arial" w:hAnsi="Arial" w:eastAsia="Microsoft JhengHei"/>
+                <w:color w:val="000000"/>
                 <w:sz w:val="18"/>
               </w:rPr>
-              <w:t>積分、遊戲、AI、股票、Business Plan、意見回饋須由管理者授權</w:t>
+              <w:t>無固定到期日；長期無活動可能依政策清理</w:t>
             </w:r>
           </w:p>
         </w:tc>
       </w:tr>
       <w:tr>
-        <w:trPr>
-          <w:cantSplit w:val="true"/>
-        </w:trPr>
         <w:tc>
           <w:tcPr>
             <w:tcW w:type="dxa" w:w="1728"/>
-            <w:vAlign w:val="top"/>
-            <w:tcMar>
-              <w:top w:w="100" w:type="dxa"/>
-              <w:left w:w="100" w:type="dxa"/>
-              <w:bottom w:w="100" w:type="dxa"/>
-              <w:right w:w="100" w:type="dxa"/>
-            </w:tcMar>
-            <w:shd w:fill="F2F4F6"/>
+            <w:shd w:fill="F5F7F9"/>
+            <w:vAlign w:val="center"/>
+            <w:tcBorders>
+              <w:top w:val="single" w:sz="4" w:color="D9D9D9"/>
+              <w:left w:val="single" w:sz="4" w:color="D9D9D9"/>
+              <w:bottom w:val="single" w:sz="4" w:color="D9D9D9"/>
+              <w:right w:val="single" w:sz="4" w:color="D9D9D9"/>
+              <w:insideH w:val="single" w:sz="4" w:color="D9D9D9"/>
+              <w:insideV w:val="single" w:sz="4" w:color="D9D9D9"/>
+            </w:tcBorders>
           </w:tcPr>
           <w:p>
+            <w:pPr>
+              <w:spacing w:after="40" w:line="252" w:lineRule="auto"/>
+              <w:jc w:val="center"/>
+            </w:pPr>
             <w:r>
               <w:rPr>
-                <w:rFonts w:ascii="Microsoft JhengHei" w:hAnsi="Microsoft JhengHei" w:eastAsia="Microsoft JhengHei"/>
+                <w:rFonts w:ascii="Arial" w:hAnsi="Arial" w:eastAsia="Microsoft JhengHei"/>
+                <w:color w:val="000000"/>
                 <w:sz w:val="18"/>
               </w:rPr>
-              <w:t>管理者</w:t>
+              <w:t>雲端付費</w:t>
             </w:r>
           </w:p>
         </w:tc>
         <w:tc>
           <w:tcPr>
-            <w:tcW w:type="dxa" w:w="4464"/>
-            <w:vAlign w:val="top"/>
-            <w:tcMar>
-              <w:top w:w="100" w:type="dxa"/>
-              <w:left w:w="100" w:type="dxa"/>
-              <w:bottom w:w="100" w:type="dxa"/>
-              <w:right w:w="100" w:type="dxa"/>
-            </w:tcMar>
-            <w:shd w:fill="F2F4F6"/>
+            <w:tcW w:type="dxa" w:w="4320"/>
+            <w:shd w:fill="F5F7F9"/>
+            <w:vAlign w:val="center"/>
+            <w:tcBorders>
+              <w:top w:val="single" w:sz="4" w:color="D9D9D9"/>
+              <w:left w:val="single" w:sz="4" w:color="D9D9D9"/>
+              <w:bottom w:val="single" w:sz="4" w:color="D9D9D9"/>
+              <w:right w:val="single" w:sz="4" w:color="D9D9D9"/>
+              <w:insideH w:val="single" w:sz="4" w:color="D9D9D9"/>
+              <w:insideV w:val="single" w:sz="4" w:color="D9D9D9"/>
+            </w:tcBorders>
           </w:tcPr>
           <w:p>
+            <w:pPr>
+              <w:spacing w:after="40" w:line="252" w:lineRule="auto"/>
+              <w:jc w:val="center"/>
+            </w:pPr>
             <w:r>
               <w:rPr>
-                <w:rFonts w:ascii="Microsoft JhengHei" w:hAnsi="Microsoft JhengHei" w:eastAsia="Microsoft JhengHei"/>
+                <w:rFonts w:ascii="Arial" w:hAnsi="Arial" w:eastAsia="Microsoft JhengHei"/>
+                <w:color w:val="000000"/>
                 <w:sz w:val="18"/>
               </w:rPr>
-              <w:t>所有一般功能</w:t>
+              <w:t>雲端額度可按倍數加購</w:t>
             </w:r>
           </w:p>
         </w:tc>
         <w:tc>
           <w:tcPr>
-            <w:tcW w:type="dxa" w:w="3600"/>
-            <w:vAlign w:val="top"/>
-            <w:tcMar>
-              <w:top w:w="100" w:type="dxa"/>
-              <w:left w:w="100" w:type="dxa"/>
-              <w:bottom w:w="100" w:type="dxa"/>
-              <w:right w:w="100" w:type="dxa"/>
-            </w:tcMar>
-            <w:shd w:fill="F2F4F6"/>
+            <w:tcW w:type="dxa" w:w="3240"/>
+            <w:shd w:fill="F5F7F9"/>
+            <w:vAlign w:val="center"/>
+            <w:tcBorders>
+              <w:top w:val="single" w:sz="4" w:color="D9D9D9"/>
+              <w:left w:val="single" w:sz="4" w:color="D9D9D9"/>
+              <w:bottom w:val="single" w:sz="4" w:color="D9D9D9"/>
+              <w:right w:val="single" w:sz="4" w:color="D9D9D9"/>
+              <w:insideH w:val="single" w:sz="4" w:color="D9D9D9"/>
+              <w:insideV w:val="single" w:sz="4" w:color="D9D9D9"/>
+            </w:tcBorders>
           </w:tcPr>
           <w:p>
+            <w:pPr>
+              <w:spacing w:after="40" w:line="252" w:lineRule="auto"/>
+            </w:pPr>
             <w:r>
               <w:rPr>
-                <w:rFonts w:ascii="Microsoft JhengHei" w:hAnsi="Microsoft JhengHei" w:eastAsia="Microsoft JhengHei"/>
+                <w:rFonts w:ascii="Arial" w:hAnsi="Arial" w:eastAsia="Microsoft JhengHei"/>
+                <w:color w:val="000000"/>
                 <w:sz w:val="18"/>
               </w:rPr>
-              <w:t>可使用全部模組與『模組授權』頁</w:t>
+              <w:t>降為免費並進入唯讀；超額有 30 天處理期</w:t>
+            </w:r>
+          </w:p>
+        </w:tc>
+      </w:tr>
+      <w:tr>
+        <w:tc>
+          <w:tcPr>
+            <w:tcW w:type="dxa" w:w="1728"/>
+            <w:vAlign w:val="center"/>
+            <w:tcBorders>
+              <w:top w:val="single" w:sz="4" w:color="D9D9D9"/>
+              <w:left w:val="single" w:sz="4" w:color="D9D9D9"/>
+              <w:bottom w:val="single" w:sz="4" w:color="D9D9D9"/>
+              <w:right w:val="single" w:sz="4" w:color="D9D9D9"/>
+              <w:insideH w:val="single" w:sz="4" w:color="D9D9D9"/>
+              <w:insideV w:val="single" w:sz="4" w:color="D9D9D9"/>
+            </w:tcBorders>
+          </w:tcPr>
+          <w:p>
+            <w:pPr>
+              <w:spacing w:after="40" w:line="252" w:lineRule="auto"/>
+              <w:jc w:val="center"/>
+            </w:pPr>
+            <w:r>
+              <w:rPr>
+                <w:rFonts w:ascii="Arial" w:hAnsi="Arial" w:eastAsia="Microsoft JhengHei"/>
+                <w:color w:val="000000"/>
+                <w:sz w:val="18"/>
+              </w:rPr>
+              <w:t>本機付費</w:t>
+            </w:r>
+          </w:p>
+        </w:tc>
+        <w:tc>
+          <w:tcPr>
+            <w:tcW w:type="dxa" w:w="4320"/>
+            <w:vAlign w:val="center"/>
+            <w:tcBorders>
+              <w:top w:val="single" w:sz="4" w:color="D9D9D9"/>
+              <w:left w:val="single" w:sz="4" w:color="D9D9D9"/>
+              <w:bottom w:val="single" w:sz="4" w:color="D9D9D9"/>
+              <w:right w:val="single" w:sz="4" w:color="D9D9D9"/>
+              <w:insideH w:val="single" w:sz="4" w:color="D9D9D9"/>
+              <w:insideV w:val="single" w:sz="4" w:color="D9D9D9"/>
+            </w:tcBorders>
+          </w:tcPr>
+          <w:p>
+            <w:pPr>
+              <w:spacing w:after="40" w:line="252" w:lineRule="auto"/>
+            </w:pPr>
+            <w:r>
+              <w:rPr>
+                <w:rFonts w:ascii="Arial" w:hAnsi="Arial" w:eastAsia="Microsoft JhengHei"/>
+                <w:color w:val="000000"/>
+                <w:sz w:val="18"/>
+              </w:rPr>
+              <w:t>此裝置不限筆數，不含行事曆分享與管理者題庫</w:t>
+            </w:r>
+          </w:p>
+        </w:tc>
+        <w:tc>
+          <w:tcPr>
+            <w:tcW w:type="dxa" w:w="3240"/>
+            <w:vAlign w:val="center"/>
+            <w:tcBorders>
+              <w:top w:val="single" w:sz="4" w:color="D9D9D9"/>
+              <w:left w:val="single" w:sz="4" w:color="D9D9D9"/>
+              <w:bottom w:val="single" w:sz="4" w:color="D9D9D9"/>
+              <w:right w:val="single" w:sz="4" w:color="D9D9D9"/>
+              <w:insideH w:val="single" w:sz="4" w:color="D9D9D9"/>
+              <w:insideV w:val="single" w:sz="4" w:color="D9D9D9"/>
+            </w:tcBorders>
+          </w:tcPr>
+          <w:p>
+            <w:pPr>
+              <w:spacing w:after="40" w:line="252" w:lineRule="auto"/>
+            </w:pPr>
+            <w:r>
+              <w:rPr>
+                <w:rFonts w:ascii="Arial" w:hAnsi="Arial" w:eastAsia="Microsoft JhengHei"/>
+                <w:color w:val="000000"/>
+                <w:sz w:val="18"/>
+              </w:rPr>
+              <w:t>不能新增；既有本機資料不主動刪除</w:t>
+            </w:r>
+          </w:p>
+        </w:tc>
+      </w:tr>
+      <w:tr>
+        <w:tc>
+          <w:tcPr>
+            <w:tcW w:type="dxa" w:w="1728"/>
+            <w:shd w:fill="F5F7F9"/>
+            <w:vAlign w:val="center"/>
+            <w:tcBorders>
+              <w:top w:val="single" w:sz="4" w:color="D9D9D9"/>
+              <w:left w:val="single" w:sz="4" w:color="D9D9D9"/>
+              <w:bottom w:val="single" w:sz="4" w:color="D9D9D9"/>
+              <w:right w:val="single" w:sz="4" w:color="D9D9D9"/>
+              <w:insideH w:val="single" w:sz="4" w:color="D9D9D9"/>
+              <w:insideV w:val="single" w:sz="4" w:color="D9D9D9"/>
+            </w:tcBorders>
+          </w:tcPr>
+          <w:p>
+            <w:pPr>
+              <w:spacing w:after="40" w:line="252" w:lineRule="auto"/>
+              <w:jc w:val="center"/>
+            </w:pPr>
+            <w:r>
+              <w:rPr>
+                <w:rFonts w:ascii="Arial" w:hAnsi="Arial" w:eastAsia="Microsoft JhengHei"/>
+                <w:color w:val="000000"/>
+                <w:sz w:val="18"/>
+              </w:rPr>
+              <w:t>合作廠商</w:t>
+            </w:r>
+          </w:p>
+        </w:tc>
+        <w:tc>
+          <w:tcPr>
+            <w:tcW w:type="dxa" w:w="4320"/>
+            <w:shd w:fill="F5F7F9"/>
+            <w:vAlign w:val="center"/>
+            <w:tcBorders>
+              <w:top w:val="single" w:sz="4" w:color="D9D9D9"/>
+              <w:left w:val="single" w:sz="4" w:color="D9D9D9"/>
+              <w:bottom w:val="single" w:sz="4" w:color="D9D9D9"/>
+              <w:right w:val="single" w:sz="4" w:color="D9D9D9"/>
+              <w:insideH w:val="single" w:sz="4" w:color="D9D9D9"/>
+              <w:insideV w:val="single" w:sz="4" w:color="D9D9D9"/>
+            </w:tcBorders>
+          </w:tcPr>
+          <w:p>
+            <w:pPr>
+              <w:spacing w:after="40" w:line="252" w:lineRule="auto"/>
+              <w:jc w:val="center"/>
+            </w:pPr>
+            <w:r>
+              <w:rPr>
+                <w:rFonts w:ascii="Arial" w:hAnsi="Arial" w:eastAsia="Microsoft JhengHei"/>
+                <w:color w:val="000000"/>
+                <w:sz w:val="18"/>
+              </w:rPr>
+              <w:t>有效活動、景點、圖片及統計依版本</w:t>
+            </w:r>
+          </w:p>
+        </w:tc>
+        <w:tc>
+          <w:tcPr>
+            <w:tcW w:type="dxa" w:w="3240"/>
+            <w:shd w:fill="F5F7F9"/>
+            <w:vAlign w:val="center"/>
+            <w:tcBorders>
+              <w:top w:val="single" w:sz="4" w:color="D9D9D9"/>
+              <w:left w:val="single" w:sz="4" w:color="D9D9D9"/>
+              <w:bottom w:val="single" w:sz="4" w:color="D9D9D9"/>
+              <w:right w:val="single" w:sz="4" w:color="D9D9D9"/>
+              <w:insideH w:val="single" w:sz="4" w:color="D9D9D9"/>
+              <w:insideV w:val="single" w:sz="4" w:color="D9D9D9"/>
+            </w:tcBorders>
+          </w:tcPr>
+          <w:p>
+            <w:pPr>
+              <w:spacing w:after="40" w:line="252" w:lineRule="auto"/>
+            </w:pPr>
+            <w:r>
+              <w:rPr>
+                <w:rFonts w:ascii="Arial" w:hAnsi="Arial" w:eastAsia="Microsoft JhengHei"/>
+                <w:color w:val="000000"/>
+                <w:sz w:val="18"/>
+              </w:rPr>
+              <w:t>以當期廠商權益及管理設定為準</w:t>
             </w:r>
           </w:p>
         </w:tc>
       </w:tr>
     </w:tbl>
-    <w:p/>
+    <w:p>
+      <w:pPr>
+        <w:spacing w:after="20"/>
+      </w:pPr>
+    </w:p>
     <w:p>
       <w:pPr>
         <w:pStyle w:val="ListBullet"/>
       </w:pPr>
       <w:r>
-        <w:t>未授權的模組不會出現在功能選單。</w:t>
+        <w:rPr>
+          <w:rFonts w:ascii="Arial" w:hAnsi="Arial" w:eastAsia="Microsoft JhengHei"/>
+          <w:color w:val="000000"/>
+        </w:rPr>
+        <w:t>促銷不限額期間可建立多個起訖區間；期間內新增不受容量限制，期滿後重新依使用者實際方案檢查。</w:t>
       </w:r>
     </w:p>
     <w:p>
@@ -571,7 +2816,11 @@
         <w:pStyle w:val="ListBullet"/>
       </w:pPr>
       <w:r>
-        <w:t>首頁也不會查詢或顯示未授權的積分內容。</w:t>
+        <w:rPr>
+          <w:rFonts w:ascii="Arial" w:hAnsi="Arial" w:eastAsia="Microsoft JhengHei"/>
+          <w:color w:val="000000"/>
+        </w:rPr>
+        <w:t>雲端 Plus 到期且超額時，30 天內可續訂或搬到本機；逾期只刪超額部分，優先保留最新資料與保留項。</w:t>
       </w:r>
     </w:p>
     <w:p>
@@ -579,7 +2828,11 @@
         <w:pStyle w:val="ListBullet"/>
       </w:pPr>
       <w:r>
-        <w:t>方案說明不會列出尚未授權的積分或遊戲額度。</w:t>
+        <w:rPr>
+          <w:rFonts w:ascii="Arial" w:hAnsi="Arial" w:eastAsia="Microsoft JhengHei"/>
+          <w:color w:val="000000"/>
+        </w:rPr>
+        <w:t>管理員可查詢使用者後新增、延長、修改或刪除未被使用的錯誤訂閱設定，也可提供個別額度或不限額度。</w:t>
       </w:r>
     </w:p>
     <w:p>
@@ -587,7 +2840,11 @@
         <w:pStyle w:val="ListBullet"/>
       </w:pPr>
       <w:r>
-        <w:t>管理者更新權限後，使用者重新登入或重新載入即可套用。</w:t>
+        <w:rPr>
+          <w:rFonts w:ascii="Arial" w:hAnsi="Arial" w:eastAsia="Microsoft JhengHei"/>
+          <w:color w:val="000000"/>
+        </w:rPr>
+        <w:t>目前付費管道仍以畫面及管理流程公告為準；付款後應核對版本名稱、生效日、有效期與實際額度。</w:t>
       </w:r>
     </w:p>
     <w:p>
@@ -595,20 +2852,115 @@
         <w:pStyle w:val="Heading1"/>
       </w:pPr>
       <w:r>
-        <w:t>2. 首頁</w:t>
+        <w:t>8 匯出、刪除與疑難排解</w:t>
+      </w:r>
+    </w:p>
+    <w:p>
+      <w:pPr>
+        <w:pStyle w:val="Heading2"/>
+      </w:pPr>
+      <w:r>
+        <w:t>8.1 個人資料匯出</w:t>
+      </w:r>
+    </w:p>
+    <w:p>
+      <w:pPr>
+        <w:pStyle w:val="ListBullet"/>
+      </w:pPr>
+      <w:r>
+        <w:rPr>
+          <w:rFonts w:ascii="Arial" w:hAnsi="Arial" w:eastAsia="Microsoft JhengHei"/>
+          <w:color w:val="000000"/>
+        </w:rPr>
+        <w:t>可直接下載 Excel，正向表列內容只有行事曆、回憶走廊、記帳與積分。</w:t>
+      </w:r>
+    </w:p>
+    <w:p>
+      <w:pPr>
+        <w:pStyle w:val="ListBullet"/>
+      </w:pPr>
+      <w:r>
+        <w:rPr>
+          <w:rFonts w:ascii="Arial" w:hAnsi="Arial" w:eastAsia="Microsoft JhengHei"/>
+          <w:color w:val="000000"/>
+        </w:rPr>
+        <w:t>工作表及欄位名稱依下載當下語言顯示，只輸出畫面使用欄位；日期時間排序、分類翻譯、千分位及幣別會一併處理。</w:t>
+      </w:r>
+    </w:p>
+    <w:p>
+      <w:pPr>
+        <w:pStyle w:val="ListBullet"/>
+      </w:pPr>
+      <w:r>
+        <w:rPr>
+          <w:rFonts w:ascii="Arial" w:hAnsi="Arial" w:eastAsia="Microsoft JhengHei"/>
+          <w:color w:val="000000"/>
+        </w:rPr>
+        <w:t>匯出不會刪除任何資料。若需要永久保存本機資料，仍應定期另存檔案。</w:t>
+      </w:r>
+    </w:p>
+    <w:p>
+      <w:pPr>
+        <w:pStyle w:val="Heading2"/>
+      </w:pPr>
+      <w:r>
+        <w:t>8.2 刪除帳號與資料</w:t>
+      </w:r>
+    </w:p>
+    <w:p>
+      <w:pPr>
+        <w:pStyle w:val="ListBullet"/>
+      </w:pPr>
+      <w:r>
+        <w:rPr>
+          <w:rFonts w:ascii="Arial" w:hAnsi="Arial" w:eastAsia="Microsoft JhengHei"/>
+          <w:color w:val="000000"/>
+        </w:rPr>
+        <w:t>雲端模式可提交刪除帳號申請；再次申請會顯示申請中。使用者也可送出取消申請。</w:t>
+      </w:r>
+    </w:p>
+    <w:p>
+      <w:pPr>
+        <w:pStyle w:val="ListBullet"/>
+      </w:pPr>
+      <w:r>
+        <w:rPr>
+          <w:rFonts w:ascii="Arial" w:hAnsi="Arial" w:eastAsia="Microsoft JhengHei"/>
+          <w:color w:val="000000"/>
+        </w:rPr>
+        <w:t>管理員確認後才真正刪除帳號及相關雲端資料。申請成功不代表已刪除；完成後應顯示管理員已完成處理。</w:t>
+      </w:r>
+    </w:p>
+    <w:p>
+      <w:pPr>
+        <w:pStyle w:val="ListBullet"/>
+      </w:pPr>
+      <w:r>
+        <w:rPr>
+          <w:rFonts w:ascii="Arial" w:hAnsi="Arial" w:eastAsia="Microsoft JhengHei"/>
+          <w:color w:val="000000"/>
+        </w:rPr>
+        <w:t>儲存位置的清理功能用於清除特定模式資料；刪除帳號申請則包含 Auth 帳號與相關雲端資料，兩者用途不同。</w:t>
+      </w:r>
+    </w:p>
+    <w:p>
+      <w:pPr>
+        <w:pStyle w:val="Heading2"/>
+      </w:pPr>
+      <w:r>
+        <w:t>8.3 常見問題</w:t>
       </w:r>
     </w:p>
     <w:tbl>
       <w:tblPr>
-        <w:tblStyle w:val="TableGrid"/>
         <w:tblW w:type="auto" w:w="0"/>
         <w:jc w:val="center"/>
+        <w:tblLayout w:type="fixed"/>
         <w:tblLook w:firstColumn="1" w:firstRow="1" w:lastColumn="0" w:lastRow="0" w:noHBand="0" w:noVBand="1" w:val="04A0"/>
       </w:tblPr>
       <w:tblGrid>
-        <w:gridCol w:w="3278"/>
-        <w:gridCol w:w="3278"/>
-        <w:gridCol w:w="3278"/>
+        <w:gridCol w:w="4997"/>
+        <w:gridCol w:w="4997"/>
       </w:tblGrid>
       <w:tr>
         <w:trPr>
@@ -616,1629 +2968,57 @@
         </w:trPr>
         <w:tc>
           <w:tcPr>
-            <w:tcW w:type="dxa" w:w="3278"/>
-            <w:shd w:fill="24496B"/>
+            <w:tcW w:type="dxa" w:w="3168"/>
+            <w:shd w:fill="1F4E78"/>
+            <w:tcBorders>
+              <w:top w:val="single" w:sz="4" w:color="D9D9D9"/>
+              <w:left w:val="single" w:sz="4" w:color="D9D9D9"/>
+              <w:bottom w:val="single" w:sz="4" w:color="D9D9D9"/>
+              <w:right w:val="single" w:sz="4" w:color="D9D9D9"/>
+              <w:insideH w:val="single" w:sz="4" w:color="D9D9D9"/>
+              <w:insideV w:val="single" w:sz="4" w:color="D9D9D9"/>
+            </w:tcBorders>
             <w:vAlign w:val="center"/>
-            <w:tcMar>
-              <w:top w:w="100" w:type="dxa"/>
-              <w:left w:w="100" w:type="dxa"/>
-              <w:bottom w:w="100" w:type="dxa"/>
-              <w:right w:w="100" w:type="dxa"/>
-            </w:tcMar>
           </w:tcPr>
           <w:p>
+            <w:pPr>
+              <w:jc w:val="center"/>
+            </w:pPr>
             <w:r>
               <w:rPr>
-                <w:rFonts w:ascii="Microsoft JhengHei" w:hAnsi="Microsoft JhengHei" w:eastAsia="Microsoft JhengHei"/>
+                <w:rFonts w:ascii="Arial" w:hAnsi="Arial" w:eastAsia="Microsoft JhengHei"/>
                 <w:b/>
                 <w:color w:val="FFFFFF"/>
-                <w:sz w:val="19"/>
+                <w:sz w:val="18"/>
               </w:rPr>
-              <w:t>區塊</w:t>
+              <w:t>情況</w:t>
             </w:r>
           </w:p>
         </w:tc>
         <w:tc>
           <w:tcPr>
-            <w:tcW w:type="dxa" w:w="3278"/>
-            <w:shd w:fill="24496B"/>
+            <w:tcW w:type="dxa" w:w="6120"/>
+            <w:shd w:fill="1F4E78"/>
+            <w:tcBorders>
+              <w:top w:val="single" w:sz="4" w:color="D9D9D9"/>
+              <w:left w:val="single" w:sz="4" w:color="D9D9D9"/>
+              <w:bottom w:val="single" w:sz="4" w:color="D9D9D9"/>
+              <w:right w:val="single" w:sz="4" w:color="D9D9D9"/>
+              <w:insideH w:val="single" w:sz="4" w:color="D9D9D9"/>
+              <w:insideV w:val="single" w:sz="4" w:color="D9D9D9"/>
+            </w:tcBorders>
             <w:vAlign w:val="center"/>
-            <w:tcMar>
-              <w:top w:w="100" w:type="dxa"/>
-              <w:left w:w="100" w:type="dxa"/>
-              <w:bottom w:w="100" w:type="dxa"/>
-              <w:right w:w="100" w:type="dxa"/>
-            </w:tcMar>
           </w:tcPr>
           <w:p>
+            <w:pPr>
+              <w:jc w:val="center"/>
+            </w:pPr>
             <w:r>
               <w:rPr>
-                <w:rFonts w:ascii="Microsoft JhengHei" w:hAnsi="Microsoft JhengHei" w:eastAsia="Microsoft JhengHei"/>
+                <w:rFonts w:ascii="Arial" w:hAnsi="Arial" w:eastAsia="Microsoft JhengHei"/>
                 <w:b/>
                 <w:color w:val="FFFFFF"/>
-                <w:sz w:val="19"/>
-              </w:rPr>
-              <w:t>用途</w:t>
-            </w:r>
-          </w:p>
-        </w:tc>
-        <w:tc>
-          <w:tcPr>
-            <w:tcW w:type="dxa" w:w="3278"/>
-            <w:shd w:fill="24496B"/>
-            <w:vAlign w:val="center"/>
-            <w:tcMar>
-              <w:top w:w="100" w:type="dxa"/>
-              <w:left w:w="100" w:type="dxa"/>
-              <w:bottom w:w="100" w:type="dxa"/>
-              <w:right w:w="100" w:type="dxa"/>
-            </w:tcMar>
-          </w:tcPr>
-          <w:p>
-            <w:r>
-              <w:rPr>
-                <w:rFonts w:ascii="Microsoft JhengHei" w:hAnsi="Microsoft JhengHei" w:eastAsia="Microsoft JhengHei"/>
-                <w:b/>
-                <w:color w:val="FFFFFF"/>
-                <w:sz w:val="19"/>
-              </w:rPr>
-              <w:t>操作</w:t>
-            </w:r>
-          </w:p>
-        </w:tc>
-      </w:tr>
-      <w:tr>
-        <w:trPr>
-          <w:cantSplit w:val="true"/>
-        </w:trPr>
-        <w:tc>
-          <w:tcPr>
-            <w:tcW w:type="dxa" w:w="3278"/>
-            <w:vAlign w:val="top"/>
-            <w:tcMar>
-              <w:top w:w="100" w:type="dxa"/>
-              <w:left w:w="100" w:type="dxa"/>
-              <w:bottom w:w="100" w:type="dxa"/>
-              <w:right w:w="100" w:type="dxa"/>
-            </w:tcMar>
-          </w:tcPr>
-          <w:p>
-            <w:r>
-              <w:rPr>
-                <w:rFonts w:ascii="Microsoft JhengHei" w:hAnsi="Microsoft JhengHei" w:eastAsia="Microsoft JhengHei"/>
                 <w:sz w:val="18"/>
-              </w:rPr>
-              <w:t>今日生活摘要</w:t>
-            </w:r>
-          </w:p>
-        </w:tc>
-        <w:tc>
-          <w:tcPr>
-            <w:tcW w:type="dxa" w:w="3278"/>
-            <w:vAlign w:val="top"/>
-            <w:tcMar>
-              <w:top w:w="100" w:type="dxa"/>
-              <w:left w:w="100" w:type="dxa"/>
-              <w:bottom w:w="100" w:type="dxa"/>
-              <w:right w:w="100" w:type="dxa"/>
-            </w:tcMar>
-          </w:tcPr>
-          <w:p>
-            <w:r>
-              <w:rPr>
-                <w:rFonts w:ascii="Microsoft JhengHei" w:hAnsi="Microsoft JhengHei" w:eastAsia="Microsoft JhengHei"/>
-                <w:sz w:val="18"/>
-              </w:rPr>
-              <w:t>集中查看近日行程、今日收支，以及已授權時的積分</w:t>
-            </w:r>
-          </w:p>
-        </w:tc>
-        <w:tc>
-          <w:tcPr>
-            <w:tcW w:type="dxa" w:w="3278"/>
-            <w:vAlign w:val="top"/>
-            <w:tcMar>
-              <w:top w:w="100" w:type="dxa"/>
-              <w:left w:w="100" w:type="dxa"/>
-              <w:bottom w:w="100" w:type="dxa"/>
-              <w:right w:w="100" w:type="dxa"/>
-            </w:tcMar>
-          </w:tcPr>
-          <w:p>
-            <w:r>
-              <w:rPr>
-                <w:rFonts w:ascii="Microsoft JhengHei" w:hAnsi="Microsoft JhengHei" w:eastAsia="Microsoft JhengHei"/>
-                <w:sz w:val="18"/>
-              </w:rPr>
-              <w:t>點摘要可展開對應區塊</w:t>
-            </w:r>
-          </w:p>
-        </w:tc>
-      </w:tr>
-      <w:tr>
-        <w:trPr>
-          <w:cantSplit w:val="true"/>
-        </w:trPr>
-        <w:tc>
-          <w:tcPr>
-            <w:tcW w:type="dxa" w:w="3278"/>
-            <w:vAlign w:val="top"/>
-            <w:tcMar>
-              <w:top w:w="100" w:type="dxa"/>
-              <w:left w:w="100" w:type="dxa"/>
-              <w:bottom w:w="100" w:type="dxa"/>
-              <w:right w:w="100" w:type="dxa"/>
-            </w:tcMar>
-            <w:shd w:fill="F2F4F6"/>
-          </w:tcPr>
-          <w:p>
-            <w:r>
-              <w:rPr>
-                <w:rFonts w:ascii="Microsoft JhengHei" w:hAnsi="Microsoft JhengHei" w:eastAsia="Microsoft JhengHei"/>
-                <w:sz w:val="18"/>
-              </w:rPr>
-              <w:t>近日行程</w:t>
-            </w:r>
-          </w:p>
-        </w:tc>
-        <w:tc>
-          <w:tcPr>
-            <w:tcW w:type="dxa" w:w="3278"/>
-            <w:vAlign w:val="top"/>
-            <w:tcMar>
-              <w:top w:w="100" w:type="dxa"/>
-              <w:left w:w="100" w:type="dxa"/>
-              <w:bottom w:w="100" w:type="dxa"/>
-              <w:right w:w="100" w:type="dxa"/>
-            </w:tcMar>
-            <w:shd w:fill="F2F4F6"/>
-          </w:tcPr>
-          <w:p>
-            <w:r>
-              <w:rPr>
-                <w:rFonts w:ascii="Microsoft JhengHei" w:hAnsi="Microsoft JhengHei" w:eastAsia="Microsoft JhengHei"/>
-                <w:sz w:val="18"/>
-              </w:rPr>
-              <w:t>查看近期未完成行程與時間衝突</w:t>
-            </w:r>
-          </w:p>
-        </w:tc>
-        <w:tc>
-          <w:tcPr>
-            <w:tcW w:type="dxa" w:w="3278"/>
-            <w:vAlign w:val="top"/>
-            <w:tcMar>
-              <w:top w:w="100" w:type="dxa"/>
-              <w:left w:w="100" w:type="dxa"/>
-              <w:bottom w:w="100" w:type="dxa"/>
-              <w:right w:w="100" w:type="dxa"/>
-            </w:tcMar>
-            <w:shd w:fill="F2F4F6"/>
-          </w:tcPr>
-          <w:p>
-            <w:r>
-              <w:rPr>
-                <w:rFonts w:ascii="Microsoft JhengHei" w:hAnsi="Microsoft JhengHei" w:eastAsia="Microsoft JhengHei"/>
-                <w:sz w:val="18"/>
-              </w:rPr>
-              <w:t>完成後可同時建立回憶、收入、支出與積分</w:t>
-            </w:r>
-          </w:p>
-        </w:tc>
-      </w:tr>
-      <w:tr>
-        <w:trPr>
-          <w:cantSplit w:val="true"/>
-        </w:trPr>
-        <w:tc>
-          <w:tcPr>
-            <w:tcW w:type="dxa" w:w="3278"/>
-            <w:vAlign w:val="top"/>
-            <w:tcMar>
-              <w:top w:w="100" w:type="dxa"/>
-              <w:left w:w="100" w:type="dxa"/>
-              <w:bottom w:w="100" w:type="dxa"/>
-              <w:right w:w="100" w:type="dxa"/>
-            </w:tcMar>
-          </w:tcPr>
-          <w:p>
-            <w:r>
-              <w:rPr>
-                <w:rFonts w:ascii="Microsoft JhengHei" w:hAnsi="Microsoft JhengHei" w:eastAsia="Microsoft JhengHei"/>
-                <w:sz w:val="18"/>
-              </w:rPr>
-              <w:t>推薦活動／景點</w:t>
-            </w:r>
-          </w:p>
-        </w:tc>
-        <w:tc>
-          <w:tcPr>
-            <w:tcW w:type="dxa" w:w="3278"/>
-            <w:vAlign w:val="top"/>
-            <w:tcMar>
-              <w:top w:w="100" w:type="dxa"/>
-              <w:left w:w="100" w:type="dxa"/>
-              <w:bottom w:w="100" w:type="dxa"/>
-              <w:right w:w="100" w:type="dxa"/>
-            </w:tcMar>
-          </w:tcPr>
-          <w:p>
-            <w:r>
-              <w:rPr>
-                <w:rFonts w:ascii="Microsoft JhengHei" w:hAnsi="Microsoft JhengHei" w:eastAsia="Microsoft JhengHei"/>
-                <w:sz w:val="18"/>
-              </w:rPr>
-              <w:t>快速探索並加入單日行程</w:t>
-            </w:r>
-          </w:p>
-        </w:tc>
-        <w:tc>
-          <w:tcPr>
-            <w:tcW w:type="dxa" w:w="3278"/>
-            <w:vAlign w:val="top"/>
-            <w:tcMar>
-              <w:top w:w="100" w:type="dxa"/>
-              <w:left w:w="100" w:type="dxa"/>
-              <w:bottom w:w="100" w:type="dxa"/>
-              <w:right w:w="100" w:type="dxa"/>
-            </w:tcMar>
-          </w:tcPr>
-          <w:p>
-            <w:r>
-              <w:rPr>
-                <w:rFonts w:ascii="Microsoft JhengHei" w:hAnsi="Microsoft JhengHei" w:eastAsia="Microsoft JhengHei"/>
-                <w:sz w:val="18"/>
-              </w:rPr>
-              <w:t>勾選後先確認日期與時間再加入</w:t>
-            </w:r>
-          </w:p>
-        </w:tc>
-      </w:tr>
-      <w:tr>
-        <w:trPr>
-          <w:cantSplit w:val="true"/>
-        </w:trPr>
-        <w:tc>
-          <w:tcPr>
-            <w:tcW w:type="dxa" w:w="3278"/>
-            <w:vAlign w:val="top"/>
-            <w:tcMar>
-              <w:top w:w="100" w:type="dxa"/>
-              <w:left w:w="100" w:type="dxa"/>
-              <w:bottom w:w="100" w:type="dxa"/>
-              <w:right w:w="100" w:type="dxa"/>
-            </w:tcMar>
-            <w:shd w:fill="F2F4F6"/>
-          </w:tcPr>
-          <w:p>
-            <w:r>
-              <w:rPr>
-                <w:rFonts w:ascii="Microsoft JhengHei" w:hAnsi="Microsoft JhengHei" w:eastAsia="Microsoft JhengHei"/>
-                <w:sz w:val="18"/>
-              </w:rPr>
-              <w:t>記帳／積分</w:t>
-            </w:r>
-          </w:p>
-        </w:tc>
-        <w:tc>
-          <w:tcPr>
-            <w:tcW w:type="dxa" w:w="3278"/>
-            <w:vAlign w:val="top"/>
-            <w:tcMar>
-              <w:top w:w="100" w:type="dxa"/>
-              <w:left w:w="100" w:type="dxa"/>
-              <w:bottom w:w="100" w:type="dxa"/>
-              <w:right w:w="100" w:type="dxa"/>
-            </w:tcMar>
-            <w:shd w:fill="F2F4F6"/>
-          </w:tcPr>
-          <w:p>
-            <w:r>
-              <w:rPr>
-                <w:rFonts w:ascii="Microsoft JhengHei" w:hAnsi="Microsoft JhengHei" w:eastAsia="Microsoft JhengHei"/>
-                <w:sz w:val="18"/>
-              </w:rPr>
-              <w:t>快速新增或前往已選帳戶明細</w:t>
-            </w:r>
-          </w:p>
-        </w:tc>
-        <w:tc>
-          <w:tcPr>
-            <w:tcW w:type="dxa" w:w="3278"/>
-            <w:vAlign w:val="top"/>
-            <w:tcMar>
-              <w:top w:w="100" w:type="dxa"/>
-              <w:left w:w="100" w:type="dxa"/>
-              <w:bottom w:w="100" w:type="dxa"/>
-              <w:right w:w="100" w:type="dxa"/>
-            </w:tcMar>
-            <w:shd w:fill="F2F4F6"/>
-          </w:tcPr>
-          <w:p>
-            <w:r>
-              <w:rPr>
-                <w:rFonts w:ascii="Microsoft JhengHei" w:hAnsi="Microsoft JhengHei" w:eastAsia="Microsoft JhengHei"/>
-                <w:sz w:val="18"/>
-              </w:rPr>
-              <w:t>選擇器可切換帳戶；看更多進入明細</w:t>
-            </w:r>
-          </w:p>
-        </w:tc>
-      </w:tr>
-    </w:tbl>
-    <w:p/>
-    <w:tbl>
-      <w:tblPr>
-        <w:tblStyle w:val="TableGrid"/>
-        <w:tblW w:type="auto" w:w="0"/>
-        <w:tblLook w:firstColumn="1" w:firstRow="1" w:lastColumn="0" w:lastRow="0" w:noHBand="0" w:noVBand="1" w:val="04A0"/>
-      </w:tblPr>
-      <w:tblGrid>
-        <w:gridCol w:w="9835"/>
-      </w:tblGrid>
-      <w:tr>
-        <w:tc>
-          <w:tcPr>
-            <w:tcW w:type="dxa" w:w="9835"/>
-            <w:shd w:fill="EAF2F8"/>
-            <w:tcMar>
-              <w:top w:w="100" w:type="dxa"/>
-              <w:left w:w="100" w:type="dxa"/>
-              <w:bottom w:w="100" w:type="dxa"/>
-              <w:right w:w="100" w:type="dxa"/>
-            </w:tcMar>
-          </w:tcPr>
-          <w:p>
-            <w:r>
-              <w:rPr>
-                <w:rFonts w:ascii="Microsoft JhengHei" w:hAnsi="Microsoft JhengHei" w:eastAsia="Microsoft JhengHei"/>
-                <w:b/>
-                <w:color w:val="24496B"/>
-                <w:sz w:val="20"/>
-              </w:rPr>
-              <w:t>日期與時間｜</w:t>
-            </w:r>
-            <w:r>
-              <w:rPr>
-                <w:rFonts w:ascii="Microsoft JhengHei" w:hAnsi="Microsoft JhengHei" w:eastAsia="Microsoft JhengHei"/>
-                <w:sz w:val="20"/>
-              </w:rPr>
-              <w:t>推薦活動或景點加入行事曆時，系統以裝置當地日期建立單日行程，不會因 UTC 時差變成前一天。若加入今天，來源開始時間晚於目前時間就保留來源時間，否則預設為目前時間；使用者仍可在確認視窗調整。</w:t>
-            </w:r>
-          </w:p>
-        </w:tc>
-      </w:tr>
-    </w:tbl>
-    <w:p/>
-    <w:p>
-      <w:pPr>
-        <w:pStyle w:val="Heading1"/>
-      </w:pPr>
-      <w:r>
-        <w:t>3. 行事曆與共用行事曆</w:t>
-      </w:r>
-    </w:p>
-    <w:p>
-      <w:pPr>
-        <w:pStyle w:val="Heading2"/>
-      </w:pPr>
-      <w:r>
-        <w:t>3.1 新增與管理行程</w:t>
-      </w:r>
-    </w:p>
-    <w:p>
-      <w:pPr>
-        <w:ind w:left="346" w:hanging="346"/>
-      </w:pPr>
-      <w:r>
-        <w:t>1. 切換到行事曆並選擇日期。</w:t>
-      </w:r>
-    </w:p>
-    <w:p>
-      <w:pPr>
-        <w:ind w:left="346" w:hanging="346"/>
-      </w:pPr>
-      <w:r>
-        <w:t>2. 新增活動名稱、國家、城市、地點、日期、時間、描述與提醒。</w:t>
-      </w:r>
-    </w:p>
-    <w:p>
-      <w:pPr>
-        <w:ind w:left="346" w:hanging="346"/>
-      </w:pPr>
-      <w:r>
-        <w:t>3. 若與今天或明天尚未完成的活動重疊，確認警告後再決定是否儲存。</w:t>
-      </w:r>
-    </w:p>
-    <w:p>
-      <w:pPr>
-        <w:ind w:left="346" w:hanging="346"/>
-      </w:pPr>
-      <w:r>
-        <w:t>4. 編輯日期或時間後，手機通知會重新排程；完成的事件不再提醒。</w:t>
-      </w:r>
-    </w:p>
-    <w:p>
-      <w:pPr>
-        <w:ind w:left="346" w:hanging="346"/>
-      </w:pPr>
-      <w:r>
-        <w:t>5. 刪除事件會同步清除相關提醒。</w:t>
-      </w:r>
-    </w:p>
-    <w:p>
-      <w:pPr>
-        <w:pStyle w:val="Heading2"/>
-      </w:pPr>
-      <w:r>
-        <w:t>3.2 分享行事曆</w:t>
-      </w:r>
-    </w:p>
-    <w:p>
-      <w:pPr>
-        <w:ind w:left="346" w:hanging="346"/>
-      </w:pPr>
-      <w:r>
-        <w:t>1. 在共用行事曆的邀請區塊輸入對方 Email。</w:t>
-      </w:r>
-    </w:p>
-    <w:p>
-      <w:pPr>
-        <w:ind w:left="346" w:hanging="346"/>
-      </w:pPr>
-      <w:r>
-        <w:t>2. 展開事件選擇區塊，搜尋並勾選要分享的未來或過去事件，也可全部選擇。</w:t>
-      </w:r>
-    </w:p>
-    <w:p>
-      <w:pPr>
-        <w:ind w:left="346" w:hanging="346"/>
-      </w:pPr>
-      <w:r>
-        <w:t>3. 送出後等待對方接受；重複邀請、額度已滿會顯示明確原因。</w:t>
-      </w:r>
-    </w:p>
-    <w:p>
-      <w:pPr>
-        <w:ind w:left="346" w:hanging="346"/>
-      </w:pPr>
-      <w:r>
-        <w:t>4. 接收者接受後，可在自己的行事曆同時看到雙方資料；顏色會區分擁有者。</w:t>
-      </w:r>
-    </w:p>
-    <w:p>
-      <w:pPr>
-        <w:ind w:left="346" w:hanging="346"/>
-      </w:pPr>
-      <w:r>
-        <w:t>5. 分享者可逐筆取消事件或全部停止分享；接收者也可停止查看。拒絕或停止後會釋放分享額度。</w:t>
-      </w:r>
-    </w:p>
-    <w:tbl>
-      <w:tblPr>
-        <w:tblStyle w:val="TableGrid"/>
-        <w:tblW w:type="auto" w:w="0"/>
-        <w:tblLook w:firstColumn="1" w:firstRow="1" w:lastColumn="0" w:lastRow="0" w:noHBand="0" w:noVBand="1" w:val="04A0"/>
-      </w:tblPr>
-      <w:tblGrid>
-        <w:gridCol w:w="9835"/>
-      </w:tblGrid>
-      <w:tr>
-        <w:tc>
-          <w:tcPr>
-            <w:tcW w:type="dxa" w:w="9835"/>
-            <w:shd w:fill="EAF2F8"/>
-            <w:tcMar>
-              <w:top w:w="100" w:type="dxa"/>
-              <w:left w:w="100" w:type="dxa"/>
-              <w:bottom w:w="100" w:type="dxa"/>
-              <w:right w:w="100" w:type="dxa"/>
-            </w:tcMar>
-          </w:tcPr>
-          <w:p>
-            <w:r>
-              <w:rPr>
-                <w:rFonts w:ascii="Microsoft JhengHei" w:hAnsi="Microsoft JhengHei" w:eastAsia="Microsoft JhengHei"/>
-                <w:b/>
-                <w:color w:val="24496B"/>
-                <w:sz w:val="20"/>
-              </w:rPr>
-              <w:t>本機模式｜</w:t>
-            </w:r>
-            <w:r>
-              <w:rPr>
-                <w:rFonts w:ascii="Microsoft JhengHei" w:hAnsi="Microsoft JhengHei" w:eastAsia="Microsoft JhengHei"/>
-                <w:sz w:val="20"/>
-              </w:rPr>
-              <w:t>共用行事曆只適用雲端模式。本機模式下分享功能會停用，切到本機前會取消既有分享，避免資料不一致。</w:t>
-            </w:r>
-          </w:p>
-        </w:tc>
-      </w:tr>
-    </w:tbl>
-    <w:p/>
-    <w:p>
-      <w:pPr>
-        <w:pStyle w:val="Heading1"/>
-      </w:pPr>
-      <w:r>
-        <w:t>4. 推薦活動與景點</w:t>
-      </w:r>
-    </w:p>
-    <w:p>
-      <w:pPr>
-        <w:pStyle w:val="ListBullet"/>
-      </w:pPr>
-      <w:r>
-        <w:t>清單可依城市與關鍵字篩選；若目前城市沒有關鍵字結果，系統可切換到符合資料的城市。</w:t>
-      </w:r>
-    </w:p>
-    <w:p>
-      <w:pPr>
-        <w:pStyle w:val="ListBullet"/>
-      </w:pPr>
-      <w:r>
-        <w:t>可在清單／地圖統計模式間切換；點城市名稱或數字會回到該城市清單。</w:t>
-      </w:r>
-    </w:p>
-    <w:p>
-      <w:pPr>
-        <w:pStyle w:val="ListBullet"/>
-      </w:pPr>
-      <w:r>
-        <w:t>活動依喜歡、一般、不喜歡分組，再依日期、時間、國家、城市與地點排序。</w:t>
-      </w:r>
-    </w:p>
-    <w:p>
-      <w:pPr>
-        <w:pStyle w:val="ListBullet"/>
-      </w:pPr>
-      <w:r>
-        <w:t>只有存在細項時才開啟預覽；沒有細項時直接使用卡片資訊。</w:t>
-      </w:r>
-    </w:p>
-    <w:p>
-      <w:pPr>
-        <w:pStyle w:val="ListBullet"/>
-      </w:pPr>
-      <w:r>
-        <w:t>加入行事曆前可調整日期與時間，活動與景點皆建立為單日行程。</w:t>
-      </w:r>
-    </w:p>
-    <w:p>
-      <w:pPr>
-        <w:pStyle w:val="ListBullet"/>
-      </w:pPr>
-      <w:r>
-        <w:t>圖片只有在有資料時顯示，縮圖採延遲載入，降低初始等待。</w:t>
-      </w:r>
-    </w:p>
-    <w:p>
-      <w:pPr>
-        <w:pStyle w:val="Heading1"/>
-      </w:pPr>
-      <w:r>
-        <w:t>5. 回憶走廊</w:t>
-      </w:r>
-    </w:p>
-    <w:p>
-      <w:pPr>
-        <w:pStyle w:val="ListBullet"/>
-      </w:pPr>
-      <w:r>
-        <w:t>預設載入近 30 天；點『載入更多』每次再往前 30 天。</w:t>
-      </w:r>
-    </w:p>
-    <w:p>
-      <w:pPr>
-        <w:pStyle w:val="ListBullet"/>
-      </w:pPr>
-      <w:r>
-        <w:t>可用時間軸、城市與地圖統計查看足跡。</w:t>
-      </w:r>
-    </w:p>
-    <w:p>
-      <w:pPr>
-        <w:pStyle w:val="ListBullet"/>
-      </w:pPr>
-      <w:r>
-        <w:t>回憶若有當日細項才開啟預覽。</w:t>
-      </w:r>
-    </w:p>
-    <w:p>
-      <w:pPr>
-        <w:pStyle w:val="ListBullet"/>
-      </w:pPr>
-      <w:r>
-        <w:t>從行程建立回憶時，只帶入所選日期的 subEvents。</w:t>
-      </w:r>
-    </w:p>
-    <w:p>
-      <w:pPr>
-        <w:pStyle w:val="ListBullet"/>
-      </w:pPr>
-      <w:r>
-        <w:t>記帳與積分快捷入口會進入與該回憶關聯的帳戶明細。</w:t>
-      </w:r>
-    </w:p>
-    <w:p>
-      <w:pPr>
-        <w:pStyle w:val="ListBullet"/>
-      </w:pPr>
-      <w:r>
-        <w:t>未來日期的回憶仍會顯示，不會因尚未發生而被隱藏。</w:t>
-      </w:r>
-    </w:p>
-    <w:p>
-      <w:r>
-        <w:br w:type="page"/>
-      </w:r>
-    </w:p>
-    <w:p>
-      <w:pPr>
-        <w:pStyle w:val="Heading1"/>
-      </w:pPr>
-      <w:r>
-        <w:t>6. 記帳與積分</w:t>
-      </w:r>
-    </w:p>
-    <w:tbl>
-      <w:tblPr>
-        <w:tblStyle w:val="TableGrid"/>
-        <w:tblW w:type="auto" w:w="0"/>
-        <w:jc w:val="center"/>
-        <w:tblLook w:firstColumn="1" w:firstRow="1" w:lastColumn="0" w:lastRow="0" w:noHBand="0" w:noVBand="1" w:val="04A0"/>
-      </w:tblPr>
-      <w:tblGrid>
-        <w:gridCol w:w="3278"/>
-        <w:gridCol w:w="3278"/>
-        <w:gridCol w:w="3278"/>
-      </w:tblGrid>
-      <w:tr>
-        <w:trPr>
-          <w:tblHeader w:val="true"/>
-        </w:trPr>
-        <w:tc>
-          <w:tcPr>
-            <w:tcW w:type="dxa" w:w="3278"/>
-            <w:shd w:fill="24496B"/>
-            <w:vAlign w:val="center"/>
-            <w:tcMar>
-              <w:top w:w="100" w:type="dxa"/>
-              <w:left w:w="100" w:type="dxa"/>
-              <w:bottom w:w="100" w:type="dxa"/>
-              <w:right w:w="100" w:type="dxa"/>
-            </w:tcMar>
-          </w:tcPr>
-          <w:p>
-            <w:r>
-              <w:rPr>
-                <w:rFonts w:ascii="Microsoft JhengHei" w:hAnsi="Microsoft JhengHei" w:eastAsia="Microsoft JhengHei"/>
-                <w:b/>
-                <w:color w:val="FFFFFF"/>
-                <w:sz w:val="19"/>
-              </w:rPr>
-              <w:t>項目</w:t>
-            </w:r>
-          </w:p>
-        </w:tc>
-        <w:tc>
-          <w:tcPr>
-            <w:tcW w:type="dxa" w:w="3278"/>
-            <w:shd w:fill="24496B"/>
-            <w:vAlign w:val="center"/>
-            <w:tcMar>
-              <w:top w:w="100" w:type="dxa"/>
-              <w:left w:w="100" w:type="dxa"/>
-              <w:bottom w:w="100" w:type="dxa"/>
-              <w:right w:w="100" w:type="dxa"/>
-            </w:tcMar>
-          </w:tcPr>
-          <w:p>
-            <w:r>
-              <w:rPr>
-                <w:rFonts w:ascii="Microsoft JhengHei" w:hAnsi="Microsoft JhengHei" w:eastAsia="Microsoft JhengHei"/>
-                <w:b/>
-                <w:color w:val="FFFFFF"/>
-                <w:sz w:val="19"/>
-              </w:rPr>
-              <w:t>記帳</w:t>
-            </w:r>
-          </w:p>
-        </w:tc>
-        <w:tc>
-          <w:tcPr>
-            <w:tcW w:type="dxa" w:w="3278"/>
-            <w:shd w:fill="24496B"/>
-            <w:vAlign w:val="center"/>
-            <w:tcMar>
-              <w:top w:w="100" w:type="dxa"/>
-              <w:left w:w="100" w:type="dxa"/>
-              <w:bottom w:w="100" w:type="dxa"/>
-              <w:right w:w="100" w:type="dxa"/>
-            </w:tcMar>
-          </w:tcPr>
-          <w:p>
-            <w:r>
-              <w:rPr>
-                <w:rFonts w:ascii="Microsoft JhengHei" w:hAnsi="Microsoft JhengHei" w:eastAsia="Microsoft JhengHei"/>
-                <w:b/>
-                <w:color w:val="FFFFFF"/>
-                <w:sz w:val="19"/>
-              </w:rPr>
-              <w:t>積分</w:t>
-            </w:r>
-          </w:p>
-        </w:tc>
-      </w:tr>
-      <w:tr>
-        <w:trPr>
-          <w:cantSplit w:val="true"/>
-        </w:trPr>
-        <w:tc>
-          <w:tcPr>
-            <w:tcW w:type="dxa" w:w="3278"/>
-            <w:vAlign w:val="top"/>
-            <w:tcMar>
-              <w:top w:w="100" w:type="dxa"/>
-              <w:left w:w="100" w:type="dxa"/>
-              <w:bottom w:w="100" w:type="dxa"/>
-              <w:right w:w="100" w:type="dxa"/>
-            </w:tcMar>
-          </w:tcPr>
-          <w:p>
-            <w:r>
-              <w:rPr>
-                <w:rFonts w:ascii="Microsoft JhengHei" w:hAnsi="Microsoft JhengHei" w:eastAsia="Microsoft JhengHei"/>
-                <w:sz w:val="18"/>
-              </w:rPr>
-              <w:t>一級分類</w:t>
-            </w:r>
-          </w:p>
-        </w:tc>
-        <w:tc>
-          <w:tcPr>
-            <w:tcW w:type="dxa" w:w="3278"/>
-            <w:vAlign w:val="top"/>
-            <w:tcMar>
-              <w:top w:w="100" w:type="dxa"/>
-              <w:left w:w="100" w:type="dxa"/>
-              <w:bottom w:w="100" w:type="dxa"/>
-              <w:right w:w="100" w:type="dxa"/>
-            </w:tcMar>
-          </w:tcPr>
-          <w:p>
-            <w:r>
-              <w:rPr>
-                <w:rFonts w:ascii="Microsoft JhengHei" w:hAnsi="Microsoft JhengHei" w:eastAsia="Microsoft JhengHei"/>
-                <w:sz w:val="18"/>
-              </w:rPr>
-              <w:t>食、衣、住、行、育、樂、保留項、未分類</w:t>
-            </w:r>
-          </w:p>
-        </w:tc>
-        <w:tc>
-          <w:tcPr>
-            <w:tcW w:type="dxa" w:w="3278"/>
-            <w:vAlign w:val="top"/>
-            <w:tcMar>
-              <w:top w:w="100" w:type="dxa"/>
-              <w:left w:w="100" w:type="dxa"/>
-              <w:bottom w:w="100" w:type="dxa"/>
-              <w:right w:w="100" w:type="dxa"/>
-            </w:tcMar>
-          </w:tcPr>
-          <w:p>
-            <w:r>
-              <w:rPr>
-                <w:rFonts w:ascii="Microsoft JhengHei" w:hAnsi="Microsoft JhengHei" w:eastAsia="Microsoft JhengHei"/>
-                <w:sz w:val="18"/>
-              </w:rPr>
-              <w:t>德、智、體、群、美、保留項、未分類</w:t>
-            </w:r>
-          </w:p>
-        </w:tc>
-      </w:tr>
-      <w:tr>
-        <w:trPr>
-          <w:cantSplit w:val="true"/>
-        </w:trPr>
-        <w:tc>
-          <w:tcPr>
-            <w:tcW w:type="dxa" w:w="3278"/>
-            <w:vAlign w:val="top"/>
-            <w:tcMar>
-              <w:top w:w="100" w:type="dxa"/>
-              <w:left w:w="100" w:type="dxa"/>
-              <w:bottom w:w="100" w:type="dxa"/>
-              <w:right w:w="100" w:type="dxa"/>
-            </w:tcMar>
-            <w:shd w:fill="F2F4F6"/>
-          </w:tcPr>
-          <w:p>
-            <w:r>
-              <w:rPr>
-                <w:rFonts w:ascii="Microsoft JhengHei" w:hAnsi="Microsoft JhengHei" w:eastAsia="Microsoft JhengHei"/>
-                <w:sz w:val="18"/>
-              </w:rPr>
-              <w:t>二級分類</w:t>
-            </w:r>
-          </w:p>
-        </w:tc>
-        <w:tc>
-          <w:tcPr>
-            <w:tcW w:type="dxa" w:w="3278"/>
-            <w:vAlign w:val="top"/>
-            <w:tcMar>
-              <w:top w:w="100" w:type="dxa"/>
-              <w:left w:w="100" w:type="dxa"/>
-              <w:bottom w:w="100" w:type="dxa"/>
-              <w:right w:w="100" w:type="dxa"/>
-            </w:tcMar>
-            <w:shd w:fill="F2F4F6"/>
-          </w:tcPr>
-          <w:p>
-            <w:r>
-              <w:rPr>
-                <w:rFonts w:ascii="Microsoft JhengHei" w:hAnsi="Microsoft JhengHei" w:eastAsia="Microsoft JhengHei"/>
-                <w:sz w:val="18"/>
-              </w:rPr>
-              <w:t>可自行輸入，也可留白</w:t>
-            </w:r>
-          </w:p>
-        </w:tc>
-        <w:tc>
-          <w:tcPr>
-            <w:tcW w:type="dxa" w:w="3278"/>
-            <w:vAlign w:val="top"/>
-            <w:tcMar>
-              <w:top w:w="100" w:type="dxa"/>
-              <w:left w:w="100" w:type="dxa"/>
-              <w:bottom w:w="100" w:type="dxa"/>
-              <w:right w:w="100" w:type="dxa"/>
-            </w:tcMar>
-            <w:shd w:fill="F2F4F6"/>
-          </w:tcPr>
-          <w:p>
-            <w:r>
-              <w:rPr>
-                <w:rFonts w:ascii="Microsoft JhengHei" w:hAnsi="Microsoft JhengHei" w:eastAsia="Microsoft JhengHei"/>
-                <w:sz w:val="18"/>
-              </w:rPr>
-              <w:t>可自行輸入，也可留白</w:t>
-            </w:r>
-          </w:p>
-        </w:tc>
-      </w:tr>
-      <w:tr>
-        <w:trPr>
-          <w:cantSplit w:val="true"/>
-        </w:trPr>
-        <w:tc>
-          <w:tcPr>
-            <w:tcW w:type="dxa" w:w="3278"/>
-            <w:vAlign w:val="top"/>
-            <w:tcMar>
-              <w:top w:w="100" w:type="dxa"/>
-              <w:left w:w="100" w:type="dxa"/>
-              <w:bottom w:w="100" w:type="dxa"/>
-              <w:right w:w="100" w:type="dxa"/>
-            </w:tcMar>
-          </w:tcPr>
-          <w:p>
-            <w:r>
-              <w:rPr>
-                <w:rFonts w:ascii="Microsoft JhengHei" w:hAnsi="Microsoft JhengHei" w:eastAsia="Microsoft JhengHei"/>
-                <w:sz w:val="18"/>
-              </w:rPr>
-              <w:t>日期時間</w:t>
-            </w:r>
-          </w:p>
-        </w:tc>
-        <w:tc>
-          <w:tcPr>
-            <w:tcW w:type="dxa" w:w="3278"/>
-            <w:vAlign w:val="top"/>
-            <w:tcMar>
-              <w:top w:w="100" w:type="dxa"/>
-              <w:left w:w="100" w:type="dxa"/>
-              <w:bottom w:w="100" w:type="dxa"/>
-              <w:right w:w="100" w:type="dxa"/>
-            </w:tcMar>
-          </w:tcPr>
-          <w:p>
-            <w:r>
-              <w:rPr>
-                <w:rFonts w:ascii="Microsoft JhengHei" w:hAnsi="Microsoft JhengHei" w:eastAsia="Microsoft JhengHei"/>
-                <w:sz w:val="18"/>
-              </w:rPr>
-              <w:t>新增與編輯皆可選日期、時、分</w:t>
-            </w:r>
-          </w:p>
-        </w:tc>
-        <w:tc>
-          <w:tcPr>
-            <w:tcW w:type="dxa" w:w="3278"/>
-            <w:vAlign w:val="top"/>
-            <w:tcMar>
-              <w:top w:w="100" w:type="dxa"/>
-              <w:left w:w="100" w:type="dxa"/>
-              <w:bottom w:w="100" w:type="dxa"/>
-              <w:right w:w="100" w:type="dxa"/>
-            </w:tcMar>
-          </w:tcPr>
-          <w:p>
-            <w:r>
-              <w:rPr>
-                <w:rFonts w:ascii="Microsoft JhengHei" w:hAnsi="Microsoft JhengHei" w:eastAsia="Microsoft JhengHei"/>
-                <w:sz w:val="18"/>
-              </w:rPr>
-              <w:t>新增與編輯皆可選日期、時、分</w:t>
-            </w:r>
-          </w:p>
-        </w:tc>
-      </w:tr>
-      <w:tr>
-        <w:trPr>
-          <w:cantSplit w:val="true"/>
-        </w:trPr>
-        <w:tc>
-          <w:tcPr>
-            <w:tcW w:type="dxa" w:w="3278"/>
-            <w:vAlign w:val="top"/>
-            <w:tcMar>
-              <w:top w:w="100" w:type="dxa"/>
-              <w:left w:w="100" w:type="dxa"/>
-              <w:bottom w:w="100" w:type="dxa"/>
-              <w:right w:w="100" w:type="dxa"/>
-            </w:tcMar>
-            <w:shd w:fill="F2F4F6"/>
-          </w:tcPr>
-          <w:p>
-            <w:r>
-              <w:rPr>
-                <w:rFonts w:ascii="Microsoft JhengHei" w:hAnsi="Microsoft JhengHei" w:eastAsia="Microsoft JhengHei"/>
-                <w:sz w:val="18"/>
-              </w:rPr>
-              <w:t>小數</w:t>
-            </w:r>
-          </w:p>
-        </w:tc>
-        <w:tc>
-          <w:tcPr>
-            <w:tcW w:type="dxa" w:w="3278"/>
-            <w:vAlign w:val="top"/>
-            <w:tcMar>
-              <w:top w:w="100" w:type="dxa"/>
-              <w:left w:w="100" w:type="dxa"/>
-              <w:bottom w:w="100" w:type="dxa"/>
-              <w:right w:w="100" w:type="dxa"/>
-            </w:tcMar>
-            <w:shd w:fill="F2F4F6"/>
-          </w:tcPr>
-          <w:p>
-            <w:r>
-              <w:rPr>
-                <w:rFonts w:ascii="Microsoft JhengHei" w:hAnsi="Microsoft JhengHei" w:eastAsia="Microsoft JhengHei"/>
-                <w:sz w:val="18"/>
-              </w:rPr>
-              <w:t>最多 4 位小數並顯示千分位</w:t>
-            </w:r>
-          </w:p>
-        </w:tc>
-        <w:tc>
-          <w:tcPr>
-            <w:tcW w:type="dxa" w:w="3278"/>
-            <w:vAlign w:val="top"/>
-            <w:tcMar>
-              <w:top w:w="100" w:type="dxa"/>
-              <w:left w:w="100" w:type="dxa"/>
-              <w:bottom w:w="100" w:type="dxa"/>
-              <w:right w:w="100" w:type="dxa"/>
-            </w:tcMar>
-            <w:shd w:fill="F2F4F6"/>
-          </w:tcPr>
-          <w:p>
-            <w:r>
-              <w:rPr>
-                <w:rFonts w:ascii="Microsoft JhengHei" w:hAnsi="Microsoft JhengHei" w:eastAsia="Microsoft JhengHei"/>
-                <w:sz w:val="18"/>
-              </w:rPr>
-              <w:t>整數點數並顯示千分位</w:t>
-            </w:r>
-          </w:p>
-        </w:tc>
-      </w:tr>
-      <w:tr>
-        <w:trPr>
-          <w:cantSplit w:val="true"/>
-        </w:trPr>
-        <w:tc>
-          <w:tcPr>
-            <w:tcW w:type="dxa" w:w="3278"/>
-            <w:vAlign w:val="top"/>
-            <w:tcMar>
-              <w:top w:w="100" w:type="dxa"/>
-              <w:left w:w="100" w:type="dxa"/>
-              <w:bottom w:w="100" w:type="dxa"/>
-              <w:right w:w="100" w:type="dxa"/>
-            </w:tcMar>
-          </w:tcPr>
-          <w:p>
-            <w:r>
-              <w:rPr>
-                <w:rFonts w:ascii="Microsoft JhengHei" w:hAnsi="Microsoft JhengHei" w:eastAsia="Microsoft JhengHei"/>
-                <w:sz w:val="18"/>
-              </w:rPr>
-              <w:t>載入範圍</w:t>
-            </w:r>
-          </w:p>
-        </w:tc>
-        <w:tc>
-          <w:tcPr>
-            <w:tcW w:type="dxa" w:w="3278"/>
-            <w:vAlign w:val="top"/>
-            <w:tcMar>
-              <w:top w:w="100" w:type="dxa"/>
-              <w:left w:w="100" w:type="dxa"/>
-              <w:bottom w:w="100" w:type="dxa"/>
-              <w:right w:w="100" w:type="dxa"/>
-            </w:tcMar>
-          </w:tcPr>
-          <w:p>
-            <w:r>
-              <w:rPr>
-                <w:rFonts w:ascii="Microsoft JhengHei" w:hAnsi="Microsoft JhengHei" w:eastAsia="Microsoft JhengHei"/>
-                <w:sz w:val="18"/>
-              </w:rPr>
-              <w:t>個人近 30 天；旅程顯示全部；保留項永遠載入</w:t>
-            </w:r>
-          </w:p>
-        </w:tc>
-        <w:tc>
-          <w:tcPr>
-            <w:tcW w:type="dxa" w:w="3278"/>
-            <w:vAlign w:val="top"/>
-            <w:tcMar>
-              <w:top w:w="100" w:type="dxa"/>
-              <w:left w:w="100" w:type="dxa"/>
-              <w:bottom w:w="100" w:type="dxa"/>
-              <w:right w:w="100" w:type="dxa"/>
-            </w:tcMar>
-          </w:tcPr>
-          <w:p>
-            <w:r>
-              <w:rPr>
-                <w:rFonts w:ascii="Microsoft JhengHei" w:hAnsi="Microsoft JhengHei" w:eastAsia="Microsoft JhengHei"/>
-                <w:sz w:val="18"/>
-              </w:rPr>
-              <w:t>近 30 天；無資料時顯示最新一筆；保留項永遠載入</w:t>
-            </w:r>
-          </w:p>
-        </w:tc>
-      </w:tr>
-    </w:tbl>
-    <w:p/>
-    <w:p>
-      <w:pPr>
-        <w:pStyle w:val="ListBullet"/>
-      </w:pPr>
-      <w:r>
-        <w:t>刪除明細後，今日小計與總金額／總積分會立即重算。</w:t>
-      </w:r>
-    </w:p>
-    <w:p>
-      <w:pPr>
-        <w:pStyle w:val="ListBullet"/>
-      </w:pPr>
-      <w:r>
-        <w:t>含『餘』的舊記帳資料已改為保留項，不再依文字關鍵字判斷。</w:t>
-      </w:r>
-    </w:p>
-    <w:p>
-      <w:pPr>
-        <w:pStyle w:val="ListBullet"/>
-      </w:pPr>
-      <w:r>
-        <w:t>首頁已選帳戶時，『看更多』直接進入該帳戶明細；點帳戶選擇器仍可換帳戶。</w:t>
-      </w:r>
-    </w:p>
-    <w:p>
-      <w:pPr>
-        <w:pStyle w:val="Heading1"/>
-      </w:pPr>
-      <w:r>
-        <w:t>7. 遊戲</w:t>
-      </w:r>
-    </w:p>
-    <w:p>
-      <w:pPr>
-        <w:pStyle w:val="ListBullet"/>
-      </w:pPr>
-      <w:r>
-        <w:t>遊戲需管理者授權才會出現在功能選單。</w:t>
-      </w:r>
-    </w:p>
-    <w:p>
-      <w:pPr>
-        <w:pStyle w:val="ListBullet"/>
-      </w:pPr>
-      <w:r>
-        <w:t>雲端模式可依選擇使用管理者題庫或自己的題庫；本機模式只使用本機題庫。</w:t>
-      </w:r>
-    </w:p>
-    <w:p>
-      <w:pPr>
-        <w:pStyle w:val="ListBullet"/>
-      </w:pPr>
-      <w:r>
-        <w:t>可用題目總數未達遊戲最低題數時不能開始，畫面會提示需要的題數。</w:t>
-      </w:r>
-    </w:p>
-    <w:p>
-      <w:pPr>
-        <w:pStyle w:val="ListBullet"/>
-      </w:pPr>
-      <w:r>
-        <w:t>自建題庫支援搜尋、分類、啟用、停用、編輯與刪除。</w:t>
-      </w:r>
-    </w:p>
-    <w:p>
-      <w:pPr>
-        <w:pStyle w:val="ListBullet"/>
-      </w:pPr>
-      <w:r>
-        <w:t>雲端答題紀錄依方案保留 30 天或 1 年；本機答題紀錄不限量且不套用保留天數。</w:t>
-      </w:r>
-    </w:p>
-    <w:p>
-      <w:pPr>
-        <w:pStyle w:val="Heading1"/>
-      </w:pPr>
-      <w:r>
-        <w:t>8. 資料儲存位置</w:t>
-      </w:r>
-    </w:p>
-    <w:tbl>
-      <w:tblPr>
-        <w:tblStyle w:val="TableGrid"/>
-        <w:tblW w:type="auto" w:w="0"/>
-        <w:jc w:val="center"/>
-        <w:tblLook w:firstColumn="1" w:firstRow="1" w:lastColumn="0" w:lastRow="0" w:noHBand="0" w:noVBand="1" w:val="04A0"/>
-      </w:tblPr>
-      <w:tblGrid>
-        <w:gridCol w:w="3278"/>
-        <w:gridCol w:w="3278"/>
-        <w:gridCol w:w="3278"/>
-      </w:tblGrid>
-      <w:tr>
-        <w:trPr>
-          <w:tblHeader w:val="true"/>
-        </w:trPr>
-        <w:tc>
-          <w:tcPr>
-            <w:tcW w:type="dxa" w:w="3278"/>
-            <w:shd w:fill="24496B"/>
-            <w:vAlign w:val="center"/>
-            <w:tcMar>
-              <w:top w:w="100" w:type="dxa"/>
-              <w:left w:w="100" w:type="dxa"/>
-              <w:bottom w:w="100" w:type="dxa"/>
-              <w:right w:w="100" w:type="dxa"/>
-            </w:tcMar>
-          </w:tcPr>
-          <w:p>
-            <w:r>
-              <w:rPr>
-                <w:rFonts w:ascii="Microsoft JhengHei" w:hAnsi="Microsoft JhengHei" w:eastAsia="Microsoft JhengHei"/>
-                <w:b/>
-                <w:color w:val="FFFFFF"/>
-                <w:sz w:val="19"/>
-              </w:rPr>
-              <w:t>模式</w:t>
-            </w:r>
-          </w:p>
-        </w:tc>
-        <w:tc>
-          <w:tcPr>
-            <w:tcW w:type="dxa" w:w="3278"/>
-            <w:shd w:fill="24496B"/>
-            <w:vAlign w:val="center"/>
-            <w:tcMar>
-              <w:top w:w="100" w:type="dxa"/>
-              <w:left w:w="100" w:type="dxa"/>
-              <w:bottom w:w="100" w:type="dxa"/>
-              <w:right w:w="100" w:type="dxa"/>
-            </w:tcMar>
-          </w:tcPr>
-          <w:p>
-            <w:r>
-              <w:rPr>
-                <w:rFonts w:ascii="Microsoft JhengHei" w:hAnsi="Microsoft JhengHei" w:eastAsia="Microsoft JhengHei"/>
-                <w:b/>
-                <w:color w:val="FFFFFF"/>
-                <w:sz w:val="19"/>
-              </w:rPr>
-              <w:t>特性</w:t>
-            </w:r>
-          </w:p>
-        </w:tc>
-        <w:tc>
-          <w:tcPr>
-            <w:tcW w:type="dxa" w:w="3278"/>
-            <w:shd w:fill="24496B"/>
-            <w:vAlign w:val="center"/>
-            <w:tcMar>
-              <w:top w:w="100" w:type="dxa"/>
-              <w:left w:w="100" w:type="dxa"/>
-              <w:bottom w:w="100" w:type="dxa"/>
-              <w:right w:w="100" w:type="dxa"/>
-            </w:tcMar>
-          </w:tcPr>
-          <w:p>
-            <w:r>
-              <w:rPr>
-                <w:rFonts w:ascii="Microsoft JhengHei" w:hAnsi="Microsoft JhengHei" w:eastAsia="Microsoft JhengHei"/>
-                <w:b/>
-                <w:color w:val="FFFFFF"/>
-                <w:sz w:val="19"/>
-              </w:rPr>
-              <w:t>注意事項</w:t>
-            </w:r>
-          </w:p>
-        </w:tc>
-      </w:tr>
-      <w:tr>
-        <w:trPr>
-          <w:cantSplit w:val="true"/>
-        </w:trPr>
-        <w:tc>
-          <w:tcPr>
-            <w:tcW w:type="dxa" w:w="3278"/>
-            <w:vAlign w:val="top"/>
-            <w:tcMar>
-              <w:top w:w="100" w:type="dxa"/>
-              <w:left w:w="100" w:type="dxa"/>
-              <w:bottom w:w="100" w:type="dxa"/>
-              <w:right w:w="100" w:type="dxa"/>
-            </w:tcMar>
-          </w:tcPr>
-          <w:p>
-            <w:r>
-              <w:rPr>
-                <w:rFonts w:ascii="Microsoft JhengHei" w:hAnsi="Microsoft JhengHei" w:eastAsia="Microsoft JhengHei"/>
-                <w:sz w:val="18"/>
-              </w:rPr>
-              <w:t>雲端</w:t>
-            </w:r>
-          </w:p>
-        </w:tc>
-        <w:tc>
-          <w:tcPr>
-            <w:tcW w:type="dxa" w:w="3278"/>
-            <w:vAlign w:val="top"/>
-            <w:tcMar>
-              <w:top w:w="100" w:type="dxa"/>
-              <w:left w:w="100" w:type="dxa"/>
-              <w:bottom w:w="100" w:type="dxa"/>
-              <w:right w:w="100" w:type="dxa"/>
-            </w:tcMar>
-          </w:tcPr>
-          <w:p>
-            <w:r>
-              <w:rPr>
-                <w:rFonts w:ascii="Microsoft JhengHei" w:hAnsi="Microsoft JhengHei" w:eastAsia="Microsoft JhengHei"/>
-                <w:sz w:val="18"/>
-              </w:rPr>
-              <w:t>跨裝置登入可見；可用分享功能</w:t>
-            </w:r>
-          </w:p>
-        </w:tc>
-        <w:tc>
-          <w:tcPr>
-            <w:tcW w:type="dxa" w:w="3278"/>
-            <w:vAlign w:val="top"/>
-            <w:tcMar>
-              <w:top w:w="100" w:type="dxa"/>
-              <w:left w:w="100" w:type="dxa"/>
-              <w:bottom w:w="100" w:type="dxa"/>
-              <w:right w:w="100" w:type="dxa"/>
-            </w:tcMar>
-          </w:tcPr>
-          <w:p>
-            <w:r>
-              <w:rPr>
-                <w:rFonts w:ascii="Microsoft JhengHei" w:hAnsi="Microsoft JhengHei" w:eastAsia="Microsoft JhengHei"/>
-                <w:sz w:val="18"/>
-              </w:rPr>
-              <w:t>依方案額度限制；到期可能進入唯讀與寬限期</w:t>
-            </w:r>
-          </w:p>
-        </w:tc>
-      </w:tr>
-      <w:tr>
-        <w:trPr>
-          <w:cantSplit w:val="true"/>
-        </w:trPr>
-        <w:tc>
-          <w:tcPr>
-            <w:tcW w:type="dxa" w:w="3278"/>
-            <w:vAlign w:val="top"/>
-            <w:tcMar>
-              <w:top w:w="100" w:type="dxa"/>
-              <w:left w:w="100" w:type="dxa"/>
-              <w:bottom w:w="100" w:type="dxa"/>
-              <w:right w:w="100" w:type="dxa"/>
-            </w:tcMar>
-            <w:shd w:fill="F2F4F6"/>
-          </w:tcPr>
-          <w:p>
-            <w:r>
-              <w:rPr>
-                <w:rFonts w:ascii="Microsoft JhengHei" w:hAnsi="Microsoft JhengHei" w:eastAsia="Microsoft JhengHei"/>
-                <w:sz w:val="18"/>
-              </w:rPr>
-              <w:t>此裝置</w:t>
-            </w:r>
-          </w:p>
-        </w:tc>
-        <w:tc>
-          <w:tcPr>
-            <w:tcW w:type="dxa" w:w="3278"/>
-            <w:vAlign w:val="top"/>
-            <w:tcMar>
-              <w:top w:w="100" w:type="dxa"/>
-              <w:left w:w="100" w:type="dxa"/>
-              <w:bottom w:w="100" w:type="dxa"/>
-              <w:right w:w="100" w:type="dxa"/>
-            </w:tcMar>
-            <w:shd w:fill="F2F4F6"/>
-          </w:tcPr>
-          <w:p>
-            <w:r>
-              <w:rPr>
-                <w:rFonts w:ascii="Microsoft JhengHei" w:hAnsi="Microsoft JhengHei" w:eastAsia="Microsoft JhengHei"/>
-                <w:sz w:val="18"/>
-              </w:rPr>
-              <w:t>資料保存在手機、平板、電腦或瀏覽器；本機資料量不限</w:t>
-            </w:r>
-          </w:p>
-        </w:tc>
-        <w:tc>
-          <w:tcPr>
-            <w:tcW w:type="dxa" w:w="3278"/>
-            <w:vAlign w:val="top"/>
-            <w:tcMar>
-              <w:top w:w="100" w:type="dxa"/>
-              <w:left w:w="100" w:type="dxa"/>
-              <w:bottom w:w="100" w:type="dxa"/>
-              <w:right w:w="100" w:type="dxa"/>
-            </w:tcMar>
-            <w:shd w:fill="F2F4F6"/>
-          </w:tcPr>
-          <w:p>
-            <w:r>
-              <w:rPr>
-                <w:rFonts w:ascii="Microsoft JhengHei" w:hAnsi="Microsoft JhengHei" w:eastAsia="Microsoft JhengHei"/>
-                <w:sz w:val="18"/>
-              </w:rPr>
-              <w:t>換裝置、清除網站資料或瀏覽器資料後不會自動出現；需有效本機方案才能新增</w:t>
-            </w:r>
-          </w:p>
-        </w:tc>
-      </w:tr>
-    </w:tbl>
-    <w:p/>
-    <w:p>
-      <w:pPr>
-        <w:ind w:left="346" w:hanging="346"/>
-      </w:pPr>
-      <w:r>
-        <w:t>1. 開啟『儲存位置』。</w:t>
-      </w:r>
-    </w:p>
-    <w:p>
-      <w:pPr>
-        <w:ind w:left="346" w:hanging="346"/>
-      </w:pPr>
-      <w:r>
-        <w:t>2. 選擇目標模式並閱讀差異、刪除來源資料的提醒。</w:t>
-      </w:r>
-    </w:p>
-    <w:p>
-      <w:pPr>
-        <w:ind w:left="346" w:hanging="346"/>
-      </w:pPr>
-      <w:r>
-        <w:t>3. 系統先檢查目標方案額度；超額會取消整批搬移且保留原資料。</w:t>
-      </w:r>
-    </w:p>
-    <w:p>
-      <w:pPr>
-        <w:ind w:left="346" w:hanging="346"/>
-      </w:pPr>
-      <w:r>
-        <w:t>4. 確認後才搬移；成功後會刪除來源模式資料並關閉設定畫面。</w:t>
-      </w:r>
-    </w:p>
-    <w:p>
-      <w:pPr>
-        <w:ind w:left="346" w:hanging="346"/>
-      </w:pPr>
-      <w:r>
-        <w:t>5. 搬移失敗時會顯示具體資料表或欄位原因，未成功資料不會刪除。</w:t>
-      </w:r>
-    </w:p>
-    <w:p>
-      <w:pPr>
-        <w:pStyle w:val="Heading1"/>
-      </w:pPr>
-      <w:r>
-        <w:t>9. 方案與訂閱</w:t>
-      </w:r>
-    </w:p>
-    <w:p>
-      <w:pPr>
-        <w:pStyle w:val="ListBullet"/>
-      </w:pPr>
-      <w:r>
-        <w:t>畫面最上方顯示目前儲存模式對應的方案與實際額度。</w:t>
-      </w:r>
-    </w:p>
-    <w:p>
-      <w:pPr>
-        <w:pStyle w:val="ListBullet"/>
-      </w:pPr>
-      <w:r>
-        <w:t>只有已授權模組才會出現在方案額度說明。</w:t>
-      </w:r>
-    </w:p>
-    <w:p>
-      <w:pPr>
-        <w:pStyle w:val="ListBullet"/>
-      </w:pPr>
-      <w:r>
-        <w:t>雲端免費版與雲端付費版本分開顯示；本機版本顯示自己的版本、生效日與每季費用。</w:t>
-      </w:r>
-    </w:p>
-    <w:p>
-      <w:pPr>
-        <w:pStyle w:val="ListBullet"/>
-      </w:pPr>
-      <w:r>
-        <w:t>舊版尚未到期又加購新版時，畫面會同時列出舊版與新增額度。</w:t>
-      </w:r>
-    </w:p>
-    <w:p>
-      <w:pPr>
-        <w:pStyle w:val="ListBullet"/>
-      </w:pPr>
-      <w:r>
-        <w:t>雲端 Plus 到期後降為免費版；超額資料有 30 天搬移或續訂寬限。</w:t>
-      </w:r>
-    </w:p>
-    <w:p>
-      <w:pPr>
-        <w:pStyle w:val="ListBullet"/>
-      </w:pPr>
-      <w:r>
-        <w:t>本機方案到期後資料仍可查看，但不能新增；續訂後恢復寫入。</w:t>
-      </w:r>
-    </w:p>
-    <w:p>
-      <w:pPr>
-        <w:pStyle w:val="Heading1"/>
-      </w:pPr>
-      <w:r>
-        <w:t>10. 資料匯出與帳號刪除</w:t>
-      </w:r>
-    </w:p>
-    <w:p>
-      <w:pPr>
-        <w:pStyle w:val="ListBullet"/>
-      </w:pPr>
-      <w:r>
-        <w:t>資料匯出會下載 Excel，頁簽與欄位依當時畫面語言顯示。</w:t>
-      </w:r>
-    </w:p>
-    <w:p>
-      <w:pPr>
-        <w:pStyle w:val="ListBullet"/>
-      </w:pPr>
-      <w:r>
-        <w:t>匯出內容正向表列為：行事曆、回憶走廊、記帳、積分；不因日期截斷。</w:t>
-      </w:r>
-    </w:p>
-    <w:p>
-      <w:pPr>
-        <w:pStyle w:val="ListBullet"/>
-      </w:pPr>
-      <w:r>
-        <w:t>申請刪除帳號只會通知管理者，不會立即刪除。</w:t>
-      </w:r>
-    </w:p>
-    <w:p>
-      <w:pPr>
-        <w:pStyle w:val="ListBullet"/>
-      </w:pPr>
-      <w:r>
-        <w:t>申請中可取消；管理者確認後才刪除帳號與相關資料。</w:t>
-      </w:r>
-    </w:p>
-    <w:p>
-      <w:pPr>
-        <w:pStyle w:val="ListBullet"/>
-      </w:pPr>
-      <w:r>
-        <w:t>『查看與清理資料』用於配額整理；『刪除帳號』則連同登入身分一併處理。</w:t>
-      </w:r>
-    </w:p>
-    <w:p>
-      <w:pPr>
-        <w:pStyle w:val="Heading1"/>
-      </w:pPr>
-      <w:r>
-        <w:t>11. 常見問題</w:t>
-      </w:r>
-    </w:p>
-    <w:tbl>
-      <w:tblPr>
-        <w:tblStyle w:val="TableGrid"/>
-        <w:tblW w:type="auto" w:w="0"/>
-        <w:jc w:val="center"/>
-        <w:tblLook w:firstColumn="1" w:firstRow="1" w:lastColumn="0" w:lastRow="0" w:noHBand="0" w:noVBand="1" w:val="04A0"/>
-      </w:tblPr>
-      <w:tblGrid>
-        <w:gridCol w:w="4917"/>
-        <w:gridCol w:w="4917"/>
-      </w:tblGrid>
-      <w:tr>
-        <w:trPr>
-          <w:tblHeader w:val="true"/>
-        </w:trPr>
-        <w:tc>
-          <w:tcPr>
-            <w:tcW w:type="dxa" w:w="4917"/>
-            <w:shd w:fill="24496B"/>
-            <w:vAlign w:val="center"/>
-            <w:tcMar>
-              <w:top w:w="100" w:type="dxa"/>
-              <w:left w:w="100" w:type="dxa"/>
-              <w:bottom w:w="100" w:type="dxa"/>
-              <w:right w:w="100" w:type="dxa"/>
-            </w:tcMar>
-          </w:tcPr>
-          <w:p>
-            <w:r>
-              <w:rPr>
-                <w:rFonts w:ascii="Microsoft JhengHei" w:hAnsi="Microsoft JhengHei" w:eastAsia="Microsoft JhengHei"/>
-                <w:b/>
-                <w:color w:val="FFFFFF"/>
-                <w:sz w:val="19"/>
-              </w:rPr>
-              <w:t>問題</w:t>
-            </w:r>
-          </w:p>
-        </w:tc>
-        <w:tc>
-          <w:tcPr>
-            <w:tcW w:type="dxa" w:w="4917"/>
-            <w:shd w:fill="24496B"/>
-            <w:vAlign w:val="center"/>
-            <w:tcMar>
-              <w:top w:w="100" w:type="dxa"/>
-              <w:left w:w="100" w:type="dxa"/>
-              <w:bottom w:w="100" w:type="dxa"/>
-              <w:right w:w="100" w:type="dxa"/>
-            </w:tcMar>
-          </w:tcPr>
-          <w:p>
-            <w:r>
-              <w:rPr>
-                <w:rFonts w:ascii="Microsoft JhengHei" w:hAnsi="Microsoft JhengHei" w:eastAsia="Microsoft JhengHei"/>
-                <w:b/>
-                <w:color w:val="FFFFFF"/>
-                <w:sz w:val="19"/>
               </w:rPr>
               <w:t>處理方式</w:t>
             </w:r>
@@ -2246,120 +3026,28 @@
         </w:tc>
       </w:tr>
       <w:tr>
-        <w:trPr>
-          <w:cantSplit w:val="true"/>
-        </w:trPr>
         <w:tc>
           <w:tcPr>
-            <w:tcW w:type="dxa" w:w="4917"/>
-            <w:vAlign w:val="top"/>
-            <w:tcMar>
-              <w:top w:w="100" w:type="dxa"/>
-              <w:left w:w="100" w:type="dxa"/>
-              <w:bottom w:w="100" w:type="dxa"/>
-              <w:right w:w="100" w:type="dxa"/>
-            </w:tcMar>
+            <w:tcW w:type="dxa" w:w="3168"/>
+            <w:vAlign w:val="center"/>
+            <w:tcBorders>
+              <w:top w:val="single" w:sz="4" w:color="D9D9D9"/>
+              <w:left w:val="single" w:sz="4" w:color="D9D9D9"/>
+              <w:bottom w:val="single" w:sz="4" w:color="D9D9D9"/>
+              <w:right w:val="single" w:sz="4" w:color="D9D9D9"/>
+              <w:insideH w:val="single" w:sz="4" w:color="D9D9D9"/>
+              <w:insideV w:val="single" w:sz="4" w:color="D9D9D9"/>
+            </w:tcBorders>
           </w:tcPr>
           <w:p>
+            <w:pPr>
+              <w:spacing w:after="40" w:line="252" w:lineRule="auto"/>
+              <w:jc w:val="center"/>
+            </w:pPr>
             <w:r>
               <w:rPr>
-                <w:rFonts w:ascii="Microsoft JhengHei" w:hAnsi="Microsoft JhengHei" w:eastAsia="Microsoft JhengHei"/>
-                <w:sz w:val="18"/>
-              </w:rPr>
-              <w:t>看不到積分、遊戲或股票</w:t>
-            </w:r>
-          </w:p>
-        </w:tc>
-        <w:tc>
-          <w:tcPr>
-            <w:tcW w:type="dxa" w:w="4917"/>
-            <w:vAlign w:val="top"/>
-            <w:tcMar>
-              <w:top w:w="100" w:type="dxa"/>
-              <w:left w:w="100" w:type="dxa"/>
-              <w:bottom w:w="100" w:type="dxa"/>
-              <w:right w:w="100" w:type="dxa"/>
-            </w:tcMar>
-          </w:tcPr>
-          <w:p>
-            <w:r>
-              <w:rPr>
-                <w:rFonts w:ascii="Microsoft JhengHei" w:hAnsi="Microsoft JhengHei" w:eastAsia="Microsoft JhengHei"/>
-                <w:sz w:val="18"/>
-              </w:rPr>
-              <w:t>這些是額外模組，請由管理者在模組授權頁開放後重新登入。</w:t>
-            </w:r>
-          </w:p>
-        </w:tc>
-      </w:tr>
-      <w:tr>
-        <w:trPr>
-          <w:cantSplit w:val="true"/>
-        </w:trPr>
-        <w:tc>
-          <w:tcPr>
-            <w:tcW w:type="dxa" w:w="4917"/>
-            <w:vAlign w:val="top"/>
-            <w:tcMar>
-              <w:top w:w="100" w:type="dxa"/>
-              <w:left w:w="100" w:type="dxa"/>
-              <w:bottom w:w="100" w:type="dxa"/>
-              <w:right w:w="100" w:type="dxa"/>
-            </w:tcMar>
-            <w:shd w:fill="F2F4F6"/>
-          </w:tcPr>
-          <w:p>
-            <w:r>
-              <w:rPr>
-                <w:rFonts w:ascii="Microsoft JhengHei" w:hAnsi="Microsoft JhengHei" w:eastAsia="Microsoft JhengHei"/>
-                <w:sz w:val="18"/>
-              </w:rPr>
-              <w:t>加入景點後日期變成前一天</w:t>
-            </w:r>
-          </w:p>
-        </w:tc>
-        <w:tc>
-          <w:tcPr>
-            <w:tcW w:type="dxa" w:w="4917"/>
-            <w:vAlign w:val="top"/>
-            <w:tcMar>
-              <w:top w:w="100" w:type="dxa"/>
-              <w:left w:w="100" w:type="dxa"/>
-              <w:bottom w:w="100" w:type="dxa"/>
-              <w:right w:w="100" w:type="dxa"/>
-            </w:tcMar>
-            <w:shd w:fill="F2F4F6"/>
-          </w:tcPr>
-          <w:p>
-            <w:r>
-              <w:rPr>
-                <w:rFonts w:ascii="Microsoft JhengHei" w:hAnsi="Microsoft JhengHei" w:eastAsia="Microsoft JhengHei"/>
-                <w:sz w:val="18"/>
-              </w:rPr>
-              <w:t>新版已依裝置當地日期建立；更新 App 後重新建立該行程。</w:t>
-            </w:r>
-          </w:p>
-        </w:tc>
-      </w:tr>
-      <w:tr>
-        <w:trPr>
-          <w:cantSplit w:val="true"/>
-        </w:trPr>
-        <w:tc>
-          <w:tcPr>
-            <w:tcW w:type="dxa" w:w="4917"/>
-            <w:vAlign w:val="top"/>
-            <w:tcMar>
-              <w:top w:w="100" w:type="dxa"/>
-              <w:left w:w="100" w:type="dxa"/>
-              <w:bottom w:w="100" w:type="dxa"/>
-              <w:right w:w="100" w:type="dxa"/>
-            </w:tcMar>
-          </w:tcPr>
-          <w:p>
-            <w:r>
-              <w:rPr>
-                <w:rFonts w:ascii="Microsoft JhengHei" w:hAnsi="Microsoft JhengHei" w:eastAsia="Microsoft JhengHei"/>
+                <w:rFonts w:ascii="Arial" w:hAnsi="Arial" w:eastAsia="Microsoft JhengHei"/>
+                <w:color w:val="000000"/>
                 <w:sz w:val="18"/>
               </w:rPr>
               <w:t>本機資料在另一台裝置看不到</w:t>
@@ -2368,129 +3056,275 @@
         </w:tc>
         <w:tc>
           <w:tcPr>
-            <w:tcW w:type="dxa" w:w="4917"/>
-            <w:vAlign w:val="top"/>
-            <w:tcMar>
-              <w:top w:w="100" w:type="dxa"/>
-              <w:left w:w="100" w:type="dxa"/>
-              <w:bottom w:w="100" w:type="dxa"/>
-              <w:right w:w="100" w:type="dxa"/>
-            </w:tcMar>
+            <w:tcW w:type="dxa" w:w="6120"/>
+            <w:vAlign w:val="center"/>
+            <w:tcBorders>
+              <w:top w:val="single" w:sz="4" w:color="D9D9D9"/>
+              <w:left w:val="single" w:sz="4" w:color="D9D9D9"/>
+              <w:bottom w:val="single" w:sz="4" w:color="D9D9D9"/>
+              <w:right w:val="single" w:sz="4" w:color="D9D9D9"/>
+              <w:insideH w:val="single" w:sz="4" w:color="D9D9D9"/>
+              <w:insideV w:val="single" w:sz="4" w:color="D9D9D9"/>
+            </w:tcBorders>
           </w:tcPr>
           <w:p>
+            <w:pPr>
+              <w:spacing w:after="40" w:line="252" w:lineRule="auto"/>
+            </w:pPr>
             <w:r>
               <w:rPr>
-                <w:rFonts w:ascii="Microsoft JhengHei" w:hAnsi="Microsoft JhengHei" w:eastAsia="Microsoft JhengHei"/>
+                <w:rFonts w:ascii="Arial" w:hAnsi="Arial" w:eastAsia="Microsoft JhengHei"/>
+                <w:color w:val="000000"/>
                 <w:sz w:val="18"/>
               </w:rPr>
-              <w:t>本機資料不跨裝置同步；請在原裝置操作，或在額度內切回雲端。</w:t>
+              <w:t>本機不跨裝置同步；回原裝置匯出，或在額度內轉回雲端</w:t>
             </w:r>
           </w:p>
         </w:tc>
       </w:tr>
       <w:tr>
-        <w:trPr>
-          <w:cantSplit w:val="true"/>
-        </w:trPr>
         <w:tc>
           <w:tcPr>
-            <w:tcW w:type="dxa" w:w="4917"/>
-            <w:vAlign w:val="top"/>
-            <w:tcMar>
-              <w:top w:w="100" w:type="dxa"/>
-              <w:left w:w="100" w:type="dxa"/>
-              <w:bottom w:w="100" w:type="dxa"/>
-              <w:right w:w="100" w:type="dxa"/>
-            </w:tcMar>
-            <w:shd w:fill="F2F4F6"/>
+            <w:tcW w:type="dxa" w:w="3168"/>
+            <w:shd w:fill="F5F7F9"/>
+            <w:vAlign w:val="center"/>
+            <w:tcBorders>
+              <w:top w:val="single" w:sz="4" w:color="D9D9D9"/>
+              <w:left w:val="single" w:sz="4" w:color="D9D9D9"/>
+              <w:bottom w:val="single" w:sz="4" w:color="D9D9D9"/>
+              <w:right w:val="single" w:sz="4" w:color="D9D9D9"/>
+              <w:insideH w:val="single" w:sz="4" w:color="D9D9D9"/>
+              <w:insideV w:val="single" w:sz="4" w:color="D9D9D9"/>
+            </w:tcBorders>
           </w:tcPr>
           <w:p>
+            <w:pPr>
+              <w:spacing w:after="40" w:line="252" w:lineRule="auto"/>
+              <w:jc w:val="center"/>
+            </w:pPr>
             <w:r>
               <w:rPr>
-                <w:rFonts w:ascii="Microsoft JhengHei" w:hAnsi="Microsoft JhengHei" w:eastAsia="Microsoft JhengHei"/>
+                <w:rFonts w:ascii="Arial" w:hAnsi="Arial" w:eastAsia="Microsoft JhengHei"/>
+                <w:color w:val="000000"/>
                 <w:sz w:val="18"/>
               </w:rPr>
-              <w:t>行事曆分享額度沒有釋放</w:t>
+              <w:t>額度滿仍只顯示儲存失敗</w:t>
             </w:r>
           </w:p>
         </w:tc>
         <w:tc>
           <w:tcPr>
-            <w:tcW w:type="dxa" w:w="4917"/>
-            <w:vAlign w:val="top"/>
-            <w:tcMar>
-              <w:top w:w="100" w:type="dxa"/>
-              <w:left w:w="100" w:type="dxa"/>
-              <w:bottom w:w="100" w:type="dxa"/>
-              <w:right w:w="100" w:type="dxa"/>
-            </w:tcMar>
-            <w:shd w:fill="F2F4F6"/>
+            <w:tcW w:type="dxa" w:w="6120"/>
+            <w:shd w:fill="F5F7F9"/>
+            <w:vAlign w:val="center"/>
+            <w:tcBorders>
+              <w:top w:val="single" w:sz="4" w:color="D9D9D9"/>
+              <w:left w:val="single" w:sz="4" w:color="D9D9D9"/>
+              <w:bottom w:val="single" w:sz="4" w:color="D9D9D9"/>
+              <w:right w:val="single" w:sz="4" w:color="D9D9D9"/>
+              <w:insideH w:val="single" w:sz="4" w:color="D9D9D9"/>
+              <w:insideV w:val="single" w:sz="4" w:color="D9D9D9"/>
+            </w:tcBorders>
           </w:tcPr>
           <w:p>
+            <w:pPr>
+              <w:spacing w:after="40" w:line="252" w:lineRule="auto"/>
+            </w:pPr>
             <w:r>
               <w:rPr>
-                <w:rFonts w:ascii="Microsoft JhengHei" w:hAnsi="Microsoft JhengHei" w:eastAsia="Microsoft JhengHei"/>
+                <w:rFonts w:ascii="Arial" w:hAnsi="Arial" w:eastAsia="Microsoft JhengHei"/>
+                <w:color w:val="000000"/>
                 <w:sz w:val="18"/>
               </w:rPr>
-              <w:t>重新開啟分享視窗；拒絕、停止查看或停止分享後應立即釋放。</w:t>
+              <w:t>更新 App 後重試；正確訊息應列出已用、上限及可新增數</w:t>
             </w:r>
           </w:p>
         </w:tc>
       </w:tr>
       <w:tr>
-        <w:trPr>
-          <w:cantSplit w:val="true"/>
-        </w:trPr>
         <w:tc>
           <w:tcPr>
-            <w:tcW w:type="dxa" w:w="4917"/>
-            <w:vAlign w:val="top"/>
-            <w:tcMar>
-              <w:top w:w="100" w:type="dxa"/>
-              <w:left w:w="100" w:type="dxa"/>
-              <w:bottom w:w="100" w:type="dxa"/>
-              <w:right w:w="100" w:type="dxa"/>
-            </w:tcMar>
+            <w:tcW w:type="dxa" w:w="3168"/>
+            <w:vAlign w:val="center"/>
+            <w:tcBorders>
+              <w:top w:val="single" w:sz="4" w:color="D9D9D9"/>
+              <w:left w:val="single" w:sz="4" w:color="D9D9D9"/>
+              <w:bottom w:val="single" w:sz="4" w:color="D9D9D9"/>
+              <w:right w:val="single" w:sz="4" w:color="D9D9D9"/>
+              <w:insideH w:val="single" w:sz="4" w:color="D9D9D9"/>
+              <w:insideV w:val="single" w:sz="4" w:color="D9D9D9"/>
+            </w:tcBorders>
           </w:tcPr>
           <w:p>
+            <w:pPr>
+              <w:spacing w:after="40" w:line="252" w:lineRule="auto"/>
+              <w:jc w:val="center"/>
+            </w:pPr>
             <w:r>
               <w:rPr>
-                <w:rFonts w:ascii="Microsoft JhengHei" w:hAnsi="Microsoft JhengHei" w:eastAsia="Microsoft JhengHei"/>
+                <w:rFonts w:ascii="Arial" w:hAnsi="Arial" w:eastAsia="Microsoft JhengHei"/>
+                <w:color w:val="000000"/>
                 <w:sz w:val="18"/>
               </w:rPr>
-              <w:t>頁面持續載入</w:t>
+              <w:t>行事曆有舊快取</w:t>
             </w:r>
           </w:p>
         </w:tc>
         <w:tc>
           <w:tcPr>
-            <w:tcW w:type="dxa" w:w="4917"/>
-            <w:vAlign w:val="top"/>
-            <w:tcMar>
-              <w:top w:w="100" w:type="dxa"/>
-              <w:left w:w="100" w:type="dxa"/>
-              <w:bottom w:w="100" w:type="dxa"/>
-              <w:right w:w="100" w:type="dxa"/>
-            </w:tcMar>
+            <w:tcW w:type="dxa" w:w="6120"/>
+            <w:vAlign w:val="center"/>
+            <w:tcBorders>
+              <w:top w:val="single" w:sz="4" w:color="D9D9D9"/>
+              <w:left w:val="single" w:sz="4" w:color="D9D9D9"/>
+              <w:bottom w:val="single" w:sz="4" w:color="D9D9D9"/>
+              <w:right w:val="single" w:sz="4" w:color="D9D9D9"/>
+              <w:insideH w:val="single" w:sz="4" w:color="D9D9D9"/>
+              <w:insideV w:val="single" w:sz="4" w:color="D9D9D9"/>
+            </w:tcBorders>
           </w:tcPr>
           <w:p>
+            <w:pPr>
+              <w:spacing w:after="40" w:line="252" w:lineRule="auto"/>
+            </w:pPr>
             <w:r>
               <w:rPr>
-                <w:rFonts w:ascii="Microsoft JhengHei" w:hAnsi="Microsoft JhengHei" w:eastAsia="Microsoft JhengHei"/>
+                <w:rFonts w:ascii="Arial" w:hAnsi="Arial" w:eastAsia="Microsoft JhengHei"/>
+                <w:color w:val="000000"/>
                 <w:sz w:val="18"/>
               </w:rPr>
-              <w:t>先確認網路與登入狀態；本機模式仍需登入驗證，必要時重新啟動 App。</w:t>
+              <w:t>重新進入月份；由首頁加入行程後新版會同步清除受影響月份快取</w:t>
+            </w:r>
+          </w:p>
+        </w:tc>
+      </w:tr>
+      <w:tr>
+        <w:tc>
+          <w:tcPr>
+            <w:tcW w:type="dxa" w:w="3168"/>
+            <w:shd w:fill="F5F7F9"/>
+            <w:vAlign w:val="center"/>
+            <w:tcBorders>
+              <w:top w:val="single" w:sz="4" w:color="D9D9D9"/>
+              <w:left w:val="single" w:sz="4" w:color="D9D9D9"/>
+              <w:bottom w:val="single" w:sz="4" w:color="D9D9D9"/>
+              <w:right w:val="single" w:sz="4" w:color="D9D9D9"/>
+              <w:insideH w:val="single" w:sz="4" w:color="D9D9D9"/>
+              <w:insideV w:val="single" w:sz="4" w:color="D9D9D9"/>
+            </w:tcBorders>
+          </w:tcPr>
+          <w:p>
+            <w:pPr>
+              <w:spacing w:after="40" w:line="252" w:lineRule="auto"/>
+              <w:jc w:val="center"/>
+            </w:pPr>
+            <w:r>
+              <w:rPr>
+                <w:rFonts w:ascii="Arial" w:hAnsi="Arial" w:eastAsia="Microsoft JhengHei"/>
+                <w:color w:val="000000"/>
+                <w:sz w:val="18"/>
+              </w:rPr>
+              <w:t>遊戲無法開始</w:t>
+            </w:r>
+          </w:p>
+        </w:tc>
+        <w:tc>
+          <w:tcPr>
+            <w:tcW w:type="dxa" w:w="6120"/>
+            <w:shd w:fill="F5F7F9"/>
+            <w:vAlign w:val="center"/>
+            <w:tcBorders>
+              <w:top w:val="single" w:sz="4" w:color="D9D9D9"/>
+              <w:left w:val="single" w:sz="4" w:color="D9D9D9"/>
+              <w:bottom w:val="single" w:sz="4" w:color="D9D9D9"/>
+              <w:right w:val="single" w:sz="4" w:color="D9D9D9"/>
+              <w:insideH w:val="single" w:sz="4" w:color="D9D9D9"/>
+              <w:insideV w:val="single" w:sz="4" w:color="D9D9D9"/>
+            </w:tcBorders>
+          </w:tcPr>
+          <w:p>
+            <w:pPr>
+              <w:spacing w:after="40" w:line="252" w:lineRule="auto"/>
+            </w:pPr>
+            <w:r>
+              <w:rPr>
+                <w:rFonts w:ascii="Arial" w:hAnsi="Arial" w:eastAsia="Microsoft JhengHei"/>
+                <w:color w:val="000000"/>
+                <w:sz w:val="18"/>
+              </w:rPr>
+              <w:t>確認已授權、題庫來源正確且可用題目達最低數</w:t>
+            </w:r>
+          </w:p>
+        </w:tc>
+      </w:tr>
+      <w:tr>
+        <w:tc>
+          <w:tcPr>
+            <w:tcW w:type="dxa" w:w="3168"/>
+            <w:vAlign w:val="center"/>
+            <w:tcBorders>
+              <w:top w:val="single" w:sz="4" w:color="D9D9D9"/>
+              <w:left w:val="single" w:sz="4" w:color="D9D9D9"/>
+              <w:bottom w:val="single" w:sz="4" w:color="D9D9D9"/>
+              <w:right w:val="single" w:sz="4" w:color="D9D9D9"/>
+              <w:insideH w:val="single" w:sz="4" w:color="D9D9D9"/>
+              <w:insideV w:val="single" w:sz="4" w:color="D9D9D9"/>
+            </w:tcBorders>
+          </w:tcPr>
+          <w:p>
+            <w:pPr>
+              <w:spacing w:after="40" w:line="252" w:lineRule="auto"/>
+              <w:jc w:val="center"/>
+            </w:pPr>
+            <w:r>
+              <w:rPr>
+                <w:rFonts w:ascii="Arial" w:hAnsi="Arial" w:eastAsia="Microsoft JhengHei"/>
+                <w:color w:val="000000"/>
+                <w:sz w:val="18"/>
+              </w:rPr>
+              <w:t>通知仍顯示已完成事件</w:t>
+            </w:r>
+          </w:p>
+        </w:tc>
+        <w:tc>
+          <w:tcPr>
+            <w:tcW w:type="dxa" w:w="6120"/>
+            <w:vAlign w:val="center"/>
+            <w:tcBorders>
+              <w:top w:val="single" w:sz="4" w:color="D9D9D9"/>
+              <w:left w:val="single" w:sz="4" w:color="D9D9D9"/>
+              <w:bottom w:val="single" w:sz="4" w:color="D9D9D9"/>
+              <w:right w:val="single" w:sz="4" w:color="D9D9D9"/>
+              <w:insideH w:val="single" w:sz="4" w:color="D9D9D9"/>
+              <w:insideV w:val="single" w:sz="4" w:color="D9D9D9"/>
+            </w:tcBorders>
+          </w:tcPr>
+          <w:p>
+            <w:pPr>
+              <w:spacing w:after="40" w:line="252" w:lineRule="auto"/>
+            </w:pPr>
+            <w:r>
+              <w:rPr>
+                <w:rFonts w:ascii="Arial" w:hAnsi="Arial" w:eastAsia="Microsoft JhengHei"/>
+                <w:color w:val="000000"/>
+                <w:sz w:val="18"/>
+              </w:rPr>
+              <w:t>開啟 App 讓裝置同步完成狀態；確認通知權限及系統時間</w:t>
             </w:r>
           </w:p>
         </w:tc>
       </w:tr>
     </w:tbl>
-    <w:p/>
+    <w:p>
+      <w:pPr>
+        <w:spacing w:after="20"/>
+      </w:pPr>
+    </w:p>
     <w:sectPr>
       <w:headerReference w:type="default" r:id="rId9"/>
       <w:footerReference w:type="default" r:id="rId10"/>
-      <w:pgSz w:w="11909" w:h="16834"/>
-      <w:pgMar w:top="936" w:right="1037" w:bottom="936" w:left="1037" w:header="720" w:footer="720" w:gutter="0"/>
+      <w:pgSz w:w="12240" w:h="15840"/>
+      <w:pgMar w:top="1037" w:right="1123" w:bottom="936" w:left="1123" w:header="720" w:footer="720" w:gutter="0"/>
       <w:cols w:space="720"/>
       <w:docGrid w:linePitch="360"/>
     </w:sectPr>
@@ -2507,23 +3341,13 @@
     </w:pPr>
     <w:r>
       <w:rPr>
-        <w:rFonts w:ascii="Microsoft JhengHei" w:hAnsi="Microsoft JhengHei" w:eastAsia="Microsoft JhengHei"/>
-        <w:sz w:val="18"/>
-      </w:rPr>
-      <w:t xml:space="preserve">第 </w:t>
-      <w:fldChar w:fldCharType="begin"/>
-      <w:instrText xml:space="preserve"> PAGE </w:instrText>
-      <w:fldChar w:fldCharType="separate"/>
-      <w:t>1</w:t>
-      <w:fldChar w:fldCharType="end"/>
+        <w:rFonts w:ascii="Arial" w:hAnsi="Arial" w:eastAsia="Microsoft JhengHei"/>
+        <w:color w:val="666666"/>
+        <w:sz w:val="17"/>
+      </w:rPr>
+      <w:t xml:space="preserve">Life Pilot  |  </w:t>
     </w:r>
-    <w:r>
-      <w:rPr>
-        <w:rFonts w:ascii="Microsoft JhengHei" w:hAnsi="Microsoft JhengHei" w:eastAsia="Microsoft JhengHei"/>
-        <w:sz w:val="18"/>
-      </w:rPr>
-      <w:t xml:space="preserve"> 頁</w:t>
-    </w:r>
+    <w:fldSimple w:instr="PAGE"/>
   </w:p>
 </w:ftr>
 </file>
@@ -2537,8 +3361,8 @@
     </w:pPr>
     <w:r>
       <w:rPr>
-        <w:rFonts w:ascii="Microsoft JhengHei" w:hAnsi="Microsoft JhengHei" w:eastAsia="Microsoft JhengHei"/>
-        <w:color w:val="5A5A5A"/>
+        <w:rFonts w:ascii="Arial" w:hAnsi="Arial" w:eastAsia="Microsoft JhengHei"/>
+        <w:color w:val="666666"/>
         <w:sz w:val="17"/>
       </w:rPr>
       <w:t>Life Pilot 使用者操作說明</w:t>
@@ -2911,10 +3735,11 @@
     <w:qFormat/>
     <w:rsid w:val="00FC693F"/>
     <w:pPr>
-      <w:spacing w:after="100" w:line="276" w:lineRule="auto"/>
+      <w:spacing w:after="100" w:line="283" w:lineRule="auto"/>
     </w:pPr>
     <w:rPr>
-      <w:rFonts w:ascii="Microsoft JhengHei" w:hAnsi="Microsoft JhengHei" w:eastAsia="Microsoft JhengHei"/>
+      <w:rFonts w:ascii="Arial" w:hAnsi="Arial" w:eastAsia="Microsoft JhengHei"/>
+      <w:color w:val="000000"/>
       <w:sz w:val="21"/>
     </w:rPr>
   </w:style>
@@ -2973,15 +3798,15 @@
     <w:pPr>
       <w:keepNext/>
       <w:keepLines/>
-      <w:spacing w:before="480" w:after="100" w:line="276" w:lineRule="auto"/>
+      <w:spacing w:before="280" w:after="140"/>
       <w:outlineLvl w:val="0"/>
     </w:pPr>
     <w:rPr>
-      <w:rFonts w:asciiTheme="majorHAnsi" w:eastAsiaTheme="majorEastAsia" w:hAnsiTheme="majorHAnsi" w:cstheme="majorBidi" w:ascii="Microsoft JhengHei" w:hAnsi="Microsoft JhengHei" w:eastAsia="Microsoft JhengHei"/>
+      <w:rFonts w:asciiTheme="majorHAnsi" w:eastAsiaTheme="majorEastAsia" w:hAnsiTheme="majorHAnsi" w:cstheme="majorBidi" w:ascii="Arial" w:hAnsi="Arial" w:eastAsia="Microsoft JhengHei"/>
       <w:b/>
       <w:bCs/>
-      <w:color w:val="24496B"/>
-      <w:sz w:val="34"/>
+      <w:color w:val="000000"/>
+      <w:sz w:val="32"/>
       <w:szCs w:val="28"/>
     </w:rPr>
   </w:style>
@@ -2997,15 +3822,15 @@
     <w:pPr>
       <w:keepNext/>
       <w:keepLines/>
-      <w:spacing w:before="200" w:after="100" w:line="276" w:lineRule="auto"/>
+      <w:spacing w:before="220" w:after="100"/>
       <w:outlineLvl w:val="1"/>
     </w:pPr>
     <w:rPr>
-      <w:rFonts w:asciiTheme="majorHAnsi" w:eastAsiaTheme="majorEastAsia" w:hAnsiTheme="majorHAnsi" w:cstheme="majorBidi" w:ascii="Microsoft JhengHei" w:hAnsi="Microsoft JhengHei" w:eastAsia="Microsoft JhengHei"/>
+      <w:rFonts w:asciiTheme="majorHAnsi" w:eastAsiaTheme="majorEastAsia" w:hAnsiTheme="majorHAnsi" w:cstheme="majorBidi" w:ascii="Arial" w:hAnsi="Arial" w:eastAsia="Microsoft JhengHei"/>
       <w:b/>
       <w:bCs/>
-      <w:color w:val="24496B"/>
-      <w:sz w:val="27"/>
+      <w:color w:val="000000"/>
+      <w:sz w:val="26"/>
       <w:szCs w:val="26"/>
     </w:rPr>
   </w:style>
@@ -3021,15 +3846,15 @@
     <w:pPr>
       <w:keepNext/>
       <w:keepLines/>
-      <w:spacing w:before="200" w:after="100" w:line="276" w:lineRule="auto"/>
+      <w:spacing w:before="160" w:after="80"/>
       <w:outlineLvl w:val="2"/>
     </w:pPr>
     <w:rPr>
-      <w:rFonts w:asciiTheme="majorHAnsi" w:eastAsiaTheme="majorEastAsia" w:hAnsiTheme="majorHAnsi" w:cstheme="majorBidi" w:ascii="Microsoft JhengHei" w:hAnsi="Microsoft JhengHei" w:eastAsia="Microsoft JhengHei"/>
+      <w:rFonts w:asciiTheme="majorHAnsi" w:eastAsiaTheme="majorEastAsia" w:hAnsiTheme="majorHAnsi" w:cstheme="majorBidi" w:ascii="Arial" w:hAnsi="Arial" w:eastAsia="Microsoft JhengHei"/>
       <w:b/>
       <w:bCs/>
-      <w:color w:val="24496B"/>
-      <w:sz w:val="23"/>
+      <w:color w:val="000000"/>
+      <w:sz w:val="22"/>
     </w:rPr>
   </w:style>
   <w:style w:type="paragraph" w:styleId="Heading4">
@@ -3264,13 +4089,13 @@
       <w:pBdr>
         <w:bottom w:val="single" w:sz="8" w:space="4" w:color="4F81BD" w:themeColor="accent1"/>
       </w:pBdr>
-      <w:spacing w:after="100" w:line="276" w:lineRule="auto"/>
+      <w:spacing w:after="240" w:line="240" w:lineRule="auto" w:before="0"/>
       <w:contextualSpacing/>
     </w:pPr>
     <w:rPr>
-      <w:rFonts w:asciiTheme="majorHAnsi" w:eastAsiaTheme="majorEastAsia" w:hAnsiTheme="majorHAnsi" w:cstheme="majorBidi" w:ascii="Microsoft JhengHei" w:hAnsi="Microsoft JhengHei" w:eastAsia="Microsoft JhengHei"/>
+      <w:rFonts w:asciiTheme="majorHAnsi" w:eastAsiaTheme="majorEastAsia" w:hAnsiTheme="majorHAnsi" w:cstheme="majorBidi" w:ascii="Arial" w:hAnsi="Arial" w:eastAsia="Microsoft JhengHei"/>
       <w:b/>
-      <w:color w:val="24496B"/>
+      <w:color w:val="000000"/>
       <w:spacing w:val="5"/>
       <w:kern w:val="28"/>
       <w:sz w:val="50"/>
@@ -3301,15 +4126,18 @@
     <w:qFormat/>
     <w:rsid w:val="00FC693F"/>
     <w:pPr>
+      <w:keepNext/>
       <w:numPr>
         <w:ilvl w:val="1"/>
       </w:numPr>
+      <w:spacing w:before="0" w:after="200"/>
     </w:pPr>
     <w:rPr>
-      <w:rFonts w:asciiTheme="majorHAnsi" w:eastAsiaTheme="majorEastAsia" w:hAnsiTheme="majorHAnsi" w:cstheme="majorBidi"/>
+      <w:rFonts w:asciiTheme="majorHAnsi" w:eastAsiaTheme="majorEastAsia" w:hAnsiTheme="majorHAnsi" w:cstheme="majorBidi" w:ascii="Arial" w:hAnsi="Arial" w:eastAsia="Microsoft JhengHei"/>
+      <w:b w:val="0"/>
       <w:i/>
       <w:iCs/>
-      <w:color w:val="4F81BD" w:themeColor="accent1"/>
+      <w:color w:val="000000"/>
       <w:spacing w:val="15"/>
       <w:sz w:val="24"/>
       <w:szCs w:val="24"/>

--- a/docs/Life_Pilot_使用者操作說明.docx
+++ b/docs/Life_Pilot_使用者操作說明.docx
@@ -2,91 +2,208 @@
 <file path=word/document.xml><?xml version="1.0" encoding="utf-8"?>
 <w:document xmlns:wpc="http://schemas.microsoft.com/office/word/2010/wordprocessingCanvas" xmlns:mo="http://schemas.microsoft.com/office/mac/office/2008/main" xmlns:mc="http://schemas.openxmlformats.org/markup-compatibility/2006" xmlns:mv="urn:schemas-microsoft-com:mac:vml" xmlns:o="urn:schemas-microsoft-com:office:office" xmlns:r="http://schemas.openxmlformats.org/officeDocument/2006/relationships" xmlns:m="http://schemas.openxmlformats.org/officeDocument/2006/math" xmlns:v="urn:schemas-microsoft-com:vml" xmlns:wp14="http://schemas.microsoft.com/office/word/2010/wordprocessingDrawing" xmlns:wp="http://schemas.openxmlformats.org/drawingml/2006/wordprocessingDrawing" xmlns:w10="urn:schemas-microsoft-com:office:word" xmlns:w="http://schemas.openxmlformats.org/wordprocessingml/2006/main" xmlns:w14="http://schemas.microsoft.com/office/word/2010/wordml" xmlns:wpg="http://schemas.microsoft.com/office/word/2010/wordprocessingGroup" xmlns:wpi="http://schemas.microsoft.com/office/word/2010/wordprocessingInk" xmlns:wne="http://schemas.microsoft.com/office/word/2006/wordml" xmlns:wps="http://schemas.microsoft.com/office/word/2010/wordprocessingShape" mc:Ignorable="w14 wp14">
   <w:body>
-    <w:p/>
     <w:p>
       <w:pPr>
         <w:pStyle w:val="Title"/>
-        <w:jc w:val="center"/>
+        <w:jc w:val="left"/>
       </w:pPr>
       <w:r>
-        <w:rPr>
-          <w:rFonts w:ascii="Arial" w:hAnsi="Arial" w:eastAsia="Microsoft JhengHei"/>
-          <w:b/>
-          <w:color w:val="000000"/>
-          <w:sz w:val="50"/>
-        </w:rPr>
         <w:t>Life Pilot 使用者操作說明</w:t>
       </w:r>
     </w:p>
     <w:p>
       <w:pPr>
-        <w:pStyle w:val="Subtitle"/>
-        <w:jc w:val="center"/>
+        <w:spacing w:after="360"/>
       </w:pPr>
       <w:r>
         <w:rPr>
-          <w:rFonts w:ascii="Arial" w:hAnsi="Arial" w:eastAsia="Microsoft JhengHei"/>
-          <w:color w:val="000000"/>
+          <w:rFonts w:ascii="Microsoft JhengHei" w:hAnsi="Microsoft JhengHei" w:eastAsia="Microsoft JhengHei"/>
+          <w:color w:val="404040"/>
           <w:sz w:val="24"/>
         </w:rPr>
-        <w:t>雲端與此裝置模式的完整操作手冊</w:t>
+        <w:t>涵蓋一般使用者 合作廠商 管理員及本機與雲端資料模式的完整操作</w:t>
       </w:r>
     </w:p>
-    <w:p/>
+    <w:tbl>
+      <w:tblPr>
+        <w:tblW w:type="auto" w:w="0"/>
+        <w:jc w:val="left"/>
+        <w:tblLayout w:type="fixed"/>
+        <w:tblLook w:firstColumn="1" w:firstRow="1" w:lastColumn="0" w:lastRow="0" w:noHBand="0" w:noVBand="1" w:val="04A0"/>
+        <w:tblBorders>
+          <w:top w:val="single" w:sz="4" w:space="0" w:color="D9D9D9"/>
+          <w:left w:val="single" w:sz="4" w:space="0" w:color="D9D9D9"/>
+          <w:bottom w:val="single" w:sz="4" w:space="0" w:color="D9D9D9"/>
+          <w:right w:val="single" w:sz="4" w:space="0" w:color="D9D9D9"/>
+          <w:insideH w:val="single" w:sz="4" w:space="0" w:color="D9D9D9"/>
+          <w:insideV w:val="single" w:sz="4" w:space="0" w:color="D9D9D9"/>
+        </w:tblBorders>
+      </w:tblPr>
+      <w:tblGrid>
+        <w:gridCol w:w="3331"/>
+        <w:gridCol w:w="3331"/>
+        <w:gridCol w:w="3331"/>
+      </w:tblGrid>
+      <w:tr>
+        <w:tc>
+          <w:tcPr>
+            <w:tcW w:type="dxa" w:w="1944"/>
+            <w:shd w:fill="EAF2F8"/>
+            <w:tcMar>
+              <w:top w:w="100" w:type="dxa"/>
+              <w:left w:w="120" w:type="dxa"/>
+              <w:bottom w:w="100" w:type="dxa"/>
+              <w:right w:w="120" w:type="dxa"/>
+            </w:tcMar>
+            <w:vAlign w:val="center"/>
+          </w:tcPr>
+          <w:p>
+            <w:pPr>
+              <w:spacing w:after="0"/>
+            </w:pPr>
+            <w:r>
+              <w:rPr>
+                <w:rFonts w:ascii="Microsoft JhengHei" w:hAnsi="Microsoft JhengHei" w:eastAsia="Microsoft JhengHei"/>
+                <w:b/>
+                <w:sz w:val="19"/>
+              </w:rPr>
+              <w:t>文件版本</w:t>
+            </w:r>
+          </w:p>
+        </w:tc>
+        <w:tc>
+          <w:tcPr>
+            <w:tcW w:type="dxa" w:w="3384"/>
+            <w:tcMar>
+              <w:top w:w="100" w:type="dxa"/>
+              <w:left w:w="120" w:type="dxa"/>
+              <w:bottom w:w="100" w:type="dxa"/>
+              <w:right w:w="120" w:type="dxa"/>
+            </w:tcMar>
+            <w:vAlign w:val="center"/>
+          </w:tcPr>
+          <w:p>
+            <w:pPr>
+              <w:spacing w:after="0"/>
+            </w:pPr>
+            <w:r>
+              <w:rPr>
+                <w:rFonts w:ascii="Microsoft JhengHei" w:hAnsi="Microsoft JhengHei" w:eastAsia="Microsoft JhengHei"/>
+                <w:b w:val="0"/>
+                <w:sz w:val="19"/>
+              </w:rPr>
+              <w:t>2026.10</w:t>
+            </w:r>
+          </w:p>
+        </w:tc>
+        <w:tc>
+          <w:tcPr>
+            <w:tcW w:type="dxa" w:w="4104"/>
+            <w:tcMar>
+              <w:top w:w="100" w:type="dxa"/>
+              <w:left w:w="120" w:type="dxa"/>
+              <w:bottom w:w="100" w:type="dxa"/>
+              <w:right w:w="120" w:type="dxa"/>
+            </w:tcMar>
+            <w:vAlign w:val="center"/>
+          </w:tcPr>
+          <w:p>
+            <w:pPr>
+              <w:spacing w:after="0"/>
+            </w:pPr>
+            <w:r>
+              <w:rPr>
+                <w:rFonts w:ascii="Microsoft JhengHei" w:hAnsi="Microsoft JhengHei" w:eastAsia="Microsoft JhengHei"/>
+                <w:b w:val="0"/>
+                <w:sz w:val="19"/>
+              </w:rPr>
+              <w:t>Life Pilot 1.0.0</w:t>
+            </w:r>
+          </w:p>
+        </w:tc>
+      </w:tr>
+      <w:tr>
+        <w:tc>
+          <w:tcPr>
+            <w:tcW w:type="dxa" w:w="1944"/>
+            <w:shd w:fill="EAF2F8"/>
+            <w:tcMar>
+              <w:top w:w="100" w:type="dxa"/>
+              <w:left w:w="120" w:type="dxa"/>
+              <w:bottom w:w="100" w:type="dxa"/>
+              <w:right w:w="120" w:type="dxa"/>
+            </w:tcMar>
+            <w:vAlign w:val="center"/>
+          </w:tcPr>
+          <w:p>
+            <w:pPr>
+              <w:spacing w:after="0"/>
+            </w:pPr>
+            <w:r>
+              <w:rPr>
+                <w:rFonts w:ascii="Microsoft JhengHei" w:hAnsi="Microsoft JhengHei" w:eastAsia="Microsoft JhengHei"/>
+                <w:b/>
+                <w:sz w:val="19"/>
+              </w:rPr>
+              <w:t>更新日期</w:t>
+            </w:r>
+          </w:p>
+        </w:tc>
+        <w:tc>
+          <w:tcPr>
+            <w:tcW w:type="dxa" w:w="3384"/>
+            <w:tcMar>
+              <w:top w:w="100" w:type="dxa"/>
+              <w:left w:w="120" w:type="dxa"/>
+              <w:bottom w:w="100" w:type="dxa"/>
+              <w:right w:w="120" w:type="dxa"/>
+            </w:tcMar>
+            <w:vAlign w:val="center"/>
+          </w:tcPr>
+          <w:p>
+            <w:pPr>
+              <w:spacing w:after="0"/>
+            </w:pPr>
+            <w:r>
+              <w:rPr>
+                <w:rFonts w:ascii="Microsoft JhengHei" w:hAnsi="Microsoft JhengHei" w:eastAsia="Microsoft JhengHei"/>
+                <w:b w:val="0"/>
+                <w:sz w:val="19"/>
+              </w:rPr>
+              <w:t>2026 年 10 月 7 日</w:t>
+            </w:r>
+          </w:p>
+        </w:tc>
+        <w:tc>
+          <w:tcPr>
+            <w:tcW w:type="dxa" w:w="4104"/>
+            <w:tcMar>
+              <w:top w:w="100" w:type="dxa"/>
+              <w:left w:w="120" w:type="dxa"/>
+              <w:bottom w:w="100" w:type="dxa"/>
+              <w:right w:w="120" w:type="dxa"/>
+            </w:tcMar>
+            <w:vAlign w:val="center"/>
+          </w:tcPr>
+          <w:p>
+            <w:pPr>
+              <w:spacing w:after="0"/>
+            </w:pPr>
+            <w:r>
+              <w:rPr>
+                <w:rFonts w:ascii="Microsoft JhengHei" w:hAnsi="Microsoft JhengHei" w:eastAsia="Microsoft JhengHei"/>
+                <w:b w:val="0"/>
+                <w:sz w:val="19"/>
+              </w:rPr>
+              <w:t>繁體中文版</w:t>
+            </w:r>
+          </w:p>
+        </w:tc>
+      </w:tr>
+    </w:tbl>
     <w:p>
-      <w:pPr>
-        <w:jc w:val="center"/>
-      </w:pPr>
       <w:r>
-        <w:rPr>
-          <w:rFonts w:ascii="Arial" w:hAnsi="Arial" w:eastAsia="Microsoft JhengHei"/>
-          <w:b w:val="0"/>
-          <w:color w:val="000000"/>
-          <w:sz w:val="21"/>
-        </w:rPr>
-        <w:t>適用對象　一般使用者、合作廠商與管理員</w:t>
-      </w:r>
-    </w:p>
-    <w:p>
-      <w:pPr>
-        <w:jc w:val="center"/>
-      </w:pPr>
-      <w:r>
-        <w:rPr>
-          <w:rFonts w:ascii="Arial" w:hAnsi="Arial" w:eastAsia="Microsoft JhengHei"/>
-          <w:b/>
-          <w:color w:val="000000"/>
-          <w:sz w:val="21"/>
-        </w:rPr>
-        <w:t>文件版本　2026.10 完整重寫版</w:t>
-      </w:r>
-    </w:p>
-    <w:p>
-      <w:pPr>
-        <w:jc w:val="center"/>
-      </w:pPr>
-      <w:r>
-        <w:rPr>
-          <w:rFonts w:ascii="Arial" w:hAnsi="Arial" w:eastAsia="Microsoft JhengHei"/>
-          <w:b w:val="0"/>
-          <w:color w:val="000000"/>
-          <w:sz w:val="21"/>
-        </w:rPr>
-        <w:t>更新日期　2026年10月1日</w:t>
-      </w:r>
-    </w:p>
-    <w:p/>
-    <w:p>
-      <w:pPr>
-        <w:jc w:val="both"/>
-      </w:pPr>
-      <w:r>
-        <w:rPr>
-          <w:rFonts w:ascii="Arial" w:hAnsi="Arial" w:eastAsia="Microsoft JhengHei"/>
-          <w:color w:val="000000"/>
-          <w:sz w:val="22"/>
-        </w:rPr>
-        <w:t>本文件依目前 Life Pilot 程式、Supabase 權限與管理流程重新編寫，內容以實際操作及可驗證行為為準。</w:t>
+        <w:t>本文件依 2026 年 10 月 7 日專案原始碼與目前產品規則重新撰寫。實際上線行為仍以已部署版本、Supabase 設定及後端環境為準。</w:t>
       </w:r>
     </w:p>
     <w:p>
@@ -99,7 +216,79 @@
         <w:pStyle w:val="Heading1"/>
       </w:pPr>
       <w:r>
-        <w:t>文件導覽</w:t>
+        <w:t>文件目的</w:t>
+      </w:r>
+    </w:p>
+    <w:p>
+      <w:r>
+        <w:rPr>
+          <w:rFonts w:ascii="Microsoft JhengHei" w:hAnsi="Microsoft JhengHei" w:eastAsia="Microsoft JhengHei"/>
+        </w:rPr>
+        <w:t>本手冊協助使用者完成註冊、選擇資料儲存位置、管理行程、回憶、記帳與積分，並說明推薦內容、遊戲、共用行事曆、方案額度、資料匯出及帳號安全。不同角色與管理員授權會影響可見功能；畫面未出現某個模組時，先確認帳號角色與模組權限。</w:t>
+      </w:r>
+    </w:p>
+    <w:p>
+      <w:pPr>
+        <w:pStyle w:val="Heading1"/>
+      </w:pPr>
+      <w:r>
+        <w:t>快速開始</w:t>
+      </w:r>
+    </w:p>
+    <w:p>
+      <w:pPr>
+        <w:pStyle w:val="ListNumber"/>
+        <w:spacing w:after="60"/>
+      </w:pPr>
+      <w:r>
+        <w:rPr>
+          <w:rFonts w:ascii="Microsoft JhengHei" w:hAnsi="Microsoft JhengHei" w:eastAsia="Microsoft JhengHei"/>
+        </w:rPr>
+        <w:t>第一次使用時先註冊並完成電子郵件驗證，再登入 Life Pilot。</w:t>
+      </w:r>
+    </w:p>
+    <w:p>
+      <w:pPr>
+        <w:pStyle w:val="ListNumber"/>
+        <w:spacing w:after="60"/>
+      </w:pPr>
+      <w:r>
+        <w:rPr>
+          <w:rFonts w:ascii="Microsoft JhengHei" w:hAnsi="Microsoft JhengHei" w:eastAsia="Microsoft JhengHei"/>
+        </w:rPr>
+        <w:t>登入後確認資料儲存位置。雲端模式可跨裝置使用；此裝置模式只在目前手機、平板、電腦或瀏覽器中保存。</w:t>
+      </w:r>
+    </w:p>
+    <w:p>
+      <w:pPr>
+        <w:pStyle w:val="ListNumber"/>
+        <w:spacing w:after="60"/>
+      </w:pPr>
+      <w:r>
+        <w:rPr>
+          <w:rFonts w:ascii="Microsoft JhengHei" w:hAnsi="Microsoft JhengHei" w:eastAsia="Microsoft JhengHei"/>
+        </w:rPr>
+        <w:t>一般使用者預設可使用首頁、行事曆、推薦活動、推薦景點、回憶走廊及記帳。積分、遊戲、商業企劃書、意見回饋管理與股票需由管理員授權。</w:t>
+      </w:r>
+    </w:p>
+    <w:p>
+      <w:pPr>
+        <w:pStyle w:val="ListNumber"/>
+        <w:spacing w:after="60"/>
+      </w:pPr>
+      <w:r>
+        <w:rPr>
+          <w:rFonts w:ascii="Microsoft JhengHei" w:hAnsi="Microsoft JhengHei" w:eastAsia="Microsoft JhengHei"/>
+        </w:rPr>
+        <w:t>合作廠商登入後進入工作台，可投稿活動與景點、查看審核狀態、額度及成效。</w:t>
+      </w:r>
+    </w:p>
+    <w:p>
+      <w:pPr>
+        <w:pStyle w:val="Heading1"/>
+      </w:pPr>
+      <w:r>
+        <w:t>帳號角色與可見功能</w:t>
       </w:r>
     </w:p>
     <w:tbl>
@@ -108,689 +297,14 @@
         <w:jc w:val="center"/>
         <w:tblLayout w:type="fixed"/>
         <w:tblLook w:firstColumn="1" w:firstRow="1" w:lastColumn="0" w:lastRow="0" w:noHBand="0" w:noVBand="1" w:val="04A0"/>
-      </w:tblPr>
-      <w:tblGrid>
-        <w:gridCol w:w="4997"/>
-        <w:gridCol w:w="4997"/>
-      </w:tblGrid>
-      <w:tr>
-        <w:trPr>
-          <w:tblHeader w:val="true"/>
-        </w:trPr>
-        <w:tc>
-          <w:tcPr>
-            <w:tcW w:type="dxa" w:w="936"/>
-            <w:shd w:fill="1F4E78"/>
-            <w:tcBorders>
-              <w:top w:val="single" w:sz="4" w:color="D9D9D9"/>
-              <w:left w:val="single" w:sz="4" w:color="D9D9D9"/>
-              <w:bottom w:val="single" w:sz="4" w:color="D9D9D9"/>
-              <w:right w:val="single" w:sz="4" w:color="D9D9D9"/>
-              <w:insideH w:val="single" w:sz="4" w:color="D9D9D9"/>
-              <w:insideV w:val="single" w:sz="4" w:color="D9D9D9"/>
-            </w:tcBorders>
-            <w:vAlign w:val="center"/>
-          </w:tcPr>
-          <w:p>
-            <w:pPr>
-              <w:jc w:val="center"/>
-            </w:pPr>
-            <w:r>
-              <w:rPr>
-                <w:rFonts w:ascii="Arial" w:hAnsi="Arial" w:eastAsia="Microsoft JhengHei"/>
-                <w:b/>
-                <w:color w:val="FFFFFF"/>
-                <w:sz w:val="18"/>
-              </w:rPr>
-              <w:t>章節</w:t>
-            </w:r>
-          </w:p>
-        </w:tc>
-        <w:tc>
-          <w:tcPr>
-            <w:tcW w:type="dxa" w:w="8568"/>
-            <w:shd w:fill="1F4E78"/>
-            <w:tcBorders>
-              <w:top w:val="single" w:sz="4" w:color="D9D9D9"/>
-              <w:left w:val="single" w:sz="4" w:color="D9D9D9"/>
-              <w:bottom w:val="single" w:sz="4" w:color="D9D9D9"/>
-              <w:right w:val="single" w:sz="4" w:color="D9D9D9"/>
-              <w:insideH w:val="single" w:sz="4" w:color="D9D9D9"/>
-              <w:insideV w:val="single" w:sz="4" w:color="D9D9D9"/>
-            </w:tcBorders>
-            <w:vAlign w:val="center"/>
-          </w:tcPr>
-          <w:p>
-            <w:pPr>
-              <w:jc w:val="center"/>
-            </w:pPr>
-            <w:r>
-              <w:rPr>
-                <w:rFonts w:ascii="Arial" w:hAnsi="Arial" w:eastAsia="Microsoft JhengHei"/>
-                <w:b/>
-                <w:color w:val="FFFFFF"/>
-                <w:sz w:val="18"/>
-              </w:rPr>
-              <w:t>重點</w:t>
-            </w:r>
-          </w:p>
-        </w:tc>
-      </w:tr>
-      <w:tr>
-        <w:tc>
-          <w:tcPr>
-            <w:tcW w:type="dxa" w:w="936"/>
-            <w:vAlign w:val="center"/>
-            <w:tcBorders>
-              <w:top w:val="single" w:sz="4" w:color="D9D9D9"/>
-              <w:left w:val="single" w:sz="4" w:color="D9D9D9"/>
-              <w:bottom w:val="single" w:sz="4" w:color="D9D9D9"/>
-              <w:right w:val="single" w:sz="4" w:color="D9D9D9"/>
-              <w:insideH w:val="single" w:sz="4" w:color="D9D9D9"/>
-              <w:insideV w:val="single" w:sz="4" w:color="D9D9D9"/>
-            </w:tcBorders>
-          </w:tcPr>
-          <w:p>
-            <w:pPr>
-              <w:spacing w:after="40" w:line="252" w:lineRule="auto"/>
-              <w:jc w:val="center"/>
-            </w:pPr>
-            <w:r>
-              <w:rPr>
-                <w:rFonts w:ascii="Arial" w:hAnsi="Arial" w:eastAsia="Microsoft JhengHei"/>
-                <w:color w:val="000000"/>
-                <w:sz w:val="18"/>
-              </w:rPr>
-              <w:t>1</w:t>
-            </w:r>
-          </w:p>
-        </w:tc>
-        <w:tc>
-          <w:tcPr>
-            <w:tcW w:type="dxa" w:w="8568"/>
-            <w:vAlign w:val="center"/>
-            <w:tcBorders>
-              <w:top w:val="single" w:sz="4" w:color="D9D9D9"/>
-              <w:left w:val="single" w:sz="4" w:color="D9D9D9"/>
-              <w:bottom w:val="single" w:sz="4" w:color="D9D9D9"/>
-              <w:right w:val="single" w:sz="4" w:color="D9D9D9"/>
-              <w:insideH w:val="single" w:sz="4" w:color="D9D9D9"/>
-              <w:insideV w:val="single" w:sz="4" w:color="D9D9D9"/>
-            </w:tcBorders>
-          </w:tcPr>
-          <w:p>
-            <w:pPr>
-              <w:spacing w:after="40" w:line="252" w:lineRule="auto"/>
-            </w:pPr>
-            <w:r>
-              <w:rPr>
-                <w:rFonts w:ascii="Arial" w:hAnsi="Arial" w:eastAsia="Microsoft JhengHei"/>
-                <w:color w:val="000000"/>
-                <w:sz w:val="18"/>
-              </w:rPr>
-              <w:t>開始使用與帳號安全</w:t>
-            </w:r>
-          </w:p>
-        </w:tc>
-      </w:tr>
-      <w:tr>
-        <w:tc>
-          <w:tcPr>
-            <w:tcW w:type="dxa" w:w="936"/>
-            <w:shd w:fill="F5F7F9"/>
-            <w:vAlign w:val="center"/>
-            <w:tcBorders>
-              <w:top w:val="single" w:sz="4" w:color="D9D9D9"/>
-              <w:left w:val="single" w:sz="4" w:color="D9D9D9"/>
-              <w:bottom w:val="single" w:sz="4" w:color="D9D9D9"/>
-              <w:right w:val="single" w:sz="4" w:color="D9D9D9"/>
-              <w:insideH w:val="single" w:sz="4" w:color="D9D9D9"/>
-              <w:insideV w:val="single" w:sz="4" w:color="D9D9D9"/>
-            </w:tcBorders>
-          </w:tcPr>
-          <w:p>
-            <w:pPr>
-              <w:spacing w:after="40" w:line="252" w:lineRule="auto"/>
-              <w:jc w:val="center"/>
-            </w:pPr>
-            <w:r>
-              <w:rPr>
-                <w:rFonts w:ascii="Arial" w:hAnsi="Arial" w:eastAsia="Microsoft JhengHei"/>
-                <w:color w:val="000000"/>
-                <w:sz w:val="18"/>
-              </w:rPr>
-              <w:t>2</w:t>
-            </w:r>
-          </w:p>
-        </w:tc>
-        <w:tc>
-          <w:tcPr>
-            <w:tcW w:type="dxa" w:w="8568"/>
-            <w:shd w:fill="F5F7F9"/>
-            <w:vAlign w:val="center"/>
-            <w:tcBorders>
-              <w:top w:val="single" w:sz="4" w:color="D9D9D9"/>
-              <w:left w:val="single" w:sz="4" w:color="D9D9D9"/>
-              <w:bottom w:val="single" w:sz="4" w:color="D9D9D9"/>
-              <w:right w:val="single" w:sz="4" w:color="D9D9D9"/>
-              <w:insideH w:val="single" w:sz="4" w:color="D9D9D9"/>
-              <w:insideV w:val="single" w:sz="4" w:color="D9D9D9"/>
-            </w:tcBorders>
-          </w:tcPr>
-          <w:p>
-            <w:pPr>
-              <w:spacing w:after="40" w:line="252" w:lineRule="auto"/>
-            </w:pPr>
-            <w:r>
-              <w:rPr>
-                <w:rFonts w:ascii="Arial" w:hAnsi="Arial" w:eastAsia="Microsoft JhengHei"/>
-                <w:color w:val="000000"/>
-                <w:sz w:val="18"/>
-              </w:rPr>
-              <w:t>儲存位置與資料搬移</w:t>
-            </w:r>
-          </w:p>
-        </w:tc>
-      </w:tr>
-      <w:tr>
-        <w:tc>
-          <w:tcPr>
-            <w:tcW w:type="dxa" w:w="936"/>
-            <w:vAlign w:val="center"/>
-            <w:tcBorders>
-              <w:top w:val="single" w:sz="4" w:color="D9D9D9"/>
-              <w:left w:val="single" w:sz="4" w:color="D9D9D9"/>
-              <w:bottom w:val="single" w:sz="4" w:color="D9D9D9"/>
-              <w:right w:val="single" w:sz="4" w:color="D9D9D9"/>
-              <w:insideH w:val="single" w:sz="4" w:color="D9D9D9"/>
-              <w:insideV w:val="single" w:sz="4" w:color="D9D9D9"/>
-            </w:tcBorders>
-          </w:tcPr>
-          <w:p>
-            <w:pPr>
-              <w:spacing w:after="40" w:line="252" w:lineRule="auto"/>
-              <w:jc w:val="center"/>
-            </w:pPr>
-            <w:r>
-              <w:rPr>
-                <w:rFonts w:ascii="Arial" w:hAnsi="Arial" w:eastAsia="Microsoft JhengHei"/>
-                <w:color w:val="000000"/>
-                <w:sz w:val="18"/>
-              </w:rPr>
-              <w:t>3</w:t>
-            </w:r>
-          </w:p>
-        </w:tc>
-        <w:tc>
-          <w:tcPr>
-            <w:tcW w:type="dxa" w:w="8568"/>
-            <w:vAlign w:val="center"/>
-            <w:tcBorders>
-              <w:top w:val="single" w:sz="4" w:color="D9D9D9"/>
-              <w:left w:val="single" w:sz="4" w:color="D9D9D9"/>
-              <w:bottom w:val="single" w:sz="4" w:color="D9D9D9"/>
-              <w:right w:val="single" w:sz="4" w:color="D9D9D9"/>
-              <w:insideH w:val="single" w:sz="4" w:color="D9D9D9"/>
-              <w:insideV w:val="single" w:sz="4" w:color="D9D9D9"/>
-            </w:tcBorders>
-          </w:tcPr>
-          <w:p>
-            <w:pPr>
-              <w:spacing w:after="40" w:line="252" w:lineRule="auto"/>
-            </w:pPr>
-            <w:r>
-              <w:rPr>
-                <w:rFonts w:ascii="Arial" w:hAnsi="Arial" w:eastAsia="Microsoft JhengHei"/>
-                <w:color w:val="000000"/>
-                <w:sz w:val="18"/>
-              </w:rPr>
-              <w:t>首頁與行程管理</w:t>
-            </w:r>
-          </w:p>
-        </w:tc>
-      </w:tr>
-      <w:tr>
-        <w:tc>
-          <w:tcPr>
-            <w:tcW w:type="dxa" w:w="936"/>
-            <w:shd w:fill="F5F7F9"/>
-            <w:vAlign w:val="center"/>
-            <w:tcBorders>
-              <w:top w:val="single" w:sz="4" w:color="D9D9D9"/>
-              <w:left w:val="single" w:sz="4" w:color="D9D9D9"/>
-              <w:bottom w:val="single" w:sz="4" w:color="D9D9D9"/>
-              <w:right w:val="single" w:sz="4" w:color="D9D9D9"/>
-              <w:insideH w:val="single" w:sz="4" w:color="D9D9D9"/>
-              <w:insideV w:val="single" w:sz="4" w:color="D9D9D9"/>
-            </w:tcBorders>
-          </w:tcPr>
-          <w:p>
-            <w:pPr>
-              <w:spacing w:after="40" w:line="252" w:lineRule="auto"/>
-              <w:jc w:val="center"/>
-            </w:pPr>
-            <w:r>
-              <w:rPr>
-                <w:rFonts w:ascii="Arial" w:hAnsi="Arial" w:eastAsia="Microsoft JhengHei"/>
-                <w:color w:val="000000"/>
-                <w:sz w:val="18"/>
-              </w:rPr>
-              <w:t>4</w:t>
-            </w:r>
-          </w:p>
-        </w:tc>
-        <w:tc>
-          <w:tcPr>
-            <w:tcW w:type="dxa" w:w="8568"/>
-            <w:shd w:fill="F5F7F9"/>
-            <w:vAlign w:val="center"/>
-            <w:tcBorders>
-              <w:top w:val="single" w:sz="4" w:color="D9D9D9"/>
-              <w:left w:val="single" w:sz="4" w:color="D9D9D9"/>
-              <w:bottom w:val="single" w:sz="4" w:color="D9D9D9"/>
-              <w:right w:val="single" w:sz="4" w:color="D9D9D9"/>
-              <w:insideH w:val="single" w:sz="4" w:color="D9D9D9"/>
-              <w:insideV w:val="single" w:sz="4" w:color="D9D9D9"/>
-            </w:tcBorders>
-          </w:tcPr>
-          <w:p>
-            <w:pPr>
-              <w:spacing w:after="40" w:line="252" w:lineRule="auto"/>
-            </w:pPr>
-            <w:r>
-              <w:rPr>
-                <w:rFonts w:ascii="Arial" w:hAnsi="Arial" w:eastAsia="Microsoft JhengHei"/>
-                <w:color w:val="000000"/>
-                <w:sz w:val="18"/>
-              </w:rPr>
-              <w:t>推薦活動、景點與回憶</w:t>
-            </w:r>
-          </w:p>
-        </w:tc>
-      </w:tr>
-      <w:tr>
-        <w:tc>
-          <w:tcPr>
-            <w:tcW w:type="dxa" w:w="936"/>
-            <w:vAlign w:val="center"/>
-            <w:tcBorders>
-              <w:top w:val="single" w:sz="4" w:color="D9D9D9"/>
-              <w:left w:val="single" w:sz="4" w:color="D9D9D9"/>
-              <w:bottom w:val="single" w:sz="4" w:color="D9D9D9"/>
-              <w:right w:val="single" w:sz="4" w:color="D9D9D9"/>
-              <w:insideH w:val="single" w:sz="4" w:color="D9D9D9"/>
-              <w:insideV w:val="single" w:sz="4" w:color="D9D9D9"/>
-            </w:tcBorders>
-          </w:tcPr>
-          <w:p>
-            <w:pPr>
-              <w:spacing w:after="40" w:line="252" w:lineRule="auto"/>
-              <w:jc w:val="center"/>
-            </w:pPr>
-            <w:r>
-              <w:rPr>
-                <w:rFonts w:ascii="Arial" w:hAnsi="Arial" w:eastAsia="Microsoft JhengHei"/>
-                <w:color w:val="000000"/>
-                <w:sz w:val="18"/>
-              </w:rPr>
-              <w:t>5</w:t>
-            </w:r>
-          </w:p>
-        </w:tc>
-        <w:tc>
-          <w:tcPr>
-            <w:tcW w:type="dxa" w:w="8568"/>
-            <w:vAlign w:val="center"/>
-            <w:tcBorders>
-              <w:top w:val="single" w:sz="4" w:color="D9D9D9"/>
-              <w:left w:val="single" w:sz="4" w:color="D9D9D9"/>
-              <w:bottom w:val="single" w:sz="4" w:color="D9D9D9"/>
-              <w:right w:val="single" w:sz="4" w:color="D9D9D9"/>
-              <w:insideH w:val="single" w:sz="4" w:color="D9D9D9"/>
-              <w:insideV w:val="single" w:sz="4" w:color="D9D9D9"/>
-            </w:tcBorders>
-          </w:tcPr>
-          <w:p>
-            <w:pPr>
-              <w:spacing w:after="40" w:line="252" w:lineRule="auto"/>
-            </w:pPr>
-            <w:r>
-              <w:rPr>
-                <w:rFonts w:ascii="Arial" w:hAnsi="Arial" w:eastAsia="Microsoft JhengHei"/>
-                <w:color w:val="000000"/>
-                <w:sz w:val="18"/>
-              </w:rPr>
-              <w:t>記帳與積分</w:t>
-            </w:r>
-          </w:p>
-        </w:tc>
-      </w:tr>
-      <w:tr>
-        <w:tc>
-          <w:tcPr>
-            <w:tcW w:type="dxa" w:w="936"/>
-            <w:shd w:fill="F5F7F9"/>
-            <w:vAlign w:val="center"/>
-            <w:tcBorders>
-              <w:top w:val="single" w:sz="4" w:color="D9D9D9"/>
-              <w:left w:val="single" w:sz="4" w:color="D9D9D9"/>
-              <w:bottom w:val="single" w:sz="4" w:color="D9D9D9"/>
-              <w:right w:val="single" w:sz="4" w:color="D9D9D9"/>
-              <w:insideH w:val="single" w:sz="4" w:color="D9D9D9"/>
-              <w:insideV w:val="single" w:sz="4" w:color="D9D9D9"/>
-            </w:tcBorders>
-          </w:tcPr>
-          <w:p>
-            <w:pPr>
-              <w:spacing w:after="40" w:line="252" w:lineRule="auto"/>
-              <w:jc w:val="center"/>
-            </w:pPr>
-            <w:r>
-              <w:rPr>
-                <w:rFonts w:ascii="Arial" w:hAnsi="Arial" w:eastAsia="Microsoft JhengHei"/>
-                <w:color w:val="000000"/>
-                <w:sz w:val="18"/>
-              </w:rPr>
-              <w:t>6</w:t>
-            </w:r>
-          </w:p>
-        </w:tc>
-        <w:tc>
-          <w:tcPr>
-            <w:tcW w:type="dxa" w:w="8568"/>
-            <w:shd w:fill="F5F7F9"/>
-            <w:vAlign w:val="center"/>
-            <w:tcBorders>
-              <w:top w:val="single" w:sz="4" w:color="D9D9D9"/>
-              <w:left w:val="single" w:sz="4" w:color="D9D9D9"/>
-              <w:bottom w:val="single" w:sz="4" w:color="D9D9D9"/>
-              <w:right w:val="single" w:sz="4" w:color="D9D9D9"/>
-              <w:insideH w:val="single" w:sz="4" w:color="D9D9D9"/>
-              <w:insideV w:val="single" w:sz="4" w:color="D9D9D9"/>
-            </w:tcBorders>
-          </w:tcPr>
-          <w:p>
-            <w:pPr>
-              <w:spacing w:after="40" w:line="252" w:lineRule="auto"/>
-            </w:pPr>
-            <w:r>
-              <w:rPr>
-                <w:rFonts w:ascii="Arial" w:hAnsi="Arial" w:eastAsia="Microsoft JhengHei"/>
-                <w:color w:val="000000"/>
-                <w:sz w:val="18"/>
-              </w:rPr>
-              <w:t>遊戲與題庫</w:t>
-            </w:r>
-          </w:p>
-        </w:tc>
-      </w:tr>
-      <w:tr>
-        <w:tc>
-          <w:tcPr>
-            <w:tcW w:type="dxa" w:w="936"/>
-            <w:vAlign w:val="center"/>
-            <w:tcBorders>
-              <w:top w:val="single" w:sz="4" w:color="D9D9D9"/>
-              <w:left w:val="single" w:sz="4" w:color="D9D9D9"/>
-              <w:bottom w:val="single" w:sz="4" w:color="D9D9D9"/>
-              <w:right w:val="single" w:sz="4" w:color="D9D9D9"/>
-              <w:insideH w:val="single" w:sz="4" w:color="D9D9D9"/>
-              <w:insideV w:val="single" w:sz="4" w:color="D9D9D9"/>
-            </w:tcBorders>
-          </w:tcPr>
-          <w:p>
-            <w:pPr>
-              <w:spacing w:after="40" w:line="252" w:lineRule="auto"/>
-              <w:jc w:val="center"/>
-            </w:pPr>
-            <w:r>
-              <w:rPr>
-                <w:rFonts w:ascii="Arial" w:hAnsi="Arial" w:eastAsia="Microsoft JhengHei"/>
-                <w:color w:val="000000"/>
-                <w:sz w:val="18"/>
-              </w:rPr>
-              <w:t>7</w:t>
-            </w:r>
-          </w:p>
-        </w:tc>
-        <w:tc>
-          <w:tcPr>
-            <w:tcW w:type="dxa" w:w="8568"/>
-            <w:vAlign w:val="center"/>
-            <w:tcBorders>
-              <w:top w:val="single" w:sz="4" w:color="D9D9D9"/>
-              <w:left w:val="single" w:sz="4" w:color="D9D9D9"/>
-              <w:bottom w:val="single" w:sz="4" w:color="D9D9D9"/>
-              <w:right w:val="single" w:sz="4" w:color="D9D9D9"/>
-              <w:insideH w:val="single" w:sz="4" w:color="D9D9D9"/>
-              <w:insideV w:val="single" w:sz="4" w:color="D9D9D9"/>
-            </w:tcBorders>
-          </w:tcPr>
-          <w:p>
-            <w:pPr>
-              <w:spacing w:after="40" w:line="252" w:lineRule="auto"/>
-            </w:pPr>
-            <w:r>
-              <w:rPr>
-                <w:rFonts w:ascii="Arial" w:hAnsi="Arial" w:eastAsia="Microsoft JhengHei"/>
-                <w:color w:val="000000"/>
-                <w:sz w:val="18"/>
-              </w:rPr>
-              <w:t>方案、額度與投稿</w:t>
-            </w:r>
-          </w:p>
-        </w:tc>
-      </w:tr>
-      <w:tr>
-        <w:tc>
-          <w:tcPr>
-            <w:tcW w:type="dxa" w:w="936"/>
-            <w:shd w:fill="F5F7F9"/>
-            <w:vAlign w:val="center"/>
-            <w:tcBorders>
-              <w:top w:val="single" w:sz="4" w:color="D9D9D9"/>
-              <w:left w:val="single" w:sz="4" w:color="D9D9D9"/>
-              <w:bottom w:val="single" w:sz="4" w:color="D9D9D9"/>
-              <w:right w:val="single" w:sz="4" w:color="D9D9D9"/>
-              <w:insideH w:val="single" w:sz="4" w:color="D9D9D9"/>
-              <w:insideV w:val="single" w:sz="4" w:color="D9D9D9"/>
-            </w:tcBorders>
-          </w:tcPr>
-          <w:p>
-            <w:pPr>
-              <w:spacing w:after="40" w:line="252" w:lineRule="auto"/>
-              <w:jc w:val="center"/>
-            </w:pPr>
-            <w:r>
-              <w:rPr>
-                <w:rFonts w:ascii="Arial" w:hAnsi="Arial" w:eastAsia="Microsoft JhengHei"/>
-                <w:color w:val="000000"/>
-                <w:sz w:val="18"/>
-              </w:rPr>
-              <w:t>8</w:t>
-            </w:r>
-          </w:p>
-        </w:tc>
-        <w:tc>
-          <w:tcPr>
-            <w:tcW w:type="dxa" w:w="8568"/>
-            <w:shd w:fill="F5F7F9"/>
-            <w:vAlign w:val="center"/>
-            <w:tcBorders>
-              <w:top w:val="single" w:sz="4" w:color="D9D9D9"/>
-              <w:left w:val="single" w:sz="4" w:color="D9D9D9"/>
-              <w:bottom w:val="single" w:sz="4" w:color="D9D9D9"/>
-              <w:right w:val="single" w:sz="4" w:color="D9D9D9"/>
-              <w:insideH w:val="single" w:sz="4" w:color="D9D9D9"/>
-              <w:insideV w:val="single" w:sz="4" w:color="D9D9D9"/>
-            </w:tcBorders>
-          </w:tcPr>
-          <w:p>
-            <w:pPr>
-              <w:spacing w:after="40" w:line="252" w:lineRule="auto"/>
-            </w:pPr>
-            <w:r>
-              <w:rPr>
-                <w:rFonts w:ascii="Arial" w:hAnsi="Arial" w:eastAsia="Microsoft JhengHei"/>
-                <w:color w:val="000000"/>
-                <w:sz w:val="18"/>
-              </w:rPr>
-              <w:t>資料匯出、刪除與疑難排解</w:t>
-            </w:r>
-          </w:p>
-        </w:tc>
-      </w:tr>
-    </w:tbl>
-    <w:p>
-      <w:pPr>
-        <w:spacing w:after="20"/>
-      </w:pPr>
-    </w:p>
-    <w:p>
-      <w:r>
-        <w:br w:type="page"/>
-      </w:r>
-    </w:p>
-    <w:p>
-      <w:pPr>
-        <w:pStyle w:val="Heading1"/>
-      </w:pPr>
-      <w:r>
-        <w:t>1 開始使用與帳號安全</w:t>
-      </w:r>
-    </w:p>
-    <w:p>
-      <w:r>
-        <w:rPr>
-          <w:rFonts w:ascii="Arial" w:hAnsi="Arial" w:eastAsia="Microsoft JhengHei"/>
-          <w:color w:val="000000"/>
-        </w:rPr>
-        <w:t>Life Pilot 將行事曆、生活紀錄、記帳、積分、推薦內容與學習遊戲整合在同一個帳號中。登入後，畫面會依管理員授權、帳號類型、訂閱方案及儲存位置顯示可用模組。</w:t>
-      </w:r>
-    </w:p>
-    <w:p>
-      <w:pPr>
-        <w:pStyle w:val="Heading2"/>
-      </w:pPr>
-      <w:r>
-        <w:t>1.1 註冊與登入</w:t>
-      </w:r>
-    </w:p>
-    <w:p>
-      <w:pPr>
-        <w:pStyle w:val="ListBullet"/>
-      </w:pPr>
-      <w:r>
-        <w:rPr>
-          <w:rFonts w:ascii="Arial" w:hAnsi="Arial" w:eastAsia="Microsoft JhengHei"/>
-          <w:color w:val="000000"/>
-        </w:rPr>
-        <w:t>註冊時輸入可收信的電子郵件、密碼，並同意隱私權政策及服務條款。</w:t>
-      </w:r>
-    </w:p>
-    <w:p>
-      <w:pPr>
-        <w:pStyle w:val="ListBullet"/>
-      </w:pPr>
-      <w:r>
-        <w:rPr>
-          <w:rFonts w:ascii="Arial" w:hAnsi="Arial" w:eastAsia="Microsoft JhengHei"/>
-          <w:color w:val="000000"/>
-        </w:rPr>
-        <w:t>登入前不顯示儲存位置選擇；登入後讀取上次選擇，未選過時預設使用雲端。</w:t>
-      </w:r>
-    </w:p>
-    <w:p>
-      <w:pPr>
-        <w:pStyle w:val="ListBullet"/>
-      </w:pPr>
-      <w:r>
-        <w:rPr>
-          <w:rFonts w:ascii="Arial" w:hAnsi="Arial" w:eastAsia="Microsoft JhengHei"/>
-          <w:color w:val="000000"/>
-        </w:rPr>
-        <w:t>登出或切換帳號時，首頁、行事曆、記帳、積分與推薦內容會清除上一帳號的快取，再載入新帳號資料。</w:t>
-      </w:r>
-    </w:p>
-    <w:p>
-      <w:pPr>
-        <w:pStyle w:val="ListBullet"/>
-      </w:pPr>
-      <w:r>
-        <w:rPr>
-          <w:rFonts w:ascii="Arial" w:hAnsi="Arial" w:eastAsia="Microsoft JhengHei"/>
-          <w:color w:val="000000"/>
-        </w:rPr>
-        <w:t>若頁面仍顯示舊帳號內容，先登出、關閉頁面後重新登入；不要在同一個瀏覽器分頁混用不同帳號。</w:t>
-      </w:r>
-    </w:p>
-    <w:p>
-      <w:pPr>
-        <w:pStyle w:val="Heading2"/>
-      </w:pPr>
-      <w:r>
-        <w:t>1.2 修改與重設密碼</w:t>
-      </w:r>
-    </w:p>
-    <w:p>
-      <w:pPr>
-        <w:pStyle w:val="ListBullet"/>
-      </w:pPr>
-      <w:r>
-        <w:rPr>
-          <w:rFonts w:ascii="Arial" w:hAnsi="Arial" w:eastAsia="Microsoft JhengHei"/>
-          <w:color w:val="000000"/>
-        </w:rPr>
-        <w:t>已登入時可在帳號選單選擇修改密碼，先驗證目前密碼，再輸入新密碼。</w:t>
-      </w:r>
-    </w:p>
-    <w:p>
-      <w:pPr>
-        <w:pStyle w:val="ListBullet"/>
-      </w:pPr>
-      <w:r>
-        <w:rPr>
-          <w:rFonts w:ascii="Arial" w:hAnsi="Arial" w:eastAsia="Microsoft JhengHei"/>
-          <w:color w:val="000000"/>
-        </w:rPr>
-        <w:t>忘記密碼時可使用信箱驗證連結；Web 應進入重設密碼頁，而不是回到一般登入頁。</w:t>
-      </w:r>
-    </w:p>
-    <w:p>
-      <w:pPr>
-        <w:pStyle w:val="ListBullet"/>
-      </w:pPr>
-      <w:r>
-        <w:rPr>
-          <w:rFonts w:ascii="Arial" w:hAnsi="Arial" w:eastAsia="Microsoft JhengHei"/>
-          <w:color w:val="000000"/>
-        </w:rPr>
-        <w:t>也可送出管理員協助申請。管理員以後台流程重設臨時密碼並通知使用者，使用者登入後應立即改成自己的密碼。</w:t>
-      </w:r>
-    </w:p>
-    <w:p>
-      <w:pPr>
-        <w:pStyle w:val="Heading2"/>
-      </w:pPr>
-      <w:r>
-        <w:t>1.3 模組授權</w:t>
-      </w:r>
-    </w:p>
-    <w:p>
-      <w:r>
-        <w:rPr>
-          <w:rFonts w:ascii="Arial" w:hAnsi="Arial" w:eastAsia="Microsoft JhengHei"/>
-          <w:color w:val="000000"/>
-        </w:rPr>
-        <w:t>一般帳號預設可使用首頁、行事曆、推薦活動、推薦景點、回憶走廊及記帳。積分、遊戲、商業企劃書、意見回饋與股票等模組須由管理員授權後才會出現在功能選單及首頁。管理員帳號可使用全部模組。</w:t>
-      </w:r>
-    </w:p>
-    <w:tbl>
-      <w:tblPr>
-        <w:tblW w:type="auto" w:w="0"/>
-        <w:jc w:val="center"/>
-        <w:tblLayout w:type="fixed"/>
-        <w:tblLook w:firstColumn="1" w:firstRow="1" w:lastColumn="0" w:lastRow="0" w:noHBand="0" w:noVBand="1" w:val="04A0"/>
+        <w:tblBorders>
+          <w:top w:val="single" w:sz="4" w:space="0" w:color="D9D9D9"/>
+          <w:left w:val="single" w:sz="4" w:space="0" w:color="D9D9D9"/>
+          <w:bottom w:val="single" w:sz="4" w:space="0" w:color="D9D9D9"/>
+          <w:right w:val="single" w:sz="4" w:space="0" w:color="D9D9D9"/>
+          <w:insideH w:val="single" w:sz="4" w:space="0" w:color="D9D9D9"/>
+          <w:insideV w:val="single" w:sz="4" w:space="0" w:color="D9D9D9"/>
+        </w:tblBorders>
       </w:tblPr>
       <w:tblGrid>
         <w:gridCol w:w="3331"/>
@@ -800,33 +314,33 @@
       <w:tr>
         <w:trPr>
           <w:tblHeader w:val="true"/>
+          <w:cantSplit/>
         </w:trPr>
         <w:tc>
           <w:tcPr>
-            <w:tcW w:type="dxa" w:w="1584"/>
+            <w:tcW w:type="dxa" w:w="1655"/>
             <w:shd w:fill="1F4E78"/>
-            <w:tcBorders>
-              <w:top w:val="single" w:sz="4" w:color="D9D9D9"/>
-              <w:left w:val="single" w:sz="4" w:color="D9D9D9"/>
-              <w:bottom w:val="single" w:sz="4" w:color="D9D9D9"/>
-              <w:right w:val="single" w:sz="4" w:color="D9D9D9"/>
-              <w:insideH w:val="single" w:sz="4" w:color="D9D9D9"/>
-              <w:insideV w:val="single" w:sz="4" w:color="D9D9D9"/>
-            </w:tcBorders>
+            <w:tcMar>
+              <w:top w:w="115" w:type="dxa"/>
+              <w:left w:w="120" w:type="dxa"/>
+              <w:bottom w:w="115" w:type="dxa"/>
+              <w:right w:w="120" w:type="dxa"/>
+            </w:tcMar>
             <w:vAlign w:val="center"/>
           </w:tcPr>
           <w:p>
             <w:pPr>
+              <w:spacing w:after="0"/>
               <w:jc w:val="center"/>
             </w:pPr>
             <w:r>
               <w:rPr>
-                <w:rFonts w:ascii="Arial" w:hAnsi="Arial" w:eastAsia="Microsoft JhengHei"/>
+                <w:rFonts w:ascii="Microsoft JhengHei" w:hAnsi="Microsoft JhengHei" w:eastAsia="Microsoft JhengHei"/>
                 <w:b/>
                 <w:color w:val="FFFFFF"/>
-                <w:sz w:val="18"/>
+                <w:sz w:val="19"/>
               </w:rPr>
-              <w:t>身分</w:t>
+              <w:t>角色</w:t>
             </w:r>
           </w:p>
         </w:tc>
@@ -834,26 +348,25 @@
           <w:tcPr>
             <w:tcW w:type="dxa" w:w="2880"/>
             <w:shd w:fill="1F4E78"/>
-            <w:tcBorders>
-              <w:top w:val="single" w:sz="4" w:color="D9D9D9"/>
-              <w:left w:val="single" w:sz="4" w:color="D9D9D9"/>
-              <w:bottom w:val="single" w:sz="4" w:color="D9D9D9"/>
-              <w:right w:val="single" w:sz="4" w:color="D9D9D9"/>
-              <w:insideH w:val="single" w:sz="4" w:color="D9D9D9"/>
-              <w:insideV w:val="single" w:sz="4" w:color="D9D9D9"/>
-            </w:tcBorders>
+            <w:tcMar>
+              <w:top w:w="115" w:type="dxa"/>
+              <w:left w:w="120" w:type="dxa"/>
+              <w:bottom w:w="115" w:type="dxa"/>
+              <w:right w:w="120" w:type="dxa"/>
+            </w:tcMar>
             <w:vAlign w:val="center"/>
           </w:tcPr>
           <w:p>
             <w:pPr>
+              <w:spacing w:after="0"/>
               <w:jc w:val="center"/>
             </w:pPr>
             <w:r>
               <w:rPr>
-                <w:rFonts w:ascii="Arial" w:hAnsi="Arial" w:eastAsia="Microsoft JhengHei"/>
+                <w:rFonts w:ascii="Microsoft JhengHei" w:hAnsi="Microsoft JhengHei" w:eastAsia="Microsoft JhengHei"/>
                 <w:b/>
                 <w:color w:val="FFFFFF"/>
-                <w:sz w:val="18"/>
+                <w:sz w:val="19"/>
               </w:rPr>
               <w:t>主要用途</w:t>
             </w:r>
@@ -861,57 +374,56 @@
         </w:tc>
         <w:tc>
           <w:tcPr>
-            <w:tcW w:type="dxa" w:w="5040"/>
+            <w:tcW w:type="dxa" w:w="4608"/>
             <w:shd w:fill="1F4E78"/>
-            <w:tcBorders>
-              <w:top w:val="single" w:sz="4" w:color="D9D9D9"/>
-              <w:left w:val="single" w:sz="4" w:color="D9D9D9"/>
-              <w:bottom w:val="single" w:sz="4" w:color="D9D9D9"/>
-              <w:right w:val="single" w:sz="4" w:color="D9D9D9"/>
-              <w:insideH w:val="single" w:sz="4" w:color="D9D9D9"/>
-              <w:insideV w:val="single" w:sz="4" w:color="D9D9D9"/>
-            </w:tcBorders>
+            <w:tcMar>
+              <w:top w:w="115" w:type="dxa"/>
+              <w:left w:w="120" w:type="dxa"/>
+              <w:bottom w:w="115" w:type="dxa"/>
+              <w:right w:w="120" w:type="dxa"/>
+            </w:tcMar>
             <w:vAlign w:val="center"/>
           </w:tcPr>
           <w:p>
             <w:pPr>
+              <w:spacing w:after="0"/>
               <w:jc w:val="center"/>
             </w:pPr>
             <w:r>
               <w:rPr>
-                <w:rFonts w:ascii="Arial" w:hAnsi="Arial" w:eastAsia="Microsoft JhengHei"/>
+                <w:rFonts w:ascii="Microsoft JhengHei" w:hAnsi="Microsoft JhengHei" w:eastAsia="Microsoft JhengHei"/>
                 <w:b/>
                 <w:color w:val="FFFFFF"/>
-                <w:sz w:val="18"/>
+                <w:sz w:val="19"/>
               </w:rPr>
-              <w:t>權限重點</w:t>
+              <w:t>功能範圍</w:t>
             </w:r>
           </w:p>
         </w:tc>
       </w:tr>
       <w:tr>
+        <w:trPr>
+          <w:cantSplit/>
+        </w:trPr>
         <w:tc>
           <w:tcPr>
-            <w:tcW w:type="dxa" w:w="1584"/>
+            <w:tcW w:type="dxa" w:w="1655"/>
+            <w:tcMar>
+              <w:top w:w="100" w:type="dxa"/>
+              <w:left w:w="120" w:type="dxa"/>
+              <w:bottom w:w="100" w:type="dxa"/>
+              <w:right w:w="120" w:type="dxa"/>
+            </w:tcMar>
             <w:vAlign w:val="center"/>
-            <w:tcBorders>
-              <w:top w:val="single" w:sz="4" w:color="D9D9D9"/>
-              <w:left w:val="single" w:sz="4" w:color="D9D9D9"/>
-              <w:bottom w:val="single" w:sz="4" w:color="D9D9D9"/>
-              <w:right w:val="single" w:sz="4" w:color="D9D9D9"/>
-              <w:insideH w:val="single" w:sz="4" w:color="D9D9D9"/>
-              <w:insideV w:val="single" w:sz="4" w:color="D9D9D9"/>
-            </w:tcBorders>
           </w:tcPr>
           <w:p>
             <w:pPr>
-              <w:spacing w:after="40" w:line="252" w:lineRule="auto"/>
+              <w:spacing w:after="0"/>
               <w:jc w:val="center"/>
             </w:pPr>
             <w:r>
               <w:rPr>
-                <w:rFonts w:ascii="Arial" w:hAnsi="Arial" w:eastAsia="Microsoft JhengHei"/>
-                <w:color w:val="000000"/>
+                <w:rFonts w:ascii="Microsoft JhengHei" w:hAnsi="Microsoft JhengHei" w:eastAsia="Microsoft JhengHei"/>
                 <w:sz w:val="18"/>
               </w:rPr>
               <w:t>一般使用者</w:t>
@@ -921,83 +433,78 @@
         <w:tc>
           <w:tcPr>
             <w:tcW w:type="dxa" w:w="2880"/>
+            <w:tcMar>
+              <w:top w:w="100" w:type="dxa"/>
+              <w:left w:w="120" w:type="dxa"/>
+              <w:bottom w:w="100" w:type="dxa"/>
+              <w:right w:w="120" w:type="dxa"/>
+            </w:tcMar>
             <w:vAlign w:val="center"/>
-            <w:tcBorders>
-              <w:top w:val="single" w:sz="4" w:color="D9D9D9"/>
-              <w:left w:val="single" w:sz="4" w:color="D9D9D9"/>
-              <w:bottom w:val="single" w:sz="4" w:color="D9D9D9"/>
-              <w:right w:val="single" w:sz="4" w:color="D9D9D9"/>
-              <w:insideH w:val="single" w:sz="4" w:color="D9D9D9"/>
-              <w:insideV w:val="single" w:sz="4" w:color="D9D9D9"/>
-            </w:tcBorders>
           </w:tcPr>
           <w:p>
             <w:pPr>
-              <w:spacing w:after="40" w:line="252" w:lineRule="auto"/>
-              <w:jc w:val="center"/>
+              <w:spacing w:after="0"/>
+              <w:jc w:val="left"/>
             </w:pPr>
             <w:r>
               <w:rPr>
-                <w:rFonts w:ascii="Arial" w:hAnsi="Arial" w:eastAsia="Microsoft JhengHei"/>
-                <w:color w:val="000000"/>
+                <w:rFonts w:ascii="Microsoft JhengHei" w:hAnsi="Microsoft JhengHei" w:eastAsia="Microsoft JhengHei"/>
                 <w:sz w:val="18"/>
               </w:rPr>
-              <w:t>日常生活管理</w:t>
+              <w:t>管理個人生活資料</w:t>
             </w:r>
           </w:p>
         </w:tc>
         <w:tc>
           <w:tcPr>
-            <w:tcW w:type="dxa" w:w="5040"/>
+            <w:tcW w:type="dxa" w:w="4608"/>
+            <w:tcMar>
+              <w:top w:w="100" w:type="dxa"/>
+              <w:left w:w="120" w:type="dxa"/>
+              <w:bottom w:w="100" w:type="dxa"/>
+              <w:right w:w="120" w:type="dxa"/>
+            </w:tcMar>
             <w:vAlign w:val="center"/>
-            <w:tcBorders>
-              <w:top w:val="single" w:sz="4" w:color="D9D9D9"/>
-              <w:left w:val="single" w:sz="4" w:color="D9D9D9"/>
-              <w:bottom w:val="single" w:sz="4" w:color="D9D9D9"/>
-              <w:right w:val="single" w:sz="4" w:color="D9D9D9"/>
-              <w:insideH w:val="single" w:sz="4" w:color="D9D9D9"/>
-              <w:insideV w:val="single" w:sz="4" w:color="D9D9D9"/>
-            </w:tcBorders>
           </w:tcPr>
           <w:p>
             <w:pPr>
-              <w:spacing w:after="40" w:line="252" w:lineRule="auto"/>
+              <w:spacing w:after="0"/>
+              <w:jc w:val="left"/>
             </w:pPr>
             <w:r>
               <w:rPr>
-                <w:rFonts w:ascii="Arial" w:hAnsi="Arial" w:eastAsia="Microsoft JhengHei"/>
-                <w:color w:val="000000"/>
+                <w:rFonts w:ascii="Microsoft JhengHei" w:hAnsi="Microsoft JhengHei" w:eastAsia="Microsoft JhengHei"/>
                 <w:sz w:val="18"/>
               </w:rPr>
-              <w:t>依授權顯示模組；只能管理自己的非公開投稿</w:t>
+              <w:t>預設模組加上管理員另行授權的模組</w:t>
             </w:r>
           </w:p>
         </w:tc>
       </w:tr>
       <w:tr>
+        <w:trPr>
+          <w:cantSplit/>
+        </w:trPr>
         <w:tc>
           <w:tcPr>
-            <w:tcW w:type="dxa" w:w="1584"/>
-            <w:shd w:fill="F5F7F9"/>
+            <w:tcW w:type="dxa" w:w="1655"/>
+            <w:shd w:fill="F4F6F7"/>
+            <w:tcMar>
+              <w:top w:w="100" w:type="dxa"/>
+              <w:left w:w="120" w:type="dxa"/>
+              <w:bottom w:w="100" w:type="dxa"/>
+              <w:right w:w="120" w:type="dxa"/>
+            </w:tcMar>
             <w:vAlign w:val="center"/>
-            <w:tcBorders>
-              <w:top w:val="single" w:sz="4" w:color="D9D9D9"/>
-              <w:left w:val="single" w:sz="4" w:color="D9D9D9"/>
-              <w:bottom w:val="single" w:sz="4" w:color="D9D9D9"/>
-              <w:right w:val="single" w:sz="4" w:color="D9D9D9"/>
-              <w:insideH w:val="single" w:sz="4" w:color="D9D9D9"/>
-              <w:insideV w:val="single" w:sz="4" w:color="D9D9D9"/>
-            </w:tcBorders>
           </w:tcPr>
           <w:p>
             <w:pPr>
-              <w:spacing w:after="40" w:line="252" w:lineRule="auto"/>
+              <w:spacing w:after="0"/>
               <w:jc w:val="center"/>
             </w:pPr>
             <w:r>
               <w:rPr>
-                <w:rFonts w:ascii="Arial" w:hAnsi="Arial" w:eastAsia="Microsoft JhengHei"/>
-                <w:color w:val="000000"/>
+                <w:rFonts w:ascii="Microsoft JhengHei" w:hAnsi="Microsoft JhengHei" w:eastAsia="Microsoft JhengHei"/>
                 <w:sz w:val="18"/>
               </w:rPr>
               <w:t>合作廠商</w:t>
@@ -1007,84 +514,79 @@
         <w:tc>
           <w:tcPr>
             <w:tcW w:type="dxa" w:w="2880"/>
-            <w:shd w:fill="F5F7F9"/>
+            <w:shd w:fill="F4F6F7"/>
+            <w:tcMar>
+              <w:top w:w="100" w:type="dxa"/>
+              <w:left w:w="120" w:type="dxa"/>
+              <w:bottom w:w="100" w:type="dxa"/>
+              <w:right w:w="120" w:type="dxa"/>
+            </w:tcMar>
             <w:vAlign w:val="center"/>
-            <w:tcBorders>
-              <w:top w:val="single" w:sz="4" w:color="D9D9D9"/>
-              <w:left w:val="single" w:sz="4" w:color="D9D9D9"/>
-              <w:bottom w:val="single" w:sz="4" w:color="D9D9D9"/>
-              <w:right w:val="single" w:sz="4" w:color="D9D9D9"/>
-              <w:insideH w:val="single" w:sz="4" w:color="D9D9D9"/>
-              <w:insideV w:val="single" w:sz="4" w:color="D9D9D9"/>
-            </w:tcBorders>
           </w:tcPr>
           <w:p>
             <w:pPr>
-              <w:spacing w:after="40" w:line="252" w:lineRule="auto"/>
-              <w:jc w:val="center"/>
+              <w:spacing w:after="0"/>
+              <w:jc w:val="left"/>
             </w:pPr>
             <w:r>
               <w:rPr>
-                <w:rFonts w:ascii="Arial" w:hAnsi="Arial" w:eastAsia="Microsoft JhengHei"/>
-                <w:color w:val="000000"/>
+                <w:rFonts w:ascii="Microsoft JhengHei" w:hAnsi="Microsoft JhengHei" w:eastAsia="Microsoft JhengHei"/>
                 <w:sz w:val="18"/>
               </w:rPr>
-              <w:t>投稿活動與景點</w:t>
+              <w:t>投稿與管理活動及景點</w:t>
             </w:r>
           </w:p>
         </w:tc>
         <w:tc>
           <w:tcPr>
-            <w:tcW w:type="dxa" w:w="5040"/>
-            <w:shd w:fill="F5F7F9"/>
+            <w:tcW w:type="dxa" w:w="4608"/>
+            <w:shd w:fill="F4F6F7"/>
+            <w:tcMar>
+              <w:top w:w="100" w:type="dxa"/>
+              <w:left w:w="120" w:type="dxa"/>
+              <w:bottom w:w="100" w:type="dxa"/>
+              <w:right w:w="120" w:type="dxa"/>
+            </w:tcMar>
             <w:vAlign w:val="center"/>
-            <w:tcBorders>
-              <w:top w:val="single" w:sz="4" w:color="D9D9D9"/>
-              <w:left w:val="single" w:sz="4" w:color="D9D9D9"/>
-              <w:bottom w:val="single" w:sz="4" w:color="D9D9D9"/>
-              <w:right w:val="single" w:sz="4" w:color="D9D9D9"/>
-              <w:insideH w:val="single" w:sz="4" w:color="D9D9D9"/>
-              <w:insideV w:val="single" w:sz="4" w:color="D9D9D9"/>
-            </w:tcBorders>
           </w:tcPr>
           <w:p>
             <w:pPr>
-              <w:spacing w:after="40" w:line="252" w:lineRule="auto"/>
+              <w:spacing w:after="0"/>
+              <w:jc w:val="left"/>
             </w:pPr>
             <w:r>
               <w:rPr>
-                <w:rFonts w:ascii="Arial" w:hAnsi="Arial" w:eastAsia="Microsoft JhengHei"/>
-                <w:color w:val="000000"/>
+                <w:rFonts w:ascii="Microsoft JhengHei" w:hAnsi="Microsoft JhengHei" w:eastAsia="Microsoft JhengHei"/>
                 <w:sz w:val="18"/>
               </w:rPr>
-              <w:t>可查看方案、投稿狀態與成效統計</w:t>
+              <w:t>廠商工作台、推薦活動、推薦景點</w:t>
             </w:r>
           </w:p>
         </w:tc>
       </w:tr>
       <w:tr>
+        <w:trPr>
+          <w:cantSplit/>
+        </w:trPr>
         <w:tc>
           <w:tcPr>
-            <w:tcW w:type="dxa" w:w="1584"/>
+            <w:tcW w:type="dxa" w:w="1655"/>
+            <w:tcMar>
+              <w:top w:w="100" w:type="dxa"/>
+              <w:left w:w="120" w:type="dxa"/>
+              <w:bottom w:w="100" w:type="dxa"/>
+              <w:right w:w="120" w:type="dxa"/>
+            </w:tcMar>
             <w:vAlign w:val="center"/>
-            <w:tcBorders>
-              <w:top w:val="single" w:sz="4" w:color="D9D9D9"/>
-              <w:left w:val="single" w:sz="4" w:color="D9D9D9"/>
-              <w:bottom w:val="single" w:sz="4" w:color="D9D9D9"/>
-              <w:right w:val="single" w:sz="4" w:color="D9D9D9"/>
-              <w:insideH w:val="single" w:sz="4" w:color="D9D9D9"/>
-              <w:insideV w:val="single" w:sz="4" w:color="D9D9D9"/>
-            </w:tcBorders>
           </w:tcPr>
           <w:p>
             <w:pPr>
-              <w:spacing w:after="40" w:line="252" w:lineRule="auto"/>
+              <w:spacing w:after="0"/>
               <w:jc w:val="center"/>
             </w:pPr>
             <w:r>
               <w:rPr>
-                <w:rFonts w:ascii="Arial" w:hAnsi="Arial" w:eastAsia="Microsoft JhengHei"/>
-                <w:color w:val="000000"/>
+                <w:rFonts w:ascii="Microsoft JhengHei" w:hAnsi="Microsoft JhengHei" w:eastAsia="Microsoft JhengHei"/>
                 <w:sz w:val="18"/>
               </w:rPr>
               <w:t>管理員</w:t>
@@ -1094,55 +596,50 @@
         <w:tc>
           <w:tcPr>
             <w:tcW w:type="dxa" w:w="2880"/>
+            <w:tcMar>
+              <w:top w:w="100" w:type="dxa"/>
+              <w:left w:w="120" w:type="dxa"/>
+              <w:bottom w:w="100" w:type="dxa"/>
+              <w:right w:w="120" w:type="dxa"/>
+            </w:tcMar>
             <w:vAlign w:val="center"/>
-            <w:tcBorders>
-              <w:top w:val="single" w:sz="4" w:color="D9D9D9"/>
-              <w:left w:val="single" w:sz="4" w:color="D9D9D9"/>
-              <w:bottom w:val="single" w:sz="4" w:color="D9D9D9"/>
-              <w:right w:val="single" w:sz="4" w:color="D9D9D9"/>
-              <w:insideH w:val="single" w:sz="4" w:color="D9D9D9"/>
-              <w:insideV w:val="single" w:sz="4" w:color="D9D9D9"/>
-            </w:tcBorders>
           </w:tcPr>
           <w:p>
             <w:pPr>
-              <w:spacing w:after="40" w:line="252" w:lineRule="auto"/>
-              <w:jc w:val="center"/>
+              <w:spacing w:after="0"/>
+              <w:jc w:val="left"/>
             </w:pPr>
             <w:r>
               <w:rPr>
-                <w:rFonts w:ascii="Arial" w:hAnsi="Arial" w:eastAsia="Microsoft JhengHei"/>
-                <w:color w:val="000000"/>
+                <w:rFonts w:ascii="Microsoft JhengHei" w:hAnsi="Microsoft JhengHei" w:eastAsia="Microsoft JhengHei"/>
                 <w:sz w:val="18"/>
               </w:rPr>
-              <w:t>審核、授權與維運</w:t>
+              <w:t>維護內容、方案、帳號與系統</w:t>
             </w:r>
           </w:p>
         </w:tc>
         <w:tc>
           <w:tcPr>
-            <w:tcW w:type="dxa" w:w="5040"/>
+            <w:tcW w:type="dxa" w:w="4608"/>
+            <w:tcMar>
+              <w:top w:w="100" w:type="dxa"/>
+              <w:left w:w="120" w:type="dxa"/>
+              <w:bottom w:w="100" w:type="dxa"/>
+              <w:right w:w="120" w:type="dxa"/>
+            </w:tcMar>
             <w:vAlign w:val="center"/>
-            <w:tcBorders>
-              <w:top w:val="single" w:sz="4" w:color="D9D9D9"/>
-              <w:left w:val="single" w:sz="4" w:color="D9D9D9"/>
-              <w:bottom w:val="single" w:sz="4" w:color="D9D9D9"/>
-              <w:right w:val="single" w:sz="4" w:color="D9D9D9"/>
-              <w:insideH w:val="single" w:sz="4" w:color="D9D9D9"/>
-              <w:insideV w:val="single" w:sz="4" w:color="D9D9D9"/>
-            </w:tcBorders>
           </w:tcPr>
           <w:p>
             <w:pPr>
-              <w:spacing w:after="40" w:line="252" w:lineRule="auto"/>
+              <w:spacing w:after="0"/>
+              <w:jc w:val="left"/>
             </w:pPr>
             <w:r>
               <w:rPr>
-                <w:rFonts w:ascii="Arial" w:hAnsi="Arial" w:eastAsia="Microsoft JhengHei"/>
-                <w:color w:val="000000"/>
+                <w:rFonts w:ascii="Microsoft JhengHei" w:hAnsi="Microsoft JhengHei" w:eastAsia="Microsoft JhengHei"/>
                 <w:sz w:val="18"/>
               </w:rPr>
-              <w:t>全部模組、方案、額度、清理及審核功能</w:t>
+              <w:t>全部模組，不受一般額度限制</w:t>
             </w:r>
           </w:p>
         </w:tc>
@@ -1150,7 +647,7 @@
     </w:tbl>
     <w:p>
       <w:pPr>
-        <w:spacing w:after="20"/>
+        <w:spacing w:after="0"/>
       </w:pPr>
     </w:p>
     <w:p>
@@ -1158,7 +655,7 @@
         <w:pStyle w:val="Heading1"/>
       </w:pPr>
       <w:r>
-        <w:t>2 儲存位置與資料搬移</w:t>
+        <w:t>註冊 登入與密碼</w:t>
       </w:r>
     </w:p>
     <w:p>
@@ -1166,7 +663,1011 @@
         <w:pStyle w:val="Heading2"/>
       </w:pPr>
       <w:r>
-        <w:t>2.1 雲端與此裝置</w:t>
+        <w:t>註冊新帳號</w:t>
+      </w:r>
+    </w:p>
+    <w:p>
+      <w:pPr>
+        <w:pStyle w:val="ListNumber"/>
+        <w:spacing w:after="60"/>
+      </w:pPr>
+      <w:r>
+        <w:rPr>
+          <w:rFonts w:ascii="Microsoft JhengHei" w:hAnsi="Microsoft JhengHei" w:eastAsia="Microsoft JhengHei"/>
+        </w:rPr>
+        <w:t>在登入頁選擇註冊，輸入電子郵件與符合畫面規則的密碼。</w:t>
+      </w:r>
+    </w:p>
+    <w:p>
+      <w:pPr>
+        <w:pStyle w:val="ListNumber"/>
+        <w:spacing w:after="60"/>
+      </w:pPr>
+      <w:r>
+        <w:rPr>
+          <w:rFonts w:ascii="Microsoft JhengHei" w:hAnsi="Microsoft JhengHei" w:eastAsia="Microsoft JhengHei"/>
+        </w:rPr>
+        <w:t>閱讀並同意隱私權政策與服務條款。</w:t>
+      </w:r>
+    </w:p>
+    <w:p>
+      <w:pPr>
+        <w:pStyle w:val="ListNumber"/>
+        <w:spacing w:after="60"/>
+      </w:pPr>
+      <w:r>
+        <w:rPr>
+          <w:rFonts w:ascii="Microsoft JhengHei" w:hAnsi="Microsoft JhengHei" w:eastAsia="Microsoft JhengHei"/>
+        </w:rPr>
+        <w:t>依需求選擇一般使用者或合作廠商入口，完成電子郵件驗證後再登入。</w:t>
+      </w:r>
+    </w:p>
+    <w:p>
+      <w:pPr>
+        <w:pStyle w:val="ListNumber"/>
+        <w:spacing w:after="60"/>
+      </w:pPr>
+      <w:r>
+        <w:rPr>
+          <w:rFonts w:ascii="Microsoft JhengHei" w:hAnsi="Microsoft JhengHei" w:eastAsia="Microsoft JhengHei"/>
+        </w:rPr>
+        <w:t>登入後系統會依帳號載入角色、模組權限、方案與先前選擇的資料儲存位置。</w:t>
+      </w:r>
+    </w:p>
+    <w:p>
+      <w:pPr>
+        <w:pStyle w:val="Heading2"/>
+      </w:pPr>
+      <w:r>
+        <w:t>修改或重設密碼</w:t>
+      </w:r>
+    </w:p>
+    <w:p>
+      <w:pPr>
+        <w:pStyle w:val="ListBullet"/>
+        <w:spacing w:after="60"/>
+      </w:pPr>
+      <w:r>
+        <w:rPr>
+          <w:rFonts w:ascii="Microsoft JhengHei" w:hAnsi="Microsoft JhengHei" w:eastAsia="Microsoft JhengHei"/>
+        </w:rPr>
+        <w:t>已登入時從使用者選單進入帳號安全，輸入目前密碼與新密碼。</w:t>
+      </w:r>
+    </w:p>
+    <w:p>
+      <w:pPr>
+        <w:pStyle w:val="ListBullet"/>
+        <w:spacing w:after="60"/>
+      </w:pPr>
+      <w:r>
+        <w:rPr>
+          <w:rFonts w:ascii="Microsoft JhengHei" w:hAnsi="Microsoft JhengHei" w:eastAsia="Microsoft JhengHei"/>
+        </w:rPr>
+        <w:t>忘記密碼時在登入頁使用電子郵件驗證。收到信後請直接開啟最新連結並完成新密碼設定。</w:t>
+      </w:r>
+    </w:p>
+    <w:p>
+      <w:pPr>
+        <w:pStyle w:val="ListBullet"/>
+        <w:spacing w:after="60"/>
+      </w:pPr>
+      <w:r>
+        <w:rPr>
+          <w:rFonts w:ascii="Microsoft JhengHei" w:hAnsi="Microsoft JhengHei" w:eastAsia="Microsoft JhengHei"/>
+        </w:rPr>
+        <w:t>也可從帳號安全選擇請管理員協助。管理員可建立一次性臨時密碼，再由使用者登入並立即改成自己的新密碼。</w:t>
+      </w:r>
+    </w:p>
+    <w:p>
+      <w:pPr>
+        <w:pStyle w:val="ListBullet"/>
+        <w:spacing w:after="60"/>
+      </w:pPr>
+      <w:r>
+        <w:rPr>
+          <w:rFonts w:ascii="Microsoft JhengHei" w:hAnsi="Microsoft JhengHei" w:eastAsia="Microsoft JhengHei"/>
+        </w:rPr>
+        <w:t>若連結回到登入頁或已登入的其他帳號頁面，先登出其他帳號、關閉舊分頁，再重新開啟最新重設信件。</w:t>
+      </w:r>
+    </w:p>
+    <w:p>
+      <w:pPr>
+        <w:pStyle w:val="Heading1"/>
+      </w:pPr>
+      <w:r>
+        <w:t>資料儲存位置</w:t>
+      </w:r>
+    </w:p>
+    <w:p>
+      <w:pPr>
+        <w:pStyle w:val="Heading2"/>
+      </w:pPr>
+      <w:r>
+        <w:t>雲端模式</w:t>
+      </w:r>
+    </w:p>
+    <w:p>
+      <w:r>
+        <w:rPr>
+          <w:rFonts w:ascii="Microsoft JhengHei" w:hAnsi="Microsoft JhengHei" w:eastAsia="Microsoft JhengHei"/>
+        </w:rPr>
+        <w:t>資料存於 Supabase，登入同一帳號即可在不同裝置查看。雲端資料受方案額度、訂閱到期與模組授權限制；共用行事曆只在雲端模式提供。</w:t>
+      </w:r>
+    </w:p>
+    <w:p>
+      <w:pPr>
+        <w:pStyle w:val="Heading2"/>
+      </w:pPr>
+      <w:r>
+        <w:t>此裝置模式</w:t>
+      </w:r>
+    </w:p>
+    <w:p>
+      <w:r>
+        <w:rPr>
+          <w:rFonts w:ascii="Microsoft JhengHei" w:hAnsi="Microsoft JhengHei" w:eastAsia="Microsoft JhengHei"/>
+        </w:rPr>
+        <w:t>資料存於目前裝置。Web 使用瀏覽器 IndexedDB，手機及桌面使用本機資料庫。清除網站資料、移除 App、重設裝置或改用其他瀏覽器後，原資料不會自動出現。本機模式仍需要登入與取得帳號狀態，因此不等同完全離線模式。</w:t>
+      </w:r>
+    </w:p>
+    <w:p>
+      <w:pPr>
+        <w:pStyle w:val="Heading2"/>
+      </w:pPr>
+      <w:r>
+        <w:t>切換模式</w:t>
+      </w:r>
+    </w:p>
+    <w:p>
+      <w:pPr>
+        <w:pStyle w:val="ListBullet"/>
+        <w:spacing w:after="60"/>
+      </w:pPr>
+      <w:r>
+        <w:rPr>
+          <w:rFonts w:ascii="Microsoft JhengHei" w:hAnsi="Microsoft JhengHei" w:eastAsia="Microsoft JhengHei"/>
+        </w:rPr>
+        <w:t>雲端轉此裝置：系統先匯出可搬移資料，寫入本機成功後才刪除對應雲端資料。共用行事曆會停止分享。</w:t>
+      </w:r>
+    </w:p>
+    <w:p>
+      <w:pPr>
+        <w:pStyle w:val="ListBullet"/>
+        <w:spacing w:after="60"/>
+      </w:pPr>
+      <w:r>
+        <w:rPr>
+          <w:rFonts w:ascii="Microsoft JhengHei" w:hAnsi="Microsoft JhengHei" w:eastAsia="Microsoft JhengHei"/>
+        </w:rPr>
+        <w:t>此裝置轉雲端：系統先檢查目前方案與各類資料額度。任一類超額時整批取消，不會只上傳部分資料。</w:t>
+      </w:r>
+    </w:p>
+    <w:p>
+      <w:pPr>
+        <w:pStyle w:val="ListBullet"/>
+        <w:spacing w:after="60"/>
+      </w:pPr>
+      <w:r>
+        <w:rPr>
+          <w:rFonts w:ascii="Microsoft JhengHei" w:hAnsi="Microsoft JhengHei" w:eastAsia="Microsoft JhengHei"/>
+        </w:rPr>
+        <w:t>切換完成後來源資料會依確認內容刪除；切換前請確認裝置空間與瀏覽器資料不會被清除。</w:t>
+      </w:r>
+    </w:p>
+    <w:p>
+      <w:pPr>
+        <w:pStyle w:val="ListBullet"/>
+        <w:spacing w:after="60"/>
+      </w:pPr>
+      <w:r>
+        <w:rPr>
+          <w:rFonts w:ascii="Microsoft JhengHei" w:hAnsi="Microsoft JhengHei" w:eastAsia="Microsoft JhengHei"/>
+        </w:rPr>
+        <w:t>本機轉雲端功能依方案與管理員設定開放。未開放時仍可繼續使用本機資料。</w:t>
+      </w:r>
+    </w:p>
+    <w:p>
+      <w:pPr>
+        <w:pStyle w:val="Heading1"/>
+      </w:pPr>
+      <w:r>
+        <w:t>首頁</w:t>
+      </w:r>
+    </w:p>
+    <w:p>
+      <w:r>
+        <w:rPr>
+          <w:rFonts w:ascii="Microsoft JhengHei" w:hAnsi="Microsoft JhengHei" w:eastAsia="Microsoft JhengHei"/>
+        </w:rPr>
+        <w:t>首頁整合近日行程、今日生活總覽、推薦活動、推薦景點、記帳與積分。各區塊可展開或收合，畫面會依帳號權限隱藏未授權模組。</w:t>
+      </w:r>
+    </w:p>
+    <w:p>
+      <w:pPr>
+        <w:pStyle w:val="ListBullet"/>
+        <w:spacing w:after="60"/>
+      </w:pPr>
+      <w:r>
+        <w:rPr>
+          <w:rFonts w:ascii="Microsoft JhengHei" w:hAnsi="Microsoft JhengHei" w:eastAsia="Microsoft JhengHei"/>
+        </w:rPr>
+        <w:t>近日行程：查看近期待辦與時間重疊提示，完成項目不再列入重疊提醒。</w:t>
+      </w:r>
+    </w:p>
+    <w:p>
+      <w:pPr>
+        <w:pStyle w:val="ListBullet"/>
+        <w:spacing w:after="60"/>
+      </w:pPr>
+      <w:r>
+        <w:rPr>
+          <w:rFonts w:ascii="Microsoft JhengHei" w:hAnsi="Microsoft JhengHei" w:eastAsia="Microsoft JhengHei"/>
+        </w:rPr>
+        <w:t>完成行程：可同時建立回憶、記帳或積分；日期與時間共用，但只顯示已授權模組。</w:t>
+      </w:r>
+    </w:p>
+    <w:p>
+      <w:pPr>
+        <w:pStyle w:val="ListBullet"/>
+        <w:spacing w:after="60"/>
+      </w:pPr>
+      <w:r>
+        <w:rPr>
+          <w:rFonts w:ascii="Microsoft JhengHei" w:hAnsi="Microsoft JhengHei" w:eastAsia="Microsoft JhengHei"/>
+        </w:rPr>
+        <w:t>記帳與積分：點選帳戶選擇器可更換帳戶；點查看更多時，有選帳戶會直達明細，沒有帳戶則進入帳戶首頁。</w:t>
+      </w:r>
+    </w:p>
+    <w:p>
+      <w:pPr>
+        <w:pStyle w:val="ListBullet"/>
+        <w:spacing w:after="60"/>
+      </w:pPr>
+      <w:r>
+        <w:rPr>
+          <w:rFonts w:ascii="Microsoft JhengHei" w:hAnsi="Microsoft JhengHei" w:eastAsia="Microsoft JhengHei"/>
+        </w:rPr>
+        <w:t>推薦活動與景點：加入行事曆前可確認單日日期與時間。未開始的內容保留未來日期；已開始或當日時間已過才改用目前日期時間。</w:t>
+      </w:r>
+    </w:p>
+    <w:p>
+      <w:pPr>
+        <w:pStyle w:val="ListBullet"/>
+        <w:spacing w:after="60"/>
+      </w:pPr>
+      <w:r>
+        <w:rPr>
+          <w:rFonts w:ascii="Microsoft JhengHei" w:hAnsi="Microsoft JhengHei" w:eastAsia="Microsoft JhengHei"/>
+        </w:rPr>
+        <w:t>加入行事曆成功後，首頁與行事曆快取會同步更新，不需切換月份強制重載。</w:t>
+      </w:r>
+    </w:p>
+    <w:p>
+      <w:pPr>
+        <w:pStyle w:val="Heading1"/>
+      </w:pPr>
+      <w:r>
+        <w:t>行事曆</w:t>
+      </w:r>
+    </w:p>
+    <w:p>
+      <w:pPr>
+        <w:pStyle w:val="Heading2"/>
+      </w:pPr>
+      <w:r>
+        <w:t>新增與編輯行程</w:t>
+      </w:r>
+    </w:p>
+    <w:p>
+      <w:pPr>
+        <w:pStyle w:val="ListBullet"/>
+        <w:spacing w:after="60"/>
+      </w:pPr>
+      <w:r>
+        <w:rPr>
+          <w:rFonts w:ascii="Microsoft JhengHei" w:hAnsi="Microsoft JhengHei" w:eastAsia="Microsoft JhengHei"/>
+        </w:rPr>
+        <w:t>選擇日期後新增行程，輸入名稱、日期、開始與結束時間、國家、城市、地點、說明、重複規則與提醒。</w:t>
+      </w:r>
+    </w:p>
+    <w:p>
+      <w:pPr>
+        <w:pStyle w:val="ListBullet"/>
+        <w:spacing w:after="60"/>
+      </w:pPr>
+      <w:r>
+        <w:rPr>
+          <w:rFonts w:ascii="Microsoft JhengHei" w:hAnsi="Microsoft JhengHei" w:eastAsia="Microsoft JhengHei"/>
+        </w:rPr>
+        <w:t>跨日事件可設定結束日期。更新日期或時間後，手機排程通知會重新建立。</w:t>
+      </w:r>
+    </w:p>
+    <w:p>
+      <w:pPr>
+        <w:pStyle w:val="ListBullet"/>
+        <w:spacing w:after="60"/>
+      </w:pPr>
+      <w:r>
+        <w:rPr>
+          <w:rFonts w:ascii="Microsoft JhengHei" w:hAnsi="Microsoft JhengHei" w:eastAsia="Microsoft JhengHei"/>
+        </w:rPr>
+        <w:t>完成事件後不再提醒；其他裝置完成雲端事件後，手機重新同步時也會取消舊提醒。</w:t>
+      </w:r>
+    </w:p>
+    <w:p>
+      <w:pPr>
+        <w:pStyle w:val="ListBullet"/>
+        <w:spacing w:after="60"/>
+      </w:pPr>
+      <w:r>
+        <w:rPr>
+          <w:rFonts w:ascii="Microsoft JhengHei" w:hAnsi="Microsoft JhengHei" w:eastAsia="Microsoft JhengHei"/>
+        </w:rPr>
+        <w:t>新增前會檢查今天與明天尚未完成事件的時間重疊，使用者可確認後繼續。</w:t>
+      </w:r>
+    </w:p>
+    <w:p>
+      <w:pPr>
+        <w:pStyle w:val="ListBullet"/>
+        <w:spacing w:after="60"/>
+      </w:pPr>
+      <w:r>
+        <w:rPr>
+          <w:rFonts w:ascii="Microsoft JhengHei" w:hAnsi="Microsoft JhengHei" w:eastAsia="Microsoft JhengHei"/>
+        </w:rPr>
+        <w:t>事件可連結記帳或積分帳戶；再次點卡片快捷圖示會直接開啟原帳戶明細。</w:t>
+      </w:r>
+    </w:p>
+    <w:p>
+      <w:pPr>
+        <w:pStyle w:val="Heading2"/>
+      </w:pPr>
+      <w:r>
+        <w:t>共用行事曆</w:t>
+      </w:r>
+    </w:p>
+    <w:p>
+      <w:pPr>
+        <w:pStyle w:val="ListBullet"/>
+        <w:spacing w:after="60"/>
+      </w:pPr>
+      <w:r>
+        <w:rPr>
+          <w:rFonts w:ascii="Microsoft JhengHei" w:hAnsi="Microsoft JhengHei" w:eastAsia="Microsoft JhengHei"/>
+        </w:rPr>
+        <w:t>邀請區塊輸入對方電子郵件，選擇目前畫面中的未過期事件後送出；也可分月份追加事件。</w:t>
+      </w:r>
+    </w:p>
+    <w:p>
+      <w:pPr>
+        <w:pStyle w:val="ListBullet"/>
+        <w:spacing w:after="60"/>
+      </w:pPr>
+      <w:r>
+        <w:rPr>
+          <w:rFonts w:ascii="Microsoft JhengHei" w:hAnsi="Microsoft JhengHei" w:eastAsia="Microsoft JhengHei"/>
+        </w:rPr>
+        <w:t>接收區塊可接受或拒絕。接受後只能閱讀對方分享的事件，不能修改。</w:t>
+      </w:r>
+    </w:p>
+    <w:p>
+      <w:pPr>
+        <w:pStyle w:val="ListBullet"/>
+        <w:spacing w:after="60"/>
+      </w:pPr>
+      <w:r>
+        <w:rPr>
+          <w:rFonts w:ascii="Microsoft JhengHei" w:hAnsi="Microsoft JhengHei" w:eastAsia="Microsoft JhengHei"/>
+        </w:rPr>
+        <w:t>邀請者可管理已分享事件、逐筆取消或全部停止分享；受邀者可停止查看。</w:t>
+      </w:r>
+    </w:p>
+    <w:p>
+      <w:pPr>
+        <w:pStyle w:val="ListBullet"/>
+        <w:spacing w:after="60"/>
+      </w:pPr>
+      <w:r>
+        <w:rPr>
+          <w:rFonts w:ascii="Microsoft JhengHei" w:hAnsi="Microsoft JhengHei" w:eastAsia="Microsoft JhengHei"/>
+        </w:rPr>
+        <w:t>已拒絕、已停止分享或已停止查看的紀錄不列在主要清單，且會釋放分享額度。</w:t>
+      </w:r>
+    </w:p>
+    <w:p>
+      <w:pPr>
+        <w:pStyle w:val="ListBullet"/>
+        <w:spacing w:after="60"/>
+      </w:pPr>
+      <w:r>
+        <w:rPr>
+          <w:rFonts w:ascii="Microsoft JhengHei" w:hAnsi="Microsoft JhengHei" w:eastAsia="Microsoft JhengHei"/>
+        </w:rPr>
+        <w:t>重複邀請、額度不足或找不到帳號時，依畫面訊息修正後再送出。此功能不支援本機模式。</w:t>
+      </w:r>
+    </w:p>
+    <w:p>
+      <w:pPr>
+        <w:pStyle w:val="Heading1"/>
+      </w:pPr>
+      <w:r>
+        <w:t>推薦活動與推薦景點</w:t>
+      </w:r>
+    </w:p>
+    <w:p>
+      <w:pPr>
+        <w:pStyle w:val="ListBullet"/>
+        <w:spacing w:after="60"/>
+      </w:pPr>
+      <w:r>
+        <w:rPr>
+          <w:rFonts w:ascii="Microsoft JhengHei" w:hAnsi="Microsoft JhengHei" w:eastAsia="Microsoft JhengHei"/>
+        </w:rPr>
+        <w:t>使用搜尋、城市篩選、我的與全部切換清單；地圖模式顯示城市數量，點城市或數字會切回該城市清單。</w:t>
+      </w:r>
+    </w:p>
+    <w:p>
+      <w:pPr>
+        <w:pStyle w:val="ListBullet"/>
+        <w:spacing w:after="60"/>
+      </w:pPr>
+      <w:r>
+        <w:rPr>
+          <w:rFonts w:ascii="Microsoft JhengHei" w:hAnsi="Microsoft JhengHei" w:eastAsia="Microsoft JhengHei"/>
+        </w:rPr>
+        <w:t>推薦活動依喜歡、一般、不喜歡分組，再依開始日期、開始時間、結束日期、國家、城市與地點排序。早於今天開始的活動以今天作為排序基準。</w:t>
+      </w:r>
+    </w:p>
+    <w:p>
+      <w:pPr>
+        <w:pStyle w:val="ListBullet"/>
+        <w:spacing w:after="60"/>
+      </w:pPr>
+      <w:r>
+        <w:rPr>
+          <w:rFonts w:ascii="Microsoft JhengHei" w:hAnsi="Microsoft JhengHei" w:eastAsia="Microsoft JhengHei"/>
+        </w:rPr>
+        <w:t>推薦景點依城市、地點及名稱排序，並可顯示營業時間。</w:t>
+      </w:r>
+    </w:p>
+    <w:p>
+      <w:pPr>
+        <w:pStyle w:val="ListBullet"/>
+        <w:spacing w:after="60"/>
+      </w:pPr>
+      <w:r>
+        <w:rPr>
+          <w:rFonts w:ascii="Microsoft JhengHei" w:hAnsi="Microsoft JhengHei" w:eastAsia="Microsoft JhengHei"/>
+        </w:rPr>
+        <w:t>加入行事曆採單日事件。相同日期、名稱、國家、城市與地點的景點會提示重複；活動亦會依事件識別規則提示重複。</w:t>
+      </w:r>
+    </w:p>
+    <w:p>
+      <w:pPr>
+        <w:pStyle w:val="ListBullet"/>
+        <w:spacing w:after="60"/>
+      </w:pPr>
+      <w:r>
+        <w:rPr>
+          <w:rFonts w:ascii="Microsoft JhengHei" w:hAnsi="Microsoft JhengHei" w:eastAsia="Microsoft JhengHei"/>
+        </w:rPr>
+        <w:t>活動頁進入時會依每日規則自動更新；當日成功後不重複下載，失敗時仍保留手動更新入口。</w:t>
+      </w:r>
+    </w:p>
+    <w:p>
+      <w:pPr>
+        <w:pStyle w:val="ListBullet"/>
+        <w:spacing w:after="60"/>
+      </w:pPr>
+      <w:r>
+        <w:rPr>
+          <w:rFonts w:ascii="Microsoft JhengHei" w:hAnsi="Microsoft JhengHei" w:eastAsia="Microsoft JhengHei"/>
+        </w:rPr>
+        <w:t>圖片為選填。只有存在細項時才可開啟預覽，沒有圖片時不保留空白區域。</w:t>
+      </w:r>
+    </w:p>
+    <w:p>
+      <w:pPr>
+        <w:pStyle w:val="Heading2"/>
+      </w:pPr>
+      <w:r>
+        <w:t>投稿與審核</w:t>
+      </w:r>
+    </w:p>
+    <w:p>
+      <w:pPr>
+        <w:pStyle w:val="ListBullet"/>
+        <w:spacing w:after="60"/>
+      </w:pPr>
+      <w:r>
+        <w:rPr>
+          <w:rFonts w:ascii="Microsoft JhengHei" w:hAnsi="Microsoft JhengHei" w:eastAsia="Microsoft JhengHei"/>
+        </w:rPr>
+        <w:t>一般使用者與合作廠商可在投稿中心新增活動或景點。投稿完整度會檢查標題、日期、城市、地點、說明及報名連結。</w:t>
+      </w:r>
+    </w:p>
+    <w:p>
+      <w:pPr>
+        <w:pStyle w:val="ListBullet"/>
+        <w:spacing w:after="60"/>
+      </w:pPr>
+      <w:r>
+        <w:rPr>
+          <w:rFonts w:ascii="Microsoft JhengHei" w:hAnsi="Microsoft JhengHei" w:eastAsia="Microsoft JhengHei"/>
+        </w:rPr>
+        <w:t>新投稿顯示尚未公開；管理員審核後對所有使用者公開，作者仍保留原帳號。</w:t>
+      </w:r>
+    </w:p>
+    <w:p>
+      <w:pPr>
+        <w:pStyle w:val="ListBullet"/>
+        <w:spacing w:after="60"/>
+      </w:pPr>
+      <w:r>
+        <w:rPr>
+          <w:rFonts w:ascii="Microsoft JhengHei" w:hAnsi="Microsoft JhengHei" w:eastAsia="Microsoft JhengHei"/>
+        </w:rPr>
+        <w:t>作者修改已公開內容後，資料轉回待重新審核並暫停公開。</w:t>
+      </w:r>
+    </w:p>
+    <w:p>
+      <w:pPr>
+        <w:pStyle w:val="ListBullet"/>
+        <w:spacing w:after="60"/>
+      </w:pPr>
+      <w:r>
+        <w:rPr>
+          <w:rFonts w:ascii="Microsoft JhengHei" w:hAnsi="Microsoft JhengHei" w:eastAsia="Microsoft JhengHei"/>
+        </w:rPr>
+        <w:t>從未公開的投稿可由作者刪除；曾公開、待重新審核或目前公開的內容只允許管理員刪除。</w:t>
+      </w:r>
+    </w:p>
+    <w:p>
+      <w:pPr>
+        <w:pStyle w:val="ListBullet"/>
+        <w:spacing w:after="60"/>
+      </w:pPr>
+      <w:r>
+        <w:rPr>
+          <w:rFonts w:ascii="Microsoft JhengHei" w:hAnsi="Microsoft JhengHei" w:eastAsia="Microsoft JhengHei"/>
+        </w:rPr>
+        <w:t>合作廠商工作台提供近期投稿、內容概況、審核狀態、額度及成效資料。</w:t>
+      </w:r>
+    </w:p>
+    <w:p>
+      <w:pPr>
+        <w:pStyle w:val="Heading1"/>
+      </w:pPr>
+      <w:r>
+        <w:t>回憶走廊</w:t>
+      </w:r>
+    </w:p>
+    <w:p>
+      <w:pPr>
+        <w:pStyle w:val="ListBullet"/>
+        <w:spacing w:after="60"/>
+      </w:pPr>
+      <w:r>
+        <w:rPr>
+          <w:rFonts w:ascii="Microsoft JhengHei" w:hAnsi="Microsoft JhengHei" w:eastAsia="Microsoft JhengHei"/>
+        </w:rPr>
+        <w:t>可建立文字、地點、日期時間、圖片與當日行程細項。未來日期的回憶也會顯示。</w:t>
+      </w:r>
+    </w:p>
+    <w:p>
+      <w:pPr>
+        <w:pStyle w:val="ListBullet"/>
+        <w:spacing w:after="60"/>
+      </w:pPr>
+      <w:r>
+        <w:rPr>
+          <w:rFonts w:ascii="Microsoft JhengHei" w:hAnsi="Microsoft JhengHei" w:eastAsia="Microsoft JhengHei"/>
+        </w:rPr>
+        <w:t>預設載入最近 30 天；點載入更多會每次向前查詢 30 天並自動去除重複。</w:t>
+      </w:r>
+    </w:p>
+    <w:p>
+      <w:pPr>
+        <w:pStyle w:val="ListBullet"/>
+        <w:spacing w:after="60"/>
+      </w:pPr>
+      <w:r>
+        <w:rPr>
+          <w:rFonts w:ascii="Microsoft JhengHei" w:hAnsi="Microsoft JhengHei" w:eastAsia="Microsoft JhengHei"/>
+        </w:rPr>
+        <w:t>卡片含有細項時可開啟預覽；記帳與積分快捷入口會開啟已連結帳戶的明細。</w:t>
+      </w:r>
+    </w:p>
+    <w:p>
+      <w:pPr>
+        <w:pStyle w:val="ListBullet"/>
+        <w:spacing w:after="60"/>
+      </w:pPr>
+      <w:r>
+        <w:rPr>
+          <w:rFonts w:ascii="Microsoft JhengHei" w:hAnsi="Microsoft JhengHei" w:eastAsia="Microsoft JhengHei"/>
+        </w:rPr>
+        <w:t>本機模式圖片與資料保存在目前裝置；雲端圖片容量依方案計算。</w:t>
+      </w:r>
+    </w:p>
+    <w:p>
+      <w:pPr>
+        <w:pStyle w:val="Heading1"/>
+      </w:pPr>
+      <w:r>
+        <w:t>記帳</w:t>
+      </w:r>
+    </w:p>
+    <w:p>
+      <w:pPr>
+        <w:pStyle w:val="ListBullet"/>
+        <w:spacing w:after="60"/>
+      </w:pPr>
+      <w:r>
+        <w:rPr>
+          <w:rFonts w:ascii="Microsoft JhengHei" w:hAnsi="Microsoft JhengHei" w:eastAsia="Microsoft JhengHei"/>
+        </w:rPr>
+        <w:t>建立個人或旅程帳戶，設定名稱、主要幣別及起始金額。首頁可直接選帳戶並新增明細。</w:t>
+      </w:r>
+    </w:p>
+    <w:p>
+      <w:pPr>
+        <w:pStyle w:val="ListBullet"/>
+        <w:spacing w:after="60"/>
+      </w:pPr>
+      <w:r>
+        <w:rPr>
+          <w:rFonts w:ascii="Microsoft JhengHei" w:hAnsi="Microsoft JhengHei" w:eastAsia="Microsoft JhengHei"/>
+        </w:rPr>
+        <w:t>明細可選收入或支出、日期、時間、數值、幣別、一級分類、次分類與描述。數值支援最多四位小數，畫面以千分位顯示。</w:t>
+      </w:r>
+    </w:p>
+    <w:p>
+      <w:pPr>
+        <w:pStyle w:val="ListBullet"/>
+        <w:spacing w:after="60"/>
+      </w:pPr>
+      <w:r>
+        <w:rPr>
+          <w:rFonts w:ascii="Microsoft JhengHei" w:hAnsi="Microsoft JhengHei" w:eastAsia="Microsoft JhengHei"/>
+        </w:rPr>
+        <w:t>收入分類包含食、衣、住、行、育、樂、未分類及保留項；支出與實際畫面選單一致。次分類可自填或留空。</w:t>
+      </w:r>
+    </w:p>
+    <w:p>
+      <w:pPr>
+        <w:pStyle w:val="ListBullet"/>
+        <w:spacing w:after="60"/>
+      </w:pPr>
+      <w:r>
+        <w:rPr>
+          <w:rFonts w:ascii="Microsoft JhengHei" w:hAnsi="Microsoft JhengHei" w:eastAsia="Microsoft JhengHei"/>
+        </w:rPr>
+        <w:t>新增時沿用最近一筆明細的收入或支出類型、分類與選單值；無紀錄時預設支出與未分類。</w:t>
+      </w:r>
+    </w:p>
+    <w:p>
+      <w:pPr>
+        <w:pStyle w:val="ListBullet"/>
+        <w:spacing w:after="60"/>
+      </w:pPr>
+      <w:r>
+        <w:rPr>
+          <w:rFonts w:ascii="Microsoft JhengHei" w:hAnsi="Microsoft JhengHei" w:eastAsia="Microsoft JhengHei"/>
+        </w:rPr>
+        <w:t>語音與手動新增共用同一套驗證。刪除明細後，當日小計、總金額及帳戶餘額會重新計算。</w:t>
+      </w:r>
+    </w:p>
+    <w:p>
+      <w:pPr>
+        <w:pStyle w:val="ListBullet"/>
+        <w:spacing w:after="60"/>
+      </w:pPr>
+      <w:r>
+        <w:rPr>
+          <w:rFonts w:ascii="Microsoft JhengHei" w:hAnsi="Microsoft JhengHei" w:eastAsia="Microsoft JhengHei"/>
+        </w:rPr>
+        <w:t>一般帳戶預設載入近 30 天；旅程帳戶顯示全部紀錄。保留項不受日期範圍限制。</w:t>
+      </w:r>
+    </w:p>
+    <w:p>
+      <w:pPr>
+        <w:pStyle w:val="Heading1"/>
+      </w:pPr>
+      <w:r>
+        <w:t>積分</w:t>
+      </w:r>
+    </w:p>
+    <w:p>
+      <w:pPr>
+        <w:pStyle w:val="ListBullet"/>
+        <w:spacing w:after="60"/>
+      </w:pPr>
+      <w:r>
+        <w:rPr>
+          <w:rFonts w:ascii="Microsoft JhengHei" w:hAnsi="Microsoft JhengHei" w:eastAsia="Microsoft JhengHei"/>
+        </w:rPr>
+        <w:t>建立個人或團體帳戶，再新增加分或減分明細。</w:t>
+      </w:r>
+    </w:p>
+    <w:p>
+      <w:pPr>
+        <w:pStyle w:val="ListBullet"/>
+        <w:spacing w:after="60"/>
+      </w:pPr>
+      <w:r>
+        <w:rPr>
+          <w:rFonts w:ascii="Microsoft JhengHei" w:hAnsi="Microsoft JhengHei" w:eastAsia="Microsoft JhengHei"/>
+        </w:rPr>
+        <w:t>明細包含日期、時間、數值、一級分類、次分類與描述；一級分類為德、智、體、群、美、未分類及保留項。</w:t>
+      </w:r>
+    </w:p>
+    <w:p>
+      <w:pPr>
+        <w:pStyle w:val="ListBullet"/>
+        <w:spacing w:after="60"/>
+      </w:pPr>
+      <w:r>
+        <w:rPr>
+          <w:rFonts w:ascii="Microsoft JhengHei" w:hAnsi="Microsoft JhengHei" w:eastAsia="Microsoft JhengHei"/>
+        </w:rPr>
+        <w:t>新增時沿用最近一筆明細的加減分與分類；無紀錄時預設加分與未分類。</w:t>
+      </w:r>
+    </w:p>
+    <w:p>
+      <w:pPr>
+        <w:pStyle w:val="ListBullet"/>
+        <w:spacing w:after="60"/>
+      </w:pPr>
+      <w:r>
+        <w:rPr>
+          <w:rFonts w:ascii="Microsoft JhengHei" w:hAnsi="Microsoft JhengHei" w:eastAsia="Microsoft JhengHei"/>
+        </w:rPr>
+        <w:t>預設載入近 30 天；沒有近期資料時顯示最新一筆。點載入更多會向前查詢並去除重複。保留項永遠列出。</w:t>
+      </w:r>
+    </w:p>
+    <w:p>
+      <w:pPr>
+        <w:pStyle w:val="Heading1"/>
+      </w:pPr>
+      <w:r>
+        <w:t>遊戲與題庫</w:t>
+      </w:r>
+    </w:p>
+    <w:p>
+      <w:pPr>
+        <w:pStyle w:val="ListBullet"/>
+        <w:spacing w:after="60"/>
+      </w:pPr>
+      <w:r>
+        <w:rPr>
+          <w:rFonts w:ascii="Microsoft JhengHei" w:hAnsi="Microsoft JhengHei" w:eastAsia="Microsoft JhengHei"/>
+        </w:rPr>
+        <w:t>使用管理員題庫、我的題庫或本機題庫前，系統會檢查可用題目總數；需要分組的遊戲至少三題才可開始。</w:t>
+      </w:r>
+    </w:p>
+    <w:p>
+      <w:pPr>
+        <w:pStyle w:val="ListBullet"/>
+        <w:spacing w:after="60"/>
+      </w:pPr>
+      <w:r>
+        <w:rPr>
+          <w:rFonts w:ascii="Microsoft JhengHei" w:hAnsi="Microsoft JhengHei" w:eastAsia="Microsoft JhengHei"/>
+        </w:rPr>
+        <w:t>我的題庫可搜尋、新增、編輯、啟用及刪除。已使用中的資料依畫面規則處理。</w:t>
+      </w:r>
+    </w:p>
+    <w:p>
+      <w:pPr>
+        <w:pStyle w:val="ListBullet"/>
+        <w:spacing w:after="60"/>
+      </w:pPr>
+      <w:r>
+        <w:rPr>
+          <w:rFonts w:ascii="Microsoft JhengHei" w:hAnsi="Microsoft JhengHei" w:eastAsia="Microsoft JhengHei"/>
+        </w:rPr>
+        <w:t>翻譯遊戲名稱使用 Translation CH EN、Translation CH JP 與 Translation CH KR。</w:t>
+      </w:r>
+    </w:p>
+    <w:p>
+      <w:pPr>
+        <w:pStyle w:val="ListBullet"/>
+        <w:spacing w:after="60"/>
+      </w:pPr>
+      <w:r>
+        <w:rPr>
+          <w:rFonts w:ascii="Microsoft JhengHei" w:hAnsi="Microsoft JhengHei" w:eastAsia="Microsoft JhengHei"/>
+        </w:rPr>
+        <w:t>雲端答題明細依方案保留 30 天或一年；本機答題紀錄不套用雲端保留天數。</w:t>
+      </w:r>
+    </w:p>
+    <w:p>
+      <w:pPr>
+        <w:pStyle w:val="ListBullet"/>
+        <w:spacing w:after="60"/>
+      </w:pPr>
+      <w:r>
+        <w:rPr>
+          <w:rFonts w:ascii="Microsoft JhengHei" w:hAnsi="Microsoft JhengHei" w:eastAsia="Microsoft JhengHei"/>
+        </w:rPr>
+        <w:t>本機模式不能讀取管理員題庫，只能使用本機可用題庫。</w:t>
+      </w:r>
+    </w:p>
+    <w:p>
+      <w:pPr>
+        <w:pStyle w:val="Heading1"/>
+      </w:pPr>
+      <w:r>
+        <w:t>方案 額度與促銷期間</w:t>
+      </w:r>
+    </w:p>
+    <w:p>
+      <w:r>
+        <w:rPr>
+          <w:rFonts w:ascii="Microsoft JhengHei" w:hAnsi="Microsoft JhengHei" w:eastAsia="Microsoft JhengHei"/>
+        </w:rPr>
+        <w:t>方案名稱、價格、額度、生效日期與倍率由資料庫版本決定，不應以本手冊中的固定數字取代畫面顯示。使用者應以方案與訂閱頁的目前方案、實際額度與有效日期為準。</w:t>
+      </w:r>
+    </w:p>
+    <w:p>
+      <w:pPr>
+        <w:pStyle w:val="ListBullet"/>
+        <w:spacing w:after="60"/>
+      </w:pPr>
+      <w:r>
+        <w:rPr>
+          <w:rFonts w:ascii="Microsoft JhengHei" w:hAnsi="Microsoft JhengHei" w:eastAsia="Microsoft JhengHei"/>
+        </w:rPr>
+        <w:t>目前使用本機模式時，以有效的本機方案判斷能否新增；目前使用雲端時，以雲端方案與版本額度判斷。</w:t>
+      </w:r>
+    </w:p>
+    <w:p>
+      <w:pPr>
+        <w:pStyle w:val="ListBullet"/>
+        <w:spacing w:after="60"/>
+      </w:pPr>
+      <w:r>
+        <w:rPr>
+          <w:rFonts w:ascii="Microsoft JhengHei" w:hAnsi="Microsoft JhengHei" w:eastAsia="Microsoft JhengHei"/>
+        </w:rPr>
+        <w:t>舊版尚未到期又購買新版時，畫面會分別列出尚未到期權益與下次付款適用版本。</w:t>
+      </w:r>
+    </w:p>
+    <w:p>
+      <w:pPr>
+        <w:pStyle w:val="ListBullet"/>
+        <w:spacing w:after="60"/>
+      </w:pPr>
+      <w:r>
+        <w:rPr>
+          <w:rFonts w:ascii="Microsoft JhengHei" w:hAnsi="Microsoft JhengHei" w:eastAsia="Microsoft JhengHei"/>
+        </w:rPr>
+        <w:t>管理員可建立多個收費版本、調整額度、設定使用者到期日、倍率、個別額度與無限額度。</w:t>
+      </w:r>
+    </w:p>
+    <w:p>
+      <w:pPr>
+        <w:pStyle w:val="ListBullet"/>
+        <w:spacing w:after="60"/>
+      </w:pPr>
+      <w:r>
+        <w:rPr>
+          <w:rFonts w:ascii="Microsoft JhengHei" w:hAnsi="Microsoft JhengHei" w:eastAsia="Microsoft JhengHei"/>
+        </w:rPr>
+        <w:t>促銷免額度期間可設定多組開始與結束時間；期間內新增不受一般額度限制，期間結束後仍依目前方案檢查。</w:t>
+      </w:r>
+    </w:p>
+    <w:p>
+      <w:pPr>
+        <w:pStyle w:val="ListBullet"/>
+        <w:spacing w:after="60"/>
+      </w:pPr>
+      <w:r>
+        <w:rPr>
+          <w:rFonts w:ascii="Microsoft JhengHei" w:hAnsi="Microsoft JhengHei" w:eastAsia="Microsoft JhengHei"/>
+        </w:rPr>
+        <w:t>雲端 Plus 到期且未續訂時，雲端進入限制狀態。超過免費額度者會顯示寬限截止日與超額項目；系統依目前額度保留最新資料與保留項，清理超額部分。</w:t>
+      </w:r>
+    </w:p>
+    <w:p>
+      <w:pPr>
+        <w:pStyle w:val="ListBullet"/>
+        <w:spacing w:after="60"/>
+      </w:pPr>
+      <w:r>
+        <w:rPr>
+          <w:rFonts w:ascii="Microsoft JhengHei" w:hAnsi="Microsoft JhengHei" w:eastAsia="Microsoft JhengHei"/>
+        </w:rPr>
+        <w:t>本機方案到期後，既有本機資料仍在裝置上，但不可再新增，直到續訂或依規則切換。</w:t>
+      </w:r>
+    </w:p>
+    <w:p>
+      <w:pPr>
+        <w:pStyle w:val="Heading1"/>
+      </w:pPr>
+      <w:r>
+        <w:t>資料匯出與帳號刪除</w:t>
+      </w:r>
+    </w:p>
+    <w:p>
+      <w:pPr>
+        <w:pStyle w:val="Heading2"/>
+      </w:pPr>
+      <w:r>
+        <w:t>匯出資料</w:t>
+      </w:r>
+    </w:p>
+    <w:p>
+      <w:r>
+        <w:rPr>
+          <w:rFonts w:ascii="Microsoft JhengHei" w:hAnsi="Microsoft JhengHei" w:eastAsia="Microsoft JhengHei"/>
+        </w:rPr>
+        <w:t>從使用者選單選擇資料匯出，系統直接產生 Excel。匯出範圍只包含行事曆、回憶走廊、記帳及積分，工作表名稱、欄位名稱、分類與次分類依當時畫面語言輸出。匯出不會刪除原資料。</w:t>
+      </w:r>
+    </w:p>
+    <w:p>
+      <w:pPr>
+        <w:pStyle w:val="Heading2"/>
+      </w:pPr>
+      <w:r>
+        <w:t>申請刪除帳號</w:t>
+      </w:r>
+    </w:p>
+    <w:p>
+      <w:pPr>
+        <w:pStyle w:val="ListBullet"/>
+        <w:spacing w:after="60"/>
+      </w:pPr>
+      <w:r>
+        <w:rPr>
+          <w:rFonts w:ascii="Microsoft JhengHei" w:hAnsi="Microsoft JhengHei" w:eastAsia="Microsoft JhengHei"/>
+        </w:rPr>
+        <w:t>只有雲端模式可送出刪除帳號申請。申請送出後資料尚未刪除，需等待管理員處理。</w:t>
+      </w:r>
+    </w:p>
+    <w:p>
+      <w:pPr>
+        <w:pStyle w:val="ListBullet"/>
+        <w:spacing w:after="60"/>
+      </w:pPr>
+      <w:r>
+        <w:rPr>
+          <w:rFonts w:ascii="Microsoft JhengHei" w:hAnsi="Microsoft JhengHei" w:eastAsia="Microsoft JhengHei"/>
+        </w:rPr>
+        <w:t>已有待處理申請時，畫面會顯示申請中；使用者可送出取消申請。</w:t>
+      </w:r>
+    </w:p>
+    <w:p>
+      <w:pPr>
+        <w:pStyle w:val="ListBullet"/>
+        <w:spacing w:after="60"/>
+      </w:pPr>
+      <w:r>
+        <w:rPr>
+          <w:rFonts w:ascii="Microsoft JhengHei" w:hAnsi="Microsoft JhengHei" w:eastAsia="Microsoft JhengHei"/>
+        </w:rPr>
+        <w:t>管理員確認取消後會移除原申請；管理員確認刪除後才會刪除帳號與相關雲端資料。</w:t>
+      </w:r>
+    </w:p>
+    <w:p>
+      <w:pPr>
+        <w:pStyle w:val="ListBullet"/>
+        <w:spacing w:after="60"/>
+      </w:pPr>
+      <w:r>
+        <w:rPr>
+          <w:rFonts w:ascii="Microsoft JhengHei" w:hAnsi="Microsoft JhengHei" w:eastAsia="Microsoft JhengHei"/>
+        </w:rPr>
+        <w:t>儲存位置頁的資料清理是清除本機或雲端個人資料，不等同刪除登入帳號。</w:t>
+      </w:r>
+    </w:p>
+    <w:p>
+      <w:pPr>
+        <w:pStyle w:val="Heading1"/>
+      </w:pPr>
+      <w:r>
+        <w:t>常見問題</w:t>
       </w:r>
     </w:p>
     <w:tbl>
@@ -1175,1788 +1676,14 @@
         <w:jc w:val="center"/>
         <w:tblLayout w:type="fixed"/>
         <w:tblLook w:firstColumn="1" w:firstRow="1" w:lastColumn="0" w:lastRow="0" w:noHBand="0" w:noVBand="1" w:val="04A0"/>
-      </w:tblPr>
-      <w:tblGrid>
-        <w:gridCol w:w="3331"/>
-        <w:gridCol w:w="3331"/>
-        <w:gridCol w:w="3331"/>
-      </w:tblGrid>
-      <w:tr>
-        <w:trPr>
-          <w:tblHeader w:val="true"/>
-        </w:trPr>
-        <w:tc>
-          <w:tcPr>
-            <w:tcW w:type="dxa" w:w="1656"/>
-            <w:shd w:fill="1F4E78"/>
-            <w:tcBorders>
-              <w:top w:val="single" w:sz="4" w:color="D9D9D9"/>
-              <w:left w:val="single" w:sz="4" w:color="D9D9D9"/>
-              <w:bottom w:val="single" w:sz="4" w:color="D9D9D9"/>
-              <w:right w:val="single" w:sz="4" w:color="D9D9D9"/>
-              <w:insideH w:val="single" w:sz="4" w:color="D9D9D9"/>
-              <w:insideV w:val="single" w:sz="4" w:color="D9D9D9"/>
-            </w:tcBorders>
-            <w:vAlign w:val="center"/>
-          </w:tcPr>
-          <w:p>
-            <w:pPr>
-              <w:jc w:val="center"/>
-            </w:pPr>
-            <w:r>
-              <w:rPr>
-                <w:rFonts w:ascii="Arial" w:hAnsi="Arial" w:eastAsia="Microsoft JhengHei"/>
-                <w:b/>
-                <w:color w:val="FFFFFF"/>
-                <w:sz w:val="18"/>
-              </w:rPr>
-              <w:t>項目</w:t>
-            </w:r>
-          </w:p>
-        </w:tc>
-        <w:tc>
-          <w:tcPr>
-            <w:tcW w:type="dxa" w:w="3960"/>
-            <w:shd w:fill="1F4E78"/>
-            <w:tcBorders>
-              <w:top w:val="single" w:sz="4" w:color="D9D9D9"/>
-              <w:left w:val="single" w:sz="4" w:color="D9D9D9"/>
-              <w:bottom w:val="single" w:sz="4" w:color="D9D9D9"/>
-              <w:right w:val="single" w:sz="4" w:color="D9D9D9"/>
-              <w:insideH w:val="single" w:sz="4" w:color="D9D9D9"/>
-              <w:insideV w:val="single" w:sz="4" w:color="D9D9D9"/>
-            </w:tcBorders>
-            <w:vAlign w:val="center"/>
-          </w:tcPr>
-          <w:p>
-            <w:pPr>
-              <w:jc w:val="center"/>
-            </w:pPr>
-            <w:r>
-              <w:rPr>
-                <w:rFonts w:ascii="Arial" w:hAnsi="Arial" w:eastAsia="Microsoft JhengHei"/>
-                <w:b/>
-                <w:color w:val="FFFFFF"/>
-                <w:sz w:val="18"/>
-              </w:rPr>
-              <w:t>雲端</w:t>
-            </w:r>
-          </w:p>
-        </w:tc>
-        <w:tc>
-          <w:tcPr>
-            <w:tcW w:type="dxa" w:w="3960"/>
-            <w:shd w:fill="1F4E78"/>
-            <w:tcBorders>
-              <w:top w:val="single" w:sz="4" w:color="D9D9D9"/>
-              <w:left w:val="single" w:sz="4" w:color="D9D9D9"/>
-              <w:bottom w:val="single" w:sz="4" w:color="D9D9D9"/>
-              <w:right w:val="single" w:sz="4" w:color="D9D9D9"/>
-              <w:insideH w:val="single" w:sz="4" w:color="D9D9D9"/>
-              <w:insideV w:val="single" w:sz="4" w:color="D9D9D9"/>
-            </w:tcBorders>
-            <w:vAlign w:val="center"/>
-          </w:tcPr>
-          <w:p>
-            <w:pPr>
-              <w:jc w:val="center"/>
-            </w:pPr>
-            <w:r>
-              <w:rPr>
-                <w:rFonts w:ascii="Arial" w:hAnsi="Arial" w:eastAsia="Microsoft JhengHei"/>
-                <w:b/>
-                <w:color w:val="FFFFFF"/>
-                <w:sz w:val="18"/>
-              </w:rPr>
-              <w:t>此裝置</w:t>
-            </w:r>
-          </w:p>
-        </w:tc>
-      </w:tr>
-      <w:tr>
-        <w:tc>
-          <w:tcPr>
-            <w:tcW w:type="dxa" w:w="1656"/>
-            <w:vAlign w:val="center"/>
-            <w:tcBorders>
-              <w:top w:val="single" w:sz="4" w:color="D9D9D9"/>
-              <w:left w:val="single" w:sz="4" w:color="D9D9D9"/>
-              <w:bottom w:val="single" w:sz="4" w:color="D9D9D9"/>
-              <w:right w:val="single" w:sz="4" w:color="D9D9D9"/>
-              <w:insideH w:val="single" w:sz="4" w:color="D9D9D9"/>
-              <w:insideV w:val="single" w:sz="4" w:color="D9D9D9"/>
-            </w:tcBorders>
-          </w:tcPr>
-          <w:p>
-            <w:pPr>
-              <w:spacing w:after="40" w:line="252" w:lineRule="auto"/>
-              <w:jc w:val="center"/>
-            </w:pPr>
-            <w:r>
-              <w:rPr>
-                <w:rFonts w:ascii="Arial" w:hAnsi="Arial" w:eastAsia="Microsoft JhengHei"/>
-                <w:color w:val="000000"/>
-                <w:sz w:val="18"/>
-              </w:rPr>
-              <w:t>可使用裝置</w:t>
-            </w:r>
-          </w:p>
-        </w:tc>
-        <w:tc>
-          <w:tcPr>
-            <w:tcW w:type="dxa" w:w="3960"/>
-            <w:vAlign w:val="center"/>
-            <w:tcBorders>
-              <w:top w:val="single" w:sz="4" w:color="D9D9D9"/>
-              <w:left w:val="single" w:sz="4" w:color="D9D9D9"/>
-              <w:bottom w:val="single" w:sz="4" w:color="D9D9D9"/>
-              <w:right w:val="single" w:sz="4" w:color="D9D9D9"/>
-              <w:insideH w:val="single" w:sz="4" w:color="D9D9D9"/>
-              <w:insideV w:val="single" w:sz="4" w:color="D9D9D9"/>
-            </w:tcBorders>
-          </w:tcPr>
-          <w:p>
-            <w:pPr>
-              <w:spacing w:after="40" w:line="252" w:lineRule="auto"/>
-              <w:jc w:val="center"/>
-            </w:pPr>
-            <w:r>
-              <w:rPr>
-                <w:rFonts w:ascii="Arial" w:hAnsi="Arial" w:eastAsia="Microsoft JhengHei"/>
-                <w:color w:val="000000"/>
-                <w:sz w:val="18"/>
-              </w:rPr>
-              <w:t>登入同一帳號可跨裝置</w:t>
-            </w:r>
-          </w:p>
-        </w:tc>
-        <w:tc>
-          <w:tcPr>
-            <w:tcW w:type="dxa" w:w="3960"/>
-            <w:vAlign w:val="center"/>
-            <w:tcBorders>
-              <w:top w:val="single" w:sz="4" w:color="D9D9D9"/>
-              <w:left w:val="single" w:sz="4" w:color="D9D9D9"/>
-              <w:bottom w:val="single" w:sz="4" w:color="D9D9D9"/>
-              <w:right w:val="single" w:sz="4" w:color="D9D9D9"/>
-              <w:insideH w:val="single" w:sz="4" w:color="D9D9D9"/>
-              <w:insideV w:val="single" w:sz="4" w:color="D9D9D9"/>
-            </w:tcBorders>
-          </w:tcPr>
-          <w:p>
-            <w:pPr>
-              <w:spacing w:after="40" w:line="252" w:lineRule="auto"/>
-            </w:pPr>
-            <w:r>
-              <w:rPr>
-                <w:rFonts w:ascii="Arial" w:hAnsi="Arial" w:eastAsia="Microsoft JhengHei"/>
-                <w:color w:val="000000"/>
-                <w:sz w:val="18"/>
-              </w:rPr>
-              <w:t>僅目前手機、平板、電腦或瀏覽器</w:t>
-            </w:r>
-          </w:p>
-        </w:tc>
-      </w:tr>
-      <w:tr>
-        <w:tc>
-          <w:tcPr>
-            <w:tcW w:type="dxa" w:w="1656"/>
-            <w:shd w:fill="F5F7F9"/>
-            <w:vAlign w:val="center"/>
-            <w:tcBorders>
-              <w:top w:val="single" w:sz="4" w:color="D9D9D9"/>
-              <w:left w:val="single" w:sz="4" w:color="D9D9D9"/>
-              <w:bottom w:val="single" w:sz="4" w:color="D9D9D9"/>
-              <w:right w:val="single" w:sz="4" w:color="D9D9D9"/>
-              <w:insideH w:val="single" w:sz="4" w:color="D9D9D9"/>
-              <w:insideV w:val="single" w:sz="4" w:color="D9D9D9"/>
-            </w:tcBorders>
-          </w:tcPr>
-          <w:p>
-            <w:pPr>
-              <w:spacing w:after="40" w:line="252" w:lineRule="auto"/>
-              <w:jc w:val="center"/>
-            </w:pPr>
-            <w:r>
-              <w:rPr>
-                <w:rFonts w:ascii="Arial" w:hAnsi="Arial" w:eastAsia="Microsoft JhengHei"/>
-                <w:color w:val="000000"/>
-                <w:sz w:val="18"/>
-              </w:rPr>
-              <w:t>容量</w:t>
-            </w:r>
-          </w:p>
-        </w:tc>
-        <w:tc>
-          <w:tcPr>
-            <w:tcW w:type="dxa" w:w="3960"/>
-            <w:shd w:fill="F5F7F9"/>
-            <w:vAlign w:val="center"/>
-            <w:tcBorders>
-              <w:top w:val="single" w:sz="4" w:color="D9D9D9"/>
-              <w:left w:val="single" w:sz="4" w:color="D9D9D9"/>
-              <w:bottom w:val="single" w:sz="4" w:color="D9D9D9"/>
-              <w:right w:val="single" w:sz="4" w:color="D9D9D9"/>
-              <w:insideH w:val="single" w:sz="4" w:color="D9D9D9"/>
-              <w:insideV w:val="single" w:sz="4" w:color="D9D9D9"/>
-            </w:tcBorders>
-          </w:tcPr>
-          <w:p>
-            <w:pPr>
-              <w:spacing w:after="40" w:line="252" w:lineRule="auto"/>
-              <w:jc w:val="center"/>
-            </w:pPr>
-            <w:r>
-              <w:rPr>
-                <w:rFonts w:ascii="Arial" w:hAnsi="Arial" w:eastAsia="Microsoft JhengHei"/>
-                <w:color w:val="000000"/>
-                <w:sz w:val="18"/>
-              </w:rPr>
-              <w:t>依當下有效版本額度</w:t>
-            </w:r>
-          </w:p>
-        </w:tc>
-        <w:tc>
-          <w:tcPr>
-            <w:tcW w:type="dxa" w:w="3960"/>
-            <w:shd w:fill="F5F7F9"/>
-            <w:vAlign w:val="center"/>
-            <w:tcBorders>
-              <w:top w:val="single" w:sz="4" w:color="D9D9D9"/>
-              <w:left w:val="single" w:sz="4" w:color="D9D9D9"/>
-              <w:bottom w:val="single" w:sz="4" w:color="D9D9D9"/>
-              <w:right w:val="single" w:sz="4" w:color="D9D9D9"/>
-              <w:insideH w:val="single" w:sz="4" w:color="D9D9D9"/>
-              <w:insideV w:val="single" w:sz="4" w:color="D9D9D9"/>
-            </w:tcBorders>
-          </w:tcPr>
-          <w:p>
-            <w:pPr>
-              <w:spacing w:after="40" w:line="252" w:lineRule="auto"/>
-            </w:pPr>
-            <w:r>
-              <w:rPr>
-                <w:rFonts w:ascii="Arial" w:hAnsi="Arial" w:eastAsia="Microsoft JhengHei"/>
-                <w:color w:val="000000"/>
-                <w:sz w:val="18"/>
-              </w:rPr>
-              <w:t>有效本機方案期間內不限筆數</w:t>
-            </w:r>
-          </w:p>
-        </w:tc>
-      </w:tr>
-      <w:tr>
-        <w:tc>
-          <w:tcPr>
-            <w:tcW w:type="dxa" w:w="1656"/>
-            <w:vAlign w:val="center"/>
-            <w:tcBorders>
-              <w:top w:val="single" w:sz="4" w:color="D9D9D9"/>
-              <w:left w:val="single" w:sz="4" w:color="D9D9D9"/>
-              <w:bottom w:val="single" w:sz="4" w:color="D9D9D9"/>
-              <w:right w:val="single" w:sz="4" w:color="D9D9D9"/>
-              <w:insideH w:val="single" w:sz="4" w:color="D9D9D9"/>
-              <w:insideV w:val="single" w:sz="4" w:color="D9D9D9"/>
-            </w:tcBorders>
-          </w:tcPr>
-          <w:p>
-            <w:pPr>
-              <w:spacing w:after="40" w:line="252" w:lineRule="auto"/>
-              <w:jc w:val="center"/>
-            </w:pPr>
-            <w:r>
-              <w:rPr>
-                <w:rFonts w:ascii="Arial" w:hAnsi="Arial" w:eastAsia="Microsoft JhengHei"/>
-                <w:color w:val="000000"/>
-                <w:sz w:val="18"/>
-              </w:rPr>
-              <w:t>分享</w:t>
-            </w:r>
-          </w:p>
-        </w:tc>
-        <w:tc>
-          <w:tcPr>
-            <w:tcW w:type="dxa" w:w="3960"/>
-            <w:vAlign w:val="center"/>
-            <w:tcBorders>
-              <w:top w:val="single" w:sz="4" w:color="D9D9D9"/>
-              <w:left w:val="single" w:sz="4" w:color="D9D9D9"/>
-              <w:bottom w:val="single" w:sz="4" w:color="D9D9D9"/>
-              <w:right w:val="single" w:sz="4" w:color="D9D9D9"/>
-              <w:insideH w:val="single" w:sz="4" w:color="D9D9D9"/>
-              <w:insideV w:val="single" w:sz="4" w:color="D9D9D9"/>
-            </w:tcBorders>
-          </w:tcPr>
-          <w:p>
-            <w:pPr>
-              <w:spacing w:after="40" w:line="252" w:lineRule="auto"/>
-              <w:jc w:val="center"/>
-            </w:pPr>
-            <w:r>
-              <w:rPr>
-                <w:rFonts w:ascii="Arial" w:hAnsi="Arial" w:eastAsia="Microsoft JhengHei"/>
-                <w:color w:val="000000"/>
-                <w:sz w:val="18"/>
-              </w:rPr>
-              <w:t>可使用行事曆分享</w:t>
-            </w:r>
-          </w:p>
-        </w:tc>
-        <w:tc>
-          <w:tcPr>
-            <w:tcW w:type="dxa" w:w="3960"/>
-            <w:vAlign w:val="center"/>
-            <w:tcBorders>
-              <w:top w:val="single" w:sz="4" w:color="D9D9D9"/>
-              <w:left w:val="single" w:sz="4" w:color="D9D9D9"/>
-              <w:bottom w:val="single" w:sz="4" w:color="D9D9D9"/>
-              <w:right w:val="single" w:sz="4" w:color="D9D9D9"/>
-              <w:insideH w:val="single" w:sz="4" w:color="D9D9D9"/>
-              <w:insideV w:val="single" w:sz="4" w:color="D9D9D9"/>
-            </w:tcBorders>
-          </w:tcPr>
-          <w:p>
-            <w:pPr>
-              <w:spacing w:after="40" w:line="252" w:lineRule="auto"/>
-            </w:pPr>
-            <w:r>
-              <w:rPr>
-                <w:rFonts w:ascii="Arial" w:hAnsi="Arial" w:eastAsia="Microsoft JhengHei"/>
-                <w:color w:val="000000"/>
-                <w:sz w:val="18"/>
-              </w:rPr>
-              <w:t>不提供分享；切換時會停止既有分享</w:t>
-            </w:r>
-          </w:p>
-        </w:tc>
-      </w:tr>
-      <w:tr>
-        <w:tc>
-          <w:tcPr>
-            <w:tcW w:type="dxa" w:w="1656"/>
-            <w:shd w:fill="F5F7F9"/>
-            <w:vAlign w:val="center"/>
-            <w:tcBorders>
-              <w:top w:val="single" w:sz="4" w:color="D9D9D9"/>
-              <w:left w:val="single" w:sz="4" w:color="D9D9D9"/>
-              <w:bottom w:val="single" w:sz="4" w:color="D9D9D9"/>
-              <w:right w:val="single" w:sz="4" w:color="D9D9D9"/>
-              <w:insideH w:val="single" w:sz="4" w:color="D9D9D9"/>
-              <w:insideV w:val="single" w:sz="4" w:color="D9D9D9"/>
-            </w:tcBorders>
-          </w:tcPr>
-          <w:p>
-            <w:pPr>
-              <w:spacing w:after="40" w:line="252" w:lineRule="auto"/>
-              <w:jc w:val="center"/>
-            </w:pPr>
-            <w:r>
-              <w:rPr>
-                <w:rFonts w:ascii="Arial" w:hAnsi="Arial" w:eastAsia="Microsoft JhengHei"/>
-                <w:color w:val="000000"/>
-                <w:sz w:val="18"/>
-              </w:rPr>
-              <w:t>題庫</w:t>
-            </w:r>
-          </w:p>
-        </w:tc>
-        <w:tc>
-          <w:tcPr>
-            <w:tcW w:type="dxa" w:w="3960"/>
-            <w:shd w:fill="F5F7F9"/>
-            <w:vAlign w:val="center"/>
-            <w:tcBorders>
-              <w:top w:val="single" w:sz="4" w:color="D9D9D9"/>
-              <w:left w:val="single" w:sz="4" w:color="D9D9D9"/>
-              <w:bottom w:val="single" w:sz="4" w:color="D9D9D9"/>
-              <w:right w:val="single" w:sz="4" w:color="D9D9D9"/>
-              <w:insideH w:val="single" w:sz="4" w:color="D9D9D9"/>
-              <w:insideV w:val="single" w:sz="4" w:color="D9D9D9"/>
-            </w:tcBorders>
-          </w:tcPr>
-          <w:p>
-            <w:pPr>
-              <w:spacing w:after="40" w:line="252" w:lineRule="auto"/>
-              <w:jc w:val="center"/>
-            </w:pPr>
-            <w:r>
-              <w:rPr>
-                <w:rFonts w:ascii="Arial" w:hAnsi="Arial" w:eastAsia="Microsoft JhengHei"/>
-                <w:color w:val="000000"/>
-                <w:sz w:val="18"/>
-              </w:rPr>
-              <w:t>可依授權使用管理者或自己的題庫</w:t>
-            </w:r>
-          </w:p>
-        </w:tc>
-        <w:tc>
-          <w:tcPr>
-            <w:tcW w:type="dxa" w:w="3960"/>
-            <w:shd w:fill="F5F7F9"/>
-            <w:vAlign w:val="center"/>
-            <w:tcBorders>
-              <w:top w:val="single" w:sz="4" w:color="D9D9D9"/>
-              <w:left w:val="single" w:sz="4" w:color="D9D9D9"/>
-              <w:bottom w:val="single" w:sz="4" w:color="D9D9D9"/>
-              <w:right w:val="single" w:sz="4" w:color="D9D9D9"/>
-              <w:insideH w:val="single" w:sz="4" w:color="D9D9D9"/>
-              <w:insideV w:val="single" w:sz="4" w:color="D9D9D9"/>
-            </w:tcBorders>
-          </w:tcPr>
-          <w:p>
-            <w:pPr>
-              <w:spacing w:after="40" w:line="252" w:lineRule="auto"/>
-            </w:pPr>
-            <w:r>
-              <w:rPr>
-                <w:rFonts w:ascii="Arial" w:hAnsi="Arial" w:eastAsia="Microsoft JhengHei"/>
-                <w:color w:val="000000"/>
-                <w:sz w:val="18"/>
-              </w:rPr>
-              <w:t>只使用本機題庫，不能讀管理者題庫</w:t>
-            </w:r>
-          </w:p>
-        </w:tc>
-      </w:tr>
-      <w:tr>
-        <w:tc>
-          <w:tcPr>
-            <w:tcW w:type="dxa" w:w="1656"/>
-            <w:vAlign w:val="center"/>
-            <w:tcBorders>
-              <w:top w:val="single" w:sz="4" w:color="D9D9D9"/>
-              <w:left w:val="single" w:sz="4" w:color="D9D9D9"/>
-              <w:bottom w:val="single" w:sz="4" w:color="D9D9D9"/>
-              <w:right w:val="single" w:sz="4" w:color="D9D9D9"/>
-              <w:insideH w:val="single" w:sz="4" w:color="D9D9D9"/>
-              <w:insideV w:val="single" w:sz="4" w:color="D9D9D9"/>
-            </w:tcBorders>
-          </w:tcPr>
-          <w:p>
-            <w:pPr>
-              <w:spacing w:after="40" w:line="252" w:lineRule="auto"/>
-              <w:jc w:val="center"/>
-            </w:pPr>
-            <w:r>
-              <w:rPr>
-                <w:rFonts w:ascii="Arial" w:hAnsi="Arial" w:eastAsia="Microsoft JhengHei"/>
-                <w:color w:val="000000"/>
-                <w:sz w:val="18"/>
-              </w:rPr>
-              <w:t>風險</w:t>
-            </w:r>
-          </w:p>
-        </w:tc>
-        <w:tc>
-          <w:tcPr>
-            <w:tcW w:type="dxa" w:w="3960"/>
-            <w:vAlign w:val="center"/>
-            <w:tcBorders>
-              <w:top w:val="single" w:sz="4" w:color="D9D9D9"/>
-              <w:left w:val="single" w:sz="4" w:color="D9D9D9"/>
-              <w:bottom w:val="single" w:sz="4" w:color="D9D9D9"/>
-              <w:right w:val="single" w:sz="4" w:color="D9D9D9"/>
-              <w:insideH w:val="single" w:sz="4" w:color="D9D9D9"/>
-              <w:insideV w:val="single" w:sz="4" w:color="D9D9D9"/>
-            </w:tcBorders>
-          </w:tcPr>
-          <w:p>
-            <w:pPr>
-              <w:spacing w:after="40" w:line="252" w:lineRule="auto"/>
-              <w:jc w:val="center"/>
-            </w:pPr>
-            <w:r>
-              <w:rPr>
-                <w:rFonts w:ascii="Arial" w:hAnsi="Arial" w:eastAsia="Microsoft JhengHei"/>
-                <w:color w:val="000000"/>
-                <w:sz w:val="18"/>
-              </w:rPr>
-              <w:t>需網路與服務可用</w:t>
-            </w:r>
-          </w:p>
-        </w:tc>
-        <w:tc>
-          <w:tcPr>
-            <w:tcW w:type="dxa" w:w="3960"/>
-            <w:vAlign w:val="center"/>
-            <w:tcBorders>
-              <w:top w:val="single" w:sz="4" w:color="D9D9D9"/>
-              <w:left w:val="single" w:sz="4" w:color="D9D9D9"/>
-              <w:bottom w:val="single" w:sz="4" w:color="D9D9D9"/>
-              <w:right w:val="single" w:sz="4" w:color="D9D9D9"/>
-              <w:insideH w:val="single" w:sz="4" w:color="D9D9D9"/>
-              <w:insideV w:val="single" w:sz="4" w:color="D9D9D9"/>
-            </w:tcBorders>
-          </w:tcPr>
-          <w:p>
-            <w:pPr>
-              <w:spacing w:after="40" w:line="252" w:lineRule="auto"/>
-            </w:pPr>
-            <w:r>
-              <w:rPr>
-                <w:rFonts w:ascii="Arial" w:hAnsi="Arial" w:eastAsia="Microsoft JhengHei"/>
-                <w:color w:val="000000"/>
-                <w:sz w:val="18"/>
-              </w:rPr>
-              <w:t>清除網站資料、移除 App 或換裝置後不會自動出現</w:t>
-            </w:r>
-          </w:p>
-        </w:tc>
-      </w:tr>
-    </w:tbl>
-    <w:p>
-      <w:pPr>
-        <w:spacing w:after="20"/>
-      </w:pPr>
-    </w:p>
-    <w:p>
-      <w:pPr>
-        <w:pStyle w:val="Heading2"/>
-      </w:pPr>
-      <w:r>
-        <w:t>2.2 切換流程</w:t>
-      </w:r>
-    </w:p>
-    <w:p>
-      <w:pPr>
-        <w:pStyle w:val="ListBullet"/>
-      </w:pPr>
-      <w:r>
-        <w:rPr>
-          <w:rFonts w:ascii="Arial" w:hAnsi="Arial" w:eastAsia="Microsoft JhengHei"/>
-          <w:color w:val="000000"/>
-        </w:rPr>
-        <w:t>雲端轉此裝置：先確認提示，完整下載個人資料，確認本機寫入成功後才刪除雲端來源；成功後畫面自動關閉並重新載入。</w:t>
-      </w:r>
-    </w:p>
-    <w:p>
-      <w:pPr>
-        <w:pStyle w:val="ListBullet"/>
-      </w:pPr>
-      <w:r>
-        <w:rPr>
-          <w:rFonts w:ascii="Arial" w:hAnsi="Arial" w:eastAsia="Microsoft JhengHei"/>
-          <w:color w:val="000000"/>
-        </w:rPr>
-        <w:t>此裝置轉雲端：先檢查目前方案額度。任一資源超額時整批取消，不刪本機資料；額度內才上傳，確認雲端成功後再清除本機資料。</w:t>
-      </w:r>
-    </w:p>
-    <w:p>
-      <w:pPr>
-        <w:pStyle w:val="ListBullet"/>
-      </w:pPr>
-      <w:r>
-        <w:rPr>
-          <w:rFonts w:ascii="Arial" w:hAnsi="Arial" w:eastAsia="Microsoft JhengHei"/>
-          <w:color w:val="000000"/>
-        </w:rPr>
-        <w:t>切換後雲端與本機只擇一作為主要資料來源，避免同一筆資料同時存在兩處造成不同步。</w:t>
-      </w:r>
-    </w:p>
-    <w:p>
-      <w:pPr>
-        <w:pStyle w:val="ListBullet"/>
-      </w:pPr>
-      <w:r>
-        <w:rPr>
-          <w:rFonts w:ascii="Arial" w:hAnsi="Arial" w:eastAsia="Microsoft JhengHei"/>
-          <w:color w:val="000000"/>
-        </w:rPr>
-        <w:t>本機資料未來可透過管理員開放的搬移功能轉雲端，但免費帳號仍須符合免費版本額度。</w:t>
-      </w:r>
-    </w:p>
-    <w:p>
-      <w:r>
-        <w:rPr>
-          <w:rFonts w:ascii="Arial" w:hAnsi="Arial" w:eastAsia="Microsoft JhengHei"/>
-          <w:color w:val="000000"/>
-        </w:rPr>
-        <w:t>重要提醒：Web 的本機資料儲存在該網站的瀏覽器 IndexedDB。Hot Reload 通常不會清除資料，但清除網站資料、無痕模式結束、換瀏覽器或換電腦後，原資料不會自動出現。</w:t>
-      </w:r>
-    </w:p>
-    <w:p>
-      <w:pPr>
-        <w:pStyle w:val="Heading1"/>
-      </w:pPr>
-      <w:r>
-        <w:t>3 首頁與行程管理</w:t>
-      </w:r>
-    </w:p>
-    <w:p>
-      <w:pPr>
-        <w:pStyle w:val="Heading2"/>
-      </w:pPr>
-      <w:r>
-        <w:t>3.1 首頁</w:t>
-      </w:r>
-    </w:p>
-    <w:p>
-      <w:pPr>
-        <w:pStyle w:val="ListBullet"/>
-      </w:pPr>
-      <w:r>
-        <w:rPr>
-          <w:rFonts w:ascii="Arial" w:hAnsi="Arial" w:eastAsia="Microsoft JhengHei"/>
-          <w:color w:val="000000"/>
-        </w:rPr>
-        <w:t>今日生活總覽先列今日行程或空檔，再顯示時間重疊警告與明日行程數。已完成事件不列入重疊判斷。</w:t>
-      </w:r>
-    </w:p>
-    <w:p>
-      <w:pPr>
-        <w:pStyle w:val="ListBullet"/>
-      </w:pPr>
-      <w:r>
-        <w:rPr>
-          <w:rFonts w:ascii="Arial" w:hAnsi="Arial" w:eastAsia="Microsoft JhengHei"/>
-          <w:color w:val="000000"/>
-        </w:rPr>
-        <w:t>近日行程預設展開；推薦活動、推薦景點、快速記帳與快速積分預設收合，可用箭頭展開。</w:t>
-      </w:r>
-    </w:p>
-    <w:p>
-      <w:pPr>
-        <w:pStyle w:val="ListBullet"/>
-      </w:pPr>
-      <w:r>
-        <w:rPr>
-          <w:rFonts w:ascii="Arial" w:hAnsi="Arial" w:eastAsia="Microsoft JhengHei"/>
-          <w:color w:val="000000"/>
-        </w:rPr>
-        <w:t>有選定記帳或積分帳戶時，點『看更多』直接進入該帳戶明細；點帳戶選擇器可更換帳戶。</w:t>
-      </w:r>
-    </w:p>
-    <w:p>
-      <w:pPr>
-        <w:pStyle w:val="ListBullet"/>
-      </w:pPr>
-      <w:r>
-        <w:rPr>
-          <w:rFonts w:ascii="Arial" w:hAnsi="Arial" w:eastAsia="Microsoft JhengHei"/>
-          <w:color w:val="000000"/>
-        </w:rPr>
-        <w:t>從首頁把推薦活動或景點加入行事曆時，會先開啟確認視窗，可調整日期與時間；儲存後首頁與行事曆快取同步更新。</w:t>
-      </w:r>
-    </w:p>
-    <w:p>
-      <w:pPr>
-        <w:pStyle w:val="Heading2"/>
-      </w:pPr>
-      <w:r>
-        <w:t>3.2 行事曆事件</w:t>
-      </w:r>
-    </w:p>
-    <w:p>
-      <w:pPr>
-        <w:pStyle w:val="ListBullet"/>
-      </w:pPr>
-      <w:r>
-        <w:rPr>
-          <w:rFonts w:ascii="Arial" w:hAnsi="Arial" w:eastAsia="Microsoft JhengHei"/>
-          <w:color w:val="000000"/>
-        </w:rPr>
-        <w:t>新增或編輯名稱、國家、縣市、地點、日期、時間、描述、提醒及圖片。跨日事件可保留結束日；由推薦內容加入時一律建立為單日事件。</w:t>
-      </w:r>
-    </w:p>
-    <w:p>
-      <w:pPr>
-        <w:pStyle w:val="ListBullet"/>
-      </w:pPr>
-      <w:r>
-        <w:rPr>
-          <w:rFonts w:ascii="Arial" w:hAnsi="Arial" w:eastAsia="Microsoft JhengHei"/>
-          <w:color w:val="000000"/>
-        </w:rPr>
-        <w:t>新增前若與今天或明天尚未完成的事件時間重疊，系統會先提醒；使用者確認後仍可儲存。</w:t>
-      </w:r>
-    </w:p>
-    <w:p>
-      <w:pPr>
-        <w:pStyle w:val="ListBullet"/>
-      </w:pPr>
-      <w:r>
-        <w:rPr>
-          <w:rFonts w:ascii="Arial" w:hAnsi="Arial" w:eastAsia="Microsoft JhengHei"/>
-          <w:color w:val="000000"/>
-        </w:rPr>
-        <w:t>變更日期或提醒後，手機通知會重新排程；已完成的事件不再提醒。Web 完成事件後，手機重新同步時會取消對應通知。</w:t>
-      </w:r>
-    </w:p>
-    <w:p>
-      <w:pPr>
-        <w:pStyle w:val="ListBullet"/>
-      </w:pPr>
-      <w:r>
-        <w:rPr>
-          <w:rFonts w:ascii="Arial" w:hAnsi="Arial" w:eastAsia="Microsoft JhengHei"/>
-          <w:color w:val="000000"/>
-        </w:rPr>
-        <w:t>完成行程時可選擇建立回憶、記帳及積分；只有已授權積分模組的帳號才會看到積分選項。記帳與積分共用選定的日期時間。</w:t>
-      </w:r>
-    </w:p>
-    <w:p>
-      <w:pPr>
-        <w:pStyle w:val="Heading2"/>
-      </w:pPr>
-      <w:r>
-        <w:t>3.3 共用行事曆</w:t>
-      </w:r>
-    </w:p>
-    <w:p>
-      <w:pPr>
-        <w:pStyle w:val="ListBullet"/>
-      </w:pPr>
-      <w:r>
-        <w:rPr>
-          <w:rFonts w:ascii="Arial" w:hAnsi="Arial" w:eastAsia="Microsoft JhengHei"/>
-          <w:color w:val="000000"/>
-        </w:rPr>
-        <w:t>視窗依序為邀請、接收、選擇分享事件；區塊預設收合，可依 Email 或事件關鍵字篩選。</w:t>
-      </w:r>
-    </w:p>
-    <w:p>
-      <w:pPr>
-        <w:pStyle w:val="ListBullet"/>
-      </w:pPr>
-      <w:r>
-        <w:rPr>
-          <w:rFonts w:ascii="Arial" w:hAnsi="Arial" w:eastAsia="Microsoft JhengHei"/>
-          <w:color w:val="000000"/>
-        </w:rPr>
-        <w:t>分享者可選全部或指定事件，包含過去事件；受邀者接受後可與自己的事件同時查看，但不能修改對方事件。</w:t>
-      </w:r>
-    </w:p>
-    <w:p>
-      <w:pPr>
-        <w:pStyle w:val="ListBullet"/>
-      </w:pPr>
-      <w:r>
-        <w:rPr>
-          <w:rFonts w:ascii="Arial" w:hAnsi="Arial" w:eastAsia="Microsoft JhengHei"/>
-          <w:color w:val="000000"/>
-        </w:rPr>
-        <w:t>已拒絕、停止查看或停止分享的紀錄不顯示，且立即釋放分享額度。重複邀請或超額時會顯示明確原因。</w:t>
-      </w:r>
-    </w:p>
-    <w:p>
-      <w:pPr>
-        <w:pStyle w:val="ListBullet"/>
-      </w:pPr>
-      <w:r>
-        <w:rPr>
-          <w:rFonts w:ascii="Arial" w:hAnsi="Arial" w:eastAsia="Microsoft JhengHei"/>
-          <w:color w:val="000000"/>
-        </w:rPr>
-        <w:t>分享者可在管理已分享事件中逐筆取消，或全部停止分享；受邀者也可停止查看。</w:t>
-      </w:r>
-    </w:p>
-    <w:p>
-      <w:pPr>
-        <w:pStyle w:val="Heading1"/>
-      </w:pPr>
-      <w:r>
-        <w:t>4 推薦活動、推薦景點與回憶</w:t>
-      </w:r>
-    </w:p>
-    <w:p>
-      <w:pPr>
-        <w:pStyle w:val="Heading2"/>
-      </w:pPr>
-      <w:r>
-        <w:t>4.1 推薦活動與景點</w:t>
-      </w:r>
-    </w:p>
-    <w:p>
-      <w:pPr>
-        <w:pStyle w:val="ListBullet"/>
-      </w:pPr>
-      <w:r>
-        <w:rPr>
-          <w:rFonts w:ascii="Arial" w:hAnsi="Arial" w:eastAsia="Microsoft JhengHei"/>
-          <w:color w:val="000000"/>
-        </w:rPr>
-        <w:t>可用關鍵字、國家與城市篩選，並在清單與地圖統計模式切換；點城市名稱或數字都會回到該城市清單。</w:t>
-      </w:r>
-    </w:p>
-    <w:p>
-      <w:pPr>
-        <w:pStyle w:val="ListBullet"/>
-      </w:pPr>
-      <w:r>
-        <w:rPr>
-          <w:rFonts w:ascii="Arial" w:hAnsi="Arial" w:eastAsia="Microsoft JhengHei"/>
-          <w:color w:val="000000"/>
-        </w:rPr>
-        <w:t>活動依喜歡、一般、不喜歡分組，再依有效開始日期、開始時間、結束日期、國家、城市與地點排序；景點依城市、地點與名稱排序。</w:t>
-      </w:r>
-    </w:p>
-    <w:p>
-      <w:pPr>
-        <w:pStyle w:val="ListBullet"/>
-      </w:pPr>
-      <w:r>
-        <w:rPr>
-          <w:rFonts w:ascii="Arial" w:hAnsi="Arial" w:eastAsia="Microsoft JhengHei"/>
-          <w:color w:val="000000"/>
-        </w:rPr>
-        <w:t>只有存在細項資料時才開啟預覽。圖片存在才占版面；未來八天以外的活動不載入天氣。</w:t>
-      </w:r>
-    </w:p>
-    <w:p>
-      <w:pPr>
-        <w:pStyle w:val="ListBullet"/>
-      </w:pPr>
-      <w:r>
-        <w:rPr>
-          <w:rFonts w:ascii="Arial" w:hAnsi="Arial" w:eastAsia="Microsoft JhengHei"/>
-          <w:color w:val="000000"/>
-        </w:rPr>
-        <w:t>新增到行事曆時可改日期與時間。若是今天，原開始時間已過則使用目前時間；景點與活動都以單日事件儲存。</w:t>
-      </w:r>
-    </w:p>
-    <w:p>
-      <w:pPr>
-        <w:pStyle w:val="Heading2"/>
-      </w:pPr>
-      <w:r>
-        <w:t>4.2 投稿與公開狀態</w:t>
-      </w:r>
-    </w:p>
-    <w:p>
-      <w:pPr>
-        <w:pStyle w:val="ListBullet"/>
-      </w:pPr>
-      <w:r>
-        <w:rPr>
-          <w:rFonts w:ascii="Arial" w:hAnsi="Arial" w:eastAsia="Microsoft JhengHei"/>
-          <w:color w:val="000000"/>
-        </w:rPr>
-        <w:t>一般使用者與合作廠商可從投稿中心新增活動或景點。未公開投稿可自行修改或刪除。</w:t>
-      </w:r>
-    </w:p>
-    <w:p>
-      <w:pPr>
-        <w:pStyle w:val="ListBullet"/>
-      </w:pPr>
-      <w:r>
-        <w:rPr>
-          <w:rFonts w:ascii="Arial" w:hAnsi="Arial" w:eastAsia="Microsoft JhengHei"/>
-          <w:color w:val="000000"/>
-        </w:rPr>
-        <w:t>管理員審核通過後，原作者不變，內容開放所有可見使用者閱讀，畫面顯示已公開。</w:t>
-      </w:r>
-    </w:p>
-    <w:p>
-      <w:pPr>
-        <w:pStyle w:val="ListBullet"/>
-      </w:pPr>
-      <w:r>
-        <w:rPr>
-          <w:rFonts w:ascii="Arial" w:hAnsi="Arial" w:eastAsia="Microsoft JhengHei"/>
-          <w:color w:val="000000"/>
-        </w:rPr>
-        <w:t>非管理員修改已公開內容後會轉回待重新審核並停止公開；待重新審核或已公開資料只能由管理員刪除。</w:t>
-      </w:r>
-    </w:p>
-    <w:p>
-      <w:pPr>
-        <w:pStyle w:val="ListBullet"/>
-      </w:pPr>
-      <w:r>
-        <w:rPr>
-          <w:rFonts w:ascii="Arial" w:hAnsi="Arial" w:eastAsia="Microsoft JhengHei"/>
-          <w:color w:val="000000"/>
-        </w:rPr>
-        <w:t>合作廠商可查看有效活動、有效景點、圖片容量與成效統計；方案額度以資料庫版本為準。</w:t>
-      </w:r>
-    </w:p>
-    <w:p>
-      <w:pPr>
-        <w:pStyle w:val="Heading2"/>
-      </w:pPr>
-      <w:r>
-        <w:t>4.3 回憶走廊</w:t>
-      </w:r>
-    </w:p>
-    <w:p>
-      <w:pPr>
-        <w:pStyle w:val="ListBullet"/>
-      </w:pPr>
-      <w:r>
-        <w:rPr>
-          <w:rFonts w:ascii="Arial" w:hAnsi="Arial" w:eastAsia="Microsoft JhengHei"/>
-          <w:color w:val="000000"/>
-        </w:rPr>
-        <w:t>可新增文字、地點、日期時間、圖片與當日細項。首頁或行事曆建立回憶時，只帶入該日的 subEvents。</w:t>
-      </w:r>
-    </w:p>
-    <w:p>
-      <w:pPr>
-        <w:pStyle w:val="ListBullet"/>
-      </w:pPr>
-      <w:r>
-        <w:rPr>
-          <w:rFonts w:ascii="Arial" w:hAnsi="Arial" w:eastAsia="Microsoft JhengHei"/>
-          <w:color w:val="000000"/>
-        </w:rPr>
-        <w:t>有 subEvents 時可開啟預覽；記帳與積分快捷入口會進入已關聯帳戶的明細。</w:t>
-      </w:r>
-    </w:p>
-    <w:p>
-      <w:pPr>
-        <w:pStyle w:val="ListBullet"/>
-      </w:pPr>
-      <w:r>
-        <w:rPr>
-          <w:rFonts w:ascii="Arial" w:hAnsi="Arial" w:eastAsia="Microsoft JhengHei"/>
-          <w:color w:val="000000"/>
-        </w:rPr>
-        <w:t>預設載入最近 30 天，也顯示未來回憶；每次按『載入更多』再向前 30 天，重複資料會去除。</w:t>
-      </w:r>
-    </w:p>
-    <w:p>
-      <w:pPr>
-        <w:pStyle w:val="ListBullet"/>
-      </w:pPr>
-      <w:r>
-        <w:rPr>
-          <w:rFonts w:ascii="Arial" w:hAnsi="Arial" w:eastAsia="Microsoft JhengHei"/>
-          <w:color w:val="000000"/>
-        </w:rPr>
-        <w:t>本機模式的回憶只從本機讀取；雲端轉本機後應立即顯示，不應持續轉圈。</w:t>
-      </w:r>
-    </w:p>
-    <w:p>
-      <w:pPr>
-        <w:pStyle w:val="Heading1"/>
-      </w:pPr>
-      <w:r>
-        <w:t>5 記帳與積分</w:t>
-      </w:r>
-    </w:p>
-    <w:p>
-      <w:pPr>
-        <w:pStyle w:val="Heading2"/>
-      </w:pPr>
-      <w:r>
-        <w:t>5.1 記帳</w:t>
-      </w:r>
-    </w:p>
-    <w:p>
-      <w:pPr>
-        <w:pStyle w:val="ListBullet"/>
-      </w:pPr>
-      <w:r>
-        <w:rPr>
-          <w:rFonts w:ascii="Arial" w:hAnsi="Arial" w:eastAsia="Microsoft JhengHei"/>
-          <w:color w:val="000000"/>
-        </w:rPr>
-        <w:t>先建立帳戶並指定主要幣別。首頁顯示 TODAY 與 TOTAL；旅程帳戶顯示全部紀錄，個人明細預設近 30 天。</w:t>
-      </w:r>
-    </w:p>
-    <w:p>
-      <w:pPr>
-        <w:pStyle w:val="ListBullet"/>
-      </w:pPr>
-      <w:r>
-        <w:rPr>
-          <w:rFonts w:ascii="Arial" w:hAnsi="Arial" w:eastAsia="Microsoft JhengHei"/>
-          <w:color w:val="000000"/>
-        </w:rPr>
-        <w:t>新增明細可選手動或語音。手動可設定收入或支出、日期、時間、數值、一級分類、次分類、描述與幣別。</w:t>
-      </w:r>
-    </w:p>
-    <w:p>
-      <w:pPr>
-        <w:pStyle w:val="ListBullet"/>
-      </w:pPr>
-      <w:r>
-        <w:rPr>
-          <w:rFonts w:ascii="Arial" w:hAnsi="Arial" w:eastAsia="Microsoft JhengHei"/>
-          <w:color w:val="000000"/>
-        </w:rPr>
-        <w:t>收入或支出及分類預設沿用最近一筆明細；沒有資料時為支出、未分類。輸入可含最多四位小數，超過的字元會修正而不是清空整欄。</w:t>
-      </w:r>
-    </w:p>
-    <w:p>
-      <w:pPr>
-        <w:pStyle w:val="ListBullet"/>
-      </w:pPr>
-      <w:r>
-        <w:rPr>
-          <w:rFonts w:ascii="Arial" w:hAnsi="Arial" w:eastAsia="Microsoft JhengHei"/>
-          <w:color w:val="000000"/>
-        </w:rPr>
-        <w:t>一級分類包含食、衣、住、行、育、樂、未分類及保留項；收入使用薪資、獎金、投資收入、零用金、退款、其他收入及未分類。次分類可留空。</w:t>
-      </w:r>
-    </w:p>
-    <w:p>
-      <w:pPr>
-        <w:pStyle w:val="ListBullet"/>
-      </w:pPr>
-      <w:r>
-        <w:rPr>
-          <w:rFonts w:ascii="Arial" w:hAnsi="Arial" w:eastAsia="Microsoft JhengHei"/>
-          <w:color w:val="000000"/>
-        </w:rPr>
-        <w:t>刪除明細後今日小計與總金額立即重算。保留項不受 30 天查詢範圍影響。</w:t>
-      </w:r>
-    </w:p>
-    <w:p>
-      <w:pPr>
-        <w:pStyle w:val="Heading2"/>
-      </w:pPr>
-      <w:r>
-        <w:t>5.2 積分</w:t>
-      </w:r>
-    </w:p>
-    <w:p>
-      <w:pPr>
-        <w:pStyle w:val="ListBullet"/>
-      </w:pPr>
-      <w:r>
-        <w:rPr>
-          <w:rFonts w:ascii="Arial" w:hAnsi="Arial" w:eastAsia="Microsoft JhengHei"/>
-          <w:color w:val="000000"/>
-        </w:rPr>
-        <w:t>帳戶與明細流程比照記帳；團體帳戶取代旅程用語。新增時可選加分或減分。</w:t>
-      </w:r>
-    </w:p>
-    <w:p>
-      <w:pPr>
-        <w:pStyle w:val="ListBullet"/>
-      </w:pPr>
-      <w:r>
-        <w:rPr>
-          <w:rFonts w:ascii="Arial" w:hAnsi="Arial" w:eastAsia="Microsoft JhengHei"/>
-          <w:color w:val="000000"/>
-        </w:rPr>
-        <w:t>分類包含德、智、體、群、美、未分類及保留項；類型與分類沿用最近一筆，沒有資料時為加分、未分類。</w:t>
-      </w:r>
-    </w:p>
-    <w:p>
-      <w:pPr>
-        <w:pStyle w:val="ListBullet"/>
-      </w:pPr>
-      <w:r>
-        <w:rPr>
-          <w:rFonts w:ascii="Arial" w:hAnsi="Arial" w:eastAsia="Microsoft JhengHei"/>
-          <w:color w:val="000000"/>
-        </w:rPr>
-        <w:t>日期、時間、描述、數值、一級及次分類均可編輯；刪除後今日與總積分立即重算。</w:t>
-      </w:r>
-    </w:p>
-    <w:p>
-      <w:pPr>
-        <w:pStyle w:val="ListBullet"/>
-      </w:pPr>
-      <w:r>
-        <w:rPr>
-          <w:rFonts w:ascii="Arial" w:hAnsi="Arial" w:eastAsia="Microsoft JhengHei"/>
-          <w:color w:val="000000"/>
-        </w:rPr>
-        <w:t>首頁未獲積分模組授權時，不顯示積分卡片、快捷入口，也不在完成行程流程查詢或寫入積分。</w:t>
-      </w:r>
-    </w:p>
-    <w:p>
-      <w:pPr>
-        <w:pStyle w:val="Heading1"/>
-      </w:pPr>
-      <w:r>
-        <w:t>6 遊戲與題庫</w:t>
-      </w:r>
-    </w:p>
-    <w:p>
-      <w:pPr>
-        <w:pStyle w:val="ListBullet"/>
-      </w:pPr>
-      <w:r>
-        <w:rPr>
-          <w:rFonts w:ascii="Arial" w:hAnsi="Arial" w:eastAsia="Microsoft JhengHei"/>
-          <w:color w:val="000000"/>
-        </w:rPr>
-        <w:t>遊戲頁會先確認模組授權、題庫來源及可用題目數；未建立本機題庫時不能直接進入遊戲。</w:t>
-      </w:r>
-    </w:p>
-    <w:p>
-      <w:pPr>
-        <w:pStyle w:val="ListBullet"/>
-      </w:pPr>
-      <w:r>
-        <w:rPr>
-          <w:rFonts w:ascii="Arial" w:hAnsi="Arial" w:eastAsia="Microsoft JhengHei"/>
-          <w:color w:val="000000"/>
-        </w:rPr>
-        <w:t>不論管理者題庫、雲端個人題庫或本機題庫，都以可用題目合計至少三題作為最低條件；個別遊戲若有更高最低題數，依該遊戲規則。</w:t>
-      </w:r>
-    </w:p>
-    <w:p>
-      <w:pPr>
-        <w:pStyle w:val="ListBullet"/>
-      </w:pPr>
-      <w:r>
-        <w:rPr>
-          <w:rFonts w:ascii="Arial" w:hAnsi="Arial" w:eastAsia="Microsoft JhengHei"/>
-          <w:color w:val="000000"/>
-        </w:rPr>
-        <w:t>題庫支援搜尋、分類、狀態、編輯、啟用、停用與刪除；Social 題目關卡固定為 1。</w:t>
-      </w:r>
-    </w:p>
-    <w:p>
-      <w:pPr>
-        <w:pStyle w:val="ListBullet"/>
-      </w:pPr>
-      <w:r>
-        <w:rPr>
-          <w:rFonts w:ascii="Arial" w:hAnsi="Arial" w:eastAsia="Microsoft JhengHei"/>
-          <w:color w:val="000000"/>
-        </w:rPr>
-        <w:t>翻譯遊戲名稱為 Translation (CH-EN)、Translation (CH-JP) 與 Translation (CH-KR)。</w:t>
-      </w:r>
-    </w:p>
-    <w:p>
-      <w:pPr>
-        <w:pStyle w:val="ListBullet"/>
-      </w:pPr>
-      <w:r>
-        <w:rPr>
-          <w:rFonts w:ascii="Arial" w:hAnsi="Arial" w:eastAsia="Microsoft JhengHei"/>
-          <w:color w:val="000000"/>
-        </w:rPr>
-        <w:t>本機答題紀錄存在本機且不限天數；雲端免費版保留 30 天，雲端付費版保留 1 年。關卡最高分與進度永久保留。</w:t>
-      </w:r>
-    </w:p>
-    <w:p>
-      <w:pPr>
-        <w:pStyle w:val="Heading1"/>
-      </w:pPr>
-      <w:r>
-        <w:t>7 方案、額度與投稿</w:t>
-      </w:r>
-    </w:p>
-    <w:p>
-      <w:r>
-        <w:rPr>
-          <w:rFonts w:ascii="Arial" w:hAnsi="Arial" w:eastAsia="Microsoft JhengHei"/>
-          <w:color w:val="000000"/>
-        </w:rPr>
-        <w:t>方案畫面先顯示目前儲存位置及實際額度，再依價格由低到高列出可購買版本。額度、價格與生效日由管理員建立的版本決定，不應寫死在 App。管理員為不限額度。</w:t>
-      </w:r>
-    </w:p>
-    <w:tbl>
-      <w:tblPr>
-        <w:tblW w:type="auto" w:w="0"/>
-        <w:jc w:val="center"/>
-        <w:tblLayout w:type="fixed"/>
-        <w:tblLook w:firstColumn="1" w:firstRow="1" w:lastColumn="0" w:lastRow="0" w:noHBand="0" w:noVBand="1" w:val="04A0"/>
-      </w:tblPr>
-      <w:tblGrid>
-        <w:gridCol w:w="3331"/>
-        <w:gridCol w:w="3331"/>
-        <w:gridCol w:w="3331"/>
-      </w:tblGrid>
-      <w:tr>
-        <w:trPr>
-          <w:tblHeader w:val="true"/>
-        </w:trPr>
-        <w:tc>
-          <w:tcPr>
-            <w:tcW w:type="dxa" w:w="1728"/>
-            <w:shd w:fill="1F4E78"/>
-            <w:tcBorders>
-              <w:top w:val="single" w:sz="4" w:color="D9D9D9"/>
-              <w:left w:val="single" w:sz="4" w:color="D9D9D9"/>
-              <w:bottom w:val="single" w:sz="4" w:color="D9D9D9"/>
-              <w:right w:val="single" w:sz="4" w:color="D9D9D9"/>
-              <w:insideH w:val="single" w:sz="4" w:color="D9D9D9"/>
-              <w:insideV w:val="single" w:sz="4" w:color="D9D9D9"/>
-            </w:tcBorders>
-            <w:vAlign w:val="center"/>
-          </w:tcPr>
-          <w:p>
-            <w:pPr>
-              <w:jc w:val="center"/>
-            </w:pPr>
-            <w:r>
-              <w:rPr>
-                <w:rFonts w:ascii="Arial" w:hAnsi="Arial" w:eastAsia="Microsoft JhengHei"/>
-                <w:b/>
-                <w:color w:val="FFFFFF"/>
-                <w:sz w:val="18"/>
-              </w:rPr>
-              <w:t>方案類型</w:t>
-            </w:r>
-          </w:p>
-        </w:tc>
-        <w:tc>
-          <w:tcPr>
-            <w:tcW w:type="dxa" w:w="4320"/>
-            <w:shd w:fill="1F4E78"/>
-            <w:tcBorders>
-              <w:top w:val="single" w:sz="4" w:color="D9D9D9"/>
-              <w:left w:val="single" w:sz="4" w:color="D9D9D9"/>
-              <w:bottom w:val="single" w:sz="4" w:color="D9D9D9"/>
-              <w:right w:val="single" w:sz="4" w:color="D9D9D9"/>
-              <w:insideH w:val="single" w:sz="4" w:color="D9D9D9"/>
-              <w:insideV w:val="single" w:sz="4" w:color="D9D9D9"/>
-            </w:tcBorders>
-            <w:vAlign w:val="center"/>
-          </w:tcPr>
-          <w:p>
-            <w:pPr>
-              <w:jc w:val="center"/>
-            </w:pPr>
-            <w:r>
-              <w:rPr>
-                <w:rFonts w:ascii="Arial" w:hAnsi="Arial" w:eastAsia="Microsoft JhengHei"/>
-                <w:b/>
-                <w:color w:val="FFFFFF"/>
-                <w:sz w:val="18"/>
-              </w:rPr>
-              <w:t>使用方式</w:t>
-            </w:r>
-          </w:p>
-        </w:tc>
-        <w:tc>
-          <w:tcPr>
-            <w:tcW w:type="dxa" w:w="3240"/>
-            <w:shd w:fill="1F4E78"/>
-            <w:tcBorders>
-              <w:top w:val="single" w:sz="4" w:color="D9D9D9"/>
-              <w:left w:val="single" w:sz="4" w:color="D9D9D9"/>
-              <w:bottom w:val="single" w:sz="4" w:color="D9D9D9"/>
-              <w:right w:val="single" w:sz="4" w:color="D9D9D9"/>
-              <w:insideH w:val="single" w:sz="4" w:color="D9D9D9"/>
-              <w:insideV w:val="single" w:sz="4" w:color="D9D9D9"/>
-            </w:tcBorders>
-            <w:vAlign w:val="center"/>
-          </w:tcPr>
-          <w:p>
-            <w:pPr>
-              <w:jc w:val="center"/>
-            </w:pPr>
-            <w:r>
-              <w:rPr>
-                <w:rFonts w:ascii="Arial" w:hAnsi="Arial" w:eastAsia="Microsoft JhengHei"/>
-                <w:b/>
-                <w:color w:val="FFFFFF"/>
-                <w:sz w:val="18"/>
-              </w:rPr>
-              <w:t>到期後</w:t>
-            </w:r>
-          </w:p>
-        </w:tc>
-      </w:tr>
-      <w:tr>
-        <w:tc>
-          <w:tcPr>
-            <w:tcW w:type="dxa" w:w="1728"/>
-            <w:vAlign w:val="center"/>
-            <w:tcBorders>
-              <w:top w:val="single" w:sz="4" w:color="D9D9D9"/>
-              <w:left w:val="single" w:sz="4" w:color="D9D9D9"/>
-              <w:bottom w:val="single" w:sz="4" w:color="D9D9D9"/>
-              <w:right w:val="single" w:sz="4" w:color="D9D9D9"/>
-              <w:insideH w:val="single" w:sz="4" w:color="D9D9D9"/>
-              <w:insideV w:val="single" w:sz="4" w:color="D9D9D9"/>
-            </w:tcBorders>
-          </w:tcPr>
-          <w:p>
-            <w:pPr>
-              <w:spacing w:after="40" w:line="252" w:lineRule="auto"/>
-              <w:jc w:val="center"/>
-            </w:pPr>
-            <w:r>
-              <w:rPr>
-                <w:rFonts w:ascii="Arial" w:hAnsi="Arial" w:eastAsia="Microsoft JhengHei"/>
-                <w:color w:val="000000"/>
-                <w:sz w:val="18"/>
-              </w:rPr>
-              <w:t>雲端免費</w:t>
-            </w:r>
-          </w:p>
-        </w:tc>
-        <w:tc>
-          <w:tcPr>
-            <w:tcW w:type="dxa" w:w="4320"/>
-            <w:vAlign w:val="center"/>
-            <w:tcBorders>
-              <w:top w:val="single" w:sz="4" w:color="D9D9D9"/>
-              <w:left w:val="single" w:sz="4" w:color="D9D9D9"/>
-              <w:bottom w:val="single" w:sz="4" w:color="D9D9D9"/>
-              <w:right w:val="single" w:sz="4" w:color="D9D9D9"/>
-              <w:insideH w:val="single" w:sz="4" w:color="D9D9D9"/>
-              <w:insideV w:val="single" w:sz="4" w:color="D9D9D9"/>
-            </w:tcBorders>
-          </w:tcPr>
-          <w:p>
-            <w:pPr>
-              <w:spacing w:after="40" w:line="252" w:lineRule="auto"/>
-              <w:jc w:val="center"/>
-            </w:pPr>
-            <w:r>
-              <w:rPr>
-                <w:rFonts w:ascii="Arial" w:hAnsi="Arial" w:eastAsia="Microsoft JhengHei"/>
-                <w:color w:val="000000"/>
-                <w:sz w:val="18"/>
-              </w:rPr>
-              <w:t>依有效免費版本限制筆數與投稿數</w:t>
-            </w:r>
-          </w:p>
-        </w:tc>
-        <w:tc>
-          <w:tcPr>
-            <w:tcW w:type="dxa" w:w="3240"/>
-            <w:vAlign w:val="center"/>
-            <w:tcBorders>
-              <w:top w:val="single" w:sz="4" w:color="D9D9D9"/>
-              <w:left w:val="single" w:sz="4" w:color="D9D9D9"/>
-              <w:bottom w:val="single" w:sz="4" w:color="D9D9D9"/>
-              <w:right w:val="single" w:sz="4" w:color="D9D9D9"/>
-              <w:insideH w:val="single" w:sz="4" w:color="D9D9D9"/>
-              <w:insideV w:val="single" w:sz="4" w:color="D9D9D9"/>
-            </w:tcBorders>
-          </w:tcPr>
-          <w:p>
-            <w:pPr>
-              <w:spacing w:after="40" w:line="252" w:lineRule="auto"/>
-            </w:pPr>
-            <w:r>
-              <w:rPr>
-                <w:rFonts w:ascii="Arial" w:hAnsi="Arial" w:eastAsia="Microsoft JhengHei"/>
-                <w:color w:val="000000"/>
-                <w:sz w:val="18"/>
-              </w:rPr>
-              <w:t>無固定到期日；長期無活動可能依政策清理</w:t>
-            </w:r>
-          </w:p>
-        </w:tc>
-      </w:tr>
-      <w:tr>
-        <w:tc>
-          <w:tcPr>
-            <w:tcW w:type="dxa" w:w="1728"/>
-            <w:shd w:fill="F5F7F9"/>
-            <w:vAlign w:val="center"/>
-            <w:tcBorders>
-              <w:top w:val="single" w:sz="4" w:color="D9D9D9"/>
-              <w:left w:val="single" w:sz="4" w:color="D9D9D9"/>
-              <w:bottom w:val="single" w:sz="4" w:color="D9D9D9"/>
-              <w:right w:val="single" w:sz="4" w:color="D9D9D9"/>
-              <w:insideH w:val="single" w:sz="4" w:color="D9D9D9"/>
-              <w:insideV w:val="single" w:sz="4" w:color="D9D9D9"/>
-            </w:tcBorders>
-          </w:tcPr>
-          <w:p>
-            <w:pPr>
-              <w:spacing w:after="40" w:line="252" w:lineRule="auto"/>
-              <w:jc w:val="center"/>
-            </w:pPr>
-            <w:r>
-              <w:rPr>
-                <w:rFonts w:ascii="Arial" w:hAnsi="Arial" w:eastAsia="Microsoft JhengHei"/>
-                <w:color w:val="000000"/>
-                <w:sz w:val="18"/>
-              </w:rPr>
-              <w:t>雲端付費</w:t>
-            </w:r>
-          </w:p>
-        </w:tc>
-        <w:tc>
-          <w:tcPr>
-            <w:tcW w:type="dxa" w:w="4320"/>
-            <w:shd w:fill="F5F7F9"/>
-            <w:vAlign w:val="center"/>
-            <w:tcBorders>
-              <w:top w:val="single" w:sz="4" w:color="D9D9D9"/>
-              <w:left w:val="single" w:sz="4" w:color="D9D9D9"/>
-              <w:bottom w:val="single" w:sz="4" w:color="D9D9D9"/>
-              <w:right w:val="single" w:sz="4" w:color="D9D9D9"/>
-              <w:insideH w:val="single" w:sz="4" w:color="D9D9D9"/>
-              <w:insideV w:val="single" w:sz="4" w:color="D9D9D9"/>
-            </w:tcBorders>
-          </w:tcPr>
-          <w:p>
-            <w:pPr>
-              <w:spacing w:after="40" w:line="252" w:lineRule="auto"/>
-              <w:jc w:val="center"/>
-            </w:pPr>
-            <w:r>
-              <w:rPr>
-                <w:rFonts w:ascii="Arial" w:hAnsi="Arial" w:eastAsia="Microsoft JhengHei"/>
-                <w:color w:val="000000"/>
-                <w:sz w:val="18"/>
-              </w:rPr>
-              <w:t>雲端額度可按倍數加購</w:t>
-            </w:r>
-          </w:p>
-        </w:tc>
-        <w:tc>
-          <w:tcPr>
-            <w:tcW w:type="dxa" w:w="3240"/>
-            <w:shd w:fill="F5F7F9"/>
-            <w:vAlign w:val="center"/>
-            <w:tcBorders>
-              <w:top w:val="single" w:sz="4" w:color="D9D9D9"/>
-              <w:left w:val="single" w:sz="4" w:color="D9D9D9"/>
-              <w:bottom w:val="single" w:sz="4" w:color="D9D9D9"/>
-              <w:right w:val="single" w:sz="4" w:color="D9D9D9"/>
-              <w:insideH w:val="single" w:sz="4" w:color="D9D9D9"/>
-              <w:insideV w:val="single" w:sz="4" w:color="D9D9D9"/>
-            </w:tcBorders>
-          </w:tcPr>
-          <w:p>
-            <w:pPr>
-              <w:spacing w:after="40" w:line="252" w:lineRule="auto"/>
-            </w:pPr>
-            <w:r>
-              <w:rPr>
-                <w:rFonts w:ascii="Arial" w:hAnsi="Arial" w:eastAsia="Microsoft JhengHei"/>
-                <w:color w:val="000000"/>
-                <w:sz w:val="18"/>
-              </w:rPr>
-              <w:t>降為免費並進入唯讀；超額有 30 天處理期</w:t>
-            </w:r>
-          </w:p>
-        </w:tc>
-      </w:tr>
-      <w:tr>
-        <w:tc>
-          <w:tcPr>
-            <w:tcW w:type="dxa" w:w="1728"/>
-            <w:vAlign w:val="center"/>
-            <w:tcBorders>
-              <w:top w:val="single" w:sz="4" w:color="D9D9D9"/>
-              <w:left w:val="single" w:sz="4" w:color="D9D9D9"/>
-              <w:bottom w:val="single" w:sz="4" w:color="D9D9D9"/>
-              <w:right w:val="single" w:sz="4" w:color="D9D9D9"/>
-              <w:insideH w:val="single" w:sz="4" w:color="D9D9D9"/>
-              <w:insideV w:val="single" w:sz="4" w:color="D9D9D9"/>
-            </w:tcBorders>
-          </w:tcPr>
-          <w:p>
-            <w:pPr>
-              <w:spacing w:after="40" w:line="252" w:lineRule="auto"/>
-              <w:jc w:val="center"/>
-            </w:pPr>
-            <w:r>
-              <w:rPr>
-                <w:rFonts w:ascii="Arial" w:hAnsi="Arial" w:eastAsia="Microsoft JhengHei"/>
-                <w:color w:val="000000"/>
-                <w:sz w:val="18"/>
-              </w:rPr>
-              <w:t>本機付費</w:t>
-            </w:r>
-          </w:p>
-        </w:tc>
-        <w:tc>
-          <w:tcPr>
-            <w:tcW w:type="dxa" w:w="4320"/>
-            <w:vAlign w:val="center"/>
-            <w:tcBorders>
-              <w:top w:val="single" w:sz="4" w:color="D9D9D9"/>
-              <w:left w:val="single" w:sz="4" w:color="D9D9D9"/>
-              <w:bottom w:val="single" w:sz="4" w:color="D9D9D9"/>
-              <w:right w:val="single" w:sz="4" w:color="D9D9D9"/>
-              <w:insideH w:val="single" w:sz="4" w:color="D9D9D9"/>
-              <w:insideV w:val="single" w:sz="4" w:color="D9D9D9"/>
-            </w:tcBorders>
-          </w:tcPr>
-          <w:p>
-            <w:pPr>
-              <w:spacing w:after="40" w:line="252" w:lineRule="auto"/>
-            </w:pPr>
-            <w:r>
-              <w:rPr>
-                <w:rFonts w:ascii="Arial" w:hAnsi="Arial" w:eastAsia="Microsoft JhengHei"/>
-                <w:color w:val="000000"/>
-                <w:sz w:val="18"/>
-              </w:rPr>
-              <w:t>此裝置不限筆數，不含行事曆分享與管理者題庫</w:t>
-            </w:r>
-          </w:p>
-        </w:tc>
-        <w:tc>
-          <w:tcPr>
-            <w:tcW w:type="dxa" w:w="3240"/>
-            <w:vAlign w:val="center"/>
-            <w:tcBorders>
-              <w:top w:val="single" w:sz="4" w:color="D9D9D9"/>
-              <w:left w:val="single" w:sz="4" w:color="D9D9D9"/>
-              <w:bottom w:val="single" w:sz="4" w:color="D9D9D9"/>
-              <w:right w:val="single" w:sz="4" w:color="D9D9D9"/>
-              <w:insideH w:val="single" w:sz="4" w:color="D9D9D9"/>
-              <w:insideV w:val="single" w:sz="4" w:color="D9D9D9"/>
-            </w:tcBorders>
-          </w:tcPr>
-          <w:p>
-            <w:pPr>
-              <w:spacing w:after="40" w:line="252" w:lineRule="auto"/>
-            </w:pPr>
-            <w:r>
-              <w:rPr>
-                <w:rFonts w:ascii="Arial" w:hAnsi="Arial" w:eastAsia="Microsoft JhengHei"/>
-                <w:color w:val="000000"/>
-                <w:sz w:val="18"/>
-              </w:rPr>
-              <w:t>不能新增；既有本機資料不主動刪除</w:t>
-            </w:r>
-          </w:p>
-        </w:tc>
-      </w:tr>
-      <w:tr>
-        <w:tc>
-          <w:tcPr>
-            <w:tcW w:type="dxa" w:w="1728"/>
-            <w:shd w:fill="F5F7F9"/>
-            <w:vAlign w:val="center"/>
-            <w:tcBorders>
-              <w:top w:val="single" w:sz="4" w:color="D9D9D9"/>
-              <w:left w:val="single" w:sz="4" w:color="D9D9D9"/>
-              <w:bottom w:val="single" w:sz="4" w:color="D9D9D9"/>
-              <w:right w:val="single" w:sz="4" w:color="D9D9D9"/>
-              <w:insideH w:val="single" w:sz="4" w:color="D9D9D9"/>
-              <w:insideV w:val="single" w:sz="4" w:color="D9D9D9"/>
-            </w:tcBorders>
-          </w:tcPr>
-          <w:p>
-            <w:pPr>
-              <w:spacing w:after="40" w:line="252" w:lineRule="auto"/>
-              <w:jc w:val="center"/>
-            </w:pPr>
-            <w:r>
-              <w:rPr>
-                <w:rFonts w:ascii="Arial" w:hAnsi="Arial" w:eastAsia="Microsoft JhengHei"/>
-                <w:color w:val="000000"/>
-                <w:sz w:val="18"/>
-              </w:rPr>
-              <w:t>合作廠商</w:t>
-            </w:r>
-          </w:p>
-        </w:tc>
-        <w:tc>
-          <w:tcPr>
-            <w:tcW w:type="dxa" w:w="4320"/>
-            <w:shd w:fill="F5F7F9"/>
-            <w:vAlign w:val="center"/>
-            <w:tcBorders>
-              <w:top w:val="single" w:sz="4" w:color="D9D9D9"/>
-              <w:left w:val="single" w:sz="4" w:color="D9D9D9"/>
-              <w:bottom w:val="single" w:sz="4" w:color="D9D9D9"/>
-              <w:right w:val="single" w:sz="4" w:color="D9D9D9"/>
-              <w:insideH w:val="single" w:sz="4" w:color="D9D9D9"/>
-              <w:insideV w:val="single" w:sz="4" w:color="D9D9D9"/>
-            </w:tcBorders>
-          </w:tcPr>
-          <w:p>
-            <w:pPr>
-              <w:spacing w:after="40" w:line="252" w:lineRule="auto"/>
-              <w:jc w:val="center"/>
-            </w:pPr>
-            <w:r>
-              <w:rPr>
-                <w:rFonts w:ascii="Arial" w:hAnsi="Arial" w:eastAsia="Microsoft JhengHei"/>
-                <w:color w:val="000000"/>
-                <w:sz w:val="18"/>
-              </w:rPr>
-              <w:t>有效活動、景點、圖片及統計依版本</w:t>
-            </w:r>
-          </w:p>
-        </w:tc>
-        <w:tc>
-          <w:tcPr>
-            <w:tcW w:type="dxa" w:w="3240"/>
-            <w:shd w:fill="F5F7F9"/>
-            <w:vAlign w:val="center"/>
-            <w:tcBorders>
-              <w:top w:val="single" w:sz="4" w:color="D9D9D9"/>
-              <w:left w:val="single" w:sz="4" w:color="D9D9D9"/>
-              <w:bottom w:val="single" w:sz="4" w:color="D9D9D9"/>
-              <w:right w:val="single" w:sz="4" w:color="D9D9D9"/>
-              <w:insideH w:val="single" w:sz="4" w:color="D9D9D9"/>
-              <w:insideV w:val="single" w:sz="4" w:color="D9D9D9"/>
-            </w:tcBorders>
-          </w:tcPr>
-          <w:p>
-            <w:pPr>
-              <w:spacing w:after="40" w:line="252" w:lineRule="auto"/>
-            </w:pPr>
-            <w:r>
-              <w:rPr>
-                <w:rFonts w:ascii="Arial" w:hAnsi="Arial" w:eastAsia="Microsoft JhengHei"/>
-                <w:color w:val="000000"/>
-                <w:sz w:val="18"/>
-              </w:rPr>
-              <w:t>以當期廠商權益及管理設定為準</w:t>
-            </w:r>
-          </w:p>
-        </w:tc>
-      </w:tr>
-    </w:tbl>
-    <w:p>
-      <w:pPr>
-        <w:spacing w:after="20"/>
-      </w:pPr>
-    </w:p>
-    <w:p>
-      <w:pPr>
-        <w:pStyle w:val="ListBullet"/>
-      </w:pPr>
-      <w:r>
-        <w:rPr>
-          <w:rFonts w:ascii="Arial" w:hAnsi="Arial" w:eastAsia="Microsoft JhengHei"/>
-          <w:color w:val="000000"/>
-        </w:rPr>
-        <w:t>促銷不限額期間可建立多個起訖區間；期間內新增不受容量限制，期滿後重新依使用者實際方案檢查。</w:t>
-      </w:r>
-    </w:p>
-    <w:p>
-      <w:pPr>
-        <w:pStyle w:val="ListBullet"/>
-      </w:pPr>
-      <w:r>
-        <w:rPr>
-          <w:rFonts w:ascii="Arial" w:hAnsi="Arial" w:eastAsia="Microsoft JhengHei"/>
-          <w:color w:val="000000"/>
-        </w:rPr>
-        <w:t>雲端 Plus 到期且超額時，30 天內可續訂或搬到本機；逾期只刪超額部分，優先保留最新資料與保留項。</w:t>
-      </w:r>
-    </w:p>
-    <w:p>
-      <w:pPr>
-        <w:pStyle w:val="ListBullet"/>
-      </w:pPr>
-      <w:r>
-        <w:rPr>
-          <w:rFonts w:ascii="Arial" w:hAnsi="Arial" w:eastAsia="Microsoft JhengHei"/>
-          <w:color w:val="000000"/>
-        </w:rPr>
-        <w:t>管理員可查詢使用者後新增、延長、修改或刪除未被使用的錯誤訂閱設定，也可提供個別額度或不限額度。</w:t>
-      </w:r>
-    </w:p>
-    <w:p>
-      <w:pPr>
-        <w:pStyle w:val="ListBullet"/>
-      </w:pPr>
-      <w:r>
-        <w:rPr>
-          <w:rFonts w:ascii="Arial" w:hAnsi="Arial" w:eastAsia="Microsoft JhengHei"/>
-          <w:color w:val="000000"/>
-        </w:rPr>
-        <w:t>目前付費管道仍以畫面及管理流程公告為準；付款後應核對版本名稱、生效日、有效期與實際額度。</w:t>
-      </w:r>
-    </w:p>
-    <w:p>
-      <w:pPr>
-        <w:pStyle w:val="Heading1"/>
-      </w:pPr>
-      <w:r>
-        <w:t>8 匯出、刪除與疑難排解</w:t>
-      </w:r>
-    </w:p>
-    <w:p>
-      <w:pPr>
-        <w:pStyle w:val="Heading2"/>
-      </w:pPr>
-      <w:r>
-        <w:t>8.1 個人資料匯出</w:t>
-      </w:r>
-    </w:p>
-    <w:p>
-      <w:pPr>
-        <w:pStyle w:val="ListBullet"/>
-      </w:pPr>
-      <w:r>
-        <w:rPr>
-          <w:rFonts w:ascii="Arial" w:hAnsi="Arial" w:eastAsia="Microsoft JhengHei"/>
-          <w:color w:val="000000"/>
-        </w:rPr>
-        <w:t>可直接下載 Excel，正向表列內容只有行事曆、回憶走廊、記帳與積分。</w:t>
-      </w:r>
-    </w:p>
-    <w:p>
-      <w:pPr>
-        <w:pStyle w:val="ListBullet"/>
-      </w:pPr>
-      <w:r>
-        <w:rPr>
-          <w:rFonts w:ascii="Arial" w:hAnsi="Arial" w:eastAsia="Microsoft JhengHei"/>
-          <w:color w:val="000000"/>
-        </w:rPr>
-        <w:t>工作表及欄位名稱依下載當下語言顯示，只輸出畫面使用欄位；日期時間排序、分類翻譯、千分位及幣別會一併處理。</w:t>
-      </w:r>
-    </w:p>
-    <w:p>
-      <w:pPr>
-        <w:pStyle w:val="ListBullet"/>
-      </w:pPr>
-      <w:r>
-        <w:rPr>
-          <w:rFonts w:ascii="Arial" w:hAnsi="Arial" w:eastAsia="Microsoft JhengHei"/>
-          <w:color w:val="000000"/>
-        </w:rPr>
-        <w:t>匯出不會刪除任何資料。若需要永久保存本機資料，仍應定期另存檔案。</w:t>
-      </w:r>
-    </w:p>
-    <w:p>
-      <w:pPr>
-        <w:pStyle w:val="Heading2"/>
-      </w:pPr>
-      <w:r>
-        <w:t>8.2 刪除帳號與資料</w:t>
-      </w:r>
-    </w:p>
-    <w:p>
-      <w:pPr>
-        <w:pStyle w:val="ListBullet"/>
-      </w:pPr>
-      <w:r>
-        <w:rPr>
-          <w:rFonts w:ascii="Arial" w:hAnsi="Arial" w:eastAsia="Microsoft JhengHei"/>
-          <w:color w:val="000000"/>
-        </w:rPr>
-        <w:t>雲端模式可提交刪除帳號申請；再次申請會顯示申請中。使用者也可送出取消申請。</w:t>
-      </w:r>
-    </w:p>
-    <w:p>
-      <w:pPr>
-        <w:pStyle w:val="ListBullet"/>
-      </w:pPr>
-      <w:r>
-        <w:rPr>
-          <w:rFonts w:ascii="Arial" w:hAnsi="Arial" w:eastAsia="Microsoft JhengHei"/>
-          <w:color w:val="000000"/>
-        </w:rPr>
-        <w:t>管理員確認後才真正刪除帳號及相關雲端資料。申請成功不代表已刪除；完成後應顯示管理員已完成處理。</w:t>
-      </w:r>
-    </w:p>
-    <w:p>
-      <w:pPr>
-        <w:pStyle w:val="ListBullet"/>
-      </w:pPr>
-      <w:r>
-        <w:rPr>
-          <w:rFonts w:ascii="Arial" w:hAnsi="Arial" w:eastAsia="Microsoft JhengHei"/>
-          <w:color w:val="000000"/>
-        </w:rPr>
-        <w:t>儲存位置的清理功能用於清除特定模式資料；刪除帳號申請則包含 Auth 帳號與相關雲端資料，兩者用途不同。</w:t>
-      </w:r>
-    </w:p>
-    <w:p>
-      <w:pPr>
-        <w:pStyle w:val="Heading2"/>
-      </w:pPr>
-      <w:r>
-        <w:t>8.3 常見問題</w:t>
-      </w:r>
-    </w:p>
-    <w:tbl>
-      <w:tblPr>
-        <w:tblW w:type="auto" w:w="0"/>
-        <w:jc w:val="center"/>
-        <w:tblLayout w:type="fixed"/>
-        <w:tblLook w:firstColumn="1" w:firstRow="1" w:lastColumn="0" w:lastRow="0" w:noHBand="0" w:noVBand="1" w:val="04A0"/>
+        <w:tblBorders>
+          <w:top w:val="single" w:sz="4" w:space="0" w:color="D9D9D9"/>
+          <w:left w:val="single" w:sz="4" w:space="0" w:color="D9D9D9"/>
+          <w:bottom w:val="single" w:sz="4" w:space="0" w:color="D9D9D9"/>
+          <w:right w:val="single" w:sz="4" w:space="0" w:color="D9D9D9"/>
+          <w:insideH w:val="single" w:sz="4" w:space="0" w:color="D9D9D9"/>
+          <w:insideV w:val="single" w:sz="4" w:space="0" w:color="D9D9D9"/>
+        </w:tblBorders>
       </w:tblPr>
       <w:tblGrid>
         <w:gridCol w:w="4997"/>
@@ -2965,31 +1692,31 @@
       <w:tr>
         <w:trPr>
           <w:tblHeader w:val="true"/>
+          <w:cantSplit/>
         </w:trPr>
         <w:tc>
           <w:tcPr>
-            <w:tcW w:type="dxa" w:w="3168"/>
+            <w:tcW w:type="dxa" w:w="2880"/>
             <w:shd w:fill="1F4E78"/>
-            <w:tcBorders>
-              <w:top w:val="single" w:sz="4" w:color="D9D9D9"/>
-              <w:left w:val="single" w:sz="4" w:color="D9D9D9"/>
-              <w:bottom w:val="single" w:sz="4" w:color="D9D9D9"/>
-              <w:right w:val="single" w:sz="4" w:color="D9D9D9"/>
-              <w:insideH w:val="single" w:sz="4" w:color="D9D9D9"/>
-              <w:insideV w:val="single" w:sz="4" w:color="D9D9D9"/>
-            </w:tcBorders>
+            <w:tcMar>
+              <w:top w:w="115" w:type="dxa"/>
+              <w:left w:w="120" w:type="dxa"/>
+              <w:bottom w:w="115" w:type="dxa"/>
+              <w:right w:w="120" w:type="dxa"/>
+            </w:tcMar>
             <w:vAlign w:val="center"/>
           </w:tcPr>
           <w:p>
             <w:pPr>
+              <w:spacing w:after="0"/>
               <w:jc w:val="center"/>
             </w:pPr>
             <w:r>
               <w:rPr>
-                <w:rFonts w:ascii="Arial" w:hAnsi="Arial" w:eastAsia="Microsoft JhengHei"/>
+                <w:rFonts w:ascii="Microsoft JhengHei" w:hAnsi="Microsoft JhengHei" w:eastAsia="Microsoft JhengHei"/>
                 <w:b/>
                 <w:color w:val="FFFFFF"/>
-                <w:sz w:val="18"/>
+                <w:sz w:val="19"/>
               </w:rPr>
               <w:t>情況</w:t>
             </w:r>
@@ -2997,28 +1724,27 @@
         </w:tc>
         <w:tc>
           <w:tcPr>
-            <w:tcW w:type="dxa" w:w="6120"/>
+            <w:tcW w:type="dxa" w:w="6263"/>
             <w:shd w:fill="1F4E78"/>
-            <w:tcBorders>
-              <w:top w:val="single" w:sz="4" w:color="D9D9D9"/>
-              <w:left w:val="single" w:sz="4" w:color="D9D9D9"/>
-              <w:bottom w:val="single" w:sz="4" w:color="D9D9D9"/>
-              <w:right w:val="single" w:sz="4" w:color="D9D9D9"/>
-              <w:insideH w:val="single" w:sz="4" w:color="D9D9D9"/>
-              <w:insideV w:val="single" w:sz="4" w:color="D9D9D9"/>
-            </w:tcBorders>
+            <w:tcMar>
+              <w:top w:w="115" w:type="dxa"/>
+              <w:left w:w="120" w:type="dxa"/>
+              <w:bottom w:w="115" w:type="dxa"/>
+              <w:right w:w="120" w:type="dxa"/>
+            </w:tcMar>
             <w:vAlign w:val="center"/>
           </w:tcPr>
           <w:p>
             <w:pPr>
+              <w:spacing w:after="0"/>
               <w:jc w:val="center"/>
             </w:pPr>
             <w:r>
               <w:rPr>
-                <w:rFonts w:ascii="Arial" w:hAnsi="Arial" w:eastAsia="Microsoft JhengHei"/>
+                <w:rFonts w:ascii="Microsoft JhengHei" w:hAnsi="Microsoft JhengHei" w:eastAsia="Microsoft JhengHei"/>
                 <w:b/>
                 <w:color w:val="FFFFFF"/>
-                <w:sz w:val="18"/>
+                <w:sz w:val="19"/>
               </w:rPr>
               <w:t>處理方式</w:t>
             </w:r>
@@ -3026,28 +1752,84 @@
         </w:tc>
       </w:tr>
       <w:tr>
+        <w:trPr>
+          <w:cantSplit/>
+        </w:trPr>
         <w:tc>
           <w:tcPr>
-            <w:tcW w:type="dxa" w:w="3168"/>
+            <w:tcW w:type="dxa" w:w="2880"/>
+            <w:tcMar>
+              <w:top w:w="100" w:type="dxa"/>
+              <w:left w:w="120" w:type="dxa"/>
+              <w:bottom w:w="100" w:type="dxa"/>
+              <w:right w:w="120" w:type="dxa"/>
+            </w:tcMar>
             <w:vAlign w:val="center"/>
-            <w:tcBorders>
-              <w:top w:val="single" w:sz="4" w:color="D9D9D9"/>
-              <w:left w:val="single" w:sz="4" w:color="D9D9D9"/>
-              <w:bottom w:val="single" w:sz="4" w:color="D9D9D9"/>
-              <w:right w:val="single" w:sz="4" w:color="D9D9D9"/>
-              <w:insideH w:val="single" w:sz="4" w:color="D9D9D9"/>
-              <w:insideV w:val="single" w:sz="4" w:color="D9D9D9"/>
-            </w:tcBorders>
           </w:tcPr>
           <w:p>
             <w:pPr>
-              <w:spacing w:after="40" w:line="252" w:lineRule="auto"/>
-              <w:jc w:val="center"/>
+              <w:spacing w:after="0"/>
+              <w:jc w:val="left"/>
             </w:pPr>
             <w:r>
               <w:rPr>
-                <w:rFonts w:ascii="Arial" w:hAnsi="Arial" w:eastAsia="Microsoft JhengHei"/>
-                <w:color w:val="000000"/>
+                <w:rFonts w:ascii="Microsoft JhengHei" w:hAnsi="Microsoft JhengHei" w:eastAsia="Microsoft JhengHei"/>
+                <w:sz w:val="18"/>
+              </w:rPr>
+              <w:t>登入後看到前一個帳號資料</w:t>
+            </w:r>
+          </w:p>
+        </w:tc>
+        <w:tc>
+          <w:tcPr>
+            <w:tcW w:type="dxa" w:w="6263"/>
+            <w:tcMar>
+              <w:top w:w="100" w:type="dxa"/>
+              <w:left w:w="120" w:type="dxa"/>
+              <w:bottom w:w="100" w:type="dxa"/>
+              <w:right w:w="120" w:type="dxa"/>
+            </w:tcMar>
+            <w:vAlign w:val="center"/>
+          </w:tcPr>
+          <w:p>
+            <w:pPr>
+              <w:spacing w:after="0"/>
+              <w:jc w:val="left"/>
+            </w:pPr>
+            <w:r>
+              <w:rPr>
+                <w:rFonts w:ascii="Microsoft JhengHei" w:hAnsi="Microsoft JhengHei" w:eastAsia="Microsoft JhengHei"/>
+                <w:sz w:val="18"/>
+              </w:rPr>
+              <w:t>登出並重新登入；若仍存在，完整關閉 App 或重新整理網頁。系統會在帳號切換時清除頁面狀態與快取。</w:t>
+            </w:r>
+          </w:p>
+        </w:tc>
+      </w:tr>
+      <w:tr>
+        <w:trPr>
+          <w:cantSplit/>
+        </w:trPr>
+        <w:tc>
+          <w:tcPr>
+            <w:tcW w:type="dxa" w:w="2880"/>
+            <w:shd w:fill="F4F6F7"/>
+            <w:tcMar>
+              <w:top w:w="100" w:type="dxa"/>
+              <w:left w:w="120" w:type="dxa"/>
+              <w:bottom w:w="100" w:type="dxa"/>
+              <w:right w:w="120" w:type="dxa"/>
+            </w:tcMar>
+            <w:vAlign w:val="center"/>
+          </w:tcPr>
+          <w:p>
+            <w:pPr>
+              <w:spacing w:after="0"/>
+              <w:jc w:val="left"/>
+            </w:pPr>
+            <w:r>
+              <w:rPr>
+                <w:rFonts w:ascii="Microsoft JhengHei" w:hAnsi="Microsoft JhengHei" w:eastAsia="Microsoft JhengHei"/>
                 <w:sz w:val="18"/>
               </w:rPr>
               <w:t>本機資料在另一台裝置看不到</w:t>
@@ -3056,260 +1838,251 @@
         </w:tc>
         <w:tc>
           <w:tcPr>
-            <w:tcW w:type="dxa" w:w="6120"/>
+            <w:tcW w:type="dxa" w:w="6263"/>
+            <w:shd w:fill="F4F6F7"/>
+            <w:tcMar>
+              <w:top w:w="100" w:type="dxa"/>
+              <w:left w:w="120" w:type="dxa"/>
+              <w:bottom w:w="100" w:type="dxa"/>
+              <w:right w:w="120" w:type="dxa"/>
+            </w:tcMar>
             <w:vAlign w:val="center"/>
-            <w:tcBorders>
-              <w:top w:val="single" w:sz="4" w:color="D9D9D9"/>
-              <w:left w:val="single" w:sz="4" w:color="D9D9D9"/>
-              <w:bottom w:val="single" w:sz="4" w:color="D9D9D9"/>
-              <w:right w:val="single" w:sz="4" w:color="D9D9D9"/>
-              <w:insideH w:val="single" w:sz="4" w:color="D9D9D9"/>
-              <w:insideV w:val="single" w:sz="4" w:color="D9D9D9"/>
-            </w:tcBorders>
           </w:tcPr>
           <w:p>
             <w:pPr>
-              <w:spacing w:after="40" w:line="252" w:lineRule="auto"/>
+              <w:spacing w:after="0"/>
+              <w:jc w:val="left"/>
             </w:pPr>
             <w:r>
               <w:rPr>
-                <w:rFonts w:ascii="Arial" w:hAnsi="Arial" w:eastAsia="Microsoft JhengHei"/>
-                <w:color w:val="000000"/>
+                <w:rFonts w:ascii="Microsoft JhengHei" w:hAnsi="Microsoft JhengHei" w:eastAsia="Microsoft JhengHei"/>
                 <w:sz w:val="18"/>
               </w:rPr>
-              <w:t>本機不跨裝置同步；回原裝置匯出，或在額度內轉回雲端</w:t>
+              <w:t>本機資料不跨裝置同步。回到原裝置或原瀏覽器，或依額度規則切換至雲端。</w:t>
             </w:r>
           </w:p>
         </w:tc>
       </w:tr>
       <w:tr>
+        <w:trPr>
+          <w:cantSplit/>
+        </w:trPr>
         <w:tc>
           <w:tcPr>
-            <w:tcW w:type="dxa" w:w="3168"/>
-            <w:shd w:fill="F5F7F9"/>
+            <w:tcW w:type="dxa" w:w="2880"/>
+            <w:tcMar>
+              <w:top w:w="100" w:type="dxa"/>
+              <w:left w:w="120" w:type="dxa"/>
+              <w:bottom w:w="100" w:type="dxa"/>
+              <w:right w:w="120" w:type="dxa"/>
+            </w:tcMar>
             <w:vAlign w:val="center"/>
-            <w:tcBorders>
-              <w:top w:val="single" w:sz="4" w:color="D9D9D9"/>
-              <w:left w:val="single" w:sz="4" w:color="D9D9D9"/>
-              <w:bottom w:val="single" w:sz="4" w:color="D9D9D9"/>
-              <w:right w:val="single" w:sz="4" w:color="D9D9D9"/>
-              <w:insideH w:val="single" w:sz="4" w:color="D9D9D9"/>
-              <w:insideV w:val="single" w:sz="4" w:color="D9D9D9"/>
-            </w:tcBorders>
           </w:tcPr>
           <w:p>
             <w:pPr>
-              <w:spacing w:after="40" w:line="252" w:lineRule="auto"/>
-              <w:jc w:val="center"/>
+              <w:spacing w:after="0"/>
+              <w:jc w:val="left"/>
             </w:pPr>
             <w:r>
               <w:rPr>
-                <w:rFonts w:ascii="Arial" w:hAnsi="Arial" w:eastAsia="Microsoft JhengHei"/>
-                <w:color w:val="000000"/>
+                <w:rFonts w:ascii="Microsoft JhengHei" w:hAnsi="Microsoft JhengHei" w:eastAsia="Microsoft JhengHei"/>
                 <w:sz w:val="18"/>
               </w:rPr>
-              <w:t>額度滿仍只顯示儲存失敗</w:t>
+              <w:t>無法新增資料</w:t>
             </w:r>
           </w:p>
         </w:tc>
         <w:tc>
           <w:tcPr>
-            <w:tcW w:type="dxa" w:w="6120"/>
-            <w:shd w:fill="F5F7F9"/>
+            <w:tcW w:type="dxa" w:w="6263"/>
+            <w:tcMar>
+              <w:top w:w="100" w:type="dxa"/>
+              <w:left w:w="120" w:type="dxa"/>
+              <w:bottom w:w="100" w:type="dxa"/>
+              <w:right w:w="120" w:type="dxa"/>
+            </w:tcMar>
             <w:vAlign w:val="center"/>
-            <w:tcBorders>
-              <w:top w:val="single" w:sz="4" w:color="D9D9D9"/>
-              <w:left w:val="single" w:sz="4" w:color="D9D9D9"/>
-              <w:bottom w:val="single" w:sz="4" w:color="D9D9D9"/>
-              <w:right w:val="single" w:sz="4" w:color="D9D9D9"/>
-              <w:insideH w:val="single" w:sz="4" w:color="D9D9D9"/>
-              <w:insideV w:val="single" w:sz="4" w:color="D9D9D9"/>
-            </w:tcBorders>
           </w:tcPr>
           <w:p>
             <w:pPr>
-              <w:spacing w:after="40" w:line="252" w:lineRule="auto"/>
+              <w:spacing w:after="0"/>
+              <w:jc w:val="left"/>
             </w:pPr>
             <w:r>
               <w:rPr>
-                <w:rFonts w:ascii="Arial" w:hAnsi="Arial" w:eastAsia="Microsoft JhengHei"/>
-                <w:color w:val="000000"/>
+                <w:rFonts w:ascii="Microsoft JhengHei" w:hAnsi="Microsoft JhengHei" w:eastAsia="Microsoft JhengHei"/>
                 <w:sz w:val="18"/>
               </w:rPr>
-              <w:t>更新 App 後重試；正確訊息應列出已用、上限及可新增數</w:t>
+              <w:t>查看模組授權、資料儲存位置、方案有效期與額度；額度滿時先刪除舊資料、續訂或改用符合條件的本機方案。</w:t>
             </w:r>
           </w:p>
         </w:tc>
       </w:tr>
       <w:tr>
+        <w:trPr>
+          <w:cantSplit/>
+        </w:trPr>
         <w:tc>
           <w:tcPr>
-            <w:tcW w:type="dxa" w:w="3168"/>
+            <w:tcW w:type="dxa" w:w="2880"/>
+            <w:shd w:fill="F4F6F7"/>
+            <w:tcMar>
+              <w:top w:w="100" w:type="dxa"/>
+              <w:left w:w="120" w:type="dxa"/>
+              <w:bottom w:w="100" w:type="dxa"/>
+              <w:right w:w="120" w:type="dxa"/>
+            </w:tcMar>
             <w:vAlign w:val="center"/>
-            <w:tcBorders>
-              <w:top w:val="single" w:sz="4" w:color="D9D9D9"/>
-              <w:left w:val="single" w:sz="4" w:color="D9D9D9"/>
-              <w:bottom w:val="single" w:sz="4" w:color="D9D9D9"/>
-              <w:right w:val="single" w:sz="4" w:color="D9D9D9"/>
-              <w:insideH w:val="single" w:sz="4" w:color="D9D9D9"/>
-              <w:insideV w:val="single" w:sz="4" w:color="D9D9D9"/>
-            </w:tcBorders>
           </w:tcPr>
           <w:p>
             <w:pPr>
-              <w:spacing w:after="40" w:line="252" w:lineRule="auto"/>
-              <w:jc w:val="center"/>
+              <w:spacing w:after="0"/>
+              <w:jc w:val="left"/>
             </w:pPr>
             <w:r>
               <w:rPr>
-                <w:rFonts w:ascii="Arial" w:hAnsi="Arial" w:eastAsia="Microsoft JhengHei"/>
-                <w:color w:val="000000"/>
+                <w:rFonts w:ascii="Microsoft JhengHei" w:hAnsi="Microsoft JhengHei" w:eastAsia="Microsoft JhengHei"/>
                 <w:sz w:val="18"/>
               </w:rPr>
-              <w:t>行事曆有舊快取</w:t>
+              <w:t>行事曆分享失敗</w:t>
             </w:r>
           </w:p>
         </w:tc>
         <w:tc>
           <w:tcPr>
-            <w:tcW w:type="dxa" w:w="6120"/>
+            <w:tcW w:type="dxa" w:w="6263"/>
+            <w:shd w:fill="F4F6F7"/>
+            <w:tcMar>
+              <w:top w:w="100" w:type="dxa"/>
+              <w:left w:w="120" w:type="dxa"/>
+              <w:bottom w:w="100" w:type="dxa"/>
+              <w:right w:w="120" w:type="dxa"/>
+            </w:tcMar>
             <w:vAlign w:val="center"/>
-            <w:tcBorders>
-              <w:top w:val="single" w:sz="4" w:color="D9D9D9"/>
-              <w:left w:val="single" w:sz="4" w:color="D9D9D9"/>
-              <w:bottom w:val="single" w:sz="4" w:color="D9D9D9"/>
-              <w:right w:val="single" w:sz="4" w:color="D9D9D9"/>
-              <w:insideH w:val="single" w:sz="4" w:color="D9D9D9"/>
-              <w:insideV w:val="single" w:sz="4" w:color="D9D9D9"/>
-            </w:tcBorders>
           </w:tcPr>
           <w:p>
             <w:pPr>
-              <w:spacing w:after="40" w:line="252" w:lineRule="auto"/>
+              <w:spacing w:after="0"/>
+              <w:jc w:val="left"/>
             </w:pPr>
             <w:r>
               <w:rPr>
-                <w:rFonts w:ascii="Arial" w:hAnsi="Arial" w:eastAsia="Microsoft JhengHei"/>
-                <w:color w:val="000000"/>
+                <w:rFonts w:ascii="Microsoft JhengHei" w:hAnsi="Microsoft JhengHei" w:eastAsia="Microsoft JhengHei"/>
                 <w:sz w:val="18"/>
               </w:rPr>
-              <w:t>重新進入月份；由首頁加入行程後新版會同步清除受影響月份快取</w:t>
+              <w:t>確認為雲端模式、對方帳號存在、不是重複邀請，且分享人數未超額。</w:t>
             </w:r>
           </w:p>
         </w:tc>
       </w:tr>
       <w:tr>
+        <w:trPr>
+          <w:cantSplit/>
+        </w:trPr>
         <w:tc>
           <w:tcPr>
-            <w:tcW w:type="dxa" w:w="3168"/>
-            <w:shd w:fill="F5F7F9"/>
+            <w:tcW w:type="dxa" w:w="2880"/>
+            <w:tcMar>
+              <w:top w:w="100" w:type="dxa"/>
+              <w:left w:w="120" w:type="dxa"/>
+              <w:bottom w:w="100" w:type="dxa"/>
+              <w:right w:w="120" w:type="dxa"/>
+            </w:tcMar>
             <w:vAlign w:val="center"/>
-            <w:tcBorders>
-              <w:top w:val="single" w:sz="4" w:color="D9D9D9"/>
-              <w:left w:val="single" w:sz="4" w:color="D9D9D9"/>
-              <w:bottom w:val="single" w:sz="4" w:color="D9D9D9"/>
-              <w:right w:val="single" w:sz="4" w:color="D9D9D9"/>
-              <w:insideH w:val="single" w:sz="4" w:color="D9D9D9"/>
-              <w:insideV w:val="single" w:sz="4" w:color="D9D9D9"/>
-            </w:tcBorders>
           </w:tcPr>
           <w:p>
             <w:pPr>
-              <w:spacing w:after="40" w:line="252" w:lineRule="auto"/>
-              <w:jc w:val="center"/>
+              <w:spacing w:after="0"/>
+              <w:jc w:val="left"/>
             </w:pPr>
             <w:r>
               <w:rPr>
-                <w:rFonts w:ascii="Arial" w:hAnsi="Arial" w:eastAsia="Microsoft JhengHei"/>
-                <w:color w:val="000000"/>
+                <w:rFonts w:ascii="Microsoft JhengHei" w:hAnsi="Microsoft JhengHei" w:eastAsia="Microsoft JhengHei"/>
                 <w:sz w:val="18"/>
               </w:rPr>
-              <w:t>遊戲無法開始</w:t>
+              <w:t>推薦內容加入後日期不對</w:t>
             </w:r>
           </w:p>
         </w:tc>
         <w:tc>
           <w:tcPr>
-            <w:tcW w:type="dxa" w:w="6120"/>
-            <w:shd w:fill="F5F7F9"/>
+            <w:tcW w:type="dxa" w:w="6263"/>
+            <w:tcMar>
+              <w:top w:w="100" w:type="dxa"/>
+              <w:left w:w="120" w:type="dxa"/>
+              <w:bottom w:w="100" w:type="dxa"/>
+              <w:right w:w="120" w:type="dxa"/>
+            </w:tcMar>
             <w:vAlign w:val="center"/>
-            <w:tcBorders>
-              <w:top w:val="single" w:sz="4" w:color="D9D9D9"/>
-              <w:left w:val="single" w:sz="4" w:color="D9D9D9"/>
-              <w:bottom w:val="single" w:sz="4" w:color="D9D9D9"/>
-              <w:right w:val="single" w:sz="4" w:color="D9D9D9"/>
-              <w:insideH w:val="single" w:sz="4" w:color="D9D9D9"/>
-              <w:insideV w:val="single" w:sz="4" w:color="D9D9D9"/>
-            </w:tcBorders>
           </w:tcPr>
           <w:p>
             <w:pPr>
-              <w:spacing w:after="40" w:line="252" w:lineRule="auto"/>
+              <w:spacing w:after="0"/>
+              <w:jc w:val="left"/>
             </w:pPr>
             <w:r>
               <w:rPr>
-                <w:rFonts w:ascii="Arial" w:hAnsi="Arial" w:eastAsia="Microsoft JhengHei"/>
-                <w:color w:val="000000"/>
+                <w:rFonts w:ascii="Microsoft JhengHei" w:hAnsi="Microsoft JhengHei" w:eastAsia="Microsoft JhengHei"/>
                 <w:sz w:val="18"/>
               </w:rPr>
-              <w:t>確認已授權、題庫來源正確且可用題目達最低數</w:t>
+              <w:t>新增前確認視窗中的日期與時間。未開始內容應保留未來日期；已開始或時間已過才使用目前日期時間。</w:t>
             </w:r>
           </w:p>
         </w:tc>
       </w:tr>
       <w:tr>
+        <w:trPr>
+          <w:cantSplit/>
+        </w:trPr>
         <w:tc>
           <w:tcPr>
-            <w:tcW w:type="dxa" w:w="3168"/>
+            <w:tcW w:type="dxa" w:w="2880"/>
+            <w:shd w:fill="F4F6F7"/>
+            <w:tcMar>
+              <w:top w:w="100" w:type="dxa"/>
+              <w:left w:w="120" w:type="dxa"/>
+              <w:bottom w:w="100" w:type="dxa"/>
+              <w:right w:w="120" w:type="dxa"/>
+            </w:tcMar>
             <w:vAlign w:val="center"/>
-            <w:tcBorders>
-              <w:top w:val="single" w:sz="4" w:color="D9D9D9"/>
-              <w:left w:val="single" w:sz="4" w:color="D9D9D9"/>
-              <w:bottom w:val="single" w:sz="4" w:color="D9D9D9"/>
-              <w:right w:val="single" w:sz="4" w:color="D9D9D9"/>
-              <w:insideH w:val="single" w:sz="4" w:color="D9D9D9"/>
-              <w:insideV w:val="single" w:sz="4" w:color="D9D9D9"/>
-            </w:tcBorders>
           </w:tcPr>
           <w:p>
             <w:pPr>
-              <w:spacing w:after="40" w:line="252" w:lineRule="auto"/>
-              <w:jc w:val="center"/>
+              <w:spacing w:after="0"/>
+              <w:jc w:val="left"/>
             </w:pPr>
             <w:r>
               <w:rPr>
-                <w:rFonts w:ascii="Arial" w:hAnsi="Arial" w:eastAsia="Microsoft JhengHei"/>
-                <w:color w:val="000000"/>
+                <w:rFonts w:ascii="Microsoft JhengHei" w:hAnsi="Microsoft JhengHei" w:eastAsia="Microsoft JhengHei"/>
                 <w:sz w:val="18"/>
               </w:rPr>
-              <w:t>通知仍顯示已完成事件</w:t>
+              <w:t>Web 本機資料一直載入</w:t>
             </w:r>
           </w:p>
         </w:tc>
         <w:tc>
           <w:tcPr>
-            <w:tcW w:type="dxa" w:w="6120"/>
+            <w:tcW w:type="dxa" w:w="6263"/>
+            <w:shd w:fill="F4F6F7"/>
+            <w:tcMar>
+              <w:top w:w="100" w:type="dxa"/>
+              <w:left w:w="120" w:type="dxa"/>
+              <w:bottom w:w="100" w:type="dxa"/>
+              <w:right w:w="120" w:type="dxa"/>
+            </w:tcMar>
             <w:vAlign w:val="center"/>
-            <w:tcBorders>
-              <w:top w:val="single" w:sz="4" w:color="D9D9D9"/>
-              <w:left w:val="single" w:sz="4" w:color="D9D9D9"/>
-              <w:bottom w:val="single" w:sz="4" w:color="D9D9D9"/>
-              <w:right w:val="single" w:sz="4" w:color="D9D9D9"/>
-              <w:insideH w:val="single" w:sz="4" w:color="D9D9D9"/>
-              <w:insideV w:val="single" w:sz="4" w:color="D9D9D9"/>
-            </w:tcBorders>
           </w:tcPr>
           <w:p>
             <w:pPr>
-              <w:spacing w:after="40" w:line="252" w:lineRule="auto"/>
+              <w:spacing w:after="0"/>
+              <w:jc w:val="left"/>
             </w:pPr>
             <w:r>
               <w:rPr>
-                <w:rFonts w:ascii="Arial" w:hAnsi="Arial" w:eastAsia="Microsoft JhengHei"/>
-                <w:color w:val="000000"/>
+                <w:rFonts w:ascii="Microsoft JhengHei" w:hAnsi="Microsoft JhengHei" w:eastAsia="Microsoft JhengHei"/>
                 <w:sz w:val="18"/>
               </w:rPr>
-              <w:t>開啟 App 讓裝置同步完成狀態；確認通知權限及系統時間</w:t>
+              <w:t>確認瀏覽器允許 IndexedDB、未使用無痕模式且網站資料未被清除；重新登入後再開啟該頁。</w:t>
             </w:r>
           </w:p>
         </w:tc>
@@ -3317,14 +2090,13 @@
     </w:tbl>
     <w:p>
       <w:pPr>
-        <w:spacing w:after="20"/>
+        <w:spacing w:after="0"/>
       </w:pPr>
     </w:p>
     <w:sectPr>
-      <w:headerReference w:type="default" r:id="rId9"/>
-      <w:footerReference w:type="default" r:id="rId10"/>
+      <w:footerReference w:type="default" r:id="rId9"/>
       <w:pgSz w:w="12240" w:h="15840"/>
-      <w:pgMar w:top="1037" w:right="1123" w:bottom="936" w:left="1123" w:header="720" w:footer="720" w:gutter="0"/>
+      <w:pgMar w:top="1037" w:right="1123" w:bottom="979" w:left="1123" w:header="720" w:footer="720" w:gutter="0"/>
       <w:cols w:space="720"/>
       <w:docGrid w:linePitch="360"/>
     </w:sectPr>
@@ -3341,34 +2113,14 @@
     </w:pPr>
     <w:r>
       <w:rPr>
-        <w:rFonts w:ascii="Arial" w:hAnsi="Arial" w:eastAsia="Microsoft JhengHei"/>
-        <w:color w:val="666666"/>
-        <w:sz w:val="17"/>
-      </w:rPr>
-      <w:t xml:space="preserve">Life Pilot  |  </w:t>
-    </w:r>
-    <w:fldSimple w:instr="PAGE"/>
-  </w:p>
-</w:ftr>
-</file>
-
-<file path=word/header1.xml><?xml version="1.0" encoding="utf-8"?>
-<w:hdr xmlns:m="http://schemas.openxmlformats.org/officeDocument/2006/math" xmlns:mc="http://schemas.openxmlformats.org/markup-compatibility/2006" xmlns:mo="http://schemas.microsoft.com/office/mac/office/2008/main" xmlns:mv="urn:schemas-microsoft-com:mac:vml" xmlns:o="urn:schemas-microsoft-com:office:office" xmlns:r="http://schemas.openxmlformats.org/officeDocument/2006/relationships" xmlns:v="urn:schemas-microsoft-com:vml" xmlns:w10="urn:schemas-microsoft-com:office:word" xmlns:w14="http://schemas.microsoft.com/office/word/2010/wordml" xmlns:w="http://schemas.openxmlformats.org/wordprocessingml/2006/main" xmlns:wne="http://schemas.microsoft.com/office/word/2006/wordml" xmlns:wp14="http://schemas.microsoft.com/office/word/2010/wordprocessingDrawing" xmlns:wp="http://schemas.openxmlformats.org/drawingml/2006/wordprocessingDrawing" xmlns:wpc="http://schemas.microsoft.com/office/word/2010/wordprocessingCanvas" xmlns:wpg="http://schemas.microsoft.com/office/word/2010/wordprocessingGroup" xmlns:wpi="http://schemas.microsoft.com/office/word/2010/wordprocessingInk" xmlns:wps="http://schemas.microsoft.com/office/word/2010/wordprocessingShape" mc:Ignorable="w14 wp14">
-  <w:p>
-    <w:pPr>
-      <w:pStyle w:val="Header"/>
-      <w:jc w:val="right"/>
-    </w:pPr>
-    <w:r>
-      <w:rPr>
-        <w:rFonts w:ascii="Arial" w:hAnsi="Arial" w:eastAsia="Microsoft JhengHei"/>
+        <w:rFonts w:ascii="Microsoft JhengHei" w:hAnsi="Microsoft JhengHei" w:eastAsia="Microsoft JhengHei"/>
         <w:color w:val="666666"/>
         <w:sz w:val="17"/>
       </w:rPr>
       <w:t>Life Pilot 使用者操作說明</w:t>
     </w:r>
   </w:p>
-</w:hdr>
+</w:ftr>
 </file>
 
 <file path=word/numbering.xml><?xml version="1.0" encoding="utf-8"?>
@@ -3735,11 +2487,10 @@
     <w:qFormat/>
     <w:rsid w:val="00FC693F"/>
     <w:pPr>
-      <w:spacing w:after="100" w:line="283" w:lineRule="auto"/>
+      <w:spacing w:after="120" w:line="293" w:lineRule="auto"/>
     </w:pPr>
     <w:rPr>
-      <w:rFonts w:ascii="Arial" w:hAnsi="Arial" w:eastAsia="Microsoft JhengHei"/>
-      <w:color w:val="000000"/>
+      <w:rFonts w:ascii="Microsoft JhengHei" w:hAnsi="Microsoft JhengHei" w:eastAsia="Microsoft JhengHei"/>
       <w:sz w:val="21"/>
     </w:rPr>
   </w:style>
@@ -3798,15 +2549,15 @@
     <w:pPr>
       <w:keepNext/>
       <w:keepLines/>
-      <w:spacing w:before="280" w:after="140"/>
+      <w:spacing w:before="320" w:after="160"/>
       <w:outlineLvl w:val="0"/>
     </w:pPr>
     <w:rPr>
-      <w:rFonts w:asciiTheme="majorHAnsi" w:eastAsiaTheme="majorEastAsia" w:hAnsiTheme="majorHAnsi" w:cstheme="majorBidi" w:ascii="Arial" w:hAnsi="Arial" w:eastAsia="Microsoft JhengHei"/>
+      <w:rFonts w:asciiTheme="majorHAnsi" w:eastAsiaTheme="majorEastAsia" w:hAnsiTheme="majorHAnsi" w:cstheme="majorBidi" w:ascii="Microsoft JhengHei" w:hAnsi="Microsoft JhengHei" w:eastAsia="Microsoft JhengHei"/>
       <w:b/>
       <w:bCs/>
       <w:color w:val="000000"/>
-      <w:sz w:val="32"/>
+      <w:sz w:val="34"/>
       <w:szCs w:val="28"/>
     </w:rPr>
   </w:style>
@@ -3822,15 +2573,15 @@
     <w:pPr>
       <w:keepNext/>
       <w:keepLines/>
-      <w:spacing w:before="220" w:after="100"/>
+      <w:spacing w:before="240" w:after="100"/>
       <w:outlineLvl w:val="1"/>
     </w:pPr>
     <w:rPr>
-      <w:rFonts w:asciiTheme="majorHAnsi" w:eastAsiaTheme="majorEastAsia" w:hAnsiTheme="majorHAnsi" w:cstheme="majorBidi" w:ascii="Arial" w:hAnsi="Arial" w:eastAsia="Microsoft JhengHei"/>
+      <w:rFonts w:asciiTheme="majorHAnsi" w:eastAsiaTheme="majorEastAsia" w:hAnsiTheme="majorHAnsi" w:cstheme="majorBidi" w:ascii="Microsoft JhengHei" w:hAnsi="Microsoft JhengHei" w:eastAsia="Microsoft JhengHei"/>
       <w:b/>
       <w:bCs/>
       <w:color w:val="000000"/>
-      <w:sz w:val="26"/>
+      <w:sz w:val="27"/>
       <w:szCs w:val="26"/>
     </w:rPr>
   </w:style>
@@ -3846,15 +2597,15 @@
     <w:pPr>
       <w:keepNext/>
       <w:keepLines/>
-      <w:spacing w:before="160" w:after="80"/>
+      <w:spacing w:before="180" w:after="80"/>
       <w:outlineLvl w:val="2"/>
     </w:pPr>
     <w:rPr>
-      <w:rFonts w:asciiTheme="majorHAnsi" w:eastAsiaTheme="majorEastAsia" w:hAnsiTheme="majorHAnsi" w:cstheme="majorBidi" w:ascii="Arial" w:hAnsi="Arial" w:eastAsia="Microsoft JhengHei"/>
+      <w:rFonts w:asciiTheme="majorHAnsi" w:eastAsiaTheme="majorEastAsia" w:hAnsiTheme="majorHAnsi" w:cstheme="majorBidi" w:ascii="Microsoft JhengHei" w:hAnsi="Microsoft JhengHei" w:eastAsia="Microsoft JhengHei"/>
       <w:b/>
       <w:bCs/>
       <w:color w:val="000000"/>
-      <w:sz w:val="22"/>
+      <w:sz w:val="23"/>
     </w:rPr>
   </w:style>
   <w:style w:type="paragraph" w:styleId="Heading4">
@@ -4085,15 +2836,11 @@
     <w:qFormat/>
     <w:rsid w:val="00FC693F"/>
     <w:pPr>
-      <w:keepNext/>
-      <w:pBdr>
-        <w:bottom w:val="single" w:sz="8" w:space="4" w:color="4F81BD" w:themeColor="accent1"/>
-      </w:pBdr>
-      <w:spacing w:after="240" w:line="240" w:lineRule="auto" w:before="0"/>
+      <w:spacing w:after="240" w:line="240" w:lineRule="auto"/>
       <w:contextualSpacing/>
     </w:pPr>
     <w:rPr>
-      <w:rFonts w:asciiTheme="majorHAnsi" w:eastAsiaTheme="majorEastAsia" w:hAnsiTheme="majorHAnsi" w:cstheme="majorBidi" w:ascii="Arial" w:hAnsi="Arial" w:eastAsia="Microsoft JhengHei"/>
+      <w:rFonts w:asciiTheme="majorHAnsi" w:eastAsiaTheme="majorEastAsia" w:hAnsiTheme="majorHAnsi" w:cstheme="majorBidi" w:ascii="Microsoft JhengHei" w:hAnsi="Microsoft JhengHei" w:eastAsia="Microsoft JhengHei"/>
       <w:b/>
       <w:color w:val="000000"/>
       <w:spacing w:val="5"/>
@@ -4126,18 +2873,15 @@
     <w:qFormat/>
     <w:rsid w:val="00FC693F"/>
     <w:pPr>
-      <w:keepNext/>
       <w:numPr>
         <w:ilvl w:val="1"/>
       </w:numPr>
-      <w:spacing w:before="0" w:after="200"/>
     </w:pPr>
     <w:rPr>
-      <w:rFonts w:asciiTheme="majorHAnsi" w:eastAsiaTheme="majorEastAsia" w:hAnsiTheme="majorHAnsi" w:cstheme="majorBidi" w:ascii="Arial" w:hAnsi="Arial" w:eastAsia="Microsoft JhengHei"/>
-      <w:b w:val="0"/>
+      <w:rFonts w:asciiTheme="majorHAnsi" w:eastAsiaTheme="majorEastAsia" w:hAnsiTheme="majorHAnsi" w:cstheme="majorBidi"/>
       <w:i/>
       <w:iCs/>
-      <w:color w:val="000000"/>
+      <w:color w:val="4F81BD" w:themeColor="accent1"/>
       <w:spacing w:val="15"/>
       <w:sz w:val="24"/>
       <w:szCs w:val="24"/>

--- a/docs/Life_Pilot_使用者操作說明.docx
+++ b/docs/Life_Pilot_使用者操作說明.docx
@@ -2,10 +2,26 @@
 <file path=word/document.xml><?xml version="1.0" encoding="utf-8"?>
 <w:document xmlns:wpc="http://schemas.microsoft.com/office/word/2010/wordprocessingCanvas" xmlns:mo="http://schemas.microsoft.com/office/mac/office/2008/main" xmlns:mc="http://schemas.openxmlformats.org/markup-compatibility/2006" xmlns:mv="urn:schemas-microsoft-com:mac:vml" xmlns:o="urn:schemas-microsoft-com:office:office" xmlns:r="http://schemas.openxmlformats.org/officeDocument/2006/relationships" xmlns:m="http://schemas.openxmlformats.org/officeDocument/2006/math" xmlns:v="urn:schemas-microsoft-com:vml" xmlns:wp14="http://schemas.microsoft.com/office/word/2010/wordprocessingDrawing" xmlns:wp="http://schemas.openxmlformats.org/drawingml/2006/wordprocessingDrawing" xmlns:w10="urn:schemas-microsoft-com:office:word" xmlns:w="http://schemas.openxmlformats.org/wordprocessingml/2006/main" xmlns:w14="http://schemas.microsoft.com/office/word/2010/wordml" xmlns:wpg="http://schemas.microsoft.com/office/word/2010/wordprocessingGroup" xmlns:wpi="http://schemas.microsoft.com/office/word/2010/wordprocessingInk" xmlns:wne="http://schemas.microsoft.com/office/word/2006/wordml" xmlns:wps="http://schemas.microsoft.com/office/word/2010/wordprocessingShape" mc:Ignorable="w14 wp14">
   <w:body>
+    <w:p/>
+    <w:p/>
+    <w:p/>
     <w:p>
       <w:pPr>
+        <w:jc w:val="center"/>
+      </w:pPr>
+      <w:r>
+        <w:rPr>
+          <w:b/>
+          <w:color w:val="2F5597"/>
+          <w:sz w:val="28"/>
+        </w:rPr>
+        <w:t>LIFE PILOT</w:t>
+      </w:r>
+    </w:p>
+    <w:p>
+      <w:pPr>
         <w:pStyle w:val="Title"/>
-        <w:jc w:val="left"/>
+        <w:jc w:val="center"/>
       </w:pPr>
       <w:r>
         <w:t>Life Pilot 使用者操作說明</w:t>
@@ -13,59 +29,53 @@
     </w:p>
     <w:p>
       <w:pPr>
-        <w:spacing w:after="360"/>
+        <w:jc w:val="center"/>
       </w:pPr>
       <w:r>
         <w:rPr>
-          <w:rFonts w:ascii="Microsoft JhengHei" w:hAnsi="Microsoft JhengHei" w:eastAsia="Microsoft JhengHei"/>
-          <w:color w:val="404040"/>
-          <w:sz w:val="24"/>
+          <w:color w:val="595959"/>
+          <w:sz w:val="28"/>
         </w:rPr>
-        <w:t>涵蓋一般使用者 合作廠商 管理員及本機與雲端資料模式的完整操作</w:t>
+        <w:t>功能操作、資料模式、方案額度與個人資料指南</w:t>
       </w:r>
     </w:p>
+    <w:p/>
     <w:tbl>
       <w:tblPr>
         <w:tblW w:type="auto" w:w="0"/>
-        <w:jc w:val="left"/>
-        <w:tblLayout w:type="fixed"/>
+        <w:jc w:val="center"/>
+        <w:tblLayout w:type="autofit"/>
         <w:tblLook w:firstColumn="1" w:firstRow="1" w:lastColumn="0" w:lastRow="0" w:noHBand="0" w:noVBand="1" w:val="04A0"/>
-        <w:tblBorders>
-          <w:top w:val="single" w:sz="4" w:space="0" w:color="D9D9D9"/>
-          <w:left w:val="single" w:sz="4" w:space="0" w:color="D9D9D9"/>
-          <w:bottom w:val="single" w:sz="4" w:space="0" w:color="D9D9D9"/>
-          <w:right w:val="single" w:sz="4" w:space="0" w:color="D9D9D9"/>
-          <w:insideH w:val="single" w:sz="4" w:space="0" w:color="D9D9D9"/>
-          <w:insideV w:val="single" w:sz="4" w:space="0" w:color="D9D9D9"/>
-        </w:tblBorders>
       </w:tblPr>
       <w:tblGrid>
-        <w:gridCol w:w="3331"/>
-        <w:gridCol w:w="3331"/>
-        <w:gridCol w:w="3331"/>
+        <w:gridCol w:w="5083"/>
+        <w:gridCol w:w="5083"/>
       </w:tblGrid>
       <w:tr>
         <w:tc>
           <w:tcPr>
-            <w:tcW w:type="dxa" w:w="1944"/>
-            <w:shd w:fill="EAF2F8"/>
+            <w:tcW w:type="dxa" w:w="5083"/>
+            <w:shd w:fill="EAF1F8"/>
+            <w:tcBorders>
+              <w:top w:val="single" w:sz="6" w:color="D9D9D9"/>
+              <w:left w:val="single" w:sz="6" w:color="D9D9D9"/>
+              <w:bottom w:val="single" w:sz="6" w:color="D9D9D9"/>
+              <w:right w:val="single" w:sz="6" w:color="D9D9D9"/>
+              <w:insideH w:val="single" w:sz="6" w:color="D9D9D9"/>
+              <w:insideV w:val="single" w:sz="6" w:color="D9D9D9"/>
+            </w:tcBorders>
             <w:tcMar>
-              <w:top w:w="100" w:type="dxa"/>
-              <w:left w:w="120" w:type="dxa"/>
-              <w:bottom w:w="100" w:type="dxa"/>
-              <w:right w:w="120" w:type="dxa"/>
+              <w:top w:w="120" w:type="dxa"/>
+              <w:start w:w="130" w:type="dxa"/>
+              <w:bottom w:w="120" w:type="dxa"/>
+              <w:end w:w="130" w:type="dxa"/>
             </w:tcMar>
             <w:vAlign w:val="center"/>
           </w:tcPr>
           <w:p>
-            <w:pPr>
-              <w:spacing w:after="0"/>
-            </w:pPr>
             <w:r>
               <w:rPr>
-                <w:rFonts w:ascii="Microsoft JhengHei" w:hAnsi="Microsoft JhengHei" w:eastAsia="Microsoft JhengHei"/>
                 <w:b/>
-                <w:sz w:val="19"/>
               </w:rPr>
               <w:t>文件版本</w:t>
             </w:r>
@@ -73,51 +83,26 @@
         </w:tc>
         <w:tc>
           <w:tcPr>
-            <w:tcW w:type="dxa" w:w="3384"/>
+            <w:tcW w:type="dxa" w:w="5083"/>
+            <w:tcBorders>
+              <w:top w:val="single" w:sz="6" w:color="D9D9D9"/>
+              <w:left w:val="single" w:sz="6" w:color="D9D9D9"/>
+              <w:bottom w:val="single" w:sz="6" w:color="D9D9D9"/>
+              <w:right w:val="single" w:sz="6" w:color="D9D9D9"/>
+              <w:insideH w:val="single" w:sz="6" w:color="D9D9D9"/>
+              <w:insideV w:val="single" w:sz="6" w:color="D9D9D9"/>
+            </w:tcBorders>
             <w:tcMar>
-              <w:top w:w="100" w:type="dxa"/>
-              <w:left w:w="120" w:type="dxa"/>
-              <w:bottom w:w="100" w:type="dxa"/>
-              <w:right w:w="120" w:type="dxa"/>
+              <w:top w:w="120" w:type="dxa"/>
+              <w:start w:w="130" w:type="dxa"/>
+              <w:bottom w:w="120" w:type="dxa"/>
+              <w:end w:w="130" w:type="dxa"/>
             </w:tcMar>
             <w:vAlign w:val="center"/>
           </w:tcPr>
           <w:p>
-            <w:pPr>
-              <w:spacing w:after="0"/>
-            </w:pPr>
             <w:r>
-              <w:rPr>
-                <w:rFonts w:ascii="Microsoft JhengHei" w:hAnsi="Microsoft JhengHei" w:eastAsia="Microsoft JhengHei"/>
-                <w:b w:val="0"/>
-                <w:sz w:val="19"/>
-              </w:rPr>
-              <w:t>2026.10</w:t>
-            </w:r>
-          </w:p>
-        </w:tc>
-        <w:tc>
-          <w:tcPr>
-            <w:tcW w:type="dxa" w:w="4104"/>
-            <w:tcMar>
-              <w:top w:w="100" w:type="dxa"/>
-              <w:left w:w="120" w:type="dxa"/>
-              <w:bottom w:w="100" w:type="dxa"/>
-              <w:right w:w="120" w:type="dxa"/>
-            </w:tcMar>
-            <w:vAlign w:val="center"/>
-          </w:tcPr>
-          <w:p>
-            <w:pPr>
-              <w:spacing w:after="0"/>
-            </w:pPr>
-            <w:r>
-              <w:rPr>
-                <w:rFonts w:ascii="Microsoft JhengHei" w:hAnsi="Microsoft JhengHei" w:eastAsia="Microsoft JhengHei"/>
-                <w:b w:val="0"/>
-                <w:sz w:val="19"/>
-              </w:rPr>
-              <w:t>Life Pilot 1.0.0</w:t>
+              <w:t>2.0</w:t>
             </w:r>
           </w:p>
         </w:tc>
@@ -125,25 +110,28 @@
       <w:tr>
         <w:tc>
           <w:tcPr>
-            <w:tcW w:type="dxa" w:w="1944"/>
-            <w:shd w:fill="EAF2F8"/>
+            <w:tcW w:type="dxa" w:w="5083"/>
+            <w:shd w:fill="EAF1F8"/>
+            <w:tcBorders>
+              <w:top w:val="single" w:sz="6" w:color="D9D9D9"/>
+              <w:left w:val="single" w:sz="6" w:color="D9D9D9"/>
+              <w:bottom w:val="single" w:sz="6" w:color="D9D9D9"/>
+              <w:right w:val="single" w:sz="6" w:color="D9D9D9"/>
+              <w:insideH w:val="single" w:sz="6" w:color="D9D9D9"/>
+              <w:insideV w:val="single" w:sz="6" w:color="D9D9D9"/>
+            </w:tcBorders>
             <w:tcMar>
-              <w:top w:w="100" w:type="dxa"/>
-              <w:left w:w="120" w:type="dxa"/>
-              <w:bottom w:w="100" w:type="dxa"/>
-              <w:right w:w="120" w:type="dxa"/>
+              <w:top w:w="120" w:type="dxa"/>
+              <w:start w:w="130" w:type="dxa"/>
+              <w:bottom w:w="120" w:type="dxa"/>
+              <w:end w:w="130" w:type="dxa"/>
             </w:tcMar>
             <w:vAlign w:val="center"/>
           </w:tcPr>
           <w:p>
-            <w:pPr>
-              <w:spacing w:after="0"/>
-            </w:pPr>
             <w:r>
               <w:rPr>
-                <w:rFonts w:ascii="Microsoft JhengHei" w:hAnsi="Microsoft JhengHei" w:eastAsia="Microsoft JhengHei"/>
                 <w:b/>
-                <w:sz w:val="19"/>
               </w:rPr>
               <w:t>更新日期</w:t>
             </w:r>
@@ -151,51 +139,945 @@
         </w:tc>
         <w:tc>
           <w:tcPr>
-            <w:tcW w:type="dxa" w:w="3384"/>
+            <w:tcW w:type="dxa" w:w="5083"/>
+            <w:tcBorders>
+              <w:top w:val="single" w:sz="6" w:color="D9D9D9"/>
+              <w:left w:val="single" w:sz="6" w:color="D9D9D9"/>
+              <w:bottom w:val="single" w:sz="6" w:color="D9D9D9"/>
+              <w:right w:val="single" w:sz="6" w:color="D9D9D9"/>
+              <w:insideH w:val="single" w:sz="6" w:color="D9D9D9"/>
+              <w:insideV w:val="single" w:sz="6" w:color="D9D9D9"/>
+            </w:tcBorders>
             <w:tcMar>
-              <w:top w:w="100" w:type="dxa"/>
-              <w:left w:w="120" w:type="dxa"/>
-              <w:bottom w:w="100" w:type="dxa"/>
-              <w:right w:w="120" w:type="dxa"/>
+              <w:top w:w="120" w:type="dxa"/>
+              <w:start w:w="130" w:type="dxa"/>
+              <w:bottom w:w="120" w:type="dxa"/>
+              <w:end w:w="130" w:type="dxa"/>
             </w:tcMar>
             <w:vAlign w:val="center"/>
           </w:tcPr>
           <w:p>
-            <w:pPr>
-              <w:spacing w:after="0"/>
-            </w:pPr>
+            <w:r>
+              <w:t>2026-10-13</w:t>
+            </w:r>
+          </w:p>
+        </w:tc>
+      </w:tr>
+      <w:tr>
+        <w:tc>
+          <w:tcPr>
+            <w:tcW w:type="dxa" w:w="5083"/>
+            <w:shd w:fill="EAF1F8"/>
+            <w:tcBorders>
+              <w:top w:val="single" w:sz="6" w:color="D9D9D9"/>
+              <w:left w:val="single" w:sz="6" w:color="D9D9D9"/>
+              <w:bottom w:val="single" w:sz="6" w:color="D9D9D9"/>
+              <w:right w:val="single" w:sz="6" w:color="D9D9D9"/>
+              <w:insideH w:val="single" w:sz="6" w:color="D9D9D9"/>
+              <w:insideV w:val="single" w:sz="6" w:color="D9D9D9"/>
+            </w:tcBorders>
+            <w:tcMar>
+              <w:top w:w="120" w:type="dxa"/>
+              <w:start w:w="130" w:type="dxa"/>
+              <w:bottom w:w="120" w:type="dxa"/>
+              <w:end w:w="130" w:type="dxa"/>
+            </w:tcMar>
+            <w:vAlign w:val="center"/>
+          </w:tcPr>
+          <w:p>
             <w:r>
               <w:rPr>
-                <w:rFonts w:ascii="Microsoft JhengHei" w:hAnsi="Microsoft JhengHei" w:eastAsia="Microsoft JhengHei"/>
-                <w:b w:val="0"/>
-                <w:sz w:val="19"/>
+                <w:b/>
               </w:rPr>
-              <w:t>2026 年 10 月 7 日</w:t>
+              <w:t>適用對象</w:t>
             </w:r>
           </w:p>
         </w:tc>
         <w:tc>
           <w:tcPr>
-            <w:tcW w:type="dxa" w:w="4104"/>
+            <w:tcW w:type="dxa" w:w="5083"/>
+            <w:tcBorders>
+              <w:top w:val="single" w:sz="6" w:color="D9D9D9"/>
+              <w:left w:val="single" w:sz="6" w:color="D9D9D9"/>
+              <w:bottom w:val="single" w:sz="6" w:color="D9D9D9"/>
+              <w:right w:val="single" w:sz="6" w:color="D9D9D9"/>
+              <w:insideH w:val="single" w:sz="6" w:color="D9D9D9"/>
+              <w:insideV w:val="single" w:sz="6" w:color="D9D9D9"/>
+            </w:tcBorders>
             <w:tcMar>
-              <w:top w:w="100" w:type="dxa"/>
-              <w:left w:w="120" w:type="dxa"/>
-              <w:bottom w:w="100" w:type="dxa"/>
-              <w:right w:w="120" w:type="dxa"/>
+              <w:top w:w="120" w:type="dxa"/>
+              <w:start w:w="130" w:type="dxa"/>
+              <w:bottom w:w="120" w:type="dxa"/>
+              <w:end w:w="130" w:type="dxa"/>
             </w:tcMar>
             <w:vAlign w:val="center"/>
           </w:tcPr>
           <w:p>
+            <w:r>
+              <w:t>Life Pilot 一般使用者、合作廠商與管理者</w:t>
+            </w:r>
+          </w:p>
+        </w:tc>
+      </w:tr>
+    </w:tbl>
+    <w:p/>
+    <w:p>
+      <w:pPr>
+        <w:jc w:val="center"/>
+      </w:pPr>
+      <w:r>
+        <w:rPr>
+          <w:color w:val="595959"/>
+          <w:sz w:val="19"/>
+        </w:rPr>
+        <w:t>本文件依目前專案功能、資料規則、隱私權政策與服務條款重新編寫。</w:t>
+      </w:r>
+      <w:r>
+        <w:br w:type="page"/>
+      </w:r>
+    </w:p>
+    <w:p>
+      <w:pPr>
+        <w:pStyle w:val="Heading1"/>
+      </w:pPr>
+      <w:r>
+        <w:t>文件說明</w:t>
+      </w:r>
+    </w:p>
+    <w:p>
+      <w:r>
+        <w:rPr>
+          <w:rFonts w:ascii="Aptos" w:hAnsi="Aptos" w:eastAsia="Microsoft JhengHei"/>
+        </w:rPr>
+        <w:t>本文件為完整重寫版本，內容以 2026-10-13 的 Life Pilot 專案、資料規則與操作流程為準。畫面名稱或額度若由管理者建立的版本控制，請以 App 當下顯示內容為準。</w:t>
+      </w:r>
+    </w:p>
+    <w:p>
+      <w:pPr>
+        <w:pStyle w:val="Heading1"/>
+      </w:pPr>
+      <w:r>
+        <w:t>文件導覽</w:t>
+      </w:r>
+    </w:p>
+    <w:tbl>
+      <w:tblPr>
+        <w:tblW w:type="auto" w:w="0"/>
+        <w:jc w:val="center"/>
+        <w:tblLayout w:type="autofit"/>
+        <w:tblLook w:firstColumn="1" w:firstRow="1" w:lastColumn="0" w:lastRow="0" w:noHBand="0" w:noVBand="1" w:val="04A0"/>
+      </w:tblPr>
+      <w:tblGrid>
+        <w:gridCol w:w="5083"/>
+        <w:gridCol w:w="5083"/>
+      </w:tblGrid>
+      <w:tr>
+        <w:trPr>
+          <w:tblHeader w:val="true"/>
+        </w:trPr>
+        <w:tc>
+          <w:tcPr>
+            <w:tcW w:type="dxa" w:w="5083"/>
+            <w:vAlign w:val="center"/>
+            <w:tcBorders>
+              <w:top w:val="single" w:sz="6" w:color="D9D9D9"/>
+              <w:left w:val="single" w:sz="6" w:color="D9D9D9"/>
+              <w:bottom w:val="single" w:sz="6" w:color="D9D9D9"/>
+              <w:right w:val="single" w:sz="6" w:color="D9D9D9"/>
+              <w:insideH w:val="single" w:sz="6" w:color="D9D9D9"/>
+              <w:insideV w:val="single" w:sz="6" w:color="D9D9D9"/>
+            </w:tcBorders>
+            <w:tcMar>
+              <w:top w:w="90" w:type="dxa"/>
+              <w:start w:w="100" w:type="dxa"/>
+              <w:bottom w:w="90" w:type="dxa"/>
+              <w:end w:w="100" w:type="dxa"/>
+            </w:tcMar>
+            <w:shd w:fill="17365D"/>
+          </w:tcPr>
+          <w:p>
             <w:pPr>
-              <w:spacing w:after="0"/>
+              <w:spacing w:after="0" w:line="240" w:lineRule="auto"/>
             </w:pPr>
             <w:r>
               <w:rPr>
-                <w:rFonts w:ascii="Microsoft JhengHei" w:hAnsi="Microsoft JhengHei" w:eastAsia="Microsoft JhengHei"/>
-                <w:b w:val="0"/>
-                <w:sz w:val="19"/>
+                <w:rFonts w:ascii="Aptos" w:hAnsi="Aptos" w:eastAsia="Microsoft JhengHei"/>
+                <w:b/>
+                <w:color w:val="FFFFFF"/>
+                <w:sz w:val="17"/>
               </w:rPr>
-              <w:t>繁體中文版</w:t>
+              <w:t>章節</w:t>
+            </w:r>
+          </w:p>
+        </w:tc>
+        <w:tc>
+          <w:tcPr>
+            <w:tcW w:type="dxa" w:w="5083"/>
+            <w:vAlign w:val="center"/>
+            <w:tcBorders>
+              <w:top w:val="single" w:sz="6" w:color="D9D9D9"/>
+              <w:left w:val="single" w:sz="6" w:color="D9D9D9"/>
+              <w:bottom w:val="single" w:sz="6" w:color="D9D9D9"/>
+              <w:right w:val="single" w:sz="6" w:color="D9D9D9"/>
+              <w:insideH w:val="single" w:sz="6" w:color="D9D9D9"/>
+              <w:insideV w:val="single" w:sz="6" w:color="D9D9D9"/>
+            </w:tcBorders>
+            <w:tcMar>
+              <w:top w:w="90" w:type="dxa"/>
+              <w:start w:w="100" w:type="dxa"/>
+              <w:bottom w:w="90" w:type="dxa"/>
+              <w:end w:w="100" w:type="dxa"/>
+            </w:tcMar>
+            <w:shd w:fill="17365D"/>
+          </w:tcPr>
+          <w:p>
+            <w:pPr>
+              <w:spacing w:after="0" w:line="240" w:lineRule="auto"/>
+            </w:pPr>
+            <w:r>
+              <w:rPr>
+                <w:rFonts w:ascii="Aptos" w:hAnsi="Aptos" w:eastAsia="Microsoft JhengHei"/>
+                <w:b/>
+                <w:color w:val="FFFFFF"/>
+                <w:sz w:val="17"/>
+              </w:rPr>
+              <w:t>內容</w:t>
+            </w:r>
+          </w:p>
+        </w:tc>
+      </w:tr>
+      <w:tr>
+        <w:tc>
+          <w:tcPr>
+            <w:tcW w:type="dxa" w:w="5083"/>
+            <w:vAlign w:val="center"/>
+            <w:tcBorders>
+              <w:top w:val="single" w:sz="6" w:color="D9D9D9"/>
+              <w:left w:val="single" w:sz="6" w:color="D9D9D9"/>
+              <w:bottom w:val="single" w:sz="6" w:color="D9D9D9"/>
+              <w:right w:val="single" w:sz="6" w:color="D9D9D9"/>
+              <w:insideH w:val="single" w:sz="6" w:color="D9D9D9"/>
+              <w:insideV w:val="single" w:sz="6" w:color="D9D9D9"/>
+            </w:tcBorders>
+            <w:tcMar>
+              <w:top w:w="90" w:type="dxa"/>
+              <w:start w:w="100" w:type="dxa"/>
+              <w:bottom w:w="90" w:type="dxa"/>
+              <w:end w:w="100" w:type="dxa"/>
+            </w:tcMar>
+          </w:tcPr>
+          <w:p>
+            <w:pPr>
+              <w:spacing w:after="0" w:line="240" w:lineRule="auto"/>
+            </w:pPr>
+            <w:r>
+              <w:rPr>
+                <w:rFonts w:ascii="Aptos" w:hAnsi="Aptos" w:eastAsia="Microsoft JhengHei"/>
+                <w:sz w:val="17"/>
+              </w:rPr>
+              <w:t>1</w:t>
+            </w:r>
+          </w:p>
+        </w:tc>
+        <w:tc>
+          <w:tcPr>
+            <w:tcW w:type="dxa" w:w="5083"/>
+            <w:vAlign w:val="center"/>
+            <w:tcBorders>
+              <w:top w:val="single" w:sz="6" w:color="D9D9D9"/>
+              <w:left w:val="single" w:sz="6" w:color="D9D9D9"/>
+              <w:bottom w:val="single" w:sz="6" w:color="D9D9D9"/>
+              <w:right w:val="single" w:sz="6" w:color="D9D9D9"/>
+              <w:insideH w:val="single" w:sz="6" w:color="D9D9D9"/>
+              <w:insideV w:val="single" w:sz="6" w:color="D9D9D9"/>
+            </w:tcBorders>
+            <w:tcMar>
+              <w:top w:w="90" w:type="dxa"/>
+              <w:start w:w="100" w:type="dxa"/>
+              <w:bottom w:w="90" w:type="dxa"/>
+              <w:end w:w="100" w:type="dxa"/>
+            </w:tcMar>
+          </w:tcPr>
+          <w:p>
+            <w:pPr>
+              <w:spacing w:after="0" w:line="240" w:lineRule="auto"/>
+            </w:pPr>
+            <w:r>
+              <w:rPr>
+                <w:rFonts w:ascii="Aptos" w:hAnsi="Aptos" w:eastAsia="Microsoft JhengHei"/>
+                <w:sz w:val="17"/>
+              </w:rPr>
+              <w:t>1. Life Pilot 可以做什麼</w:t>
+            </w:r>
+          </w:p>
+        </w:tc>
+      </w:tr>
+      <w:tr>
+        <w:tc>
+          <w:tcPr>
+            <w:tcW w:type="dxa" w:w="5083"/>
+            <w:vAlign w:val="center"/>
+            <w:tcBorders>
+              <w:top w:val="single" w:sz="6" w:color="D9D9D9"/>
+              <w:left w:val="single" w:sz="6" w:color="D9D9D9"/>
+              <w:bottom w:val="single" w:sz="6" w:color="D9D9D9"/>
+              <w:right w:val="single" w:sz="6" w:color="D9D9D9"/>
+              <w:insideH w:val="single" w:sz="6" w:color="D9D9D9"/>
+              <w:insideV w:val="single" w:sz="6" w:color="D9D9D9"/>
+            </w:tcBorders>
+            <w:tcMar>
+              <w:top w:w="90" w:type="dxa"/>
+              <w:start w:w="100" w:type="dxa"/>
+              <w:bottom w:w="90" w:type="dxa"/>
+              <w:end w:w="100" w:type="dxa"/>
+            </w:tcMar>
+            <w:shd w:fill="F8FAFC"/>
+          </w:tcPr>
+          <w:p>
+            <w:pPr>
+              <w:spacing w:after="0" w:line="240" w:lineRule="auto"/>
+            </w:pPr>
+            <w:r>
+              <w:rPr>
+                <w:rFonts w:ascii="Aptos" w:hAnsi="Aptos" w:eastAsia="Microsoft JhengHei"/>
+                <w:sz w:val="17"/>
+              </w:rPr>
+              <w:t>2</w:t>
+            </w:r>
+          </w:p>
+        </w:tc>
+        <w:tc>
+          <w:tcPr>
+            <w:tcW w:type="dxa" w:w="5083"/>
+            <w:vAlign w:val="center"/>
+            <w:tcBorders>
+              <w:top w:val="single" w:sz="6" w:color="D9D9D9"/>
+              <w:left w:val="single" w:sz="6" w:color="D9D9D9"/>
+              <w:bottom w:val="single" w:sz="6" w:color="D9D9D9"/>
+              <w:right w:val="single" w:sz="6" w:color="D9D9D9"/>
+              <w:insideH w:val="single" w:sz="6" w:color="D9D9D9"/>
+              <w:insideV w:val="single" w:sz="6" w:color="D9D9D9"/>
+            </w:tcBorders>
+            <w:tcMar>
+              <w:top w:w="90" w:type="dxa"/>
+              <w:start w:w="100" w:type="dxa"/>
+              <w:bottom w:w="90" w:type="dxa"/>
+              <w:end w:w="100" w:type="dxa"/>
+            </w:tcMar>
+            <w:shd w:fill="F8FAFC"/>
+          </w:tcPr>
+          <w:p>
+            <w:pPr>
+              <w:spacing w:after="0" w:line="240" w:lineRule="auto"/>
+            </w:pPr>
+            <w:r>
+              <w:rPr>
+                <w:rFonts w:ascii="Aptos" w:hAnsi="Aptos" w:eastAsia="Microsoft JhengHei"/>
+                <w:sz w:val="17"/>
+              </w:rPr>
+              <w:t>2. 註冊、登入與重設密碼</w:t>
+            </w:r>
+          </w:p>
+        </w:tc>
+      </w:tr>
+      <w:tr>
+        <w:tc>
+          <w:tcPr>
+            <w:tcW w:type="dxa" w:w="5083"/>
+            <w:vAlign w:val="center"/>
+            <w:tcBorders>
+              <w:top w:val="single" w:sz="6" w:color="D9D9D9"/>
+              <w:left w:val="single" w:sz="6" w:color="D9D9D9"/>
+              <w:bottom w:val="single" w:sz="6" w:color="D9D9D9"/>
+              <w:right w:val="single" w:sz="6" w:color="D9D9D9"/>
+              <w:insideH w:val="single" w:sz="6" w:color="D9D9D9"/>
+              <w:insideV w:val="single" w:sz="6" w:color="D9D9D9"/>
+            </w:tcBorders>
+            <w:tcMar>
+              <w:top w:w="90" w:type="dxa"/>
+              <w:start w:w="100" w:type="dxa"/>
+              <w:bottom w:w="90" w:type="dxa"/>
+              <w:end w:w="100" w:type="dxa"/>
+            </w:tcMar>
+          </w:tcPr>
+          <w:p>
+            <w:pPr>
+              <w:spacing w:after="0" w:line="240" w:lineRule="auto"/>
+            </w:pPr>
+            <w:r>
+              <w:rPr>
+                <w:rFonts w:ascii="Aptos" w:hAnsi="Aptos" w:eastAsia="Microsoft JhengHei"/>
+                <w:sz w:val="17"/>
+              </w:rPr>
+              <w:t>3</w:t>
+            </w:r>
+          </w:p>
+        </w:tc>
+        <w:tc>
+          <w:tcPr>
+            <w:tcW w:type="dxa" w:w="5083"/>
+            <w:vAlign w:val="center"/>
+            <w:tcBorders>
+              <w:top w:val="single" w:sz="6" w:color="D9D9D9"/>
+              <w:left w:val="single" w:sz="6" w:color="D9D9D9"/>
+              <w:bottom w:val="single" w:sz="6" w:color="D9D9D9"/>
+              <w:right w:val="single" w:sz="6" w:color="D9D9D9"/>
+              <w:insideH w:val="single" w:sz="6" w:color="D9D9D9"/>
+              <w:insideV w:val="single" w:sz="6" w:color="D9D9D9"/>
+            </w:tcBorders>
+            <w:tcMar>
+              <w:top w:w="90" w:type="dxa"/>
+              <w:start w:w="100" w:type="dxa"/>
+              <w:bottom w:w="90" w:type="dxa"/>
+              <w:end w:w="100" w:type="dxa"/>
+            </w:tcMar>
+          </w:tcPr>
+          <w:p>
+            <w:pPr>
+              <w:spacing w:after="0" w:line="240" w:lineRule="auto"/>
+            </w:pPr>
+            <w:r>
+              <w:rPr>
+                <w:rFonts w:ascii="Aptos" w:hAnsi="Aptos" w:eastAsia="Microsoft JhengHei"/>
+                <w:sz w:val="17"/>
+              </w:rPr>
+              <w:t>3. 雲端模式與此裝置模式</w:t>
+            </w:r>
+          </w:p>
+        </w:tc>
+      </w:tr>
+      <w:tr>
+        <w:tc>
+          <w:tcPr>
+            <w:tcW w:type="dxa" w:w="5083"/>
+            <w:vAlign w:val="center"/>
+            <w:tcBorders>
+              <w:top w:val="single" w:sz="6" w:color="D9D9D9"/>
+              <w:left w:val="single" w:sz="6" w:color="D9D9D9"/>
+              <w:bottom w:val="single" w:sz="6" w:color="D9D9D9"/>
+              <w:right w:val="single" w:sz="6" w:color="D9D9D9"/>
+              <w:insideH w:val="single" w:sz="6" w:color="D9D9D9"/>
+              <w:insideV w:val="single" w:sz="6" w:color="D9D9D9"/>
+            </w:tcBorders>
+            <w:tcMar>
+              <w:top w:w="90" w:type="dxa"/>
+              <w:start w:w="100" w:type="dxa"/>
+              <w:bottom w:w="90" w:type="dxa"/>
+              <w:end w:w="100" w:type="dxa"/>
+            </w:tcMar>
+            <w:shd w:fill="F8FAFC"/>
+          </w:tcPr>
+          <w:p>
+            <w:pPr>
+              <w:spacing w:after="0" w:line="240" w:lineRule="auto"/>
+            </w:pPr>
+            <w:r>
+              <w:rPr>
+                <w:rFonts w:ascii="Aptos" w:hAnsi="Aptos" w:eastAsia="Microsoft JhengHei"/>
+                <w:sz w:val="17"/>
+              </w:rPr>
+              <w:t>4</w:t>
+            </w:r>
+          </w:p>
+        </w:tc>
+        <w:tc>
+          <w:tcPr>
+            <w:tcW w:type="dxa" w:w="5083"/>
+            <w:vAlign w:val="center"/>
+            <w:tcBorders>
+              <w:top w:val="single" w:sz="6" w:color="D9D9D9"/>
+              <w:left w:val="single" w:sz="6" w:color="D9D9D9"/>
+              <w:bottom w:val="single" w:sz="6" w:color="D9D9D9"/>
+              <w:right w:val="single" w:sz="6" w:color="D9D9D9"/>
+              <w:insideH w:val="single" w:sz="6" w:color="D9D9D9"/>
+              <w:insideV w:val="single" w:sz="6" w:color="D9D9D9"/>
+            </w:tcBorders>
+            <w:tcMar>
+              <w:top w:w="90" w:type="dxa"/>
+              <w:start w:w="100" w:type="dxa"/>
+              <w:bottom w:w="90" w:type="dxa"/>
+              <w:end w:w="100" w:type="dxa"/>
+            </w:tcMar>
+            <w:shd w:fill="F8FAFC"/>
+          </w:tcPr>
+          <w:p>
+            <w:pPr>
+              <w:spacing w:after="0" w:line="240" w:lineRule="auto"/>
+            </w:pPr>
+            <w:r>
+              <w:rPr>
+                <w:rFonts w:ascii="Aptos" w:hAnsi="Aptos" w:eastAsia="Microsoft JhengHei"/>
+                <w:sz w:val="17"/>
+              </w:rPr>
+              <w:t>4. 方案與額度</w:t>
+            </w:r>
+          </w:p>
+        </w:tc>
+      </w:tr>
+      <w:tr>
+        <w:tc>
+          <w:tcPr>
+            <w:tcW w:type="dxa" w:w="5083"/>
+            <w:vAlign w:val="center"/>
+            <w:tcBorders>
+              <w:top w:val="single" w:sz="6" w:color="D9D9D9"/>
+              <w:left w:val="single" w:sz="6" w:color="D9D9D9"/>
+              <w:bottom w:val="single" w:sz="6" w:color="D9D9D9"/>
+              <w:right w:val="single" w:sz="6" w:color="D9D9D9"/>
+              <w:insideH w:val="single" w:sz="6" w:color="D9D9D9"/>
+              <w:insideV w:val="single" w:sz="6" w:color="D9D9D9"/>
+            </w:tcBorders>
+            <w:tcMar>
+              <w:top w:w="90" w:type="dxa"/>
+              <w:start w:w="100" w:type="dxa"/>
+              <w:bottom w:w="90" w:type="dxa"/>
+              <w:end w:w="100" w:type="dxa"/>
+            </w:tcMar>
+          </w:tcPr>
+          <w:p>
+            <w:pPr>
+              <w:spacing w:after="0" w:line="240" w:lineRule="auto"/>
+            </w:pPr>
+            <w:r>
+              <w:rPr>
+                <w:rFonts w:ascii="Aptos" w:hAnsi="Aptos" w:eastAsia="Microsoft JhengHei"/>
+                <w:sz w:val="17"/>
+              </w:rPr>
+              <w:t>5</w:t>
+            </w:r>
+          </w:p>
+        </w:tc>
+        <w:tc>
+          <w:tcPr>
+            <w:tcW w:type="dxa" w:w="5083"/>
+            <w:vAlign w:val="center"/>
+            <w:tcBorders>
+              <w:top w:val="single" w:sz="6" w:color="D9D9D9"/>
+              <w:left w:val="single" w:sz="6" w:color="D9D9D9"/>
+              <w:bottom w:val="single" w:sz="6" w:color="D9D9D9"/>
+              <w:right w:val="single" w:sz="6" w:color="D9D9D9"/>
+              <w:insideH w:val="single" w:sz="6" w:color="D9D9D9"/>
+              <w:insideV w:val="single" w:sz="6" w:color="D9D9D9"/>
+            </w:tcBorders>
+            <w:tcMar>
+              <w:top w:w="90" w:type="dxa"/>
+              <w:start w:w="100" w:type="dxa"/>
+              <w:bottom w:w="90" w:type="dxa"/>
+              <w:end w:w="100" w:type="dxa"/>
+            </w:tcMar>
+          </w:tcPr>
+          <w:p>
+            <w:pPr>
+              <w:spacing w:after="0" w:line="240" w:lineRule="auto"/>
+            </w:pPr>
+            <w:r>
+              <w:rPr>
+                <w:rFonts w:ascii="Aptos" w:hAnsi="Aptos" w:eastAsia="Microsoft JhengHei"/>
+                <w:sz w:val="17"/>
+              </w:rPr>
+              <w:t>5. 首頁</w:t>
+            </w:r>
+          </w:p>
+        </w:tc>
+      </w:tr>
+      <w:tr>
+        <w:tc>
+          <w:tcPr>
+            <w:tcW w:type="dxa" w:w="5083"/>
+            <w:vAlign w:val="center"/>
+            <w:tcBorders>
+              <w:top w:val="single" w:sz="6" w:color="D9D9D9"/>
+              <w:left w:val="single" w:sz="6" w:color="D9D9D9"/>
+              <w:bottom w:val="single" w:sz="6" w:color="D9D9D9"/>
+              <w:right w:val="single" w:sz="6" w:color="D9D9D9"/>
+              <w:insideH w:val="single" w:sz="6" w:color="D9D9D9"/>
+              <w:insideV w:val="single" w:sz="6" w:color="D9D9D9"/>
+            </w:tcBorders>
+            <w:tcMar>
+              <w:top w:w="90" w:type="dxa"/>
+              <w:start w:w="100" w:type="dxa"/>
+              <w:bottom w:w="90" w:type="dxa"/>
+              <w:end w:w="100" w:type="dxa"/>
+            </w:tcMar>
+            <w:shd w:fill="F8FAFC"/>
+          </w:tcPr>
+          <w:p>
+            <w:pPr>
+              <w:spacing w:after="0" w:line="240" w:lineRule="auto"/>
+            </w:pPr>
+            <w:r>
+              <w:rPr>
+                <w:rFonts w:ascii="Aptos" w:hAnsi="Aptos" w:eastAsia="Microsoft JhengHei"/>
+                <w:sz w:val="17"/>
+              </w:rPr>
+              <w:t>6</w:t>
+            </w:r>
+          </w:p>
+        </w:tc>
+        <w:tc>
+          <w:tcPr>
+            <w:tcW w:type="dxa" w:w="5083"/>
+            <w:vAlign w:val="center"/>
+            <w:tcBorders>
+              <w:top w:val="single" w:sz="6" w:color="D9D9D9"/>
+              <w:left w:val="single" w:sz="6" w:color="D9D9D9"/>
+              <w:bottom w:val="single" w:sz="6" w:color="D9D9D9"/>
+              <w:right w:val="single" w:sz="6" w:color="D9D9D9"/>
+              <w:insideH w:val="single" w:sz="6" w:color="D9D9D9"/>
+              <w:insideV w:val="single" w:sz="6" w:color="D9D9D9"/>
+            </w:tcBorders>
+            <w:tcMar>
+              <w:top w:w="90" w:type="dxa"/>
+              <w:start w:w="100" w:type="dxa"/>
+              <w:bottom w:w="90" w:type="dxa"/>
+              <w:end w:w="100" w:type="dxa"/>
+            </w:tcMar>
+            <w:shd w:fill="F8FAFC"/>
+          </w:tcPr>
+          <w:p>
+            <w:pPr>
+              <w:spacing w:after="0" w:line="240" w:lineRule="auto"/>
+            </w:pPr>
+            <w:r>
+              <w:rPr>
+                <w:rFonts w:ascii="Aptos" w:hAnsi="Aptos" w:eastAsia="Microsoft JhengHei"/>
+                <w:sz w:val="17"/>
+              </w:rPr>
+              <w:t>6. 行事曆與分享</w:t>
+            </w:r>
+          </w:p>
+        </w:tc>
+      </w:tr>
+      <w:tr>
+        <w:tc>
+          <w:tcPr>
+            <w:tcW w:type="dxa" w:w="5083"/>
+            <w:vAlign w:val="center"/>
+            <w:tcBorders>
+              <w:top w:val="single" w:sz="6" w:color="D9D9D9"/>
+              <w:left w:val="single" w:sz="6" w:color="D9D9D9"/>
+              <w:bottom w:val="single" w:sz="6" w:color="D9D9D9"/>
+              <w:right w:val="single" w:sz="6" w:color="D9D9D9"/>
+              <w:insideH w:val="single" w:sz="6" w:color="D9D9D9"/>
+              <w:insideV w:val="single" w:sz="6" w:color="D9D9D9"/>
+            </w:tcBorders>
+            <w:tcMar>
+              <w:top w:w="90" w:type="dxa"/>
+              <w:start w:w="100" w:type="dxa"/>
+              <w:bottom w:w="90" w:type="dxa"/>
+              <w:end w:w="100" w:type="dxa"/>
+            </w:tcMar>
+          </w:tcPr>
+          <w:p>
+            <w:pPr>
+              <w:spacing w:after="0" w:line="240" w:lineRule="auto"/>
+            </w:pPr>
+            <w:r>
+              <w:rPr>
+                <w:rFonts w:ascii="Aptos" w:hAnsi="Aptos" w:eastAsia="Microsoft JhengHei"/>
+                <w:sz w:val="17"/>
+              </w:rPr>
+              <w:t>7</w:t>
+            </w:r>
+          </w:p>
+        </w:tc>
+        <w:tc>
+          <w:tcPr>
+            <w:tcW w:type="dxa" w:w="5083"/>
+            <w:vAlign w:val="center"/>
+            <w:tcBorders>
+              <w:top w:val="single" w:sz="6" w:color="D9D9D9"/>
+              <w:left w:val="single" w:sz="6" w:color="D9D9D9"/>
+              <w:bottom w:val="single" w:sz="6" w:color="D9D9D9"/>
+              <w:right w:val="single" w:sz="6" w:color="D9D9D9"/>
+              <w:insideH w:val="single" w:sz="6" w:color="D9D9D9"/>
+              <w:insideV w:val="single" w:sz="6" w:color="D9D9D9"/>
+            </w:tcBorders>
+            <w:tcMar>
+              <w:top w:w="90" w:type="dxa"/>
+              <w:start w:w="100" w:type="dxa"/>
+              <w:bottom w:w="90" w:type="dxa"/>
+              <w:end w:w="100" w:type="dxa"/>
+            </w:tcMar>
+          </w:tcPr>
+          <w:p>
+            <w:pPr>
+              <w:spacing w:after="0" w:line="240" w:lineRule="auto"/>
+            </w:pPr>
+            <w:r>
+              <w:rPr>
+                <w:rFonts w:ascii="Aptos" w:hAnsi="Aptos" w:eastAsia="Microsoft JhengHei"/>
+                <w:sz w:val="17"/>
+              </w:rPr>
+              <w:t>7. 記帳與積分</w:t>
+            </w:r>
+          </w:p>
+        </w:tc>
+      </w:tr>
+      <w:tr>
+        <w:tc>
+          <w:tcPr>
+            <w:tcW w:type="dxa" w:w="5083"/>
+            <w:vAlign w:val="center"/>
+            <w:tcBorders>
+              <w:top w:val="single" w:sz="6" w:color="D9D9D9"/>
+              <w:left w:val="single" w:sz="6" w:color="D9D9D9"/>
+              <w:bottom w:val="single" w:sz="6" w:color="D9D9D9"/>
+              <w:right w:val="single" w:sz="6" w:color="D9D9D9"/>
+              <w:insideH w:val="single" w:sz="6" w:color="D9D9D9"/>
+              <w:insideV w:val="single" w:sz="6" w:color="D9D9D9"/>
+            </w:tcBorders>
+            <w:tcMar>
+              <w:top w:w="90" w:type="dxa"/>
+              <w:start w:w="100" w:type="dxa"/>
+              <w:bottom w:w="90" w:type="dxa"/>
+              <w:end w:w="100" w:type="dxa"/>
+            </w:tcMar>
+            <w:shd w:fill="F8FAFC"/>
+          </w:tcPr>
+          <w:p>
+            <w:pPr>
+              <w:spacing w:after="0" w:line="240" w:lineRule="auto"/>
+            </w:pPr>
+            <w:r>
+              <w:rPr>
+                <w:rFonts w:ascii="Aptos" w:hAnsi="Aptos" w:eastAsia="Microsoft JhengHei"/>
+                <w:sz w:val="17"/>
+              </w:rPr>
+              <w:t>8</w:t>
+            </w:r>
+          </w:p>
+        </w:tc>
+        <w:tc>
+          <w:tcPr>
+            <w:tcW w:type="dxa" w:w="5083"/>
+            <w:vAlign w:val="center"/>
+            <w:tcBorders>
+              <w:top w:val="single" w:sz="6" w:color="D9D9D9"/>
+              <w:left w:val="single" w:sz="6" w:color="D9D9D9"/>
+              <w:bottom w:val="single" w:sz="6" w:color="D9D9D9"/>
+              <w:right w:val="single" w:sz="6" w:color="D9D9D9"/>
+              <w:insideH w:val="single" w:sz="6" w:color="D9D9D9"/>
+              <w:insideV w:val="single" w:sz="6" w:color="D9D9D9"/>
+            </w:tcBorders>
+            <w:tcMar>
+              <w:top w:w="90" w:type="dxa"/>
+              <w:start w:w="100" w:type="dxa"/>
+              <w:bottom w:w="90" w:type="dxa"/>
+              <w:end w:w="100" w:type="dxa"/>
+            </w:tcMar>
+            <w:shd w:fill="F8FAFC"/>
+          </w:tcPr>
+          <w:p>
+            <w:pPr>
+              <w:spacing w:after="0" w:line="240" w:lineRule="auto"/>
+            </w:pPr>
+            <w:r>
+              <w:rPr>
+                <w:rFonts w:ascii="Aptos" w:hAnsi="Aptos" w:eastAsia="Microsoft JhengHei"/>
+                <w:sz w:val="17"/>
+              </w:rPr>
+              <w:t>8. 推薦活動、景點與回憶走廊</w:t>
+            </w:r>
+          </w:p>
+        </w:tc>
+      </w:tr>
+      <w:tr>
+        <w:tc>
+          <w:tcPr>
+            <w:tcW w:type="dxa" w:w="5083"/>
+            <w:vAlign w:val="center"/>
+            <w:tcBorders>
+              <w:top w:val="single" w:sz="6" w:color="D9D9D9"/>
+              <w:left w:val="single" w:sz="6" w:color="D9D9D9"/>
+              <w:bottom w:val="single" w:sz="6" w:color="D9D9D9"/>
+              <w:right w:val="single" w:sz="6" w:color="D9D9D9"/>
+              <w:insideH w:val="single" w:sz="6" w:color="D9D9D9"/>
+              <w:insideV w:val="single" w:sz="6" w:color="D9D9D9"/>
+            </w:tcBorders>
+            <w:tcMar>
+              <w:top w:w="90" w:type="dxa"/>
+              <w:start w:w="100" w:type="dxa"/>
+              <w:bottom w:w="90" w:type="dxa"/>
+              <w:end w:w="100" w:type="dxa"/>
+            </w:tcMar>
+          </w:tcPr>
+          <w:p>
+            <w:pPr>
+              <w:spacing w:after="0" w:line="240" w:lineRule="auto"/>
+            </w:pPr>
+            <w:r>
+              <w:rPr>
+                <w:rFonts w:ascii="Aptos" w:hAnsi="Aptos" w:eastAsia="Microsoft JhengHei"/>
+                <w:sz w:val="17"/>
+              </w:rPr>
+              <w:t>9</w:t>
+            </w:r>
+          </w:p>
+        </w:tc>
+        <w:tc>
+          <w:tcPr>
+            <w:tcW w:type="dxa" w:w="5083"/>
+            <w:vAlign w:val="center"/>
+            <w:tcBorders>
+              <w:top w:val="single" w:sz="6" w:color="D9D9D9"/>
+              <w:left w:val="single" w:sz="6" w:color="D9D9D9"/>
+              <w:bottom w:val="single" w:sz="6" w:color="D9D9D9"/>
+              <w:right w:val="single" w:sz="6" w:color="D9D9D9"/>
+              <w:insideH w:val="single" w:sz="6" w:color="D9D9D9"/>
+              <w:insideV w:val="single" w:sz="6" w:color="D9D9D9"/>
+            </w:tcBorders>
+            <w:tcMar>
+              <w:top w:w="90" w:type="dxa"/>
+              <w:start w:w="100" w:type="dxa"/>
+              <w:bottom w:w="90" w:type="dxa"/>
+              <w:end w:w="100" w:type="dxa"/>
+            </w:tcMar>
+          </w:tcPr>
+          <w:p>
+            <w:pPr>
+              <w:spacing w:after="0" w:line="240" w:lineRule="auto"/>
+            </w:pPr>
+            <w:r>
+              <w:rPr>
+                <w:rFonts w:ascii="Aptos" w:hAnsi="Aptos" w:eastAsia="Microsoft JhengHei"/>
+                <w:sz w:val="17"/>
+              </w:rPr>
+              <w:t>9. 遊戲與自建題庫</w:t>
+            </w:r>
+          </w:p>
+        </w:tc>
+      </w:tr>
+      <w:tr>
+        <w:tc>
+          <w:tcPr>
+            <w:tcW w:type="dxa" w:w="5083"/>
+            <w:vAlign w:val="center"/>
+            <w:tcBorders>
+              <w:top w:val="single" w:sz="6" w:color="D9D9D9"/>
+              <w:left w:val="single" w:sz="6" w:color="D9D9D9"/>
+              <w:bottom w:val="single" w:sz="6" w:color="D9D9D9"/>
+              <w:right w:val="single" w:sz="6" w:color="D9D9D9"/>
+              <w:insideH w:val="single" w:sz="6" w:color="D9D9D9"/>
+              <w:insideV w:val="single" w:sz="6" w:color="D9D9D9"/>
+            </w:tcBorders>
+            <w:tcMar>
+              <w:top w:w="90" w:type="dxa"/>
+              <w:start w:w="100" w:type="dxa"/>
+              <w:bottom w:w="90" w:type="dxa"/>
+              <w:end w:w="100" w:type="dxa"/>
+            </w:tcMar>
+            <w:shd w:fill="F8FAFC"/>
+          </w:tcPr>
+          <w:p>
+            <w:pPr>
+              <w:spacing w:after="0" w:line="240" w:lineRule="auto"/>
+            </w:pPr>
+            <w:r>
+              <w:rPr>
+                <w:rFonts w:ascii="Aptos" w:hAnsi="Aptos" w:eastAsia="Microsoft JhengHei"/>
+                <w:sz w:val="17"/>
+              </w:rPr>
+              <w:t>10</w:t>
+            </w:r>
+          </w:p>
+        </w:tc>
+        <w:tc>
+          <w:tcPr>
+            <w:tcW w:type="dxa" w:w="5083"/>
+            <w:vAlign w:val="center"/>
+            <w:tcBorders>
+              <w:top w:val="single" w:sz="6" w:color="D9D9D9"/>
+              <w:left w:val="single" w:sz="6" w:color="D9D9D9"/>
+              <w:bottom w:val="single" w:sz="6" w:color="D9D9D9"/>
+              <w:right w:val="single" w:sz="6" w:color="D9D9D9"/>
+              <w:insideH w:val="single" w:sz="6" w:color="D9D9D9"/>
+              <w:insideV w:val="single" w:sz="6" w:color="D9D9D9"/>
+            </w:tcBorders>
+            <w:tcMar>
+              <w:top w:w="90" w:type="dxa"/>
+              <w:start w:w="100" w:type="dxa"/>
+              <w:bottom w:w="90" w:type="dxa"/>
+              <w:end w:w="100" w:type="dxa"/>
+            </w:tcMar>
+            <w:shd w:fill="F8FAFC"/>
+          </w:tcPr>
+          <w:p>
+            <w:pPr>
+              <w:spacing w:after="0" w:line="240" w:lineRule="auto"/>
+            </w:pPr>
+            <w:r>
+              <w:rPr>
+                <w:rFonts w:ascii="Aptos" w:hAnsi="Aptos" w:eastAsia="Microsoft JhengHei"/>
+                <w:sz w:val="17"/>
+              </w:rPr>
+              <w:t>10. 個人資料、權限與資料權利</w:t>
+            </w:r>
+          </w:p>
+        </w:tc>
+      </w:tr>
+      <w:tr>
+        <w:tc>
+          <w:tcPr>
+            <w:tcW w:type="dxa" w:w="5083"/>
+            <w:vAlign w:val="center"/>
+            <w:tcBorders>
+              <w:top w:val="single" w:sz="6" w:color="D9D9D9"/>
+              <w:left w:val="single" w:sz="6" w:color="D9D9D9"/>
+              <w:bottom w:val="single" w:sz="6" w:color="D9D9D9"/>
+              <w:right w:val="single" w:sz="6" w:color="D9D9D9"/>
+              <w:insideH w:val="single" w:sz="6" w:color="D9D9D9"/>
+              <w:insideV w:val="single" w:sz="6" w:color="D9D9D9"/>
+            </w:tcBorders>
+            <w:tcMar>
+              <w:top w:w="90" w:type="dxa"/>
+              <w:start w:w="100" w:type="dxa"/>
+              <w:bottom w:w="90" w:type="dxa"/>
+              <w:end w:w="100" w:type="dxa"/>
+            </w:tcMar>
+          </w:tcPr>
+          <w:p>
+            <w:pPr>
+              <w:spacing w:after="0" w:line="240" w:lineRule="auto"/>
+            </w:pPr>
+            <w:r>
+              <w:rPr>
+                <w:rFonts w:ascii="Aptos" w:hAnsi="Aptos" w:eastAsia="Microsoft JhengHei"/>
+                <w:sz w:val="17"/>
+              </w:rPr>
+              <w:t>11</w:t>
+            </w:r>
+          </w:p>
+        </w:tc>
+        <w:tc>
+          <w:tcPr>
+            <w:tcW w:type="dxa" w:w="5083"/>
+            <w:vAlign w:val="center"/>
+            <w:tcBorders>
+              <w:top w:val="single" w:sz="6" w:color="D9D9D9"/>
+              <w:left w:val="single" w:sz="6" w:color="D9D9D9"/>
+              <w:bottom w:val="single" w:sz="6" w:color="D9D9D9"/>
+              <w:right w:val="single" w:sz="6" w:color="D9D9D9"/>
+              <w:insideH w:val="single" w:sz="6" w:color="D9D9D9"/>
+              <w:insideV w:val="single" w:sz="6" w:color="D9D9D9"/>
+            </w:tcBorders>
+            <w:tcMar>
+              <w:top w:w="90" w:type="dxa"/>
+              <w:start w:w="100" w:type="dxa"/>
+              <w:bottom w:w="90" w:type="dxa"/>
+              <w:end w:w="100" w:type="dxa"/>
+            </w:tcMar>
+          </w:tcPr>
+          <w:p>
+            <w:pPr>
+              <w:spacing w:after="0" w:line="240" w:lineRule="auto"/>
+            </w:pPr>
+            <w:r>
+              <w:rPr>
+                <w:rFonts w:ascii="Aptos" w:hAnsi="Aptos" w:eastAsia="Microsoft JhengHei"/>
+                <w:sz w:val="17"/>
+              </w:rPr>
+              <w:t>11. 常見問題</w:t>
             </w:r>
           </w:p>
         </w:tc>
@@ -203,28 +1085,29 @@
     </w:tbl>
     <w:p>
       <w:r>
-        <w:t>本文件依 2026 年 10 月 7 日專案原始碼與目前產品規則重新撰寫。實際上線行為仍以已部署版本、Supabase 設定及後端環境為準。</w:t>
-      </w:r>
-    </w:p>
-    <w:p>
-      <w:r>
         <w:br w:type="page"/>
       </w:r>
     </w:p>
     <w:p>
       <w:pPr>
-        <w:pStyle w:val="Heading1"/>
+        <w:keepLines/>
       </w:pPr>
       <w:r>
-        <w:t>文件目的</w:t>
+        <w:rPr>
+          <w:rFonts w:ascii="Aptos" w:hAnsi="Aptos" w:eastAsia="Microsoft JhengHei"/>
+        </w:rPr>
+        <w:t>文件版本：2026-10-13</w:t>
       </w:r>
     </w:p>
     <w:p>
+      <w:pPr>
+        <w:keepLines/>
+      </w:pPr>
       <w:r>
         <w:rPr>
-          <w:rFonts w:ascii="Microsoft JhengHei" w:hAnsi="Microsoft JhengHei" w:eastAsia="Microsoft JhengHei"/>
+          <w:rFonts w:ascii="Aptos" w:hAnsi="Aptos" w:eastAsia="Microsoft JhengHei"/>
         </w:rPr>
-        <w:t>本手冊協助使用者完成註冊、選擇資料儲存位置、管理行程、回憶、記帳與積分，並說明推薦內容、遊戲、共用行事曆、方案額度、資料匯出及帳號安全。不同角色與管理員授權會影響可見功能；畫面未出現某個模組時，先確認帳號角色與模組權限。</w:t>
+        <w:t>適用平台：Web、Android、iOS、桌面版（實際提供平台以發行版本為準）</w:t>
       </w:r>
     </w:p>
     <w:p>
@@ -232,858 +1115,478 @@
         <w:pStyle w:val="Heading1"/>
       </w:pPr>
       <w:r>
-        <w:t>快速開始</w:t>
+        <w:t>1. Life Pilot 可以做什麼</w:t>
       </w:r>
     </w:p>
     <w:p>
       <w:pPr>
-        <w:pStyle w:val="ListNumber"/>
-        <w:spacing w:after="60"/>
+        <w:keepLines/>
       </w:pPr>
       <w:r>
         <w:rPr>
-          <w:rFonts w:ascii="Microsoft JhengHei" w:hAnsi="Microsoft JhengHei" w:eastAsia="Microsoft JhengHei"/>
+          <w:rFonts w:ascii="Aptos" w:hAnsi="Aptos" w:eastAsia="Microsoft JhengHei"/>
         </w:rPr>
-        <w:t>第一次使用時先註冊並完成電子郵件驗證，再登入 Life Pilot。</w:t>
+        <w:t>Life Pilot 是整合生活規劃、行事曆、記帳、積分、回憶、活動景點推薦及學習遊戲的個人管理工具。登入後可依帳號保存資料，並選擇使用雲端模式或此裝置模式。</w:t>
       </w:r>
     </w:p>
     <w:p>
       <w:pPr>
-        <w:pStyle w:val="ListNumber"/>
-        <w:spacing w:after="60"/>
+        <w:keepLines/>
       </w:pPr>
       <w:r>
         <w:rPr>
-          <w:rFonts w:ascii="Microsoft JhengHei" w:hAnsi="Microsoft JhengHei" w:eastAsia="Microsoft JhengHei"/>
+          <w:rFonts w:ascii="Aptos" w:hAnsi="Aptos" w:eastAsia="Microsoft JhengHei"/>
         </w:rPr>
-        <w:t>登入後確認資料儲存位置。雲端模式可跨裝置使用；此裝置模式只在目前手機、平板、電腦或瀏覽器中保存。</w:t>
+        <w:t>主要功能：</w:t>
       </w:r>
     </w:p>
     <w:p>
       <w:pPr>
-        <w:pStyle w:val="ListNumber"/>
-        <w:spacing w:after="60"/>
+        <w:pStyle w:val="ListBullet"/>
       </w:pPr>
       <w:r>
         <w:rPr>
-          <w:rFonts w:ascii="Microsoft JhengHei" w:hAnsi="Microsoft JhengHei" w:eastAsia="Microsoft JhengHei"/>
+          <w:rFonts w:ascii="Aptos" w:hAnsi="Aptos" w:eastAsia="Microsoft JhengHei"/>
         </w:rPr>
-        <w:t>一般使用者預設可使用首頁、行事曆、推薦活動、推薦景點、回憶走廊及記帳。積分、遊戲、商業企劃書、意見回饋管理與股票需由管理員授權。</w:t>
+        <w:t>首頁：查看近期行程、今日與總金額、今日與總積分、推薦活動及推薦景點。</w:t>
       </w:r>
     </w:p>
     <w:p>
       <w:pPr>
-        <w:pStyle w:val="ListNumber"/>
-        <w:spacing w:after="60"/>
+        <w:pStyle w:val="ListBullet"/>
       </w:pPr>
       <w:r>
         <w:rPr>
-          <w:rFonts w:ascii="Microsoft JhengHei" w:hAnsi="Microsoft JhengHei" w:eastAsia="Microsoft JhengHei"/>
+          <w:rFonts w:ascii="Aptos" w:hAnsi="Aptos" w:eastAsia="Microsoft JhengHei"/>
         </w:rPr>
-        <w:t>合作廠商登入後進入工作台，可投稿活動與景點、查看審核狀態、額度及成效。</w:t>
+        <w:t>行事曆：建立行程、提醒、重複事件及分享指定事件。</w:t>
       </w:r>
     </w:p>
     <w:p>
       <w:pPr>
-        <w:pStyle w:val="Heading1"/>
+        <w:pStyle w:val="ListBullet"/>
       </w:pPr>
       <w:r>
-        <w:t>帳號角色與可見功能</w:t>
-      </w:r>
-    </w:p>
-    <w:tbl>
-      <w:tblPr>
-        <w:tblW w:type="auto" w:w="0"/>
-        <w:jc w:val="center"/>
-        <w:tblLayout w:type="fixed"/>
-        <w:tblLook w:firstColumn="1" w:firstRow="1" w:lastColumn="0" w:lastRow="0" w:noHBand="0" w:noVBand="1" w:val="04A0"/>
-        <w:tblBorders>
-          <w:top w:val="single" w:sz="4" w:space="0" w:color="D9D9D9"/>
-          <w:left w:val="single" w:sz="4" w:space="0" w:color="D9D9D9"/>
-          <w:bottom w:val="single" w:sz="4" w:space="0" w:color="D9D9D9"/>
-          <w:right w:val="single" w:sz="4" w:space="0" w:color="D9D9D9"/>
-          <w:insideH w:val="single" w:sz="4" w:space="0" w:color="D9D9D9"/>
-          <w:insideV w:val="single" w:sz="4" w:space="0" w:color="D9D9D9"/>
-        </w:tblBorders>
-      </w:tblPr>
-      <w:tblGrid>
-        <w:gridCol w:w="3331"/>
-        <w:gridCol w:w="3331"/>
-        <w:gridCol w:w="3331"/>
-      </w:tblGrid>
-      <w:tr>
-        <w:trPr>
-          <w:tblHeader w:val="true"/>
-          <w:cantSplit/>
-        </w:trPr>
-        <w:tc>
-          <w:tcPr>
-            <w:tcW w:type="dxa" w:w="1655"/>
-            <w:shd w:fill="1F4E78"/>
-            <w:tcMar>
-              <w:top w:w="115" w:type="dxa"/>
-              <w:left w:w="120" w:type="dxa"/>
-              <w:bottom w:w="115" w:type="dxa"/>
-              <w:right w:w="120" w:type="dxa"/>
-            </w:tcMar>
-            <w:vAlign w:val="center"/>
-          </w:tcPr>
-          <w:p>
-            <w:pPr>
-              <w:spacing w:after="0"/>
-              <w:jc w:val="center"/>
-            </w:pPr>
-            <w:r>
-              <w:rPr>
-                <w:rFonts w:ascii="Microsoft JhengHei" w:hAnsi="Microsoft JhengHei" w:eastAsia="Microsoft JhengHei"/>
-                <w:b/>
-                <w:color w:val="FFFFFF"/>
-                <w:sz w:val="19"/>
-              </w:rPr>
-              <w:t>角色</w:t>
-            </w:r>
-          </w:p>
-        </w:tc>
-        <w:tc>
-          <w:tcPr>
-            <w:tcW w:type="dxa" w:w="2880"/>
-            <w:shd w:fill="1F4E78"/>
-            <w:tcMar>
-              <w:top w:w="115" w:type="dxa"/>
-              <w:left w:w="120" w:type="dxa"/>
-              <w:bottom w:w="115" w:type="dxa"/>
-              <w:right w:w="120" w:type="dxa"/>
-            </w:tcMar>
-            <w:vAlign w:val="center"/>
-          </w:tcPr>
-          <w:p>
-            <w:pPr>
-              <w:spacing w:after="0"/>
-              <w:jc w:val="center"/>
-            </w:pPr>
-            <w:r>
-              <w:rPr>
-                <w:rFonts w:ascii="Microsoft JhengHei" w:hAnsi="Microsoft JhengHei" w:eastAsia="Microsoft JhengHei"/>
-                <w:b/>
-                <w:color w:val="FFFFFF"/>
-                <w:sz w:val="19"/>
-              </w:rPr>
-              <w:t>主要用途</w:t>
-            </w:r>
-          </w:p>
-        </w:tc>
-        <w:tc>
-          <w:tcPr>
-            <w:tcW w:type="dxa" w:w="4608"/>
-            <w:shd w:fill="1F4E78"/>
-            <w:tcMar>
-              <w:top w:w="115" w:type="dxa"/>
-              <w:left w:w="120" w:type="dxa"/>
-              <w:bottom w:w="115" w:type="dxa"/>
-              <w:right w:w="120" w:type="dxa"/>
-            </w:tcMar>
-            <w:vAlign w:val="center"/>
-          </w:tcPr>
-          <w:p>
-            <w:pPr>
-              <w:spacing w:after="0"/>
-              <w:jc w:val="center"/>
-            </w:pPr>
-            <w:r>
-              <w:rPr>
-                <w:rFonts w:ascii="Microsoft JhengHei" w:hAnsi="Microsoft JhengHei" w:eastAsia="Microsoft JhengHei"/>
-                <w:b/>
-                <w:color w:val="FFFFFF"/>
-                <w:sz w:val="19"/>
-              </w:rPr>
-              <w:t>功能範圍</w:t>
-            </w:r>
-          </w:p>
-        </w:tc>
-      </w:tr>
-      <w:tr>
-        <w:trPr>
-          <w:cantSplit/>
-        </w:trPr>
-        <w:tc>
-          <w:tcPr>
-            <w:tcW w:type="dxa" w:w="1655"/>
-            <w:tcMar>
-              <w:top w:w="100" w:type="dxa"/>
-              <w:left w:w="120" w:type="dxa"/>
-              <w:bottom w:w="100" w:type="dxa"/>
-              <w:right w:w="120" w:type="dxa"/>
-            </w:tcMar>
-            <w:vAlign w:val="center"/>
-          </w:tcPr>
-          <w:p>
-            <w:pPr>
-              <w:spacing w:after="0"/>
-              <w:jc w:val="center"/>
-            </w:pPr>
-            <w:r>
-              <w:rPr>
-                <w:rFonts w:ascii="Microsoft JhengHei" w:hAnsi="Microsoft JhengHei" w:eastAsia="Microsoft JhengHei"/>
-                <w:sz w:val="18"/>
-              </w:rPr>
-              <w:t>一般使用者</w:t>
-            </w:r>
-          </w:p>
-        </w:tc>
-        <w:tc>
-          <w:tcPr>
-            <w:tcW w:type="dxa" w:w="2880"/>
-            <w:tcMar>
-              <w:top w:w="100" w:type="dxa"/>
-              <w:left w:w="120" w:type="dxa"/>
-              <w:bottom w:w="100" w:type="dxa"/>
-              <w:right w:w="120" w:type="dxa"/>
-            </w:tcMar>
-            <w:vAlign w:val="center"/>
-          </w:tcPr>
-          <w:p>
-            <w:pPr>
-              <w:spacing w:after="0"/>
-              <w:jc w:val="left"/>
-            </w:pPr>
-            <w:r>
-              <w:rPr>
-                <w:rFonts w:ascii="Microsoft JhengHei" w:hAnsi="Microsoft JhengHei" w:eastAsia="Microsoft JhengHei"/>
-                <w:sz w:val="18"/>
-              </w:rPr>
-              <w:t>管理個人生活資料</w:t>
-            </w:r>
-          </w:p>
-        </w:tc>
-        <w:tc>
-          <w:tcPr>
-            <w:tcW w:type="dxa" w:w="4608"/>
-            <w:tcMar>
-              <w:top w:w="100" w:type="dxa"/>
-              <w:left w:w="120" w:type="dxa"/>
-              <w:bottom w:w="100" w:type="dxa"/>
-              <w:right w:w="120" w:type="dxa"/>
-            </w:tcMar>
-            <w:vAlign w:val="center"/>
-          </w:tcPr>
-          <w:p>
-            <w:pPr>
-              <w:spacing w:after="0"/>
-              <w:jc w:val="left"/>
-            </w:pPr>
-            <w:r>
-              <w:rPr>
-                <w:rFonts w:ascii="Microsoft JhengHei" w:hAnsi="Microsoft JhengHei" w:eastAsia="Microsoft JhengHei"/>
-                <w:sz w:val="18"/>
-              </w:rPr>
-              <w:t>預設模組加上管理員另行授權的模組</w:t>
-            </w:r>
-          </w:p>
-        </w:tc>
-      </w:tr>
-      <w:tr>
-        <w:trPr>
-          <w:cantSplit/>
-        </w:trPr>
-        <w:tc>
-          <w:tcPr>
-            <w:tcW w:type="dxa" w:w="1655"/>
-            <w:shd w:fill="F4F6F7"/>
-            <w:tcMar>
-              <w:top w:w="100" w:type="dxa"/>
-              <w:left w:w="120" w:type="dxa"/>
-              <w:bottom w:w="100" w:type="dxa"/>
-              <w:right w:w="120" w:type="dxa"/>
-            </w:tcMar>
-            <w:vAlign w:val="center"/>
-          </w:tcPr>
-          <w:p>
-            <w:pPr>
-              <w:spacing w:after="0"/>
-              <w:jc w:val="center"/>
-            </w:pPr>
-            <w:r>
-              <w:rPr>
-                <w:rFonts w:ascii="Microsoft JhengHei" w:hAnsi="Microsoft JhengHei" w:eastAsia="Microsoft JhengHei"/>
-                <w:sz w:val="18"/>
-              </w:rPr>
-              <w:t>合作廠商</w:t>
-            </w:r>
-          </w:p>
-        </w:tc>
-        <w:tc>
-          <w:tcPr>
-            <w:tcW w:type="dxa" w:w="2880"/>
-            <w:shd w:fill="F4F6F7"/>
-            <w:tcMar>
-              <w:top w:w="100" w:type="dxa"/>
-              <w:left w:w="120" w:type="dxa"/>
-              <w:bottom w:w="100" w:type="dxa"/>
-              <w:right w:w="120" w:type="dxa"/>
-            </w:tcMar>
-            <w:vAlign w:val="center"/>
-          </w:tcPr>
-          <w:p>
-            <w:pPr>
-              <w:spacing w:after="0"/>
-              <w:jc w:val="left"/>
-            </w:pPr>
-            <w:r>
-              <w:rPr>
-                <w:rFonts w:ascii="Microsoft JhengHei" w:hAnsi="Microsoft JhengHei" w:eastAsia="Microsoft JhengHei"/>
-                <w:sz w:val="18"/>
-              </w:rPr>
-              <w:t>投稿與管理活動及景點</w:t>
-            </w:r>
-          </w:p>
-        </w:tc>
-        <w:tc>
-          <w:tcPr>
-            <w:tcW w:type="dxa" w:w="4608"/>
-            <w:shd w:fill="F4F6F7"/>
-            <w:tcMar>
-              <w:top w:w="100" w:type="dxa"/>
-              <w:left w:w="120" w:type="dxa"/>
-              <w:bottom w:w="100" w:type="dxa"/>
-              <w:right w:w="120" w:type="dxa"/>
-            </w:tcMar>
-            <w:vAlign w:val="center"/>
-          </w:tcPr>
-          <w:p>
-            <w:pPr>
-              <w:spacing w:after="0"/>
-              <w:jc w:val="left"/>
-            </w:pPr>
-            <w:r>
-              <w:rPr>
-                <w:rFonts w:ascii="Microsoft JhengHei" w:hAnsi="Microsoft JhengHei" w:eastAsia="Microsoft JhengHei"/>
-                <w:sz w:val="18"/>
-              </w:rPr>
-              <w:t>廠商工作台、推薦活動、推薦景點</w:t>
-            </w:r>
-          </w:p>
-        </w:tc>
-      </w:tr>
-      <w:tr>
-        <w:trPr>
-          <w:cantSplit/>
-        </w:trPr>
-        <w:tc>
-          <w:tcPr>
-            <w:tcW w:type="dxa" w:w="1655"/>
-            <w:tcMar>
-              <w:top w:w="100" w:type="dxa"/>
-              <w:left w:w="120" w:type="dxa"/>
-              <w:bottom w:w="100" w:type="dxa"/>
-              <w:right w:w="120" w:type="dxa"/>
-            </w:tcMar>
-            <w:vAlign w:val="center"/>
-          </w:tcPr>
-          <w:p>
-            <w:pPr>
-              <w:spacing w:after="0"/>
-              <w:jc w:val="center"/>
-            </w:pPr>
-            <w:r>
-              <w:rPr>
-                <w:rFonts w:ascii="Microsoft JhengHei" w:hAnsi="Microsoft JhengHei" w:eastAsia="Microsoft JhengHei"/>
-                <w:sz w:val="18"/>
-              </w:rPr>
-              <w:t>管理員</w:t>
-            </w:r>
-          </w:p>
-        </w:tc>
-        <w:tc>
-          <w:tcPr>
-            <w:tcW w:type="dxa" w:w="2880"/>
-            <w:tcMar>
-              <w:top w:w="100" w:type="dxa"/>
-              <w:left w:w="120" w:type="dxa"/>
-              <w:bottom w:w="100" w:type="dxa"/>
-              <w:right w:w="120" w:type="dxa"/>
-            </w:tcMar>
-            <w:vAlign w:val="center"/>
-          </w:tcPr>
-          <w:p>
-            <w:pPr>
-              <w:spacing w:after="0"/>
-              <w:jc w:val="left"/>
-            </w:pPr>
-            <w:r>
-              <w:rPr>
-                <w:rFonts w:ascii="Microsoft JhengHei" w:hAnsi="Microsoft JhengHei" w:eastAsia="Microsoft JhengHei"/>
-                <w:sz w:val="18"/>
-              </w:rPr>
-              <w:t>維護內容、方案、帳號與系統</w:t>
-            </w:r>
-          </w:p>
-        </w:tc>
-        <w:tc>
-          <w:tcPr>
-            <w:tcW w:type="dxa" w:w="4608"/>
-            <w:tcMar>
-              <w:top w:w="100" w:type="dxa"/>
-              <w:left w:w="120" w:type="dxa"/>
-              <w:bottom w:w="100" w:type="dxa"/>
-              <w:right w:w="120" w:type="dxa"/>
-            </w:tcMar>
-            <w:vAlign w:val="center"/>
-          </w:tcPr>
-          <w:p>
-            <w:pPr>
-              <w:spacing w:after="0"/>
-              <w:jc w:val="left"/>
-            </w:pPr>
-            <w:r>
-              <w:rPr>
-                <w:rFonts w:ascii="Microsoft JhengHei" w:hAnsi="Microsoft JhengHei" w:eastAsia="Microsoft JhengHei"/>
-                <w:sz w:val="18"/>
-              </w:rPr>
-              <w:t>全部模組，不受一般額度限制</w:t>
-            </w:r>
-          </w:p>
-        </w:tc>
-      </w:tr>
-    </w:tbl>
-    <w:p>
-      <w:pPr>
-        <w:spacing w:after="0"/>
-      </w:pPr>
-    </w:p>
-    <w:p>
-      <w:pPr>
-        <w:pStyle w:val="Heading1"/>
-      </w:pPr>
-      <w:r>
-        <w:t>註冊 登入與密碼</w:t>
+        <w:rPr>
+          <w:rFonts w:ascii="Aptos" w:hAnsi="Aptos" w:eastAsia="Microsoft JhengHei"/>
+        </w:rPr>
+        <w:t>記帳：建立帳戶與明細，記錄日期、金額、幣別、一級分類及二級分類。</w:t>
       </w:r>
     </w:p>
     <w:p>
       <w:pPr>
-        <w:pStyle w:val="Heading2"/>
+        <w:pStyle w:val="ListBullet"/>
       </w:pPr>
       <w:r>
-        <w:t>註冊新帳號</w:t>
+        <w:rPr>
+          <w:rFonts w:ascii="Aptos" w:hAnsi="Aptos" w:eastAsia="Microsoft JhengHei"/>
+        </w:rPr>
+        <w:t>積分：建立個人或團體積分帳戶與明細。</w:t>
       </w:r>
     </w:p>
     <w:p>
       <w:pPr>
-        <w:pStyle w:val="ListNumber"/>
-        <w:spacing w:after="60"/>
+        <w:pStyle w:val="ListBullet"/>
       </w:pPr>
       <w:r>
         <w:rPr>
-          <w:rFonts w:ascii="Microsoft JhengHei" w:hAnsi="Microsoft JhengHei" w:eastAsia="Microsoft JhengHei"/>
+          <w:rFonts w:ascii="Aptos" w:hAnsi="Aptos" w:eastAsia="Microsoft JhengHei"/>
         </w:rPr>
-        <w:t>在登入頁選擇註冊，輸入電子郵件與符合畫面規則的密碼。</w:t>
+        <w:t>推薦活動／景點：依城市、關鍵字及清單／地圖模式瀏覽。</w:t>
       </w:r>
     </w:p>
     <w:p>
       <w:pPr>
-        <w:pStyle w:val="ListNumber"/>
-        <w:spacing w:after="60"/>
+        <w:pStyle w:val="ListBullet"/>
       </w:pPr>
       <w:r>
         <w:rPr>
-          <w:rFonts w:ascii="Microsoft JhengHei" w:hAnsi="Microsoft JhengHei" w:eastAsia="Microsoft JhengHei"/>
+          <w:rFonts w:ascii="Aptos" w:hAnsi="Aptos" w:eastAsia="Microsoft JhengHei"/>
         </w:rPr>
-        <w:t>閱讀並同意隱私權政策與服務條款。</w:t>
+        <w:t>回憶走廊：保存文字、地點、日期及照片，並依時間向前載入。</w:t>
       </w:r>
     </w:p>
     <w:p>
       <w:pPr>
-        <w:pStyle w:val="ListNumber"/>
-        <w:spacing w:after="60"/>
+        <w:pStyle w:val="ListBullet"/>
       </w:pPr>
       <w:r>
         <w:rPr>
-          <w:rFonts w:ascii="Microsoft JhengHei" w:hAnsi="Microsoft JhengHei" w:eastAsia="Microsoft JhengHei"/>
+          <w:rFonts w:ascii="Aptos" w:hAnsi="Aptos" w:eastAsia="Microsoft JhengHei"/>
         </w:rPr>
-        <w:t>依需求選擇一般使用者或合作廠商入口，完成電子郵件驗證後再登入。</w:t>
+        <w:t>遊戲：使用管理者題庫或自建題庫進行學習及益智遊戲。</w:t>
       </w:r>
     </w:p>
     <w:p>
       <w:pPr>
-        <w:pStyle w:val="ListNumber"/>
-        <w:spacing w:after="60"/>
+        <w:pStyle w:val="ListBullet"/>
       </w:pPr>
       <w:r>
         <w:rPr>
-          <w:rFonts w:ascii="Microsoft JhengHei" w:hAnsi="Microsoft JhengHei" w:eastAsia="Microsoft JhengHei"/>
+          <w:rFonts w:ascii="Aptos" w:hAnsi="Aptos" w:eastAsia="Microsoft JhengHei"/>
         </w:rPr>
-        <w:t>登入後系統會依帳號載入角色、模組權限、方案與先前選擇的資料儲存位置。</w:t>
+        <w:t>行事曆分享：邀請其他帳號唯讀查看全部或指定事件。</w:t>
       </w:r>
     </w:p>
     <w:p>
       <w:pPr>
-        <w:pStyle w:val="Heading2"/>
+        <w:pStyle w:val="ListBullet"/>
       </w:pPr>
       <w:r>
-        <w:t>修改或重設密碼</w:t>
+        <w:rPr>
+          <w:rFonts w:ascii="Aptos" w:hAnsi="Aptos" w:eastAsia="Microsoft JhengHei"/>
+        </w:rPr>
+        <w:t>意見回饋：提交問題及查看處理狀態。</w:t>
       </w:r>
     </w:p>
     <w:p>
       <w:pPr>
-        <w:pStyle w:val="ListBullet"/>
-        <w:spacing w:after="60"/>
+        <w:keepLines/>
       </w:pPr>
       <w:r>
         <w:rPr>
-          <w:rFonts w:ascii="Microsoft JhengHei" w:hAnsi="Microsoft JhengHei" w:eastAsia="Microsoft JhengHei"/>
+          <w:rFonts w:ascii="Aptos" w:hAnsi="Aptos" w:eastAsia="Microsoft JhengHei"/>
         </w:rPr>
-        <w:t>已登入時從使用者選單進入帳號安全，輸入目前密碼與新密碼。</w:t>
+        <w:t>股票與 Business Plan 目前僅提供管理者使用。</w:t>
       </w:r>
     </w:p>
     <w:p>
       <w:pPr>
-        <w:pStyle w:val="ListBullet"/>
-        <w:spacing w:after="60"/>
+        <w:pStyle w:val="Heading1"/>
       </w:pPr>
       <w:r>
-        <w:rPr>
-          <w:rFonts w:ascii="Microsoft JhengHei" w:hAnsi="Microsoft JhengHei" w:eastAsia="Microsoft JhengHei"/>
-        </w:rPr>
-        <w:t>忘記密碼時在登入頁使用電子郵件驗證。收到信後請直接開啟最新連結並完成新密碼設定。</w:t>
+        <w:t>2. 註冊、登入與重設密碼</w:t>
       </w:r>
     </w:p>
     <w:p>
       <w:pPr>
-        <w:pStyle w:val="ListBullet"/>
-        <w:spacing w:after="60"/>
+        <w:pStyle w:val="Heading3"/>
       </w:pPr>
       <w:r>
-        <w:rPr>
-          <w:rFonts w:ascii="Microsoft JhengHei" w:hAnsi="Microsoft JhengHei" w:eastAsia="Microsoft JhengHei"/>
-        </w:rPr>
-        <w:t>也可從帳號安全選擇請管理員協助。管理員可建立一次性臨時密碼，再由使用者登入並立即改成自己的新密碼。</w:t>
+        <w:t>2.1 註冊</w:t>
       </w:r>
     </w:p>
     <w:p>
       <w:pPr>
-        <w:pStyle w:val="ListBullet"/>
-        <w:spacing w:after="60"/>
+        <w:pStyle w:val="ListNumber"/>
       </w:pPr>
       <w:r>
         <w:rPr>
-          <w:rFonts w:ascii="Microsoft JhengHei" w:hAnsi="Microsoft JhengHei" w:eastAsia="Microsoft JhengHei"/>
+          <w:rFonts w:ascii="Aptos" w:hAnsi="Aptos" w:eastAsia="Microsoft JhengHei"/>
         </w:rPr>
-        <w:t>若連結回到登入頁或已登入的其他帳號頁面，先登出其他帳號、關閉舊分頁，再重新開啟最新重設信件。</w:t>
+        <w:t>在登入頁選擇註冊。</w:t>
       </w:r>
     </w:p>
     <w:p>
       <w:pPr>
-        <w:pStyle w:val="Heading1"/>
+        <w:pStyle w:val="ListNumber"/>
       </w:pPr>
       <w:r>
-        <w:t>資料儲存位置</w:t>
+        <w:rPr>
+          <w:rFonts w:ascii="Aptos" w:hAnsi="Aptos" w:eastAsia="Microsoft JhengHei"/>
+        </w:rPr>
+        <w:t>輸入有效 Email 與至少 8 個字元的密碼。</w:t>
       </w:r>
     </w:p>
     <w:p>
       <w:pPr>
-        <w:pStyle w:val="Heading2"/>
+        <w:pStyle w:val="ListNumber"/>
       </w:pPr>
       <w:r>
-        <w:t>雲端模式</w:t>
+        <w:rPr>
+          <w:rFonts w:ascii="Aptos" w:hAnsi="Aptos" w:eastAsia="Microsoft JhengHei"/>
+        </w:rPr>
+        <w:t>閱讀並同意服務條款與隱私權政策。</w:t>
       </w:r>
     </w:p>
     <w:p>
+      <w:pPr>
+        <w:pStyle w:val="ListNumber"/>
+      </w:pPr>
       <w:r>
         <w:rPr>
-          <w:rFonts w:ascii="Microsoft JhengHei" w:hAnsi="Microsoft JhengHei" w:eastAsia="Microsoft JhengHei"/>
+          <w:rFonts w:ascii="Aptos" w:hAnsi="Aptos" w:eastAsia="Microsoft JhengHei"/>
         </w:rPr>
-        <w:t>資料存於 Supabase，登入同一帳號即可在不同裝置查看。雲端資料受方案額度、訂閱到期與模組授權限制；共用行事曆只在雲端模式提供。</w:t>
+        <w:t>完成 Email 驗證後登入。</w:t>
       </w:r>
     </w:p>
     <w:p>
       <w:pPr>
-        <w:pStyle w:val="Heading2"/>
+        <w:pStyle w:val="Heading3"/>
       </w:pPr>
       <w:r>
-        <w:t>此裝置模式</w:t>
+        <w:t>2.2 登入</w:t>
       </w:r>
     </w:p>
     <w:p>
+      <w:pPr>
+        <w:keepLines/>
+      </w:pPr>
       <w:r>
         <w:rPr>
-          <w:rFonts w:ascii="Microsoft JhengHei" w:hAnsi="Microsoft JhengHei" w:eastAsia="Microsoft JhengHei"/>
+          <w:rFonts w:ascii="Aptos" w:hAnsi="Aptos" w:eastAsia="Microsoft JhengHei"/>
         </w:rPr>
-        <w:t>資料存於目前裝置。Web 使用瀏覽器 IndexedDB，手機及桌面使用本機資料庫。清除網站資料、移除 App、重設裝置或改用其他瀏覽器後，原資料不會自動出現。本機模式仍需要登入與取得帳號狀態，因此不等同完全離線模式。</w:t>
+        <w:t>登入後，系統會依該帳號上次選擇的資料位置讀取資料；從未選擇者預設使用雲端。</w:t>
       </w:r>
     </w:p>
     <w:p>
       <w:pPr>
-        <w:pStyle w:val="Heading2"/>
+        <w:pStyle w:val="Heading3"/>
       </w:pPr>
       <w:r>
-        <w:t>切換模式</w:t>
+        <w:t>2.3 重設密碼</w:t>
       </w:r>
     </w:p>
     <w:p>
       <w:pPr>
-        <w:pStyle w:val="ListBullet"/>
-        <w:spacing w:after="60"/>
+        <w:pStyle w:val="ListNumber"/>
       </w:pPr>
       <w:r>
         <w:rPr>
-          <w:rFonts w:ascii="Microsoft JhengHei" w:hAnsi="Microsoft JhengHei" w:eastAsia="Microsoft JhengHei"/>
+          <w:rFonts w:ascii="Aptos" w:hAnsi="Aptos" w:eastAsia="Microsoft JhengHei"/>
         </w:rPr>
-        <w:t>雲端轉此裝置：系統先匯出可搬移資料，寫入本機成功後才刪除對應雲端資料。共用行事曆會停止分享。</w:t>
+        <w:t>在登入頁選擇忘記密碼。</w:t>
       </w:r>
     </w:p>
     <w:p>
       <w:pPr>
-        <w:pStyle w:val="ListBullet"/>
-        <w:spacing w:after="60"/>
+        <w:pStyle w:val="ListNumber"/>
       </w:pPr>
       <w:r>
         <w:rPr>
-          <w:rFonts w:ascii="Microsoft JhengHei" w:hAnsi="Microsoft JhengHei" w:eastAsia="Microsoft JhengHei"/>
+          <w:rFonts w:ascii="Aptos" w:hAnsi="Aptos" w:eastAsia="Microsoft JhengHei"/>
         </w:rPr>
-        <w:t>此裝置轉雲端：系統先檢查目前方案與各類資料額度。任一類超額時整批取消，不會只上傳部分資料。</w:t>
+        <w:t>輸入註冊 Email。</w:t>
       </w:r>
     </w:p>
     <w:p>
       <w:pPr>
-        <w:pStyle w:val="ListBullet"/>
-        <w:spacing w:after="60"/>
+        <w:pStyle w:val="ListNumber"/>
       </w:pPr>
       <w:r>
         <w:rPr>
-          <w:rFonts w:ascii="Microsoft JhengHei" w:hAnsi="Microsoft JhengHei" w:eastAsia="Microsoft JhengHei"/>
+          <w:rFonts w:ascii="Aptos" w:hAnsi="Aptos" w:eastAsia="Microsoft JhengHei"/>
         </w:rPr>
-        <w:t>切換完成後來源資料會依確認內容刪除；切換前請確認裝置空間與瀏覽器資料不會被清除。</w:t>
+        <w:t>開啟重設密碼郵件中的連結。</w:t>
       </w:r>
     </w:p>
     <w:p>
       <w:pPr>
-        <w:pStyle w:val="ListBullet"/>
-        <w:spacing w:after="60"/>
+        <w:pStyle w:val="ListNumber"/>
       </w:pPr>
       <w:r>
         <w:rPr>
-          <w:rFonts w:ascii="Microsoft JhengHei" w:hAnsi="Microsoft JhengHei" w:eastAsia="Microsoft JhengHei"/>
+          <w:rFonts w:ascii="Aptos" w:hAnsi="Aptos" w:eastAsia="Microsoft JhengHei"/>
         </w:rPr>
-        <w:t>本機轉雲端功能依方案與管理員設定開放。未開放時仍可繼續使用本機資料。</w:t>
+        <w:t>回到 Life Pilot 的重設密碼頁設定新密碼。</w:t>
       </w:r>
     </w:p>
     <w:p>
       <w:pPr>
-        <w:pStyle w:val="Heading1"/>
+        <w:keepLines/>
       </w:pPr>
       <w:r>
-        <w:t>首頁</w:t>
+        <w:rPr>
+          <w:rFonts w:ascii="Aptos" w:hAnsi="Aptos" w:eastAsia="Microsoft JhengHei"/>
+        </w:rPr>
+        <w:t>若連結未開啟 App，請確認使用的是最新一封郵件、連結尚未過期，並重新發送一次。</w:t>
       </w:r>
     </w:p>
     <w:p>
+      <w:pPr>
+        <w:pStyle w:val="Heading1"/>
+      </w:pPr>
       <w:r>
-        <w:rPr>
-          <w:rFonts w:ascii="Microsoft JhengHei" w:hAnsi="Microsoft JhengHei" w:eastAsia="Microsoft JhengHei"/>
-        </w:rPr>
-        <w:t>首頁整合近日行程、今日生活總覽、推薦活動、推薦景點、記帳與積分。各區塊可展開或收合，畫面會依帳號權限隱藏未授權模組。</w:t>
+        <w:t>3. 雲端模式與此裝置模式</w:t>
       </w:r>
     </w:p>
     <w:p>
       <w:pPr>
-        <w:pStyle w:val="ListBullet"/>
-        <w:spacing w:after="60"/>
+        <w:pStyle w:val="Heading3"/>
       </w:pPr>
       <w:r>
-        <w:rPr>
-          <w:rFonts w:ascii="Microsoft JhengHei" w:hAnsi="Microsoft JhengHei" w:eastAsia="Microsoft JhengHei"/>
-        </w:rPr>
-        <w:t>近日行程：查看近期待辦與時間重疊提示，完成項目不再列入重疊提醒。</w:t>
+        <w:t>3.1 雲端模式</w:t>
       </w:r>
     </w:p>
     <w:p>
       <w:pPr>
         <w:pStyle w:val="ListBullet"/>
-        <w:spacing w:after="60"/>
       </w:pPr>
       <w:r>
         <w:rPr>
-          <w:rFonts w:ascii="Microsoft JhengHei" w:hAnsi="Microsoft JhengHei" w:eastAsia="Microsoft JhengHei"/>
+          <w:rFonts w:ascii="Aptos" w:hAnsi="Aptos" w:eastAsia="Microsoft JhengHei"/>
         </w:rPr>
-        <w:t>完成行程：可同時建立回憶、記帳或積分；日期與時間共用，但只顯示已授權模組。</w:t>
+        <w:t>資料保存在雲端，可於其他已登入相同帳號的裝置查看。</w:t>
       </w:r>
     </w:p>
     <w:p>
       <w:pPr>
         <w:pStyle w:val="ListBullet"/>
-        <w:spacing w:after="60"/>
       </w:pPr>
       <w:r>
         <w:rPr>
-          <w:rFonts w:ascii="Microsoft JhengHei" w:hAnsi="Microsoft JhengHei" w:eastAsia="Microsoft JhengHei"/>
+          <w:rFonts w:ascii="Aptos" w:hAnsi="Aptos" w:eastAsia="Microsoft JhengHei"/>
         </w:rPr>
-        <w:t>記帳與積分：點選帳戶選擇器可更換帳戶；點查看更多時，有選帳戶會直達明細，沒有帳戶則進入帳戶首頁。</w:t>
+        <w:t>受目前方案額度限制。</w:t>
       </w:r>
     </w:p>
     <w:p>
       <w:pPr>
         <w:pStyle w:val="ListBullet"/>
-        <w:spacing w:after="60"/>
       </w:pPr>
       <w:r>
         <w:rPr>
-          <w:rFonts w:ascii="Microsoft JhengHei" w:hAnsi="Microsoft JhengHei" w:eastAsia="Microsoft JhengHei"/>
+          <w:rFonts w:ascii="Aptos" w:hAnsi="Aptos" w:eastAsia="Microsoft JhengHei"/>
         </w:rPr>
-        <w:t>推薦活動與景點：加入行事曆前可確認單日日期與時間。未開始的內容保留未來日期；已開始或當日時間已過才改用目前日期時間。</w:t>
+        <w:t>行事曆分享只能在雲端模式使用。</w:t>
       </w:r>
     </w:p>
     <w:p>
       <w:pPr>
-        <w:pStyle w:val="ListBullet"/>
-        <w:spacing w:after="60"/>
+        <w:pStyle w:val="Heading3"/>
       </w:pPr>
       <w:r>
-        <w:rPr>
-          <w:rFonts w:ascii="Microsoft JhengHei" w:hAnsi="Microsoft JhengHei" w:eastAsia="Microsoft JhengHei"/>
-        </w:rPr>
-        <w:t>加入行事曆成功後，首頁與行事曆快取會同步更新，不需切換月份強制重載。</w:t>
+        <w:t>3.2 此裝置模式</w:t>
       </w:r>
     </w:p>
     <w:p>
       <w:pPr>
-        <w:pStyle w:val="Heading1"/>
+        <w:pStyle w:val="ListBullet"/>
       </w:pPr>
       <w:r>
-        <w:t>行事曆</w:t>
+        <w:rPr>
+          <w:rFonts w:ascii="Aptos" w:hAnsi="Aptos" w:eastAsia="Microsoft JhengHei"/>
+        </w:rPr>
+        <w:t>資料保存在目前手機、平板、電腦或瀏覽器。</w:t>
       </w:r>
     </w:p>
     <w:p>
       <w:pPr>
-        <w:pStyle w:val="Heading2"/>
+        <w:pStyle w:val="ListBullet"/>
       </w:pPr>
       <w:r>
-        <w:t>新增與編輯行程</w:t>
+        <w:rPr>
+          <w:rFonts w:ascii="Aptos" w:hAnsi="Aptos" w:eastAsia="Microsoft JhengHei"/>
+        </w:rPr>
+        <w:t>本機資料不限筆數且不會由系統主動刪除。</w:t>
       </w:r>
     </w:p>
     <w:p>
       <w:pPr>
         <w:pStyle w:val="ListBullet"/>
-        <w:spacing w:after="60"/>
       </w:pPr>
       <w:r>
         <w:rPr>
-          <w:rFonts w:ascii="Microsoft JhengHei" w:hAnsi="Microsoft JhengHei" w:eastAsia="Microsoft JhengHei"/>
+          <w:rFonts w:ascii="Aptos" w:hAnsi="Aptos" w:eastAsia="Microsoft JhengHei"/>
         </w:rPr>
-        <w:t>選擇日期後新增行程，輸入名稱、日期、開始與結束時間、國家、城市、地點、說明、重複規則與提醒。</w:t>
+        <w:t>不會自動同步到其他裝置。</w:t>
       </w:r>
     </w:p>
     <w:p>
       <w:pPr>
         <w:pStyle w:val="ListBullet"/>
-        <w:spacing w:after="60"/>
       </w:pPr>
       <w:r>
         <w:rPr>
-          <w:rFonts w:ascii="Microsoft JhengHei" w:hAnsi="Microsoft JhengHei" w:eastAsia="Microsoft JhengHei"/>
+          <w:rFonts w:ascii="Aptos" w:hAnsi="Aptos" w:eastAsia="Microsoft JhengHei"/>
         </w:rPr>
-        <w:t>跨日事件可設定結束日期。更新日期或時間後，手機排程通知會重新建立。</w:t>
+        <w:t>Web 版資料位於該網站的瀏覽器 IndexedDB；清除網站資料、清除瀏覽器資料或更換瀏覽器後，資料不會自動出現。</w:t>
       </w:r>
     </w:p>
     <w:p>
       <w:pPr>
         <w:pStyle w:val="ListBullet"/>
-        <w:spacing w:after="60"/>
       </w:pPr>
       <w:r>
         <w:rPr>
-          <w:rFonts w:ascii="Microsoft JhengHei" w:hAnsi="Microsoft JhengHei" w:eastAsia="Microsoft JhengHei"/>
+          <w:rFonts w:ascii="Aptos" w:hAnsi="Aptos" w:eastAsia="Microsoft JhengHei"/>
         </w:rPr>
-        <w:t>完成事件後不再提醒；其他裝置完成雲端事件後，手機重新同步時也會取消舊提醒。</w:t>
+        <w:t>「匯出個人資料」只匯出雲端資料；此裝置資料不會包含在 Excel 中。使用 Web 本機模式時，請勿清除網站資料或瀏覽器儲存空間。</w:t>
       </w:r>
     </w:p>
     <w:p>
       <w:pPr>
         <w:pStyle w:val="ListBullet"/>
-        <w:spacing w:after="60"/>
       </w:pPr>
       <w:r>
         <w:rPr>
-          <w:rFonts w:ascii="Microsoft JhengHei" w:hAnsi="Microsoft JhengHei" w:eastAsia="Microsoft JhengHei"/>
+          <w:rFonts w:ascii="Aptos" w:hAnsi="Aptos" w:eastAsia="Microsoft JhengHei"/>
         </w:rPr>
-        <w:t>新增前會檢查今天與明天尚未完成事件的時間重疊，使用者可確認後繼續。</w:t>
+        <w:t>此裝置模式無法使用行事曆分享。</w:t>
       </w:r>
     </w:p>
     <w:p>
       <w:pPr>
-        <w:pStyle w:val="ListBullet"/>
-        <w:spacing w:after="60"/>
+        <w:pStyle w:val="Heading3"/>
       </w:pPr>
       <w:r>
-        <w:rPr>
-          <w:rFonts w:ascii="Microsoft JhengHei" w:hAnsi="Microsoft JhengHei" w:eastAsia="Microsoft JhengHei"/>
-        </w:rPr>
-        <w:t>事件可連結記帳或積分帳戶；再次點卡片快捷圖示會直接開啟原帳戶明細。</w:t>
+        <w:t>3.3 切換資料位置</w:t>
       </w:r>
     </w:p>
     <w:p>
       <w:pPr>
-        <w:pStyle w:val="Heading2"/>
+        <w:keepLines/>
       </w:pPr>
       <w:r>
-        <w:t>共用行事曆</w:t>
+        <w:rPr>
+          <w:rFonts w:ascii="Aptos" w:hAnsi="Aptos" w:eastAsia="Microsoft JhengHei"/>
+        </w:rPr>
+        <w:t>設定位置位於使用者選單中的服務條款與資料匯出之間。</w:t>
       </w:r>
     </w:p>
     <w:p>
       <w:pPr>
         <w:pStyle w:val="ListBullet"/>
-        <w:spacing w:after="60"/>
       </w:pPr>
       <w:r>
         <w:rPr>
-          <w:rFonts w:ascii="Microsoft JhengHei" w:hAnsi="Microsoft JhengHei" w:eastAsia="Microsoft JhengHei"/>
+          <w:rFonts w:ascii="Aptos" w:hAnsi="Aptos" w:eastAsia="Microsoft JhengHei"/>
         </w:rPr>
-        <w:t>邀請區塊輸入對方電子郵件，選擇目前畫面中的未過期事件後送出；也可分月份追加事件。</w:t>
+        <w:t>雲端轉此裝置：先把雲端資料完整寫入此裝置，確認成功後才刪除雲端資料。</w:t>
       </w:r>
     </w:p>
     <w:p>
       <w:pPr>
         <w:pStyle w:val="ListBullet"/>
-        <w:spacing w:after="60"/>
       </w:pPr>
       <w:r>
         <w:rPr>
-          <w:rFonts w:ascii="Microsoft JhengHei" w:hAnsi="Microsoft JhengHei" w:eastAsia="Microsoft JhengHei"/>
+          <w:rFonts w:ascii="Aptos" w:hAnsi="Aptos" w:eastAsia="Microsoft JhengHei"/>
         </w:rPr>
-        <w:t>接收區塊可接受或拒絕。接受後只能閱讀對方分享的事件，不能修改。</w:t>
+        <w:t>此裝置轉雲端：先檢查雲端額度；任一項超過額度時整批取消，不會只上傳部分資料。</w:t>
       </w:r>
     </w:p>
     <w:p>
       <w:pPr>
         <w:pStyle w:val="ListBullet"/>
-        <w:spacing w:after="60"/>
       </w:pPr>
       <w:r>
         <w:rPr>
-          <w:rFonts w:ascii="Microsoft JhengHei" w:hAnsi="Microsoft JhengHei" w:eastAsia="Microsoft JhengHei"/>
+          <w:rFonts w:ascii="Aptos" w:hAnsi="Aptos" w:eastAsia="Microsoft JhengHei"/>
         </w:rPr>
-        <w:t>邀請者可管理已分享事件、逐筆取消或全部停止分享；受邀者可停止查看。</w:t>
+        <w:t>切換成功後，來源端資料會刪除，雲端與此裝置不會同時作為主要資料來源。</w:t>
       </w:r>
     </w:p>
     <w:p>
       <w:pPr>
         <w:pStyle w:val="ListBullet"/>
-        <w:spacing w:after="60"/>
       </w:pPr>
       <w:r>
         <w:rPr>
-          <w:rFonts w:ascii="Microsoft JhengHei" w:hAnsi="Microsoft JhengHei" w:eastAsia="Microsoft JhengHei"/>
+          <w:rFonts w:ascii="Aptos" w:hAnsi="Aptos" w:eastAsia="Microsoft JhengHei"/>
         </w:rPr>
-        <w:t>已拒絕、已停止分享或已停止查看的紀錄不列在主要清單，且會釋放分享額度。</w:t>
+        <w:t>搬移失敗的資料會保留在原位置，並顯示失敗原因。</w:t>
       </w:r>
     </w:p>
     <w:p>
       <w:pPr>
-        <w:pStyle w:val="ListBullet"/>
-        <w:spacing w:after="60"/>
+        <w:keepLines/>
       </w:pPr>
       <w:r>
         <w:rPr>
-          <w:rFonts w:ascii="Microsoft JhengHei" w:hAnsi="Microsoft JhengHei" w:eastAsia="Microsoft JhengHei"/>
+          <w:rFonts w:ascii="Aptos" w:hAnsi="Aptos" w:eastAsia="Microsoft JhengHei"/>
         </w:rPr>
-        <w:t>重複邀請、額度不足或找不到帳號時，依畫面訊息修正後再送出。此功能不支援本機模式。</w:t>
+        <w:t>切換前請確認目前裝置空間足夠、網路穩定，且不要關閉頁面。</w:t>
       </w:r>
     </w:p>
     <w:p>
@@ -1091,1012 +1594,1117 @@
         <w:pStyle w:val="Heading1"/>
       </w:pPr>
       <w:r>
-        <w:t>推薦活動與推薦景點</w:t>
+        <w:t>4. 方案與額度</w:t>
       </w:r>
     </w:p>
     <w:p>
       <w:pPr>
-        <w:pStyle w:val="ListBullet"/>
-        <w:spacing w:after="60"/>
+        <w:keepLines/>
       </w:pPr>
       <w:r>
         <w:rPr>
-          <w:rFonts w:ascii="Microsoft JhengHei" w:hAnsi="Microsoft JhengHei" w:eastAsia="Microsoft JhengHei"/>
+          <w:rFonts w:ascii="Aptos" w:hAnsi="Aptos" w:eastAsia="Microsoft JhengHei"/>
         </w:rPr>
-        <w:t>使用搜尋、城市篩選、我的與全部切換清單；地圖模式顯示城市數量，點城市或數字會切回該城市清單。</w:t>
+        <w:t>使用者選單的「方案與訂閱」可查看：</w:t>
       </w:r>
     </w:p>
     <w:p>
       <w:pPr>
         <w:pStyle w:val="ListBullet"/>
-        <w:spacing w:after="60"/>
       </w:pPr>
       <w:r>
         <w:rPr>
-          <w:rFonts w:ascii="Microsoft JhengHei" w:hAnsi="Microsoft JhengHei" w:eastAsia="Microsoft JhengHei"/>
+          <w:rFonts w:ascii="Aptos" w:hAnsi="Aptos" w:eastAsia="Microsoft JhengHei"/>
         </w:rPr>
-        <w:t>推薦活動依喜歡、一般、不喜歡分組，再依開始日期、開始時間、結束日期、國家、城市與地點排序。早於今天開始的活動以今天作為排序基準。</w:t>
+        <w:t>目前方案與有效期限。</w:t>
       </w:r>
     </w:p>
     <w:p>
       <w:pPr>
         <w:pStyle w:val="ListBullet"/>
-        <w:spacing w:after="60"/>
       </w:pPr>
       <w:r>
         <w:rPr>
-          <w:rFonts w:ascii="Microsoft JhengHei" w:hAnsi="Microsoft JhengHei" w:eastAsia="Microsoft JhengHei"/>
+          <w:rFonts w:ascii="Aptos" w:hAnsi="Aptos" w:eastAsia="Microsoft JhengHei"/>
         </w:rPr>
-        <w:t>推薦景點依城市、地點及名稱排序，並可顯示營業時間。</w:t>
+        <w:t>每一筆仍有效的舊版／新版權益。</w:t>
       </w:r>
     </w:p>
     <w:p>
       <w:pPr>
         <w:pStyle w:val="ListBullet"/>
-        <w:spacing w:after="60"/>
       </w:pPr>
       <w:r>
         <w:rPr>
-          <w:rFonts w:ascii="Microsoft JhengHei" w:hAnsi="Microsoft JhengHei" w:eastAsia="Microsoft JhengHei"/>
+          <w:rFonts w:ascii="Aptos" w:hAnsi="Aptos" w:eastAsia="Microsoft JhengHei"/>
         </w:rPr>
-        <w:t>加入行事曆採單日事件。相同日期、名稱、國家、城市與地點的景點會提示重複；活動亦會依事件識別規則提示重複。</w:t>
+        <w:t>版本生效日、付款金額、倍率及到期日。</w:t>
       </w:r>
     </w:p>
     <w:p>
       <w:pPr>
         <w:pStyle w:val="ListBullet"/>
-        <w:spacing w:after="60"/>
       </w:pPr>
       <w:r>
         <w:rPr>
-          <w:rFonts w:ascii="Microsoft JhengHei" w:hAnsi="Microsoft JhengHei" w:eastAsia="Microsoft JhengHei"/>
+          <w:rFonts w:ascii="Aptos" w:hAnsi="Aptos" w:eastAsia="Microsoft JhengHei"/>
         </w:rPr>
-        <w:t>活動頁進入時會依每日規則自動更新；當日成功後不重複下載，失敗時仍保留手動更新入口。</w:t>
+        <w:t>各項已使用量與合計可用額度。</w:t>
       </w:r>
     </w:p>
     <w:p>
       <w:pPr>
         <w:pStyle w:val="ListBullet"/>
-        <w:spacing w:after="60"/>
       </w:pPr>
       <w:r>
         <w:rPr>
-          <w:rFonts w:ascii="Microsoft JhengHei" w:hAnsi="Microsoft JhengHei" w:eastAsia="Microsoft JhengHei"/>
+          <w:rFonts w:ascii="Aptos" w:hAnsi="Aptos" w:eastAsia="Microsoft JhengHei"/>
         </w:rPr>
-        <w:t>圖片為選填。只有存在細項時才可開啟預覽，沒有圖片時不保留空白區域。</w:t>
+        <w:t>下一次付款適用的最新方案版本。</w:t>
       </w:r>
     </w:p>
     <w:p>
       <w:pPr>
-        <w:pStyle w:val="Heading2"/>
+        <w:pStyle w:val="Heading3"/>
       </w:pPr>
       <w:r>
-        <w:t>投稿與審核</w:t>
+        <w:t>4.1 免費雲端版</w:t>
       </w:r>
     </w:p>
     <w:p>
       <w:pPr>
         <w:pStyle w:val="ListBullet"/>
-        <w:spacing w:after="60"/>
       </w:pPr>
       <w:r>
         <w:rPr>
-          <w:rFonts w:ascii="Microsoft JhengHei" w:hAnsi="Microsoft JhengHei" w:eastAsia="Microsoft JhengHei"/>
+          <w:rFonts w:ascii="Aptos" w:hAnsi="Aptos" w:eastAsia="Microsoft JhengHei"/>
         </w:rPr>
-        <w:t>一般使用者與合作廠商可在投稿中心新增活動或景點。投稿完整度會檢查標題、日期、城市、地點、說明及報名連結。</w:t>
+        <w:t>行事曆：30 筆。</w:t>
       </w:r>
     </w:p>
     <w:p>
       <w:pPr>
         <w:pStyle w:val="ListBullet"/>
-        <w:spacing w:after="60"/>
       </w:pPr>
       <w:r>
         <w:rPr>
-          <w:rFonts w:ascii="Microsoft JhengHei" w:hAnsi="Microsoft JhengHei" w:eastAsia="Microsoft JhengHei"/>
+          <w:rFonts w:ascii="Aptos" w:hAnsi="Aptos" w:eastAsia="Microsoft JhengHei"/>
         </w:rPr>
-        <w:t>新投稿顯示尚未公開；管理員審核後對所有使用者公開，作者仍保留原帳號。</w:t>
+        <w:t>記帳明細：30 筆。</w:t>
       </w:r>
     </w:p>
     <w:p>
       <w:pPr>
         <w:pStyle w:val="ListBullet"/>
-        <w:spacing w:after="60"/>
       </w:pPr>
       <w:r>
         <w:rPr>
-          <w:rFonts w:ascii="Microsoft JhengHei" w:hAnsi="Microsoft JhengHei" w:eastAsia="Microsoft JhengHei"/>
+          <w:rFonts w:ascii="Aptos" w:hAnsi="Aptos" w:eastAsia="Microsoft JhengHei"/>
         </w:rPr>
-        <w:t>作者修改已公開內容後，資料轉回待重新審核並暫停公開。</w:t>
+        <w:t>積分明細：30 筆。</w:t>
       </w:r>
     </w:p>
     <w:p>
       <w:pPr>
         <w:pStyle w:val="ListBullet"/>
-        <w:spacing w:after="60"/>
       </w:pPr>
       <w:r>
         <w:rPr>
-          <w:rFonts w:ascii="Microsoft JhengHei" w:hAnsi="Microsoft JhengHei" w:eastAsia="Microsoft JhengHei"/>
+          <w:rFonts w:ascii="Aptos" w:hAnsi="Aptos" w:eastAsia="Microsoft JhengHei"/>
         </w:rPr>
-        <w:t>從未公開的投稿可由作者刪除；曾公開、待重新審核或目前公開的內容只允許管理員刪除。</w:t>
+        <w:t>回憶：30 筆。</w:t>
       </w:r>
     </w:p>
     <w:p>
       <w:pPr>
         <w:pStyle w:val="ListBullet"/>
-        <w:spacing w:after="60"/>
       </w:pPr>
       <w:r>
         <w:rPr>
-          <w:rFonts w:ascii="Microsoft JhengHei" w:hAnsi="Microsoft JhengHei" w:eastAsia="Microsoft JhengHei"/>
+          <w:rFonts w:ascii="Aptos" w:hAnsi="Aptos" w:eastAsia="Microsoft JhengHei"/>
         </w:rPr>
-        <w:t>合作廠商工作台提供近期投稿、內容概況、審核狀態、額度及成效資料。</w:t>
+        <w:t>自建遊戲題目：50 題。</w:t>
       </w:r>
     </w:p>
     <w:p>
       <w:pPr>
-        <w:pStyle w:val="Heading1"/>
+        <w:pStyle w:val="ListBullet"/>
       </w:pPr>
       <w:r>
-        <w:t>回憶走廊</w:t>
+        <w:rPr>
+          <w:rFonts w:ascii="Aptos" w:hAnsi="Aptos" w:eastAsia="Microsoft JhengHei"/>
+        </w:rPr>
+        <w:t>行事曆分享：最多 2 人。</w:t>
       </w:r>
     </w:p>
     <w:p>
       <w:pPr>
         <w:pStyle w:val="ListBullet"/>
-        <w:spacing w:after="60"/>
       </w:pPr>
       <w:r>
         <w:rPr>
-          <w:rFonts w:ascii="Microsoft JhengHei" w:hAnsi="Microsoft JhengHei" w:eastAsia="Microsoft JhengHei"/>
+          <w:rFonts w:ascii="Aptos" w:hAnsi="Aptos" w:eastAsia="Microsoft JhengHei"/>
         </w:rPr>
-        <w:t>可建立文字、地點、日期時間、圖片與當日行程細項。未來日期的回憶也會顯示。</w:t>
+        <w:t>不提供雲端圖片上傳。</w:t>
       </w:r>
     </w:p>
     <w:p>
       <w:pPr>
         <w:pStyle w:val="ListBullet"/>
-        <w:spacing w:after="60"/>
       </w:pPr>
       <w:r>
         <w:rPr>
-          <w:rFonts w:ascii="Microsoft JhengHei" w:hAnsi="Microsoft JhengHei" w:eastAsia="Microsoft JhengHei"/>
+          <w:rFonts w:ascii="Aptos" w:hAnsi="Aptos" w:eastAsia="Microsoft JhengHei"/>
         </w:rPr>
-        <w:t>預設載入最近 30 天；點載入更多會每次向前查詢 30 天並自動去除重複。</w:t>
+        <w:t>雲端詳細答題紀錄保留最近 30 天。</w:t>
       </w:r>
     </w:p>
     <w:p>
       <w:pPr>
-        <w:pStyle w:val="ListBullet"/>
-        <w:spacing w:after="60"/>
+        <w:keepLines/>
       </w:pPr>
       <w:r>
         <w:rPr>
-          <w:rFonts w:ascii="Microsoft JhengHei" w:hAnsi="Microsoft JhengHei" w:eastAsia="Microsoft JhengHei"/>
+          <w:rFonts w:ascii="Aptos" w:hAnsi="Aptos" w:eastAsia="Microsoft JhengHei"/>
         </w:rPr>
-        <w:t>卡片含有細項時可開啟預覽；記帳與積分快捷入口會開啟已連結帳戶的明細。</w:t>
+        <w:t>免費帳號連續 3 個月沒有新增或修改資料，會被視為無效帳號並由系統清理。請在需要保留資料時登入並更新資料，或先搬到此裝置／匯出。</w:t>
       </w:r>
     </w:p>
     <w:p>
       <w:pPr>
-        <w:pStyle w:val="ListBullet"/>
-        <w:spacing w:after="60"/>
+        <w:pStyle w:val="Heading3"/>
       </w:pPr>
       <w:r>
-        <w:rPr>
-          <w:rFonts w:ascii="Microsoft JhengHei" w:hAnsi="Microsoft JhengHei" w:eastAsia="Microsoft JhengHei"/>
-        </w:rPr>
-        <w:t>本機模式圖片與資料保存在目前裝置；雲端圖片容量依方案計算。</w:t>
+        <w:t>4.2 雲端 Plus</w:t>
       </w:r>
     </w:p>
     <w:p>
       <w:pPr>
-        <w:pStyle w:val="Heading1"/>
+        <w:keepLines/>
       </w:pPr>
       <w:r>
-        <w:t>記帳</w:t>
+        <w:rPr>
+          <w:rFonts w:ascii="Aptos" w:hAnsi="Aptos" w:eastAsia="Microsoft JhengHei"/>
+        </w:rPr>
+        <w:t>基準價格為每季 NT$129；實際價格與額度以付款當時畫面顯示的方案版本為準。</w:t>
       </w:r>
     </w:p>
     <w:p>
       <w:pPr>
-        <w:pStyle w:val="ListBullet"/>
-        <w:spacing w:after="60"/>
+        <w:keepLines/>
       </w:pPr>
       <w:r>
         <w:rPr>
-          <w:rFonts w:ascii="Microsoft JhengHei" w:hAnsi="Microsoft JhengHei" w:eastAsia="Microsoft JhengHei"/>
+          <w:rFonts w:ascii="Aptos" w:hAnsi="Aptos" w:eastAsia="Microsoft JhengHei"/>
         </w:rPr>
-        <w:t>建立個人或旅程帳戶，設定名稱、主要幣別及起始金額。首頁可直接選帳戶並新增明細。</w:t>
+        <w:t>基準額度：</w:t>
       </w:r>
     </w:p>
     <w:p>
       <w:pPr>
         <w:pStyle w:val="ListBullet"/>
-        <w:spacing w:after="60"/>
       </w:pPr>
       <w:r>
         <w:rPr>
-          <w:rFonts w:ascii="Microsoft JhengHei" w:hAnsi="Microsoft JhengHei" w:eastAsia="Microsoft JhengHei"/>
+          <w:rFonts w:ascii="Aptos" w:hAnsi="Aptos" w:eastAsia="Microsoft JhengHei"/>
         </w:rPr>
-        <w:t>明細可選收入或支出、日期、時間、數值、幣別、一級分類、次分類與描述。數值支援最多四位小數，畫面以千分位顯示。</w:t>
+        <w:t>行事曆、記帳明細、積分明細、回憶各 300 筆。</w:t>
       </w:r>
     </w:p>
     <w:p>
       <w:pPr>
         <w:pStyle w:val="ListBullet"/>
-        <w:spacing w:after="60"/>
       </w:pPr>
       <w:r>
         <w:rPr>
-          <w:rFonts w:ascii="Microsoft JhengHei" w:hAnsi="Microsoft JhengHei" w:eastAsia="Microsoft JhengHei"/>
+          <w:rFonts w:ascii="Aptos" w:hAnsi="Aptos" w:eastAsia="Microsoft JhengHei"/>
         </w:rPr>
-        <w:t>收入分類包含食、衣、住、行、育、樂、未分類及保留項；支出與實際畫面選單一致。次分類可自填或留空。</w:t>
+        <w:t>自建遊戲題目 500 題。</w:t>
       </w:r>
     </w:p>
     <w:p>
       <w:pPr>
         <w:pStyle w:val="ListBullet"/>
-        <w:spacing w:after="60"/>
       </w:pPr>
       <w:r>
         <w:rPr>
-          <w:rFonts w:ascii="Microsoft JhengHei" w:hAnsi="Microsoft JhengHei" w:eastAsia="Microsoft JhengHei"/>
+          <w:rFonts w:ascii="Aptos" w:hAnsi="Aptos" w:eastAsia="Microsoft JhengHei"/>
         </w:rPr>
-        <w:t>新增時沿用最近一筆明細的收入或支出類型、分類與選單值；無紀錄時預設支出與未分類。</w:t>
+        <w:t>行事曆分享最多 5 人。</w:t>
       </w:r>
     </w:p>
     <w:p>
       <w:pPr>
         <w:pStyle w:val="ListBullet"/>
-        <w:spacing w:after="60"/>
       </w:pPr>
       <w:r>
         <w:rPr>
-          <w:rFonts w:ascii="Microsoft JhengHei" w:hAnsi="Microsoft JhengHei" w:eastAsia="Microsoft JhengHei"/>
+          <w:rFonts w:ascii="Aptos" w:hAnsi="Aptos" w:eastAsia="Microsoft JhengHei"/>
         </w:rPr>
-        <w:t>語音與手動新增共用同一套驗證。刪除明細後，當日小計、總金額及帳戶餘額會重新計算。</w:t>
+        <w:t>回憶與活動圖片合計 300 MB。</w:t>
       </w:r>
     </w:p>
     <w:p>
       <w:pPr>
         <w:pStyle w:val="ListBullet"/>
-        <w:spacing w:after="60"/>
       </w:pPr>
       <w:r>
         <w:rPr>
-          <w:rFonts w:ascii="Microsoft JhengHei" w:hAnsi="Microsoft JhengHei" w:eastAsia="Microsoft JhengHei"/>
+          <w:rFonts w:ascii="Aptos" w:hAnsi="Aptos" w:eastAsia="Microsoft JhengHei"/>
         </w:rPr>
-        <w:t>一般帳戶預設載入近 30 天；旅程帳戶顯示全部紀錄。保留項不受日期範圍限制。</w:t>
+        <w:t>雲端詳細答題紀錄保留最近 1 年。</w:t>
       </w:r>
     </w:p>
     <w:p>
       <w:pPr>
-        <w:pStyle w:val="Heading1"/>
+        <w:keepLines/>
       </w:pPr>
       <w:r>
-        <w:t>積分</w:t>
+        <w:rPr>
+          <w:rFonts w:ascii="Aptos" w:hAnsi="Aptos" w:eastAsia="Microsoft JhengHei"/>
+        </w:rPr>
+        <w:t>支付方案倍數時，對應筆數及圖片容量會依倍率增加。舊版權益尚未到期又購買新版加購時，兩份權益會分開顯示，額度在有效期間內相加，不會以新版覆蓋舊版。</w:t>
       </w:r>
     </w:p>
     <w:p>
       <w:pPr>
-        <w:pStyle w:val="ListBullet"/>
-        <w:spacing w:after="60"/>
+        <w:pStyle w:val="Heading3"/>
       </w:pPr>
       <w:r>
-        <w:rPr>
-          <w:rFonts w:ascii="Microsoft JhengHei" w:hAnsi="Microsoft JhengHei" w:eastAsia="Microsoft JhengHei"/>
-        </w:rPr>
-        <w:t>建立個人或團體帳戶，再新增加分或減分明細。</w:t>
+        <w:t>4.3 此裝置 Plus</w:t>
       </w:r>
     </w:p>
     <w:p>
       <w:pPr>
         <w:pStyle w:val="ListBullet"/>
-        <w:spacing w:after="60"/>
       </w:pPr>
       <w:r>
         <w:rPr>
-          <w:rFonts w:ascii="Microsoft JhengHei" w:hAnsi="Microsoft JhengHei" w:eastAsia="Microsoft JhengHei"/>
+          <w:rFonts w:ascii="Aptos" w:hAnsi="Aptos" w:eastAsia="Microsoft JhengHei"/>
         </w:rPr>
-        <w:t>明細包含日期、時間、數值、一級分類、次分類與描述；一級分類為德、智、體、群、美、未分類及保留項。</w:t>
+        <w:t>基準價格為每季 NT$129。</w:t>
       </w:r>
     </w:p>
     <w:p>
       <w:pPr>
         <w:pStyle w:val="ListBullet"/>
-        <w:spacing w:after="60"/>
       </w:pPr>
       <w:r>
         <w:rPr>
-          <w:rFonts w:ascii="Microsoft JhengHei" w:hAnsi="Microsoft JhengHei" w:eastAsia="Microsoft JhengHei"/>
+          <w:rFonts w:ascii="Aptos" w:hAnsi="Aptos" w:eastAsia="Microsoft JhengHei"/>
         </w:rPr>
-        <w:t>新增時沿用最近一筆明細的加減分與分類；無紀錄時預設加分與未分類。</w:t>
+        <w:t>此裝置資料不限量。</w:t>
       </w:r>
     </w:p>
     <w:p>
       <w:pPr>
         <w:pStyle w:val="ListBullet"/>
-        <w:spacing w:after="60"/>
       </w:pPr>
       <w:r>
         <w:rPr>
-          <w:rFonts w:ascii="Microsoft JhengHei" w:hAnsi="Microsoft JhengHei" w:eastAsia="Microsoft JhengHei"/>
+          <w:rFonts w:ascii="Aptos" w:hAnsi="Aptos" w:eastAsia="Microsoft JhengHei"/>
         </w:rPr>
-        <w:t>預設載入近 30 天；沒有近期資料時顯示最新一筆。點載入更多會向前查詢並去除重複。保留項永遠列出。</w:t>
+        <w:t>資料只存在付款者選擇的裝置或瀏覽器，不會自動跨裝置同步。</w:t>
       </w:r>
     </w:p>
     <w:p>
       <w:pPr>
-        <w:pStyle w:val="Heading1"/>
+        <w:keepLines/>
       </w:pPr>
       <w:r>
-        <w:t>遊戲與題庫</w:t>
+        <w:rPr>
+          <w:rFonts w:ascii="Aptos" w:hAnsi="Aptos" w:eastAsia="Microsoft JhengHei"/>
+        </w:rPr>
+        <w:t>目前 App 內正式付款流程仍在準備中；上線後以 App 內顯示的付款方式與收據狀態為準。</w:t>
       </w:r>
     </w:p>
     <w:p>
       <w:pPr>
-        <w:pStyle w:val="ListBullet"/>
-        <w:spacing w:after="60"/>
+        <w:pStyle w:val="Heading3"/>
       </w:pPr>
       <w:r>
-        <w:rPr>
-          <w:rFonts w:ascii="Microsoft JhengHei" w:hAnsi="Microsoft JhengHei" w:eastAsia="Microsoft JhengHei"/>
-        </w:rPr>
-        <w:t>使用管理員題庫、我的題庫或本機題庫前，系統會檢查可用題目總數；需要分組的遊戲至少三題才可開始。</w:t>
+        <w:t>4.4 到期與付款失敗</w:t>
       </w:r>
     </w:p>
     <w:p>
       <w:pPr>
         <w:pStyle w:val="ListBullet"/>
-        <w:spacing w:after="60"/>
       </w:pPr>
       <w:r>
         <w:rPr>
-          <w:rFonts w:ascii="Microsoft JhengHei" w:hAnsi="Microsoft JhengHei" w:eastAsia="Microsoft JhengHei"/>
+          <w:rFonts w:ascii="Aptos" w:hAnsi="Aptos" w:eastAsia="Microsoft JhengHei"/>
         </w:rPr>
-        <w:t>我的題庫可搜尋、新增、編輯、啟用及刪除。已使用中的資料依畫面規則處理。</w:t>
+        <w:t>取消續訂後，權益可使用到已付款期間結束。</w:t>
       </w:r>
     </w:p>
     <w:p>
       <w:pPr>
         <w:pStyle w:val="ListBullet"/>
-        <w:spacing w:after="60"/>
       </w:pPr>
       <w:r>
         <w:rPr>
-          <w:rFonts w:ascii="Microsoft JhengHei" w:hAnsi="Microsoft JhengHei" w:eastAsia="Microsoft JhengHei"/>
+          <w:rFonts w:ascii="Aptos" w:hAnsi="Aptos" w:eastAsia="Microsoft JhengHei"/>
         </w:rPr>
-        <w:t>翻譯遊戲名稱使用 Translation CH EN、Translation CH JP 與 Translation CH KR。</w:t>
+        <w:t>有效訂閱剩餘 15 天以內時，方案頁會顯示剩餘天數及到期影響。</w:t>
       </w:r>
     </w:p>
     <w:p>
       <w:pPr>
         <w:pStyle w:val="ListBullet"/>
-        <w:spacing w:after="60"/>
       </w:pPr>
       <w:r>
         <w:rPr>
-          <w:rFonts w:ascii="Microsoft JhengHei" w:hAnsi="Microsoft JhengHei" w:eastAsia="Microsoft JhengHei"/>
+          <w:rFonts w:ascii="Aptos" w:hAnsi="Aptos" w:eastAsia="Microsoft JhengHei"/>
         </w:rPr>
-        <w:t>雲端答題明細依方案保留 30 天或一年；本機答題紀錄不套用雲端保留天數。</w:t>
+        <w:t>只有部分有效訂閱到期時，系統會扣除該筆額度，仍可使用其他尚未到期的訂閱額度。</w:t>
       </w:r>
     </w:p>
     <w:p>
       <w:pPr>
         <w:pStyle w:val="ListBullet"/>
-        <w:spacing w:after="60"/>
       </w:pPr>
       <w:r>
         <w:rPr>
-          <w:rFonts w:ascii="Microsoft JhengHei" w:hAnsi="Microsoft JhengHei" w:eastAsia="Microsoft JhengHei"/>
+          <w:rFonts w:ascii="Aptos" w:hAnsi="Aptos" w:eastAsia="Microsoft JhengHei"/>
         </w:rPr>
-        <w:t>本機模式不能讀取管理員題庫，只能使用本機可用題庫。</w:t>
+        <w:t>當目前儲存位置的全部付費訂閱均到期且未續訂時，該儲存位置進入唯讀：可查看或刪除資料，但不能新增或修改。</w:t>
       </w:r>
     </w:p>
     <w:p>
       <w:pPr>
-        <w:pStyle w:val="Heading1"/>
+        <w:pStyle w:val="ListBullet"/>
       </w:pPr>
       <w:r>
-        <w:t>方案 額度與促銷期間</w:t>
+        <w:rPr>
+          <w:rFonts w:ascii="Aptos" w:hAnsi="Aptos" w:eastAsia="Microsoft JhengHei"/>
+        </w:rPr>
+        <w:t>雲端有效額度因一筆或多筆訂閱到期而降低時，系統以仍有效的付費額度重新計算；已無有效雲端付費額度時，以當時的雲端免費方案額度計算。</w:t>
       </w:r>
     </w:p>
     <w:p>
+      <w:pPr>
+        <w:pStyle w:val="ListBullet"/>
+      </w:pPr>
       <w:r>
         <w:rPr>
-          <w:rFonts w:ascii="Microsoft JhengHei" w:hAnsi="Microsoft JhengHei" w:eastAsia="Microsoft JhengHei"/>
+          <w:rFonts w:ascii="Aptos" w:hAnsi="Aptos" w:eastAsia="Microsoft JhengHei"/>
         </w:rPr>
-        <w:t>方案名稱、價格、額度、生效日期與倍率由資料庫版本決定，不應以本手冊中的固定數字取代畫面顯示。使用者應以方案與訂閱頁的目前方案、實際額度與有效日期為準。</w:t>
+        <w:t>雲端資料超額時，系統會提示續訂、搬移或清理；可選擇「清除超額」或「清除全部」，寬限期後自動清理也只處理超額部分。</w:t>
       </w:r>
     </w:p>
     <w:p>
       <w:pPr>
         <w:pStyle w:val="ListBullet"/>
-        <w:spacing w:after="60"/>
       </w:pPr>
       <w:r>
         <w:rPr>
-          <w:rFonts w:ascii="Microsoft JhengHei" w:hAnsi="Microsoft JhengHei" w:eastAsia="Microsoft JhengHei"/>
+          <w:rFonts w:ascii="Aptos" w:hAnsi="Aptos" w:eastAsia="Microsoft JhengHei"/>
         </w:rPr>
-        <w:t>目前使用本機模式時，以有效的本機方案判斷能否新增；目前使用雲端時，以雲端方案與版本額度判斷。</w:t>
+        <w:t>本機轉雲端前，必須先有有效雲端使用權且全部待上傳資料均在額度內；超額時整批取消，不會只上傳部分資料。</w:t>
       </w:r>
     </w:p>
     <w:p>
       <w:pPr>
         <w:pStyle w:val="ListBullet"/>
-        <w:spacing w:after="60"/>
       </w:pPr>
       <w:r>
         <w:rPr>
-          <w:rFonts w:ascii="Microsoft JhengHei" w:hAnsi="Microsoft JhengHei" w:eastAsia="Microsoft JhengHei"/>
+          <w:rFonts w:ascii="Aptos" w:hAnsi="Aptos" w:eastAsia="Microsoft JhengHei"/>
         </w:rPr>
-        <w:t>舊版尚未到期又購買新版時，畫面會分別列出尚未到期權益與下次付款適用版本。</w:t>
+        <w:t>雲端訂閱到期不會自動刪除本機資料；但本機 Plus 到期後，本機資料同樣不能新增或修改。</w:t>
       </w:r>
     </w:p>
     <w:p>
       <w:pPr>
-        <w:pStyle w:val="ListBullet"/>
-        <w:spacing w:after="60"/>
+        <w:pStyle w:val="Heading1"/>
       </w:pPr>
       <w:r>
-        <w:rPr>
-          <w:rFonts w:ascii="Microsoft JhengHei" w:hAnsi="Microsoft JhengHei" w:eastAsia="Microsoft JhengHei"/>
-        </w:rPr>
-        <w:t>管理員可建立多個收費版本、調整額度、設定使用者到期日、倍率、個別額度與無限額度。</w:t>
+        <w:t>5. 首頁</w:t>
       </w:r>
     </w:p>
     <w:p>
       <w:pPr>
         <w:pStyle w:val="ListBullet"/>
-        <w:spacing w:after="60"/>
       </w:pPr>
       <w:r>
         <w:rPr>
-          <w:rFonts w:ascii="Microsoft JhengHei" w:hAnsi="Microsoft JhengHei" w:eastAsia="Microsoft JhengHei"/>
+          <w:rFonts w:ascii="Aptos" w:hAnsi="Aptos" w:eastAsia="Microsoft JhengHei"/>
         </w:rPr>
-        <w:t>促銷免額度期間可設定多組開始與結束時間；期間內新增不受一般額度限制，期間結束後仍依目前方案檢查。</w:t>
+        <w:t>行程：顯示近期行程，可完成行程或進入行事曆查看。</w:t>
       </w:r>
     </w:p>
     <w:p>
       <w:pPr>
         <w:pStyle w:val="ListBullet"/>
-        <w:spacing w:after="60"/>
       </w:pPr>
       <w:r>
         <w:rPr>
-          <w:rFonts w:ascii="Microsoft JhengHei" w:hAnsi="Microsoft JhengHei" w:eastAsia="Microsoft JhengHei"/>
+          <w:rFonts w:ascii="Aptos" w:hAnsi="Aptos" w:eastAsia="Microsoft JhengHei"/>
         </w:rPr>
-        <w:t>雲端 Plus 到期且未續訂時，雲端進入限制狀態。超過免費額度者會顯示寬限截止日與超額項目；系統依目前額度保留最新資料與保留項，清理超額部分。</w:t>
+        <w:t>記帳／積分：先選擇帳戶，再顯示今日與總計；個人帳戶全部顯示，旅程／團體帳戶顯示最近使用的項目。</w:t>
       </w:r>
     </w:p>
     <w:p>
       <w:pPr>
         <w:pStyle w:val="ListBullet"/>
-        <w:spacing w:after="60"/>
       </w:pPr>
       <w:r>
         <w:rPr>
-          <w:rFonts w:ascii="Microsoft JhengHei" w:hAnsi="Microsoft JhengHei" w:eastAsia="Microsoft JhengHei"/>
+          <w:rFonts w:ascii="Aptos" w:hAnsi="Aptos" w:eastAsia="Microsoft JhengHei"/>
         </w:rPr>
-        <w:t>本機方案到期後，既有本機資料仍在裝置上，但不可再新增，直到續訂或依規則切換。</w:t>
+        <w:t>推薦內容：可開啟活動或景點，加入自己的行事曆。</w:t>
       </w:r>
     </w:p>
     <w:p>
       <w:pPr>
-        <w:pStyle w:val="Heading1"/>
+        <w:pStyle w:val="ListBullet"/>
       </w:pPr>
       <w:r>
-        <w:t>資料匯出與帳號刪除</w:t>
+        <w:rPr>
+          <w:rFonts w:ascii="Aptos" w:hAnsi="Aptos" w:eastAsia="Microsoft JhengHei"/>
+        </w:rPr>
+        <w:t>若切換帳戶後資料未更新，可重新載入首頁；若持續失敗，請確認目前資料模式及網路。</w:t>
       </w:r>
     </w:p>
     <w:p>
       <w:pPr>
-        <w:pStyle w:val="Heading2"/>
+        <w:pStyle w:val="Heading1"/>
       </w:pPr>
       <w:r>
-        <w:t>匯出資料</w:t>
+        <w:t>6. 行事曆與分享</w:t>
       </w:r>
     </w:p>
     <w:p>
+      <w:pPr>
+        <w:pStyle w:val="Heading3"/>
+      </w:pPr>
       <w:r>
-        <w:rPr>
-          <w:rFonts w:ascii="Microsoft JhengHei" w:hAnsi="Microsoft JhengHei" w:eastAsia="Microsoft JhengHei"/>
-        </w:rPr>
-        <w:t>從使用者選單選擇資料匯出，系統直接產生 Excel。匯出範圍只包含行事曆、回憶走廊、記帳及積分，工作表名稱、欄位名稱、分類與次分類依當時畫面語言輸出。匯出不會刪除原資料。</w:t>
+        <w:t>6.1 建立與編輯</w:t>
       </w:r>
     </w:p>
     <w:p>
       <w:pPr>
-        <w:pStyle w:val="Heading2"/>
+        <w:keepLines/>
       </w:pPr>
       <w:r>
-        <w:t>申請刪除帳號</w:t>
+        <w:rPr>
+          <w:rFonts w:ascii="Aptos" w:hAnsi="Aptos" w:eastAsia="Microsoft JhengHei"/>
+        </w:rPr>
+        <w:t>點選日期或新增按鈕，輸入名稱、日期、時間、地點、國家、提醒與重複方式。國家使用標準國碼保存，以利地圖及天氣查詢。</w:t>
       </w:r>
     </w:p>
     <w:p>
       <w:pPr>
-        <w:pStyle w:val="ListBullet"/>
-        <w:spacing w:after="60"/>
+        <w:pStyle w:val="Heading3"/>
       </w:pPr>
       <w:r>
-        <w:rPr>
-          <w:rFonts w:ascii="Microsoft JhengHei" w:hAnsi="Microsoft JhengHei" w:eastAsia="Microsoft JhengHei"/>
-        </w:rPr>
-        <w:t>只有雲端模式可送出刪除帳號申請。申請送出後資料尚未刪除，需等待管理員處理。</w:t>
+        <w:t>6.2 分享</w:t>
       </w:r>
     </w:p>
     <w:p>
       <w:pPr>
-        <w:pStyle w:val="ListBullet"/>
-        <w:spacing w:after="60"/>
+        <w:pStyle w:val="ListNumber"/>
       </w:pPr>
       <w:r>
         <w:rPr>
-          <w:rFonts w:ascii="Microsoft JhengHei" w:hAnsi="Microsoft JhengHei" w:eastAsia="Microsoft JhengHei"/>
+          <w:rFonts w:ascii="Aptos" w:hAnsi="Aptos" w:eastAsia="Microsoft JhengHei"/>
         </w:rPr>
-        <w:t>已有待處理申請時，畫面會顯示申請中；使用者可送出取消申請。</w:t>
+        <w:t>開啟行事曆分享。</w:t>
       </w:r>
     </w:p>
     <w:p>
       <w:pPr>
-        <w:pStyle w:val="ListBullet"/>
-        <w:spacing w:after="60"/>
+        <w:pStyle w:val="ListNumber"/>
       </w:pPr>
       <w:r>
         <w:rPr>
-          <w:rFonts w:ascii="Microsoft JhengHei" w:hAnsi="Microsoft JhengHei" w:eastAsia="Microsoft JhengHei"/>
+          <w:rFonts w:ascii="Aptos" w:hAnsi="Aptos" w:eastAsia="Microsoft JhengHei"/>
         </w:rPr>
-        <w:t>管理員確認取消後會移除原申請；管理員確認刪除後才會刪除帳號與相關雲端資料。</w:t>
+        <w:t>輸入受邀者的註冊 Email。</w:t>
       </w:r>
     </w:p>
     <w:p>
       <w:pPr>
-        <w:pStyle w:val="ListBullet"/>
-        <w:spacing w:after="60"/>
+        <w:pStyle w:val="ListNumber"/>
       </w:pPr>
       <w:r>
         <w:rPr>
-          <w:rFonts w:ascii="Microsoft JhengHei" w:hAnsi="Microsoft JhengHei" w:eastAsia="Microsoft JhengHei"/>
+          <w:rFonts w:ascii="Aptos" w:hAnsi="Aptos" w:eastAsia="Microsoft JhengHei"/>
         </w:rPr>
-        <w:t>儲存位置頁的資料清理是清除本機或雲端個人資料，不等同刪除登入帳號。</w:t>
+        <w:t>選擇分享全部事件或目前月份內的指定未到期事件。</w:t>
       </w:r>
     </w:p>
     <w:p>
       <w:pPr>
-        <w:pStyle w:val="Heading1"/>
+        <w:pStyle w:val="ListNumber"/>
       </w:pPr>
       <w:r>
-        <w:t>常見問題</w:t>
+        <w:rPr>
+          <w:rFonts w:ascii="Aptos" w:hAnsi="Aptos" w:eastAsia="Microsoft JhengHei"/>
+        </w:rPr>
+        <w:t>對方接受後，可在自己的行事曆唯讀查看，且會以不同顏色區分擁有者。</w:t>
       </w:r>
     </w:p>
-    <w:tbl>
-      <w:tblPr>
-        <w:tblW w:type="auto" w:w="0"/>
-        <w:jc w:val="center"/>
-        <w:tblLayout w:type="fixed"/>
-        <w:tblLook w:firstColumn="1" w:firstRow="1" w:lastColumn="0" w:lastRow="0" w:noHBand="0" w:noVBand="1" w:val="04A0"/>
-        <w:tblBorders>
-          <w:top w:val="single" w:sz="4" w:space="0" w:color="D9D9D9"/>
-          <w:left w:val="single" w:sz="4" w:space="0" w:color="D9D9D9"/>
-          <w:bottom w:val="single" w:sz="4" w:space="0" w:color="D9D9D9"/>
-          <w:right w:val="single" w:sz="4" w:space="0" w:color="D9D9D9"/>
-          <w:insideH w:val="single" w:sz="4" w:space="0" w:color="D9D9D9"/>
-          <w:insideV w:val="single" w:sz="4" w:space="0" w:color="D9D9D9"/>
-        </w:tblBorders>
-      </w:tblPr>
-      <w:tblGrid>
-        <w:gridCol w:w="4997"/>
-        <w:gridCol w:w="4997"/>
-      </w:tblGrid>
-      <w:tr>
-        <w:trPr>
-          <w:tblHeader w:val="true"/>
-          <w:cantSplit/>
-        </w:trPr>
-        <w:tc>
-          <w:tcPr>
-            <w:tcW w:type="dxa" w:w="2880"/>
-            <w:shd w:fill="1F4E78"/>
-            <w:tcMar>
-              <w:top w:w="115" w:type="dxa"/>
-              <w:left w:w="120" w:type="dxa"/>
-              <w:bottom w:w="115" w:type="dxa"/>
-              <w:right w:w="120" w:type="dxa"/>
-            </w:tcMar>
-            <w:vAlign w:val="center"/>
-          </w:tcPr>
-          <w:p>
-            <w:pPr>
-              <w:spacing w:after="0"/>
-              <w:jc w:val="center"/>
-            </w:pPr>
-            <w:r>
-              <w:rPr>
-                <w:rFonts w:ascii="Microsoft JhengHei" w:hAnsi="Microsoft JhengHei" w:eastAsia="Microsoft JhengHei"/>
-                <w:b/>
-                <w:color w:val="FFFFFF"/>
-                <w:sz w:val="19"/>
-              </w:rPr>
-              <w:t>情況</w:t>
-            </w:r>
-          </w:p>
-        </w:tc>
-        <w:tc>
-          <w:tcPr>
-            <w:tcW w:type="dxa" w:w="6263"/>
-            <w:shd w:fill="1F4E78"/>
-            <w:tcMar>
-              <w:top w:w="115" w:type="dxa"/>
-              <w:left w:w="120" w:type="dxa"/>
-              <w:bottom w:w="115" w:type="dxa"/>
-              <w:right w:w="120" w:type="dxa"/>
-            </w:tcMar>
-            <w:vAlign w:val="center"/>
-          </w:tcPr>
-          <w:p>
-            <w:pPr>
-              <w:spacing w:after="0"/>
-              <w:jc w:val="center"/>
-            </w:pPr>
-            <w:r>
-              <w:rPr>
-                <w:rFonts w:ascii="Microsoft JhengHei" w:hAnsi="Microsoft JhengHei" w:eastAsia="Microsoft JhengHei"/>
-                <w:b/>
-                <w:color w:val="FFFFFF"/>
-                <w:sz w:val="19"/>
-              </w:rPr>
-              <w:t>處理方式</w:t>
-            </w:r>
-          </w:p>
-        </w:tc>
-      </w:tr>
-      <w:tr>
-        <w:trPr>
-          <w:cantSplit/>
-        </w:trPr>
-        <w:tc>
-          <w:tcPr>
-            <w:tcW w:type="dxa" w:w="2880"/>
-            <w:tcMar>
-              <w:top w:w="100" w:type="dxa"/>
-              <w:left w:w="120" w:type="dxa"/>
-              <w:bottom w:w="100" w:type="dxa"/>
-              <w:right w:w="120" w:type="dxa"/>
-            </w:tcMar>
-            <w:vAlign w:val="center"/>
-          </w:tcPr>
-          <w:p>
-            <w:pPr>
-              <w:spacing w:after="0"/>
-              <w:jc w:val="left"/>
-            </w:pPr>
-            <w:r>
-              <w:rPr>
-                <w:rFonts w:ascii="Microsoft JhengHei" w:hAnsi="Microsoft JhengHei" w:eastAsia="Microsoft JhengHei"/>
-                <w:sz w:val="18"/>
-              </w:rPr>
-              <w:t>登入後看到前一個帳號資料</w:t>
-            </w:r>
-          </w:p>
-        </w:tc>
-        <w:tc>
-          <w:tcPr>
-            <w:tcW w:type="dxa" w:w="6263"/>
-            <w:tcMar>
-              <w:top w:w="100" w:type="dxa"/>
-              <w:left w:w="120" w:type="dxa"/>
-              <w:bottom w:w="100" w:type="dxa"/>
-              <w:right w:w="120" w:type="dxa"/>
-            </w:tcMar>
-            <w:vAlign w:val="center"/>
-          </w:tcPr>
-          <w:p>
-            <w:pPr>
-              <w:spacing w:after="0"/>
-              <w:jc w:val="left"/>
-            </w:pPr>
-            <w:r>
-              <w:rPr>
-                <w:rFonts w:ascii="Microsoft JhengHei" w:hAnsi="Microsoft JhengHei" w:eastAsia="Microsoft JhengHei"/>
-                <w:sz w:val="18"/>
-              </w:rPr>
-              <w:t>登出並重新登入；若仍存在，完整關閉 App 或重新整理網頁。系統會在帳號切換時清除頁面狀態與快取。</w:t>
-            </w:r>
-          </w:p>
-        </w:tc>
-      </w:tr>
-      <w:tr>
-        <w:trPr>
-          <w:cantSplit/>
-        </w:trPr>
-        <w:tc>
-          <w:tcPr>
-            <w:tcW w:type="dxa" w:w="2880"/>
-            <w:shd w:fill="F4F6F7"/>
-            <w:tcMar>
-              <w:top w:w="100" w:type="dxa"/>
-              <w:left w:w="120" w:type="dxa"/>
-              <w:bottom w:w="100" w:type="dxa"/>
-              <w:right w:w="120" w:type="dxa"/>
-            </w:tcMar>
-            <w:vAlign w:val="center"/>
-          </w:tcPr>
-          <w:p>
-            <w:pPr>
-              <w:spacing w:after="0"/>
-              <w:jc w:val="left"/>
-            </w:pPr>
-            <w:r>
-              <w:rPr>
-                <w:rFonts w:ascii="Microsoft JhengHei" w:hAnsi="Microsoft JhengHei" w:eastAsia="Microsoft JhengHei"/>
-                <w:sz w:val="18"/>
-              </w:rPr>
-              <w:t>本機資料在另一台裝置看不到</w:t>
-            </w:r>
-          </w:p>
-        </w:tc>
-        <w:tc>
-          <w:tcPr>
-            <w:tcW w:type="dxa" w:w="6263"/>
-            <w:shd w:fill="F4F6F7"/>
-            <w:tcMar>
-              <w:top w:w="100" w:type="dxa"/>
-              <w:left w:w="120" w:type="dxa"/>
-              <w:bottom w:w="100" w:type="dxa"/>
-              <w:right w:w="120" w:type="dxa"/>
-            </w:tcMar>
-            <w:vAlign w:val="center"/>
-          </w:tcPr>
-          <w:p>
-            <w:pPr>
-              <w:spacing w:after="0"/>
-              <w:jc w:val="left"/>
-            </w:pPr>
-            <w:r>
-              <w:rPr>
-                <w:rFonts w:ascii="Microsoft JhengHei" w:hAnsi="Microsoft JhengHei" w:eastAsia="Microsoft JhengHei"/>
-                <w:sz w:val="18"/>
-              </w:rPr>
-              <w:t>本機資料不跨裝置同步。回到原裝置或原瀏覽器，或依額度規則切換至雲端。</w:t>
-            </w:r>
-          </w:p>
-        </w:tc>
-      </w:tr>
-      <w:tr>
-        <w:trPr>
-          <w:cantSplit/>
-        </w:trPr>
-        <w:tc>
-          <w:tcPr>
-            <w:tcW w:type="dxa" w:w="2880"/>
-            <w:tcMar>
-              <w:top w:w="100" w:type="dxa"/>
-              <w:left w:w="120" w:type="dxa"/>
-              <w:bottom w:w="100" w:type="dxa"/>
-              <w:right w:w="120" w:type="dxa"/>
-            </w:tcMar>
-            <w:vAlign w:val="center"/>
-          </w:tcPr>
-          <w:p>
-            <w:pPr>
-              <w:spacing w:after="0"/>
-              <w:jc w:val="left"/>
-            </w:pPr>
-            <w:r>
-              <w:rPr>
-                <w:rFonts w:ascii="Microsoft JhengHei" w:hAnsi="Microsoft JhengHei" w:eastAsia="Microsoft JhengHei"/>
-                <w:sz w:val="18"/>
-              </w:rPr>
-              <w:t>無法新增資料</w:t>
-            </w:r>
-          </w:p>
-        </w:tc>
-        <w:tc>
-          <w:tcPr>
-            <w:tcW w:type="dxa" w:w="6263"/>
-            <w:tcMar>
-              <w:top w:w="100" w:type="dxa"/>
-              <w:left w:w="120" w:type="dxa"/>
-              <w:bottom w:w="100" w:type="dxa"/>
-              <w:right w:w="120" w:type="dxa"/>
-            </w:tcMar>
-            <w:vAlign w:val="center"/>
-          </w:tcPr>
-          <w:p>
-            <w:pPr>
-              <w:spacing w:after="0"/>
-              <w:jc w:val="left"/>
-            </w:pPr>
-            <w:r>
-              <w:rPr>
-                <w:rFonts w:ascii="Microsoft JhengHei" w:hAnsi="Microsoft JhengHei" w:eastAsia="Microsoft JhengHei"/>
-                <w:sz w:val="18"/>
-              </w:rPr>
-              <w:t>查看模組授權、資料儲存位置、方案有效期與額度；額度滿時先刪除舊資料、續訂或改用符合條件的本機方案。</w:t>
-            </w:r>
-          </w:p>
-        </w:tc>
-      </w:tr>
-      <w:tr>
-        <w:trPr>
-          <w:cantSplit/>
-        </w:trPr>
-        <w:tc>
-          <w:tcPr>
-            <w:tcW w:type="dxa" w:w="2880"/>
-            <w:shd w:fill="F4F6F7"/>
-            <w:tcMar>
-              <w:top w:w="100" w:type="dxa"/>
-              <w:left w:w="120" w:type="dxa"/>
-              <w:bottom w:w="100" w:type="dxa"/>
-              <w:right w:w="120" w:type="dxa"/>
-            </w:tcMar>
-            <w:vAlign w:val="center"/>
-          </w:tcPr>
-          <w:p>
-            <w:pPr>
-              <w:spacing w:after="0"/>
-              <w:jc w:val="left"/>
-            </w:pPr>
-            <w:r>
-              <w:rPr>
-                <w:rFonts w:ascii="Microsoft JhengHei" w:hAnsi="Microsoft JhengHei" w:eastAsia="Microsoft JhengHei"/>
-                <w:sz w:val="18"/>
-              </w:rPr>
-              <w:t>行事曆分享失敗</w:t>
-            </w:r>
-          </w:p>
-        </w:tc>
-        <w:tc>
-          <w:tcPr>
-            <w:tcW w:type="dxa" w:w="6263"/>
-            <w:shd w:fill="F4F6F7"/>
-            <w:tcMar>
-              <w:top w:w="100" w:type="dxa"/>
-              <w:left w:w="120" w:type="dxa"/>
-              <w:bottom w:w="100" w:type="dxa"/>
-              <w:right w:w="120" w:type="dxa"/>
-            </w:tcMar>
-            <w:vAlign w:val="center"/>
-          </w:tcPr>
-          <w:p>
-            <w:pPr>
-              <w:spacing w:after="0"/>
-              <w:jc w:val="left"/>
-            </w:pPr>
-            <w:r>
-              <w:rPr>
-                <w:rFonts w:ascii="Microsoft JhengHei" w:hAnsi="Microsoft JhengHei" w:eastAsia="Microsoft JhengHei"/>
-                <w:sz w:val="18"/>
-              </w:rPr>
-              <w:t>確認為雲端模式、對方帳號存在、不是重複邀請，且分享人數未超額。</w:t>
-            </w:r>
-          </w:p>
-        </w:tc>
-      </w:tr>
-      <w:tr>
-        <w:trPr>
-          <w:cantSplit/>
-        </w:trPr>
-        <w:tc>
-          <w:tcPr>
-            <w:tcW w:type="dxa" w:w="2880"/>
-            <w:tcMar>
-              <w:top w:w="100" w:type="dxa"/>
-              <w:left w:w="120" w:type="dxa"/>
-              <w:bottom w:w="100" w:type="dxa"/>
-              <w:right w:w="120" w:type="dxa"/>
-            </w:tcMar>
-            <w:vAlign w:val="center"/>
-          </w:tcPr>
-          <w:p>
-            <w:pPr>
-              <w:spacing w:after="0"/>
-              <w:jc w:val="left"/>
-            </w:pPr>
-            <w:r>
-              <w:rPr>
-                <w:rFonts w:ascii="Microsoft JhengHei" w:hAnsi="Microsoft JhengHei" w:eastAsia="Microsoft JhengHei"/>
-                <w:sz w:val="18"/>
-              </w:rPr>
-              <w:t>推薦內容加入後日期不對</w:t>
-            </w:r>
-          </w:p>
-        </w:tc>
-        <w:tc>
-          <w:tcPr>
-            <w:tcW w:type="dxa" w:w="6263"/>
-            <w:tcMar>
-              <w:top w:w="100" w:type="dxa"/>
-              <w:left w:w="120" w:type="dxa"/>
-              <w:bottom w:w="100" w:type="dxa"/>
-              <w:right w:w="120" w:type="dxa"/>
-            </w:tcMar>
-            <w:vAlign w:val="center"/>
-          </w:tcPr>
-          <w:p>
-            <w:pPr>
-              <w:spacing w:after="0"/>
-              <w:jc w:val="left"/>
-            </w:pPr>
-            <w:r>
-              <w:rPr>
-                <w:rFonts w:ascii="Microsoft JhengHei" w:hAnsi="Microsoft JhengHei" w:eastAsia="Microsoft JhengHei"/>
-                <w:sz w:val="18"/>
-              </w:rPr>
-              <w:t>新增前確認視窗中的日期與時間。未開始內容應保留未來日期；已開始或時間已過才使用目前日期時間。</w:t>
-            </w:r>
-          </w:p>
-        </w:tc>
-      </w:tr>
-      <w:tr>
-        <w:trPr>
-          <w:cantSplit/>
-        </w:trPr>
-        <w:tc>
-          <w:tcPr>
-            <w:tcW w:type="dxa" w:w="2880"/>
-            <w:shd w:fill="F4F6F7"/>
-            <w:tcMar>
-              <w:top w:w="100" w:type="dxa"/>
-              <w:left w:w="120" w:type="dxa"/>
-              <w:bottom w:w="100" w:type="dxa"/>
-              <w:right w:w="120" w:type="dxa"/>
-            </w:tcMar>
-            <w:vAlign w:val="center"/>
-          </w:tcPr>
-          <w:p>
-            <w:pPr>
-              <w:spacing w:after="0"/>
-              <w:jc w:val="left"/>
-            </w:pPr>
-            <w:r>
-              <w:rPr>
-                <w:rFonts w:ascii="Microsoft JhengHei" w:hAnsi="Microsoft JhengHei" w:eastAsia="Microsoft JhengHei"/>
-                <w:sz w:val="18"/>
-              </w:rPr>
-              <w:t>Web 本機資料一直載入</w:t>
-            </w:r>
-          </w:p>
-        </w:tc>
-        <w:tc>
-          <w:tcPr>
-            <w:tcW w:type="dxa" w:w="6263"/>
-            <w:shd w:fill="F4F6F7"/>
-            <w:tcMar>
-              <w:top w:w="100" w:type="dxa"/>
-              <w:left w:w="120" w:type="dxa"/>
-              <w:bottom w:w="100" w:type="dxa"/>
-              <w:right w:w="120" w:type="dxa"/>
-            </w:tcMar>
-            <w:vAlign w:val="center"/>
-          </w:tcPr>
-          <w:p>
-            <w:pPr>
-              <w:spacing w:after="0"/>
-              <w:jc w:val="left"/>
-            </w:pPr>
-            <w:r>
-              <w:rPr>
-                <w:rFonts w:ascii="Microsoft JhengHei" w:hAnsi="Microsoft JhengHei" w:eastAsia="Microsoft JhengHei"/>
-                <w:sz w:val="18"/>
-              </w:rPr>
-              <w:t>確認瀏覽器允許 IndexedDB、未使用無痕模式且網站資料未被清除；重新登入後再開啟該頁。</w:t>
-            </w:r>
-          </w:p>
-        </w:tc>
-      </w:tr>
-    </w:tbl>
     <w:p>
       <w:pPr>
-        <w:spacing w:after="0"/>
-      </w:pPr>
+        <w:pStyle w:val="ListNumber"/>
+      </w:pPr>
+      <w:r>
+        <w:rPr>
+          <w:rFonts w:ascii="Aptos" w:hAnsi="Aptos" w:eastAsia="Microsoft JhengHei"/>
+        </w:rPr>
+        <w:t>分享者可個別取消某些事件或全部停止分享；受邀者也可停止查看。</w:t>
+      </w:r>
+    </w:p>
+    <w:p>
+      <w:pPr>
+        <w:keepLines/>
+      </w:pPr>
+      <w:r>
+        <w:rPr>
+          <w:rFonts w:ascii="Aptos" w:hAnsi="Aptos" w:eastAsia="Microsoft JhengHei"/>
+        </w:rPr>
+        <w:t>分享不授予編輯或刪除他人事件的權限。</w:t>
+      </w:r>
+    </w:p>
+    <w:p>
+      <w:pPr>
+        <w:pStyle w:val="Heading1"/>
+      </w:pPr>
+      <w:r>
+        <w:t>7. 記帳與積分</w:t>
+      </w:r>
+    </w:p>
+    <w:p>
+      <w:pPr>
+        <w:pStyle w:val="ListBullet"/>
+      </w:pPr>
+      <w:r>
+        <w:rPr>
+          <w:rFonts w:ascii="Aptos" w:hAnsi="Aptos" w:eastAsia="Microsoft JhengHei"/>
+        </w:rPr>
+        <w:t>一級分類：記帳使用食、衣、住、行、育、樂、未分類及保留項；積分使用德、智、體、群、美、未分類及保留項。</w:t>
+      </w:r>
+    </w:p>
+    <w:p>
+      <w:pPr>
+        <w:pStyle w:val="ListBullet"/>
+      </w:pPr>
+      <w:r>
+        <w:rPr>
+          <w:rFonts w:ascii="Aptos" w:hAnsi="Aptos" w:eastAsia="Microsoft JhengHei"/>
+        </w:rPr>
+        <w:t>二級分類可自行輸入，主清單不顯示，編輯時可查看及修改。</w:t>
+      </w:r>
+    </w:p>
+    <w:p>
+      <w:pPr>
+        <w:pStyle w:val="ListBullet"/>
+      </w:pPr>
+      <w:r>
+        <w:rPr>
+          <w:rFonts w:ascii="Aptos" w:hAnsi="Aptos" w:eastAsia="Microsoft JhengHei"/>
+        </w:rPr>
+        <w:t>日期、金額／積分、幣別（記帳）、說明與分類皆可編輯。</w:t>
+      </w:r>
+    </w:p>
+    <w:p>
+      <w:pPr>
+        <w:pStyle w:val="ListBullet"/>
+      </w:pPr>
+      <w:r>
+        <w:rPr>
+          <w:rFonts w:ascii="Aptos" w:hAnsi="Aptos" w:eastAsia="Microsoft JhengHei"/>
+        </w:rPr>
+        <w:t>刪除明細會同步影響今日小計與總計。</w:t>
+      </w:r>
+    </w:p>
+    <w:p>
+      <w:pPr>
+        <w:pStyle w:val="ListBullet"/>
+      </w:pPr>
+      <w:r>
+        <w:rPr>
+          <w:rFonts w:ascii="Aptos" w:hAnsi="Aptos" w:eastAsia="Microsoft JhengHei"/>
+        </w:rPr>
+        <w:t>「保留項」不受一般日期範圍限制，查詢時會持續保留顯示。</w:t>
+      </w:r>
+    </w:p>
+    <w:p>
+      <w:pPr>
+        <w:pStyle w:val="ListBullet"/>
+      </w:pPr>
+      <w:r>
+        <w:rPr>
+          <w:rFonts w:ascii="Aptos" w:hAnsi="Aptos" w:eastAsia="Microsoft JhengHei"/>
+        </w:rPr>
+        <w:t>一般紀錄先載入最近 30 天；沒有近期資料時顯示最新一筆，可使用「載入更多」繼續向前查詢。</w:t>
+      </w:r>
+    </w:p>
+    <w:p>
+      <w:pPr>
+        <w:pStyle w:val="Heading1"/>
+      </w:pPr>
+      <w:r>
+        <w:t>8. 推薦活動、景點與回憶走廊</w:t>
+      </w:r>
+    </w:p>
+    <w:p>
+      <w:pPr>
+        <w:pStyle w:val="ListBullet"/>
+      </w:pPr>
+      <w:r>
+        <w:rPr>
+          <w:rFonts w:ascii="Aptos" w:hAnsi="Aptos" w:eastAsia="Microsoft JhengHei"/>
+        </w:rPr>
+        <w:t>清單模式可依城市及關鍵字篩選。</w:t>
+      </w:r>
+    </w:p>
+    <w:p>
+      <w:pPr>
+        <w:pStyle w:val="ListBullet"/>
+      </w:pPr>
+      <w:r>
+        <w:rPr>
+          <w:rFonts w:ascii="Aptos" w:hAnsi="Aptos" w:eastAsia="Microsoft JhengHei"/>
+        </w:rPr>
+        <w:t>地圖模式顯示各縣市數量；點城市名稱或數字後切回該城市清單。</w:t>
+      </w:r>
+    </w:p>
+    <w:p>
+      <w:pPr>
+        <w:pStyle w:val="ListBullet"/>
+      </w:pPr>
+      <w:r>
+        <w:rPr>
+          <w:rFonts w:ascii="Aptos" w:hAnsi="Aptos" w:eastAsia="Microsoft JhengHei"/>
+        </w:rPr>
+        <w:t>活動排序先依喜歡／一般／不喜歡，再依有效日期由近到遠。</w:t>
+      </w:r>
+    </w:p>
+    <w:p>
+      <w:pPr>
+        <w:pStyle w:val="ListBullet"/>
+      </w:pPr>
+      <w:r>
+        <w:rPr>
+          <w:rFonts w:ascii="Aptos" w:hAnsi="Aptos" w:eastAsia="Microsoft JhengHei"/>
+        </w:rPr>
+        <w:t>景點依城市、地點及名稱排序，並顯示營業時間。</w:t>
+      </w:r>
+    </w:p>
+    <w:p>
+      <w:pPr>
+        <w:pStyle w:val="ListBullet"/>
+      </w:pPr>
+      <w:r>
+        <w:rPr>
+          <w:rFonts w:ascii="Aptos" w:hAnsi="Aptos" w:eastAsia="Microsoft JhengHei"/>
+        </w:rPr>
+        <w:t>有照片才顯示圖片區域，沒有照片不保留空白。</w:t>
+      </w:r>
+    </w:p>
+    <w:p>
+      <w:pPr>
+        <w:pStyle w:val="ListBullet"/>
+      </w:pPr>
+      <w:r>
+        <w:rPr>
+          <w:rFonts w:ascii="Aptos" w:hAnsi="Aptos" w:eastAsia="Microsoft JhengHei"/>
+        </w:rPr>
+        <w:t>只有存在細項資料時，點卡片才開啟預覽。</w:t>
+      </w:r>
+    </w:p>
+    <w:p>
+      <w:pPr>
+        <w:pStyle w:val="ListBullet"/>
+      </w:pPr>
+      <w:r>
+        <w:rPr>
+          <w:rFonts w:ascii="Aptos" w:hAnsi="Aptos" w:eastAsia="Microsoft JhengHei"/>
+        </w:rPr>
+        <w:t>回憶預設顯示最近 30 天，每次「載入更多」再向前 30 天；未來日期的回憶也會顯示。</w:t>
+      </w:r>
+    </w:p>
+    <w:p>
+      <w:pPr>
+        <w:keepLines/>
+      </w:pPr>
+      <w:r>
+        <w:rPr>
+          <w:rFonts w:ascii="Aptos" w:hAnsi="Aptos" w:eastAsia="Microsoft JhengHei"/>
+        </w:rPr>
+        <w:t>推薦活動的「更新」只在允許的平台、尚未於今日更新且沒有其他更新程序執行時出現。</w:t>
+      </w:r>
+    </w:p>
+    <w:p>
+      <w:pPr>
+        <w:pStyle w:val="Heading1"/>
+      </w:pPr>
+      <w:r>
+        <w:t>9. 遊戲與自建題庫</w:t>
+      </w:r>
+    </w:p>
+    <w:p>
+      <w:pPr>
+        <w:pStyle w:val="ListBullet"/>
+      </w:pPr>
+      <w:r>
+        <w:rPr>
+          <w:rFonts w:ascii="Aptos" w:hAnsi="Aptos" w:eastAsia="Microsoft JhengHei"/>
+        </w:rPr>
+        <w:t>一般使用者可選擇管理者題庫或自己的題庫。</w:t>
+      </w:r>
+    </w:p>
+    <w:p>
+      <w:pPr>
+        <w:pStyle w:val="ListBullet"/>
+      </w:pPr>
+      <w:r>
+        <w:rPr>
+          <w:rFonts w:ascii="Aptos" w:hAnsi="Aptos" w:eastAsia="Microsoft JhengHei"/>
+        </w:rPr>
+        <w:t>尚未選擇自己的題庫時，不顯示新增及管理按鈕。</w:t>
+      </w:r>
+    </w:p>
+    <w:p>
+      <w:pPr>
+        <w:pStyle w:val="ListBullet"/>
+      </w:pPr>
+      <w:r>
+        <w:rPr>
+          <w:rFonts w:ascii="Aptos" w:hAnsi="Aptos" w:eastAsia="Microsoft JhengHei"/>
+        </w:rPr>
+        <w:t>新增與編輯頁會依分類提供完整句子的範例提示。</w:t>
+      </w:r>
+    </w:p>
+    <w:p>
+      <w:pPr>
+        <w:pStyle w:val="ListBullet"/>
+      </w:pPr>
+      <w:r>
+        <w:rPr>
+          <w:rFonts w:ascii="Aptos" w:hAnsi="Aptos" w:eastAsia="Microsoft JhengHei"/>
+        </w:rPr>
+        <w:t>系統會檢查同一題庫來源內的重複題目。</w:t>
+      </w:r>
+    </w:p>
+    <w:p>
+      <w:pPr>
+        <w:pStyle w:val="ListBullet"/>
+      </w:pPr>
+      <w:r>
+        <w:rPr>
+          <w:rFonts w:ascii="Aptos" w:hAnsi="Aptos" w:eastAsia="Microsoft JhengHei"/>
+        </w:rPr>
+        <w:t>題目可啟用、停用、編輯或刪除；已有答題紀錄而不能直接刪除時，畫面會說明原因。</w:t>
+      </w:r>
+    </w:p>
+    <w:p>
+      <w:pPr>
+        <w:pStyle w:val="ListBullet"/>
+      </w:pPr>
+      <w:r>
+        <w:rPr>
+          <w:rFonts w:ascii="Aptos" w:hAnsi="Aptos" w:eastAsia="Microsoft JhengHei"/>
+        </w:rPr>
+        <w:t>遊戲進行中按返回或使用返回手勢時會再次確認，避免手機誤觸離開。</w:t>
+      </w:r>
+    </w:p>
+    <w:p>
+      <w:pPr>
+        <w:pStyle w:val="ListBullet"/>
+      </w:pPr>
+      <w:r>
+        <w:rPr>
+          <w:rFonts w:ascii="Aptos" w:hAnsi="Aptos" w:eastAsia="Microsoft JhengHei"/>
+        </w:rPr>
+        <w:t>本機答題紀錄不受雲端 30 天／1 年保留期限限制；雲端紀錄依方案保留 30 天或 1 年。</w:t>
+      </w:r>
+    </w:p>
+    <w:p>
+      <w:pPr>
+        <w:pStyle w:val="Heading1"/>
+      </w:pPr>
+      <w:r>
+        <w:t>10. 個人資料、權限與資料權利</w:t>
+      </w:r>
+    </w:p>
+    <w:p>
+      <w:pPr>
+        <w:pStyle w:val="Heading3"/>
+      </w:pPr>
+      <w:r>
+        <w:t>10.1 App 可能使用的裝置權限</w:t>
+      </w:r>
+    </w:p>
+    <w:p>
+      <w:pPr>
+        <w:pStyle w:val="ListBullet"/>
+      </w:pPr>
+      <w:r>
+        <w:rPr>
+          <w:rFonts w:ascii="Aptos" w:hAnsi="Aptos" w:eastAsia="Microsoft JhengHei"/>
+        </w:rPr>
+        <w:t>通知與精確鬧鐘：用於行程提醒；未授權時不影響其他主要功能。</w:t>
+      </w:r>
+    </w:p>
+    <w:p>
+      <w:pPr>
+        <w:pStyle w:val="ListBullet"/>
+      </w:pPr>
+      <w:r>
+        <w:rPr>
+          <w:rFonts w:ascii="Aptos" w:hAnsi="Aptos" w:eastAsia="Microsoft JhengHei"/>
+        </w:rPr>
+        <w:t>麥克風與語音辨識：只在使用者啟動語音輸入或語音遊戲時使用。</w:t>
+      </w:r>
+    </w:p>
+    <w:p>
+      <w:pPr>
+        <w:pStyle w:val="ListBullet"/>
+      </w:pPr>
+      <w:r>
+        <w:rPr>
+          <w:rFonts w:ascii="Aptos" w:hAnsi="Aptos" w:eastAsia="Microsoft JhengHei"/>
+        </w:rPr>
+        <w:t>相片選擇器：只在使用者主動選擇圖片時使用，不會自行掃描整個相簿。</w:t>
+      </w:r>
+    </w:p>
+    <w:p>
+      <w:pPr>
+        <w:pStyle w:val="ListBullet"/>
+      </w:pPr>
+      <w:r>
+        <w:rPr>
+          <w:rFonts w:ascii="Aptos" w:hAnsi="Aptos" w:eastAsia="Microsoft JhengHei"/>
+        </w:rPr>
+        <w:t>Life Pilot 不以裝置即時定位作為必要功能；地圖與天氣使用使用者輸入的國家、城市、地點或既有座標。</w:t>
+      </w:r>
+    </w:p>
+    <w:p>
+      <w:pPr>
+        <w:pStyle w:val="Heading3"/>
+      </w:pPr>
+      <w:r>
+        <w:t>10.2 外部服務</w:t>
+      </w:r>
+    </w:p>
+    <w:p>
+      <w:pPr>
+        <w:keepLines/>
+      </w:pPr>
+      <w:r>
+        <w:rPr>
+          <w:rFonts w:ascii="Aptos" w:hAnsi="Aptos" w:eastAsia="Microsoft JhengHei"/>
+        </w:rPr>
+        <w:t>Life Pilot 可能使用 Supabase（帳號與雲端資料）、Render（後端服務）、Google Maps（地圖／導航）、OpenWeather（天氣與地理編碼）及作業系統提供的語音服務。為維持安全與排除故障，系統可能保存必要的登入、錯誤、請求及操作紀錄。</w:t>
+      </w:r>
+    </w:p>
+    <w:p>
+      <w:pPr>
+        <w:pStyle w:val="Heading3"/>
+      </w:pPr>
+      <w:r>
+        <w:t>10.3 匯出、搬移與刪除的差異</w:t>
+      </w:r>
+    </w:p>
+    <w:p>
+      <w:pPr>
+        <w:pStyle w:val="ListBullet"/>
+      </w:pPr>
+      <w:r>
+        <w:rPr>
+          <w:rFonts w:ascii="Aptos" w:hAnsi="Aptos" w:eastAsia="Microsoft JhengHei"/>
+        </w:rPr>
+        <w:t>匯出個人資料：僅將雲端中的行事曆、回憶走廊、記帳與積分下載為 Excel，不會刪除原資料，也不包含推薦活動、推薦景點或此裝置資料。</w:t>
+      </w:r>
+    </w:p>
+    <w:p>
+      <w:pPr>
+        <w:pStyle w:val="ListBullet"/>
+      </w:pPr>
+      <w:r>
+        <w:rPr>
+          <w:rFonts w:ascii="Aptos" w:hAnsi="Aptos" w:eastAsia="Microsoft JhengHei"/>
+        </w:rPr>
+        <w:t>雲端／此裝置搬移：把主要資料來源切換到另一位置，確認成功後刪除來源端相對應資料。</w:t>
+      </w:r>
+    </w:p>
+    <w:p>
+      <w:pPr>
+        <w:pStyle w:val="ListBullet"/>
+      </w:pPr>
+      <w:r>
+        <w:rPr>
+          <w:rFonts w:ascii="Aptos" w:hAnsi="Aptos" w:eastAsia="Microsoft JhengHei"/>
+        </w:rPr>
+        <w:t>刪除帳號：由管理者核准後刪除登入帳號及雲端個人資料；已保存在手機、平板、電腦或瀏覽器的資料無法由伺服器遠端刪除，使用者仍須在原裝置自行清理。</w:t>
+      </w:r>
+    </w:p>
+    <w:p>
+      <w:pPr>
+        <w:pStyle w:val="Heading3"/>
+      </w:pPr>
+      <w:r>
+        <w:t>10.4 保存期限</w:t>
+      </w:r>
+    </w:p>
+    <w:p>
+      <w:pPr>
+        <w:pStyle w:val="ListBullet"/>
+      </w:pPr>
+      <w:r>
+        <w:rPr>
+          <w:rFonts w:ascii="Aptos" w:hAnsi="Aptos" w:eastAsia="Microsoft JhengHei"/>
+        </w:rPr>
+        <w:t>雲端詳細答題紀錄：免費方案保留 30 天，Plus 方案保留 1 年。</w:t>
+      </w:r>
+    </w:p>
+    <w:p>
+      <w:pPr>
+        <w:pStyle w:val="ListBullet"/>
+      </w:pPr>
+      <w:r>
+        <w:rPr>
+          <w:rFonts w:ascii="Aptos" w:hAnsi="Aptos" w:eastAsia="Microsoft JhengHei"/>
+        </w:rPr>
+        <w:t>免費雲端帳號連續 3 個月沒有新增或修改資料時，系統可依政策清理帳號與雲端資料。</w:t>
+      </w:r>
+    </w:p>
+    <w:p>
+      <w:pPr>
+        <w:pStyle w:val="ListBullet"/>
+      </w:pPr>
+      <w:r>
+        <w:rPr>
+          <w:rFonts w:ascii="Aptos" w:hAnsi="Aptos" w:eastAsia="Microsoft JhengHei"/>
+        </w:rPr>
+        <w:t>方案到期造成雲端額度下降時，會先依仍有效權益重新計算；寬限期後只清理超額部分，不會把全部資料直接視為超額。</w:t>
+      </w:r>
+    </w:p>
+    <w:p>
+      <w:pPr>
+        <w:pStyle w:val="Heading1"/>
+      </w:pPr>
+      <w:r>
+        <w:t>11. 常見問題</w:t>
+      </w:r>
+    </w:p>
+    <w:p>
+      <w:pPr>
+        <w:pStyle w:val="Heading3"/>
+      </w:pPr>
+      <w:r>
+        <w:t>本機資料在另一台裝置看不到</w:t>
+      </w:r>
+    </w:p>
+    <w:p>
+      <w:pPr>
+        <w:keepLines/>
+      </w:pPr>
+      <w:r>
+        <w:rPr>
+          <w:rFonts w:ascii="Aptos" w:hAnsi="Aptos" w:eastAsia="Microsoft JhengHei"/>
+        </w:rPr>
+        <w:t>這是正常現象。此裝置模式沒有跨裝置同步，請使用同一裝置及同一瀏覽器；需要跨裝置時，請在額度內使用資料搬移。Excel 個人資料匯出不包含此裝置資料。</w:t>
+      </w:r>
+    </w:p>
+    <w:p>
+      <w:pPr>
+        <w:pStyle w:val="Heading3"/>
+      </w:pPr>
+      <w:r>
+        <w:t>額度已滿</w:t>
+      </w:r>
+    </w:p>
+    <w:p>
+      <w:pPr>
+        <w:keepLines/>
+      </w:pPr>
+      <w:r>
+        <w:rPr>
+          <w:rFonts w:ascii="Aptos" w:hAnsi="Aptos" w:eastAsia="Microsoft JhengHei"/>
+        </w:rPr>
+        <w:t>刪除不需要的舊資料、訂閱／加購 Plus，或將全部雲端資料搬到此裝置。系統不會在超額時只寫入部分資料。</w:t>
+      </w:r>
+    </w:p>
+    <w:p>
+      <w:pPr>
+        <w:pStyle w:val="Heading3"/>
+      </w:pPr>
+      <w:r>
+        <w:t>推薦活動更新成功但沒有新資料</w:t>
+      </w:r>
+    </w:p>
+    <w:p>
+      <w:pPr>
+        <w:keepLines/>
+      </w:pPr>
+      <w:r>
+        <w:rPr>
+          <w:rFonts w:ascii="Aptos" w:hAnsi="Aptos" w:eastAsia="Microsoft JhengHei"/>
+        </w:rPr>
+        <w:t>可能是來源沒有新活動、資料均已存在或部分來源失敗。新版會記錄來源成功、失敗及候選新增數；所有來源失敗時不會標記今日完成，可再次嘗試。</w:t>
+      </w:r>
+    </w:p>
+    <w:p>
+      <w:pPr>
+        <w:pStyle w:val="Heading3"/>
+      </w:pPr>
+      <w:r>
+        <w:t>如何避免資料遺失</w:t>
+      </w:r>
+    </w:p>
+    <w:p>
+      <w:pPr>
+        <w:pStyle w:val="ListBullet"/>
+      </w:pPr>
+      <w:r>
+        <w:rPr>
+          <w:rFonts w:ascii="Aptos" w:hAnsi="Aptos" w:eastAsia="Microsoft JhengHei"/>
+        </w:rPr>
+        <w:t>本機模式避免清除 App／網站資料，並自行使用裝置備份機制保存資料。</w:t>
+      </w:r>
+    </w:p>
+    <w:p>
+      <w:pPr>
+        <w:pStyle w:val="ListBullet"/>
+      </w:pPr>
+      <w:r>
+        <w:rPr>
+          <w:rFonts w:ascii="Aptos" w:hAnsi="Aptos" w:eastAsia="Microsoft JhengHei"/>
+        </w:rPr>
+        <w:t>搬移資料時保持網路及頁面開啟。</w:t>
+      </w:r>
+    </w:p>
+    <w:p>
+      <w:pPr>
+        <w:pStyle w:val="ListBullet"/>
+      </w:pPr>
+      <w:r>
+        <w:rPr>
+          <w:rFonts w:ascii="Aptos" w:hAnsi="Aptos" w:eastAsia="Microsoft JhengHei"/>
+        </w:rPr>
+        <w:t>不要在未匯出前清除網站資料或瀏覽器儲存空間。</w:t>
+      </w:r>
+    </w:p>
+    <w:p>
+      <w:pPr>
+        <w:pStyle w:val="ListBullet"/>
+      </w:pPr>
+      <w:r>
+        <w:rPr>
+          <w:rFonts w:ascii="Aptos" w:hAnsi="Aptos" w:eastAsia="Microsoft JhengHei"/>
+        </w:rPr>
+        <w:t>留意訂閱期限、免費帳號 inactivity 提醒及額度警告。</w:t>
+      </w:r>
     </w:p>
     <w:sectPr>
-      <w:footerReference w:type="default" r:id="rId9"/>
+      <w:headerReference w:type="default" r:id="rId9"/>
+      <w:footerReference w:type="default" r:id="rId10"/>
       <w:pgSz w:w="12240" w:h="15840"/>
-      <w:pgMar w:top="1037" w:right="1123" w:bottom="979" w:left="1123" w:header="720" w:footer="720" w:gutter="0"/>
+      <w:pgMar w:top="979" w:right="1037" w:bottom="936" w:left="1037" w:header="403" w:footer="403" w:gutter="0"/>
       <w:cols w:space="720"/>
       <w:docGrid w:linePitch="360"/>
     </w:sectPr>
@@ -2109,18 +2717,38 @@
   <w:p>
     <w:pPr>
       <w:pStyle w:val="Footer"/>
-      <w:jc w:val="center"/>
+      <w:jc w:val="right"/>
     </w:pPr>
     <w:r>
-      <w:rPr>
-        <w:rFonts w:ascii="Microsoft JhengHei" w:hAnsi="Microsoft JhengHei" w:eastAsia="Microsoft JhengHei"/>
-        <w:color w:val="666666"/>
+      <w:t xml:space="preserve">第 </w:t>
+      <w:fldChar w:fldCharType="begin"/>
+      <w:instrText xml:space="preserve">PAGE</w:instrText>
+      <w:fldChar w:fldCharType="end"/>
+    </w:r>
+    <w:r>
+      <w:t xml:space="preserve"> 頁</w:t>
+    </w:r>
+  </w:p>
+</w:ftr>
+</file>
+
+<file path=word/header1.xml><?xml version="1.0" encoding="utf-8"?>
+<w:hdr xmlns:m="http://schemas.openxmlformats.org/officeDocument/2006/math" xmlns:mc="http://schemas.openxmlformats.org/markup-compatibility/2006" xmlns:mo="http://schemas.microsoft.com/office/mac/office/2008/main" xmlns:mv="urn:schemas-microsoft-com:mac:vml" xmlns:o="urn:schemas-microsoft-com:office:office" xmlns:r="http://schemas.openxmlformats.org/officeDocument/2006/relationships" xmlns:v="urn:schemas-microsoft-com:vml" xmlns:w10="urn:schemas-microsoft-com:office:word" xmlns:w14="http://schemas.microsoft.com/office/word/2010/wordml" xmlns:w="http://schemas.openxmlformats.org/wordprocessingml/2006/main" xmlns:wne="http://schemas.microsoft.com/office/word/2006/wordml" xmlns:wp14="http://schemas.microsoft.com/office/word/2010/wordprocessingDrawing" xmlns:wp="http://schemas.openxmlformats.org/drawingml/2006/wordprocessingDrawing" xmlns:wpc="http://schemas.microsoft.com/office/word/2010/wordprocessingCanvas" xmlns:wpg="http://schemas.microsoft.com/office/word/2010/wordprocessingGroup" xmlns:wpi="http://schemas.microsoft.com/office/word/2010/wordprocessingInk" xmlns:wps="http://schemas.microsoft.com/office/word/2010/wordprocessingShape" mc:Ignorable="w14 wp14">
+  <w:p>
+    <w:pPr>
+      <w:pStyle w:val="Header"/>
+      <w:jc w:val="right"/>
+    </w:pPr>
+    <w:r>
+      <w:rPr>
+        <w:rFonts w:ascii="Aptos" w:hAnsi="Aptos" w:eastAsia="Microsoft JhengHei"/>
+        <w:color w:val="595959"/>
         <w:sz w:val="17"/>
       </w:rPr>
       <w:t>Life Pilot 使用者操作說明</w:t>
     </w:r>
   </w:p>
-</w:ftr>
+</w:hdr>
 </file>
 
 <file path=word/numbering.xml><?xml version="1.0" encoding="utf-8"?>
@@ -2487,10 +3115,11 @@
     <w:qFormat/>
     <w:rsid w:val="00FC693F"/>
     <w:pPr>
-      <w:spacing w:after="120" w:line="293" w:lineRule="auto"/>
+      <w:spacing w:after="100" w:line="269" w:lineRule="auto"/>
     </w:pPr>
     <w:rPr>
-      <w:rFonts w:ascii="Microsoft JhengHei" w:hAnsi="Microsoft JhengHei" w:eastAsia="Microsoft JhengHei"/>
+      <w:rFonts w:ascii="Aptos" w:hAnsi="Aptos" w:eastAsia="Microsoft JhengHei"/>
+      <w:color w:val="1F1F1F"/>
       <w:sz w:val="21"/>
     </w:rPr>
   </w:style>
@@ -2549,15 +3178,15 @@
     <w:pPr>
       <w:keepNext/>
       <w:keepLines/>
-      <w:spacing w:before="320" w:after="160"/>
+      <w:spacing w:before="280" w:after="140"/>
       <w:outlineLvl w:val="0"/>
     </w:pPr>
     <w:rPr>
-      <w:rFonts w:asciiTheme="majorHAnsi" w:eastAsiaTheme="majorEastAsia" w:hAnsiTheme="majorHAnsi" w:cstheme="majorBidi" w:ascii="Microsoft JhengHei" w:hAnsi="Microsoft JhengHei" w:eastAsia="Microsoft JhengHei"/>
+      <w:rFonts w:asciiTheme="majorHAnsi" w:eastAsiaTheme="majorEastAsia" w:hAnsiTheme="majorHAnsi" w:cstheme="majorBidi" w:ascii="Aptos" w:hAnsi="Aptos" w:eastAsia="Microsoft JhengHei"/>
       <w:b/>
       <w:bCs/>
       <w:color w:val="000000"/>
-      <w:sz w:val="34"/>
+      <w:sz w:val="38"/>
       <w:szCs w:val="28"/>
     </w:rPr>
   </w:style>
@@ -2573,15 +3202,15 @@
     <w:pPr>
       <w:keepNext/>
       <w:keepLines/>
-      <w:spacing w:before="240" w:after="100"/>
+      <w:spacing w:before="220" w:after="100"/>
       <w:outlineLvl w:val="1"/>
     </w:pPr>
     <w:rPr>
-      <w:rFonts w:asciiTheme="majorHAnsi" w:eastAsiaTheme="majorEastAsia" w:hAnsiTheme="majorHAnsi" w:cstheme="majorBidi" w:ascii="Microsoft JhengHei" w:hAnsi="Microsoft JhengHei" w:eastAsia="Microsoft JhengHei"/>
+      <w:rFonts w:asciiTheme="majorHAnsi" w:eastAsiaTheme="majorEastAsia" w:hAnsiTheme="majorHAnsi" w:cstheme="majorBidi" w:ascii="Aptos" w:hAnsi="Aptos" w:eastAsia="Microsoft JhengHei"/>
       <w:b/>
       <w:bCs/>
       <w:color w:val="000000"/>
-      <w:sz w:val="27"/>
+      <w:sz w:val="30"/>
       <w:szCs w:val="26"/>
     </w:rPr>
   </w:style>
@@ -2597,15 +3226,15 @@
     <w:pPr>
       <w:keepNext/>
       <w:keepLines/>
-      <w:spacing w:before="180" w:after="80"/>
+      <w:spacing w:before="160" w:after="80"/>
       <w:outlineLvl w:val="2"/>
     </w:pPr>
     <w:rPr>
-      <w:rFonts w:asciiTheme="majorHAnsi" w:eastAsiaTheme="majorEastAsia" w:hAnsiTheme="majorHAnsi" w:cstheme="majorBidi" w:ascii="Microsoft JhengHei" w:hAnsi="Microsoft JhengHei" w:eastAsia="Microsoft JhengHei"/>
+      <w:rFonts w:asciiTheme="majorHAnsi" w:eastAsiaTheme="majorEastAsia" w:hAnsiTheme="majorHAnsi" w:cstheme="majorBidi" w:ascii="Aptos" w:hAnsi="Aptos" w:eastAsia="Microsoft JhengHei"/>
       <w:b/>
       <w:bCs/>
       <w:color w:val="000000"/>
-      <w:sz w:val="23"/>
+      <w:sz w:val="25"/>
     </w:rPr>
   </w:style>
   <w:style w:type="paragraph" w:styleId="Heading4">
@@ -2621,16 +3250,17 @@
     <w:pPr>
       <w:keepNext/>
       <w:keepLines/>
-      <w:spacing w:before="200" w:after="0"/>
+      <w:spacing w:before="120" w:after="60"/>
       <w:outlineLvl w:val="3"/>
     </w:pPr>
     <w:rPr>
-      <w:rFonts w:asciiTheme="majorHAnsi" w:eastAsiaTheme="majorEastAsia" w:hAnsiTheme="majorHAnsi" w:cstheme="majorBidi"/>
+      <w:rFonts w:asciiTheme="majorHAnsi" w:eastAsiaTheme="majorEastAsia" w:hAnsiTheme="majorHAnsi" w:cstheme="majorBidi" w:ascii="Aptos" w:hAnsi="Aptos" w:eastAsia="Microsoft JhengHei"/>
       <w:b/>
       <w:bCs/>
       <w:i/>
       <w:iCs/>
-      <w:color w:val="4F81BD" w:themeColor="accent1"/>
+      <w:color w:val="000000"/>
+      <w:sz w:val="23"/>
     </w:rPr>
   </w:style>
   <w:style w:type="paragraph" w:styleId="Heading5">
@@ -2836,16 +3466,20 @@
     <w:qFormat/>
     <w:rsid w:val="00FC693F"/>
     <w:pPr>
-      <w:spacing w:after="240" w:line="240" w:lineRule="auto"/>
+      <w:keepNext/>
+      <w:pBdr>
+        <w:bottom w:val="single" w:sz="8" w:space="4" w:color="4F81BD" w:themeColor="accent1"/>
+      </w:pBdr>
+      <w:spacing w:after="200" w:line="240" w:lineRule="auto" w:before="0"/>
       <w:contextualSpacing/>
     </w:pPr>
     <w:rPr>
-      <w:rFonts w:asciiTheme="majorHAnsi" w:eastAsiaTheme="majorEastAsia" w:hAnsiTheme="majorHAnsi" w:cstheme="majorBidi" w:ascii="Microsoft JhengHei" w:hAnsi="Microsoft JhengHei" w:eastAsia="Microsoft JhengHei"/>
+      <w:rFonts w:asciiTheme="majorHAnsi" w:eastAsiaTheme="majorEastAsia" w:hAnsiTheme="majorHAnsi" w:cstheme="majorBidi" w:ascii="Aptos" w:hAnsi="Aptos" w:eastAsia="Microsoft JhengHei"/>
       <w:b/>
       <w:color w:val="000000"/>
       <w:spacing w:val="5"/>
       <w:kern w:val="28"/>
-      <w:sz w:val="50"/>
+      <w:sz w:val="52"/>
       <w:szCs w:val="52"/>
     </w:rPr>
   </w:style>
@@ -14174,6 +14808,18 @@
         <w:shd w:val="clear" w:color="auto" w:fill="FBCAA2" w:themeFill="accent6" w:themeFillTint="7F"/>
       </w:tcPr>
     </w:tblStylePr>
+  </w:style>
+  <w:style w:type="paragraph" w:customStyle="1" w:styleId="CodeBlock">
+    <w:name w:val="Code Block"/>
+    <w:pPr>
+      <w:keepLines/>
+      <w:spacing w:before="60" w:after="100"/>
+      <w:ind w:left="259" w:right="259"/>
+    </w:pPr>
+    <w:rPr>
+      <w:rFonts w:ascii="Cascadia Mono" w:hAnsi="Cascadia Mono"/>
+      <w:sz w:val="16"/>
+    </w:rPr>
   </w:style>
 </w:styles>
 </file>

--- a/docs/Life_Pilot_使用者操作說明.docx
+++ b/docs/Life_Pilot_使用者操作說明.docx
@@ -55,20 +55,18 @@
         <w:tc>
           <w:tcPr>
             <w:tcW w:type="dxa" w:w="5083"/>
-            <w:shd w:fill="EAF1F8"/>
             <w:tcBorders>
               <w:top w:val="single" w:sz="6" w:color="D9D9D9"/>
               <w:left w:val="single" w:sz="6" w:color="D9D9D9"/>
               <w:bottom w:val="single" w:sz="6" w:color="D9D9D9"/>
               <w:right w:val="single" w:sz="6" w:color="D9D9D9"/>
-              <w:insideH w:val="single" w:sz="6" w:color="D9D9D9"/>
-              <w:insideV w:val="single" w:sz="6" w:color="D9D9D9"/>
             </w:tcBorders>
+            <w:shd w:fill="EAF1F8"/>
             <w:tcMar>
               <w:top w:w="120" w:type="dxa"/>
-              <w:start w:w="130" w:type="dxa"/>
+              <w:left w:w="130" w:type="dxa"/>
               <w:bottom w:w="120" w:type="dxa"/>
-              <w:end w:w="130" w:type="dxa"/>
+              <w:right w:w="130" w:type="dxa"/>
             </w:tcMar>
             <w:vAlign w:val="center"/>
           </w:tcPr>
@@ -89,14 +87,12 @@
               <w:left w:val="single" w:sz="6" w:color="D9D9D9"/>
               <w:bottom w:val="single" w:sz="6" w:color="D9D9D9"/>
               <w:right w:val="single" w:sz="6" w:color="D9D9D9"/>
-              <w:insideH w:val="single" w:sz="6" w:color="D9D9D9"/>
-              <w:insideV w:val="single" w:sz="6" w:color="D9D9D9"/>
             </w:tcBorders>
             <w:tcMar>
               <w:top w:w="120" w:type="dxa"/>
-              <w:start w:w="130" w:type="dxa"/>
+              <w:left w:w="130" w:type="dxa"/>
               <w:bottom w:w="120" w:type="dxa"/>
-              <w:end w:w="130" w:type="dxa"/>
+              <w:right w:w="130" w:type="dxa"/>
             </w:tcMar>
             <w:vAlign w:val="center"/>
           </w:tcPr>
@@ -111,20 +107,18 @@
         <w:tc>
           <w:tcPr>
             <w:tcW w:type="dxa" w:w="5083"/>
-            <w:shd w:fill="EAF1F8"/>
             <w:tcBorders>
               <w:top w:val="single" w:sz="6" w:color="D9D9D9"/>
               <w:left w:val="single" w:sz="6" w:color="D9D9D9"/>
               <w:bottom w:val="single" w:sz="6" w:color="D9D9D9"/>
               <w:right w:val="single" w:sz="6" w:color="D9D9D9"/>
-              <w:insideH w:val="single" w:sz="6" w:color="D9D9D9"/>
-              <w:insideV w:val="single" w:sz="6" w:color="D9D9D9"/>
             </w:tcBorders>
+            <w:shd w:fill="EAF1F8"/>
             <w:tcMar>
               <w:top w:w="120" w:type="dxa"/>
-              <w:start w:w="130" w:type="dxa"/>
+              <w:left w:w="130" w:type="dxa"/>
               <w:bottom w:w="120" w:type="dxa"/>
-              <w:end w:w="130" w:type="dxa"/>
+              <w:right w:w="130" w:type="dxa"/>
             </w:tcMar>
             <w:vAlign w:val="center"/>
           </w:tcPr>
@@ -145,14 +139,12 @@
               <w:left w:val="single" w:sz="6" w:color="D9D9D9"/>
               <w:bottom w:val="single" w:sz="6" w:color="D9D9D9"/>
               <w:right w:val="single" w:sz="6" w:color="D9D9D9"/>
-              <w:insideH w:val="single" w:sz="6" w:color="D9D9D9"/>
-              <w:insideV w:val="single" w:sz="6" w:color="D9D9D9"/>
             </w:tcBorders>
             <w:tcMar>
               <w:top w:w="120" w:type="dxa"/>
-              <w:start w:w="130" w:type="dxa"/>
+              <w:left w:w="130" w:type="dxa"/>
               <w:bottom w:w="120" w:type="dxa"/>
-              <w:end w:w="130" w:type="dxa"/>
+              <w:right w:w="130" w:type="dxa"/>
             </w:tcMar>
             <w:vAlign w:val="center"/>
           </w:tcPr>
@@ -167,20 +159,18 @@
         <w:tc>
           <w:tcPr>
             <w:tcW w:type="dxa" w:w="5083"/>
-            <w:shd w:fill="EAF1F8"/>
             <w:tcBorders>
               <w:top w:val="single" w:sz="6" w:color="D9D9D9"/>
               <w:left w:val="single" w:sz="6" w:color="D9D9D9"/>
               <w:bottom w:val="single" w:sz="6" w:color="D9D9D9"/>
               <w:right w:val="single" w:sz="6" w:color="D9D9D9"/>
-              <w:insideH w:val="single" w:sz="6" w:color="D9D9D9"/>
-              <w:insideV w:val="single" w:sz="6" w:color="D9D9D9"/>
             </w:tcBorders>
+            <w:shd w:fill="EAF1F8"/>
             <w:tcMar>
               <w:top w:w="120" w:type="dxa"/>
-              <w:start w:w="130" w:type="dxa"/>
+              <w:left w:w="130" w:type="dxa"/>
               <w:bottom w:w="120" w:type="dxa"/>
-              <w:end w:w="130" w:type="dxa"/>
+              <w:right w:w="130" w:type="dxa"/>
             </w:tcMar>
             <w:vAlign w:val="center"/>
           </w:tcPr>
@@ -201,14 +191,12 @@
               <w:left w:val="single" w:sz="6" w:color="D9D9D9"/>
               <w:bottom w:val="single" w:sz="6" w:color="D9D9D9"/>
               <w:right w:val="single" w:sz="6" w:color="D9D9D9"/>
-              <w:insideH w:val="single" w:sz="6" w:color="D9D9D9"/>
-              <w:insideV w:val="single" w:sz="6" w:color="D9D9D9"/>
             </w:tcBorders>
             <w:tcMar>
               <w:top w:w="120" w:type="dxa"/>
-              <w:start w:w="130" w:type="dxa"/>
+              <w:left w:w="130" w:type="dxa"/>
               <w:bottom w:w="120" w:type="dxa"/>
-              <w:end w:w="130" w:type="dxa"/>
+              <w:right w:w="130" w:type="dxa"/>
             </w:tcMar>
             <w:vAlign w:val="center"/>
           </w:tcPr>
@@ -278,22 +266,20 @@
         <w:tc>
           <w:tcPr>
             <w:tcW w:type="dxa" w:w="5083"/>
-            <w:vAlign w:val="center"/>
             <w:tcBorders>
               <w:top w:val="single" w:sz="6" w:color="D9D9D9"/>
               <w:left w:val="single" w:sz="6" w:color="D9D9D9"/>
               <w:bottom w:val="single" w:sz="6" w:color="D9D9D9"/>
               <w:right w:val="single" w:sz="6" w:color="D9D9D9"/>
-              <w:insideH w:val="single" w:sz="6" w:color="D9D9D9"/>
-              <w:insideV w:val="single" w:sz="6" w:color="D9D9D9"/>
             </w:tcBorders>
+            <w:shd w:fill="17365D"/>
             <w:tcMar>
               <w:top w:w="90" w:type="dxa"/>
-              <w:start w:w="100" w:type="dxa"/>
+              <w:left w:w="100" w:type="dxa"/>
               <w:bottom w:w="90" w:type="dxa"/>
-              <w:end w:w="100" w:type="dxa"/>
+              <w:right w:w="100" w:type="dxa"/>
             </w:tcMar>
-            <w:shd w:fill="17365D"/>
+            <w:vAlign w:val="center"/>
           </w:tcPr>
           <w:p>
             <w:pPr>
@@ -313,22 +299,20 @@
         <w:tc>
           <w:tcPr>
             <w:tcW w:type="dxa" w:w="5083"/>
-            <w:vAlign w:val="center"/>
             <w:tcBorders>
               <w:top w:val="single" w:sz="6" w:color="D9D9D9"/>
               <w:left w:val="single" w:sz="6" w:color="D9D9D9"/>
               <w:bottom w:val="single" w:sz="6" w:color="D9D9D9"/>
               <w:right w:val="single" w:sz="6" w:color="D9D9D9"/>
-              <w:insideH w:val="single" w:sz="6" w:color="D9D9D9"/>
-              <w:insideV w:val="single" w:sz="6" w:color="D9D9D9"/>
             </w:tcBorders>
+            <w:shd w:fill="17365D"/>
             <w:tcMar>
               <w:top w:w="90" w:type="dxa"/>
-              <w:start w:w="100" w:type="dxa"/>
+              <w:left w:w="100" w:type="dxa"/>
               <w:bottom w:w="90" w:type="dxa"/>
-              <w:end w:w="100" w:type="dxa"/>
+              <w:right w:w="100" w:type="dxa"/>
             </w:tcMar>
-            <w:shd w:fill="17365D"/>
+            <w:vAlign w:val="center"/>
           </w:tcPr>
           <w:p>
             <w:pPr>
@@ -350,21 +334,19 @@
         <w:tc>
           <w:tcPr>
             <w:tcW w:type="dxa" w:w="5083"/>
-            <w:vAlign w:val="center"/>
             <w:tcBorders>
               <w:top w:val="single" w:sz="6" w:color="D9D9D9"/>
               <w:left w:val="single" w:sz="6" w:color="D9D9D9"/>
               <w:bottom w:val="single" w:sz="6" w:color="D9D9D9"/>
               <w:right w:val="single" w:sz="6" w:color="D9D9D9"/>
-              <w:insideH w:val="single" w:sz="6" w:color="D9D9D9"/>
-              <w:insideV w:val="single" w:sz="6" w:color="D9D9D9"/>
             </w:tcBorders>
             <w:tcMar>
               <w:top w:w="90" w:type="dxa"/>
-              <w:start w:w="100" w:type="dxa"/>
+              <w:left w:w="100" w:type="dxa"/>
               <w:bottom w:w="90" w:type="dxa"/>
-              <w:end w:w="100" w:type="dxa"/>
+              <w:right w:w="100" w:type="dxa"/>
             </w:tcMar>
+            <w:vAlign w:val="center"/>
           </w:tcPr>
           <w:p>
             <w:pPr>
@@ -382,21 +364,19 @@
         <w:tc>
           <w:tcPr>
             <w:tcW w:type="dxa" w:w="5083"/>
-            <w:vAlign w:val="center"/>
             <w:tcBorders>
               <w:top w:val="single" w:sz="6" w:color="D9D9D9"/>
               <w:left w:val="single" w:sz="6" w:color="D9D9D9"/>
               <w:bottom w:val="single" w:sz="6" w:color="D9D9D9"/>
               <w:right w:val="single" w:sz="6" w:color="D9D9D9"/>
-              <w:insideH w:val="single" w:sz="6" w:color="D9D9D9"/>
-              <w:insideV w:val="single" w:sz="6" w:color="D9D9D9"/>
             </w:tcBorders>
             <w:tcMar>
               <w:top w:w="90" w:type="dxa"/>
-              <w:start w:w="100" w:type="dxa"/>
+              <w:left w:w="100" w:type="dxa"/>
               <w:bottom w:w="90" w:type="dxa"/>
-              <w:end w:w="100" w:type="dxa"/>
+              <w:right w:w="100" w:type="dxa"/>
             </w:tcMar>
+            <w:vAlign w:val="center"/>
           </w:tcPr>
           <w:p>
             <w:pPr>
@@ -416,22 +396,20 @@
         <w:tc>
           <w:tcPr>
             <w:tcW w:type="dxa" w:w="5083"/>
-            <w:vAlign w:val="center"/>
             <w:tcBorders>
               <w:top w:val="single" w:sz="6" w:color="D9D9D9"/>
               <w:left w:val="single" w:sz="6" w:color="D9D9D9"/>
               <w:bottom w:val="single" w:sz="6" w:color="D9D9D9"/>
               <w:right w:val="single" w:sz="6" w:color="D9D9D9"/>
-              <w:insideH w:val="single" w:sz="6" w:color="D9D9D9"/>
-              <w:insideV w:val="single" w:sz="6" w:color="D9D9D9"/>
             </w:tcBorders>
+            <w:shd w:fill="F8FAFC"/>
             <w:tcMar>
               <w:top w:w="90" w:type="dxa"/>
-              <w:start w:w="100" w:type="dxa"/>
+              <w:left w:w="100" w:type="dxa"/>
               <w:bottom w:w="90" w:type="dxa"/>
-              <w:end w:w="100" w:type="dxa"/>
+              <w:right w:w="100" w:type="dxa"/>
             </w:tcMar>
-            <w:shd w:fill="F8FAFC"/>
+            <w:vAlign w:val="center"/>
           </w:tcPr>
           <w:p>
             <w:pPr>
@@ -449,22 +427,20 @@
         <w:tc>
           <w:tcPr>
             <w:tcW w:type="dxa" w:w="5083"/>
-            <w:vAlign w:val="center"/>
             <w:tcBorders>
               <w:top w:val="single" w:sz="6" w:color="D9D9D9"/>
               <w:left w:val="single" w:sz="6" w:color="D9D9D9"/>
               <w:bottom w:val="single" w:sz="6" w:color="D9D9D9"/>
               <w:right w:val="single" w:sz="6" w:color="D9D9D9"/>
-              <w:insideH w:val="single" w:sz="6" w:color="D9D9D9"/>
-              <w:insideV w:val="single" w:sz="6" w:color="D9D9D9"/>
             </w:tcBorders>
+            <w:shd w:fill="F8FAFC"/>
             <w:tcMar>
               <w:top w:w="90" w:type="dxa"/>
-              <w:start w:w="100" w:type="dxa"/>
+              <w:left w:w="100" w:type="dxa"/>
               <w:bottom w:w="90" w:type="dxa"/>
-              <w:end w:w="100" w:type="dxa"/>
+              <w:right w:w="100" w:type="dxa"/>
             </w:tcMar>
-            <w:shd w:fill="F8FAFC"/>
+            <w:vAlign w:val="center"/>
           </w:tcPr>
           <w:p>
             <w:pPr>
@@ -484,21 +460,19 @@
         <w:tc>
           <w:tcPr>
             <w:tcW w:type="dxa" w:w="5083"/>
-            <w:vAlign w:val="center"/>
             <w:tcBorders>
               <w:top w:val="single" w:sz="6" w:color="D9D9D9"/>
               <w:left w:val="single" w:sz="6" w:color="D9D9D9"/>
               <w:bottom w:val="single" w:sz="6" w:color="D9D9D9"/>
               <w:right w:val="single" w:sz="6" w:color="D9D9D9"/>
-              <w:insideH w:val="single" w:sz="6" w:color="D9D9D9"/>
-              <w:insideV w:val="single" w:sz="6" w:color="D9D9D9"/>
             </w:tcBorders>
             <w:tcMar>
               <w:top w:w="90" w:type="dxa"/>
-              <w:start w:w="100" w:type="dxa"/>
+              <w:left w:w="100" w:type="dxa"/>
               <w:bottom w:w="90" w:type="dxa"/>
-              <w:end w:w="100" w:type="dxa"/>
+              <w:right w:w="100" w:type="dxa"/>
             </w:tcMar>
+            <w:vAlign w:val="center"/>
           </w:tcPr>
           <w:p>
             <w:pPr>
@@ -516,21 +490,19 @@
         <w:tc>
           <w:tcPr>
             <w:tcW w:type="dxa" w:w="5083"/>
-            <w:vAlign w:val="center"/>
             <w:tcBorders>
               <w:top w:val="single" w:sz="6" w:color="D9D9D9"/>
               <w:left w:val="single" w:sz="6" w:color="D9D9D9"/>
               <w:bottom w:val="single" w:sz="6" w:color="D9D9D9"/>
               <w:right w:val="single" w:sz="6" w:color="D9D9D9"/>
-              <w:insideH w:val="single" w:sz="6" w:color="D9D9D9"/>
-              <w:insideV w:val="single" w:sz="6" w:color="D9D9D9"/>
             </w:tcBorders>
             <w:tcMar>
               <w:top w:w="90" w:type="dxa"/>
-              <w:start w:w="100" w:type="dxa"/>
+              <w:left w:w="100" w:type="dxa"/>
               <w:bottom w:w="90" w:type="dxa"/>
-              <w:end w:w="100" w:type="dxa"/>
+              <w:right w:w="100" w:type="dxa"/>
             </w:tcMar>
+            <w:vAlign w:val="center"/>
           </w:tcPr>
           <w:p>
             <w:pPr>
@@ -550,22 +522,20 @@
         <w:tc>
           <w:tcPr>
             <w:tcW w:type="dxa" w:w="5083"/>
-            <w:vAlign w:val="center"/>
             <w:tcBorders>
               <w:top w:val="single" w:sz="6" w:color="D9D9D9"/>
               <w:left w:val="single" w:sz="6" w:color="D9D9D9"/>
               <w:bottom w:val="single" w:sz="6" w:color="D9D9D9"/>
               <w:right w:val="single" w:sz="6" w:color="D9D9D9"/>
-              <w:insideH w:val="single" w:sz="6" w:color="D9D9D9"/>
-              <w:insideV w:val="single" w:sz="6" w:color="D9D9D9"/>
             </w:tcBorders>
+            <w:shd w:fill="F8FAFC"/>
             <w:tcMar>
               <w:top w:w="90" w:type="dxa"/>
-              <w:start w:w="100" w:type="dxa"/>
+              <w:left w:w="100" w:type="dxa"/>
               <w:bottom w:w="90" w:type="dxa"/>
-              <w:end w:w="100" w:type="dxa"/>
+              <w:right w:w="100" w:type="dxa"/>
             </w:tcMar>
-            <w:shd w:fill="F8FAFC"/>
+            <w:vAlign w:val="center"/>
           </w:tcPr>
           <w:p>
             <w:pPr>
@@ -583,22 +553,20 @@
         <w:tc>
           <w:tcPr>
             <w:tcW w:type="dxa" w:w="5083"/>
-            <w:vAlign w:val="center"/>
             <w:tcBorders>
               <w:top w:val="single" w:sz="6" w:color="D9D9D9"/>
               <w:left w:val="single" w:sz="6" w:color="D9D9D9"/>
               <w:bottom w:val="single" w:sz="6" w:color="D9D9D9"/>
               <w:right w:val="single" w:sz="6" w:color="D9D9D9"/>
-              <w:insideH w:val="single" w:sz="6" w:color="D9D9D9"/>
-              <w:insideV w:val="single" w:sz="6" w:color="D9D9D9"/>
             </w:tcBorders>
+            <w:shd w:fill="F8FAFC"/>
             <w:tcMar>
               <w:top w:w="90" w:type="dxa"/>
-              <w:start w:w="100" w:type="dxa"/>
+              <w:left w:w="100" w:type="dxa"/>
               <w:bottom w:w="90" w:type="dxa"/>
-              <w:end w:w="100" w:type="dxa"/>
+              <w:right w:w="100" w:type="dxa"/>
             </w:tcMar>
-            <w:shd w:fill="F8FAFC"/>
+            <w:vAlign w:val="center"/>
           </w:tcPr>
           <w:p>
             <w:pPr>
@@ -618,21 +586,19 @@
         <w:tc>
           <w:tcPr>
             <w:tcW w:type="dxa" w:w="5083"/>
-            <w:vAlign w:val="center"/>
             <w:tcBorders>
               <w:top w:val="single" w:sz="6" w:color="D9D9D9"/>
               <w:left w:val="single" w:sz="6" w:color="D9D9D9"/>
               <w:bottom w:val="single" w:sz="6" w:color="D9D9D9"/>
               <w:right w:val="single" w:sz="6" w:color="D9D9D9"/>
-              <w:insideH w:val="single" w:sz="6" w:color="D9D9D9"/>
-              <w:insideV w:val="single" w:sz="6" w:color="D9D9D9"/>
             </w:tcBorders>
             <w:tcMar>
               <w:top w:w="90" w:type="dxa"/>
-              <w:start w:w="100" w:type="dxa"/>
+              <w:left w:w="100" w:type="dxa"/>
               <w:bottom w:w="90" w:type="dxa"/>
-              <w:end w:w="100" w:type="dxa"/>
+              <w:right w:w="100" w:type="dxa"/>
             </w:tcMar>
+            <w:vAlign w:val="center"/>
           </w:tcPr>
           <w:p>
             <w:pPr>
@@ -650,21 +616,19 @@
         <w:tc>
           <w:tcPr>
             <w:tcW w:type="dxa" w:w="5083"/>
-            <w:vAlign w:val="center"/>
             <w:tcBorders>
               <w:top w:val="single" w:sz="6" w:color="D9D9D9"/>
               <w:left w:val="single" w:sz="6" w:color="D9D9D9"/>
               <w:bottom w:val="single" w:sz="6" w:color="D9D9D9"/>
               <w:right w:val="single" w:sz="6" w:color="D9D9D9"/>
-              <w:insideH w:val="single" w:sz="6" w:color="D9D9D9"/>
-              <w:insideV w:val="single" w:sz="6" w:color="D9D9D9"/>
             </w:tcBorders>
             <w:tcMar>
               <w:top w:w="90" w:type="dxa"/>
-              <w:start w:w="100" w:type="dxa"/>
+              <w:left w:w="100" w:type="dxa"/>
               <w:bottom w:w="90" w:type="dxa"/>
-              <w:end w:w="100" w:type="dxa"/>
+              <w:right w:w="100" w:type="dxa"/>
             </w:tcMar>
+            <w:vAlign w:val="center"/>
           </w:tcPr>
           <w:p>
             <w:pPr>
@@ -684,22 +648,20 @@
         <w:tc>
           <w:tcPr>
             <w:tcW w:type="dxa" w:w="5083"/>
-            <w:vAlign w:val="center"/>
             <w:tcBorders>
               <w:top w:val="single" w:sz="6" w:color="D9D9D9"/>
               <w:left w:val="single" w:sz="6" w:color="D9D9D9"/>
               <w:bottom w:val="single" w:sz="6" w:color="D9D9D9"/>
               <w:right w:val="single" w:sz="6" w:color="D9D9D9"/>
-              <w:insideH w:val="single" w:sz="6" w:color="D9D9D9"/>
-              <w:insideV w:val="single" w:sz="6" w:color="D9D9D9"/>
             </w:tcBorders>
+            <w:shd w:fill="F8FAFC"/>
             <w:tcMar>
               <w:top w:w="90" w:type="dxa"/>
-              <w:start w:w="100" w:type="dxa"/>
+              <w:left w:w="100" w:type="dxa"/>
               <w:bottom w:w="90" w:type="dxa"/>
-              <w:end w:w="100" w:type="dxa"/>
+              <w:right w:w="100" w:type="dxa"/>
             </w:tcMar>
-            <w:shd w:fill="F8FAFC"/>
+            <w:vAlign w:val="center"/>
           </w:tcPr>
           <w:p>
             <w:pPr>
@@ -717,22 +679,20 @@
         <w:tc>
           <w:tcPr>
             <w:tcW w:type="dxa" w:w="5083"/>
-            <w:vAlign w:val="center"/>
             <w:tcBorders>
               <w:top w:val="single" w:sz="6" w:color="D9D9D9"/>
               <w:left w:val="single" w:sz="6" w:color="D9D9D9"/>
               <w:bottom w:val="single" w:sz="6" w:color="D9D9D9"/>
               <w:right w:val="single" w:sz="6" w:color="D9D9D9"/>
-              <w:insideH w:val="single" w:sz="6" w:color="D9D9D9"/>
-              <w:insideV w:val="single" w:sz="6" w:color="D9D9D9"/>
             </w:tcBorders>
+            <w:shd w:fill="F8FAFC"/>
             <w:tcMar>
               <w:top w:w="90" w:type="dxa"/>
-              <w:start w:w="100" w:type="dxa"/>
+              <w:left w:w="100" w:type="dxa"/>
               <w:bottom w:w="90" w:type="dxa"/>
-              <w:end w:w="100" w:type="dxa"/>
+              <w:right w:w="100" w:type="dxa"/>
             </w:tcMar>
-            <w:shd w:fill="F8FAFC"/>
+            <w:vAlign w:val="center"/>
           </w:tcPr>
           <w:p>
             <w:pPr>
@@ -752,21 +712,19 @@
         <w:tc>
           <w:tcPr>
             <w:tcW w:type="dxa" w:w="5083"/>
-            <w:vAlign w:val="center"/>
             <w:tcBorders>
               <w:top w:val="single" w:sz="6" w:color="D9D9D9"/>
               <w:left w:val="single" w:sz="6" w:color="D9D9D9"/>
               <w:bottom w:val="single" w:sz="6" w:color="D9D9D9"/>
               <w:right w:val="single" w:sz="6" w:color="D9D9D9"/>
-              <w:insideH w:val="single" w:sz="6" w:color="D9D9D9"/>
-              <w:insideV w:val="single" w:sz="6" w:color="D9D9D9"/>
             </w:tcBorders>
             <w:tcMar>
               <w:top w:w="90" w:type="dxa"/>
-              <w:start w:w="100" w:type="dxa"/>
+              <w:left w:w="100" w:type="dxa"/>
               <w:bottom w:w="90" w:type="dxa"/>
-              <w:end w:w="100" w:type="dxa"/>
+              <w:right w:w="100" w:type="dxa"/>
             </w:tcMar>
+            <w:vAlign w:val="center"/>
           </w:tcPr>
           <w:p>
             <w:pPr>
@@ -784,21 +742,19 @@
         <w:tc>
           <w:tcPr>
             <w:tcW w:type="dxa" w:w="5083"/>
-            <w:vAlign w:val="center"/>
             <w:tcBorders>
               <w:top w:val="single" w:sz="6" w:color="D9D9D9"/>
               <w:left w:val="single" w:sz="6" w:color="D9D9D9"/>
               <w:bottom w:val="single" w:sz="6" w:color="D9D9D9"/>
               <w:right w:val="single" w:sz="6" w:color="D9D9D9"/>
-              <w:insideH w:val="single" w:sz="6" w:color="D9D9D9"/>
-              <w:insideV w:val="single" w:sz="6" w:color="D9D9D9"/>
             </w:tcBorders>
             <w:tcMar>
               <w:top w:w="90" w:type="dxa"/>
-              <w:start w:w="100" w:type="dxa"/>
+              <w:left w:w="100" w:type="dxa"/>
               <w:bottom w:w="90" w:type="dxa"/>
-              <w:end w:w="100" w:type="dxa"/>
+              <w:right w:w="100" w:type="dxa"/>
             </w:tcMar>
+            <w:vAlign w:val="center"/>
           </w:tcPr>
           <w:p>
             <w:pPr>
@@ -818,22 +774,20 @@
         <w:tc>
           <w:tcPr>
             <w:tcW w:type="dxa" w:w="5083"/>
-            <w:vAlign w:val="center"/>
             <w:tcBorders>
               <w:top w:val="single" w:sz="6" w:color="D9D9D9"/>
               <w:left w:val="single" w:sz="6" w:color="D9D9D9"/>
               <w:bottom w:val="single" w:sz="6" w:color="D9D9D9"/>
               <w:right w:val="single" w:sz="6" w:color="D9D9D9"/>
-              <w:insideH w:val="single" w:sz="6" w:color="D9D9D9"/>
-              <w:insideV w:val="single" w:sz="6" w:color="D9D9D9"/>
             </w:tcBorders>
+            <w:shd w:fill="F8FAFC"/>
             <w:tcMar>
               <w:top w:w="90" w:type="dxa"/>
-              <w:start w:w="100" w:type="dxa"/>
+              <w:left w:w="100" w:type="dxa"/>
               <w:bottom w:w="90" w:type="dxa"/>
-              <w:end w:w="100" w:type="dxa"/>
+              <w:right w:w="100" w:type="dxa"/>
             </w:tcMar>
-            <w:shd w:fill="F8FAFC"/>
+            <w:vAlign w:val="center"/>
           </w:tcPr>
           <w:p>
             <w:pPr>
@@ -851,22 +805,20 @@
         <w:tc>
           <w:tcPr>
             <w:tcW w:type="dxa" w:w="5083"/>
-            <w:vAlign w:val="center"/>
             <w:tcBorders>
               <w:top w:val="single" w:sz="6" w:color="D9D9D9"/>
               <w:left w:val="single" w:sz="6" w:color="D9D9D9"/>
               <w:bottom w:val="single" w:sz="6" w:color="D9D9D9"/>
               <w:right w:val="single" w:sz="6" w:color="D9D9D9"/>
-              <w:insideH w:val="single" w:sz="6" w:color="D9D9D9"/>
-              <w:insideV w:val="single" w:sz="6" w:color="D9D9D9"/>
             </w:tcBorders>
+            <w:shd w:fill="F8FAFC"/>
             <w:tcMar>
               <w:top w:w="90" w:type="dxa"/>
-              <w:start w:w="100" w:type="dxa"/>
+              <w:left w:w="100" w:type="dxa"/>
               <w:bottom w:w="90" w:type="dxa"/>
-              <w:end w:w="100" w:type="dxa"/>
+              <w:right w:w="100" w:type="dxa"/>
             </w:tcMar>
-            <w:shd w:fill="F8FAFC"/>
+            <w:vAlign w:val="center"/>
           </w:tcPr>
           <w:p>
             <w:pPr>
@@ -886,21 +838,19 @@
         <w:tc>
           <w:tcPr>
             <w:tcW w:type="dxa" w:w="5083"/>
-            <w:vAlign w:val="center"/>
             <w:tcBorders>
               <w:top w:val="single" w:sz="6" w:color="D9D9D9"/>
               <w:left w:val="single" w:sz="6" w:color="D9D9D9"/>
               <w:bottom w:val="single" w:sz="6" w:color="D9D9D9"/>
               <w:right w:val="single" w:sz="6" w:color="D9D9D9"/>
-              <w:insideH w:val="single" w:sz="6" w:color="D9D9D9"/>
-              <w:insideV w:val="single" w:sz="6" w:color="D9D9D9"/>
             </w:tcBorders>
             <w:tcMar>
               <w:top w:w="90" w:type="dxa"/>
-              <w:start w:w="100" w:type="dxa"/>
+              <w:left w:w="100" w:type="dxa"/>
               <w:bottom w:w="90" w:type="dxa"/>
-              <w:end w:w="100" w:type="dxa"/>
+              <w:right w:w="100" w:type="dxa"/>
             </w:tcMar>
+            <w:vAlign w:val="center"/>
           </w:tcPr>
           <w:p>
             <w:pPr>
@@ -918,21 +868,19 @@
         <w:tc>
           <w:tcPr>
             <w:tcW w:type="dxa" w:w="5083"/>
-            <w:vAlign w:val="center"/>
             <w:tcBorders>
               <w:top w:val="single" w:sz="6" w:color="D9D9D9"/>
               <w:left w:val="single" w:sz="6" w:color="D9D9D9"/>
               <w:bottom w:val="single" w:sz="6" w:color="D9D9D9"/>
               <w:right w:val="single" w:sz="6" w:color="D9D9D9"/>
-              <w:insideH w:val="single" w:sz="6" w:color="D9D9D9"/>
-              <w:insideV w:val="single" w:sz="6" w:color="D9D9D9"/>
             </w:tcBorders>
             <w:tcMar>
               <w:top w:w="90" w:type="dxa"/>
-              <w:start w:w="100" w:type="dxa"/>
+              <w:left w:w="100" w:type="dxa"/>
               <w:bottom w:w="90" w:type="dxa"/>
-              <w:end w:w="100" w:type="dxa"/>
+              <w:right w:w="100" w:type="dxa"/>
             </w:tcMar>
+            <w:vAlign w:val="center"/>
           </w:tcPr>
           <w:p>
             <w:pPr>
@@ -952,22 +900,20 @@
         <w:tc>
           <w:tcPr>
             <w:tcW w:type="dxa" w:w="5083"/>
-            <w:vAlign w:val="center"/>
             <w:tcBorders>
               <w:top w:val="single" w:sz="6" w:color="D9D9D9"/>
               <w:left w:val="single" w:sz="6" w:color="D9D9D9"/>
               <w:bottom w:val="single" w:sz="6" w:color="D9D9D9"/>
               <w:right w:val="single" w:sz="6" w:color="D9D9D9"/>
-              <w:insideH w:val="single" w:sz="6" w:color="D9D9D9"/>
-              <w:insideV w:val="single" w:sz="6" w:color="D9D9D9"/>
             </w:tcBorders>
+            <w:shd w:fill="F8FAFC"/>
             <w:tcMar>
               <w:top w:w="90" w:type="dxa"/>
-              <w:start w:w="100" w:type="dxa"/>
+              <w:left w:w="100" w:type="dxa"/>
               <w:bottom w:w="90" w:type="dxa"/>
-              <w:end w:w="100" w:type="dxa"/>
+              <w:right w:w="100" w:type="dxa"/>
             </w:tcMar>
-            <w:shd w:fill="F8FAFC"/>
+            <w:vAlign w:val="center"/>
           </w:tcPr>
           <w:p>
             <w:pPr>
@@ -985,22 +931,20 @@
         <w:tc>
           <w:tcPr>
             <w:tcW w:type="dxa" w:w="5083"/>
-            <w:vAlign w:val="center"/>
             <w:tcBorders>
               <w:top w:val="single" w:sz="6" w:color="D9D9D9"/>
               <w:left w:val="single" w:sz="6" w:color="D9D9D9"/>
               <w:bottom w:val="single" w:sz="6" w:color="D9D9D9"/>
               <w:right w:val="single" w:sz="6" w:color="D9D9D9"/>
-              <w:insideH w:val="single" w:sz="6" w:color="D9D9D9"/>
-              <w:insideV w:val="single" w:sz="6" w:color="D9D9D9"/>
             </w:tcBorders>
+            <w:shd w:fill="F8FAFC"/>
             <w:tcMar>
               <w:top w:w="90" w:type="dxa"/>
-              <w:start w:w="100" w:type="dxa"/>
+              <w:left w:w="100" w:type="dxa"/>
               <w:bottom w:w="90" w:type="dxa"/>
-              <w:end w:w="100" w:type="dxa"/>
+              <w:right w:w="100" w:type="dxa"/>
             </w:tcMar>
-            <w:shd w:fill="F8FAFC"/>
+            <w:vAlign w:val="center"/>
           </w:tcPr>
           <w:p>
             <w:pPr>
@@ -1020,21 +964,19 @@
         <w:tc>
           <w:tcPr>
             <w:tcW w:type="dxa" w:w="5083"/>
-            <w:vAlign w:val="center"/>
             <w:tcBorders>
               <w:top w:val="single" w:sz="6" w:color="D9D9D9"/>
               <w:left w:val="single" w:sz="6" w:color="D9D9D9"/>
               <w:bottom w:val="single" w:sz="6" w:color="D9D9D9"/>
               <w:right w:val="single" w:sz="6" w:color="D9D9D9"/>
-              <w:insideH w:val="single" w:sz="6" w:color="D9D9D9"/>
-              <w:insideV w:val="single" w:sz="6" w:color="D9D9D9"/>
             </w:tcBorders>
             <w:tcMar>
               <w:top w:w="90" w:type="dxa"/>
-              <w:start w:w="100" w:type="dxa"/>
+              <w:left w:w="100" w:type="dxa"/>
               <w:bottom w:w="90" w:type="dxa"/>
-              <w:end w:w="100" w:type="dxa"/>
+              <w:right w:w="100" w:type="dxa"/>
             </w:tcMar>
+            <w:vAlign w:val="center"/>
           </w:tcPr>
           <w:p>
             <w:pPr>
@@ -1052,21 +994,19 @@
         <w:tc>
           <w:tcPr>
             <w:tcW w:type="dxa" w:w="5083"/>
-            <w:vAlign w:val="center"/>
             <w:tcBorders>
               <w:top w:val="single" w:sz="6" w:color="D9D9D9"/>
               <w:left w:val="single" w:sz="6" w:color="D9D9D9"/>
               <w:bottom w:val="single" w:sz="6" w:color="D9D9D9"/>
               <w:right w:val="single" w:sz="6" w:color="D9D9D9"/>
-              <w:insideH w:val="single" w:sz="6" w:color="D9D9D9"/>
-              <w:insideV w:val="single" w:sz="6" w:color="D9D9D9"/>
             </w:tcBorders>
             <w:tcMar>
               <w:top w:w="90" w:type="dxa"/>
-              <w:start w:w="100" w:type="dxa"/>
+              <w:left w:w="100" w:type="dxa"/>
               <w:bottom w:w="90" w:type="dxa"/>
-              <w:end w:w="100" w:type="dxa"/>
+              <w:right w:w="100" w:type="dxa"/>
             </w:tcMar>
+            <w:vAlign w:val="center"/>
           </w:tcPr>
           <w:p>
             <w:pPr>

--- a/docs/Life_Pilot_使用者操作說明.docx
+++ b/docs/Life_Pilot_使用者操作說明.docx
@@ -4,7 +4,6 @@
   <w:body>
     <w:p/>
     <w:p/>
-    <w:p/>
     <w:p>
       <w:pPr>
         <w:jc w:val="center"/>
@@ -12,7 +11,7 @@
       <w:r>
         <w:rPr>
           <w:b/>
-          <w:color w:val="2F5597"/>
+          <w:color w:val="000000"/>
           <w:sz w:val="28"/>
         </w:rPr>
         <w:t>LIFE PILOT</w:t>
@@ -33,181 +32,45 @@
       </w:pPr>
       <w:r>
         <w:rPr>
-          <w:color w:val="595959"/>
+          <w:color w:val="000000"/>
           <w:sz w:val="28"/>
         </w:rPr>
-        <w:t>功能操作、資料模式、方案額度與個人資料指南</w:t>
+        <w:t>功能操作與個人資料管理指南</w:t>
       </w:r>
     </w:p>
     <w:p/>
-    <w:tbl>
-      <w:tblPr>
-        <w:tblW w:type="auto" w:w="0"/>
+    <w:p>
+      <w:pPr>
         <w:jc w:val="center"/>
-        <w:tblLayout w:type="autofit"/>
-        <w:tblLook w:firstColumn="1" w:firstRow="1" w:lastColumn="0" w:lastRow="0" w:noHBand="0" w:noVBand="1" w:val="04A0"/>
-      </w:tblPr>
-      <w:tblGrid>
-        <w:gridCol w:w="5083"/>
-        <w:gridCol w:w="5083"/>
-      </w:tblGrid>
-      <w:tr>
-        <w:tc>
-          <w:tcPr>
-            <w:tcW w:type="dxa" w:w="5083"/>
-            <w:tcBorders>
-              <w:top w:val="single" w:sz="6" w:color="D9D9D9"/>
-              <w:left w:val="single" w:sz="6" w:color="D9D9D9"/>
-              <w:bottom w:val="single" w:sz="6" w:color="D9D9D9"/>
-              <w:right w:val="single" w:sz="6" w:color="D9D9D9"/>
-            </w:tcBorders>
-            <w:shd w:fill="EAF1F8"/>
-            <w:tcMar>
-              <w:top w:w="120" w:type="dxa"/>
-              <w:left w:w="130" w:type="dxa"/>
-              <w:bottom w:w="120" w:type="dxa"/>
-              <w:right w:w="130" w:type="dxa"/>
-            </w:tcMar>
-            <w:vAlign w:val="center"/>
-          </w:tcPr>
-          <w:p>
-            <w:r>
-              <w:rPr>
-                <w:b/>
-              </w:rPr>
-              <w:t>文件版本</w:t>
-            </w:r>
-          </w:p>
-        </w:tc>
-        <w:tc>
-          <w:tcPr>
-            <w:tcW w:type="dxa" w:w="5083"/>
-            <w:tcBorders>
-              <w:top w:val="single" w:sz="6" w:color="D9D9D9"/>
-              <w:left w:val="single" w:sz="6" w:color="D9D9D9"/>
-              <w:bottom w:val="single" w:sz="6" w:color="D9D9D9"/>
-              <w:right w:val="single" w:sz="6" w:color="D9D9D9"/>
-            </w:tcBorders>
-            <w:tcMar>
-              <w:top w:w="120" w:type="dxa"/>
-              <w:left w:w="130" w:type="dxa"/>
-              <w:bottom w:w="120" w:type="dxa"/>
-              <w:right w:w="130" w:type="dxa"/>
-            </w:tcMar>
-            <w:vAlign w:val="center"/>
-          </w:tcPr>
-          <w:p>
-            <w:r>
-              <w:t>2.0</w:t>
-            </w:r>
-          </w:p>
-        </w:tc>
-      </w:tr>
-      <w:tr>
-        <w:tc>
-          <w:tcPr>
-            <w:tcW w:type="dxa" w:w="5083"/>
-            <w:tcBorders>
-              <w:top w:val="single" w:sz="6" w:color="D9D9D9"/>
-              <w:left w:val="single" w:sz="6" w:color="D9D9D9"/>
-              <w:bottom w:val="single" w:sz="6" w:color="D9D9D9"/>
-              <w:right w:val="single" w:sz="6" w:color="D9D9D9"/>
-            </w:tcBorders>
-            <w:shd w:fill="EAF1F8"/>
-            <w:tcMar>
-              <w:top w:w="120" w:type="dxa"/>
-              <w:left w:w="130" w:type="dxa"/>
-              <w:bottom w:w="120" w:type="dxa"/>
-              <w:right w:w="130" w:type="dxa"/>
-            </w:tcMar>
-            <w:vAlign w:val="center"/>
-          </w:tcPr>
-          <w:p>
-            <w:r>
-              <w:rPr>
-                <w:b/>
-              </w:rPr>
-              <w:t>更新日期</w:t>
-            </w:r>
-          </w:p>
-        </w:tc>
-        <w:tc>
-          <w:tcPr>
-            <w:tcW w:type="dxa" w:w="5083"/>
-            <w:tcBorders>
-              <w:top w:val="single" w:sz="6" w:color="D9D9D9"/>
-              <w:left w:val="single" w:sz="6" w:color="D9D9D9"/>
-              <w:bottom w:val="single" w:sz="6" w:color="D9D9D9"/>
-              <w:right w:val="single" w:sz="6" w:color="D9D9D9"/>
-            </w:tcBorders>
-            <w:tcMar>
-              <w:top w:w="120" w:type="dxa"/>
-              <w:left w:w="130" w:type="dxa"/>
-              <w:bottom w:w="120" w:type="dxa"/>
-              <w:right w:w="130" w:type="dxa"/>
-            </w:tcMar>
-            <w:vAlign w:val="center"/>
-          </w:tcPr>
-          <w:p>
-            <w:r>
-              <w:t>2026-10-13</w:t>
-            </w:r>
-          </w:p>
-        </w:tc>
-      </w:tr>
-      <w:tr>
-        <w:tc>
-          <w:tcPr>
-            <w:tcW w:type="dxa" w:w="5083"/>
-            <w:tcBorders>
-              <w:top w:val="single" w:sz="6" w:color="D9D9D9"/>
-              <w:left w:val="single" w:sz="6" w:color="D9D9D9"/>
-              <w:bottom w:val="single" w:sz="6" w:color="D9D9D9"/>
-              <w:right w:val="single" w:sz="6" w:color="D9D9D9"/>
-            </w:tcBorders>
-            <w:shd w:fill="EAF1F8"/>
-            <w:tcMar>
-              <w:top w:w="120" w:type="dxa"/>
-              <w:left w:w="130" w:type="dxa"/>
-              <w:bottom w:w="120" w:type="dxa"/>
-              <w:right w:w="130" w:type="dxa"/>
-            </w:tcMar>
-            <w:vAlign w:val="center"/>
-          </w:tcPr>
-          <w:p>
-            <w:r>
-              <w:rPr>
-                <w:b/>
-              </w:rPr>
-              <w:t>適用對象</w:t>
-            </w:r>
-          </w:p>
-        </w:tc>
-        <w:tc>
-          <w:tcPr>
-            <w:tcW w:type="dxa" w:w="5083"/>
-            <w:tcBorders>
-              <w:top w:val="single" w:sz="6" w:color="D9D9D9"/>
-              <w:left w:val="single" w:sz="6" w:color="D9D9D9"/>
-              <w:bottom w:val="single" w:sz="6" w:color="D9D9D9"/>
-              <w:right w:val="single" w:sz="6" w:color="D9D9D9"/>
-            </w:tcBorders>
-            <w:tcMar>
-              <w:top w:w="120" w:type="dxa"/>
-              <w:left w:w="130" w:type="dxa"/>
-              <w:bottom w:w="120" w:type="dxa"/>
-              <w:right w:w="130" w:type="dxa"/>
-            </w:tcMar>
-            <w:vAlign w:val="center"/>
-          </w:tcPr>
-          <w:p>
-            <w:r>
-              <w:t>Life Pilot 一般使用者、合作廠商與管理者</w:t>
-            </w:r>
-          </w:p>
-        </w:tc>
-      </w:tr>
-    </w:tbl>
+      </w:pPr>
+      <w:r>
+        <w:t>文件版本　2026.10 完整版</w:t>
+      </w:r>
+    </w:p>
+    <w:p>
+      <w:pPr>
+        <w:jc w:val="center"/>
+      </w:pPr>
+      <w:r>
+        <w:t>更新日期　2026-10-16</w:t>
+      </w:r>
+    </w:p>
+    <w:p>
+      <w:pPr>
+        <w:jc w:val="center"/>
+      </w:pPr>
+      <w:r>
+        <w:t>程式基準　41789f21</w:t>
+      </w:r>
+    </w:p>
+    <w:p>
+      <w:pPr>
+        <w:jc w:val="center"/>
+      </w:pPr>
+      <w:r>
+        <w:t>適用對象　Life Pilot 一般使用者、合作廠商與管理者</w:t>
+      </w:r>
+    </w:p>
     <w:p/>
     <w:p>
       <w:pPr>
@@ -215,10 +78,10 @@
       </w:pPr>
       <w:r>
         <w:rPr>
-          <w:color w:val="595959"/>
-          <w:sz w:val="19"/>
+          <w:color w:val="000000"/>
+          <w:sz w:val="22"/>
         </w:rPr>
-        <w:t>本文件依目前專案功能、資料規則、隱私權政策與服務條款重新編寫。</w:t>
+        <w:t>Life Pilot 操作與維護文件</w:t>
       </w:r>
       <w:r>
         <w:br w:type="page"/>
@@ -237,7 +100,7 @@
         <w:rPr>
           <w:rFonts w:ascii="Aptos" w:hAnsi="Aptos" w:eastAsia="Microsoft JhengHei"/>
         </w:rPr>
-        <w:t>本文件為完整重寫版本，內容以 2026-10-13 的 Life Pilot 專案、資料規則與操作流程為準。畫面名稱或額度若由管理者建立的版本控制，請以 App 當下顯示內容為準。</w:t>
+        <w:t>本文件以 2026-10-16 提交 41789f21 為操作與程式對照基準。價格、額度、生效日期與授權由管理者及資料庫設定決定，請以當下帳號所對應的有效版本為準。測試案例須由實機操作後填寫結果，不預先視為通過。</w:t>
       </w:r>
     </w:p>
     <w:p>
@@ -246,6 +109,2012 @@
       </w:pPr>
       <w:r>
         <w:t>文件導覽</w:t>
+      </w:r>
+    </w:p>
+    <w:tbl>
+      <w:tblPr>
+        <w:tblW w:type="auto" w:w="0"/>
+        <w:jc w:val="center"/>
+        <w:tblLayout w:type="fixed"/>
+        <w:tblLook w:firstColumn="1" w:firstRow="1" w:lastColumn="0" w:lastRow="0" w:noHBand="0" w:noVBand="1" w:val="04A0"/>
+      </w:tblPr>
+      <w:tblGrid>
+        <w:gridCol w:w="864"/>
+        <w:gridCol w:w="9302"/>
+      </w:tblGrid>
+      <w:tr>
+        <w:trPr>
+          <w:tblHeader w:val="true"/>
+        </w:trPr>
+        <w:tc>
+          <w:tcPr>
+            <w:tcW w:type="dxa" w:w="864"/>
+            <w:tcBorders>
+              <w:top w:val="single" w:sz="6" w:color="D9D9D9"/>
+              <w:left w:val="single" w:sz="6" w:color="D9D9D9"/>
+              <w:bottom w:val="single" w:sz="6" w:color="D9D9D9"/>
+              <w:right w:val="single" w:sz="6" w:color="D9D9D9"/>
+            </w:tcBorders>
+            <w:shd w:fill="F2F2F2"/>
+            <w:tcMar>
+              <w:top w:w="30" w:type="dxa"/>
+              <w:left w:w="100" w:type="dxa"/>
+              <w:bottom w:w="30" w:type="dxa"/>
+              <w:right w:w="100" w:type="dxa"/>
+            </w:tcMar>
+            <w:vAlign w:val="center"/>
+          </w:tcPr>
+          <w:p>
+            <w:pPr>
+              <w:spacing w:after="0" w:line="240" w:lineRule="auto"/>
+            </w:pPr>
+            <w:r>
+              <w:rPr>
+                <w:rFonts w:ascii="Aptos" w:hAnsi="Aptos" w:eastAsia="Microsoft JhengHei"/>
+                <w:b/>
+                <w:color w:val="000000"/>
+                <w:sz w:val="20"/>
+              </w:rPr>
+              <w:t>章節</w:t>
+            </w:r>
+          </w:p>
+        </w:tc>
+        <w:tc>
+          <w:tcPr>
+            <w:tcW w:type="dxa" w:w="9302"/>
+            <w:tcBorders>
+              <w:top w:val="single" w:sz="6" w:color="D9D9D9"/>
+              <w:left w:val="single" w:sz="6" w:color="D9D9D9"/>
+              <w:bottom w:val="single" w:sz="6" w:color="D9D9D9"/>
+              <w:right w:val="single" w:sz="6" w:color="D9D9D9"/>
+            </w:tcBorders>
+            <w:shd w:fill="F2F2F2"/>
+            <w:tcMar>
+              <w:top w:w="30" w:type="dxa"/>
+              <w:left w:w="100" w:type="dxa"/>
+              <w:bottom w:w="30" w:type="dxa"/>
+              <w:right w:w="100" w:type="dxa"/>
+            </w:tcMar>
+            <w:vAlign w:val="center"/>
+          </w:tcPr>
+          <w:p>
+            <w:pPr>
+              <w:spacing w:after="0" w:line="240" w:lineRule="auto"/>
+            </w:pPr>
+            <w:r>
+              <w:rPr>
+                <w:rFonts w:ascii="Aptos" w:hAnsi="Aptos" w:eastAsia="Microsoft JhengHei"/>
+                <w:b/>
+                <w:color w:val="000000"/>
+                <w:sz w:val="20"/>
+              </w:rPr>
+              <w:t>內容</w:t>
+            </w:r>
+          </w:p>
+        </w:tc>
+      </w:tr>
+      <w:tr>
+        <w:tc>
+          <w:tcPr>
+            <w:tcW w:type="dxa" w:w="864"/>
+            <w:tcBorders>
+              <w:top w:val="single" w:sz="6" w:color="D9D9D9"/>
+              <w:left w:val="single" w:sz="6" w:color="D9D9D9"/>
+              <w:bottom w:val="single" w:sz="6" w:color="D9D9D9"/>
+              <w:right w:val="single" w:sz="6" w:color="D9D9D9"/>
+            </w:tcBorders>
+            <w:tcMar>
+              <w:top w:w="30" w:type="dxa"/>
+              <w:left w:w="100" w:type="dxa"/>
+              <w:bottom w:w="30" w:type="dxa"/>
+              <w:right w:w="100" w:type="dxa"/>
+            </w:tcMar>
+            <w:vAlign w:val="center"/>
+          </w:tcPr>
+          <w:p>
+            <w:pPr>
+              <w:spacing w:after="0" w:line="240" w:lineRule="auto"/>
+            </w:pPr>
+            <w:r>
+              <w:rPr>
+                <w:rFonts w:ascii="Aptos" w:hAnsi="Aptos" w:eastAsia="Microsoft JhengHei"/>
+                <w:sz w:val="20"/>
+              </w:rPr>
+              <w:t>1</w:t>
+            </w:r>
+          </w:p>
+        </w:tc>
+        <w:tc>
+          <w:tcPr>
+            <w:tcW w:type="dxa" w:w="9302"/>
+            <w:tcBorders>
+              <w:top w:val="single" w:sz="6" w:color="D9D9D9"/>
+              <w:left w:val="single" w:sz="6" w:color="D9D9D9"/>
+              <w:bottom w:val="single" w:sz="6" w:color="D9D9D9"/>
+              <w:right w:val="single" w:sz="6" w:color="D9D9D9"/>
+            </w:tcBorders>
+            <w:tcMar>
+              <w:top w:w="30" w:type="dxa"/>
+              <w:left w:w="100" w:type="dxa"/>
+              <w:bottom w:w="30" w:type="dxa"/>
+              <w:right w:w="100" w:type="dxa"/>
+            </w:tcMar>
+            <w:vAlign w:val="center"/>
+          </w:tcPr>
+          <w:p>
+            <w:pPr>
+              <w:spacing w:after="0" w:line="240" w:lineRule="auto"/>
+            </w:pPr>
+            <w:r>
+              <w:rPr>
+                <w:rFonts w:ascii="Aptos" w:hAnsi="Aptos" w:eastAsia="Microsoft JhengHei"/>
+                <w:sz w:val="20"/>
+              </w:rPr>
+              <w:t>1 帳號角色與裝置準備</w:t>
+            </w:r>
+          </w:p>
+        </w:tc>
+      </w:tr>
+      <w:tr>
+        <w:tc>
+          <w:tcPr>
+            <w:tcW w:type="dxa" w:w="864"/>
+            <w:tcBorders>
+              <w:top w:val="single" w:sz="6" w:color="D9D9D9"/>
+              <w:left w:val="single" w:sz="6" w:color="D9D9D9"/>
+              <w:bottom w:val="single" w:sz="6" w:color="D9D9D9"/>
+              <w:right w:val="single" w:sz="6" w:color="D9D9D9"/>
+            </w:tcBorders>
+            <w:shd w:fill="F8FAFC"/>
+            <w:tcMar>
+              <w:top w:w="30" w:type="dxa"/>
+              <w:left w:w="100" w:type="dxa"/>
+              <w:bottom w:w="30" w:type="dxa"/>
+              <w:right w:w="100" w:type="dxa"/>
+            </w:tcMar>
+            <w:vAlign w:val="center"/>
+          </w:tcPr>
+          <w:p>
+            <w:pPr>
+              <w:spacing w:after="0" w:line="240" w:lineRule="auto"/>
+            </w:pPr>
+            <w:r>
+              <w:rPr>
+                <w:rFonts w:ascii="Aptos" w:hAnsi="Aptos" w:eastAsia="Microsoft JhengHei"/>
+                <w:sz w:val="20"/>
+              </w:rPr>
+              <w:t>2</w:t>
+            </w:r>
+          </w:p>
+        </w:tc>
+        <w:tc>
+          <w:tcPr>
+            <w:tcW w:type="dxa" w:w="9302"/>
+            <w:tcBorders>
+              <w:top w:val="single" w:sz="6" w:color="D9D9D9"/>
+              <w:left w:val="single" w:sz="6" w:color="D9D9D9"/>
+              <w:bottom w:val="single" w:sz="6" w:color="D9D9D9"/>
+              <w:right w:val="single" w:sz="6" w:color="D9D9D9"/>
+            </w:tcBorders>
+            <w:shd w:fill="F8FAFC"/>
+            <w:tcMar>
+              <w:top w:w="30" w:type="dxa"/>
+              <w:left w:w="100" w:type="dxa"/>
+              <w:bottom w:w="30" w:type="dxa"/>
+              <w:right w:w="100" w:type="dxa"/>
+            </w:tcMar>
+            <w:vAlign w:val="center"/>
+          </w:tcPr>
+          <w:p>
+            <w:pPr>
+              <w:spacing w:after="0" w:line="240" w:lineRule="auto"/>
+            </w:pPr>
+            <w:r>
+              <w:rPr>
+                <w:rFonts w:ascii="Aptos" w:hAnsi="Aptos" w:eastAsia="Microsoft JhengHei"/>
+                <w:sz w:val="20"/>
+              </w:rPr>
+              <w:t>2 註冊 登入與登出</w:t>
+            </w:r>
+          </w:p>
+        </w:tc>
+      </w:tr>
+      <w:tr>
+        <w:tc>
+          <w:tcPr>
+            <w:tcW w:type="dxa" w:w="864"/>
+            <w:tcBorders>
+              <w:top w:val="single" w:sz="6" w:color="D9D9D9"/>
+              <w:left w:val="single" w:sz="6" w:color="D9D9D9"/>
+              <w:bottom w:val="single" w:sz="6" w:color="D9D9D9"/>
+              <w:right w:val="single" w:sz="6" w:color="D9D9D9"/>
+            </w:tcBorders>
+            <w:tcMar>
+              <w:top w:w="30" w:type="dxa"/>
+              <w:left w:w="100" w:type="dxa"/>
+              <w:bottom w:w="30" w:type="dxa"/>
+              <w:right w:w="100" w:type="dxa"/>
+            </w:tcMar>
+            <w:vAlign w:val="center"/>
+          </w:tcPr>
+          <w:p>
+            <w:pPr>
+              <w:spacing w:after="0" w:line="240" w:lineRule="auto"/>
+            </w:pPr>
+            <w:r>
+              <w:rPr>
+                <w:rFonts w:ascii="Aptos" w:hAnsi="Aptos" w:eastAsia="Microsoft JhengHei"/>
+                <w:sz w:val="20"/>
+              </w:rPr>
+              <w:t>3</w:t>
+            </w:r>
+          </w:p>
+        </w:tc>
+        <w:tc>
+          <w:tcPr>
+            <w:tcW w:type="dxa" w:w="9302"/>
+            <w:tcBorders>
+              <w:top w:val="single" w:sz="6" w:color="D9D9D9"/>
+              <w:left w:val="single" w:sz="6" w:color="D9D9D9"/>
+              <w:bottom w:val="single" w:sz="6" w:color="D9D9D9"/>
+              <w:right w:val="single" w:sz="6" w:color="D9D9D9"/>
+            </w:tcBorders>
+            <w:tcMar>
+              <w:top w:w="30" w:type="dxa"/>
+              <w:left w:w="100" w:type="dxa"/>
+              <w:bottom w:w="30" w:type="dxa"/>
+              <w:right w:w="100" w:type="dxa"/>
+            </w:tcMar>
+            <w:vAlign w:val="center"/>
+          </w:tcPr>
+          <w:p>
+            <w:pPr>
+              <w:spacing w:after="0" w:line="240" w:lineRule="auto"/>
+            </w:pPr>
+            <w:r>
+              <w:rPr>
+                <w:rFonts w:ascii="Aptos" w:hAnsi="Aptos" w:eastAsia="Microsoft JhengHei"/>
+                <w:sz w:val="20"/>
+              </w:rPr>
+              <w:t>3 選單 語言與第一次演練</w:t>
+            </w:r>
+          </w:p>
+        </w:tc>
+      </w:tr>
+      <w:tr>
+        <w:tc>
+          <w:tcPr>
+            <w:tcW w:type="dxa" w:w="864"/>
+            <w:tcBorders>
+              <w:top w:val="single" w:sz="6" w:color="D9D9D9"/>
+              <w:left w:val="single" w:sz="6" w:color="D9D9D9"/>
+              <w:bottom w:val="single" w:sz="6" w:color="D9D9D9"/>
+              <w:right w:val="single" w:sz="6" w:color="D9D9D9"/>
+            </w:tcBorders>
+            <w:shd w:fill="F8FAFC"/>
+            <w:tcMar>
+              <w:top w:w="30" w:type="dxa"/>
+              <w:left w:w="100" w:type="dxa"/>
+              <w:bottom w:w="30" w:type="dxa"/>
+              <w:right w:w="100" w:type="dxa"/>
+            </w:tcMar>
+            <w:vAlign w:val="center"/>
+          </w:tcPr>
+          <w:p>
+            <w:pPr>
+              <w:spacing w:after="0" w:line="240" w:lineRule="auto"/>
+            </w:pPr>
+            <w:r>
+              <w:rPr>
+                <w:rFonts w:ascii="Aptos" w:hAnsi="Aptos" w:eastAsia="Microsoft JhengHei"/>
+                <w:sz w:val="20"/>
+              </w:rPr>
+              <w:t>4</w:t>
+            </w:r>
+          </w:p>
+        </w:tc>
+        <w:tc>
+          <w:tcPr>
+            <w:tcW w:type="dxa" w:w="9302"/>
+            <w:tcBorders>
+              <w:top w:val="single" w:sz="6" w:color="D9D9D9"/>
+              <w:left w:val="single" w:sz="6" w:color="D9D9D9"/>
+              <w:bottom w:val="single" w:sz="6" w:color="D9D9D9"/>
+              <w:right w:val="single" w:sz="6" w:color="D9D9D9"/>
+            </w:tcBorders>
+            <w:shd w:fill="F8FAFC"/>
+            <w:tcMar>
+              <w:top w:w="30" w:type="dxa"/>
+              <w:left w:w="100" w:type="dxa"/>
+              <w:bottom w:w="30" w:type="dxa"/>
+              <w:right w:w="100" w:type="dxa"/>
+            </w:tcMar>
+            <w:vAlign w:val="center"/>
+          </w:tcPr>
+          <w:p>
+            <w:pPr>
+              <w:spacing w:after="0" w:line="240" w:lineRule="auto"/>
+            </w:pPr>
+            <w:r>
+              <w:rPr>
+                <w:rFonts w:ascii="Aptos" w:hAnsi="Aptos" w:eastAsia="Microsoft JhengHei"/>
+                <w:sz w:val="20"/>
+              </w:rPr>
+              <w:t>4 雲端與此裝置</w:t>
+            </w:r>
+          </w:p>
+        </w:tc>
+      </w:tr>
+      <w:tr>
+        <w:tc>
+          <w:tcPr>
+            <w:tcW w:type="dxa" w:w="864"/>
+            <w:tcBorders>
+              <w:top w:val="single" w:sz="6" w:color="D9D9D9"/>
+              <w:left w:val="single" w:sz="6" w:color="D9D9D9"/>
+              <w:bottom w:val="single" w:sz="6" w:color="D9D9D9"/>
+              <w:right w:val="single" w:sz="6" w:color="D9D9D9"/>
+            </w:tcBorders>
+            <w:tcMar>
+              <w:top w:w="30" w:type="dxa"/>
+              <w:left w:w="100" w:type="dxa"/>
+              <w:bottom w:w="30" w:type="dxa"/>
+              <w:right w:w="100" w:type="dxa"/>
+            </w:tcMar>
+            <w:vAlign w:val="center"/>
+          </w:tcPr>
+          <w:p>
+            <w:pPr>
+              <w:spacing w:after="0" w:line="240" w:lineRule="auto"/>
+            </w:pPr>
+            <w:r>
+              <w:rPr>
+                <w:rFonts w:ascii="Aptos" w:hAnsi="Aptos" w:eastAsia="Microsoft JhengHei"/>
+                <w:sz w:val="20"/>
+              </w:rPr>
+              <w:t>5</w:t>
+            </w:r>
+          </w:p>
+        </w:tc>
+        <w:tc>
+          <w:tcPr>
+            <w:tcW w:type="dxa" w:w="9302"/>
+            <w:tcBorders>
+              <w:top w:val="single" w:sz="6" w:color="D9D9D9"/>
+              <w:left w:val="single" w:sz="6" w:color="D9D9D9"/>
+              <w:bottom w:val="single" w:sz="6" w:color="D9D9D9"/>
+              <w:right w:val="single" w:sz="6" w:color="D9D9D9"/>
+            </w:tcBorders>
+            <w:tcMar>
+              <w:top w:w="30" w:type="dxa"/>
+              <w:left w:w="100" w:type="dxa"/>
+              <w:bottom w:w="30" w:type="dxa"/>
+              <w:right w:w="100" w:type="dxa"/>
+            </w:tcMar>
+            <w:vAlign w:val="center"/>
+          </w:tcPr>
+          <w:p>
+            <w:pPr>
+              <w:spacing w:after="0" w:line="240" w:lineRule="auto"/>
+            </w:pPr>
+            <w:r>
+              <w:rPr>
+                <w:rFonts w:ascii="Aptos" w:hAnsi="Aptos" w:eastAsia="Microsoft JhengHei"/>
+                <w:sz w:val="20"/>
+              </w:rPr>
+              <w:t>5 安全切換資料位置</w:t>
+            </w:r>
+          </w:p>
+        </w:tc>
+      </w:tr>
+      <w:tr>
+        <w:tc>
+          <w:tcPr>
+            <w:tcW w:type="dxa" w:w="864"/>
+            <w:tcBorders>
+              <w:top w:val="single" w:sz="6" w:color="D9D9D9"/>
+              <w:left w:val="single" w:sz="6" w:color="D9D9D9"/>
+              <w:bottom w:val="single" w:sz="6" w:color="D9D9D9"/>
+              <w:right w:val="single" w:sz="6" w:color="D9D9D9"/>
+            </w:tcBorders>
+            <w:shd w:fill="F8FAFC"/>
+            <w:tcMar>
+              <w:top w:w="30" w:type="dxa"/>
+              <w:left w:w="100" w:type="dxa"/>
+              <w:bottom w:w="30" w:type="dxa"/>
+              <w:right w:w="100" w:type="dxa"/>
+            </w:tcMar>
+            <w:vAlign w:val="center"/>
+          </w:tcPr>
+          <w:p>
+            <w:pPr>
+              <w:spacing w:after="0" w:line="240" w:lineRule="auto"/>
+            </w:pPr>
+            <w:r>
+              <w:rPr>
+                <w:rFonts w:ascii="Aptos" w:hAnsi="Aptos" w:eastAsia="Microsoft JhengHei"/>
+                <w:sz w:val="20"/>
+              </w:rPr>
+              <w:t>6</w:t>
+            </w:r>
+          </w:p>
+        </w:tc>
+        <w:tc>
+          <w:tcPr>
+            <w:tcW w:type="dxa" w:w="9302"/>
+            <w:tcBorders>
+              <w:top w:val="single" w:sz="6" w:color="D9D9D9"/>
+              <w:left w:val="single" w:sz="6" w:color="D9D9D9"/>
+              <w:bottom w:val="single" w:sz="6" w:color="D9D9D9"/>
+              <w:right w:val="single" w:sz="6" w:color="D9D9D9"/>
+            </w:tcBorders>
+            <w:shd w:fill="F8FAFC"/>
+            <w:tcMar>
+              <w:top w:w="30" w:type="dxa"/>
+              <w:left w:w="100" w:type="dxa"/>
+              <w:bottom w:w="30" w:type="dxa"/>
+              <w:right w:w="100" w:type="dxa"/>
+            </w:tcMar>
+            <w:vAlign w:val="center"/>
+          </w:tcPr>
+          <w:p>
+            <w:pPr>
+              <w:spacing w:after="0" w:line="240" w:lineRule="auto"/>
+            </w:pPr>
+            <w:r>
+              <w:rPr>
+                <w:rFonts w:ascii="Aptos" w:hAnsi="Aptos" w:eastAsia="Microsoft JhengHei"/>
+                <w:sz w:val="20"/>
+              </w:rPr>
+              <w:t>6 首頁總覽與快速入口</w:t>
+            </w:r>
+          </w:p>
+        </w:tc>
+      </w:tr>
+      <w:tr>
+        <w:tc>
+          <w:tcPr>
+            <w:tcW w:type="dxa" w:w="864"/>
+            <w:tcBorders>
+              <w:top w:val="single" w:sz="6" w:color="D9D9D9"/>
+              <w:left w:val="single" w:sz="6" w:color="D9D9D9"/>
+              <w:bottom w:val="single" w:sz="6" w:color="D9D9D9"/>
+              <w:right w:val="single" w:sz="6" w:color="D9D9D9"/>
+            </w:tcBorders>
+            <w:tcMar>
+              <w:top w:w="30" w:type="dxa"/>
+              <w:left w:w="100" w:type="dxa"/>
+              <w:bottom w:w="30" w:type="dxa"/>
+              <w:right w:w="100" w:type="dxa"/>
+            </w:tcMar>
+            <w:vAlign w:val="center"/>
+          </w:tcPr>
+          <w:p>
+            <w:pPr>
+              <w:spacing w:after="0" w:line="240" w:lineRule="auto"/>
+            </w:pPr>
+            <w:r>
+              <w:rPr>
+                <w:rFonts w:ascii="Aptos" w:hAnsi="Aptos" w:eastAsia="Microsoft JhengHei"/>
+                <w:sz w:val="20"/>
+              </w:rPr>
+              <w:t>7</w:t>
+            </w:r>
+          </w:p>
+        </w:tc>
+        <w:tc>
+          <w:tcPr>
+            <w:tcW w:type="dxa" w:w="9302"/>
+            <w:tcBorders>
+              <w:top w:val="single" w:sz="6" w:color="D9D9D9"/>
+              <w:left w:val="single" w:sz="6" w:color="D9D9D9"/>
+              <w:bottom w:val="single" w:sz="6" w:color="D9D9D9"/>
+              <w:right w:val="single" w:sz="6" w:color="D9D9D9"/>
+            </w:tcBorders>
+            <w:tcMar>
+              <w:top w:w="30" w:type="dxa"/>
+              <w:left w:w="100" w:type="dxa"/>
+              <w:bottom w:w="30" w:type="dxa"/>
+              <w:right w:w="100" w:type="dxa"/>
+            </w:tcMar>
+            <w:vAlign w:val="center"/>
+          </w:tcPr>
+          <w:p>
+            <w:pPr>
+              <w:spacing w:after="0" w:line="240" w:lineRule="auto"/>
+            </w:pPr>
+            <w:r>
+              <w:rPr>
+                <w:rFonts w:ascii="Aptos" w:hAnsi="Aptos" w:eastAsia="Microsoft JhengHei"/>
+                <w:sz w:val="20"/>
+              </w:rPr>
+              <w:t>7 行事曆新增與編輯</w:t>
+            </w:r>
+          </w:p>
+        </w:tc>
+      </w:tr>
+      <w:tr>
+        <w:tc>
+          <w:tcPr>
+            <w:tcW w:type="dxa" w:w="864"/>
+            <w:tcBorders>
+              <w:top w:val="single" w:sz="6" w:color="D9D9D9"/>
+              <w:left w:val="single" w:sz="6" w:color="D9D9D9"/>
+              <w:bottom w:val="single" w:sz="6" w:color="D9D9D9"/>
+              <w:right w:val="single" w:sz="6" w:color="D9D9D9"/>
+            </w:tcBorders>
+            <w:shd w:fill="F8FAFC"/>
+            <w:tcMar>
+              <w:top w:w="30" w:type="dxa"/>
+              <w:left w:w="100" w:type="dxa"/>
+              <w:bottom w:w="30" w:type="dxa"/>
+              <w:right w:w="100" w:type="dxa"/>
+            </w:tcMar>
+            <w:vAlign w:val="center"/>
+          </w:tcPr>
+          <w:p>
+            <w:pPr>
+              <w:spacing w:after="0" w:line="240" w:lineRule="auto"/>
+            </w:pPr>
+            <w:r>
+              <w:rPr>
+                <w:rFonts w:ascii="Aptos" w:hAnsi="Aptos" w:eastAsia="Microsoft JhengHei"/>
+                <w:sz w:val="20"/>
+              </w:rPr>
+              <w:t>8</w:t>
+            </w:r>
+          </w:p>
+        </w:tc>
+        <w:tc>
+          <w:tcPr>
+            <w:tcW w:type="dxa" w:w="9302"/>
+            <w:tcBorders>
+              <w:top w:val="single" w:sz="6" w:color="D9D9D9"/>
+              <w:left w:val="single" w:sz="6" w:color="D9D9D9"/>
+              <w:bottom w:val="single" w:sz="6" w:color="D9D9D9"/>
+              <w:right w:val="single" w:sz="6" w:color="D9D9D9"/>
+            </w:tcBorders>
+            <w:shd w:fill="F8FAFC"/>
+            <w:tcMar>
+              <w:top w:w="30" w:type="dxa"/>
+              <w:left w:w="100" w:type="dxa"/>
+              <w:bottom w:w="30" w:type="dxa"/>
+              <w:right w:w="100" w:type="dxa"/>
+            </w:tcMar>
+            <w:vAlign w:val="center"/>
+          </w:tcPr>
+          <w:p>
+            <w:pPr>
+              <w:spacing w:after="0" w:line="240" w:lineRule="auto"/>
+            </w:pPr>
+            <w:r>
+              <w:rPr>
+                <w:rFonts w:ascii="Aptos" w:hAnsi="Aptos" w:eastAsia="Microsoft JhengHei"/>
+                <w:sz w:val="20"/>
+              </w:rPr>
+              <w:t>8 完成行程與生活紀錄關聯</w:t>
+            </w:r>
+          </w:p>
+        </w:tc>
+      </w:tr>
+      <w:tr>
+        <w:tc>
+          <w:tcPr>
+            <w:tcW w:type="dxa" w:w="864"/>
+            <w:tcBorders>
+              <w:top w:val="single" w:sz="6" w:color="D9D9D9"/>
+              <w:left w:val="single" w:sz="6" w:color="D9D9D9"/>
+              <w:bottom w:val="single" w:sz="6" w:color="D9D9D9"/>
+              <w:right w:val="single" w:sz="6" w:color="D9D9D9"/>
+            </w:tcBorders>
+            <w:tcMar>
+              <w:top w:w="30" w:type="dxa"/>
+              <w:left w:w="100" w:type="dxa"/>
+              <w:bottom w:w="30" w:type="dxa"/>
+              <w:right w:w="100" w:type="dxa"/>
+            </w:tcMar>
+            <w:vAlign w:val="center"/>
+          </w:tcPr>
+          <w:p>
+            <w:pPr>
+              <w:spacing w:after="0" w:line="240" w:lineRule="auto"/>
+            </w:pPr>
+            <w:r>
+              <w:rPr>
+                <w:rFonts w:ascii="Aptos" w:hAnsi="Aptos" w:eastAsia="Microsoft JhengHei"/>
+                <w:sz w:val="20"/>
+              </w:rPr>
+              <w:t>9</w:t>
+            </w:r>
+          </w:p>
+        </w:tc>
+        <w:tc>
+          <w:tcPr>
+            <w:tcW w:type="dxa" w:w="9302"/>
+            <w:tcBorders>
+              <w:top w:val="single" w:sz="6" w:color="D9D9D9"/>
+              <w:left w:val="single" w:sz="6" w:color="D9D9D9"/>
+              <w:bottom w:val="single" w:sz="6" w:color="D9D9D9"/>
+              <w:right w:val="single" w:sz="6" w:color="D9D9D9"/>
+            </w:tcBorders>
+            <w:tcMar>
+              <w:top w:w="30" w:type="dxa"/>
+              <w:left w:w="100" w:type="dxa"/>
+              <w:bottom w:w="30" w:type="dxa"/>
+              <w:right w:w="100" w:type="dxa"/>
+            </w:tcMar>
+            <w:vAlign w:val="center"/>
+          </w:tcPr>
+          <w:p>
+            <w:pPr>
+              <w:spacing w:after="0" w:line="240" w:lineRule="auto"/>
+            </w:pPr>
+            <w:r>
+              <w:rPr>
+                <w:rFonts w:ascii="Aptos" w:hAnsi="Aptos" w:eastAsia="Microsoft JhengHei"/>
+                <w:sz w:val="20"/>
+              </w:rPr>
+              <w:t>9 行事曆分享</w:t>
+            </w:r>
+          </w:p>
+        </w:tc>
+      </w:tr>
+      <w:tr>
+        <w:tc>
+          <w:tcPr>
+            <w:tcW w:type="dxa" w:w="864"/>
+            <w:tcBorders>
+              <w:top w:val="single" w:sz="6" w:color="D9D9D9"/>
+              <w:left w:val="single" w:sz="6" w:color="D9D9D9"/>
+              <w:bottom w:val="single" w:sz="6" w:color="D9D9D9"/>
+              <w:right w:val="single" w:sz="6" w:color="D9D9D9"/>
+            </w:tcBorders>
+            <w:shd w:fill="F8FAFC"/>
+            <w:tcMar>
+              <w:top w:w="30" w:type="dxa"/>
+              <w:left w:w="100" w:type="dxa"/>
+              <w:bottom w:w="30" w:type="dxa"/>
+              <w:right w:w="100" w:type="dxa"/>
+            </w:tcMar>
+            <w:vAlign w:val="center"/>
+          </w:tcPr>
+          <w:p>
+            <w:pPr>
+              <w:spacing w:after="0" w:line="240" w:lineRule="auto"/>
+            </w:pPr>
+            <w:r>
+              <w:rPr>
+                <w:rFonts w:ascii="Aptos" w:hAnsi="Aptos" w:eastAsia="Microsoft JhengHei"/>
+                <w:sz w:val="20"/>
+              </w:rPr>
+              <w:t>10</w:t>
+            </w:r>
+          </w:p>
+        </w:tc>
+        <w:tc>
+          <w:tcPr>
+            <w:tcW w:type="dxa" w:w="9302"/>
+            <w:tcBorders>
+              <w:top w:val="single" w:sz="6" w:color="D9D9D9"/>
+              <w:left w:val="single" w:sz="6" w:color="D9D9D9"/>
+              <w:bottom w:val="single" w:sz="6" w:color="D9D9D9"/>
+              <w:right w:val="single" w:sz="6" w:color="D9D9D9"/>
+            </w:tcBorders>
+            <w:shd w:fill="F8FAFC"/>
+            <w:tcMar>
+              <w:top w:w="30" w:type="dxa"/>
+              <w:left w:w="100" w:type="dxa"/>
+              <w:bottom w:w="30" w:type="dxa"/>
+              <w:right w:w="100" w:type="dxa"/>
+            </w:tcMar>
+            <w:vAlign w:val="center"/>
+          </w:tcPr>
+          <w:p>
+            <w:pPr>
+              <w:spacing w:after="0" w:line="240" w:lineRule="auto"/>
+            </w:pPr>
+            <w:r>
+              <w:rPr>
+                <w:rFonts w:ascii="Aptos" w:hAnsi="Aptos" w:eastAsia="Microsoft JhengHei"/>
+                <w:sz w:val="20"/>
+              </w:rPr>
+              <w:t>10 通知提醒與跨裝置</w:t>
+            </w:r>
+          </w:p>
+        </w:tc>
+      </w:tr>
+      <w:tr>
+        <w:tc>
+          <w:tcPr>
+            <w:tcW w:type="dxa" w:w="864"/>
+            <w:tcBorders>
+              <w:top w:val="single" w:sz="6" w:color="D9D9D9"/>
+              <w:left w:val="single" w:sz="6" w:color="D9D9D9"/>
+              <w:bottom w:val="single" w:sz="6" w:color="D9D9D9"/>
+              <w:right w:val="single" w:sz="6" w:color="D9D9D9"/>
+            </w:tcBorders>
+            <w:tcMar>
+              <w:top w:w="30" w:type="dxa"/>
+              <w:left w:w="100" w:type="dxa"/>
+              <w:bottom w:w="30" w:type="dxa"/>
+              <w:right w:w="100" w:type="dxa"/>
+            </w:tcMar>
+            <w:vAlign w:val="center"/>
+          </w:tcPr>
+          <w:p>
+            <w:pPr>
+              <w:spacing w:after="0" w:line="240" w:lineRule="auto"/>
+            </w:pPr>
+            <w:r>
+              <w:rPr>
+                <w:rFonts w:ascii="Aptos" w:hAnsi="Aptos" w:eastAsia="Microsoft JhengHei"/>
+                <w:sz w:val="20"/>
+              </w:rPr>
+              <w:t>11</w:t>
+            </w:r>
+          </w:p>
+        </w:tc>
+        <w:tc>
+          <w:tcPr>
+            <w:tcW w:type="dxa" w:w="9302"/>
+            <w:tcBorders>
+              <w:top w:val="single" w:sz="6" w:color="D9D9D9"/>
+              <w:left w:val="single" w:sz="6" w:color="D9D9D9"/>
+              <w:bottom w:val="single" w:sz="6" w:color="D9D9D9"/>
+              <w:right w:val="single" w:sz="6" w:color="D9D9D9"/>
+            </w:tcBorders>
+            <w:tcMar>
+              <w:top w:w="30" w:type="dxa"/>
+              <w:left w:w="100" w:type="dxa"/>
+              <w:bottom w:w="30" w:type="dxa"/>
+              <w:right w:w="100" w:type="dxa"/>
+            </w:tcMar>
+            <w:vAlign w:val="center"/>
+          </w:tcPr>
+          <w:p>
+            <w:pPr>
+              <w:spacing w:after="0" w:line="240" w:lineRule="auto"/>
+            </w:pPr>
+            <w:r>
+              <w:rPr>
+                <w:rFonts w:ascii="Aptos" w:hAnsi="Aptos" w:eastAsia="Microsoft JhengHei"/>
+                <w:sz w:val="20"/>
+              </w:rPr>
+              <w:t>11 推薦活動與推薦景點瀏覽</w:t>
+            </w:r>
+          </w:p>
+        </w:tc>
+      </w:tr>
+      <w:tr>
+        <w:tc>
+          <w:tcPr>
+            <w:tcW w:type="dxa" w:w="864"/>
+            <w:tcBorders>
+              <w:top w:val="single" w:sz="6" w:color="D9D9D9"/>
+              <w:left w:val="single" w:sz="6" w:color="D9D9D9"/>
+              <w:bottom w:val="single" w:sz="6" w:color="D9D9D9"/>
+              <w:right w:val="single" w:sz="6" w:color="D9D9D9"/>
+            </w:tcBorders>
+            <w:shd w:fill="F8FAFC"/>
+            <w:tcMar>
+              <w:top w:w="30" w:type="dxa"/>
+              <w:left w:w="100" w:type="dxa"/>
+              <w:bottom w:w="30" w:type="dxa"/>
+              <w:right w:w="100" w:type="dxa"/>
+            </w:tcMar>
+            <w:vAlign w:val="center"/>
+          </w:tcPr>
+          <w:p>
+            <w:pPr>
+              <w:spacing w:after="0" w:line="240" w:lineRule="auto"/>
+            </w:pPr>
+            <w:r>
+              <w:rPr>
+                <w:rFonts w:ascii="Aptos" w:hAnsi="Aptos" w:eastAsia="Microsoft JhengHei"/>
+                <w:sz w:val="20"/>
+              </w:rPr>
+              <w:t>12</w:t>
+            </w:r>
+          </w:p>
+        </w:tc>
+        <w:tc>
+          <w:tcPr>
+            <w:tcW w:type="dxa" w:w="9302"/>
+            <w:tcBorders>
+              <w:top w:val="single" w:sz="6" w:color="D9D9D9"/>
+              <w:left w:val="single" w:sz="6" w:color="D9D9D9"/>
+              <w:bottom w:val="single" w:sz="6" w:color="D9D9D9"/>
+              <w:right w:val="single" w:sz="6" w:color="D9D9D9"/>
+            </w:tcBorders>
+            <w:shd w:fill="F8FAFC"/>
+            <w:tcMar>
+              <w:top w:w="30" w:type="dxa"/>
+              <w:left w:w="100" w:type="dxa"/>
+              <w:bottom w:w="30" w:type="dxa"/>
+              <w:right w:w="100" w:type="dxa"/>
+            </w:tcMar>
+            <w:vAlign w:val="center"/>
+          </w:tcPr>
+          <w:p>
+            <w:pPr>
+              <w:spacing w:after="0" w:line="240" w:lineRule="auto"/>
+            </w:pPr>
+            <w:r>
+              <w:rPr>
+                <w:rFonts w:ascii="Aptos" w:hAnsi="Aptos" w:eastAsia="Microsoft JhengHei"/>
+                <w:sz w:val="20"/>
+              </w:rPr>
+              <w:t>12 投稿 審核與刪除規則</w:t>
+            </w:r>
+          </w:p>
+        </w:tc>
+      </w:tr>
+      <w:tr>
+        <w:tc>
+          <w:tcPr>
+            <w:tcW w:type="dxa" w:w="864"/>
+            <w:tcBorders>
+              <w:top w:val="single" w:sz="6" w:color="D9D9D9"/>
+              <w:left w:val="single" w:sz="6" w:color="D9D9D9"/>
+              <w:bottom w:val="single" w:sz="6" w:color="D9D9D9"/>
+              <w:right w:val="single" w:sz="6" w:color="D9D9D9"/>
+            </w:tcBorders>
+            <w:tcMar>
+              <w:top w:w="30" w:type="dxa"/>
+              <w:left w:w="100" w:type="dxa"/>
+              <w:bottom w:w="30" w:type="dxa"/>
+              <w:right w:w="100" w:type="dxa"/>
+            </w:tcMar>
+            <w:vAlign w:val="center"/>
+          </w:tcPr>
+          <w:p>
+            <w:pPr>
+              <w:spacing w:after="0" w:line="240" w:lineRule="auto"/>
+            </w:pPr>
+            <w:r>
+              <w:rPr>
+                <w:rFonts w:ascii="Aptos" w:hAnsi="Aptos" w:eastAsia="Microsoft JhengHei"/>
+                <w:sz w:val="20"/>
+              </w:rPr>
+              <w:t>13</w:t>
+            </w:r>
+          </w:p>
+        </w:tc>
+        <w:tc>
+          <w:tcPr>
+            <w:tcW w:type="dxa" w:w="9302"/>
+            <w:tcBorders>
+              <w:top w:val="single" w:sz="6" w:color="D9D9D9"/>
+              <w:left w:val="single" w:sz="6" w:color="D9D9D9"/>
+              <w:bottom w:val="single" w:sz="6" w:color="D9D9D9"/>
+              <w:right w:val="single" w:sz="6" w:color="D9D9D9"/>
+            </w:tcBorders>
+            <w:tcMar>
+              <w:top w:w="30" w:type="dxa"/>
+              <w:left w:w="100" w:type="dxa"/>
+              <w:bottom w:w="30" w:type="dxa"/>
+              <w:right w:w="100" w:type="dxa"/>
+            </w:tcMar>
+            <w:vAlign w:val="center"/>
+          </w:tcPr>
+          <w:p>
+            <w:pPr>
+              <w:spacing w:after="0" w:line="240" w:lineRule="auto"/>
+            </w:pPr>
+            <w:r>
+              <w:rPr>
+                <w:rFonts w:ascii="Aptos" w:hAnsi="Aptos" w:eastAsia="Microsoft JhengHei"/>
+                <w:sz w:val="20"/>
+              </w:rPr>
+              <w:t>13 回憶走廊操作</w:t>
+            </w:r>
+          </w:p>
+        </w:tc>
+      </w:tr>
+      <w:tr>
+        <w:tc>
+          <w:tcPr>
+            <w:tcW w:type="dxa" w:w="864"/>
+            <w:tcBorders>
+              <w:top w:val="single" w:sz="6" w:color="D9D9D9"/>
+              <w:left w:val="single" w:sz="6" w:color="D9D9D9"/>
+              <w:bottom w:val="single" w:sz="6" w:color="D9D9D9"/>
+              <w:right w:val="single" w:sz="6" w:color="D9D9D9"/>
+            </w:tcBorders>
+            <w:shd w:fill="F8FAFC"/>
+            <w:tcMar>
+              <w:top w:w="30" w:type="dxa"/>
+              <w:left w:w="100" w:type="dxa"/>
+              <w:bottom w:w="30" w:type="dxa"/>
+              <w:right w:w="100" w:type="dxa"/>
+            </w:tcMar>
+            <w:vAlign w:val="center"/>
+          </w:tcPr>
+          <w:p>
+            <w:pPr>
+              <w:spacing w:after="0" w:line="240" w:lineRule="auto"/>
+            </w:pPr>
+            <w:r>
+              <w:rPr>
+                <w:rFonts w:ascii="Aptos" w:hAnsi="Aptos" w:eastAsia="Microsoft JhengHei"/>
+                <w:sz w:val="20"/>
+              </w:rPr>
+              <w:t>14</w:t>
+            </w:r>
+          </w:p>
+        </w:tc>
+        <w:tc>
+          <w:tcPr>
+            <w:tcW w:type="dxa" w:w="9302"/>
+            <w:tcBorders>
+              <w:top w:val="single" w:sz="6" w:color="D9D9D9"/>
+              <w:left w:val="single" w:sz="6" w:color="D9D9D9"/>
+              <w:bottom w:val="single" w:sz="6" w:color="D9D9D9"/>
+              <w:right w:val="single" w:sz="6" w:color="D9D9D9"/>
+            </w:tcBorders>
+            <w:shd w:fill="F8FAFC"/>
+            <w:tcMar>
+              <w:top w:w="30" w:type="dxa"/>
+              <w:left w:w="100" w:type="dxa"/>
+              <w:bottom w:w="30" w:type="dxa"/>
+              <w:right w:w="100" w:type="dxa"/>
+            </w:tcMar>
+            <w:vAlign w:val="center"/>
+          </w:tcPr>
+          <w:p>
+            <w:pPr>
+              <w:spacing w:after="0" w:line="240" w:lineRule="auto"/>
+            </w:pPr>
+            <w:r>
+              <w:rPr>
+                <w:rFonts w:ascii="Aptos" w:hAnsi="Aptos" w:eastAsia="Microsoft JhengHei"/>
+                <w:sz w:val="20"/>
+              </w:rPr>
+              <w:t>14 記帳帳戶與手動新增</w:t>
+            </w:r>
+          </w:p>
+        </w:tc>
+      </w:tr>
+      <w:tr>
+        <w:tc>
+          <w:tcPr>
+            <w:tcW w:type="dxa" w:w="864"/>
+            <w:tcBorders>
+              <w:top w:val="single" w:sz="6" w:color="D9D9D9"/>
+              <w:left w:val="single" w:sz="6" w:color="D9D9D9"/>
+              <w:bottom w:val="single" w:sz="6" w:color="D9D9D9"/>
+              <w:right w:val="single" w:sz="6" w:color="D9D9D9"/>
+            </w:tcBorders>
+            <w:tcMar>
+              <w:top w:w="30" w:type="dxa"/>
+              <w:left w:w="100" w:type="dxa"/>
+              <w:bottom w:w="30" w:type="dxa"/>
+              <w:right w:w="100" w:type="dxa"/>
+            </w:tcMar>
+            <w:vAlign w:val="center"/>
+          </w:tcPr>
+          <w:p>
+            <w:pPr>
+              <w:spacing w:after="0" w:line="240" w:lineRule="auto"/>
+            </w:pPr>
+            <w:r>
+              <w:rPr>
+                <w:rFonts w:ascii="Aptos" w:hAnsi="Aptos" w:eastAsia="Microsoft JhengHei"/>
+                <w:sz w:val="20"/>
+              </w:rPr>
+              <w:t>15</w:t>
+            </w:r>
+          </w:p>
+        </w:tc>
+        <w:tc>
+          <w:tcPr>
+            <w:tcW w:type="dxa" w:w="9302"/>
+            <w:tcBorders>
+              <w:top w:val="single" w:sz="6" w:color="D9D9D9"/>
+              <w:left w:val="single" w:sz="6" w:color="D9D9D9"/>
+              <w:bottom w:val="single" w:sz="6" w:color="D9D9D9"/>
+              <w:right w:val="single" w:sz="6" w:color="D9D9D9"/>
+            </w:tcBorders>
+            <w:tcMar>
+              <w:top w:w="30" w:type="dxa"/>
+              <w:left w:w="100" w:type="dxa"/>
+              <w:bottom w:w="30" w:type="dxa"/>
+              <w:right w:w="100" w:type="dxa"/>
+            </w:tcMar>
+            <w:vAlign w:val="center"/>
+          </w:tcPr>
+          <w:p>
+            <w:pPr>
+              <w:spacing w:after="0" w:line="240" w:lineRule="auto"/>
+            </w:pPr>
+            <w:r>
+              <w:rPr>
+                <w:rFonts w:ascii="Aptos" w:hAnsi="Aptos" w:eastAsia="Microsoft JhengHei"/>
+                <w:sz w:val="20"/>
+              </w:rPr>
+              <w:t>15 語音 金額 編輯與刪除</w:t>
+            </w:r>
+          </w:p>
+        </w:tc>
+      </w:tr>
+      <w:tr>
+        <w:tc>
+          <w:tcPr>
+            <w:tcW w:type="dxa" w:w="864"/>
+            <w:tcBorders>
+              <w:top w:val="single" w:sz="6" w:color="D9D9D9"/>
+              <w:left w:val="single" w:sz="6" w:color="D9D9D9"/>
+              <w:bottom w:val="single" w:sz="6" w:color="D9D9D9"/>
+              <w:right w:val="single" w:sz="6" w:color="D9D9D9"/>
+            </w:tcBorders>
+            <w:shd w:fill="F8FAFC"/>
+            <w:tcMar>
+              <w:top w:w="30" w:type="dxa"/>
+              <w:left w:w="100" w:type="dxa"/>
+              <w:bottom w:w="30" w:type="dxa"/>
+              <w:right w:w="100" w:type="dxa"/>
+            </w:tcMar>
+            <w:vAlign w:val="center"/>
+          </w:tcPr>
+          <w:p>
+            <w:pPr>
+              <w:spacing w:after="0" w:line="240" w:lineRule="auto"/>
+            </w:pPr>
+            <w:r>
+              <w:rPr>
+                <w:rFonts w:ascii="Aptos" w:hAnsi="Aptos" w:eastAsia="Microsoft JhengHei"/>
+                <w:sz w:val="20"/>
+              </w:rPr>
+              <w:t>16</w:t>
+            </w:r>
+          </w:p>
+        </w:tc>
+        <w:tc>
+          <w:tcPr>
+            <w:tcW w:type="dxa" w:w="9302"/>
+            <w:tcBorders>
+              <w:top w:val="single" w:sz="6" w:color="D9D9D9"/>
+              <w:left w:val="single" w:sz="6" w:color="D9D9D9"/>
+              <w:bottom w:val="single" w:sz="6" w:color="D9D9D9"/>
+              <w:right w:val="single" w:sz="6" w:color="D9D9D9"/>
+            </w:tcBorders>
+            <w:shd w:fill="F8FAFC"/>
+            <w:tcMar>
+              <w:top w:w="30" w:type="dxa"/>
+              <w:left w:w="100" w:type="dxa"/>
+              <w:bottom w:w="30" w:type="dxa"/>
+              <w:right w:w="100" w:type="dxa"/>
+            </w:tcMar>
+            <w:vAlign w:val="center"/>
+          </w:tcPr>
+          <w:p>
+            <w:pPr>
+              <w:spacing w:after="0" w:line="240" w:lineRule="auto"/>
+            </w:pPr>
+            <w:r>
+              <w:rPr>
+                <w:rFonts w:ascii="Aptos" w:hAnsi="Aptos" w:eastAsia="Microsoft JhengHei"/>
+                <w:sz w:val="20"/>
+              </w:rPr>
+              <w:t>16 積分帳戶與明細</w:t>
+            </w:r>
+          </w:p>
+        </w:tc>
+      </w:tr>
+      <w:tr>
+        <w:tc>
+          <w:tcPr>
+            <w:tcW w:type="dxa" w:w="864"/>
+            <w:tcBorders>
+              <w:top w:val="single" w:sz="6" w:color="D9D9D9"/>
+              <w:left w:val="single" w:sz="6" w:color="D9D9D9"/>
+              <w:bottom w:val="single" w:sz="6" w:color="D9D9D9"/>
+              <w:right w:val="single" w:sz="6" w:color="D9D9D9"/>
+            </w:tcBorders>
+            <w:tcMar>
+              <w:top w:w="30" w:type="dxa"/>
+              <w:left w:w="100" w:type="dxa"/>
+              <w:bottom w:w="30" w:type="dxa"/>
+              <w:right w:w="100" w:type="dxa"/>
+            </w:tcMar>
+            <w:vAlign w:val="center"/>
+          </w:tcPr>
+          <w:p>
+            <w:pPr>
+              <w:spacing w:after="0" w:line="240" w:lineRule="auto"/>
+            </w:pPr>
+            <w:r>
+              <w:rPr>
+                <w:rFonts w:ascii="Aptos" w:hAnsi="Aptos" w:eastAsia="Microsoft JhengHei"/>
+                <w:sz w:val="20"/>
+              </w:rPr>
+              <w:t>17</w:t>
+            </w:r>
+          </w:p>
+        </w:tc>
+        <w:tc>
+          <w:tcPr>
+            <w:tcW w:type="dxa" w:w="9302"/>
+            <w:tcBorders>
+              <w:top w:val="single" w:sz="6" w:color="D9D9D9"/>
+              <w:left w:val="single" w:sz="6" w:color="D9D9D9"/>
+              <w:bottom w:val="single" w:sz="6" w:color="D9D9D9"/>
+              <w:right w:val="single" w:sz="6" w:color="D9D9D9"/>
+            </w:tcBorders>
+            <w:tcMar>
+              <w:top w:w="30" w:type="dxa"/>
+              <w:left w:w="100" w:type="dxa"/>
+              <w:bottom w:w="30" w:type="dxa"/>
+              <w:right w:w="100" w:type="dxa"/>
+            </w:tcMar>
+            <w:vAlign w:val="center"/>
+          </w:tcPr>
+          <w:p>
+            <w:pPr>
+              <w:spacing w:after="0" w:line="240" w:lineRule="auto"/>
+            </w:pPr>
+            <w:r>
+              <w:rPr>
+                <w:rFonts w:ascii="Aptos" w:hAnsi="Aptos" w:eastAsia="Microsoft JhengHei"/>
+                <w:sz w:val="20"/>
+              </w:rPr>
+              <w:t>17 遊戲首頁與自己的題庫</w:t>
+            </w:r>
+          </w:p>
+        </w:tc>
+      </w:tr>
+      <w:tr>
+        <w:tc>
+          <w:tcPr>
+            <w:tcW w:type="dxa" w:w="864"/>
+            <w:tcBorders>
+              <w:top w:val="single" w:sz="6" w:color="D9D9D9"/>
+              <w:left w:val="single" w:sz="6" w:color="D9D9D9"/>
+              <w:bottom w:val="single" w:sz="6" w:color="D9D9D9"/>
+              <w:right w:val="single" w:sz="6" w:color="D9D9D9"/>
+            </w:tcBorders>
+            <w:shd w:fill="F8FAFC"/>
+            <w:tcMar>
+              <w:top w:w="30" w:type="dxa"/>
+              <w:left w:w="100" w:type="dxa"/>
+              <w:bottom w:w="30" w:type="dxa"/>
+              <w:right w:w="100" w:type="dxa"/>
+            </w:tcMar>
+            <w:vAlign w:val="center"/>
+          </w:tcPr>
+          <w:p>
+            <w:pPr>
+              <w:spacing w:after="0" w:line="240" w:lineRule="auto"/>
+            </w:pPr>
+            <w:r>
+              <w:rPr>
+                <w:rFonts w:ascii="Aptos" w:hAnsi="Aptos" w:eastAsia="Microsoft JhengHei"/>
+                <w:sz w:val="20"/>
+              </w:rPr>
+              <w:t>18</w:t>
+            </w:r>
+          </w:p>
+        </w:tc>
+        <w:tc>
+          <w:tcPr>
+            <w:tcW w:type="dxa" w:w="9302"/>
+            <w:tcBorders>
+              <w:top w:val="single" w:sz="6" w:color="D9D9D9"/>
+              <w:left w:val="single" w:sz="6" w:color="D9D9D9"/>
+              <w:bottom w:val="single" w:sz="6" w:color="D9D9D9"/>
+              <w:right w:val="single" w:sz="6" w:color="D9D9D9"/>
+            </w:tcBorders>
+            <w:shd w:fill="F8FAFC"/>
+            <w:tcMar>
+              <w:top w:w="30" w:type="dxa"/>
+              <w:left w:w="100" w:type="dxa"/>
+              <w:bottom w:w="30" w:type="dxa"/>
+              <w:right w:w="100" w:type="dxa"/>
+            </w:tcMar>
+            <w:vAlign w:val="center"/>
+          </w:tcPr>
+          <w:p>
+            <w:pPr>
+              <w:spacing w:after="0" w:line="240" w:lineRule="auto"/>
+            </w:pPr>
+            <w:r>
+              <w:rPr>
+                <w:rFonts w:ascii="Aptos" w:hAnsi="Aptos" w:eastAsia="Microsoft JhengHei"/>
+                <w:sz w:val="20"/>
+              </w:rPr>
+              <w:t>18 各遊戲的基本操作</w:t>
+            </w:r>
+          </w:p>
+        </w:tc>
+      </w:tr>
+      <w:tr>
+        <w:tc>
+          <w:tcPr>
+            <w:tcW w:type="dxa" w:w="864"/>
+            <w:tcBorders>
+              <w:top w:val="single" w:sz="6" w:color="D9D9D9"/>
+              <w:left w:val="single" w:sz="6" w:color="D9D9D9"/>
+              <w:bottom w:val="single" w:sz="6" w:color="D9D9D9"/>
+              <w:right w:val="single" w:sz="6" w:color="D9D9D9"/>
+            </w:tcBorders>
+            <w:tcMar>
+              <w:top w:w="30" w:type="dxa"/>
+              <w:left w:w="100" w:type="dxa"/>
+              <w:bottom w:w="30" w:type="dxa"/>
+              <w:right w:w="100" w:type="dxa"/>
+            </w:tcMar>
+            <w:vAlign w:val="center"/>
+          </w:tcPr>
+          <w:p>
+            <w:pPr>
+              <w:spacing w:after="0" w:line="240" w:lineRule="auto"/>
+            </w:pPr>
+            <w:r>
+              <w:rPr>
+                <w:rFonts w:ascii="Aptos" w:hAnsi="Aptos" w:eastAsia="Microsoft JhengHei"/>
+                <w:sz w:val="20"/>
+              </w:rPr>
+              <w:t>19</w:t>
+            </w:r>
+          </w:p>
+        </w:tc>
+        <w:tc>
+          <w:tcPr>
+            <w:tcW w:type="dxa" w:w="9302"/>
+            <w:tcBorders>
+              <w:top w:val="single" w:sz="6" w:color="D9D9D9"/>
+              <w:left w:val="single" w:sz="6" w:color="D9D9D9"/>
+              <w:bottom w:val="single" w:sz="6" w:color="D9D9D9"/>
+              <w:right w:val="single" w:sz="6" w:color="D9D9D9"/>
+            </w:tcBorders>
+            <w:tcMar>
+              <w:top w:w="30" w:type="dxa"/>
+              <w:left w:w="100" w:type="dxa"/>
+              <w:bottom w:w="30" w:type="dxa"/>
+              <w:right w:w="100" w:type="dxa"/>
+            </w:tcMar>
+            <w:vAlign w:val="center"/>
+          </w:tcPr>
+          <w:p>
+            <w:pPr>
+              <w:spacing w:after="0" w:line="240" w:lineRule="auto"/>
+            </w:pPr>
+            <w:r>
+              <w:rPr>
+                <w:rFonts w:ascii="Aptos" w:hAnsi="Aptos" w:eastAsia="Microsoft JhengHei"/>
+                <w:sz w:val="20"/>
+              </w:rPr>
+              <w:t>19 方案與有效額度</w:t>
+            </w:r>
+          </w:p>
+        </w:tc>
+      </w:tr>
+      <w:tr>
+        <w:tc>
+          <w:tcPr>
+            <w:tcW w:type="dxa" w:w="864"/>
+            <w:tcBorders>
+              <w:top w:val="single" w:sz="6" w:color="D9D9D9"/>
+              <w:left w:val="single" w:sz="6" w:color="D9D9D9"/>
+              <w:bottom w:val="single" w:sz="6" w:color="D9D9D9"/>
+              <w:right w:val="single" w:sz="6" w:color="D9D9D9"/>
+            </w:tcBorders>
+            <w:shd w:fill="F8FAFC"/>
+            <w:tcMar>
+              <w:top w:w="30" w:type="dxa"/>
+              <w:left w:w="100" w:type="dxa"/>
+              <w:bottom w:w="30" w:type="dxa"/>
+              <w:right w:w="100" w:type="dxa"/>
+            </w:tcMar>
+            <w:vAlign w:val="center"/>
+          </w:tcPr>
+          <w:p>
+            <w:pPr>
+              <w:spacing w:after="0" w:line="240" w:lineRule="auto"/>
+            </w:pPr>
+            <w:r>
+              <w:rPr>
+                <w:rFonts w:ascii="Aptos" w:hAnsi="Aptos" w:eastAsia="Microsoft JhengHei"/>
+                <w:sz w:val="20"/>
+              </w:rPr>
+              <w:t>20</w:t>
+            </w:r>
+          </w:p>
+        </w:tc>
+        <w:tc>
+          <w:tcPr>
+            <w:tcW w:type="dxa" w:w="9302"/>
+            <w:tcBorders>
+              <w:top w:val="single" w:sz="6" w:color="D9D9D9"/>
+              <w:left w:val="single" w:sz="6" w:color="D9D9D9"/>
+              <w:bottom w:val="single" w:sz="6" w:color="D9D9D9"/>
+              <w:right w:val="single" w:sz="6" w:color="D9D9D9"/>
+            </w:tcBorders>
+            <w:shd w:fill="F8FAFC"/>
+            <w:tcMar>
+              <w:top w:w="30" w:type="dxa"/>
+              <w:left w:w="100" w:type="dxa"/>
+              <w:bottom w:w="30" w:type="dxa"/>
+              <w:right w:w="100" w:type="dxa"/>
+            </w:tcMar>
+            <w:vAlign w:val="center"/>
+          </w:tcPr>
+          <w:p>
+            <w:pPr>
+              <w:spacing w:after="0" w:line="240" w:lineRule="auto"/>
+            </w:pPr>
+            <w:r>
+              <w:rPr>
+                <w:rFonts w:ascii="Aptos" w:hAnsi="Aptos" w:eastAsia="Microsoft JhengHei"/>
+                <w:sz w:val="20"/>
+              </w:rPr>
+              <w:t>20 清理資料與個資匯出</w:t>
+            </w:r>
+          </w:p>
+        </w:tc>
+      </w:tr>
+      <w:tr>
+        <w:tc>
+          <w:tcPr>
+            <w:tcW w:type="dxa" w:w="864"/>
+            <w:tcBorders>
+              <w:top w:val="single" w:sz="6" w:color="D9D9D9"/>
+              <w:left w:val="single" w:sz="6" w:color="D9D9D9"/>
+              <w:bottom w:val="single" w:sz="6" w:color="D9D9D9"/>
+              <w:right w:val="single" w:sz="6" w:color="D9D9D9"/>
+            </w:tcBorders>
+            <w:tcMar>
+              <w:top w:w="30" w:type="dxa"/>
+              <w:left w:w="100" w:type="dxa"/>
+              <w:bottom w:w="30" w:type="dxa"/>
+              <w:right w:w="100" w:type="dxa"/>
+            </w:tcMar>
+            <w:vAlign w:val="center"/>
+          </w:tcPr>
+          <w:p>
+            <w:pPr>
+              <w:spacing w:after="0" w:line="240" w:lineRule="auto"/>
+            </w:pPr>
+            <w:r>
+              <w:rPr>
+                <w:rFonts w:ascii="Aptos" w:hAnsi="Aptos" w:eastAsia="Microsoft JhengHei"/>
+                <w:sz w:val="20"/>
+              </w:rPr>
+              <w:t>21</w:t>
+            </w:r>
+          </w:p>
+        </w:tc>
+        <w:tc>
+          <w:tcPr>
+            <w:tcW w:type="dxa" w:w="9302"/>
+            <w:tcBorders>
+              <w:top w:val="single" w:sz="6" w:color="D9D9D9"/>
+              <w:left w:val="single" w:sz="6" w:color="D9D9D9"/>
+              <w:bottom w:val="single" w:sz="6" w:color="D9D9D9"/>
+              <w:right w:val="single" w:sz="6" w:color="D9D9D9"/>
+            </w:tcBorders>
+            <w:tcMar>
+              <w:top w:w="30" w:type="dxa"/>
+              <w:left w:w="100" w:type="dxa"/>
+              <w:bottom w:w="30" w:type="dxa"/>
+              <w:right w:w="100" w:type="dxa"/>
+            </w:tcMar>
+            <w:vAlign w:val="center"/>
+          </w:tcPr>
+          <w:p>
+            <w:pPr>
+              <w:spacing w:after="0" w:line="240" w:lineRule="auto"/>
+            </w:pPr>
+            <w:r>
+              <w:rPr>
+                <w:rFonts w:ascii="Aptos" w:hAnsi="Aptos" w:eastAsia="Microsoft JhengHei"/>
+                <w:sz w:val="20"/>
+              </w:rPr>
+              <w:t>21 帳號安全與刪除申請</w:t>
+            </w:r>
+          </w:p>
+        </w:tc>
+      </w:tr>
+      <w:tr>
+        <w:tc>
+          <w:tcPr>
+            <w:tcW w:type="dxa" w:w="864"/>
+            <w:tcBorders>
+              <w:top w:val="single" w:sz="6" w:color="D9D9D9"/>
+              <w:left w:val="single" w:sz="6" w:color="D9D9D9"/>
+              <w:bottom w:val="single" w:sz="6" w:color="D9D9D9"/>
+              <w:right w:val="single" w:sz="6" w:color="D9D9D9"/>
+            </w:tcBorders>
+            <w:shd w:fill="F8FAFC"/>
+            <w:tcMar>
+              <w:top w:w="30" w:type="dxa"/>
+              <w:left w:w="100" w:type="dxa"/>
+              <w:bottom w:w="30" w:type="dxa"/>
+              <w:right w:w="100" w:type="dxa"/>
+            </w:tcMar>
+            <w:vAlign w:val="center"/>
+          </w:tcPr>
+          <w:p>
+            <w:pPr>
+              <w:spacing w:after="0" w:line="240" w:lineRule="auto"/>
+            </w:pPr>
+            <w:r>
+              <w:rPr>
+                <w:rFonts w:ascii="Aptos" w:hAnsi="Aptos" w:eastAsia="Microsoft JhengHei"/>
+                <w:sz w:val="20"/>
+              </w:rPr>
+              <w:t>22</w:t>
+            </w:r>
+          </w:p>
+        </w:tc>
+        <w:tc>
+          <w:tcPr>
+            <w:tcW w:type="dxa" w:w="9302"/>
+            <w:tcBorders>
+              <w:top w:val="single" w:sz="6" w:color="D9D9D9"/>
+              <w:left w:val="single" w:sz="6" w:color="D9D9D9"/>
+              <w:bottom w:val="single" w:sz="6" w:color="D9D9D9"/>
+              <w:right w:val="single" w:sz="6" w:color="D9D9D9"/>
+            </w:tcBorders>
+            <w:shd w:fill="F8FAFC"/>
+            <w:tcMar>
+              <w:top w:w="30" w:type="dxa"/>
+              <w:left w:w="100" w:type="dxa"/>
+              <w:bottom w:w="30" w:type="dxa"/>
+              <w:right w:w="100" w:type="dxa"/>
+            </w:tcMar>
+            <w:vAlign w:val="center"/>
+          </w:tcPr>
+          <w:p>
+            <w:pPr>
+              <w:spacing w:after="0" w:line="240" w:lineRule="auto"/>
+            </w:pPr>
+            <w:r>
+              <w:rPr>
+                <w:rFonts w:ascii="Aptos" w:hAnsi="Aptos" w:eastAsia="Microsoft JhengHei"/>
+                <w:sz w:val="20"/>
+              </w:rPr>
+              <w:t>22 合作廠商工作台</w:t>
+            </w:r>
+          </w:p>
+        </w:tc>
+      </w:tr>
+      <w:tr>
+        <w:tc>
+          <w:tcPr>
+            <w:tcW w:type="dxa" w:w="864"/>
+            <w:tcBorders>
+              <w:top w:val="single" w:sz="6" w:color="D9D9D9"/>
+              <w:left w:val="single" w:sz="6" w:color="D9D9D9"/>
+              <w:bottom w:val="single" w:sz="6" w:color="D9D9D9"/>
+              <w:right w:val="single" w:sz="6" w:color="D9D9D9"/>
+            </w:tcBorders>
+            <w:tcMar>
+              <w:top w:w="30" w:type="dxa"/>
+              <w:left w:w="100" w:type="dxa"/>
+              <w:bottom w:w="30" w:type="dxa"/>
+              <w:right w:w="100" w:type="dxa"/>
+            </w:tcMar>
+            <w:vAlign w:val="center"/>
+          </w:tcPr>
+          <w:p>
+            <w:pPr>
+              <w:spacing w:after="0" w:line="240" w:lineRule="auto"/>
+            </w:pPr>
+            <w:r>
+              <w:rPr>
+                <w:rFonts w:ascii="Aptos" w:hAnsi="Aptos" w:eastAsia="Microsoft JhengHei"/>
+                <w:sz w:val="20"/>
+              </w:rPr>
+              <w:t>23</w:t>
+            </w:r>
+          </w:p>
+        </w:tc>
+        <w:tc>
+          <w:tcPr>
+            <w:tcW w:type="dxa" w:w="9302"/>
+            <w:tcBorders>
+              <w:top w:val="single" w:sz="6" w:color="D9D9D9"/>
+              <w:left w:val="single" w:sz="6" w:color="D9D9D9"/>
+              <w:bottom w:val="single" w:sz="6" w:color="D9D9D9"/>
+              <w:right w:val="single" w:sz="6" w:color="D9D9D9"/>
+            </w:tcBorders>
+            <w:tcMar>
+              <w:top w:w="30" w:type="dxa"/>
+              <w:left w:w="100" w:type="dxa"/>
+              <w:bottom w:w="30" w:type="dxa"/>
+              <w:right w:w="100" w:type="dxa"/>
+            </w:tcMar>
+            <w:vAlign w:val="center"/>
+          </w:tcPr>
+          <w:p>
+            <w:pPr>
+              <w:spacing w:after="0" w:line="240" w:lineRule="auto"/>
+            </w:pPr>
+            <w:r>
+              <w:rPr>
+                <w:rFonts w:ascii="Aptos" w:hAnsi="Aptos" w:eastAsia="Microsoft JhengHei"/>
+                <w:sz w:val="20"/>
+              </w:rPr>
+              <w:t>23 股票 商業企劃書與意見回饋</w:t>
+            </w:r>
+          </w:p>
+        </w:tc>
+      </w:tr>
+      <w:tr>
+        <w:tc>
+          <w:tcPr>
+            <w:tcW w:type="dxa" w:w="864"/>
+            <w:tcBorders>
+              <w:top w:val="single" w:sz="6" w:color="D9D9D9"/>
+              <w:left w:val="single" w:sz="6" w:color="D9D9D9"/>
+              <w:bottom w:val="single" w:sz="6" w:color="D9D9D9"/>
+              <w:right w:val="single" w:sz="6" w:color="D9D9D9"/>
+            </w:tcBorders>
+            <w:shd w:fill="F8FAFC"/>
+            <w:tcMar>
+              <w:top w:w="30" w:type="dxa"/>
+              <w:left w:w="100" w:type="dxa"/>
+              <w:bottom w:w="30" w:type="dxa"/>
+              <w:right w:w="100" w:type="dxa"/>
+            </w:tcMar>
+            <w:vAlign w:val="center"/>
+          </w:tcPr>
+          <w:p>
+            <w:pPr>
+              <w:spacing w:after="0" w:line="240" w:lineRule="auto"/>
+            </w:pPr>
+            <w:r>
+              <w:rPr>
+                <w:rFonts w:ascii="Aptos" w:hAnsi="Aptos" w:eastAsia="Microsoft JhengHei"/>
+                <w:sz w:val="20"/>
+              </w:rPr>
+              <w:t>24</w:t>
+            </w:r>
+          </w:p>
+        </w:tc>
+        <w:tc>
+          <w:tcPr>
+            <w:tcW w:type="dxa" w:w="9302"/>
+            <w:tcBorders>
+              <w:top w:val="single" w:sz="6" w:color="D9D9D9"/>
+              <w:left w:val="single" w:sz="6" w:color="D9D9D9"/>
+              <w:bottom w:val="single" w:sz="6" w:color="D9D9D9"/>
+              <w:right w:val="single" w:sz="6" w:color="D9D9D9"/>
+            </w:tcBorders>
+            <w:shd w:fill="F8FAFC"/>
+            <w:tcMar>
+              <w:top w:w="30" w:type="dxa"/>
+              <w:left w:w="100" w:type="dxa"/>
+              <w:bottom w:w="30" w:type="dxa"/>
+              <w:right w:w="100" w:type="dxa"/>
+            </w:tcMar>
+            <w:vAlign w:val="center"/>
+          </w:tcPr>
+          <w:p>
+            <w:pPr>
+              <w:spacing w:after="0" w:line="240" w:lineRule="auto"/>
+            </w:pPr>
+            <w:r>
+              <w:rPr>
+                <w:rFonts w:ascii="Aptos" w:hAnsi="Aptos" w:eastAsia="Microsoft JhengHei"/>
+                <w:sz w:val="20"/>
+              </w:rPr>
+              <w:t>24 管理者操作</w:t>
+            </w:r>
+          </w:p>
+        </w:tc>
+      </w:tr>
+      <w:tr>
+        <w:tc>
+          <w:tcPr>
+            <w:tcW w:type="dxa" w:w="864"/>
+            <w:tcBorders>
+              <w:top w:val="single" w:sz="6" w:color="D9D9D9"/>
+              <w:left w:val="single" w:sz="6" w:color="D9D9D9"/>
+              <w:bottom w:val="single" w:sz="6" w:color="D9D9D9"/>
+              <w:right w:val="single" w:sz="6" w:color="D9D9D9"/>
+            </w:tcBorders>
+            <w:tcMar>
+              <w:top w:w="30" w:type="dxa"/>
+              <w:left w:w="100" w:type="dxa"/>
+              <w:bottom w:w="30" w:type="dxa"/>
+              <w:right w:w="100" w:type="dxa"/>
+            </w:tcMar>
+            <w:vAlign w:val="center"/>
+          </w:tcPr>
+          <w:p>
+            <w:pPr>
+              <w:spacing w:after="0" w:line="240" w:lineRule="auto"/>
+            </w:pPr>
+            <w:r>
+              <w:rPr>
+                <w:rFonts w:ascii="Aptos" w:hAnsi="Aptos" w:eastAsia="Microsoft JhengHei"/>
+                <w:sz w:val="20"/>
+              </w:rPr>
+              <w:t>25</w:t>
+            </w:r>
+          </w:p>
+        </w:tc>
+        <w:tc>
+          <w:tcPr>
+            <w:tcW w:type="dxa" w:w="9302"/>
+            <w:tcBorders>
+              <w:top w:val="single" w:sz="6" w:color="D9D9D9"/>
+              <w:left w:val="single" w:sz="6" w:color="D9D9D9"/>
+              <w:bottom w:val="single" w:sz="6" w:color="D9D9D9"/>
+              <w:right w:val="single" w:sz="6" w:color="D9D9D9"/>
+            </w:tcBorders>
+            <w:tcMar>
+              <w:top w:w="30" w:type="dxa"/>
+              <w:left w:w="100" w:type="dxa"/>
+              <w:bottom w:w="30" w:type="dxa"/>
+              <w:right w:w="100" w:type="dxa"/>
+            </w:tcMar>
+            <w:vAlign w:val="center"/>
+          </w:tcPr>
+          <w:p>
+            <w:pPr>
+              <w:spacing w:after="0" w:line="240" w:lineRule="auto"/>
+            </w:pPr>
+            <w:r>
+              <w:rPr>
+                <w:rFonts w:ascii="Aptos" w:hAnsi="Aptos" w:eastAsia="Microsoft JhengHei"/>
+                <w:sz w:val="20"/>
+              </w:rPr>
+              <w:t>25 故障排除與回報</w:t>
+            </w:r>
+          </w:p>
+        </w:tc>
+      </w:tr>
+    </w:tbl>
+    <w:p>
+      <w:r>
+        <w:br w:type="page"/>
+      </w:r>
+    </w:p>
+    <w:p>
+      <w:pPr>
+        <w:keepLines/>
+      </w:pPr>
+      <w:r>
+        <w:rPr>
+          <w:rFonts w:ascii="Aptos" w:hAnsi="Aptos" w:eastAsia="Microsoft JhengHei"/>
+        </w:rPr>
+        <w:t>本手冊說明如何使用 Life Pilot 安排行程、探索活動與景點、完成行程後整理回憶和收支，以及管理資料位置與訂閱。內容依日常操作、進階管理與故障處理編排。第一次使用請先完成帳號登入、確認資料位置，再建立測試帳戶及行程；不必一次啟用所有模組。</w:t>
+      </w:r>
+    </w:p>
+    <w:p>
+      <w:pPr>
+        <w:keepLines/>
+      </w:pPr>
+      <w:r>
+        <w:rPr>
+          <w:rFonts w:ascii="Aptos" w:hAnsi="Aptos" w:eastAsia="Microsoft JhengHei"/>
+        </w:rPr>
+        <w:t>程式基準為 41789f21，文件日期為 2026 年 10 月 16 日。價格、額度、授權與生效日期依登入帳號對應的有效版本決定。範例帳號與金額供操作演練，並非已替使用者建立的資料。</w:t>
+      </w:r>
+    </w:p>
+    <w:p>
+      <w:pPr>
+        <w:pStyle w:val="Heading1"/>
+      </w:pPr>
+      <w:r>
+        <w:t>1 帳號角色與裝置準備</w:t>
+      </w:r>
+    </w:p>
+    <w:p>
+      <w:pPr>
+        <w:pStyle w:val="Heading2"/>
+      </w:pPr>
+      <w:r>
+        <w:t>認識三種角色</w:t>
+      </w:r>
+    </w:p>
+    <w:p>
+      <w:pPr>
+        <w:keepLines/>
+      </w:pPr>
+      <w:r>
+        <w:rPr>
+          <w:rFonts w:ascii="Aptos" w:hAnsi="Aptos" w:eastAsia="Microsoft JhengHei"/>
+        </w:rPr>
+        <w:t>一般帳號預設可使用首頁、行事曆、推薦活動、推薦景點、回憶走廊與記帳。積分、遊戲、股票、商業企劃書等受控模組，由管理者授權後才出現在功能選單。找不到功能不一定是載入失敗，先確認授權。</w:t>
+      </w:r>
+    </w:p>
+    <w:p>
+      <w:pPr>
+        <w:keepLines/>
+      </w:pPr>
+      <w:r>
+        <w:rPr>
+          <w:rFonts w:ascii="Aptos" w:hAnsi="Aptos" w:eastAsia="Microsoft JhengHei"/>
+        </w:rPr>
+        <w:t>合作廠商以工作台、推薦活動與推薦景點為主，清單只呈現自己的投稿。管理者可操作管理功能；系統題庫另有指定擁有者判斷，不宜把管理員角色、模組授權與題庫所有權混為一談。</w:t>
+      </w:r>
+    </w:p>
+    <w:p>
+      <w:pPr>
+        <w:pStyle w:val="Heading2"/>
+      </w:pPr>
+      <w:r>
+        <w:t>手機與平板首次使用</w:t>
+      </w:r>
+    </w:p>
+    <w:p>
+      <w:pPr>
+        <w:ind w:left="259" w:hanging="259"/>
+      </w:pPr>
+      <w:r>
+        <w:rPr>
+          <w:rFonts w:ascii="Aptos" w:hAnsi="Aptos" w:eastAsia="Microsoft JhengHei"/>
+        </w:rPr>
+        <w:t>1. 開啟 App，確認帳號與 App 版本，先以正常網路完成首次登入。</w:t>
+      </w:r>
+    </w:p>
+    <w:p>
+      <w:pPr>
+        <w:ind w:left="259" w:hanging="259"/>
+      </w:pPr>
+      <w:r>
+        <w:rPr>
+          <w:rFonts w:ascii="Aptos" w:hAnsi="Aptos" w:eastAsia="Microsoft JhengHei"/>
+        </w:rPr>
+        <w:t>2. 如要提醒，允許通知；如要語音輸入，允許麥克風。拒絕麥克風仍應可以手動輸入。</w:t>
+      </w:r>
+    </w:p>
+    <w:p>
+      <w:pPr>
+        <w:ind w:left="259" w:hanging="259"/>
+      </w:pPr>
+      <w:r>
+        <w:rPr>
+          <w:rFonts w:ascii="Aptos" w:hAnsi="Aptos" w:eastAsia="Microsoft JhengHei"/>
+        </w:rPr>
+        <w:t>3. 選照片時依系統要求開放相簿或相機，不需要為了看行事曆就預先開啟全部權限。</w:t>
+      </w:r>
+    </w:p>
+    <w:p>
+      <w:pPr>
+        <w:ind w:left="259" w:hanging="259"/>
+      </w:pPr>
+      <w:r>
+        <w:rPr>
+          <w:rFonts w:ascii="Aptos" w:hAnsi="Aptos" w:eastAsia="Microsoft JhengHei"/>
+        </w:rPr>
+        <w:t>4. 打算離線使用者，先完成雲端轉本機，重新開啟並確認資料，再關閉網路測試。</w:t>
+      </w:r>
+    </w:p>
+    <w:p>
+      <w:pPr>
+        <w:ind w:left="259" w:hanging="259"/>
+      </w:pPr>
+      <w:r>
+        <w:rPr>
+          <w:rFonts w:ascii="Aptos" w:hAnsi="Aptos" w:eastAsia="Microsoft JhengHei"/>
+        </w:rPr>
+        <w:t>5. 先測直向，再測橫向。鍵盤遮住欄位時先捲動或收鍵盤，不要連按儲存。</w:t>
+      </w:r>
+    </w:p>
+    <w:p>
+      <w:pPr>
+        <w:keepLines/>
+      </w:pPr>
+      <w:r>
+        <w:rPr>
+          <w:rFonts w:ascii="Aptos" w:hAnsi="Aptos" w:eastAsia="Microsoft JhengHei"/>
+        </w:rPr>
+        <w:t>Android 通知還可能受精確鬧鐘與電池管理影響；iOS 受通知允許及系統行為影響。設定位置因系統與品牌不同而異，可從 App 的權限與通知頁檢查。系統排程不等於 App 關閉時還持續查雲端。</w:t>
+      </w:r>
+    </w:p>
+    <w:p>
+      <w:pPr>
+        <w:pStyle w:val="Heading2"/>
+      </w:pPr>
+      <w:r>
+        <w:t>Web 使用注意</w:t>
+      </w:r>
+    </w:p>
+    <w:p>
+      <w:pPr>
+        <w:keepLines/>
+      </w:pPr>
+      <w:r>
+        <w:rPr>
+          <w:rFonts w:ascii="Aptos" w:hAnsi="Aptos" w:eastAsia="Microsoft JhengHei"/>
+        </w:rPr>
+        <w:t>固定使用同一網址及瀏覽器設定檔。本機資料在該網站的 IndexedDB，不是下載資料夾的一個檔案。換瀏覽器、無痕模式、清除網站資料、換網域或移除 App 後，原本的本機資料不會自動跟過去。重要資料先確認留存方式，不要把清除瀏覽器資料當作一般故障排除第一步。</w:t>
+      </w:r>
+    </w:p>
+    <w:p>
+      <w:pPr>
+        <w:pStyle w:val="Heading1"/>
+      </w:pPr>
+      <w:r>
+        <w:t>2 註冊 登入與登出</w:t>
+      </w:r>
+    </w:p>
+    <w:p>
+      <w:pPr>
+        <w:pStyle w:val="Heading2"/>
+      </w:pPr>
+      <w:r>
+        <w:t>一般註冊</w:t>
+      </w:r>
+    </w:p>
+    <w:p>
+      <w:pPr>
+        <w:ind w:left="259" w:hanging="259"/>
+      </w:pPr>
+      <w:r>
+        <w:rPr>
+          <w:rFonts w:ascii="Aptos" w:hAnsi="Aptos" w:eastAsia="Microsoft JhengHei"/>
+        </w:rPr>
+        <w:t>1. 從登入頁進註冊，選一般或合作廠商帳號類型。</w:t>
+      </w:r>
+    </w:p>
+    <w:p>
+      <w:pPr>
+        <w:ind w:left="259" w:hanging="259"/>
+      </w:pPr>
+      <w:r>
+        <w:rPr>
+          <w:rFonts w:ascii="Aptos" w:hAnsi="Aptos" w:eastAsia="Microsoft JhengHei"/>
+        </w:rPr>
+        <w:t>2. 輸入可收信的 Email 與符合畫面規則的密碼，確認沒有拼字或前後空白。</w:t>
+      </w:r>
+    </w:p>
+    <w:p>
+      <w:pPr>
+        <w:ind w:left="259" w:hanging="259"/>
+      </w:pPr>
+      <w:r>
+        <w:rPr>
+          <w:rFonts w:ascii="Aptos" w:hAnsi="Aptos" w:eastAsia="Microsoft JhengHei"/>
+        </w:rPr>
+        <w:t>3. 閱讀並同意隱私權政策及服務條款後送出一次。</w:t>
+      </w:r>
+    </w:p>
+    <w:p>
+      <w:pPr>
+        <w:ind w:left="259" w:hanging="259"/>
+      </w:pPr>
+      <w:r>
+        <w:rPr>
+          <w:rFonts w:ascii="Aptos" w:hAnsi="Aptos" w:eastAsia="Microsoft JhengHei"/>
+        </w:rPr>
+        <w:t>4. 若需要信箱驗證，使用最新一封信的有效連結，完成後回登入頁登入。</w:t>
+      </w:r>
+    </w:p>
+    <w:p>
+      <w:pPr>
+        <w:ind w:left="259" w:hanging="259"/>
+      </w:pPr>
+      <w:r>
+        <w:rPr>
+          <w:rFonts w:ascii="Aptos" w:hAnsi="Aptos" w:eastAsia="Microsoft JhengHei"/>
+        </w:rPr>
+        <w:t>5. 檢查個人選單的帳號、目前資料位置與方案，不應顯示前一使用者的行程。</w:t>
+      </w:r>
+    </w:p>
+    <w:p>
+      <w:pPr>
+        <w:keepLines/>
+      </w:pPr>
+      <w:r>
+        <w:rPr>
+          <w:rFonts w:ascii="Aptos" w:hAnsi="Aptos" w:eastAsia="Microsoft JhengHei"/>
+        </w:rPr>
+        <w:t>沒有選過儲存位置者預設雲端；登入前不用先選雲端或本機。之後應沿用該帳號在這台裝置保存的選擇。</w:t>
+      </w:r>
+    </w:p>
+    <w:p>
+      <w:pPr>
+        <w:pStyle w:val="Heading2"/>
+      </w:pPr>
+      <w:r>
+        <w:t>收不到註冊信或寄信額度用完</w:t>
+      </w:r>
+    </w:p>
+    <w:p>
+      <w:pPr>
+        <w:keepLines/>
+      </w:pPr>
+      <w:r>
+        <w:rPr>
+          <w:rFonts w:ascii="Aptos" w:hAnsi="Aptos" w:eastAsia="Microsoft JhengHei"/>
+        </w:rPr>
+        <w:t>先查垃圾郵件、信箱拼字與連結是否過期，避免一直重寄。可選請管理員協助，開啟郵件程式，填要建立的 Email 及一般或廠商類型，自己按寄出。開啟郵件草稿不代表已成功寄信。</w:t>
+      </w:r>
+    </w:p>
+    <w:p>
+      <w:pPr>
+        <w:keepLines/>
+      </w:pPr>
+      <w:r>
+        <w:rPr>
+          <w:rFonts w:ascii="Aptos" w:hAnsi="Aptos" w:eastAsia="Microsoft JhengHei"/>
+        </w:rPr>
+        <w:t>管理者核准後可由受保護的後端直接建立並確認帳號，取得暫時密碼，再以適當方式回覆。這條建立流程不需要寄出 Supabase 註冊驗證信。使用者登入後立即到帳號安全改密碼；收到申請不代表管理者已完成建立。</w:t>
+      </w:r>
+    </w:p>
+    <w:p>
+      <w:pPr>
+        <w:pStyle w:val="Heading2"/>
+      </w:pPr>
+      <w:r>
+        <w:t>登入及換帳號</w:t>
+      </w:r>
+    </w:p>
+    <w:p>
+      <w:pPr>
+        <w:keepLines/>
+      </w:pPr>
+      <w:r>
+        <w:rPr>
+          <w:rFonts w:ascii="Aptos" w:hAnsi="Aptos" w:eastAsia="Microsoft JhengHei"/>
+        </w:rPr>
+        <w:t>輸入帳密按登入，等待結果後再操作。登出請使用個人選單並確認，回登入畫面後才登入另一帳號。切換後核對行事曆、記帳選擇、積分、回憶與方案，不應殘留前一帳號資料。跨分頁換帳號時，舊分頁的子頁面也應退出原登入狀態。</w:t>
+      </w:r>
+    </w:p>
+    <w:p>
+      <w:pPr>
+        <w:keepLines/>
+      </w:pPr>
+      <w:r>
+        <w:rPr>
+          <w:rFonts w:ascii="Aptos" w:hAnsi="Aptos" w:eastAsia="Microsoft JhengHei"/>
+        </w:rPr>
+        <w:t>被管理者刪除的帳號，App 檢查到失效或收到明確驗證錯誤後回登入；離線或關閉的裝置不能保證即時得知遠端刪除。</w:t>
+      </w:r>
+    </w:p>
+    <w:p>
+      <w:pPr>
+        <w:pStyle w:val="Heading1"/>
+      </w:pPr>
+      <w:r>
+        <w:t>3 選單 語言與第一次演練</w:t>
+      </w:r>
+    </w:p>
+    <w:p>
+      <w:pPr>
+        <w:keepLines/>
+      </w:pPr>
+      <w:r>
+        <w:rPr>
+          <w:rFonts w:ascii="Aptos" w:hAnsi="Aptos" w:eastAsia="Microsoft JhengHei"/>
+        </w:rPr>
+        <w:t>功能選單切換各模組；個人選單管理帳號安全、方案、儲存位置、資料匯出與政策。模組授權只給管理者使用，位置在帳號安全之後。廠商選單不同於一般帳號，不能拿管理員畫面當作所有人的標準。</w:t>
+      </w:r>
+    </w:p>
+    <w:p>
+      <w:pPr>
+        <w:keepLines/>
+      </w:pPr>
+      <w:r>
+        <w:rPr>
+          <w:rFonts w:ascii="Aptos" w:hAnsi="Aptos" w:eastAsia="Microsoft JhengHei"/>
+        </w:rPr>
+        <w:t>在語言選單選繁體中文、English、日本語或 한국어。窄畫面可能只顯示語言圖示。切換後應連確認視窗、Tooltip、方案說明及 Excel 標題一起更新；自填活動名稱、描述或次分類不會自動翻譯。</w:t>
+      </w:r>
+    </w:p>
+    <w:p>
+      <w:pPr>
+        <w:keepLines/>
+      </w:pPr>
+      <w:r>
+        <w:rPr>
+          <w:rFonts w:ascii="Aptos" w:hAnsi="Aptos" w:eastAsia="Microsoft JhengHei"/>
+        </w:rPr>
+        <w:t>第一次可用十分鐘完成演練：建立一個個人記帳帳戶，新增一筆午餐支出，建立明天的行程，從推薦景點加入另一個行程，再完成其中一筆並選填回憶。沒有積分授權時，不需要先開啟積分才能完成基本流程。</w:t>
+      </w:r>
+    </w:p>
+    <w:p>
+      <w:pPr>
+        <w:pStyle w:val="Heading1"/>
+      </w:pPr>
+      <w:r>
+        <w:t>4 雲端與此裝置</w:t>
       </w:r>
     </w:p>
     <w:tbl>
@@ -256,8 +2125,9 @@
         <w:tblLook w:firstColumn="1" w:firstRow="1" w:lastColumn="0" w:lastRow="0" w:noHBand="0" w:noVBand="1" w:val="04A0"/>
       </w:tblPr>
       <w:tblGrid>
-        <w:gridCol w:w="5083"/>
-        <w:gridCol w:w="5083"/>
+        <w:gridCol w:w="3389"/>
+        <w:gridCol w:w="3389"/>
+        <w:gridCol w:w="3389"/>
       </w:tblGrid>
       <w:tr>
         <w:trPr>
@@ -265,14 +2135,14 @@
         </w:trPr>
         <w:tc>
           <w:tcPr>
-            <w:tcW w:type="dxa" w:w="5083"/>
+            <w:tcW w:type="dxa" w:w="3389"/>
             <w:tcBorders>
               <w:top w:val="single" w:sz="6" w:color="D9D9D9"/>
               <w:left w:val="single" w:sz="6" w:color="D9D9D9"/>
               <w:bottom w:val="single" w:sz="6" w:color="D9D9D9"/>
               <w:right w:val="single" w:sz="6" w:color="D9D9D9"/>
             </w:tcBorders>
-            <w:shd w:fill="17365D"/>
+            <w:shd w:fill="F2F2F2"/>
             <w:tcMar>
               <w:top w:w="90" w:type="dxa"/>
               <w:left w:w="100" w:type="dxa"/>
@@ -289,23 +2159,23 @@
               <w:rPr>
                 <w:rFonts w:ascii="Aptos" w:hAnsi="Aptos" w:eastAsia="Microsoft JhengHei"/>
                 <w:b/>
-                <w:color w:val="FFFFFF"/>
-                <w:sz w:val="17"/>
+                <w:color w:val="000000"/>
+                <w:sz w:val="20"/>
               </w:rPr>
-              <w:t>章節</w:t>
+              <w:t>項目</w:t>
             </w:r>
           </w:p>
         </w:tc>
         <w:tc>
           <w:tcPr>
-            <w:tcW w:type="dxa" w:w="5083"/>
+            <w:tcW w:type="dxa" w:w="3389"/>
             <w:tcBorders>
               <w:top w:val="single" w:sz="6" w:color="D9D9D9"/>
               <w:left w:val="single" w:sz="6" w:color="D9D9D9"/>
               <w:bottom w:val="single" w:sz="6" w:color="D9D9D9"/>
               <w:right w:val="single" w:sz="6" w:color="D9D9D9"/>
             </w:tcBorders>
-            <w:shd w:fill="17365D"/>
+            <w:shd w:fill="F2F2F2"/>
             <w:tcMar>
               <w:top w:w="90" w:type="dxa"/>
               <w:left w:w="100" w:type="dxa"/>
@@ -322,10 +2192,43 @@
               <w:rPr>
                 <w:rFonts w:ascii="Aptos" w:hAnsi="Aptos" w:eastAsia="Microsoft JhengHei"/>
                 <w:b/>
-                <w:color w:val="FFFFFF"/>
-                <w:sz w:val="17"/>
+                <w:color w:val="000000"/>
+                <w:sz w:val="20"/>
               </w:rPr>
-              <w:t>內容</w:t>
+              <w:t>雲端</w:t>
+            </w:r>
+          </w:p>
+        </w:tc>
+        <w:tc>
+          <w:tcPr>
+            <w:tcW w:type="dxa" w:w="3389"/>
+            <w:tcBorders>
+              <w:top w:val="single" w:sz="6" w:color="D9D9D9"/>
+              <w:left w:val="single" w:sz="6" w:color="D9D9D9"/>
+              <w:bottom w:val="single" w:sz="6" w:color="D9D9D9"/>
+              <w:right w:val="single" w:sz="6" w:color="D9D9D9"/>
+            </w:tcBorders>
+            <w:shd w:fill="F2F2F2"/>
+            <w:tcMar>
+              <w:top w:w="90" w:type="dxa"/>
+              <w:left w:w="100" w:type="dxa"/>
+              <w:bottom w:w="90" w:type="dxa"/>
+              <w:right w:w="100" w:type="dxa"/>
+            </w:tcMar>
+            <w:vAlign w:val="center"/>
+          </w:tcPr>
+          <w:p>
+            <w:pPr>
+              <w:spacing w:after="0" w:line="240" w:lineRule="auto"/>
+            </w:pPr>
+            <w:r>
+              <w:rPr>
+                <w:rFonts w:ascii="Aptos" w:hAnsi="Aptos" w:eastAsia="Microsoft JhengHei"/>
+                <w:b/>
+                <w:color w:val="000000"/>
+                <w:sz w:val="20"/>
+              </w:rPr>
+              <w:t>此裝置</w:t>
             </w:r>
           </w:p>
         </w:tc>
@@ -333,7 +2236,7 @@
       <w:tr>
         <w:tc>
           <w:tcPr>
-            <w:tcW w:type="dxa" w:w="5083"/>
+            <w:tcW w:type="dxa" w:w="3389"/>
             <w:tcBorders>
               <w:top w:val="single" w:sz="6" w:color="D9D9D9"/>
               <w:left w:val="single" w:sz="6" w:color="D9D9D9"/>
@@ -355,15 +2258,15 @@
             <w:r>
               <w:rPr>
                 <w:rFonts w:ascii="Aptos" w:hAnsi="Aptos" w:eastAsia="Microsoft JhengHei"/>
-                <w:sz w:val="17"/>
+                <w:sz w:val="20"/>
               </w:rPr>
-              <w:t>1</w:t>
+              <w:t>個人資料來源</w:t>
             </w:r>
           </w:p>
         </w:tc>
         <w:tc>
           <w:tcPr>
-            <w:tcW w:type="dxa" w:w="5083"/>
+            <w:tcW w:type="dxa" w:w="3389"/>
             <w:tcBorders>
               <w:top w:val="single" w:sz="6" w:color="D9D9D9"/>
               <w:left w:val="single" w:sz="6" w:color="D9D9D9"/>
@@ -385,9 +2288,39 @@
             <w:r>
               <w:rPr>
                 <w:rFonts w:ascii="Aptos" w:hAnsi="Aptos" w:eastAsia="Microsoft JhengHei"/>
-                <w:sz w:val="17"/>
+                <w:sz w:val="20"/>
               </w:rPr>
-              <w:t>1. Life Pilot 可以做什麼</w:t>
+              <w:t>帳號可存取的雲端資料</w:t>
+            </w:r>
+          </w:p>
+        </w:tc>
+        <w:tc>
+          <w:tcPr>
+            <w:tcW w:type="dxa" w:w="3389"/>
+            <w:tcBorders>
+              <w:top w:val="single" w:sz="6" w:color="D9D9D9"/>
+              <w:left w:val="single" w:sz="6" w:color="D9D9D9"/>
+              <w:bottom w:val="single" w:sz="6" w:color="D9D9D9"/>
+              <w:right w:val="single" w:sz="6" w:color="D9D9D9"/>
+            </w:tcBorders>
+            <w:tcMar>
+              <w:top w:w="90" w:type="dxa"/>
+              <w:left w:w="100" w:type="dxa"/>
+              <w:bottom w:w="90" w:type="dxa"/>
+              <w:right w:w="100" w:type="dxa"/>
+            </w:tcMar>
+            <w:vAlign w:val="center"/>
+          </w:tcPr>
+          <w:p>
+            <w:pPr>
+              <w:spacing w:after="0" w:line="240" w:lineRule="auto"/>
+            </w:pPr>
+            <w:r>
+              <w:rPr>
+                <w:rFonts w:ascii="Aptos" w:hAnsi="Aptos" w:eastAsia="Microsoft JhengHei"/>
+                <w:sz w:val="20"/>
+              </w:rPr>
+              <w:t>這台裝置的個人資料</w:t>
             </w:r>
           </w:p>
         </w:tc>
@@ -395,7 +2328,7 @@
       <w:tr>
         <w:tc>
           <w:tcPr>
-            <w:tcW w:type="dxa" w:w="5083"/>
+            <w:tcW w:type="dxa" w:w="3389"/>
             <w:tcBorders>
               <w:top w:val="single" w:sz="6" w:color="D9D9D9"/>
               <w:left w:val="single" w:sz="6" w:color="D9D9D9"/>
@@ -418,15 +2351,15 @@
             <w:r>
               <w:rPr>
                 <w:rFonts w:ascii="Aptos" w:hAnsi="Aptos" w:eastAsia="Microsoft JhengHei"/>
-                <w:sz w:val="17"/>
+                <w:sz w:val="20"/>
               </w:rPr>
-              <w:t>2</w:t>
+              <w:t>跨裝置</w:t>
             </w:r>
           </w:p>
         </w:tc>
         <w:tc>
           <w:tcPr>
-            <w:tcW w:type="dxa" w:w="5083"/>
+            <w:tcW w:type="dxa" w:w="3389"/>
             <w:tcBorders>
               <w:top w:val="single" w:sz="6" w:color="D9D9D9"/>
               <w:left w:val="single" w:sz="6" w:color="D9D9D9"/>
@@ -449,79 +2382,15 @@
             <w:r>
               <w:rPr>
                 <w:rFonts w:ascii="Aptos" w:hAnsi="Aptos" w:eastAsia="Microsoft JhengHei"/>
-                <w:sz w:val="17"/>
+                <w:sz w:val="20"/>
               </w:rPr>
-              <w:t>2. 註冊、登入與重設密碼</w:t>
-            </w:r>
-          </w:p>
-        </w:tc>
-      </w:tr>
-      <w:tr>
-        <w:tc>
-          <w:tcPr>
-            <w:tcW w:type="dxa" w:w="5083"/>
-            <w:tcBorders>
-              <w:top w:val="single" w:sz="6" w:color="D9D9D9"/>
-              <w:left w:val="single" w:sz="6" w:color="D9D9D9"/>
-              <w:bottom w:val="single" w:sz="6" w:color="D9D9D9"/>
-              <w:right w:val="single" w:sz="6" w:color="D9D9D9"/>
-            </w:tcBorders>
-            <w:tcMar>
-              <w:top w:w="90" w:type="dxa"/>
-              <w:left w:w="100" w:type="dxa"/>
-              <w:bottom w:w="90" w:type="dxa"/>
-              <w:right w:w="100" w:type="dxa"/>
-            </w:tcMar>
-            <w:vAlign w:val="center"/>
-          </w:tcPr>
-          <w:p>
-            <w:pPr>
-              <w:spacing w:after="0" w:line="240" w:lineRule="auto"/>
-            </w:pPr>
-            <w:r>
-              <w:rPr>
-                <w:rFonts w:ascii="Aptos" w:hAnsi="Aptos" w:eastAsia="Microsoft JhengHei"/>
-                <w:sz w:val="17"/>
-              </w:rPr>
-              <w:t>3</w:t>
+              <w:t>同帳號連網查詢</w:t>
             </w:r>
           </w:p>
         </w:tc>
         <w:tc>
           <w:tcPr>
-            <w:tcW w:type="dxa" w:w="5083"/>
-            <w:tcBorders>
-              <w:top w:val="single" w:sz="6" w:color="D9D9D9"/>
-              <w:left w:val="single" w:sz="6" w:color="D9D9D9"/>
-              <w:bottom w:val="single" w:sz="6" w:color="D9D9D9"/>
-              <w:right w:val="single" w:sz="6" w:color="D9D9D9"/>
-            </w:tcBorders>
-            <w:tcMar>
-              <w:top w:w="90" w:type="dxa"/>
-              <w:left w:w="100" w:type="dxa"/>
-              <w:bottom w:w="90" w:type="dxa"/>
-              <w:right w:w="100" w:type="dxa"/>
-            </w:tcMar>
-            <w:vAlign w:val="center"/>
-          </w:tcPr>
-          <w:p>
-            <w:pPr>
-              <w:spacing w:after="0" w:line="240" w:lineRule="auto"/>
-            </w:pPr>
-            <w:r>
-              <w:rPr>
-                <w:rFonts w:ascii="Aptos" w:hAnsi="Aptos" w:eastAsia="Microsoft JhengHei"/>
-                <w:sz w:val="17"/>
-              </w:rPr>
-              <w:t>3. 雲端模式與此裝置模式</w:t>
-            </w:r>
-          </w:p>
-        </w:tc>
-      </w:tr>
-      <w:tr>
-        <w:tc>
-          <w:tcPr>
-            <w:tcW w:type="dxa" w:w="5083"/>
+            <w:tcW w:type="dxa" w:w="3389"/>
             <w:tcBorders>
               <w:top w:val="single" w:sz="6" w:color="D9D9D9"/>
               <w:left w:val="single" w:sz="6" w:color="D9D9D9"/>
@@ -544,15 +2413,109 @@
             <w:r>
               <w:rPr>
                 <w:rFonts w:ascii="Aptos" w:hAnsi="Aptos" w:eastAsia="Microsoft JhengHei"/>
-                <w:sz w:val="17"/>
+                <w:sz w:val="20"/>
               </w:rPr>
-              <w:t>4</w:t>
+              <w:t>不會自動同步其他裝置</w:t>
+            </w:r>
+          </w:p>
+        </w:tc>
+      </w:tr>
+      <w:tr>
+        <w:tc>
+          <w:tcPr>
+            <w:tcW w:type="dxa" w:w="3389"/>
+            <w:tcBorders>
+              <w:top w:val="single" w:sz="6" w:color="D9D9D9"/>
+              <w:left w:val="single" w:sz="6" w:color="D9D9D9"/>
+              <w:bottom w:val="single" w:sz="6" w:color="D9D9D9"/>
+              <w:right w:val="single" w:sz="6" w:color="D9D9D9"/>
+            </w:tcBorders>
+            <w:tcMar>
+              <w:top w:w="90" w:type="dxa"/>
+              <w:left w:w="100" w:type="dxa"/>
+              <w:bottom w:w="90" w:type="dxa"/>
+              <w:right w:w="100" w:type="dxa"/>
+            </w:tcMar>
+            <w:vAlign w:val="center"/>
+          </w:tcPr>
+          <w:p>
+            <w:pPr>
+              <w:spacing w:after="0" w:line="240" w:lineRule="auto"/>
+            </w:pPr>
+            <w:r>
+              <w:rPr>
+                <w:rFonts w:ascii="Aptos" w:hAnsi="Aptos" w:eastAsia="Microsoft JhengHei"/>
+                <w:sz w:val="20"/>
+              </w:rPr>
+              <w:t>新增修改</w:t>
             </w:r>
           </w:p>
         </w:tc>
         <w:tc>
           <w:tcPr>
-            <w:tcW w:type="dxa" w:w="5083"/>
+            <w:tcW w:type="dxa" w:w="3389"/>
+            <w:tcBorders>
+              <w:top w:val="single" w:sz="6" w:color="D9D9D9"/>
+              <w:left w:val="single" w:sz="6" w:color="D9D9D9"/>
+              <w:bottom w:val="single" w:sz="6" w:color="D9D9D9"/>
+              <w:right w:val="single" w:sz="6" w:color="D9D9D9"/>
+            </w:tcBorders>
+            <w:tcMar>
+              <w:top w:w="90" w:type="dxa"/>
+              <w:left w:w="100" w:type="dxa"/>
+              <w:bottom w:w="90" w:type="dxa"/>
+              <w:right w:w="100" w:type="dxa"/>
+            </w:tcMar>
+            <w:vAlign w:val="center"/>
+          </w:tcPr>
+          <w:p>
+            <w:pPr>
+              <w:spacing w:after="0" w:line="240" w:lineRule="auto"/>
+            </w:pPr>
+            <w:r>
+              <w:rPr>
+                <w:rFonts w:ascii="Aptos" w:hAnsi="Aptos" w:eastAsia="Microsoft JhengHei"/>
+                <w:sz w:val="20"/>
+              </w:rPr>
+              <w:t>依有效權益與額度限制</w:t>
+            </w:r>
+          </w:p>
+        </w:tc>
+        <w:tc>
+          <w:tcPr>
+            <w:tcW w:type="dxa" w:w="3389"/>
+            <w:tcBorders>
+              <w:top w:val="single" w:sz="6" w:color="D9D9D9"/>
+              <w:left w:val="single" w:sz="6" w:color="D9D9D9"/>
+              <w:bottom w:val="single" w:sz="6" w:color="D9D9D9"/>
+              <w:right w:val="single" w:sz="6" w:color="D9D9D9"/>
+            </w:tcBorders>
+            <w:tcMar>
+              <w:top w:w="90" w:type="dxa"/>
+              <w:left w:w="100" w:type="dxa"/>
+              <w:bottom w:w="90" w:type="dxa"/>
+              <w:right w:w="100" w:type="dxa"/>
+            </w:tcMar>
+            <w:vAlign w:val="center"/>
+          </w:tcPr>
+          <w:p>
+            <w:pPr>
+              <w:spacing w:after="0" w:line="240" w:lineRule="auto"/>
+            </w:pPr>
+            <w:r>
+              <w:rPr>
+                <w:rFonts w:ascii="Aptos" w:hAnsi="Aptos" w:eastAsia="Microsoft JhengHei"/>
+                <w:sz w:val="20"/>
+              </w:rPr>
+              <w:t>依有效本機使用權或活動豁免</w:t>
+            </w:r>
+          </w:p>
+        </w:tc>
+      </w:tr>
+      <w:tr>
+        <w:tc>
+          <w:tcPr>
+            <w:tcW w:type="dxa" w:w="3389"/>
             <w:tcBorders>
               <w:top w:val="single" w:sz="6" w:color="D9D9D9"/>
               <w:left w:val="single" w:sz="6" w:color="D9D9D9"/>
@@ -575,79 +2538,15 @@
             <w:r>
               <w:rPr>
                 <w:rFonts w:ascii="Aptos" w:hAnsi="Aptos" w:eastAsia="Microsoft JhengHei"/>
-                <w:sz w:val="17"/>
+                <w:sz w:val="20"/>
               </w:rPr>
-              <w:t>4. 方案與額度</w:t>
-            </w:r>
-          </w:p>
-        </w:tc>
-      </w:tr>
-      <w:tr>
-        <w:tc>
-          <w:tcPr>
-            <w:tcW w:type="dxa" w:w="5083"/>
-            <w:tcBorders>
-              <w:top w:val="single" w:sz="6" w:color="D9D9D9"/>
-              <w:left w:val="single" w:sz="6" w:color="D9D9D9"/>
-              <w:bottom w:val="single" w:sz="6" w:color="D9D9D9"/>
-              <w:right w:val="single" w:sz="6" w:color="D9D9D9"/>
-            </w:tcBorders>
-            <w:tcMar>
-              <w:top w:w="90" w:type="dxa"/>
-              <w:left w:w="100" w:type="dxa"/>
-              <w:bottom w:w="90" w:type="dxa"/>
-              <w:right w:w="100" w:type="dxa"/>
-            </w:tcMar>
-            <w:vAlign w:val="center"/>
-          </w:tcPr>
-          <w:p>
-            <w:pPr>
-              <w:spacing w:after="0" w:line="240" w:lineRule="auto"/>
-            </w:pPr>
-            <w:r>
-              <w:rPr>
-                <w:rFonts w:ascii="Aptos" w:hAnsi="Aptos" w:eastAsia="Microsoft JhengHei"/>
-                <w:sz w:val="17"/>
-              </w:rPr>
-              <w:t>5</w:t>
+              <w:t>共用行事曆</w:t>
             </w:r>
           </w:p>
         </w:tc>
         <w:tc>
           <w:tcPr>
-            <w:tcW w:type="dxa" w:w="5083"/>
-            <w:tcBorders>
-              <w:top w:val="single" w:sz="6" w:color="D9D9D9"/>
-              <w:left w:val="single" w:sz="6" w:color="D9D9D9"/>
-              <w:bottom w:val="single" w:sz="6" w:color="D9D9D9"/>
-              <w:right w:val="single" w:sz="6" w:color="D9D9D9"/>
-            </w:tcBorders>
-            <w:tcMar>
-              <w:top w:w="90" w:type="dxa"/>
-              <w:left w:w="100" w:type="dxa"/>
-              <w:bottom w:w="90" w:type="dxa"/>
-              <w:right w:w="100" w:type="dxa"/>
-            </w:tcMar>
-            <w:vAlign w:val="center"/>
-          </w:tcPr>
-          <w:p>
-            <w:pPr>
-              <w:spacing w:after="0" w:line="240" w:lineRule="auto"/>
-            </w:pPr>
-            <w:r>
-              <w:rPr>
-                <w:rFonts w:ascii="Aptos" w:hAnsi="Aptos" w:eastAsia="Microsoft JhengHei"/>
-                <w:sz w:val="17"/>
-              </w:rPr>
-              <w:t>5. 首頁</w:t>
-            </w:r>
-          </w:p>
-        </w:tc>
-      </w:tr>
-      <w:tr>
-        <w:tc>
-          <w:tcPr>
-            <w:tcW w:type="dxa" w:w="5083"/>
+            <w:tcW w:type="dxa" w:w="3389"/>
             <w:tcBorders>
               <w:top w:val="single" w:sz="6" w:color="D9D9D9"/>
               <w:left w:val="single" w:sz="6" w:color="D9D9D9"/>
@@ -670,15 +2569,15 @@
             <w:r>
               <w:rPr>
                 <w:rFonts w:ascii="Aptos" w:hAnsi="Aptos" w:eastAsia="Microsoft JhengHei"/>
-                <w:sz w:val="17"/>
+                <w:sz w:val="20"/>
               </w:rPr>
-              <w:t>6</w:t>
+              <w:t>依權限與額度可用</w:t>
             </w:r>
           </w:p>
         </w:tc>
         <w:tc>
           <w:tcPr>
-            <w:tcW w:type="dxa" w:w="5083"/>
+            <w:tcW w:type="dxa" w:w="3389"/>
             <w:tcBorders>
               <w:top w:val="single" w:sz="6" w:color="D9D9D9"/>
               <w:left w:val="single" w:sz="6" w:color="D9D9D9"/>
@@ -701,9 +2600,9 @@
             <w:r>
               <w:rPr>
                 <w:rFonts w:ascii="Aptos" w:hAnsi="Aptos" w:eastAsia="Microsoft JhengHei"/>
-                <w:sz w:val="17"/>
+                <w:sz w:val="20"/>
               </w:rPr>
-              <w:t>6. 行事曆與分享</w:t>
+              <w:t>不提供分享</w:t>
             </w:r>
           </w:p>
         </w:tc>
@@ -711,7 +2610,7 @@
       <w:tr>
         <w:tc>
           <w:tcPr>
-            <w:tcW w:type="dxa" w:w="5083"/>
+            <w:tcW w:type="dxa" w:w="3389"/>
             <w:tcBorders>
               <w:top w:val="single" w:sz="6" w:color="D9D9D9"/>
               <w:left w:val="single" w:sz="6" w:color="D9D9D9"/>
@@ -733,15 +2632,15 @@
             <w:r>
               <w:rPr>
                 <w:rFonts w:ascii="Aptos" w:hAnsi="Aptos" w:eastAsia="Microsoft JhengHei"/>
-                <w:sz w:val="17"/>
+                <w:sz w:val="20"/>
               </w:rPr>
-              <w:t>7</w:t>
+              <w:t>題庫</w:t>
             </w:r>
           </w:p>
         </w:tc>
         <w:tc>
           <w:tcPr>
-            <w:tcW w:type="dxa" w:w="5083"/>
+            <w:tcW w:type="dxa" w:w="3389"/>
             <w:tcBorders>
               <w:top w:val="single" w:sz="6" w:color="D9D9D9"/>
               <w:left w:val="single" w:sz="6" w:color="D9D9D9"/>
@@ -763,9 +2662,39 @@
             <w:r>
               <w:rPr>
                 <w:rFonts w:ascii="Aptos" w:hAnsi="Aptos" w:eastAsia="Microsoft JhengHei"/>
-                <w:sz w:val="17"/>
+                <w:sz w:val="20"/>
               </w:rPr>
-              <w:t>7. 記帳與積分</w:t>
+              <w:t>依選擇及權限讀取</w:t>
+            </w:r>
+          </w:p>
+        </w:tc>
+        <w:tc>
+          <w:tcPr>
+            <w:tcW w:type="dxa" w:w="3389"/>
+            <w:tcBorders>
+              <w:top w:val="single" w:sz="6" w:color="D9D9D9"/>
+              <w:left w:val="single" w:sz="6" w:color="D9D9D9"/>
+              <w:bottom w:val="single" w:sz="6" w:color="D9D9D9"/>
+              <w:right w:val="single" w:sz="6" w:color="D9D9D9"/>
+            </w:tcBorders>
+            <w:tcMar>
+              <w:top w:w="90" w:type="dxa"/>
+              <w:left w:w="100" w:type="dxa"/>
+              <w:bottom w:w="90" w:type="dxa"/>
+              <w:right w:w="100" w:type="dxa"/>
+            </w:tcMar>
+            <w:vAlign w:val="center"/>
+          </w:tcPr>
+          <w:p>
+            <w:pPr>
+              <w:spacing w:after="0" w:line="240" w:lineRule="auto"/>
+            </w:pPr>
+            <w:r>
+              <w:rPr>
+                <w:rFonts w:ascii="Aptos" w:hAnsi="Aptos" w:eastAsia="Microsoft JhengHei"/>
+                <w:sz w:val="20"/>
+              </w:rPr>
+              <w:t>使用自己的本機題庫</w:t>
             </w:r>
           </w:p>
         </w:tc>
@@ -773,7 +2702,7 @@
       <w:tr>
         <w:tc>
           <w:tcPr>
-            <w:tcW w:type="dxa" w:w="5083"/>
+            <w:tcW w:type="dxa" w:w="3389"/>
             <w:tcBorders>
               <w:top w:val="single" w:sz="6" w:color="D9D9D9"/>
               <w:left w:val="single" w:sz="6" w:color="D9D9D9"/>
@@ -796,15 +2725,15 @@
             <w:r>
               <w:rPr>
                 <w:rFonts w:ascii="Aptos" w:hAnsi="Aptos" w:eastAsia="Microsoft JhengHei"/>
-                <w:sz w:val="17"/>
+                <w:sz w:val="20"/>
               </w:rPr>
-              <w:t>8</w:t>
+              <w:t>推薦資訊</w:t>
             </w:r>
           </w:p>
         </w:tc>
         <w:tc>
           <w:tcPr>
-            <w:tcW w:type="dxa" w:w="5083"/>
+            <w:tcW w:type="dxa" w:w="3389"/>
             <w:tcBorders>
               <w:top w:val="single" w:sz="6" w:color="D9D9D9"/>
               <w:left w:val="single" w:sz="6" w:color="D9D9D9"/>
@@ -827,79 +2756,15 @@
             <w:r>
               <w:rPr>
                 <w:rFonts w:ascii="Aptos" w:hAnsi="Aptos" w:eastAsia="Microsoft JhengHei"/>
-                <w:sz w:val="17"/>
+                <w:sz w:val="20"/>
               </w:rPr>
-              <w:t>8. 推薦活動、景點與回憶走廊</w:t>
-            </w:r>
-          </w:p>
-        </w:tc>
-      </w:tr>
-      <w:tr>
-        <w:tc>
-          <w:tcPr>
-            <w:tcW w:type="dxa" w:w="5083"/>
-            <w:tcBorders>
-              <w:top w:val="single" w:sz="6" w:color="D9D9D9"/>
-              <w:left w:val="single" w:sz="6" w:color="D9D9D9"/>
-              <w:bottom w:val="single" w:sz="6" w:color="D9D9D9"/>
-              <w:right w:val="single" w:sz="6" w:color="D9D9D9"/>
-            </w:tcBorders>
-            <w:tcMar>
-              <w:top w:w="90" w:type="dxa"/>
-              <w:left w:w="100" w:type="dxa"/>
-              <w:bottom w:w="90" w:type="dxa"/>
-              <w:right w:w="100" w:type="dxa"/>
-            </w:tcMar>
-            <w:vAlign w:val="center"/>
-          </w:tcPr>
-          <w:p>
-            <w:pPr>
-              <w:spacing w:after="0" w:line="240" w:lineRule="auto"/>
-            </w:pPr>
-            <w:r>
-              <w:rPr>
-                <w:rFonts w:ascii="Aptos" w:hAnsi="Aptos" w:eastAsia="Microsoft JhengHei"/>
-                <w:sz w:val="17"/>
-              </w:rPr>
-              <w:t>9</w:t>
+              <w:t>線上公開及投稿內容</w:t>
             </w:r>
           </w:p>
         </w:tc>
         <w:tc>
           <w:tcPr>
-            <w:tcW w:type="dxa" w:w="5083"/>
-            <w:tcBorders>
-              <w:top w:val="single" w:sz="6" w:color="D9D9D9"/>
-              <w:left w:val="single" w:sz="6" w:color="D9D9D9"/>
-              <w:bottom w:val="single" w:sz="6" w:color="D9D9D9"/>
-              <w:right w:val="single" w:sz="6" w:color="D9D9D9"/>
-            </w:tcBorders>
-            <w:tcMar>
-              <w:top w:w="90" w:type="dxa"/>
-              <w:left w:w="100" w:type="dxa"/>
-              <w:bottom w:w="90" w:type="dxa"/>
-              <w:right w:w="100" w:type="dxa"/>
-            </w:tcMar>
-            <w:vAlign w:val="center"/>
-          </w:tcPr>
-          <w:p>
-            <w:pPr>
-              <w:spacing w:after="0" w:line="240" w:lineRule="auto"/>
-            </w:pPr>
-            <w:r>
-              <w:rPr>
-                <w:rFonts w:ascii="Aptos" w:hAnsi="Aptos" w:eastAsia="Microsoft JhengHei"/>
-                <w:sz w:val="17"/>
-              </w:rPr>
-              <w:t>9. 遊戲與自建題庫</w:t>
-            </w:r>
-          </w:p>
-        </w:tc>
-      </w:tr>
-      <w:tr>
-        <w:tc>
-          <w:tcPr>
-            <w:tcW w:type="dxa" w:w="5083"/>
+            <w:tcW w:type="dxa" w:w="3389"/>
             <w:tcBorders>
               <w:top w:val="single" w:sz="6" w:color="D9D9D9"/>
               <w:left w:val="single" w:sz="6" w:color="D9D9D9"/>
@@ -922,40 +2787,9 @@
             <w:r>
               <w:rPr>
                 <w:rFonts w:ascii="Aptos" w:hAnsi="Aptos" w:eastAsia="Microsoft JhengHei"/>
-                <w:sz w:val="17"/>
+                <w:sz w:val="20"/>
               </w:rPr>
-              <w:t>10</w:t>
-            </w:r>
-          </w:p>
-        </w:tc>
-        <w:tc>
-          <w:tcPr>
-            <w:tcW w:type="dxa" w:w="5083"/>
-            <w:tcBorders>
-              <w:top w:val="single" w:sz="6" w:color="D9D9D9"/>
-              <w:left w:val="single" w:sz="6" w:color="D9D9D9"/>
-              <w:bottom w:val="single" w:sz="6" w:color="D9D9D9"/>
-              <w:right w:val="single" w:sz="6" w:color="D9D9D9"/>
-            </w:tcBorders>
-            <w:shd w:fill="F8FAFC"/>
-            <w:tcMar>
-              <w:top w:w="90" w:type="dxa"/>
-              <w:left w:w="100" w:type="dxa"/>
-              <w:bottom w:w="90" w:type="dxa"/>
-              <w:right w:w="100" w:type="dxa"/>
-            </w:tcMar>
-            <w:vAlign w:val="center"/>
-          </w:tcPr>
-          <w:p>
-            <w:pPr>
-              <w:spacing w:after="0" w:line="240" w:lineRule="auto"/>
-            </w:pPr>
-            <w:r>
-              <w:rPr>
-                <w:rFonts w:ascii="Aptos" w:hAnsi="Aptos" w:eastAsia="Microsoft JhengHei"/>
-                <w:sz w:val="17"/>
-              </w:rPr>
-              <w:t>10. 個人資料、權限與資料權利</w:t>
+              <w:t>仍可能需要網路</w:t>
             </w:r>
           </w:p>
         </w:tc>
@@ -963,7 +2797,7 @@
       <w:tr>
         <w:tc>
           <w:tcPr>
-            <w:tcW w:type="dxa" w:w="5083"/>
+            <w:tcW w:type="dxa" w:w="3389"/>
             <w:tcBorders>
               <w:top w:val="single" w:sz="6" w:color="D9D9D9"/>
               <w:left w:val="single" w:sz="6" w:color="D9D9D9"/>
@@ -985,15 +2819,15 @@
             <w:r>
               <w:rPr>
                 <w:rFonts w:ascii="Aptos" w:hAnsi="Aptos" w:eastAsia="Microsoft JhengHei"/>
-                <w:sz w:val="17"/>
+                <w:sz w:val="20"/>
               </w:rPr>
-              <w:t>11</w:t>
+              <w:t>裝置清理</w:t>
             </w:r>
           </w:p>
         </w:tc>
         <w:tc>
           <w:tcPr>
-            <w:tcW w:type="dxa" w:w="5083"/>
+            <w:tcW w:type="dxa" w:w="3389"/>
             <w:tcBorders>
               <w:top w:val="single" w:sz="6" w:color="D9D9D9"/>
               <w:left w:val="single" w:sz="6" w:color="D9D9D9"/>
@@ -1015,20 +2849,45 @@
             <w:r>
               <w:rPr>
                 <w:rFonts w:ascii="Aptos" w:hAnsi="Aptos" w:eastAsia="Microsoft JhengHei"/>
-                <w:sz w:val="17"/>
+                <w:sz w:val="20"/>
               </w:rPr>
-              <w:t>11. 常見問題</w:t>
+              <w:t>不因換瀏覽器直接消失</w:t>
+            </w:r>
+          </w:p>
+        </w:tc>
+        <w:tc>
+          <w:tcPr>
+            <w:tcW w:type="dxa" w:w="3389"/>
+            <w:tcBorders>
+              <w:top w:val="single" w:sz="6" w:color="D9D9D9"/>
+              <w:left w:val="single" w:sz="6" w:color="D9D9D9"/>
+              <w:bottom w:val="single" w:sz="6" w:color="D9D9D9"/>
+              <w:right w:val="single" w:sz="6" w:color="D9D9D9"/>
+            </w:tcBorders>
+            <w:tcMar>
+              <w:top w:w="90" w:type="dxa"/>
+              <w:left w:w="100" w:type="dxa"/>
+              <w:bottom w:w="90" w:type="dxa"/>
+              <w:right w:w="100" w:type="dxa"/>
+            </w:tcMar>
+            <w:vAlign w:val="center"/>
+          </w:tcPr>
+          <w:p>
+            <w:pPr>
+              <w:spacing w:after="0" w:line="240" w:lineRule="auto"/>
+            </w:pPr>
+            <w:r>
+              <w:rPr>
+                <w:rFonts w:ascii="Aptos" w:hAnsi="Aptos" w:eastAsia="Microsoft JhengHei"/>
+                <w:sz w:val="20"/>
+              </w:rPr>
+              <w:t>清除網站或 App 資料可能遺失</w:t>
             </w:r>
           </w:p>
         </w:tc>
       </w:tr>
     </w:tbl>
     <w:p>
-      <w:r>
-        <w:br w:type="page"/>
-      </w:r>
-    </w:p>
-    <w:p>
       <w:pPr>
         <w:keepLines/>
       </w:pPr>
@@ -1036,486 +2895,494 @@
         <w:rPr>
           <w:rFonts w:ascii="Aptos" w:hAnsi="Aptos" w:eastAsia="Microsoft JhengHei"/>
         </w:rPr>
-        <w:t>文件版本：2026-10-13</w:t>
+        <w:t>此裝置個人紀錄不限量，不表示推薦活動、景點及其線上圖片也不限量。這些資源仍依對應有效版本判斷。本機紀錄不會套用雲端答題紀錄保留天數，但沒有遠端備份時，也不能保證裝置遺失後救得回。</w:t>
       </w:r>
     </w:p>
     <w:p>
       <w:pPr>
-        <w:keepLines/>
+        <w:pStyle w:val="Heading1"/>
+      </w:pPr>
+      <w:r>
+        <w:t>5 安全切換資料位置</w:t>
+      </w:r>
+    </w:p>
+    <w:p>
+      <w:pPr>
+        <w:pStyle w:val="Heading2"/>
+      </w:pPr>
+      <w:r>
+        <w:t>雲端轉本機</w:t>
+      </w:r>
+    </w:p>
+    <w:p>
+      <w:pPr>
+        <w:ind w:left="259" w:hanging="259"/>
       </w:pPr>
       <w:r>
         <w:rPr>
           <w:rFonts w:ascii="Aptos" w:hAnsi="Aptos" w:eastAsia="Microsoft JhengHei"/>
         </w:rPr>
-        <w:t>適用平台：Web、Android、iOS、桌面版（實際提供平台以發行版本為準）</w:t>
+        <w:t>1. 在要承接資料的裝置登入，確認網路、剩餘空間及本機使用權。</w:t>
       </w:r>
     </w:p>
     <w:p>
       <w:pPr>
-        <w:pStyle w:val="Heading1"/>
-      </w:pPr>
-      <w:r>
-        <w:t>1. Life Pilot 可以做什麼</w:t>
-      </w:r>
-    </w:p>
-    <w:p>
-      <w:pPr>
-        <w:keepLines/>
+        <w:ind w:left="259" w:hanging="259"/>
       </w:pPr>
       <w:r>
         <w:rPr>
           <w:rFonts w:ascii="Aptos" w:hAnsi="Aptos" w:eastAsia="Microsoft JhengHei"/>
         </w:rPr>
-        <w:t>Life Pilot 是整合生活規劃、行事曆、記帳、積分、回憶、活動景點推薦及學習遊戲的個人管理工具。登入後可依帳號保存資料，並選擇使用雲端模式或此裝置模式。</w:t>
+        <w:t>2. 個人選單開儲存位置，分別閱讀雲端與此裝置下方的說明。</w:t>
       </w:r>
     </w:p>
     <w:p>
       <w:pPr>
-        <w:keepLines/>
+        <w:ind w:left="259" w:hanging="259"/>
       </w:pPr>
       <w:r>
         <w:rPr>
           <w:rFonts w:ascii="Aptos" w:hAnsi="Aptos" w:eastAsia="Microsoft JhengHei"/>
         </w:rPr>
-        <w:t>主要功能：</w:t>
+        <w:t>3. 選此裝置。未訂閱且不在適用活動期間，先處理本機使用權。</w:t>
       </w:r>
     </w:p>
     <w:p>
       <w:pPr>
-        <w:pStyle w:val="ListBullet"/>
+        <w:ind w:left="259" w:hanging="259"/>
       </w:pPr>
       <w:r>
         <w:rPr>
           <w:rFonts w:ascii="Aptos" w:hAnsi="Aptos" w:eastAsia="Microsoft JhengHei"/>
         </w:rPr>
-        <w:t>首頁：查看近期行程、今日與總金額、今日與總積分、推薦活動及推薦景點。</w:t>
+        <w:t>4. 閱讀搬移確認，理解成功後會刪來源雲端資料並停止相關分享。</w:t>
       </w:r>
     </w:p>
     <w:p>
       <w:pPr>
-        <w:pStyle w:val="ListBullet"/>
+        <w:ind w:left="259" w:hanging="259"/>
       </w:pPr>
       <w:r>
         <w:rPr>
           <w:rFonts w:ascii="Aptos" w:hAnsi="Aptos" w:eastAsia="Microsoft JhengHei"/>
         </w:rPr>
-        <w:t>行事曆：建立行程、提醒、重複事件及分享指定事件。</w:t>
+        <w:t>5. 按取消不改資料；確認才開始，過程不要關閉分頁、切帳號或清理資料。</w:t>
       </w:r>
     </w:p>
     <w:p>
       <w:pPr>
-        <w:pStyle w:val="ListBullet"/>
+        <w:ind w:left="259" w:hanging="259"/>
       </w:pPr>
       <w:r>
         <w:rPr>
           <w:rFonts w:ascii="Aptos" w:hAnsi="Aptos" w:eastAsia="Microsoft JhengHei"/>
         </w:rPr>
-        <w:t>記帳：建立帳戶與明細，記錄日期、金額、幣別、一級分類及二級分類。</w:t>
+        <w:t>6. 成功後核對行事曆、回憶、記帳及積分帳戶與明細、自己的題庫和相關紀錄。</w:t>
       </w:r>
     </w:p>
     <w:p>
       <w:pPr>
-        <w:pStyle w:val="ListBullet"/>
+        <w:ind w:left="259" w:hanging="259"/>
       </w:pPr>
       <w:r>
         <w:rPr>
           <w:rFonts w:ascii="Aptos" w:hAnsi="Aptos" w:eastAsia="Microsoft JhengHei"/>
         </w:rPr>
-        <w:t>積分：建立個人或團體積分帳戶與明細。</w:t>
+        <w:t>7. 重新登入此裝置，核對資料位置與數量；再檢查原雲端分享已停止。</w:t>
       </w:r>
     </w:p>
     <w:p>
       <w:pPr>
-        <w:pStyle w:val="ListBullet"/>
+        <w:keepLines/>
       </w:pPr>
       <w:r>
         <w:rPr>
           <w:rFonts w:ascii="Aptos" w:hAnsi="Aptos" w:eastAsia="Microsoft JhengHei"/>
         </w:rPr>
-        <w:t>推薦活動／景點：依城市、關鍵字及清單／地圖模式瀏覽。</w:t>
+        <w:t>搬移範圍包括支援的個人行程、回憶、記帳、積分、自建題目及答題和進度紀錄。公開推薦清單不是全部搬入本機。遊戲目錄可快取，不表示取得管理者題庫的離線權限。</w:t>
       </w:r>
     </w:p>
     <w:p>
       <w:pPr>
-        <w:pStyle w:val="ListBullet"/>
+        <w:pStyle w:val="Heading2"/>
+      </w:pPr>
+      <w:r>
+        <w:t>本機轉雲端</w:t>
+      </w:r>
+    </w:p>
+    <w:p>
+      <w:pPr>
+        <w:ind w:left="259" w:hanging="259"/>
       </w:pPr>
       <w:r>
         <w:rPr>
           <w:rFonts w:ascii="Aptos" w:hAnsi="Aptos" w:eastAsia="Microsoft JhengHei"/>
         </w:rPr>
-        <w:t>回憶走廊：保存文字、地點、日期及照片，並依時間向前載入。</w:t>
+        <w:t>1. 先看目標雲端額度及有效使用權，免費雲端符合條件者也可搬移。</w:t>
       </w:r>
     </w:p>
     <w:p>
       <w:pPr>
-        <w:pStyle w:val="ListBullet"/>
+        <w:ind w:left="259" w:hanging="259"/>
       </w:pPr>
       <w:r>
         <w:rPr>
           <w:rFonts w:ascii="Aptos" w:hAnsi="Aptos" w:eastAsia="Microsoft JhengHei"/>
         </w:rPr>
-        <w:t>遊戲：使用管理者題庫或自建題庫進行學習及益智遊戲。</w:t>
+        <w:t>2. 超額時應整批拒絕並說明資源、數量與上限，先清理或增加額度。</w:t>
       </w:r>
     </w:p>
     <w:p>
       <w:pPr>
-        <w:pStyle w:val="ListBullet"/>
+        <w:ind w:left="259" w:hanging="259"/>
       </w:pPr>
       <w:r>
         <w:rPr>
           <w:rFonts w:ascii="Aptos" w:hAnsi="Aptos" w:eastAsia="Microsoft JhengHei"/>
         </w:rPr>
-        <w:t>行事曆分享：邀請其他帳號唯讀查看全部或指定事件。</w:t>
+        <w:t>3. 閱讀上傳成功後刪除本機來源資料的提醒，確認後送出一次。</w:t>
       </w:r>
     </w:p>
     <w:p>
       <w:pPr>
-        <w:pStyle w:val="ListBullet"/>
+        <w:ind w:left="259" w:hanging="259"/>
       </w:pPr>
       <w:r>
         <w:rPr>
           <w:rFonts w:ascii="Aptos" w:hAnsi="Aptos" w:eastAsia="Microsoft JhengHei"/>
         </w:rPr>
-        <w:t>意見回饋：提交問題及查看處理狀態。</w:t>
+        <w:t>4. 等結果後，核對全部支援資源、首頁帳戶及總額。</w:t>
       </w:r>
     </w:p>
     <w:p>
       <w:pPr>
-        <w:keepLines/>
+        <w:ind w:left="259" w:hanging="259"/>
       </w:pPr>
       <w:r>
         <w:rPr>
           <w:rFonts w:ascii="Aptos" w:hAnsi="Aptos" w:eastAsia="Microsoft JhengHei"/>
         </w:rPr>
-        <w:t>股票與 Business Plan 目前僅提供管理者使用。</w:t>
+        <w:t>5. 用另一裝置登入雲端查核，不要只以當前頁顯示成功判定完整。</w:t>
       </w:r>
     </w:p>
     <w:p>
       <w:pPr>
-        <w:pStyle w:val="Heading1"/>
-      </w:pPr>
-      <w:r>
-        <w:t>2. 註冊、登入與重設密碼</w:t>
-      </w:r>
-    </w:p>
-    <w:p>
-      <w:pPr>
-        <w:pStyle w:val="Heading3"/>
-      </w:pPr>
-      <w:r>
-        <w:t>2.1 註冊</w:t>
-      </w:r>
-    </w:p>
-    <w:p>
-      <w:pPr>
-        <w:pStyle w:val="ListNumber"/>
+        <w:keepLines/>
       </w:pPr>
       <w:r>
         <w:rPr>
           <w:rFonts w:ascii="Aptos" w:hAnsi="Aptos" w:eastAsia="Microsoft JhengHei"/>
         </w:rPr>
-        <w:t>在登入頁選擇註冊。</w:t>
+        <w:t>IndexedDB 容器可能仍存在；要檢查該帳號的 records 是否已清除，不是要求網站共用資料庫名稱消失。搬移失敗時保留錯誤畫面、目標資源與發生時間，先核對兩端資料及目前模式，再修正原因重試，不要自行先刪來源。失敗不代表兩端必然完全沒有變更。</w:t>
       </w:r>
     </w:p>
     <w:p>
       <w:pPr>
-        <w:pStyle w:val="ListNumber"/>
+        <w:pStyle w:val="Heading1"/>
+      </w:pPr>
+      <w:r>
+        <w:t>6 首頁總覽與快速入口</w:t>
+      </w:r>
+    </w:p>
+    <w:p>
+      <w:pPr>
+        <w:pStyle w:val="Heading2"/>
+      </w:pPr>
+      <w:r>
+        <w:t>展開與收合</w:t>
+      </w:r>
+    </w:p>
+    <w:p>
+      <w:pPr>
+        <w:keepLines/>
       </w:pPr>
       <w:r>
         <w:rPr>
           <w:rFonts w:ascii="Aptos" w:hAnsi="Aptos" w:eastAsia="Microsoft JhengHei"/>
         </w:rPr>
-        <w:t>輸入有效 Email 與至少 8 個字元的密碼。</w:t>
+        <w:t>近日行程預設展開，推薦活動、推薦景點、記帳與積分預設收合，按箭頭切換。積分沒授權時不應出現其摘要或完成行程中的積分選項。收合不會刪資料，也不妨礙有權限者從完成行程流程選填收支或積分。</w:t>
       </w:r>
     </w:p>
     <w:p>
       <w:pPr>
-        <w:pStyle w:val="ListNumber"/>
+        <w:keepLines/>
       </w:pPr>
       <w:r>
         <w:rPr>
           <w:rFonts w:ascii="Aptos" w:hAnsi="Aptos" w:eastAsia="Microsoft JhengHei"/>
         </w:rPr>
-        <w:t>閱讀並同意服務條款與隱私權政策。</w:t>
+        <w:t>今日生活總覽先看今天的行程或空檔，再看重疊警示與明天行程。點相關摘要可定位到對應區塊。已過時間但未完成的當日事件仍可能列為待處理下一項，不表示原始日期被改寫。</w:t>
       </w:r>
     </w:p>
     <w:p>
       <w:pPr>
-        <w:pStyle w:val="ListNumber"/>
+        <w:pStyle w:val="Heading2"/>
+      </w:pPr>
+      <w:r>
+        <w:t>首頁帳戶操作</w:t>
+      </w:r>
+    </w:p>
+    <w:p>
+      <w:pPr>
+        <w:ind w:left="259" w:hanging="259"/>
       </w:pPr>
       <w:r>
         <w:rPr>
           <w:rFonts w:ascii="Aptos" w:hAnsi="Aptos" w:eastAsia="Microsoft JhengHei"/>
         </w:rPr>
-        <w:t>完成 Email 驗證後登入。</w:t>
+        <w:t>1. 展開記帳或積分，點帳戶選擇器切換帳戶。</w:t>
       </w:r>
     </w:p>
     <w:p>
       <w:pPr>
-        <w:pStyle w:val="Heading3"/>
-      </w:pPr>
-      <w:r>
-        <w:t>2.2 登入</w:t>
-      </w:r>
-    </w:p>
-    <w:p>
-      <w:pPr>
-        <w:keepLines/>
+        <w:ind w:left="259" w:hanging="259"/>
       </w:pPr>
       <w:r>
         <w:rPr>
           <w:rFonts w:ascii="Aptos" w:hAnsi="Aptos" w:eastAsia="Microsoft JhengHei"/>
         </w:rPr>
-        <w:t>登入後，系統會依該帳號上次選擇的資料位置讀取資料；從未選擇者預設使用雲端。</w:t>
+        <w:t>2. 選擇器應開帳戶清單，不是進明細，核對帳戶名稱與摘要。</w:t>
       </w:r>
     </w:p>
     <w:p>
       <w:pPr>
-        <w:pStyle w:val="Heading3"/>
-      </w:pPr>
-      <w:r>
-        <w:t>2.3 重設密碼</w:t>
-      </w:r>
-    </w:p>
-    <w:p>
-      <w:pPr>
-        <w:pStyle w:val="ListNumber"/>
+        <w:ind w:left="259" w:hanging="259"/>
       </w:pPr>
       <w:r>
         <w:rPr>
           <w:rFonts w:ascii="Aptos" w:hAnsi="Aptos" w:eastAsia="Microsoft JhengHei"/>
         </w:rPr>
-        <w:t>在登入頁選擇忘記密碼。</w:t>
+        <w:t>3. 按加號直接新增所選帳戶明細，成功後回首頁。</w:t>
       </w:r>
     </w:p>
     <w:p>
       <w:pPr>
-        <w:pStyle w:val="ListNumber"/>
+        <w:ind w:left="259" w:hanging="259"/>
       </w:pPr>
       <w:r>
         <w:rPr>
           <w:rFonts w:ascii="Aptos" w:hAnsi="Aptos" w:eastAsia="Microsoft JhengHei"/>
         </w:rPr>
-        <w:t>輸入註冊 Email。</w:t>
+        <w:t>4. 按點我看更多，有選帳戶直接進該帳戶明細，沒有選帳戶才進帳戶主頁。</w:t>
       </w:r>
     </w:p>
     <w:p>
       <w:pPr>
-        <w:pStyle w:val="ListNumber"/>
+        <w:keepLines/>
       </w:pPr>
       <w:r>
         <w:rPr>
           <w:rFonts w:ascii="Aptos" w:hAnsi="Aptos" w:eastAsia="Microsoft JhengHei"/>
         </w:rPr>
-        <w:t>開啟重設密碼郵件中的連結。</w:t>
+        <w:t>主幣別依帳戶設定，不固定 TWD；積分使用積分單位，不加多餘 Points 前綴。空帳戶不能憑空出現零元明細。個人帳戶全部與旅程或團體近期項目的範圍不同，請與帳戶主頁核對。</w:t>
       </w:r>
     </w:p>
     <w:p>
       <w:pPr>
-        <w:pStyle w:val="ListNumber"/>
+        <w:pStyle w:val="Heading2"/>
+      </w:pPr>
+      <w:r>
+        <w:t>首頁推薦</w:t>
+      </w:r>
+    </w:p>
+    <w:p>
+      <w:pPr>
+        <w:keepLines/>
       </w:pPr>
       <w:r>
         <w:rPr>
           <w:rFonts w:ascii="Aptos" w:hAnsi="Aptos" w:eastAsia="Microsoft JhengHei"/>
         </w:rPr>
-        <w:t>回到 Life Pilot 的重設密碼頁設定新密碼。</w:t>
+        <w:t>城市選擇器與標題在空間足夠時同列，不夠時換行，標題要完整。點我看更多會帶入已選城市，未選城市才用全部城市。勾選加入行事曆前要先看到確認視窗，不能直接建立。</w:t>
       </w:r>
     </w:p>
     <w:p>
       <w:pPr>
-        <w:keepLines/>
+        <w:pStyle w:val="Heading1"/>
+      </w:pPr>
+      <w:r>
+        <w:t>7 行事曆新增與編輯</w:t>
+      </w:r>
+    </w:p>
+    <w:p>
+      <w:pPr>
+        <w:ind w:left="259" w:hanging="259"/>
       </w:pPr>
       <w:r>
         <w:rPr>
           <w:rFonts w:ascii="Aptos" w:hAnsi="Aptos" w:eastAsia="Microsoft JhengHei"/>
         </w:rPr>
-        <w:t>若連結未開啟 App，請確認使用的是最新一封郵件、連結尚未過期，並重新發送一次。</w:t>
+        <w:t>1. 切到目標月份，按新增行程，填名稱、開始日期與時間。</w:t>
       </w:r>
     </w:p>
     <w:p>
       <w:pPr>
-        <w:pStyle w:val="Heading1"/>
-      </w:pPr>
-      <w:r>
-        <w:t>3. 雲端模式與此裝置模式</w:t>
-      </w:r>
-    </w:p>
-    <w:p>
-      <w:pPr>
-        <w:pStyle w:val="Heading3"/>
-      </w:pPr>
-      <w:r>
-        <w:t>3.1 雲端模式</w:t>
-      </w:r>
-    </w:p>
-    <w:p>
-      <w:pPr>
-        <w:pStyle w:val="ListBullet"/>
+        <w:ind w:left="259" w:hanging="259"/>
       </w:pPr>
       <w:r>
         <w:rPr>
           <w:rFonts w:ascii="Aptos" w:hAnsi="Aptos" w:eastAsia="Microsoft JhengHei"/>
         </w:rPr>
-        <w:t>資料保存在雲端，可於其他已登入相同帳號的裝置查看。</w:t>
+        <w:t>2. 需要跨日者依表單填結束日期與時間，核對起訖不是誤選另一年。</w:t>
       </w:r>
     </w:p>
     <w:p>
       <w:pPr>
-        <w:pStyle w:val="ListBullet"/>
+        <w:ind w:left="259" w:hanging="259"/>
       </w:pPr>
       <w:r>
         <w:rPr>
           <w:rFonts w:ascii="Aptos" w:hAnsi="Aptos" w:eastAsia="Microsoft JhengHei"/>
         </w:rPr>
-        <w:t>受目前方案額度限制。</w:t>
+        <w:t>3. 選國家，填城市與地址。畫面國名翻譯，資料使用 TW、JP 等標準國碼。</w:t>
       </w:r>
     </w:p>
     <w:p>
       <w:pPr>
-        <w:pStyle w:val="ListBullet"/>
+        <w:ind w:left="259" w:hanging="259"/>
       </w:pPr>
       <w:r>
         <w:rPr>
           <w:rFonts w:ascii="Aptos" w:hAnsi="Aptos" w:eastAsia="Microsoft JhengHei"/>
         </w:rPr>
-        <w:t>行事曆分享只能在雲端模式使用。</w:t>
+        <w:t>4. 填說明、連結及適合的提醒與重複方式，閱讀重疊警示。</w:t>
       </w:r>
     </w:p>
     <w:p>
       <w:pPr>
-        <w:pStyle w:val="Heading3"/>
-      </w:pPr>
-      <w:r>
-        <w:t>3.2 此裝置模式</w:t>
-      </w:r>
-    </w:p>
-    <w:p>
-      <w:pPr>
-        <w:pStyle w:val="ListBullet"/>
+        <w:ind w:left="259" w:hanging="259"/>
       </w:pPr>
       <w:r>
         <w:rPr>
           <w:rFonts w:ascii="Aptos" w:hAnsi="Aptos" w:eastAsia="Microsoft JhengHei"/>
         </w:rPr>
-        <w:t>資料保存在目前手機、平板、電腦或瀏覽器。</w:t>
+        <w:t>5. 儲存後核對新日期格，不應必須先切換月份才能更新。</w:t>
       </w:r>
     </w:p>
     <w:p>
       <w:pPr>
-        <w:pStyle w:val="ListBullet"/>
+        <w:ind w:left="259" w:hanging="259"/>
       </w:pPr>
       <w:r>
         <w:rPr>
           <w:rFonts w:ascii="Aptos" w:hAnsi="Aptos" w:eastAsia="Microsoft JhengHei"/>
         </w:rPr>
-        <w:t>本機資料不限筆數且不會由系統主動刪除。</w:t>
+        <w:t>6. 跨月事件同時檢查月曆第一列與最後一列的鄰月日期。</w:t>
       </w:r>
     </w:p>
     <w:p>
       <w:pPr>
-        <w:pStyle w:val="ListBullet"/>
+        <w:keepLines/>
       </w:pPr>
       <w:r>
         <w:rPr>
           <w:rFonts w:ascii="Aptos" w:hAnsi="Aptos" w:eastAsia="Microsoft JhengHei"/>
         </w:rPr>
-        <w:t>不會自動同步到其他裝置。</w:t>
+        <w:t>編輯把今天 19:00 改為明天 20:00 後，除了卡片新時間，還要查舊提醒取消。取消編輯不應改資料；刪除確認取消不應刪任何一筆。</w:t>
       </w:r>
     </w:p>
     <w:p>
       <w:pPr>
-        <w:pStyle w:val="ListBullet"/>
+        <w:pStyle w:val="Heading1"/>
+      </w:pPr>
+      <w:r>
+        <w:t>8 完成行程與生活紀錄關聯</w:t>
+      </w:r>
+    </w:p>
+    <w:p>
+      <w:pPr>
+        <w:ind w:left="259" w:hanging="259"/>
       </w:pPr>
       <w:r>
         <w:rPr>
           <w:rFonts w:ascii="Aptos" w:hAnsi="Aptos" w:eastAsia="Microsoft JhengHei"/>
         </w:rPr>
-        <w:t>Web 版資料位於該網站的瀏覽器 IndexedDB；清除網站資料、清除瀏覽器資料或更換瀏覽器後，資料不會自動出現。</w:t>
+        <w:t>1. 首頁勾選完成行程，開啟整理視窗。</w:t>
       </w:r>
     </w:p>
     <w:p>
       <w:pPr>
-        <w:pStyle w:val="ListBullet"/>
+        <w:ind w:left="259" w:hanging="259"/>
       </w:pPr>
       <w:r>
         <w:rPr>
           <w:rFonts w:ascii="Aptos" w:hAnsi="Aptos" w:eastAsia="Microsoft JhengHei"/>
         </w:rPr>
-        <w:t>「匯出個人資料」只匯出雲端資料；此裝置資料不會包含在 Excel 中。使用 Web 本機模式時，請勿清除網站資料或瀏覽器儲存空間。</w:t>
+        <w:t>2. 要保留回憶才勾選加入回憶，預設不勾。來源子活動只帶當日適用的內容。</w:t>
       </w:r>
     </w:p>
     <w:p>
       <w:pPr>
-        <w:pStyle w:val="ListBullet"/>
+        <w:ind w:left="259" w:hanging="259"/>
       </w:pPr>
       <w:r>
         <w:rPr>
           <w:rFonts w:ascii="Aptos" w:hAnsi="Aptos" w:eastAsia="Microsoft JhengHei"/>
         </w:rPr>
-        <w:t>此裝置模式無法使用行事曆分享。</w:t>
+        <w:t>3. 要記帳時展開記帳，選收入或支出，填數值、幣別與分類。</w:t>
       </w:r>
     </w:p>
     <w:p>
       <w:pPr>
-        <w:pStyle w:val="Heading3"/>
-      </w:pPr>
-      <w:r>
-        <w:t>3.3 切換資料位置</w:t>
-      </w:r>
-    </w:p>
-    <w:p>
-      <w:pPr>
-        <w:keepLines/>
+        <w:ind w:left="259" w:hanging="259"/>
       </w:pPr>
       <w:r>
         <w:rPr>
           <w:rFonts w:ascii="Aptos" w:hAnsi="Aptos" w:eastAsia="Microsoft JhengHei"/>
         </w:rPr>
-        <w:t>設定位置位於使用者選單中的服務條款與資料匯出之間。</w:t>
+        <w:t>4. 有積分授權時才顯示積分，選加分或扣分、填數值與分類。</w:t>
       </w:r>
     </w:p>
     <w:p>
       <w:pPr>
-        <w:pStyle w:val="ListBullet"/>
+        <w:ind w:left="259" w:hanging="259"/>
       </w:pPr>
       <w:r>
         <w:rPr>
           <w:rFonts w:ascii="Aptos" w:hAnsi="Aptos" w:eastAsia="Microsoft JhengHei"/>
         </w:rPr>
-        <w:t>雲端轉此裝置：先把雲端資料完整寫入此裝置，確認成功後才刪除雲端資料。</w:t>
+        <w:t>5. 收支與積分共用一組紀錄日期時間，可改為實際發生日，不必用當下時間。</w:t>
       </w:r>
     </w:p>
     <w:p>
       <w:pPr>
-        <w:pStyle w:val="ListBullet"/>
+        <w:ind w:left="259" w:hanging="259"/>
       </w:pPr>
       <w:r>
         <w:rPr>
           <w:rFonts w:ascii="Aptos" w:hAnsi="Aptos" w:eastAsia="Microsoft JhengHei"/>
         </w:rPr>
-        <w:t>此裝置轉雲端：先檢查雲端額度；任一項超過額度時整批取消，不會只上傳部分資料。</w:t>
+        <w:t>6. 確認後核對行程完成狀態、回憶及對應帳戶的新增明細。</w:t>
       </w:r>
     </w:p>
     <w:p>
       <w:pPr>
-        <w:pStyle w:val="ListBullet"/>
+        <w:ind w:left="259" w:hanging="259"/>
       </w:pPr>
       <w:r>
         <w:rPr>
           <w:rFonts w:ascii="Aptos" w:hAnsi="Aptos" w:eastAsia="Microsoft JhengHei"/>
         </w:rPr>
-        <w:t>切換成功後，來源端資料會刪除，雲端與此裝置不會同時作為主要資料來源。</w:t>
+        <w:t>7. 下次點該事件的記帳或積分圖示，應進原來對應帳戶，不是隨機帳戶。</w:t>
       </w:r>
     </w:p>
     <w:p>
       <w:pPr>
-        <w:pStyle w:val="ListBullet"/>
+        <w:keepLines/>
       </w:pPr>
       <w:r>
         <w:rPr>
           <w:rFonts w:ascii="Aptos" w:hAnsi="Aptos" w:eastAsia="Microsoft JhengHei"/>
         </w:rPr>
-        <w:t>搬移失敗的資料會保留在原位置，並顯示失敗原因。</w:t>
+        <w:t>記帳與積分區塊即使首頁收合，仍可依有效帳戶與權限從這個流程新增。未建立帳戶或無權限時，依提示處理，不要把表單空白當成已建立紀錄。</w:t>
+      </w:r>
+    </w:p>
+    <w:p>
+      <w:pPr>
+        <w:pStyle w:val="Heading1"/>
+      </w:pPr>
+      <w:r>
+        <w:t>9 行事曆分享</w:t>
       </w:r>
     </w:p>
     <w:p>
@@ -1526,500 +3393,516 @@
         <w:rPr>
           <w:rFonts w:ascii="Aptos" w:hAnsi="Aptos" w:eastAsia="Microsoft JhengHei"/>
         </w:rPr>
-        <w:t>切換前請確認目前裝置空間足夠、網路穩定，且不要關閉頁面。</w:t>
+        <w:t>本機不提供分享。雲端分享是單向邀請對方查看自己的事件，對方接受不代表你也可以看對方全部行事曆。</w:t>
       </w:r>
     </w:p>
     <w:p>
       <w:pPr>
-        <w:pStyle w:val="Heading1"/>
+        <w:pStyle w:val="Heading2"/>
       </w:pPr>
       <w:r>
-        <w:t>4. 方案與額度</w:t>
+        <w:t>送出邀請</w:t>
       </w:r>
     </w:p>
     <w:p>
       <w:pPr>
-        <w:keepLines/>
+        <w:ind w:left="259" w:hanging="259"/>
       </w:pPr>
       <w:r>
         <w:rPr>
           <w:rFonts w:ascii="Aptos" w:hAnsi="Aptos" w:eastAsia="Microsoft JhengHei"/>
         </w:rPr>
-        <w:t>使用者選單的「方案與訂閱」可查看：</w:t>
+        <w:t>1. 開共用行事曆，依序看到邀請區塊、接收區塊、選擇要分享的事件。</w:t>
       </w:r>
     </w:p>
     <w:p>
       <w:pPr>
-        <w:pStyle w:val="ListBullet"/>
+        <w:ind w:left="259" w:hanging="259"/>
       </w:pPr>
       <w:r>
         <w:rPr>
           <w:rFonts w:ascii="Aptos" w:hAnsi="Aptos" w:eastAsia="Microsoft JhengHei"/>
         </w:rPr>
-        <w:t>目前方案與有效期限。</w:t>
+        <w:t>2. 預設收合，按箭頭展開；用視窗主要捲動，不需要猜內文還有隱藏捲軸。</w:t>
       </w:r>
     </w:p>
     <w:p>
       <w:pPr>
-        <w:pStyle w:val="ListBullet"/>
+        <w:ind w:left="259" w:hanging="259"/>
       </w:pPr>
       <w:r>
         <w:rPr>
           <w:rFonts w:ascii="Aptos" w:hAnsi="Aptos" w:eastAsia="Microsoft JhengHei"/>
         </w:rPr>
-        <w:t>每一筆仍有效的舊版／新版權益。</w:t>
+        <w:t>3. 事件來源是目前月曆已載入且屬於自己的事件，過去事件也可分享。</w:t>
       </w:r>
     </w:p>
     <w:p>
       <w:pPr>
-        <w:pStyle w:val="ListBullet"/>
+        <w:ind w:left="259" w:hanging="259"/>
       </w:pPr>
       <w:r>
         <w:rPr>
           <w:rFonts w:ascii="Aptos" w:hAnsi="Aptos" w:eastAsia="Microsoft JhengHei"/>
         </w:rPr>
-        <w:t>版本生效日、付款金額、倍率及到期日。</w:t>
+        <w:t>4. 搜尋事件名稱並勾選，或全選目前清單。全選不代表未來新事件自動公開。</w:t>
       </w:r>
     </w:p>
     <w:p>
       <w:pPr>
-        <w:pStyle w:val="ListBullet"/>
+        <w:ind w:left="259" w:hanging="259"/>
       </w:pPr>
       <w:r>
         <w:rPr>
           <w:rFonts w:ascii="Aptos" w:hAnsi="Aptos" w:eastAsia="Microsoft JhengHei"/>
         </w:rPr>
-        <w:t>各項已使用量與合計可用額度。</w:t>
+        <w:t>5. 輸入受邀者註冊 Email，可依畫面方式輸入多位，送出前核對最近一次預設值。</w:t>
       </w:r>
     </w:p>
     <w:p>
       <w:pPr>
-        <w:pStyle w:val="ListBullet"/>
+        <w:ind w:left="259" w:hanging="259"/>
       </w:pPr>
       <w:r>
         <w:rPr>
           <w:rFonts w:ascii="Aptos" w:hAnsi="Aptos" w:eastAsia="Microsoft JhengHei"/>
         </w:rPr>
-        <w:t>下一次付款適用的最新方案版本。</w:t>
+        <w:t>6. 至少選一個事件後送出，應顯示等待接受。</w:t>
       </w:r>
     </w:p>
     <w:p>
       <w:pPr>
-        <w:pStyle w:val="Heading3"/>
-      </w:pPr>
-      <w:r>
-        <w:t>4.1 免費雲端版</w:t>
-      </w:r>
-    </w:p>
-    <w:p>
-      <w:pPr>
-        <w:pStyle w:val="ListBullet"/>
+        <w:ind w:left="259" w:hanging="259"/>
       </w:pPr>
       <w:r>
         <w:rPr>
           <w:rFonts w:ascii="Aptos" w:hAnsi="Aptos" w:eastAsia="Microsoft JhengHei"/>
         </w:rPr>
-        <w:t>行事曆：30 筆。</w:t>
+        <w:t>7. 換另一個月追加事件，不應覆蓋前一月已分享內容。</w:t>
       </w:r>
     </w:p>
     <w:p>
       <w:pPr>
-        <w:pStyle w:val="ListBullet"/>
+        <w:pStyle w:val="Heading2"/>
+      </w:pPr>
+      <w:r>
+        <w:t>接受與停止</w:t>
+      </w:r>
+    </w:p>
+    <w:p>
+      <w:pPr>
+        <w:keepLines/>
       </w:pPr>
       <w:r>
         <w:rPr>
           <w:rFonts w:ascii="Aptos" w:hAnsi="Aptos" w:eastAsia="Microsoft JhengHei"/>
         </w:rPr>
-        <w:t>記帳明細：30 筆。</w:t>
+        <w:t>接收區接受後，可同時查看自己與對方事件，來源顏色應可區分。共享事件只讀，不授予修改或刪除權。拒絕、停止查看或停止分享後應從有效清單移除並釋放相應有效額度；重新邀請應回到待接受，而非沿用舊拒絕狀態。</w:t>
       </w:r>
     </w:p>
     <w:p>
       <w:pPr>
-        <w:pStyle w:val="ListBullet"/>
+        <w:keepLines/>
       </w:pPr>
       <w:r>
         <w:rPr>
           <w:rFonts w:ascii="Aptos" w:hAnsi="Aptos" w:eastAsia="Microsoft JhengHei"/>
         </w:rPr>
-        <w:t>積分明細：30 筆。</w:t>
+        <w:t>展開邀請的已分享事件，可單筆取消而保留其他事件；全部停止分享才移除該邀請的全部查看權，不刪自己的行程。三個區塊都有關鍵字查找，Email 與事件欄位要依提示分辨。</w:t>
       </w:r>
     </w:p>
     <w:p>
       <w:pPr>
-        <w:pStyle w:val="ListBullet"/>
+        <w:pStyle w:val="Heading1"/>
+      </w:pPr>
+      <w:r>
+        <w:t>10 通知提醒與跨裝置</w:t>
+      </w:r>
+    </w:p>
+    <w:p>
+      <w:pPr>
+        <w:keepLines/>
       </w:pPr>
       <w:r>
         <w:rPr>
           <w:rFonts w:ascii="Aptos" w:hAnsi="Aptos" w:eastAsia="Microsoft JhengHei"/>
         </w:rPr>
-        <w:t>回憶：30 筆。</w:t>
+        <w:t>手機維持系統通知，不跳 Web 式 Reminder 視窗。成功交給作業系統排程的提醒可在 App 不在前景時觸發，但受通知允許、電池管理與排程方式影響。沒有有效開始日期時間時，不能當成已建立準時提醒。</w:t>
       </w:r>
     </w:p>
     <w:p>
       <w:pPr>
-        <w:pStyle w:val="ListBullet"/>
+        <w:keepLines/>
       </w:pPr>
       <w:r>
         <w:rPr>
           <w:rFonts w:ascii="Aptos" w:hAnsi="Aptos" w:eastAsia="Microsoft JhengHei"/>
         </w:rPr>
-        <w:t>自建遊戲題目：50 題。</w:t>
+        <w:t>完成事件後不應再提醒；修改時間後取消舊排程並重建。Web 畫面提醒與手機排程不是同一機制。在 Web 完成雲端事件後，手機需要連網並進入同步流程才知道狀態改變，關閉且離線時不能保證即時取消。</w:t>
       </w:r>
     </w:p>
     <w:p>
       <w:pPr>
-        <w:pStyle w:val="ListBullet"/>
+        <w:keepLines/>
       </w:pPr>
       <w:r>
         <w:rPr>
           <w:rFonts w:ascii="Aptos" w:hAnsi="Aptos" w:eastAsia="Microsoft JhengHei"/>
         </w:rPr>
-        <w:t>行事曆分享：最多 2 人。</w:t>
+        <w:t>實測時記錄 Web 完成時間、手機同步時間與預定通知時間。不要只看 Web 已打勾就推論手機完成同步。自己的本機資料只在該裝置更新，不會透過另一瀏覽器的雲端完成動作自動同步。</w:t>
       </w:r>
     </w:p>
     <w:p>
       <w:pPr>
-        <w:pStyle w:val="ListBullet"/>
+        <w:pStyle w:val="Heading1"/>
+      </w:pPr>
+      <w:r>
+        <w:t>11 推薦活動與推薦景點瀏覽</w:t>
+      </w:r>
+    </w:p>
+    <w:p>
+      <w:pPr>
+        <w:ind w:left="259" w:hanging="259"/>
       </w:pPr>
       <w:r>
         <w:rPr>
           <w:rFonts w:ascii="Aptos" w:hAnsi="Aptos" w:eastAsia="Microsoft JhengHei"/>
         </w:rPr>
-        <w:t>不提供雲端圖片上傳。</w:t>
+        <w:t>1. 選城市或全部城市，展開搜尋輸入關鍵字。</w:t>
       </w:r>
     </w:p>
     <w:p>
       <w:pPr>
-        <w:pStyle w:val="ListBullet"/>
+        <w:ind w:left="259" w:hanging="259"/>
       </w:pPr>
       <w:r>
         <w:rPr>
           <w:rFonts w:ascii="Aptos" w:hAnsi="Aptos" w:eastAsia="Microsoft JhengHei"/>
         </w:rPr>
-        <w:t>雲端詳細答題紀錄保留最近 30 天。</w:t>
+        <w:t>2. 若目前城市沒有結果，依跨城市搜尋支援調整城市，再核對篩選提示。</w:t>
       </w:r>
     </w:p>
     <w:p>
       <w:pPr>
-        <w:keepLines/>
+        <w:ind w:left="259" w:hanging="259"/>
       </w:pPr>
       <w:r>
         <w:rPr>
           <w:rFonts w:ascii="Aptos" w:hAnsi="Aptos" w:eastAsia="Microsoft JhengHei"/>
         </w:rPr>
-        <w:t>免費帳號連續 3 個月沒有新增或修改資料，會被視為無效帳號並由系統清理。請在需要保留資料時登入並更新資料，或先搬到此裝置／匯出。</w:t>
+        <w:t>3. 清除關鍵字與城市，確認內容恢復；資料多時使用載入更多。</w:t>
       </w:r>
     </w:p>
     <w:p>
       <w:pPr>
-        <w:pStyle w:val="Heading3"/>
-      </w:pPr>
-      <w:r>
-        <w:t>4.2 雲端 Plus</w:t>
-      </w:r>
-    </w:p>
-    <w:p>
-      <w:pPr>
-        <w:keepLines/>
+        <w:ind w:left="259" w:hanging="259"/>
       </w:pPr>
       <w:r>
         <w:rPr>
           <w:rFonts w:ascii="Aptos" w:hAnsi="Aptos" w:eastAsia="Microsoft JhengHei"/>
         </w:rPr>
-        <w:t>基準價格為每季 NT$129；實際價格與額度以付款當時畫面顯示的方案版本為準。</w:t>
+        <w:t>4. 按喜歡會優先排序，不喜歡會往後排，不是刪除。</w:t>
       </w:r>
     </w:p>
     <w:p>
       <w:pPr>
-        <w:keepLines/>
+        <w:ind w:left="259" w:hanging="259"/>
       </w:pPr>
       <w:r>
         <w:rPr>
           <w:rFonts w:ascii="Aptos" w:hAnsi="Aptos" w:eastAsia="Microsoft JhengHei"/>
         </w:rPr>
-        <w:t>基準額度：</w:t>
+        <w:t>5. 有子活動才有額外預覽，沒有子活動點卡片不開預覽不代表當機。</w:t>
       </w:r>
     </w:p>
     <w:p>
       <w:pPr>
-        <w:pStyle w:val="ListBullet"/>
+        <w:keepLines/>
       </w:pPr>
       <w:r>
         <w:rPr>
           <w:rFonts w:ascii="Aptos" w:hAnsi="Aptos" w:eastAsia="Microsoft JhengHei"/>
         </w:rPr>
-        <w:t>行事曆、記帳明細、積分明細、回憶各 300 筆。</w:t>
+        <w:t>活動先依喜歡、一般、不喜歡分組，再按有效開始日期排序。早於今天的開始日期只在排序時視同今天，不改原始日期；接著比較開始時間、結束日、國家、城市、地點及名稱。景點依偏好後按城市、地點與名稱排序，營業時間顯示應可閱讀。</w:t>
       </w:r>
     </w:p>
     <w:p>
       <w:pPr>
-        <w:pStyle w:val="ListBullet"/>
+        <w:pStyle w:val="Heading2"/>
+      </w:pPr>
+      <w:r>
+        <w:t>加入行事曆</w:t>
+      </w:r>
+    </w:p>
+    <w:p>
+      <w:pPr>
+        <w:ind w:left="259" w:hanging="259"/>
       </w:pPr>
       <w:r>
         <w:rPr>
           <w:rFonts w:ascii="Aptos" w:hAnsi="Aptos" w:eastAsia="Microsoft JhengHei"/>
         </w:rPr>
-        <w:t>自建遊戲題目 500 題。</w:t>
+        <w:t>1. 按加入至行事曆的勾選入口，等待日期時間確認。</w:t>
       </w:r>
     </w:p>
     <w:p>
       <w:pPr>
-        <w:pStyle w:val="ListBullet"/>
+        <w:ind w:left="259" w:hanging="259"/>
       </w:pPr>
       <w:r>
         <w:rPr>
           <w:rFonts w:ascii="Aptos" w:hAnsi="Aptos" w:eastAsia="Microsoft JhengHei"/>
         </w:rPr>
-        <w:t>行事曆分享最多 5 人。</w:t>
+        <w:t>2. 未來活動預設保留未來開始時間，不可直接改成今天。</w:t>
       </w:r>
     </w:p>
     <w:p>
       <w:pPr>
-        <w:pStyle w:val="ListBullet"/>
+        <w:ind w:left="259" w:hanging="259"/>
       </w:pPr>
       <w:r>
         <w:rPr>
           <w:rFonts w:ascii="Aptos" w:hAnsi="Aptos" w:eastAsia="Microsoft JhengHei"/>
         </w:rPr>
-        <w:t>回憶與活動圖片合計 300 MB。</w:t>
+        <w:t>3. 今天或已開始的內容，依來源與現在時間規則填入，最後以你確認的值為準。</w:t>
       </w:r>
     </w:p>
     <w:p>
       <w:pPr>
-        <w:pStyle w:val="ListBullet"/>
+        <w:ind w:left="259" w:hanging="259"/>
       </w:pPr>
       <w:r>
         <w:rPr>
           <w:rFonts w:ascii="Aptos" w:hAnsi="Aptos" w:eastAsia="Microsoft JhengHei"/>
         </w:rPr>
-        <w:t>雲端詳細答題紀錄保留最近 1 年。</w:t>
+        <w:t>4. 可改想去的日期時間，確認才建立，取消不新增。</w:t>
       </w:r>
     </w:p>
     <w:p>
       <w:pPr>
-        <w:keepLines/>
+        <w:ind w:left="259" w:hanging="259"/>
       </w:pPr>
       <w:r>
         <w:rPr>
           <w:rFonts w:ascii="Aptos" w:hAnsi="Aptos" w:eastAsia="Microsoft JhengHei"/>
         </w:rPr>
-        <w:t>支付方案倍數時，對應筆數及圖片容量會依倍率增加。舊版權益尚未到期又購買新版加購時，兩份權益會分開顯示，額度在有效期間內相加，不會以新版覆蓋舊版。</w:t>
+        <w:t>5. 從首頁、推薦活動及景點這些入口都以單日建立，不帶原跨日結束日。</w:t>
       </w:r>
     </w:p>
     <w:p>
       <w:pPr>
-        <w:pStyle w:val="Heading3"/>
-      </w:pPr>
-      <w:r>
-        <w:t>4.3 此裝置 Plus</w:t>
-      </w:r>
-    </w:p>
-    <w:p>
-      <w:pPr>
-        <w:pStyle w:val="ListBullet"/>
+        <w:ind w:left="259" w:hanging="259"/>
       </w:pPr>
       <w:r>
         <w:rPr>
           <w:rFonts w:ascii="Aptos" w:hAnsi="Aptos" w:eastAsia="Microsoft JhengHei"/>
         </w:rPr>
-        <w:t>基準價格為每季 NT$129。</w:t>
+        <w:t>6. 回首頁與月曆應立即更新；同日同活動或景點重複加入應依規則提示。</w:t>
       </w:r>
     </w:p>
     <w:p>
       <w:pPr>
-        <w:pStyle w:val="ListBullet"/>
+        <w:pStyle w:val="Heading2"/>
+      </w:pPr>
+      <w:r>
+        <w:t>地圖與地址</w:t>
+      </w:r>
+    </w:p>
+    <w:p>
+      <w:pPr>
+        <w:keepLines/>
       </w:pPr>
       <w:r>
         <w:rPr>
           <w:rFonts w:ascii="Aptos" w:hAnsi="Aptos" w:eastAsia="Microsoft JhengHei"/>
         </w:rPr>
-        <w:t>此裝置資料不限量。</w:t>
+        <w:t>地圖模式以城市數量與切換清單為用途，點城市名稱及數字應切回對應清單。天氣 lat、lng 與專用地圖 map_lat、map_lng 不同，沒有精準座標不代表沒有活動。跨國同名城市須包含 country 判斷。地址可開導航，但導航服務與網路屬外部條件。</w:t>
       </w:r>
     </w:p>
     <w:p>
       <w:pPr>
-        <w:pStyle w:val="ListBullet"/>
+        <w:pStyle w:val="Heading1"/>
+      </w:pPr>
+      <w:r>
+        <w:t>12 投稿 審核與刪除規則</w:t>
+      </w:r>
+    </w:p>
+    <w:p>
+      <w:pPr>
+        <w:ind w:left="259" w:hanging="259"/>
       </w:pPr>
       <w:r>
         <w:rPr>
           <w:rFonts w:ascii="Aptos" w:hAnsi="Aptos" w:eastAsia="Microsoft JhengHei"/>
         </w:rPr>
-        <w:t>資料只存在付款者選擇的裝置或瀏覽器，不會自動跨裝置同步。</w:t>
+        <w:t>1. 按左側加號投稿，填名稱、日期、城市、地點、說明及相關連結。</w:t>
       </w:r>
     </w:p>
     <w:p>
       <w:pPr>
-        <w:keepLines/>
+        <w:ind w:left="259" w:hanging="259"/>
       </w:pPr>
       <w:r>
         <w:rPr>
           <w:rFonts w:ascii="Aptos" w:hAnsi="Aptos" w:eastAsia="Microsoft JhengHei"/>
         </w:rPr>
-        <w:t>目前 App 內正式付款流程仍在準備中；上線後以 App 內顯示的付款方式與收據狀態為準。</w:t>
+        <w:t>2. 照片選填，沒有照片不應占一塊空白位置。</w:t>
       </w:r>
     </w:p>
     <w:p>
       <w:pPr>
-        <w:pStyle w:val="Heading3"/>
-      </w:pPr>
-      <w:r>
-        <w:t>4.4 到期與付款失敗</w:t>
-      </w:r>
-    </w:p>
-    <w:p>
-      <w:pPr>
-        <w:pStyle w:val="ListBullet"/>
+        <w:ind w:left="259" w:hanging="259"/>
       </w:pPr>
       <w:r>
         <w:rPr>
           <w:rFonts w:ascii="Aptos" w:hAnsi="Aptos" w:eastAsia="Microsoft JhengHei"/>
         </w:rPr>
-        <w:t>取消續訂後，權益可使用到已付款期間結束。</w:t>
+        <w:t>3. 送出後核對未公開狀態，尚未審核不代表所有人都能讀。</w:t>
       </w:r>
     </w:p>
     <w:p>
       <w:pPr>
-        <w:pStyle w:val="ListBullet"/>
+        <w:ind w:left="259" w:hanging="259"/>
       </w:pPr>
       <w:r>
         <w:rPr>
           <w:rFonts w:ascii="Aptos" w:hAnsi="Aptos" w:eastAsia="Microsoft JhengHei"/>
         </w:rPr>
-        <w:t>有效訂閱剩餘 15 天以內時，方案頁會顯示剩餘天數及到期影響。</w:t>
+        <w:t>4. 管理者審核後公開，但作者仍是原作者。</w:t>
       </w:r>
     </w:p>
     <w:p>
       <w:pPr>
-        <w:pStyle w:val="ListBullet"/>
+        <w:ind w:left="259" w:hanging="259"/>
       </w:pPr>
       <w:r>
         <w:rPr>
           <w:rFonts w:ascii="Aptos" w:hAnsi="Aptos" w:eastAsia="Microsoft JhengHei"/>
         </w:rPr>
-        <w:t>只有部分有效訂閱到期時，系統會扣除該筆額度，仍可使用其他尚未到期的訂閱額度。</w:t>
+        <w:t>5. 非管理者作者編輯已公開資料後回到待重新審核，不再公開。</w:t>
       </w:r>
     </w:p>
     <w:p>
       <w:pPr>
-        <w:pStyle w:val="ListBullet"/>
+        <w:ind w:left="259" w:hanging="259"/>
       </w:pPr>
       <w:r>
         <w:rPr>
           <w:rFonts w:ascii="Aptos" w:hAnsi="Aptos" w:eastAsia="Microsoft JhengHei"/>
         </w:rPr>
-        <w:t>當目前儲存位置的全部付費訂閱均到期且未續訂時，該儲存位置進入唯讀：可查看或刪除資料，但不能新增或修改。</w:t>
+        <w:t>6. 從未公開的內容可依權限自行刪除；曾公開過的內容，即使編輯後待審，也只能由管理者刪除。</w:t>
       </w:r>
     </w:p>
     <w:p>
       <w:pPr>
-        <w:pStyle w:val="ListBullet"/>
+        <w:keepLines/>
       </w:pPr>
       <w:r>
         <w:rPr>
           <w:rFonts w:ascii="Aptos" w:hAnsi="Aptos" w:eastAsia="Microsoft JhengHei"/>
         </w:rPr>
-        <w:t>雲端有效額度因一筆或多筆訂閱到期而降低時，系統以仍有效的付費額度重新計算；已無有效雲端付費額度時，以當時的雲端免費方案額度計算。</w:t>
+        <w:t>投稿完整度提示協助補齊內容，不是保證審核通過。一般使用者與廠商都遵守曾公開資料的刪除限制，不能用改名稱或清除圖片規避。</w:t>
       </w:r>
     </w:p>
     <w:p>
       <w:pPr>
-        <w:pStyle w:val="ListBullet"/>
+        <w:pStyle w:val="Heading1"/>
+      </w:pPr>
+      <w:r>
+        <w:t>13 回憶走廊操作</w:t>
+      </w:r>
+    </w:p>
+    <w:p>
+      <w:pPr>
+        <w:pStyle w:val="Heading2"/>
+      </w:pPr>
+      <w:r>
+        <w:t>瀏覽與載入更多</w:t>
+      </w:r>
+    </w:p>
+    <w:p>
+      <w:pPr>
+        <w:keepLines/>
       </w:pPr>
       <w:r>
         <w:rPr>
           <w:rFonts w:ascii="Aptos" w:hAnsi="Aptos" w:eastAsia="Microsoft JhengHei"/>
         </w:rPr>
-        <w:t>雲端資料超額時，系統會提示續訂、搬移或清理；可選擇「清除超額」或「清除全部」，寬限期後自動清理也只處理超額部分。</w:t>
+        <w:t>開頁先看近期紀錄、月份與日期分組。回憶可包含未來日期，不能只因尚未發生就消失。近 30 天沒有一般資料時可補顯最新舊回憶，再按載入更多向前查，已載過的同一筆不能重複。</w:t>
       </w:r>
     </w:p>
     <w:p>
       <w:pPr>
-        <w:pStyle w:val="ListBullet"/>
+        <w:keepLines/>
       </w:pPr>
       <w:r>
         <w:rPr>
           <w:rFonts w:ascii="Aptos" w:hAnsi="Aptos" w:eastAsia="Microsoft JhengHei"/>
         </w:rPr>
-        <w:t>本機轉雲端前，必須先有有效雲端使用權且全部待上傳資料均在額度內；超額時整批取消，不會只上傳部分資料。</w:t>
+        <w:t>城市與地圖數量依目前已載入結果計算，不一定代表全部歷史總數。雲端初次分批先抓 6 筆完整資料及照片，再接續下載其餘內容；還在主要載入時暫停部分操作，避免背景結果蓋掉編輯。不是回憶總數只剩 6 筆。</w:t>
       </w:r>
     </w:p>
     <w:p>
       <w:pPr>
-        <w:pStyle w:val="ListBullet"/>
+        <w:pStyle w:val="Heading2"/>
+      </w:pPr>
+      <w:r>
+        <w:t>新增 編輯與預覽</w:t>
+      </w:r>
+    </w:p>
+    <w:p>
+      <w:pPr>
+        <w:ind w:left="259" w:hanging="259"/>
       </w:pPr>
       <w:r>
         <w:rPr>
           <w:rFonts w:ascii="Aptos" w:hAnsi="Aptos" w:eastAsia="Microsoft JhengHei"/>
         </w:rPr>
-        <w:t>雲端訂閱到期不會自動刪除本機資料；但本機 Plus 到期後，本機資料同樣不能新增或修改。</w:t>
+        <w:t>1. 按左側加號新增，填名稱、日期時間、地點及說明，照片可留空。</w:t>
       </w:r>
     </w:p>
     <w:p>
       <w:pPr>
-        <w:pStyle w:val="Heading1"/>
-      </w:pPr>
-      <w:r>
-        <w:t>5. 首頁</w:t>
-      </w:r>
-    </w:p>
-    <w:p>
-      <w:pPr>
-        <w:pStyle w:val="ListBullet"/>
+        <w:ind w:left="259" w:hanging="259"/>
       </w:pPr>
       <w:r>
         <w:rPr>
           <w:rFonts w:ascii="Aptos" w:hAnsi="Aptos" w:eastAsia="Microsoft JhengHei"/>
         </w:rPr>
-        <w:t>行程：顯示近期行程，可完成行程或進入行事曆查看。</w:t>
+        <w:t>2. 儲存後核對卡片及當前額度。未來日期也應出現。</w:t>
       </w:r>
     </w:p>
     <w:p>
       <w:pPr>
-        <w:pStyle w:val="ListBullet"/>
+        <w:ind w:left="259" w:hanging="259"/>
       </w:pPr>
       <w:r>
         <w:rPr>
           <w:rFonts w:ascii="Aptos" w:hAnsi="Aptos" w:eastAsia="Microsoft JhengHei"/>
         </w:rPr>
-        <w:t>記帳／積分：先選擇帳戶，再顯示今日與總計；個人帳戶全部顯示，旅程／團體帳戶顯示最近使用的項目。</w:t>
+        <w:t>3. 有子活動時打開預覽，核對完整子活動與照片。</w:t>
       </w:r>
     </w:p>
     <w:p>
       <w:pPr>
-        <w:pStyle w:val="ListBullet"/>
+        <w:ind w:left="259" w:hanging="259"/>
       </w:pPr>
       <w:r>
         <w:rPr>
           <w:rFonts w:ascii="Aptos" w:hAnsi="Aptos" w:eastAsia="Microsoft JhengHei"/>
         </w:rPr>
-        <w:t>推薦內容：可開啟活動或景點，加入自己的行事曆。</w:t>
+        <w:t>4. 編輯標題、日期、說明或圖片後儲存，清單應立即更新，不必離頁再進。</w:t>
       </w:r>
     </w:p>
     <w:p>
       <w:pPr>
-        <w:pStyle w:val="ListBullet"/>
+        <w:ind w:left="259" w:hanging="259"/>
       </w:pPr>
       <w:r>
         <w:rPr>
           <w:rFonts w:ascii="Aptos" w:hAnsi="Aptos" w:eastAsia="Microsoft JhengHei"/>
         </w:rPr>
-        <w:t>若切換帳戶後資料未更新，可重新載入首頁；若持續失敗，請確認目前資料模式及網路。</w:t>
-      </w:r>
-    </w:p>
-    <w:p>
-      <w:pPr>
-        <w:pStyle w:val="Heading1"/>
-      </w:pPr>
-      <w:r>
-        <w:t>6. 行事曆與分享</w:t>
-      </w:r>
-    </w:p>
-    <w:p>
-      <w:pPr>
-        <w:pStyle w:val="Heading3"/>
-      </w:pPr>
-      <w:r>
-        <w:t>6.1 建立與編輯</w:t>
+        <w:t>5. 刪除前確認名稱與日期，取消不應變動，成功後統計刷新。</w:t>
       </w:r>
     </w:p>
     <w:p>
@@ -2030,240 +3913,280 @@
         <w:rPr>
           <w:rFonts w:ascii="Aptos" w:hAnsi="Aptos" w:eastAsia="Microsoft JhengHei"/>
         </w:rPr>
-        <w:t>點選日期或新增按鈕，輸入名稱、日期、時間、地點、國家、提醒與重複方式。國家使用標準國碼保存，以利地圖及天氣查詢。</w:t>
+        <w:t>記帳與積分圖示可連到對應帳戶明細。複製到其他頁面是建立另一筆資料，不是持續同步兩筆；儲存目標前核對日期、來源、照片與子活動。別人共享行程複製到自己的行事曆，也不能因此修改原事件。</w:t>
       </w:r>
     </w:p>
     <w:p>
       <w:pPr>
-        <w:pStyle w:val="Heading3"/>
+        <w:pStyle w:val="Heading1"/>
       </w:pPr>
       <w:r>
-        <w:t>6.2 分享</w:t>
+        <w:t>14 記帳帳戶與手動新增</w:t>
       </w:r>
     </w:p>
     <w:p>
       <w:pPr>
-        <w:pStyle w:val="ListNumber"/>
+        <w:pStyle w:val="Heading2"/>
+      </w:pPr>
+      <w:r>
+        <w:t>建立帳戶</w:t>
+      </w:r>
+    </w:p>
+    <w:p>
+      <w:pPr>
+        <w:keepLines/>
       </w:pPr>
       <w:r>
         <w:rPr>
           <w:rFonts w:ascii="Aptos" w:hAnsi="Aptos" w:eastAsia="Microsoft JhengHei"/>
         </w:rPr>
-        <w:t>開啟行事曆分享。</w:t>
+        <w:t>進記帳主頁新增個人或旅程帳戶，填容易辨識的名稱與主要幣別。建立後進明細，無資料應顯示空狀態，不應憑空出現零元明細。回主頁及重新登入後核對帳戶仍存在。</w:t>
       </w:r>
     </w:p>
     <w:p>
       <w:pPr>
-        <w:pStyle w:val="ListNumber"/>
+        <w:pStyle w:val="Heading2"/>
+      </w:pPr>
+      <w:r>
+        <w:t>新增明細</w:t>
+      </w:r>
+    </w:p>
+    <w:p>
+      <w:pPr>
+        <w:ind w:left="259" w:hanging="259"/>
       </w:pPr>
       <w:r>
         <w:rPr>
           <w:rFonts w:ascii="Aptos" w:hAnsi="Aptos" w:eastAsia="Microsoft JhengHei"/>
         </w:rPr>
-        <w:t>輸入受邀者的註冊 Email。</w:t>
+        <w:t>1. 進目標帳戶明細，選手動新增。</w:t>
       </w:r>
     </w:p>
     <w:p>
       <w:pPr>
-        <w:pStyle w:val="ListNumber"/>
+        <w:ind w:left="259" w:hanging="259"/>
       </w:pPr>
       <w:r>
         <w:rPr>
           <w:rFonts w:ascii="Aptos" w:hAnsi="Aptos" w:eastAsia="Microsoft JhengHei"/>
         </w:rPr>
-        <w:t>選擇分享全部事件或目前月份內的指定未到期事件。</w:t>
+        <w:t>2. 選收入或支出，填數值與說明，由類型決定方向。</w:t>
       </w:r>
     </w:p>
     <w:p>
       <w:pPr>
-        <w:pStyle w:val="ListNumber"/>
+        <w:ind w:left="259" w:hanging="259"/>
       </w:pPr>
       <w:r>
         <w:rPr>
           <w:rFonts w:ascii="Aptos" w:hAnsi="Aptos" w:eastAsia="Microsoft JhengHei"/>
         </w:rPr>
-        <w:t>對方接受後，可在自己的行事曆唯讀查看，且會以不同顏色區分擁有者。</w:t>
+        <w:t>3. 選幣別與一級分類，二級分類可自行輸入或留空。</w:t>
       </w:r>
     </w:p>
     <w:p>
       <w:pPr>
-        <w:pStyle w:val="ListNumber"/>
+        <w:ind w:left="259" w:hanging="259"/>
       </w:pPr>
       <w:r>
         <w:rPr>
           <w:rFonts w:ascii="Aptos" w:hAnsi="Aptos" w:eastAsia="Microsoft JhengHei"/>
         </w:rPr>
-        <w:t>分享者可個別取消某些事件或全部停止分享；受邀者也可停止查看。</w:t>
+        <w:t>4. 選日期及幾點幾分，可補記過去或選定日期。</w:t>
       </w:r>
     </w:p>
     <w:p>
       <w:pPr>
-        <w:keepLines/>
+        <w:ind w:left="259" w:hanging="259"/>
       </w:pPr>
       <w:r>
         <w:rPr>
           <w:rFonts w:ascii="Aptos" w:hAnsi="Aptos" w:eastAsia="Microsoft JhengHei"/>
         </w:rPr>
-        <w:t>分享不授予編輯或刪除他人事件的權限。</w:t>
+        <w:t>5. 確認視窗核對數值、分類、日期時間，再確認。</w:t>
       </w:r>
     </w:p>
     <w:p>
       <w:pPr>
-        <w:pStyle w:val="Heading1"/>
-      </w:pPr>
-      <w:r>
-        <w:t>7. 記帳與積分</w:t>
-      </w:r>
-    </w:p>
-    <w:p>
-      <w:pPr>
-        <w:pStyle w:val="ListBullet"/>
+        <w:ind w:left="259" w:hanging="259"/>
       </w:pPr>
       <w:r>
         <w:rPr>
           <w:rFonts w:ascii="Aptos" w:hAnsi="Aptos" w:eastAsia="Microsoft JhengHei"/>
         </w:rPr>
-        <w:t>一級分類：記帳使用食、衣、住、行、育、樂、未分類及保留項；積分使用德、智、體、群、美、未分類及保留項。</w:t>
+        <w:t>6. 檢查明細、今日小計、總計及首頁所選帳戶。</w:t>
       </w:r>
     </w:p>
     <w:p>
       <w:pPr>
-        <w:pStyle w:val="ListBullet"/>
+        <w:keepLines/>
       </w:pPr>
       <w:r>
         <w:rPr>
           <w:rFonts w:ascii="Aptos" w:hAnsi="Aptos" w:eastAsia="Microsoft JhengHei"/>
         </w:rPr>
-        <w:t>二級分類可自行輸入，主清單不顯示，編輯時可查看及修改。</w:t>
+        <w:t>新輸入沿用該帳戶最近一筆的方向、幣別、一級與二級分類，沒有資料時預設支出及未分類。換帳戶不應套用另一帳戶的預設。</w:t>
       </w:r>
     </w:p>
     <w:p>
       <w:pPr>
-        <w:pStyle w:val="ListBullet"/>
+        <w:keepLines/>
       </w:pPr>
       <w:r>
         <w:rPr>
           <w:rFonts w:ascii="Aptos" w:hAnsi="Aptos" w:eastAsia="Microsoft JhengHei"/>
         </w:rPr>
-        <w:t>日期、金額／積分、幣別（記帳）、說明與分類皆可編輯。</w:t>
+        <w:t>支出有食、衣、住、行、育、樂等；收入有薪資、獎金、投資收入、零用、退款、育、樂與其他收入等依選單呈現，不是所有方向一律同一份分類。保留項以明確分類鍵表示，不再用描述含餘字判斷。</w:t>
       </w:r>
     </w:p>
     <w:p>
       <w:pPr>
-        <w:pStyle w:val="ListBullet"/>
+        <w:pStyle w:val="Heading1"/>
+      </w:pPr>
+      <w:r>
+        <w:t>15 語音 金額 編輯與刪除</w:t>
+      </w:r>
+    </w:p>
+    <w:p>
+      <w:pPr>
+        <w:pStyle w:val="Heading2"/>
+      </w:pPr>
+      <w:r>
+        <w:t>語音與文字輸入</w:t>
+      </w:r>
+    </w:p>
+    <w:p>
+      <w:pPr>
+        <w:keepLines/>
       </w:pPr>
       <w:r>
         <w:rPr>
           <w:rFonts w:ascii="Aptos" w:hAnsi="Aptos" w:eastAsia="Microsoft JhengHei"/>
         </w:rPr>
-        <w:t>刪除明細會同步影響今日小計與總計。</w:t>
+        <w:t>可直接在麥克風旁打字，或開麥克風說「午餐支出 120 元，薪資收入 30000 元」。辨識結果先檢查再送出，開始收音不代表已新增。拒絕權限時回手動輸入，不要不停重按麥克風。</w:t>
       </w:r>
     </w:p>
     <w:p>
       <w:pPr>
-        <w:pStyle w:val="ListBullet"/>
+        <w:keepLines/>
       </w:pPr>
       <w:r>
         <w:rPr>
           <w:rFonts w:ascii="Aptos" w:hAnsi="Aptos" w:eastAsia="Microsoft JhengHei"/>
         </w:rPr>
-        <w:t>「保留項」不受一般日期範圍限制，查詢時會持續保留顯示。</w:t>
+        <w:t>輸入 1,234.5678 可保留最多四位小數並顯示千分位。多打一個小數點或第五位小數時，修正多餘字元，不應整欄清空。退格應能刪到空字串，編輯中的空值不應造成文字輸入範圍錯誤。</w:t>
       </w:r>
     </w:p>
     <w:p>
       <w:pPr>
-        <w:pStyle w:val="ListBullet"/>
+        <w:pStyle w:val="Heading2"/>
+      </w:pPr>
+      <w:r>
+        <w:t>日期範圍與保留項</w:t>
+      </w:r>
+    </w:p>
+    <w:p>
+      <w:pPr>
+        <w:keepLines/>
       </w:pPr>
       <w:r>
         <w:rPr>
           <w:rFonts w:ascii="Aptos" w:hAnsi="Aptos" w:eastAsia="Microsoft JhengHei"/>
         </w:rPr>
-        <w:t>一般紀錄先載入最近 30 天；沒有近期資料時顯示最新一筆，可使用「載入更多」繼續向前查詢。</w:t>
+        <w:t>個人明細先查近 30 天，沒有近期一般資料時補顯最新一筆；載入更多往前查並去重。旅程記帳預設取完整旅程紀錄。紀錄日期使用 date，不是 created_at。保留項不受一般日期範圍排除，二級分類主清單不必顯示，但編輯與個資匯出可查。</w:t>
       </w:r>
     </w:p>
     <w:p>
       <w:pPr>
-        <w:pStyle w:val="Heading1"/>
+        <w:pStyle w:val="Heading2"/>
       </w:pPr>
       <w:r>
-        <w:t>8. 推薦活動、景點與回憶走廊</w:t>
+        <w:t>修改與刪除</w:t>
       </w:r>
     </w:p>
     <w:p>
       <w:pPr>
-        <w:pStyle w:val="ListBullet"/>
+        <w:keepLines/>
       </w:pPr>
       <w:r>
         <w:rPr>
           <w:rFonts w:ascii="Aptos" w:hAnsi="Aptos" w:eastAsia="Microsoft JhengHei"/>
         </w:rPr>
-        <w:t>清單模式可依城市及關鍵字篩選。</w:t>
+        <w:t>明細可修改日期、時間、描述、幣別、數值及分類。刪除確認後應同步影響今日與總計；改到另一天也要核對原日與新日小計。不同幣別依帳戶主要幣別與換算規則呈現，不應當成相同貨幣直接相加。刪除保留項可能改變後續總額，先確認用途。</w:t>
       </w:r>
     </w:p>
     <w:p>
       <w:pPr>
-        <w:pStyle w:val="ListBullet"/>
+        <w:pStyle w:val="Heading1"/>
+      </w:pPr>
+      <w:r>
+        <w:t>16 積分帳戶與明細</w:t>
+      </w:r>
+    </w:p>
+    <w:p>
+      <w:pPr>
+        <w:keepLines/>
       </w:pPr>
       <w:r>
         <w:rPr>
           <w:rFonts w:ascii="Aptos" w:hAnsi="Aptos" w:eastAsia="Microsoft JhengHei"/>
         </w:rPr>
-        <w:t>地圖模式顯示各縣市數量；點城市名稱或數字後切回該城市清單。</w:t>
+        <w:t>須先有積分授權。操作與記帳相近，但用加分與扣分，沒有幣別；旅程類型以團體文字呈現。</w:t>
       </w:r>
     </w:p>
     <w:p>
       <w:pPr>
-        <w:pStyle w:val="ListBullet"/>
+        <w:ind w:left="259" w:hanging="259"/>
       </w:pPr>
       <w:r>
         <w:rPr>
           <w:rFonts w:ascii="Aptos" w:hAnsi="Aptos" w:eastAsia="Microsoft JhengHei"/>
         </w:rPr>
-        <w:t>活動排序先依喜歡／一般／不喜歡，再依有效日期由近到遠。</w:t>
+        <w:t>1. 建立或選積分帳戶，進明細。</w:t>
       </w:r>
     </w:p>
     <w:p>
       <w:pPr>
-        <w:pStyle w:val="ListBullet"/>
+        <w:ind w:left="259" w:hanging="259"/>
       </w:pPr>
       <w:r>
         <w:rPr>
           <w:rFonts w:ascii="Aptos" w:hAnsi="Aptos" w:eastAsia="Microsoft JhengHei"/>
         </w:rPr>
-        <w:t>景點依城市、地點及名稱排序，並顯示營業時間。</w:t>
+        <w:t>2. 選手動新增、加分或扣分，填數值、描述、日期及時間。</w:t>
       </w:r>
     </w:p>
     <w:p>
       <w:pPr>
-        <w:pStyle w:val="ListBullet"/>
+        <w:ind w:left="259" w:hanging="259"/>
       </w:pPr>
       <w:r>
         <w:rPr>
           <w:rFonts w:ascii="Aptos" w:hAnsi="Aptos" w:eastAsia="Microsoft JhengHei"/>
         </w:rPr>
-        <w:t>有照片才顯示圖片區域，沒有照片不保留空白。</w:t>
+        <w:t>3. 一級選德、智、體、群、美、未分類或保留項，次分類可空。</w:t>
       </w:r>
     </w:p>
     <w:p>
       <w:pPr>
-        <w:pStyle w:val="ListBullet"/>
+        <w:ind w:left="259" w:hanging="259"/>
       </w:pPr>
       <w:r>
         <w:rPr>
           <w:rFonts w:ascii="Aptos" w:hAnsi="Aptos" w:eastAsia="Microsoft JhengHei"/>
         </w:rPr>
-        <w:t>只有存在細項資料時，點卡片才開啟預覽。</w:t>
+        <w:t>4. 確認後核對當日與總計，回首頁檢查摘要。</w:t>
       </w:r>
     </w:p>
     <w:p>
       <w:pPr>
-        <w:pStyle w:val="ListBullet"/>
+        <w:ind w:left="259" w:hanging="259"/>
       </w:pPr>
       <w:r>
         <w:rPr>
           <w:rFonts w:ascii="Aptos" w:hAnsi="Aptos" w:eastAsia="Microsoft JhengHei"/>
         </w:rPr>
-        <w:t>回憶預設顯示最近 30 天，每次「載入更多」再向前 30 天；未來日期的回憶也會顯示。</w:t>
+        <w:t>5. 編輯改日或刪除後，原日期的小計也應更新。</w:t>
       </w:r>
     </w:p>
     <w:p>
@@ -2274,7 +4197,7 @@
         <w:rPr>
           <w:rFonts w:ascii="Aptos" w:hAnsi="Aptos" w:eastAsia="Microsoft JhengHei"/>
         </w:rPr>
-        <w:t>推薦活動的「更新」只在允許的平台、尚未於今日更新且沒有其他更新程序執行時出現。</w:t>
+        <w:t>預設沿用該帳戶最近一筆方向及分類，無資料時加分、未分類。可說「閱讀加分 10 分，遲到扣分 2 分」；解析也把收入視為加、支出視為減。個人及團體積分仍依近 30 天、最新一筆與載入更多規則查詢，不等於載入全部歷史。</w:t>
       </w:r>
     </w:p>
     <w:p>
@@ -2282,84 +4205,84 @@
         <w:pStyle w:val="Heading1"/>
       </w:pPr>
       <w:r>
-        <w:t>9. 遊戲與自建題庫</w:t>
+        <w:t>17 遊戲首頁與自己的題庫</w:t>
       </w:r>
     </w:p>
     <w:p>
       <w:pPr>
-        <w:pStyle w:val="ListBullet"/>
+        <w:ind w:left="259" w:hanging="259"/>
       </w:pPr>
       <w:r>
         <w:rPr>
           <w:rFonts w:ascii="Aptos" w:hAnsi="Aptos" w:eastAsia="Microsoft JhengHei"/>
         </w:rPr>
-        <w:t>一般使用者可選擇管理者題庫或自己的題庫。</w:t>
+        <w:t>1. 有遊戲授權後選類別、名稱與關卡。</w:t>
       </w:r>
     </w:p>
     <w:p>
       <w:pPr>
-        <w:pStyle w:val="ListBullet"/>
+        <w:ind w:left="259" w:hanging="259"/>
       </w:pPr>
       <w:r>
         <w:rPr>
           <w:rFonts w:ascii="Aptos" w:hAnsi="Aptos" w:eastAsia="Microsoft JhengHei"/>
         </w:rPr>
-        <w:t>尚未選擇自己的題庫時，不顯示新增及管理按鈕。</w:t>
+        <w:t>2. 雲端依權限選管理者題庫或我的題庫，此裝置使用自己的本機題庫。</w:t>
       </w:r>
     </w:p>
     <w:p>
       <w:pPr>
-        <w:pStyle w:val="ListBullet"/>
+        <w:ind w:left="259" w:hanging="259"/>
       </w:pPr>
       <w:r>
         <w:rPr>
           <w:rFonts w:ascii="Aptos" w:hAnsi="Aptos" w:eastAsia="Microsoft JhengHei"/>
         </w:rPr>
-        <w:t>新增與編輯頁會依分類提供完整句子的範例提示。</w:t>
+        <w:t>3. 選我的題庫可新增或檢視我的題目；非管理權限使用管理者題庫時不應看到修改管理者題目的入口。</w:t>
       </w:r>
     </w:p>
     <w:p>
       <w:pPr>
-        <w:pStyle w:val="ListBullet"/>
+        <w:ind w:left="259" w:hanging="259"/>
       </w:pPr>
       <w:r>
         <w:rPr>
           <w:rFonts w:ascii="Aptos" w:hAnsi="Aptos" w:eastAsia="Microsoft JhengHei"/>
         </w:rPr>
-        <w:t>系統會檢查同一題庫來源內的重複題目。</w:t>
+        <w:t>4. 使用題庫的 Translation 類遊戲可用題目合計至少三題，其他相應遊戲至少一題，還須符合關卡及分類。</w:t>
       </w:r>
     </w:p>
     <w:p>
       <w:pPr>
-        <w:pStyle w:val="ListBullet"/>
+        <w:ind w:left="259" w:hanging="259"/>
       </w:pPr>
       <w:r>
         <w:rPr>
           <w:rFonts w:ascii="Aptos" w:hAnsi="Aptos" w:eastAsia="Microsoft JhengHei"/>
         </w:rPr>
-        <w:t>題目可啟用、停用、編輯或刪除；已有答題紀錄而不能直接刪除時，畫面會說明原因。</w:t>
+        <w:t>5. 題數不足應明確提示並留在可操作畫面，不是進遊戲後一直轉圈。</w:t>
       </w:r>
     </w:p>
     <w:p>
       <w:pPr>
-        <w:pStyle w:val="ListBullet"/>
+        <w:keepLines/>
       </w:pPr>
       <w:r>
         <w:rPr>
           <w:rFonts w:ascii="Aptos" w:hAnsi="Aptos" w:eastAsia="Microsoft JhengHei"/>
         </w:rPr>
-        <w:t>遊戲進行中按返回或使用返回手勢時會再次確認，避免手機誤觸離開。</w:t>
+        <w:t>新增題目前先搜尋，沒有合適題目再新增，填題目、答案、分類與關卡。修改或刪除依所有權；載入更多不能因伺服器回應筆數較小就提早消失。Translation 顯示為 Translation (CH-EN)、Translation (CH-JP)、Translation (CH-KR)，與介面語言不是同一設定。</w:t>
       </w:r>
     </w:p>
     <w:p>
       <w:pPr>
-        <w:pStyle w:val="ListBullet"/>
+        <w:keepLines/>
       </w:pPr>
       <w:r>
         <w:rPr>
           <w:rFonts w:ascii="Aptos" w:hAnsi="Aptos" w:eastAsia="Microsoft JhengHei"/>
         </w:rPr>
-        <w:t>本機答題紀錄不受雲端 30 天／1 年保留期限限制；雲端紀錄依方案保留 30 天或 1 年。</w:t>
+        <w:t>遊戲紀錄初次查近 30 天，無近期資料可補最新一筆，再載入更多。最高分及進度不同於詳細答題紀錄；雲端詳細紀錄依方案與清理政策，本機不套用雲端保留天數。不要把回合暫停誤當成分數已保存。</w:t>
       </w:r>
     </w:p>
     <w:p>
@@ -2367,67 +4290,83 @@
         <w:pStyle w:val="Heading1"/>
       </w:pPr>
       <w:r>
-        <w:t>10. 個人資料、權限與資料權利</w:t>
+        <w:t>18 各遊戲的基本操作</w:t>
       </w:r>
     </w:p>
     <w:p>
       <w:pPr>
-        <w:pStyle w:val="Heading3"/>
+        <w:pStyle w:val="Heading2"/>
       </w:pPr>
       <w:r>
-        <w:t>10.1 App 可能使用的裝置權限</w:t>
+        <w:t>翻譯 語音與情境遊戲</w:t>
       </w:r>
     </w:p>
     <w:p>
       <w:pPr>
-        <w:pStyle w:val="ListBullet"/>
+        <w:keepLines/>
       </w:pPr>
       <w:r>
         <w:rPr>
           <w:rFonts w:ascii="Aptos" w:hAnsi="Aptos" w:eastAsia="Microsoft JhengHei"/>
         </w:rPr>
-        <w:t>通知與精確鬧鐘：用於行程提醒；未授權時不影響其他主要功能。</w:t>
+        <w:t>Translation 依題目選擇或輸入答案，檢查後下一題。Speaking 開麥克風並看辨識狀態；Word and Sentence Builder 按題目排列字詞或句子。English RPG Adventure 完成語法任務；Social 依情境選答案。</w:t>
       </w:r>
     </w:p>
     <w:p>
       <w:pPr>
-        <w:pStyle w:val="ListBullet"/>
+        <w:keepLines/>
       </w:pPr>
       <w:r>
         <w:rPr>
           <w:rFonts w:ascii="Aptos" w:hAnsi="Aptos" w:eastAsia="Microsoft JhengHei"/>
         </w:rPr>
-        <w:t>麥克風與語音辨識：只在使用者啟動語音輸入或語音遊戲時使用。</w:t>
+        <w:t>可朗讀的題目或喇叭按下才播放，滑過只顯示提示，不自動朗讀。未作答時檢查按鈕可能停用，先依提示作答。英文介面不能因此完全無題或卡在載入。</w:t>
       </w:r>
     </w:p>
     <w:p>
       <w:pPr>
-        <w:pStyle w:val="ListBullet"/>
+        <w:pStyle w:val="Heading2"/>
+      </w:pPr>
+      <w:r>
+        <w:t>Mario Translation</w:t>
+      </w:r>
+    </w:p>
+    <w:p>
+      <w:pPr>
+        <w:keepLines/>
       </w:pPr>
       <w:r>
         <w:rPr>
           <w:rFonts w:ascii="Aptos" w:hAnsi="Aptos" w:eastAsia="Microsoft JhengHei"/>
         </w:rPr>
-        <w:t>相片選擇器：只在使用者主動選擇圖片時使用，不會自行掃描整個相簿。</w:t>
+        <w:t>先辨識方向、跳躍及射擊按鈕，再試射一顆子彈，確認畫面持續更新。點題目可再播放語音，遊戲說明應清楚可讀且返回鍵不遮分數與題目。四語系都要能開始，不能只中文可玩。</w:t>
       </w:r>
     </w:p>
     <w:p>
       <w:pPr>
-        <w:pStyle w:val="ListBullet"/>
+        <w:pStyle w:val="Heading2"/>
+      </w:pPr>
+      <w:r>
+        <w:t>Word Searching 與地圖拼圖</w:t>
+      </w:r>
+    </w:p>
+    <w:p>
+      <w:pPr>
+        <w:keepLines/>
       </w:pPr>
       <w:r>
         <w:rPr>
           <w:rFonts w:ascii="Aptos" w:hAnsi="Aptos" w:eastAsia="Microsoft JhengHei"/>
         </w:rPr>
-        <w:t>Life Pilot 不以裝置即時定位作為必要功能；地圖與天氣使用使用者輸入的國家、城市、地點或既有座標。</w:t>
+        <w:t>Word Searching 在字母區依規則選字，不應被多餘勾選提示遮住。Puzzle Map 的難易度入口調整玩法，不是一般主選單；小畫面要能到達所有拼圖與控制項。</w:t>
       </w:r>
     </w:p>
     <w:p>
       <w:pPr>
-        <w:pStyle w:val="Heading3"/>
+        <w:pStyle w:val="Heading2"/>
       </w:pPr>
       <w:r>
-        <w:t>10.2 外部服務</w:t>
+        <w:t>Monomino 與 Polyomino</w:t>
       </w:r>
     </w:p>
     <w:p>
@@ -2438,89 +4377,81 @@
         <w:rPr>
           <w:rFonts w:ascii="Aptos" w:hAnsi="Aptos" w:eastAsia="Microsoft JhengHei"/>
         </w:rPr>
-        <w:t>Life Pilot 可能使用 Supabase（帳號與雲端資料）、Render（後端服務）、Google Maps（地圖／導航）、OpenWeather（天氣與地理編碼）及作業系統提供的語音服務。為維持安全與排除故障，系統可能保存必要的登入、錯誤、請求及操作紀錄。</w:t>
+        <w:t>依提示拖曳、放下方塊與送出。需要拖曳的元件不是點一下就完成，觸控時要確定手勢沒被外層捲動搶走。停用送出按鈕應有明確操作提示。</w:t>
       </w:r>
     </w:p>
     <w:p>
       <w:pPr>
-        <w:pStyle w:val="Heading3"/>
+        <w:pStyle w:val="Heading2"/>
       </w:pPr>
       <w:r>
-        <w:t>10.3 匯出、搬移與刪除的差異</w:t>
+        <w:t>Scratch 與 Scratch Maze</w:t>
       </w:r>
     </w:p>
     <w:p>
       <w:pPr>
-        <w:pStyle w:val="ListBullet"/>
+        <w:ind w:left="259" w:hanging="259"/>
       </w:pPr>
       <w:r>
         <w:rPr>
           <w:rFonts w:ascii="Aptos" w:hAnsi="Aptos" w:eastAsia="Microsoft JhengHei"/>
         </w:rPr>
-        <w:t>匯出個人資料：僅將雲端中的行事曆、回憶走廊、記帳與積分下載為 Excel，不會刪除原資料，也不包含推薦活動、推薦景點或此裝置資料。</w:t>
+        <w:t>1. 從 Blockly 積木選單拖到接合區，先放兩個向右積木。</w:t>
       </w:r>
     </w:p>
     <w:p>
       <w:pPr>
-        <w:pStyle w:val="ListBullet"/>
+        <w:ind w:left="259" w:hanging="259"/>
       </w:pPr>
       <w:r>
         <w:rPr>
           <w:rFonts w:ascii="Aptos" w:hAnsi="Aptos" w:eastAsia="Microsoft JhengHei"/>
         </w:rPr>
-        <w:t>雲端／此裝置搬移：把主要資料來源切換到另一位置，確認成功後刪除來源端相對應資料。</w:t>
+        <w:t>2. 按開始應剛好走兩步，修改後第二次開始不累加前一次動作。</w:t>
       </w:r>
     </w:p>
     <w:p>
       <w:pPr>
-        <w:pStyle w:val="ListBullet"/>
+        <w:ind w:left="259" w:hanging="259"/>
       </w:pPr>
       <w:r>
         <w:rPr>
           <w:rFonts w:ascii="Aptos" w:hAnsi="Aptos" w:eastAsia="Microsoft JhengHei"/>
         </w:rPr>
-        <w:t>刪除帳號：由管理者核准後刪除登入帳號及雲端個人資料；已保存在手機、平板、電腦或瀏覽器的資料無法由伺服器遠端刪除，使用者仍須在原裝置自行清理。</w:t>
+        <w:t>3. 手機與窄畫面上下分配編輯器與遊戲，編輯器內選單與工作區左右分配；寬畫面依視窗分區。</w:t>
       </w:r>
     </w:p>
     <w:p>
       <w:pPr>
-        <w:pStyle w:val="Heading3"/>
-      </w:pPr>
-      <w:r>
-        <w:t>10.4 保存期限</w:t>
-      </w:r>
-    </w:p>
-    <w:p>
-      <w:pPr>
-        <w:pStyle w:val="ListBullet"/>
+        <w:ind w:left="259" w:hanging="259"/>
       </w:pPr>
       <w:r>
         <w:rPr>
           <w:rFonts w:ascii="Aptos" w:hAnsi="Aptos" w:eastAsia="Microsoft JhengHei"/>
         </w:rPr>
-        <w:t>雲端詳細答題紀錄：免費方案保留 30 天，Plus 方案保留 1 年。</w:t>
+        <w:t>4. 內容過大使用內部捲動，不應觸發瀏覽器返回或系統切 App。</w:t>
       </w:r>
     </w:p>
     <w:p>
       <w:pPr>
-        <w:pStyle w:val="ListBullet"/>
+        <w:ind w:left="259" w:hanging="259"/>
       </w:pPr>
       <w:r>
         <w:rPr>
           <w:rFonts w:ascii="Aptos" w:hAnsi="Aptos" w:eastAsia="Microsoft JhengHei"/>
         </w:rPr>
-        <w:t>免費雲端帳號連續 3 個月沒有新增或修改資料時，系統可依政策清理帳號與雲端資料。</w:t>
+        <w:t>5. 箭頭應清楚，朗讀依既有接合或放下時機，不要求拖曳途中持續朗讀。</w:t>
       </w:r>
     </w:p>
     <w:p>
       <w:pPr>
-        <w:pStyle w:val="ListBullet"/>
+        <w:ind w:left="259" w:hanging="259"/>
       </w:pPr>
       <w:r>
         <w:rPr>
           <w:rFonts w:ascii="Aptos" w:hAnsi="Aptos" w:eastAsia="Microsoft JhengHei"/>
         </w:rPr>
-        <w:t>方案到期造成雲端額度下降時，會先依仍有效權益重新計算；寬限期後只清理超額部分，不會把全部資料直接視為超額。</w:t>
+        <w:t>6. 返回上一頁的確定與取消都要有效，取消留在原遊戲。</w:t>
       </w:r>
     </w:p>
     <w:p>
@@ -2528,15 +4459,7 @@
         <w:pStyle w:val="Heading1"/>
       </w:pPr>
       <w:r>
-        <w:t>11. 常見問題</w:t>
-      </w:r>
-    </w:p>
-    <w:p>
-      <w:pPr>
-        <w:pStyle w:val="Heading3"/>
-      </w:pPr>
-      <w:r>
-        <w:t>本機資料在另一台裝置看不到</w:t>
+        <w:t>19 方案與有效額度</w:t>
       </w:r>
     </w:p>
     <w:p>
@@ -2547,15 +4470,7 @@
         <w:rPr>
           <w:rFonts w:ascii="Aptos" w:hAnsi="Aptos" w:eastAsia="Microsoft JhengHei"/>
         </w:rPr>
-        <w:t>這是正常現象。此裝置模式沒有跨裝置同步，請使用同一裝置及同一瀏覽器；需要跨裝置時，請在額度內使用資料搬移。Excel 個人資料匯出不包含此裝置資料。</w:t>
-      </w:r>
-    </w:p>
-    <w:p>
-      <w:pPr>
-        <w:pStyle w:val="Heading3"/>
-      </w:pPr>
-      <w:r>
-        <w:t>額度已滿</w:t>
+        <w:t>先看目前儲存位置，再看該位置的有效訂閱。使用者可同時持有本機與雲端權益，但不能用最新建立的一筆代替另一模式的額度。</w:t>
       </w:r>
     </w:p>
     <w:p>
@@ -2566,15 +4481,15 @@
         <w:rPr>
           <w:rFonts w:ascii="Aptos" w:hAnsi="Aptos" w:eastAsia="Microsoft JhengHei"/>
         </w:rPr>
-        <w:t>刪除不需要的舊資料、訂閱／加購 Plus，或將全部雲端資料搬到此裝置。系統不會在超額時只寫入部分資料。</w:t>
+        <w:t>價格、投稿數量、圖片容量及其他數字由管理者版本設定。手冊不把 30 或 300 等歷史數字當成所有人固定額度。倍率非一時，對應額度要反映倍數；管理者不限額度與一般使用者方案也要區分。</w:t>
       </w:r>
     </w:p>
     <w:p>
       <w:pPr>
-        <w:pStyle w:val="Heading3"/>
+        <w:pStyle w:val="Heading2"/>
       </w:pPr>
       <w:r>
-        <w:t>推薦活動更新成功但沒有新資料</w:t>
+        <w:t>累加與到期</w:t>
       </w:r>
     </w:p>
     <w:p>
@@ -2585,59 +4500,629 @@
         <w:rPr>
           <w:rFonts w:ascii="Aptos" w:hAnsi="Aptos" w:eastAsia="Microsoft JhengHei"/>
         </w:rPr>
-        <w:t>可能是來源沒有新活動、資料均已存在或部分來源失敗。新版會記錄來源成功、失敗及候選新增數；所有來源失敗時不會標記今日完成，可再次嘗試。</w:t>
+        <w:t>多筆有效付費權益累加，仍有付費權益時不額外加免費額度。同一本地日期到期的權益應合併預估下降。畫面最多呈現近期兩個下降階段，不代表只能持有兩筆訂閱。</w:t>
       </w:r>
     </w:p>
     <w:p>
       <w:pPr>
-        <w:pStyle w:val="Heading3"/>
-      </w:pPr>
-      <w:r>
-        <w:t>如何避免資料遺失</w:t>
-      </w:r>
-    </w:p>
-    <w:p>
-      <w:pPr>
-        <w:pStyle w:val="ListBullet"/>
+        <w:keepLines/>
       </w:pPr>
       <w:r>
         <w:rPr>
           <w:rFonts w:ascii="Aptos" w:hAnsi="Aptos" w:eastAsia="Microsoft JhengHei"/>
         </w:rPr>
-        <w:t>本機模式避免清除 App／網站資料，並自行使用裝置備份機制保存資料。</w:t>
+        <w:t>相關權益全部將於十五天內到期時，提醒續訂與新增修改限制；部分到期時呈現剩餘累加額度，不應誤說全部停用。跨年度日期要顯示年份。</w:t>
       </w:r>
     </w:p>
     <w:p>
       <w:pPr>
-        <w:pStyle w:val="ListBullet"/>
+        <w:keepLines/>
       </w:pPr>
       <w:r>
         <w:rPr>
           <w:rFonts w:ascii="Aptos" w:hAnsi="Aptos" w:eastAsia="Microsoft JhengHei"/>
         </w:rPr>
-        <w:t>搬移資料時保持網路及頁面開啟。</w:t>
+        <w:t>本機權益到期且無活動豁免時不能新增修改，既有資料仍可查看及刪除，儲存位置應顯示未訂閱。雲端額度下降以仍有效雲端權益判斷，沒有付費權益才回免費額度。超額在寬限規則下只清超額部分，優先保留最新資料及保留項，不是清空整帳號。後端排程是否有啟用，須由管理者確認。</w:t>
       </w:r>
     </w:p>
     <w:p>
       <w:pPr>
-        <w:pStyle w:val="ListBullet"/>
+        <w:pStyle w:val="Heading2"/>
+      </w:pPr>
+      <w:r>
+        <w:t>不限額度活動</w:t>
+      </w:r>
+    </w:p>
+    <w:p>
+      <w:pPr>
+        <w:keepLines/>
       </w:pPr>
       <w:r>
         <w:rPr>
           <w:rFonts w:ascii="Aptos" w:hAnsi="Aptos" w:eastAsia="Microsoft JhengHei"/>
         </w:rPr>
-        <w:t>不要在未匯出前清除網站資料或瀏覽器儲存空間。</w:t>
+        <w:t>畫面顯示適用活動與結束日期，按查看詳細內容讀完整說明。活動可能只適用特定 Email，不是所有人必然一起生效。活動期間切模式仍需確認搬移，結束後恢復自己的有效方案；沒有本機訂閱不能把活動當永久本機使用權。</w:t>
       </w:r>
     </w:p>
     <w:p>
       <w:pPr>
-        <w:pStyle w:val="ListBullet"/>
+        <w:pStyle w:val="Heading1"/>
+      </w:pPr>
+      <w:r>
+        <w:t>20 清理資料與個資匯出</w:t>
+      </w:r>
+    </w:p>
+    <w:p>
+      <w:pPr>
+        <w:pStyle w:val="Heading2"/>
+      </w:pPr>
+      <w:r>
+        <w:t>清理資料</w:t>
+      </w:r>
+    </w:p>
+    <w:p>
+      <w:pPr>
+        <w:ind w:left="259" w:hanging="259"/>
       </w:pPr>
       <w:r>
         <w:rPr>
           <w:rFonts w:ascii="Aptos" w:hAnsi="Aptos" w:eastAsia="Microsoft JhengHei"/>
         </w:rPr>
-        <w:t>留意訂閱期限、免費帳號 inactivity 提醒及額度警告。</w:t>
+        <w:t>1. 儲存位置開啟查看並選擇是否清理超額或全部資料。</w:t>
+      </w:r>
+    </w:p>
+    <w:p>
+      <w:pPr>
+        <w:ind w:left="259" w:hanging="259"/>
+      </w:pPr>
+      <w:r>
+        <w:rPr>
+          <w:rFonts w:ascii="Aptos" w:hAnsi="Aptos" w:eastAsia="Microsoft JhengHei"/>
+        </w:rPr>
+        <w:t>2. 核對目標帳號、模式、已使用及上限。</w:t>
+      </w:r>
+    </w:p>
+    <w:p>
+      <w:pPr>
+        <w:ind w:left="259" w:hanging="259"/>
+      </w:pPr>
+      <w:r>
+        <w:rPr>
+          <w:rFonts w:ascii="Aptos" w:hAnsi="Aptos" w:eastAsia="Microsoft JhengHei"/>
+        </w:rPr>
+        <w:t>3. 選清除超額或全部，閱讀影響再確認。</w:t>
+      </w:r>
+    </w:p>
+    <w:p>
+      <w:pPr>
+        <w:ind w:left="259" w:hanging="259"/>
+      </w:pPr>
+      <w:r>
+        <w:rPr>
+          <w:rFonts w:ascii="Aptos" w:hAnsi="Aptos" w:eastAsia="Microsoft JhengHei"/>
+        </w:rPr>
+        <w:t>4. 取消不變動；成功後核對各頁、帳戶及額度已刷新。</w:t>
+      </w:r>
+    </w:p>
+    <w:p>
+      <w:pPr>
+        <w:ind w:left="259" w:hanging="259"/>
+      </w:pPr>
+      <w:r>
+        <w:rPr>
+          <w:rFonts w:ascii="Aptos" w:hAnsi="Aptos" w:eastAsia="Microsoft JhengHei"/>
+        </w:rPr>
+        <w:t>5. 清空後切模式，不能繼續顯示已刪除的帳戶。</w:t>
+      </w:r>
+    </w:p>
+    <w:p>
+      <w:pPr>
+        <w:keepLines/>
+      </w:pPr>
+      <w:r>
+        <w:rPr>
+          <w:rFonts w:ascii="Aptos" w:hAnsi="Aptos" w:eastAsia="Microsoft JhengHei"/>
+        </w:rPr>
+        <w:t>一般使用者與廠商只清自己的資料，不顯示任意指定他人帳號的欄位；管理者可依權限指定。清理不是刪除登入帳號，沒有額外留存的資料不保證可還原。</w:t>
+      </w:r>
+    </w:p>
+    <w:p>
+      <w:pPr>
+        <w:pStyle w:val="Heading2"/>
+      </w:pPr>
+      <w:r>
+        <w:t>下載個人資料</w:t>
+      </w:r>
+    </w:p>
+    <w:p>
+      <w:pPr>
+        <w:ind w:left="259" w:hanging="259"/>
+      </w:pPr>
+      <w:r>
+        <w:rPr>
+          <w:rFonts w:ascii="Aptos" w:hAnsi="Aptos" w:eastAsia="Microsoft JhengHei"/>
+        </w:rPr>
+        <w:t>1. 確認雲端模式，開個人選單的個資匯出；本機模式不提供此雲端入口。</w:t>
+      </w:r>
+    </w:p>
+    <w:p>
+      <w:pPr>
+        <w:ind w:left="259" w:hanging="259"/>
+      </w:pPr>
+      <w:r>
+        <w:rPr>
+          <w:rFonts w:ascii="Aptos" w:hAnsi="Aptos" w:eastAsia="Microsoft JhengHei"/>
+        </w:rPr>
+        <w:t>2. 閱讀範圍說明，確認後下載 Excel，不會因此刪資料。</w:t>
+      </w:r>
+    </w:p>
+    <w:p>
+      <w:pPr>
+        <w:ind w:left="259" w:hanging="259"/>
+      </w:pPr>
+      <w:r>
+        <w:rPr>
+          <w:rFonts w:ascii="Aptos" w:hAnsi="Aptos" w:eastAsia="Microsoft JhengHei"/>
+        </w:rPr>
+        <w:t>3. 開啟匯出說明、行事曆、回憶走廊、記帳及積分分頁。</w:t>
+      </w:r>
+    </w:p>
+    <w:p>
+      <w:pPr>
+        <w:ind w:left="259" w:hanging="259"/>
+      </w:pPr>
+      <w:r>
+        <w:rPr>
+          <w:rFonts w:ascii="Aptos" w:hAnsi="Aptos" w:eastAsia="Microsoft JhengHei"/>
+        </w:rPr>
+        <w:t>4. 核對全部可匯出歷史與未來資料，不應受畫面近 30 天限制。</w:t>
+      </w:r>
+    </w:p>
+    <w:p>
+      <w:pPr>
+        <w:ind w:left="259" w:hanging="259"/>
+      </w:pPr>
+      <w:r>
+        <w:rPr>
+          <w:rFonts w:ascii="Aptos" w:hAnsi="Aptos" w:eastAsia="Microsoft JhengHei"/>
+        </w:rPr>
+        <w:t>5. 標題、頁簽與系統分類依目前語言，自填文字保留原文。</w:t>
+      </w:r>
+    </w:p>
+    <w:p>
+      <w:pPr>
+        <w:keepLines/>
+      </w:pPr>
+      <w:r>
+        <w:rPr>
+          <w:rFonts w:ascii="Aptos" w:hAnsi="Aptos" w:eastAsia="Microsoft JhengHei"/>
+        </w:rPr>
+        <w:t>此匯出不含推薦活動與推薦景點，也不是整個資料庫備份。記帳明細要有帳戶、日期時間、描述、方向、值、幣別及一二級分類；積分不能漏掉積分數值。主表核對主要幣別、總額及千分位。</w:t>
+      </w:r>
+    </w:p>
+    <w:p>
+      <w:pPr>
+        <w:keepLines/>
+      </w:pPr>
+      <w:r>
+        <w:rPr>
+          <w:rFonts w:ascii="Aptos" w:hAnsi="Aptos" w:eastAsia="Microsoft JhengHei"/>
+        </w:rPr>
+        <w:t>各頁更多選單可能另有頁面匯出，其範圍可能是當前已載入與篩選結果，不要與完整個資匯出混淆。</w:t>
+      </w:r>
+    </w:p>
+    <w:p>
+      <w:pPr>
+        <w:pStyle w:val="Heading1"/>
+      </w:pPr>
+      <w:r>
+        <w:t>21 帳號安全與刪除申請</w:t>
+      </w:r>
+    </w:p>
+    <w:p>
+      <w:pPr>
+        <w:keepLines/>
+      </w:pPr>
+      <w:r>
+        <w:rPr>
+          <w:rFonts w:ascii="Aptos" w:hAnsi="Aptos" w:eastAsia="Microsoft JhengHei"/>
+        </w:rPr>
+        <w:t>已知密碼時，進帳號安全填目前密碼、新密碼及確認密碼。新舊相同、確認不一致、弱密碼或目前密碼錯誤應有不同提示。成功後核對新密碼可登入、舊密碼失效。</w:t>
+      </w:r>
+    </w:p>
+    <w:p>
+      <w:pPr>
+        <w:keepLines/>
+      </w:pPr>
+      <w:r>
+        <w:rPr>
+          <w:rFonts w:ascii="Aptos" w:hAnsi="Aptos" w:eastAsia="Microsoft JhengHei"/>
+        </w:rPr>
+        <w:t>忘記密碼可用信箱驗證或請管理員協助，不使用 Passkey。信箱連結應進入重設流程，即使原瀏覽器已登入 A 或 B，都不能直接停在已登入首頁當成重設成功。過期時申請新連結，不一直點舊信。</w:t>
+      </w:r>
+    </w:p>
+    <w:p>
+      <w:pPr>
+        <w:keepLines/>
+      </w:pPr>
+      <w:r>
+        <w:rPr>
+          <w:rFonts w:ascii="Aptos" w:hAnsi="Aptos" w:eastAsia="Microsoft JhengHei"/>
+        </w:rPr>
+        <w:t>管理者協助會從後端重設暫時密碼，再由管理者回覆；登入後自行修改，不在公開截圖或測試紀錄保存密碼。</w:t>
+      </w:r>
+    </w:p>
+    <w:p>
+      <w:pPr>
+        <w:keepLines/>
+      </w:pPr>
+      <w:r>
+        <w:rPr>
+          <w:rFonts w:ascii="Aptos" w:hAnsi="Aptos" w:eastAsia="Microsoft JhengHei"/>
+        </w:rPr>
+        <w:t>刪除帳號是先申請再由管理者處理。申請中再次送出應顯示申請中，可依畫面撤銷並由管理者確認撤銷。此申請限雲端，入口另受目前版本角色條件控制。不要把送出申請、清理全部資料與管理者完成刪除混為一談。</w:t>
+      </w:r>
+    </w:p>
+    <w:p>
+      <w:pPr>
+        <w:keepLines/>
+      </w:pPr>
+      <w:r>
+        <w:rPr>
+          <w:rFonts w:ascii="Aptos" w:hAnsi="Aptos" w:eastAsia="Microsoft JhengHei"/>
+        </w:rPr>
+        <w:t>App 啟動、回前景會檢查帳號有效性，一般操作主動檢查有節流，明確驗證錯誤走統一失效處理。離線或關閉的裝置不保證立即回登入，必須記錄何時恢復網路與同步。</w:t>
+      </w:r>
+    </w:p>
+    <w:p>
+      <w:pPr>
+        <w:pStyle w:val="Heading1"/>
+      </w:pPr>
+      <w:r>
+        <w:t>22 合作廠商工作台</w:t>
+      </w:r>
+    </w:p>
+    <w:p>
+      <w:pPr>
+        <w:keepLines/>
+      </w:pPr>
+      <w:r>
+        <w:rPr>
+          <w:rFonts w:ascii="Aptos" w:hAnsi="Aptos" w:eastAsia="Microsoft JhengHei"/>
+        </w:rPr>
+        <w:t>登入先看目前權益與使用量，再看近期投稿、內容概況及成效。活動與景點的投稿入口應開正確表單，廠商只看自己的內容，不需要我的與全部切換。</w:t>
+      </w:r>
+    </w:p>
+    <w:p>
+      <w:pPr>
+        <w:keepLines/>
+      </w:pPr>
+      <w:r>
+        <w:rPr>
+          <w:rFonts w:ascii="Aptos" w:hAnsi="Aptos" w:eastAsia="Microsoft JhengHei"/>
+        </w:rPr>
+        <w:t>投稿完整度檢查名稱、日期、城市、地點、說明與報名連結，屬填寫輔助而非審核保證。照片會計入相應線上容量。已公開或曾公開內容的刪除限制與一般作者一致。</w:t>
+      </w:r>
+    </w:p>
+    <w:p>
+      <w:pPr>
+        <w:keepLines/>
+      </w:pPr>
+      <w:r>
+        <w:rPr>
+          <w:rFonts w:ascii="Aptos" w:hAnsi="Aptos" w:eastAsia="Microsoft JhengHei"/>
+        </w:rPr>
+        <w:t>成效包括瀏覽、卡片點擊、報名連結、收藏與偏好等計數，沒有資料時看引導，不把零視為壞掉。互動計數不等於實際成交或到場人數。接近或用完額度時依提示查看方案，不能自行改版本價格。</w:t>
+      </w:r>
+    </w:p>
+    <w:p>
+      <w:pPr>
+        <w:pStyle w:val="Heading1"/>
+      </w:pPr>
+      <w:r>
+        <w:t>23 股票 商業企劃書與意見回饋</w:t>
+      </w:r>
+    </w:p>
+    <w:p>
+      <w:pPr>
+        <w:pStyle w:val="Heading2"/>
+      </w:pPr>
+      <w:r>
+        <w:t>股票</w:t>
+      </w:r>
+    </w:p>
+    <w:p>
+      <w:pPr>
+        <w:keepLines/>
+      </w:pPr>
+      <w:r>
+        <w:rPr>
+          <w:rFonts w:ascii="Aptos" w:hAnsi="Aptos" w:eastAsia="Microsoft JhengHei"/>
+        </w:rPr>
+        <w:t>有權限才進入。初始載入與背景更新時日期選擇停用，更新成功或失敗後才開放不晚於最新資料日期的歷史日期。選舊日期後不能悄悄回最新，失敗應能重選日期。搜尋代號或名稱同時篩選買賣超與股票清單，清除後恢復。私人 Mac API 關機與雲端歷史資料是否存在是兩回事。</w:t>
+      </w:r>
+    </w:p>
+    <w:p>
+      <w:pPr>
+        <w:pStyle w:val="Heading2"/>
+      </w:pPr>
+      <w:r>
+        <w:t>商業企劃書</w:t>
+      </w:r>
+    </w:p>
+    <w:p>
+      <w:pPr>
+        <w:keepLines/>
+      </w:pPr>
+      <w:r>
+        <w:rPr>
+          <w:rFonts w:ascii="Aptos" w:hAnsi="Aptos" w:eastAsia="Microsoft JhengHei"/>
+        </w:rPr>
+        <w:t>有權限者選模板、建立名稱、填章節與答案並設定進行中、尚未開始或已完成。預設看進行中與尚未開始，較早建立或已完成可用查看更多。完成不是刪除，重新開啟內容應保留。</w:t>
+      </w:r>
+    </w:p>
+    <w:p>
+      <w:pPr>
+        <w:pStyle w:val="Heading2"/>
+      </w:pPr>
+      <w:r>
+        <w:t>意見回饋</w:t>
+      </w:r>
+    </w:p>
+    <w:p>
+      <w:pPr>
+        <w:keepLines/>
+      </w:pPr>
+      <w:r>
+        <w:rPr>
+          <w:rFonts w:ascii="Aptos" w:hAnsi="Aptos" w:eastAsia="Microsoft JhengHei"/>
+        </w:rPr>
+        <w:t>填主旨、內容、副本與必要截圖。圖多時點選所需圖片再開啟，檢查放大縮小、關閉與捲動。管理者修改處理狀態後清單應刷新；不要把視窗關閉按鈕與刪除議題混淆。</w:t>
+      </w:r>
+    </w:p>
+    <w:p>
+      <w:pPr>
+        <w:pStyle w:val="Heading1"/>
+      </w:pPr>
+      <w:r>
+        <w:t>24 管理者操作</w:t>
+      </w:r>
+    </w:p>
+    <w:p>
+      <w:pPr>
+        <w:pStyle w:val="Heading2"/>
+      </w:pPr>
+      <w:r>
+        <w:t>模組授權</w:t>
+      </w:r>
+    </w:p>
+    <w:p>
+      <w:pPr>
+        <w:keepLines/>
+      </w:pPr>
+      <w:r>
+        <w:rPr>
+          <w:rFonts w:ascii="Aptos" w:hAnsi="Aptos" w:eastAsia="Microsoft JhengHei"/>
+        </w:rPr>
+        <w:t>輸入已存在 Email 後查詢，查無帳號不顯示勾選清單。勾選或取消模組後儲存，再查一次核對。授權不是建立付費訂閱，也不應取消勾選後仍保留使用權。一般帳號不應看得到此管理入口。</w:t>
+      </w:r>
+    </w:p>
+    <w:p>
+      <w:pPr>
+        <w:pStyle w:val="Heading2"/>
+      </w:pPr>
+      <w:r>
+        <w:t>使用者訂閱</w:t>
+      </w:r>
+    </w:p>
+    <w:p>
+      <w:pPr>
+        <w:ind w:left="259" w:hanging="259"/>
+      </w:pPr>
+      <w:r>
+        <w:rPr>
+          <w:rFonts w:ascii="Aptos" w:hAnsi="Aptos" w:eastAsia="Microsoft JhengHei"/>
+        </w:rPr>
+        <w:t>1. 進方案與訂閱下方管理區，輸入 Email 先查詢。</w:t>
+      </w:r>
+    </w:p>
+    <w:p>
+      <w:pPr>
+        <w:ind w:left="259" w:hanging="259"/>
+      </w:pPr>
+      <w:r>
+        <w:rPr>
+          <w:rFonts w:ascii="Aptos" w:hAnsi="Aptos" w:eastAsia="Microsoft JhengHei"/>
+        </w:rPr>
+        <w:t>2. 無資料才建立新設定，有多筆時逐筆核對模式、版本、倍率及到期日。</w:t>
+      </w:r>
+    </w:p>
+    <w:p>
+      <w:pPr>
+        <w:ind w:left="259" w:hanging="259"/>
+      </w:pPr>
+      <w:r>
+        <w:rPr>
+          <w:rFonts w:ascii="Aptos" w:hAnsi="Aptos" w:eastAsia="Microsoft JhengHei"/>
+        </w:rPr>
+        <w:t>3. 加購使用新增額度；已有有效權益但未選新增時應再次確認。</w:t>
+      </w:r>
+    </w:p>
+    <w:p>
+      <w:pPr>
+        <w:ind w:left="259" w:hanging="259"/>
+      </w:pPr>
+      <w:r>
+        <w:rPr>
+          <w:rFonts w:ascii="Aptos" w:hAnsi="Aptos" w:eastAsia="Microsoft JhengHei"/>
+        </w:rPr>
+        <w:t>4. 修改某一筆按該列編輯，延長 N 天的 N 可自行改。</w:t>
+      </w:r>
+    </w:p>
+    <w:p>
+      <w:pPr>
+        <w:ind w:left="259" w:hanging="259"/>
+      </w:pPr>
+      <w:r>
+        <w:rPr>
+          <w:rFonts w:ascii="Aptos" w:hAnsi="Aptos" w:eastAsia="Microsoft JhengHei"/>
+        </w:rPr>
+        <w:t>5. 刪錯誤訂閱只刪指定一筆，不能連其他有效權益一起刪。</w:t>
+      </w:r>
+    </w:p>
+    <w:p>
+      <w:pPr>
+        <w:ind w:left="259" w:hanging="259"/>
+      </w:pPr>
+      <w:r>
+        <w:rPr>
+          <w:rFonts w:ascii="Aptos" w:hAnsi="Aptos" w:eastAsia="Microsoft JhengHei"/>
+        </w:rPr>
+        <w:t>6. 核對使用者端當前模式的累加額度及近期兩個下降階段。</w:t>
+      </w:r>
+    </w:p>
+    <w:p>
+      <w:pPr>
+        <w:pStyle w:val="Heading2"/>
+      </w:pPr>
+      <w:r>
+        <w:t>版本與活動</w:t>
+      </w:r>
+    </w:p>
+    <w:p>
+      <w:pPr>
+        <w:keepLines/>
+      </w:pPr>
+      <w:r>
+        <w:rPr>
+          <w:rFonts w:ascii="Aptos" w:hAnsi="Aptos" w:eastAsia="Microsoft JhengHei"/>
+        </w:rPr>
+        <w:t>一般使用者與廠商收費版本分開。相同名稱更新原版本，不同名稱建立新版本；已使用權益的快照影響需另核對，不能假設所有舊訂閱一起改。沒人使用的版本才可依規則刪除。</w:t>
+      </w:r>
+    </w:p>
+    <w:p>
+      <w:pPr>
+        <w:keepLines/>
+      </w:pPr>
+      <w:r>
+        <w:rPr>
+          <w:rFonts w:ascii="Aptos" w:hAnsi="Aptos" w:eastAsia="Microsoft JhengHei"/>
+        </w:rPr>
+        <w:t>本機版本中 0 對適用不限量資源代表不限制，畫面要說清楚，不能把不支援的分享也顯示無限。不限額度活動可多筆，設定起訖、提醒天數與適用帳號；空名單與指定名單不同，修改後核對邊界與提示。</w:t>
+      </w:r>
+    </w:p>
+    <w:p>
+      <w:pPr>
+        <w:pStyle w:val="Heading2"/>
+      </w:pPr>
+      <w:r>
+        <w:t>帳號與內容審核</w:t>
+      </w:r>
+    </w:p>
+    <w:p>
+      <w:pPr>
+        <w:keepLines/>
+      </w:pPr>
+      <w:r>
+        <w:rPr>
+          <w:rFonts w:ascii="Aptos" w:hAnsi="Aptos" w:eastAsia="Microsoft JhengHei"/>
+        </w:rPr>
+        <w:t>確認使用者信箱與意圖後，建立一般或廠商帳號、重設暫時密碼。後端需有效管理權限與機密設定，找不到帳號時不要另建相似拼字代替。</w:t>
+      </w:r>
+    </w:p>
+    <w:p>
+      <w:pPr>
+        <w:keepLines/>
+      </w:pPr>
+      <w:r>
+        <w:rPr>
+          <w:rFonts w:ascii="Aptos" w:hAnsi="Aptos" w:eastAsia="Microsoft JhengHei"/>
+        </w:rPr>
+        <w:t>審核投稿後核對公開狀態與原作者未改。刪除帳號及撤銷申請先查狀態再執行，成功訊息必須對應實際完成的動作。</w:t>
+      </w:r>
+    </w:p>
+    <w:p>
+      <w:pPr>
+        <w:pStyle w:val="Heading1"/>
+      </w:pPr>
+      <w:r>
+        <w:t>25 故障排除與回報</w:t>
+      </w:r>
+    </w:p>
+    <w:p>
+      <w:pPr>
+        <w:pStyle w:val="Heading2"/>
+      </w:pPr>
+      <w:r>
+        <w:t>看不到資料</w:t>
+      </w:r>
+    </w:p>
+    <w:p>
+      <w:pPr>
+        <w:keepLines/>
+      </w:pPr>
+      <w:r>
+        <w:rPr>
+          <w:rFonts w:ascii="Aptos" w:hAnsi="Aptos" w:eastAsia="Microsoft JhengHei"/>
+        </w:rPr>
+        <w:t>依序查帳號、儲存位置、日期範圍、城市、關鍵字、授權及載入更多。不要先清除網站資料。若剛搬移，核對來源與目的端支援資源數量，保留原錯誤訊息。</w:t>
+      </w:r>
+    </w:p>
+    <w:p>
+      <w:pPr>
+        <w:pStyle w:val="Heading2"/>
+      </w:pPr>
+      <w:r>
+        <w:t>載入較慢</w:t>
+      </w:r>
+    </w:p>
+    <w:p>
+      <w:pPr>
+        <w:keepLines/>
+      </w:pPr>
+      <w:r>
+        <w:rPr>
+          <w:rFonts w:ascii="Aptos" w:hAnsi="Aptos" w:eastAsia="Microsoft JhengHei"/>
+        </w:rPr>
+        <w:t>分辨轉圈等第一筆、文字已出現等圖片、或捲動卡頓。開發協助時附 MemoryLoad 紀錄與 Debug 或 Profile 模式，不只說轉幾圈。首批分小批不是壓縮照片，也不保證每個網路下同樣快。</w:t>
+      </w:r>
+    </w:p>
+    <w:p>
+      <w:pPr>
+        <w:pStyle w:val="Heading2"/>
+      </w:pPr>
+      <w:r>
+        <w:t>額度不符</w:t>
+      </w:r>
+    </w:p>
+    <w:p>
+      <w:pPr>
+        <w:keepLines/>
+      </w:pPr>
+      <w:r>
+        <w:rPr>
+          <w:rFonts w:ascii="Aptos" w:hAnsi="Aptos" w:eastAsia="Microsoft JhengHei"/>
+        </w:rPr>
+        <w:t>先看當前位置，再查同模式有效權益、倍率、活動與到期日期。回報需具體列出已使用及上限，不只說自己是 Plus。</w:t>
+      </w:r>
+    </w:p>
+    <w:p>
+      <w:pPr>
+        <w:pStyle w:val="Heading2"/>
+      </w:pPr>
+      <w:r>
+        <w:t>回報需要的資料</w:t>
+      </w:r>
+    </w:p>
+    <w:p>
+      <w:pPr>
+        <w:keepLines/>
+      </w:pPr>
+      <w:r>
+        <w:rPr>
+          <w:rFonts w:ascii="Aptos" w:hAnsi="Aptos" w:eastAsia="Microsoft JhengHei"/>
+        </w:rPr>
+        <w:t>記錄裝置、系統、App 版本、語系、角色、模式、時間、操作步驟、預期及實際結果。可附去識別化截圖與錯誤碼。不要附密碼、access token、service_role key、完整驗證連結或私人照片。用測試帳號 A、B 代稱即可。</w:t>
       </w:r>
     </w:p>
     <w:sectPr>
@@ -2682,7 +5167,7 @@
     <w:r>
       <w:rPr>
         <w:rFonts w:ascii="Aptos" w:hAnsi="Aptos" w:eastAsia="Microsoft JhengHei"/>
-        <w:color w:val="595959"/>
+        <w:color w:val="000000"/>
         <w:sz w:val="17"/>
       </w:rPr>
       <w:t>Life Pilot 使用者操作說明</w:t>
@@ -3055,12 +5540,12 @@
     <w:qFormat/>
     <w:rsid w:val="00FC693F"/>
     <w:pPr>
-      <w:spacing w:after="100" w:line="269" w:lineRule="auto"/>
+      <w:spacing w:after="100" w:line="278" w:lineRule="auto"/>
     </w:pPr>
     <w:rPr>
       <w:rFonts w:ascii="Aptos" w:hAnsi="Aptos" w:eastAsia="Microsoft JhengHei"/>
-      <w:color w:val="1F1F1F"/>
-      <w:sz w:val="21"/>
+      <w:color w:val="000000"/>
+      <w:sz w:val="22"/>
     </w:rPr>
   </w:style>
   <w:style w:type="paragraph" w:styleId="Header">
@@ -3407,9 +5892,6 @@
     <w:rsid w:val="00FC693F"/>
     <w:pPr>
       <w:keepNext/>
-      <w:pBdr>
-        <w:bottom w:val="single" w:sz="8" w:space="4" w:color="4F81BD" w:themeColor="accent1"/>
-      </w:pBdr>
       <w:spacing w:after="200" w:line="240" w:lineRule="auto" w:before="0"/>
       <w:contextualSpacing/>
     </w:pPr>
@@ -3895,9 +6377,6 @@
     <w:qFormat/>
     <w:rsid w:val="00FC693F"/>
     <w:pPr>
-      <w:pBdr>
-        <w:bottom w:val="single" w:sz="4" w:space="4" w:color="4F81BD" w:themeColor="accent1"/>
-      </w:pBdr>
       <w:spacing w:before="200" w:after="280"/>
       <w:ind w:left="936" w:right="936"/>
     </w:pPr>
@@ -14758,7 +17237,7 @@
     </w:pPr>
     <w:rPr>
       <w:rFonts w:ascii="Cascadia Mono" w:hAnsi="Cascadia Mono"/>
-      <w:sz w:val="16"/>
+      <w:sz w:val="19"/>
     </w:rPr>
   </w:style>
 </w:styles>
